--- a/paper_resources/manuscript/main.docx
+++ b/paper_resources/manuscript/main.docx
@@ -2302,19 +2302,19 @@
         <w:pStyle w:val="FirstParagraph"/>
       </w:pPr>
       <w:r>
-        <w:t xml:space="preserve">There are four important predecessors that provide the background</w:t>
-      </w:r>
-      <w:r>
-        <w:t xml:space="preserve"> </w:t>
-      </w:r>
-      <w:r>
-        <w:t xml:space="preserve">for this study. We will go through them in the order in which they</w:t>
-      </w:r>
-      <w:r>
-        <w:t xml:space="preserve"> </w:t>
-      </w:r>
-      <w:r>
-        <w:t xml:space="preserve">bear on the design of our simulation.</w:t>
+        <w:t xml:space="preserve">Multiple relevant background precedent works exist that contribute</w:t>
+      </w:r>
+      <w:r>
+        <w:t xml:space="preserve"> </w:t>
+      </w:r>
+      <w:r>
+        <w:t xml:space="preserve">to the foundational premise of this research. These are discussed in</w:t>
+      </w:r>
+      <w:r>
+        <w:t xml:space="preserve"> </w:t>
+      </w:r>
+      <w:r>
+        <w:t xml:space="preserve">the order in which they relate to our simulations:</w:t>
       </w:r>
     </w:p>
     <w:p>
@@ -2322,25 +2322,13 @@
         <w:pStyle w:val="BodyText"/>
       </w:pPr>
       <w:r>
-        <w:t xml:space="preserve">Within the empirical economics of online reputation systems, one</w:t>
-      </w:r>
-      <w:r>
-        <w:t xml:space="preserve"> </w:t>
-      </w:r>
-      <w:r>
-        <w:t xml:space="preserve">of the first papers to study what would become known as the</w:t>
-      </w:r>
-      <w:r>
-        <w:t xml:space="preserve"> </w:t>
-      </w:r>
-      <w:r>
-        <w:t xml:space="preserve">transparency paradox on a large scale was Resnick and Zeckhauser’s</w:t>
-      </w:r>
-      <w:r>
-        <w:t xml:space="preserve"> </w:t>
-      </w:r>
-      <w:r>
-        <w:t xml:space="preserve">study of eBay</w:t>
+        <w:t xml:space="preserve">First, there exists the empirical economics of online reputation</w:t>
+      </w:r>
+      <w:r>
+        <w:t xml:space="preserve"> </w:t>
+      </w:r>
+      <w:r>
+        <w:t xml:space="preserve">systems. Resnick &amp; Zeckhauser</w:t>
       </w:r>
       <w:r>
         <w:t xml:space="preserve"> </w:t>
@@ -2349,61 +2337,94 @@
         <w:t xml:space="preserve">[1]</w:t>
       </w:r>
       <w:r>
-        <w:t xml:space="preserve">. While sellers with perfect</w:t>
-      </w:r>
-      <w:r>
-        <w:t xml:space="preserve"> </w:t>
-      </w:r>
-      <w:r>
-        <w:t xml:space="preserve">feedback scores tended to earn lower profit margins, sellers with</w:t>
-      </w:r>
-      <w:r>
-        <w:t xml:space="preserve"> </w:t>
-      </w:r>
-      <w:r>
-        <w:t xml:space="preserve">slightly imperfect records did not. The reason for this is simple.</w:t>
-      </w:r>
-      <w:r>
-        <w:t xml:space="preserve"> </w:t>
-      </w:r>
-      <w:r>
-        <w:t xml:space="preserve">If a seller always cooperates, they do not move from the listed</w:t>
-      </w:r>
-      <w:r>
-        <w:t xml:space="preserve"> </w:t>
-      </w:r>
-      <w:r>
-        <w:t xml:space="preserve">price. Negative reviews would threaten the seller’s perfect</w:t>
-      </w:r>
-      <w:r>
-        <w:t xml:space="preserve"> </w:t>
-      </w:r>
-      <w:r>
-        <w:t xml:space="preserve">record, so buyers rightly conclude that this seller will never do</w:t>
-      </w:r>
-      <w:r>
-        <w:t xml:space="preserve"> </w:t>
-      </w:r>
-      <w:r>
-        <w:t xml:space="preserve">anything that would pose a threat to their reputation by, say,</w:t>
-      </w:r>
-      <w:r>
-        <w:t xml:space="preserve"> </w:t>
-      </w:r>
-      <w:r>
-        <w:t xml:space="preserve">offering a better price for the books or going above and beyond on</w:t>
-      </w:r>
-      <w:r>
-        <w:t xml:space="preserve"> </w:t>
-      </w:r>
-      <w:r>
-        <w:t xml:space="preserve">returns. That leaves the buyer in the better bargaining position.</w:t>
-      </w:r>
-      <w:r>
-        <w:t xml:space="preserve"> </w:t>
-      </w:r>
-      <w:r>
-        <w:t xml:space="preserve">Bolton, Katok, and Ockenfels</w:t>
+        <w:t xml:space="preserve"> </w:t>
+      </w:r>
+      <w:r>
+        <w:t xml:space="preserve">analyzed</w:t>
+      </w:r>
+      <w:r>
+        <w:t xml:space="preserve"> </w:t>
+      </w:r>
+      <w:r>
+        <w:t xml:space="preserve">their study of eBay to demonstrate what was termed the transparency</w:t>
+      </w:r>
+      <w:r>
+        <w:t xml:space="preserve"> </w:t>
+      </w:r>
+      <w:r>
+        <w:t xml:space="preserve">paradox. Their findings indicated that sellers who had achieved</w:t>
+      </w:r>
+      <w:r>
+        <w:t xml:space="preserve"> </w:t>
+      </w:r>
+      <w:r>
+        <w:t xml:space="preserve">perfect feedback scores earned lower profit margins than sellers</w:t>
+      </w:r>
+      <w:r>
+        <w:t xml:space="preserve"> </w:t>
+      </w:r>
+      <w:r>
+        <w:t xml:space="preserve">whose feedback scores contained slight imperfections. Sellers with</w:t>
+      </w:r>
+      <w:r>
+        <w:t xml:space="preserve"> </w:t>
+      </w:r>
+      <w:r>
+        <w:t xml:space="preserve">perfect reputations tend to be overly protective of their</w:t>
+      </w:r>
+      <w:r>
+        <w:t xml:space="preserve"> </w:t>
+      </w:r>
+      <w:r>
+        <w:t xml:space="preserve">reputation. Since sellers with a perfect record may never risk</w:t>
+      </w:r>
+      <w:r>
+        <w:t xml:space="preserve"> </w:t>
+      </w:r>
+      <w:r>
+        <w:t xml:space="preserve">damaging their reputation with even a single poor rating, buyers can</w:t>
+      </w:r>
+      <w:r>
+        <w:t xml:space="preserve"> </w:t>
+      </w:r>
+      <w:r>
+        <w:t xml:space="preserve">accurately assume that such sellers will never negotiate. Therefore,</w:t>
+      </w:r>
+      <w:r>
+        <w:t xml:space="preserve"> </w:t>
+      </w:r>
+      <w:r>
+        <w:t xml:space="preserve">the price sellers post represents the lowest price they are willing</w:t>
+      </w:r>
+      <w:r>
+        <w:t xml:space="preserve"> </w:t>
+      </w:r>
+      <w:r>
+        <w:t xml:space="preserve">to accept, thus providing the buyer with the ability to negotiate</w:t>
+      </w:r>
+      <w:r>
+        <w:t xml:space="preserve"> </w:t>
+      </w:r>
+      <w:r>
+        <w:t xml:space="preserve">and reducing the seller’s profit margin. Sellers with slightly less</w:t>
+      </w:r>
+      <w:r>
+        <w:t xml:space="preserve"> </w:t>
+      </w:r>
+      <w:r>
+        <w:t xml:space="preserve">than perfect reputations have much greater flexibility to negotiate</w:t>
+      </w:r>
+      <w:r>
+        <w:t xml:space="preserve"> </w:t>
+      </w:r>
+      <w:r>
+        <w:t xml:space="preserve">due to the fact that their reputations do not carry the same level</w:t>
+      </w:r>
+      <w:r>
+        <w:t xml:space="preserve"> </w:t>
+      </w:r>
+      <w:r>
+        <w:t xml:space="preserve">of vulnerability. Bolton, Katok, &amp; Ockenfels</w:t>
       </w:r>
       <w:r>
         <w:t xml:space="preserve"> </w:t>
@@ -2415,25 +2436,31 @@
         <w:t xml:space="preserve"> </w:t>
       </w:r>
       <w:r>
-        <w:t xml:space="preserve">later</w:t>
-      </w:r>
-      <w:r>
-        <w:t xml:space="preserve"> </w:t>
-      </w:r>
-      <w:r>
-        <w:t xml:space="preserve">tried to replicate this in games with controlled trust. A similar</w:t>
-      </w:r>
-      <w:r>
-        <w:t xml:space="preserve"> </w:t>
-      </w:r>
-      <w:r>
-        <w:t xml:space="preserve">dynamic is reflected in the microstructures of financial markets.</w:t>
-      </w:r>
-      <w:r>
-        <w:t xml:space="preserve"> </w:t>
-      </w:r>
-      <w:r>
-        <w:t xml:space="preserve">Adverse selection against predictable market-makers</w:t>
+        <w:t xml:space="preserve">later replicated this pattern in</w:t>
+      </w:r>
+      <w:r>
+        <w:t xml:space="preserve"> </w:t>
+      </w:r>
+      <w:r>
+        <w:t xml:space="preserve">controlled trust games and demonstrated the same underlying</w:t>
+      </w:r>
+      <w:r>
+        <w:t xml:space="preserve"> </w:t>
+      </w:r>
+      <w:r>
+        <w:t xml:space="preserve">mechanism as Resnick &amp; Zeckhauser. An analogous phenomenon occurs</w:t>
+      </w:r>
+      <w:r>
+        <w:t xml:space="preserve"> </w:t>
+      </w:r>
+      <w:r>
+        <w:t xml:space="preserve">within financial markets, where adverse selection against</w:t>
+      </w:r>
+      <w:r>
+        <w:t xml:space="preserve"> </w:t>
+      </w:r>
+      <w:r>
+        <w:t xml:space="preserve">predictably behaving market makers</w:t>
       </w:r>
       <w:r>
         <w:t xml:space="preserve"> </w:t>
@@ -2445,49 +2472,55 @@
         <w:t xml:space="preserve"> </w:t>
       </w:r>
       <w:r>
-        <w:t xml:space="preserve">produces the same qualitative patterns not</w:t>
-      </w:r>
-      <w:r>
-        <w:t xml:space="preserve"> </w:t>
-      </w:r>
-      <w:r>
-        <w:t xml:space="preserve">by reputation per se but through information asymmetry. This</w:t>
-      </w:r>
-      <w:r>
-        <w:t xml:space="preserve"> </w:t>
-      </w:r>
-      <w:r>
-        <w:t xml:space="preserve">mechanism is observational but consistent: visible cooperation can</w:t>
-      </w:r>
-      <w:r>
-        <w:t xml:space="preserve"> </w:t>
-      </w:r>
-      <w:r>
-        <w:t xml:space="preserve">be exploited when opponents can act around it. Therefore, it</w:t>
-      </w:r>
-      <w:r>
-        <w:t xml:space="preserve"> </w:t>
-      </w:r>
-      <w:r>
-        <w:t xml:space="preserve">provides evidence for the presence of this effect in real-world</w:t>
-      </w:r>
-      <w:r>
-        <w:t xml:space="preserve"> </w:t>
-      </w:r>
-      <w:r>
-        <w:t xml:space="preserve">marketplaces too. What it cannot tell us is whether the effect</w:t>
-      </w:r>
-      <w:r>
-        <w:t xml:space="preserve"> </w:t>
-      </w:r>
-      <w:r>
-        <w:t xml:space="preserve">would persist if the cooperative actors were smarter, since these</w:t>
-      </w:r>
-      <w:r>
-        <w:t xml:space="preserve"> </w:t>
-      </w:r>
-      <w:r>
-        <w:t xml:space="preserve">studies do not typically re-engineer the seller population.</w:t>
+        <w:t xml:space="preserve">creates</w:t>
+      </w:r>
+      <w:r>
+        <w:t xml:space="preserve"> </w:t>
+      </w:r>
+      <w:r>
+        <w:t xml:space="preserve">equivalent effects—caused by asymmetric information rather than a</w:t>
+      </w:r>
+      <w:r>
+        <w:t xml:space="preserve"> </w:t>
+      </w:r>
+      <w:r>
+        <w:t xml:space="preserve">reputation itself. In total, this literature demonstrates that the</w:t>
+      </w:r>
+      <w:r>
+        <w:t xml:space="preserve"> </w:t>
+      </w:r>
+      <w:r>
+        <w:t xml:space="preserve">phenomenon is indeed present within actual marketplaces, however,</w:t>
+      </w:r>
+      <w:r>
+        <w:t xml:space="preserve"> </w:t>
+      </w:r>
+      <w:r>
+        <w:t xml:space="preserve">this literature cannot provide evidence regarding whether the</w:t>
+      </w:r>
+      <w:r>
+        <w:t xml:space="preserve"> </w:t>
+      </w:r>
+      <w:r>
+        <w:t xml:space="preserve">phenomenon would continue to occur should cooperative actors be</w:t>
+      </w:r>
+      <w:r>
+        <w:t xml:space="preserve"> </w:t>
+      </w:r>
+      <w:r>
+        <w:t xml:space="preserve">intelligent enough to prevent themselves from being taken advantage</w:t>
+      </w:r>
+      <w:r>
+        <w:t xml:space="preserve"> </w:t>
+      </w:r>
+      <w:r>
+        <w:t xml:space="preserve">of—since this literature does not alter the composition of</w:t>
+      </w:r>
+      <w:r>
+        <w:t xml:space="preserve"> </w:t>
+      </w:r>
+      <w:r>
+        <w:t xml:space="preserve">participating sellers.</w:t>
       </w:r>
     </w:p>
     <w:tbl>
@@ -2785,67 +2818,109 @@
         <w:pStyle w:val="BodyText"/>
       </w:pPr>
       <w:r>
-        <w:t xml:space="preserve">The next line of work is the computation of cooperation in games</w:t>
-      </w:r>
-      <w:r>
-        <w:t xml:space="preserve"> </w:t>
-      </w:r>
-      <w:r>
-        <w:t xml:space="preserve">with repeated interactions. Before continuing it is worth</w:t>
-      </w:r>
-      <w:r>
-        <w:t xml:space="preserve"> </w:t>
-      </w:r>
-      <w:r>
-        <w:t xml:space="preserve">introducing the Prisoner’s Dilemma directly, since it is the</w:t>
-      </w:r>
-      <w:r>
-        <w:t xml:space="preserve"> </w:t>
-      </w:r>
-      <w:r>
-        <w:t xml:space="preserve">canonical setting in which the tension between cooperation and</w:t>
-      </w:r>
-      <w:r>
-        <w:t xml:space="preserve"> </w:t>
-      </w:r>
-      <w:r>
-        <w:t xml:space="preserve">exploitation has been studied. The setup is symmetric: you and one</w:t>
-      </w:r>
-      <w:r>
-        <w:t xml:space="preserve"> </w:t>
-      </w:r>
-      <w:r>
-        <w:t xml:space="preserve">other player each face a single choice between cooperating and</w:t>
-      </w:r>
-      <w:r>
-        <w:t xml:space="preserve"> </w:t>
-      </w:r>
-      <w:r>
-        <w:t xml:space="preserve">cheating. If you cooperate, you give up a small immediate cost so</w:t>
-      </w:r>
-      <w:r>
-        <w:t xml:space="preserve"> </w:t>
-      </w:r>
-      <w:r>
-        <w:t xml:space="preserve">that the other player receives a larger benefit; if you cheat, you</w:t>
-      </w:r>
-      <w:r>
-        <w:t xml:space="preserve"> </w:t>
-      </w:r>
-      <w:r>
-        <w:t xml:space="preserve">keep your cost but the other player gets nothing. The other player</w:t>
-      </w:r>
-      <w:r>
-        <w:t xml:space="preserve"> </w:t>
-      </w:r>
-      <w:r>
-        <w:t xml:space="preserve">faces the same choice at the same time. Figure 1</w:t>
-      </w:r>
-      <w:r>
-        <w:t xml:space="preserve"> </w:t>
-      </w:r>
-      <w:r>
-        <w:t xml:space="preserve">shows the setup, in the framing of Nicky Case’s</w:t>
+        <w:t xml:space="preserve">Second, there is a substantial amount of computational research</w:t>
+      </w:r>
+      <w:r>
+        <w:t xml:space="preserve"> </w:t>
+      </w:r>
+      <w:r>
+        <w:t xml:space="preserve">concerning cooperation in repeated games. Prior to discussing</w:t>
+      </w:r>
+      <w:r>
+        <w:t xml:space="preserve"> </w:t>
+      </w:r>
+      <w:r>
+        <w:t xml:space="preserve">cooperation, it is necessary to discuss the Prisoner’s Dilemma as it</w:t>
+      </w:r>
+      <w:r>
+        <w:t xml:space="preserve"> </w:t>
+      </w:r>
+      <w:r>
+        <w:t xml:space="preserve">is widely recognized as the paradigmatic example of the conflict</w:t>
+      </w:r>
+      <w:r>
+        <w:t xml:space="preserve"> </w:t>
+      </w:r>
+      <w:r>
+        <w:t xml:space="preserve">between cooperation and exploitation. Each prisoner has two options:</w:t>
+      </w:r>
+      <w:r>
+        <w:t xml:space="preserve"> </w:t>
+      </w:r>
+      <w:r>
+        <w:t xml:space="preserve">(A) Cooperate or (B) Defect. Each prisoner makes their decision</w:t>
+      </w:r>
+      <w:r>
+        <w:t xml:space="preserve"> </w:t>
+      </w:r>
+      <w:r>
+        <w:t xml:space="preserve">simultaneously. There are four possible outcomes based upon the</w:t>
+      </w:r>
+      <w:r>
+        <w:t xml:space="preserve"> </w:t>
+      </w:r>
+      <w:r>
+        <w:t xml:space="preserve">decisions made by each of the prisoners. Both prisoners choosing</w:t>
+      </w:r>
+      <w:r>
+        <w:t xml:space="preserve"> </w:t>
+      </w:r>
+      <w:r>
+        <w:t xml:space="preserve">option (A), i.e., Cooperating with one another results in both</w:t>
+      </w:r>
+      <w:r>
+        <w:t xml:space="preserve"> </w:t>
+      </w:r>
+      <w:r>
+        <w:t xml:space="preserve">prisoners receiving a moderate penalty for doing so; However, each</w:t>
+      </w:r>
+      <w:r>
+        <w:t xml:space="preserve"> </w:t>
+      </w:r>
+      <w:r>
+        <w:t xml:space="preserve">prisoner receives a significant reward. When one prisoner chooses</w:t>
+      </w:r>
+      <w:r>
+        <w:t xml:space="preserve"> </w:t>
+      </w:r>
+      <w:r>
+        <w:t xml:space="preserve">option (A), i.e., Cooperates and the other prisoner selects option</w:t>
+      </w:r>
+      <w:r>
+        <w:t xml:space="preserve"> </w:t>
+      </w:r>
+      <w:r>
+        <w:t xml:space="preserve">(B), i.e., Defects, the prisoner who selected option (A) incurs a</w:t>
+      </w:r>
+      <w:r>
+        <w:t xml:space="preserve"> </w:t>
+      </w:r>
+      <w:r>
+        <w:t xml:space="preserve">loss whereas the prisoner who chose option (B) receives a</w:t>
+      </w:r>
+      <w:r>
+        <w:t xml:space="preserve"> </w:t>
+      </w:r>
+      <w:r>
+        <w:t xml:space="preserve">significant reward and pays no penalties. Conversely, when both</w:t>
+      </w:r>
+      <w:r>
+        <w:t xml:space="preserve"> </w:t>
+      </w:r>
+      <w:r>
+        <w:t xml:space="preserve">prisoners select option (B), i.e., Defect, both receive no rewards.</w:t>
+      </w:r>
+      <w:r>
+        <w:t xml:space="preserve"> </w:t>
+      </w:r>
+      <w:r>
+        <w:t xml:space="preserve">Figure 1 illustrates these four possible outcomes using</w:t>
+      </w:r>
+      <w:r>
+        <w:t xml:space="preserve"> </w:t>
+      </w:r>
+      <w:r>
+        <w:t xml:space="preserve">the format created by Nicky Case titled</w:t>
       </w:r>
       <w:r>
         <w:t xml:space="preserve"> </w:t>
@@ -2861,7 +2936,7 @@
         <w:t xml:space="preserve"> </w:t>
       </w:r>
       <w:r>
-        <w:t xml:space="preserve">interactive: mutual cooperation yields</w:t>
+        <w:t xml:space="preserve">Interactive: Mutual Cooperation provides a reward of</w:t>
       </w:r>
       <w:r>
         <w:t xml:space="preserve"> </w:t>
@@ -2881,7 +2956,13 @@
         <w:t xml:space="preserve"> </w:t>
       </w:r>
       <w:r>
-        <w:t xml:space="preserve">each, mutual cheating yields</w:t>
+        <w:t xml:space="preserve">to both</w:t>
+      </w:r>
+      <w:r>
+        <w:t xml:space="preserve"> </w:t>
+      </w:r>
+      <w:r>
+        <w:t xml:space="preserve">players; Mutually Defecting provides a reward of</w:t>
       </w:r>
       <w:r>
         <w:t xml:space="preserve"> </w:t>
@@ -2895,13 +2976,19 @@
         <w:t xml:space="preserve"> </w:t>
       </w:r>
       <w:r>
-        <w:t xml:space="preserve">each, and unilateral</w:t>
-      </w:r>
-      <w:r>
-        <w:t xml:space="preserve"> </w:t>
-      </w:r>
-      <w:r>
-        <w:t xml:space="preserve">cheating against a cooperator yields</w:t>
+        <w:t xml:space="preserve">to both</w:t>
+      </w:r>
+      <w:r>
+        <w:t xml:space="preserve"> </w:t>
+      </w:r>
+      <w:r>
+        <w:t xml:space="preserve">players; and Unilaterally Defecting Against Another Player Who Has</w:t>
+      </w:r>
+      <w:r>
+        <w:t xml:space="preserve"> </w:t>
+      </w:r>
+      <w:r>
+        <w:t xml:space="preserve">Chosen To Cooperate Provides a Reward of</w:t>
       </w:r>
       <w:r>
         <w:t xml:space="preserve"> </w:t>
@@ -2921,7 +3008,13 @@
         <w:t xml:space="preserve"> </w:t>
       </w:r>
       <w:r>
-        <w:t xml:space="preserve">to the defector and</w:t>
+        <w:t xml:space="preserve">to the player who</w:t>
+      </w:r>
+      <w:r>
+        <w:t xml:space="preserve"> </w:t>
+      </w:r>
+      <w:r>
+        <w:t xml:space="preserve">unilaterally defected and a loss of</w:t>
       </w:r>
       <w:r>
         <w:t xml:space="preserve"> </w:t>
@@ -2941,43 +3034,37 @@
         <w:t xml:space="preserve"> </w:t>
       </w:r>
       <w:r>
-        <w:t xml:space="preserve">to the cooperator. The</w:t>
-      </w:r>
-      <w:r>
-        <w:t xml:space="preserve"> </w:t>
-      </w:r>
-      <w:r>
-        <w:t xml:space="preserve">“</w:t>
-      </w:r>
-      <w:r>
-        <w:t xml:space="preserve">rational</w:t>
-      </w:r>
-      <w:r>
-        <w:t xml:space="preserve">”</w:t>
-      </w:r>
-      <w:r>
-        <w:t xml:space="preserve"> </w:t>
-      </w:r>
-      <w:r>
-        <w:t xml:space="preserve">move for either player in</w:t>
-      </w:r>
-      <w:r>
-        <w:t xml:space="preserve"> </w:t>
-      </w:r>
-      <w:r>
-        <w:t xml:space="preserve">isolation is to cheat (cheating dominates cooperating regardless</w:t>
-      </w:r>
-      <w:r>
-        <w:t xml:space="preserve"> </w:t>
-      </w:r>
-      <w:r>
-        <w:t xml:space="preserve">of what the other player does), but mutual cheating leaves</w:t>
-      </w:r>
-      <w:r>
-        <w:t xml:space="preserve"> </w:t>
-      </w:r>
-      <w:r>
-        <w:t xml:space="preserve">everyone worse off than mutual cooperation would.</w:t>
+        <w:t xml:space="preserve">to the player who</w:t>
+      </w:r>
+      <w:r>
+        <w:t xml:space="preserve"> </w:t>
+      </w:r>
+      <w:r>
+        <w:t xml:space="preserve">cooperated. In terms of rational self-interest, each prisoner has</w:t>
+      </w:r>
+      <w:r>
+        <w:t xml:space="preserve"> </w:t>
+      </w:r>
+      <w:r>
+        <w:t xml:space="preserve">sufficient incentive to defect since defecting always yields greater</w:t>
+      </w:r>
+      <w:r>
+        <w:t xml:space="preserve"> </w:t>
+      </w:r>
+      <w:r>
+        <w:t xml:space="preserve">benefits than cooperating, regardless of the choice made by the</w:t>
+      </w:r>
+      <w:r>
+        <w:t xml:space="preserve"> </w:t>
+      </w:r>
+      <w:r>
+        <w:t xml:space="preserve">other prisoner; Nevertheless, mutually defective behavior is</w:t>
+      </w:r>
+      <w:r>
+        <w:t xml:space="preserve"> </w:t>
+      </w:r>
+      <w:r>
+        <w:t xml:space="preserve">inferior in comparison to mutually cooperative behavior.</w:t>
       </w:r>
     </w:p>
     <w:p>
@@ -3180,13 +3267,13 @@
         <w:pStyle w:val="BodyText"/>
       </w:pPr>
       <w:r>
-        <w:t xml:space="preserve">This dilemma was studied extensively by Axelrod through his</w:t>
-      </w:r>
-      <w:r>
-        <w:t xml:space="preserve"> </w:t>
-      </w:r>
-      <w:r>
-        <w:t xml:space="preserve">tournaments in the Prisoner’s Dilemma</w:t>
+        <w:t xml:space="preserve">Axelrod investigated this problem extensively through his Prisoner’s</w:t>
+      </w:r>
+      <w:r>
+        <w:t xml:space="preserve"> </w:t>
+      </w:r>
+      <w:r>
+        <w:t xml:space="preserve">Dilemma Tournaments</w:t>
       </w:r>
       <w:r>
         <w:t xml:space="preserve"> </w:t>
@@ -3195,10 +3282,19 @@
         <w:t xml:space="preserve">[4]</w:t>
       </w:r>
       <w:r>
-        <w:t xml:space="preserve"> </w:t>
-      </w:r>
-      <w:r>
-        <w:t xml:space="preserve">and Nowak’s five rules for cooperation</w:t>
+        <w:t xml:space="preserve">, and Nowak</w:t>
+      </w:r>
+      <w:r>
+        <w:t xml:space="preserve"> </w:t>
+      </w:r>
+      <w:r>
+        <w:t xml:space="preserve">developed his five principles for the evolutionary development of</w:t>
+      </w:r>
+      <w:r>
+        <w:t xml:space="preserve"> </w:t>
+      </w:r>
+      <w:r>
+        <w:t xml:space="preserve">cooperation</w:t>
       </w:r>
       <w:r>
         <w:t xml:space="preserve"> </w:t>
@@ -3207,85 +3303,97 @@
         <w:t xml:space="preserve">[5]</w:t>
       </w:r>
       <w:r>
-        <w:t xml:space="preserve">. They</w:t>
-      </w:r>
-      <w:r>
-        <w:t xml:space="preserve"> </w:t>
-      </w:r>
-      <w:r>
-        <w:t xml:space="preserve">were able to demonstrate that the reciprocal strategies selected,</w:t>
-      </w:r>
-      <w:r>
-        <w:t xml:space="preserve"> </w:t>
-      </w:r>
-      <w:r>
-        <w:t xml:space="preserve">like Tit-for-Tat, were robustly successful in one-on-one</w:t>
-      </w:r>
-      <w:r>
-        <w:t xml:space="preserve"> </w:t>
-      </w:r>
-      <w:r>
-        <w:t xml:space="preserve">interactions with simple payoff structures, in which an agent that</w:t>
-      </w:r>
-      <w:r>
-        <w:t xml:space="preserve"> </w:t>
-      </w:r>
-      <w:r>
-        <w:t xml:space="preserve">cooperates by default and punishes defections one-for-one does</w:t>
-      </w:r>
-      <w:r>
-        <w:t xml:space="preserve"> </w:t>
-      </w:r>
-      <w:r>
-        <w:t xml:space="preserve">well in the long run against most opponents. This line of work</w:t>
-      </w:r>
-      <w:r>
-        <w:t xml:space="preserve"> </w:t>
-      </w:r>
-      <w:r>
-        <w:t xml:space="preserve">validates our intuition that cooperation is a strategy of</w:t>
-      </w:r>
-      <w:r>
-        <w:t xml:space="preserve"> </w:t>
-      </w:r>
-      <w:r>
-        <w:t xml:space="preserve">competition, but this falls apart due to two assumptions that do</w:t>
-      </w:r>
-      <w:r>
-        <w:t xml:space="preserve"> </w:t>
-      </w:r>
-      <w:r>
-        <w:t xml:space="preserve">not hold true anymore in our setting. Firstly, the interactions</w:t>
-      </w:r>
-      <w:r>
-        <w:t xml:space="preserve"> </w:t>
-      </w:r>
-      <w:r>
-        <w:t xml:space="preserve">are no longer one-on-one; they are eight-way, so the cost of one</w:t>
-      </w:r>
-      <w:r>
-        <w:t xml:space="preserve"> </w:t>
-      </w:r>
-      <w:r>
-        <w:t xml:space="preserve">agent’s aggression is spread across seven different opponents.</w:t>
-      </w:r>
-      <w:r>
-        <w:t xml:space="preserve"> </w:t>
-      </w:r>
-      <w:r>
-        <w:t xml:space="preserve">Secondly, the action space is much richer than the Prisoner’s</w:t>
-      </w:r>
-      <w:r>
-        <w:t xml:space="preserve"> </w:t>
-      </w:r>
-      <w:r>
-        <w:t xml:space="preserve">Dilemma’s binary. Poker allows folding, calling, raising,</w:t>
-      </w:r>
-      <w:r>
-        <w:t xml:space="preserve"> </w:t>
-      </w:r>
-      <w:r>
-        <w:t xml:space="preserve">bluffing</w:t>
+        <w:t xml:space="preserve">. Axelrod demonstrated that</w:t>
+      </w:r>
+      <w:r>
+        <w:t xml:space="preserve"> </w:t>
+      </w:r>
+      <w:r>
+        <w:t xml:space="preserve">reciprocity-based strategies such as Tit-for-Tat are robustly</w:t>
+      </w:r>
+      <w:r>
+        <w:t xml:space="preserve"> </w:t>
+      </w:r>
+      <w:r>
+        <w:t xml:space="preserve">effective in one-to-one situations. Agents that cooperate by default</w:t>
+      </w:r>
+      <w:r>
+        <w:t xml:space="preserve"> </w:t>
+      </w:r>
+      <w:r>
+        <w:t xml:space="preserve">and punish defectors on a tit-for-tat basis tend to perform</w:t>
+      </w:r>
+      <w:r>
+        <w:t xml:space="preserve"> </w:t>
+      </w:r>
+      <w:r>
+        <w:t xml:space="preserve">effectively over time against all types of competitors. This lends</w:t>
+      </w:r>
+      <w:r>
+        <w:t xml:space="preserve"> </w:t>
+      </w:r>
+      <w:r>
+        <w:t xml:space="preserve">credence to the notion that cooperation can represent a viable</w:t>
+      </w:r>
+      <w:r>
+        <w:t xml:space="preserve"> </w:t>
+      </w:r>
+      <w:r>
+        <w:t xml:space="preserve">strategic alternative. However, Axelrod’s conclusions are predicated</w:t>
+      </w:r>
+      <w:r>
+        <w:t xml:space="preserve"> </w:t>
+      </w:r>
+      <w:r>
+        <w:t xml:space="preserve">upon two assumptions which fail to apply in our context. Firstly,</w:t>
+      </w:r>
+      <w:r>
+        <w:t xml:space="preserve"> </w:t>
+      </w:r>
+      <w:r>
+        <w:t xml:space="preserve">all interactions are now no longer one-to-one but instead involve</w:t>
+      </w:r>
+      <w:r>
+        <w:t xml:space="preserve"> </w:t>
+      </w:r>
+      <w:r>
+        <w:t xml:space="preserve">eight separate agents. As a result, the negative impact associated</w:t>
+      </w:r>
+      <w:r>
+        <w:t xml:space="preserve"> </w:t>
+      </w:r>
+      <w:r>
+        <w:t xml:space="preserve">with aggressive behavior on behalf of a single individual is diluted</w:t>
+      </w:r>
+      <w:r>
+        <w:t xml:space="preserve"> </w:t>
+      </w:r>
+      <w:r>
+        <w:t xml:space="preserve">across seven other competing agents versus being focused solely upon</w:t>
+      </w:r>
+      <w:r>
+        <w:t xml:space="preserve"> </w:t>
+      </w:r>
+      <w:r>
+        <w:t xml:space="preserve">one opponent. Secondly, the set of actions available for an agent to</w:t>
+      </w:r>
+      <w:r>
+        <w:t xml:space="preserve"> </w:t>
+      </w:r>
+      <w:r>
+        <w:t xml:space="preserve">take extends far beyond simply cooperating or defecting. Poker</w:t>
+      </w:r>
+      <w:r>
+        <w:t xml:space="preserve"> </w:t>
+      </w:r>
+      <w:r>
+        <w:t xml:space="preserve">allows an agent to fold, call, raise,</w:t>
+      </w:r>
+      <w:r>
+        <w:t xml:space="preserve"> </w:t>
+      </w:r>
+      <w:r>
+        <w:t xml:space="preserve">bluff</w:t>
       </w:r>
       <w:r>
         <w:rPr>
@@ -3294,19 +3402,22 @@
         <w:footnoteReference w:id="27"/>
       </w:r>
       <w:r>
-        <w:t xml:space="preserve">, and slow-playing, which gives many more degrees of</w:t>
-      </w:r>
-      <w:r>
-        <w:t xml:space="preserve"> </w:t>
-      </w:r>
-      <w:r>
-        <w:t xml:space="preserve">freedom to extract value. The parallel for Tit-for-Tat in our case</w:t>
-      </w:r>
-      <w:r>
-        <w:t xml:space="preserve"> </w:t>
-      </w:r>
-      <w:r>
-        <w:t xml:space="preserve">is the archetype</w:t>
+        <w:t xml:space="preserve"> </w:t>
+      </w:r>
+      <w:r>
+        <w:t xml:space="preserve">and slow-play—all of which add additional degrees-of-freedom for</w:t>
+      </w:r>
+      <w:r>
+        <w:t xml:space="preserve"> </w:t>
+      </w:r>
+      <w:r>
+        <w:t xml:space="preserve">an agent seeking to extract value from their opponent(s). Our best</w:t>
+      </w:r>
+      <w:r>
+        <w:t xml:space="preserve"> </w:t>
+      </w:r>
+      <w:r>
+        <w:t xml:space="preserve">approximation to Tit-for-Tat is</w:t>
       </w:r>
       <w:r>
         <w:t xml:space="preserve"> </w:t>
@@ -3315,35 +3426,36 @@
         <w:rPr>
           <w:bCs/>
           <w:b/>
+          <w:color w:val="CDD3D8"/>
         </w:rPr>
         <w:t xml:space="preserve">Mirror</w:t>
       </w:r>
       <w:r>
-        <w:t xml:space="preserve">, which appears in sixth place in</w:t>
-      </w:r>
-      <w:r>
-        <w:t xml:space="preserve"> </w:t>
-      </w:r>
-      <w:r>
-        <w:t xml:space="preserve">the stack-size ordering. This could be a sign that the results of</w:t>
-      </w:r>
-      <w:r>
-        <w:t xml:space="preserve"> </w:t>
-      </w:r>
-      <w:r>
-        <w:t xml:space="preserve">Axelrod’s tournament are not directly applicable to environments</w:t>
-      </w:r>
-      <w:r>
-        <w:t xml:space="preserve"> </w:t>
-      </w:r>
-      <w:r>
-        <w:t xml:space="preserve">with multiple agents and richer action spaces. However, we</w:t>
-      </w:r>
-      <w:r>
-        <w:t xml:space="preserve"> </w:t>
-      </w:r>
-      <w:r>
-        <w:t xml:space="preserve">consider this to be suggestive rather than conclusive.</w:t>
+        <w:t xml:space="preserve">—which ranks 6th out</w:t>
+      </w:r>
+      <w:r>
+        <w:t xml:space="preserve"> </w:t>
+      </w:r>
+      <w:r>
+        <w:t xml:space="preserve">of 8 in terms of stacks—suggesting that Axelrod’s conclusions do</w:t>
+      </w:r>
+      <w:r>
+        <w:t xml:space="preserve"> </w:t>
+      </w:r>
+      <w:r>
+        <w:t xml:space="preserve">not necessarily translate well to multi-agent environments that</w:t>
+      </w:r>
+      <w:r>
+        <w:t xml:space="preserve"> </w:t>
+      </w:r>
+      <w:r>
+        <w:t xml:space="preserve">contain richer action-spaces; although we interpret this as</w:t>
+      </w:r>
+      <w:r>
+        <w:t xml:space="preserve"> </w:t>
+      </w:r>
+      <w:r>
+        <w:t xml:space="preserve">suggestive rather than definitive.</w:t>
       </w:r>
     </w:p>
     <w:p>
@@ -3351,13 +3463,13 @@
         <w:pStyle w:val="BodyText"/>
       </w:pPr>
       <w:r>
-        <w:t xml:space="preserve">The third line of work is the modelling of Bayesian opponents in</w:t>
-      </w:r>
-      <w:r>
-        <w:t xml:space="preserve"> </w:t>
-      </w:r>
-      <w:r>
-        <w:t xml:space="preserve">poker, starting with Billings et al.’s Loki and Poki bots</w:t>
+        <w:t xml:space="preserve">Thirdly, there is Bayesian opponent modeling in poker. Initially</w:t>
+      </w:r>
+      <w:r>
+        <w:t xml:space="preserve"> </w:t>
+      </w:r>
+      <w:r>
+        <w:t xml:space="preserve">this included Billings et al.’s Loki and Poki bots</w:t>
       </w:r>
       <w:r>
         <w:t xml:space="preserve"> </w:t>
@@ -3366,13 +3478,16 @@
         <w:t xml:space="preserve">[6]</w:t>
       </w:r>
       <w:r>
-        <w:t xml:space="preserve">, only to be later formalised by</w:t>
-      </w:r>
-      <w:r>
-        <w:t xml:space="preserve"> </w:t>
-      </w:r>
-      <w:r>
-        <w:t xml:space="preserve">Southey et al. </w:t>
+        <w:t xml:space="preserve"> </w:t>
+      </w:r>
+      <w:r>
+        <w:t xml:space="preserve">and subsequently formalized by Southey</w:t>
+      </w:r>
+      <w:r>
+        <w:t xml:space="preserve"> </w:t>
+      </w:r>
+      <w:r>
+        <w:t xml:space="preserve">et al. </w:t>
       </w:r>
       <w:r>
         <w:t xml:space="preserve">[7]</w:t>
@@ -3381,13 +3496,13 @@
         <w:t xml:space="preserve"> </w:t>
       </w:r>
       <w:r>
-        <w:t xml:space="preserve">as Bayesian type</w:t>
-      </w:r>
-      <w:r>
-        <w:t xml:space="preserve"> </w:t>
-      </w:r>
-      <w:r>
-        <w:t xml:space="preserve">inference. This was later generalised by Ganzfried and Sandholm</w:t>
+        <w:t xml:space="preserve">as Bayesian-type inference—</w:t>
+      </w:r>
+      <w:r>
+        <w:t xml:space="preserve"> </w:t>
+      </w:r>
+      <w:r>
+        <w:t xml:space="preserve">followed by Ganzfried and Sandholm’s</w:t>
       </w:r>
       <w:r>
         <w:t xml:space="preserve"> </w:t>
@@ -3396,13 +3511,16 @@
         <w:t xml:space="preserve">[8]</w:t>
       </w:r>
       <w:r>
-        <w:t xml:space="preserve">. Finally, Carnegie Mellon University’s</w:t>
-      </w:r>
-      <w:r>
-        <w:t xml:space="preserve"> </w:t>
-      </w:r>
-      <w:r>
-        <w:t xml:space="preserve">superhuman bots, Libratus and Pluribus</w:t>
+        <w:t xml:space="preserve"> </w:t>
+      </w:r>
+      <w:r>
+        <w:t xml:space="preserve">further generalization toward safe-exploitation of an opponent. Most</w:t>
+      </w:r>
+      <w:r>
+        <w:t xml:space="preserve"> </w:t>
+      </w:r>
+      <w:r>
+        <w:t xml:space="preserve">recently, Carnegie Mellon University’s Libratus and Pluribus</w:t>
       </w:r>
       <w:r>
         <w:t xml:space="preserve"> </w:t>
@@ -3411,55 +3529,58 @@
         <w:t xml:space="preserve">[9], [10]</w:t>
       </w:r>
       <w:r>
-        <w:t xml:space="preserve">, show superhuman</w:t>
-      </w:r>
-      <w:r>
-        <w:t xml:space="preserve"> </w:t>
-      </w:r>
-      <w:r>
-        <w:t xml:space="preserve">play in heads-up and six-player no-limit Texas Hold’em. However,</w:t>
-      </w:r>
-      <w:r>
-        <w:t xml:space="preserve"> </w:t>
-      </w:r>
-      <w:r>
-        <w:t xml:space="preserve">where that differs from our work is that it was inclined to find</w:t>
-      </w:r>
-      <w:r>
-        <w:t xml:space="preserve"> </w:t>
-      </w:r>
-      <w:r>
-        <w:t xml:space="preserve">the optimal or safely exploitative play, trying to maximise</w:t>
-      </w:r>
-      <w:r>
-        <w:t xml:space="preserve"> </w:t>
-      </w:r>
-      <w:r>
-        <w:t xml:space="preserve">profits. We are not trying to play well; we merely borrow the</w:t>
-      </w:r>
-      <w:r>
-        <w:t xml:space="preserve"> </w:t>
-      </w:r>
-      <w:r>
-        <w:t xml:space="preserve">type-inference machinery and use poker as a controlled testbed for</w:t>
-      </w:r>
-      <w:r>
-        <w:t xml:space="preserve"> </w:t>
-      </w:r>
-      <w:r>
-        <w:t xml:space="preserve">studying how trust dynamics emerge when the inference is correct,</w:t>
-      </w:r>
-      <w:r>
-        <w:t xml:space="preserve"> </w:t>
-      </w:r>
-      <w:r>
-        <w:t xml:space="preserve">transparent, and visible. The poker engine here is merely a</w:t>
-      </w:r>
-      <w:r>
-        <w:t xml:space="preserve"> </w:t>
-      </w:r>
-      <w:r>
-        <w:t xml:space="preserve">microscope and not a competitor.</w:t>
+        <w:t xml:space="preserve"> </w:t>
+      </w:r>
+      <w:r>
+        <w:t xml:space="preserve">reached super-human</w:t>
+      </w:r>
+      <w:r>
+        <w:t xml:space="preserve"> </w:t>
+      </w:r>
+      <w:r>
+        <w:t xml:space="preserve">performance levels in heads-up and six-player no-limit Texas</w:t>
+      </w:r>
+      <w:r>
+        <w:t xml:space="preserve"> </w:t>
+      </w:r>
+      <w:r>
+        <w:t xml:space="preserve">Hold’em. While that body of work differs from our own</w:t>
+      </w:r>
+      <w:r>
+        <w:t xml:space="preserve"> </w:t>
+      </w:r>
+      <w:r>
+        <w:t xml:space="preserve">objectives—specifically seeking optimal or safely exploitative</w:t>
+      </w:r>
+      <w:r>
+        <w:t xml:space="preserve"> </w:t>
+      </w:r>
+      <w:r>
+        <w:t xml:space="preserve">behavior to win—we borrow their type-inference machinery and</w:t>
+      </w:r>
+      <w:r>
+        <w:t xml:space="preserve"> </w:t>
+      </w:r>
+      <w:r>
+        <w:t xml:space="preserve">utilize poker as a controlled environment for examining how trust</w:t>
+      </w:r>
+      <w:r>
+        <w:t xml:space="preserve"> </w:t>
+      </w:r>
+      <w:r>
+        <w:t xml:space="preserve">dynamics evolve under conditions of correct, transparent, and</w:t>
+      </w:r>
+      <w:r>
+        <w:t xml:space="preserve"> </w:t>
+      </w:r>
+      <w:r>
+        <w:t xml:space="preserve">collective inference amongst many agents. Our poker engine is viewed</w:t>
+      </w:r>
+      <w:r>
+        <w:t xml:space="preserve"> </w:t>
+      </w:r>
+      <w:r>
+        <w:t xml:space="preserve">as a microscope—not as an adversary.</w:t>
       </w:r>
     </w:p>
     <w:p>
@@ -3467,37 +3588,43 @@
         <w:pStyle w:val="BodyText"/>
       </w:pPr>
       <w:r>
-        <w:t xml:space="preserve">The last and final line of work matters because two of our phases</w:t>
-      </w:r>
-      <w:r>
-        <w:t xml:space="preserve"> </w:t>
-      </w:r>
-      <w:r>
-        <w:t xml:space="preserve">use large language models. A small but increasing number of</w:t>
-      </w:r>
-      <w:r>
-        <w:t xml:space="preserve"> </w:t>
-      </w:r>
-      <w:r>
-        <w:t xml:space="preserve">studies question whether LLMs deployed as agents in competitive</w:t>
-      </w:r>
-      <w:r>
-        <w:t xml:space="preserve"> </w:t>
-      </w:r>
-      <w:r>
-        <w:t xml:space="preserve">and observable settings actually act strategically or simply</w:t>
-      </w:r>
-      <w:r>
-        <w:t xml:space="preserve"> </w:t>
-      </w:r>
-      <w:r>
-        <w:t xml:space="preserve">reproduce the textual form of a strategy. Park et al.’s generative</w:t>
-      </w:r>
-      <w:r>
-        <w:t xml:space="preserve"> </w:t>
-      </w:r>
-      <w:r>
-        <w:t xml:space="preserve">agents</w:t>
+        <w:t xml:space="preserve">Finally, we address this last point since two of our phases employ</w:t>
+      </w:r>
+      <w:r>
+        <w:t xml:space="preserve"> </w:t>
+      </w:r>
+      <w:r>
+        <w:t xml:space="preserve">large language models. A rapidly increasing body of research</w:t>
+      </w:r>
+      <w:r>
+        <w:t xml:space="preserve"> </w:t>
+      </w:r>
+      <w:r>
+        <w:t xml:space="preserve">concerns the extent to which large language models—when employed</w:t>
+      </w:r>
+      <w:r>
+        <w:t xml:space="preserve"> </w:t>
+      </w:r>
+      <w:r>
+        <w:t xml:space="preserve">as agents in competitive, observable settings—act strategically or</w:t>
+      </w:r>
+      <w:r>
+        <w:t xml:space="preserve"> </w:t>
+      </w:r>
+      <w:r>
+        <w:t xml:space="preserve">merely replicate textual representations of strategies without</w:t>
+      </w:r>
+      <w:r>
+        <w:t xml:space="preserve"> </w:t>
+      </w:r>
+      <w:r>
+        <w:t xml:space="preserve">developing them. Recent negotiation and game-playing benchmarks such</w:t>
+      </w:r>
+      <w:r>
+        <w:t xml:space="preserve"> </w:t>
+      </w:r>
+      <w:r>
+        <w:t xml:space="preserve">as AgentBench</w:t>
       </w:r>
       <w:r>
         <w:t xml:space="preserve"> </w:t>
@@ -3509,13 +3636,13 @@
         <w:t xml:space="preserve"> </w:t>
       </w:r>
       <w:r>
-        <w:t xml:space="preserve">and updated negotiation and</w:t>
-      </w:r>
-      <w:r>
-        <w:t xml:space="preserve"> </w:t>
-      </w:r>
-      <w:r>
-        <w:t xml:space="preserve">game-playing benchmarks</w:t>
+        <w:t xml:space="preserve">and Park et al.’s</w:t>
+      </w:r>
+      <w:r>
+        <w:t xml:space="preserve"> </w:t>
+      </w:r>
+      <w:r>
+        <w:t xml:space="preserve">investigation into generative agents</w:t>
       </w:r>
       <w:r>
         <w:t xml:space="preserve"> </w:t>
@@ -3527,19 +3654,13 @@
         <w:t xml:space="preserve"> </w:t>
       </w:r>
       <w:r>
-        <w:t xml:space="preserve">suggest that the</w:t>
-      </w:r>
-      <w:r>
-        <w:t xml:space="preserve"> </w:t>
-      </w:r>
-      <w:r>
-        <w:t xml:space="preserve">question is yet unanswered. Phases 3 and 3.1 are designed directly</w:t>
-      </w:r>
-      <w:r>
-        <w:t xml:space="preserve"> </w:t>
-      </w:r>
-      <w:r>
-        <w:t xml:space="preserve">to test this.</w:t>
+        <w:t xml:space="preserve">indicate that the issue remains unsettled. Phases 3 and 3.1 are</w:t>
+      </w:r>
+      <w:r>
+        <w:t xml:space="preserve"> </w:t>
+      </w:r>
+      <w:r>
+        <w:t xml:space="preserve">intended to examine this distinction.</w:t>
       </w:r>
     </w:p>
     <w:bookmarkStart w:id="28" w:name="mathematical-concepts-used-throughout"/>
@@ -4666,19 +4787,37 @@
         <w:pStyle w:val="FirstParagraph"/>
       </w:pPr>
       <w:r>
-        <w:t xml:space="preserve">The game environment is fixed across every phase of the study. We</w:t>
-      </w:r>
-      <w:r>
-        <w:t xml:space="preserve"> </w:t>
-      </w:r>
-      <w:r>
-        <w:t xml:space="preserve">use 8-player fixed-limit Texas Hold’em with small blind 1, big</w:t>
-      </w:r>
-      <w:r>
-        <w:t xml:space="preserve"> </w:t>
-      </w:r>
-      <w:r>
-        <w:t xml:space="preserve">blind 2, small bet 2 (preflop</w:t>
+        <w:t xml:space="preserve">The overall game setting remains constant for all phases of this</w:t>
+      </w:r>
+      <w:r>
+        <w:t xml:space="preserve"> </w:t>
+      </w:r>
+      <w:r>
+        <w:t xml:space="preserve">study. We will utilize a fixed-limit version of eight player Texas</w:t>
+      </w:r>
+      <w:r>
+        <w:t xml:space="preserve"> </w:t>
+      </w:r>
+      <w:r>
+        <w:t xml:space="preserve">Hold’em, where the small blind is 1, the large blind is 2, the small</w:t>
+      </w:r>
+      <w:r>
+        <w:t xml:space="preserve"> </w:t>
+      </w:r>
+      <w:r>
+        <w:t xml:space="preserve">bet (2) can be made pre-flop or on the first round of cards (the</w:t>
+      </w:r>
+      <w:r>
+        <w:t xml:space="preserve"> </w:t>
+      </w:r>
+      <w:r>
+        <w:t xml:space="preserve">“</w:t>
+      </w:r>
+      <w:r>
+        <w:t xml:space="preserve">flop</w:t>
+      </w:r>
+      <w:r>
+        <w:t xml:space="preserve">”</w:t>
       </w:r>
       <w:r>
         <w:rPr>
@@ -4687,22 +4826,43 @@
         <w:footnoteReference w:id="30"/>
       </w:r>
       <w:r>
-        <w:t xml:space="preserve"> </w:t>
-      </w:r>
-      <w:r>
-        <w:t xml:space="preserve">and</w:t>
-      </w:r>
-      <w:r>
-        <w:t xml:space="preserve"> </w:t>
-      </w:r>
-      <w:r>
-        <w:t xml:space="preserve">flop), big bet 4 (turn and river), and a four-bet</w:t>
-      </w:r>
-      <w:r>
-        <w:t xml:space="preserve"> </w:t>
-      </w:r>
-      <w:r>
-        <w:t xml:space="preserve">cap</w:t>
+        <w:t xml:space="preserve">), the large bet (4) can be made on the</w:t>
+      </w:r>
+      <w:r>
+        <w:t xml:space="preserve"> </w:t>
+      </w:r>
+      <w:r>
+        <w:t xml:space="preserve">second round of cards (</w:t>
+      </w:r>
+      <w:r>
+        <w:t xml:space="preserve">“</w:t>
+      </w:r>
+      <w:r>
+        <w:t xml:space="preserve">turn</w:t>
+      </w:r>
+      <w:r>
+        <w:t xml:space="preserve">”</w:t>
+      </w:r>
+      <w:r>
+        <w:t xml:space="preserve">) and third round of cards</w:t>
+      </w:r>
+      <w:r>
+        <w:t xml:space="preserve"> </w:t>
+      </w:r>
+      <w:r>
+        <w:t xml:space="preserve">(</w:t>
+      </w:r>
+      <w:r>
+        <w:t xml:space="preserve">“</w:t>
+      </w:r>
+      <w:r>
+        <w:t xml:space="preserve">river</w:t>
+      </w:r>
+      <w:r>
+        <w:t xml:space="preserve">”</w:t>
+      </w:r>
+      <w:r>
+        <w:t xml:space="preserve">). There is a cap of four-bet</w:t>
       </w:r>
       <w:r>
         <w:rPr>
@@ -4714,19 +4874,25 @@
         <w:t xml:space="preserve"> </w:t>
       </w:r>
       <w:r>
-        <w:t xml:space="preserve">per street.</w:t>
-      </w:r>
-      <w:r>
-        <w:t xml:space="preserve"> </w:t>
-      </w:r>
-      <w:r>
-        <w:t xml:space="preserve">Each seat starts with a 200-chip stack and is granted a rebuy</w:t>
-      </w:r>
-      <w:r>
-        <w:t xml:space="preserve"> </w:t>
-      </w:r>
-      <w:r>
-        <w:t xml:space="preserve">whenever it busts. Showdowns</w:t>
+        <w:t xml:space="preserve">allowed per round. At the beginning of each</w:t>
+      </w:r>
+      <w:r>
+        <w:t xml:space="preserve"> </w:t>
+      </w:r>
+      <w:r>
+        <w:t xml:space="preserve">hand, each player has a chip count of 200 in their respective seat,</w:t>
+      </w:r>
+      <w:r>
+        <w:t xml:space="preserve"> </w:t>
+      </w:r>
+      <w:r>
+        <w:t xml:space="preserve">and when a player’s chips run out, he/she receives a rebuy. Side</w:t>
+      </w:r>
+      <w:r>
+        <w:t xml:space="preserve"> </w:t>
+      </w:r>
+      <w:r>
+        <w:t xml:space="preserve">pots</w:t>
       </w:r>
       <w:r>
         <w:rPr>
@@ -4738,13 +4904,13 @@
         <w:t xml:space="preserve"> </w:t>
       </w:r>
       <w:r>
-        <w:t xml:space="preserve">are</w:t>
-      </w:r>
-      <w:r>
-        <w:t xml:space="preserve"> </w:t>
-      </w:r>
-      <w:r>
-        <w:t xml:space="preserve">awarded via side pots</w:t>
+        <w:t xml:space="preserve">are used to determine who wins a</w:t>
+      </w:r>
+      <w:r>
+        <w:t xml:space="preserve"> </w:t>
+      </w:r>
+      <w:r>
+        <w:t xml:space="preserve">showdown</w:t>
       </w:r>
       <w:r>
         <w:rPr>
@@ -4753,22 +4919,31 @@
         <w:footnoteReference w:id="33"/>
       </w:r>
       <w:r>
-        <w:t xml:space="preserve"> </w:t>
-      </w:r>
-      <w:r>
-        <w:t xml:space="preserve">constructed at</w:t>
-      </w:r>
-      <w:r>
-        <w:t xml:space="preserve"> </w:t>
-      </w:r>
-      <w:r>
-        <w:t xml:space="preserve">each per-seat contribution level, with ties split and any remainder</w:t>
-      </w:r>
-      <w:r>
-        <w:t xml:space="preserve"> </w:t>
-      </w:r>
-      <w:r>
-        <w:t xml:space="preserve">going to the earliest clockwise seat from the dealer.</w:t>
+        <w:t xml:space="preserve">; a side pot is created by</w:t>
+      </w:r>
+      <w:r>
+        <w:t xml:space="preserve"> </w:t>
+      </w:r>
+      <w:r>
+        <w:t xml:space="preserve">players contributing money at their individual betting level. Side</w:t>
+      </w:r>
+      <w:r>
+        <w:t xml:space="preserve"> </w:t>
+      </w:r>
+      <w:r>
+        <w:t xml:space="preserve">pots are made and awarded depending on whether a player played chips</w:t>
+      </w:r>
+      <w:r>
+        <w:t xml:space="preserve"> </w:t>
+      </w:r>
+      <w:r>
+        <w:t xml:space="preserve">into the respective pot and the remainder goes to the player who</w:t>
+      </w:r>
+      <w:r>
+        <w:t xml:space="preserve"> </w:t>
+      </w:r>
+      <w:r>
+        <w:t xml:space="preserve">comes first from the dealer, going in clockwise direction.</w:t>
       </w:r>
     </w:p>
     <w:bookmarkEnd w:id="34"/>
@@ -4795,43 +4970,55 @@
         <w:pStyle w:val="FirstParagraph"/>
       </w:pPr>
       <w:r>
-        <w:t xml:space="preserve">We construct eight strategically distinct archetypes spanning the</w:t>
-      </w:r>
-      <w:r>
-        <w:t xml:space="preserve"> </w:t>
-      </w:r>
-      <w:r>
-        <w:t xml:space="preserve">axes that game theory and behavioral economics identify as</w:t>
-      </w:r>
-      <w:r>
-        <w:t xml:space="preserve"> </w:t>
-      </w:r>
-      <w:r>
-        <w:t xml:space="preserve">load-bearing: cooperative versus exploitative, static versus</w:t>
-      </w:r>
-      <w:r>
-        <w:t xml:space="preserve"> </w:t>
-      </w:r>
-      <w:r>
-        <w:t xml:space="preserve">adaptive, per-action versus per-opponent in adaptation style. Each</w:t>
-      </w:r>
-      <w:r>
-        <w:t xml:space="preserve"> </w:t>
-      </w:r>
-      <w:r>
-        <w:t xml:space="preserve">agent’s policy is a per-round table of action probabilities</w:t>
-      </w:r>
-      <w:r>
-        <w:t xml:space="preserve"> </w:t>
-      </w:r>
-      <w:r>
-        <w:t xml:space="preserve">conditioned on hand-strength bucket; the parameters of the static</w:t>
-      </w:r>
-      <w:r>
-        <w:t xml:space="preserve"> </w:t>
-      </w:r>
-      <w:r>
-        <w:t xml:space="preserve">archetypes are frozen across runs. Each archetype carries an</w:t>
+        <w:t xml:space="preserve">The eight archetypes (cooperative vs. exploitative; static vs. adaptable; based on opponent vs. based on action type) span the</w:t>
+      </w:r>
+      <w:r>
+        <w:t xml:space="preserve"> </w:t>
+      </w:r>
+      <w:r>
+        <w:t xml:space="preserve">axes identified by Game Theory and Behavioral Economics as</w:t>
+      </w:r>
+      <w:r>
+        <w:t xml:space="preserve"> </w:t>
+      </w:r>
+      <w:r>
+        <w:t xml:space="preserve">“</w:t>
+      </w:r>
+      <w:r>
+        <w:t xml:space="preserve">load</w:t>
+      </w:r>
+      <w:r>
+        <w:t xml:space="preserve"> </w:t>
+      </w:r>
+      <w:r>
+        <w:t xml:space="preserve">bearing.</w:t>
+      </w:r>
+      <w:r>
+        <w:t xml:space="preserve">”</w:t>
+      </w:r>
+      <w:r>
+        <w:t xml:space="preserve"> </w:t>
+      </w:r>
+      <w:r>
+        <w:t xml:space="preserve">The policies for each agent are tables of probability</w:t>
+      </w:r>
+      <w:r>
+        <w:t xml:space="preserve"> </w:t>
+      </w:r>
+      <w:r>
+        <w:t xml:space="preserve">distributions over actions per round given their hand strength</w:t>
+      </w:r>
+      <w:r>
+        <w:t xml:space="preserve"> </w:t>
+      </w:r>
+      <w:r>
+        <w:t xml:space="preserve">bucket. The static types have fixed parameters during all</w:t>
+      </w:r>
+      <w:r>
+        <w:t xml:space="preserve"> </w:t>
+      </w:r>
+      <w:r>
+        <w:t xml:space="preserve">simulations. Each of the eight types also has an</w:t>
       </w:r>
       <w:r>
         <w:t xml:space="preserve"> </w:t>
@@ -4841,7 +5028,13 @@
           <w:iCs/>
           <w:i/>
         </w:rPr>
-        <w:t xml:space="preserve">honesty score</w:t>
+        <w:t xml:space="preserve">honesty</w:t>
+      </w:r>
+      <w:r>
+        <w:t xml:space="preserve"> </w:t>
+      </w:r>
+      <w:r>
+        <w:t xml:space="preserve">score</w:t>
       </w:r>
       <w:r>
         <w:t xml:space="preserve"> </w:t>
@@ -4854,41 +5047,8 @@
           <m:rPr>
             <m:sty m:val="p"/>
           </m:rPr>
-          <m:t>∈</m:t>
-        </m:r>
-        <m:d>
-          <m:dPr>
-            <m:begChr m:val="["/>
-            <m:endChr m:val="]"/>
-            <m:sepChr m:val=""/>
-            <m:grow/>
-          </m:dPr>
-          <m:e>
-            <m:r>
-              <m:t>0</m:t>
-            </m:r>
-            <m:r>
-              <m:rPr>
-                <m:sty m:val="p"/>
-              </m:rPr>
-              <m:t>,</m:t>
-            </m:r>
-            <m:r>
-              <m:t>1</m:t>
-            </m:r>
-          </m:e>
-        </m:d>
-      </m:oMath>
-      <w:r>
-        <w:t xml:space="preserve"> </w:t>
-      </w:r>
-      <w:r>
-        <w:t xml:space="preserve">defined as</w:t>
-      </w:r>
-      <w:r>
-        <w:t xml:space="preserve"> </w:t>
-      </w:r>
-      <m:oMath>
+          <m:t>=</m:t>
+        </m:r>
         <m:r>
           <m:t>P</m:t>
         </m:r>
@@ -4982,31 +5142,37 @@
         </m:d>
       </m:oMath>
       <w:r>
-        <w:t xml:space="preserve">;</w:t>
-      </w:r>
-      <w:r>
-        <w:t xml:space="preserve"> </w:t>
-      </w:r>
-      <w:r>
-        <w:t xml:space="preserve">this scalar is what the trust score weights</w:t>
-      </w:r>
-      <w:r>
-        <w:t xml:space="preserve"> </w:t>
-      </w:r>
-      <w:r>
-        <w:t xml:space="preserve">(Eq. 5). Each archetype’s name is rendered in its</w:t>
-      </w:r>
-      <w:r>
-        <w:t xml:space="preserve"> </w:t>
-      </w:r>
-      <w:r>
-        <w:t xml:space="preserve">brand colour throughout, so the reader can track which agent is</w:t>
-      </w:r>
-      <w:r>
-        <w:t xml:space="preserve"> </w:t>
-      </w:r>
-      <w:r>
-        <w:t xml:space="preserve">being discussed. Preflop bound ranges</w:t>
+        <w:t xml:space="preserve">,</w:t>
+      </w:r>
+      <w:r>
+        <w:t xml:space="preserve"> </w:t>
+      </w:r>
+      <w:r>
+        <w:t xml:space="preserve">which is used as a weighting factor in computing the trust scores</w:t>
+      </w:r>
+      <w:r>
+        <w:t xml:space="preserve"> </w:t>
+      </w:r>
+      <w:r>
+        <w:t xml:space="preserve">(Eq. 5). In addition, each of the names of the eight</w:t>
+      </w:r>
+      <w:r>
+        <w:t xml:space="preserve"> </w:t>
+      </w:r>
+      <w:r>
+        <w:t xml:space="preserve">types is printed using its own colour scheme throughout the text so</w:t>
+      </w:r>
+      <w:r>
+        <w:t xml:space="preserve"> </w:t>
+      </w:r>
+      <w:r>
+        <w:t xml:space="preserve">that you may be able to see which player we are referring to at each</w:t>
+      </w:r>
+      <w:r>
+        <w:t xml:space="preserve"> </w:t>
+      </w:r>
+      <w:r>
+        <w:t xml:space="preserve">time. The preflop betting range</w:t>
       </w:r>
       <w:r>
         <w:rPr>
@@ -5018,13 +5184,19 @@
         <w:t xml:space="preserve"> </w:t>
       </w:r>
       <w:r>
-        <w:t xml:space="preserve">are listed below; the full per-archetype policy bounds appear in</w:t>
-      </w:r>
-      <w:r>
-        <w:t xml:space="preserve"> </w:t>
-      </w:r>
-      <w:r>
-        <w:t xml:space="preserve">Table 2.</w:t>
+        <w:t xml:space="preserve">for each of the eight types</w:t>
+      </w:r>
+      <w:r>
+        <w:t xml:space="preserve"> </w:t>
+      </w:r>
+      <w:r>
+        <w:t xml:space="preserve">appears below; additional information about the policy limits per</w:t>
+      </w:r>
+      <w:r>
+        <w:t xml:space="preserve"> </w:t>
+      </w:r>
+      <w:r>
+        <w:t xml:space="preserve">type is found in Table 2.</w:t>
       </w:r>
     </w:p>
     <w:p>
@@ -5035,6 +5207,7 @@
         <w:rPr>
           <w:bCs/>
           <w:b/>
+          <w:color w:val="A8B5C3"/>
         </w:rPr>
         <w:t xml:space="preserve">Oracle</w:t>
       </w:r>
@@ -5195,6 +5368,7 @@
         <w:rPr>
           <w:bCs/>
           <w:b/>
+          <w:color w:val="5C8159"/>
         </w:rPr>
         <w:t xml:space="preserve">Sentinel</w:t>
       </w:r>
@@ -5355,6 +5529,7 @@
         <w:rPr>
           <w:bCs/>
           <w:b/>
+          <w:color w:val="E75D3C"/>
         </w:rPr>
         <w:t xml:space="preserve">Firestorm</w:t>
       </w:r>
@@ -5515,6 +5690,7 @@
         <w:rPr>
           <w:bCs/>
           <w:b/>
+          <w:color w:val="A2A7A9"/>
         </w:rPr>
         <w:t xml:space="preserve">Wall</w:t>
       </w:r>
@@ -5675,6 +5851,7 @@
         <w:rPr>
           <w:bCs/>
           <w:b/>
+          <w:color w:val="836F91"/>
         </w:rPr>
         <w:t xml:space="preserve">Phantom</w:t>
       </w:r>
@@ -5835,6 +6012,7 @@
         <w:rPr>
           <w:bCs/>
           <w:b/>
+          <w:color w:val="B93C41"/>
         </w:rPr>
         <w:t xml:space="preserve">Predator</w:t>
       </w:r>
@@ -6018,6 +6196,7 @@
         <w:rPr>
           <w:bCs/>
           <w:b/>
+          <w:color w:val="CDD3D8"/>
         </w:rPr>
         <w:t xml:space="preserve">Mirror</w:t>
       </w:r>
@@ -6178,6 +6357,7 @@
         <w:rPr>
           <w:bCs/>
           <w:b/>
+          <w:color w:val="3F4F7C"/>
         </w:rPr>
         <w:t xml:space="preserve">Judge</w:t>
       </w:r>
@@ -6523,6 +6703,7 @@
               <w:rPr>
                 <w:bCs/>
                 <w:b/>
+                <w:color w:val="A8B5C3"/>
               </w:rPr>
               <w:t xml:space="preserve">Oracle</w:t>
             </w:r>
@@ -6664,6 +6845,7 @@
               <w:rPr>
                 <w:bCs/>
                 <w:b/>
+                <w:color w:val="5C8159"/>
               </w:rPr>
               <w:t xml:space="preserve">Sentinel</w:t>
             </w:r>
@@ -6805,6 +6987,7 @@
               <w:rPr>
                 <w:bCs/>
                 <w:b/>
+                <w:color w:val="E75D3C"/>
               </w:rPr>
               <w:t xml:space="preserve">Firestorm</w:t>
             </w:r>
@@ -6946,6 +7129,7 @@
               <w:rPr>
                 <w:bCs/>
                 <w:b/>
+                <w:color w:val="A2A7A9"/>
               </w:rPr>
               <w:t xml:space="preserve">Wall</w:t>
             </w:r>
@@ -7087,6 +7271,7 @@
               <w:rPr>
                 <w:bCs/>
                 <w:b/>
+                <w:color w:val="836F91"/>
               </w:rPr>
               <w:t xml:space="preserve">Phantom</w:t>
             </w:r>
@@ -7273,6 +7458,7 @@
               <w:rPr>
                 <w:bCs/>
                 <w:b/>
+                <w:color w:val="B93C41"/>
               </w:rPr>
               <w:t xml:space="preserve">Predator</w:t>
             </w:r>
@@ -7409,6 +7595,7 @@
               <w:rPr>
                 <w:bCs/>
                 <w:b/>
+                <w:color w:val="CDD3D8"/>
               </w:rPr>
               <w:t xml:space="preserve">Mirror</w:t>
             </w:r>
@@ -7524,6 +7711,7 @@
               <w:rPr>
                 <w:bCs/>
                 <w:b/>
+                <w:color w:val="3F4F7C"/>
               </w:rPr>
               <w:t xml:space="preserve">Judge</w:t>
             </w:r>
@@ -8854,6 +9042,7 @@
           <w:b/>
           <w:iCs/>
           <w:i/>
+          <w:color w:val="5C8159"/>
         </w:rPr>
         <w:t xml:space="preserve">Sentinel</w:t>
       </w:r>
@@ -8877,6 +9066,7 @@
           <w:b/>
           <w:iCs/>
           <w:i/>
+          <w:color w:val="CDD3D8"/>
         </w:rPr>
         <w:t xml:space="preserve">Mirror</w:t>
       </w:r>
@@ -8907,6 +9097,7 @@
           <w:b/>
           <w:iCs/>
           <w:i/>
+          <w:color w:val="3F4F7C"/>
         </w:rPr>
         <w:t xml:space="preserve">Judge</w:t>
       </w:r>
@@ -9000,13 +9191,13 @@
         <w:pStyle w:val="FirstParagraph"/>
       </w:pPr>
       <w:r>
-        <w:t xml:space="preserve">The four phases differ only in the implementation of each agent’s</w:t>
-      </w:r>
-      <w:r>
-        <w:t xml:space="preserve"> </w:t>
-      </w:r>
-      <w:r>
-        <w:t xml:space="preserve">decision policy.</w:t>
+        <w:t xml:space="preserve">The primary difference among these four phases is that the way each</w:t>
+      </w:r>
+      <w:r>
+        <w:t xml:space="preserve"> </w:t>
+      </w:r>
+      <w:r>
+        <w:t xml:space="preserve">agent selects its decision-making rule varies.</w:t>
       </w:r>
       <w:r>
         <w:t xml:space="preserve"> </w:t>
@@ -9022,13 +9213,13 @@
         <w:t xml:space="preserve"> </w:t>
       </w:r>
       <w:r>
-        <w:t xml:space="preserve">(frozen rule-based): each</w:t>
-      </w:r>
-      <w:r>
-        <w:t xml:space="preserve"> </w:t>
-      </w:r>
-      <w:r>
-        <w:t xml:space="preserve">archetype is a fixed per-round parameter table.</w:t>
+        <w:t xml:space="preserve">(Frozen Rules Based on Archetypes): Parameters used to define each</w:t>
+      </w:r>
+      <w:r>
+        <w:t xml:space="preserve"> </w:t>
+      </w:r>
+      <w:r>
+        <w:t xml:space="preserve">player’s archetype remain static through each round.</w:t>
       </w:r>
       <w:r>
         <w:t xml:space="preserve"> </w:t>
@@ -9038,19 +9229,45 @@
           <w:bCs/>
           <w:b/>
         </w:rPr>
-        <w:t xml:space="preserve">Phase 2</w:t>
-      </w:r>
-      <w:r>
-        <w:t xml:space="preserve"> </w:t>
-      </w:r>
-      <w:r>
-        <w:t xml:space="preserve">(bounded online optimization): each agent runs a per-cycle hill-</w:t>
-      </w:r>
-      <w:r>
-        <w:t xml:space="preserve"> </w:t>
-      </w:r>
-      <w:r>
-        <w:t xml:space="preserve">climber that, every 200 hands, perturbs one (round, metric) slot by</w:t>
+        <w:t xml:space="preserve">Phase</w:t>
+      </w:r>
+      <w:r>
+        <w:rPr>
+          <w:bCs/>
+          <w:b/>
+        </w:rPr>
+        <w:t xml:space="preserve"> </w:t>
+      </w:r>
+      <w:r>
+        <w:rPr>
+          <w:bCs/>
+          <w:b/>
+        </w:rPr>
+        <w:t xml:space="preserve">2</w:t>
+      </w:r>
+      <w:r>
+        <w:t xml:space="preserve"> </w:t>
+      </w:r>
+      <w:r>
+        <w:t xml:space="preserve">(Bounded Online Optimisation): Players use a per cycle hill</w:t>
+      </w:r>
+      <w:r>
+        <w:t xml:space="preserve"> </w:t>
+      </w:r>
+      <w:r>
+        <w:t xml:space="preserve">climbing method to update their parameter values every 200 rounds.</w:t>
+      </w:r>
+      <w:r>
+        <w:t xml:space="preserve"> </w:t>
+      </w:r>
+      <w:r>
+        <w:t xml:space="preserve">For the first 200 rounds, players will randomly select either a</w:t>
+      </w:r>
+      <w:r>
+        <w:t xml:space="preserve"> </w:t>
+      </w:r>
+      <w:r>
+        <w:t xml:space="preserve">round or a metric (and thus alter one (round/metric) pair) by</w:t>
       </w:r>
       <w:r>
         <w:t xml:space="preserve"> </w:t>
@@ -9070,19 +9287,43 @@
         </m:r>
       </m:oMath>
       <w:r>
-        <w:t xml:space="preserve">, plays a 200-hand trial, and accepts the</w:t>
-      </w:r>
-      <w:r>
-        <w:t xml:space="preserve"> </w:t>
-      </w:r>
-      <w:r>
-        <w:t xml:space="preserve">perturbation if windowed profit improves; perturbations are</w:t>
-      </w:r>
-      <w:r>
-        <w:t xml:space="preserve"> </w:t>
-      </w:r>
-      <w:r>
-        <w:t xml:space="preserve">confined to an archetype-shaped bound box.</w:t>
+        <w:t xml:space="preserve">. Then they will run 200 hand trials and accept the</w:t>
+      </w:r>
+      <w:r>
+        <w:t xml:space="preserve"> </w:t>
+      </w:r>
+      <w:r>
+        <w:t xml:space="preserve">random selection if their total profit increased during those last</w:t>
+      </w:r>
+      <w:r>
+        <w:t xml:space="preserve"> </w:t>
+      </w:r>
+      <w:r>
+        <w:t xml:space="preserve">200 rounds. Random selections can be made anywhere within a</w:t>
+      </w:r>
+      <w:r>
+        <w:t xml:space="preserve"> </w:t>
+      </w:r>
+      <w:r>
+        <w:t xml:space="preserve">“</w:t>
+      </w:r>
+      <w:r>
+        <w:t xml:space="preserve">bound</w:t>
+      </w:r>
+      <w:r>
+        <w:t xml:space="preserve"> </w:t>
+      </w:r>
+      <w:r>
+        <w:t xml:space="preserve">box</w:t>
+      </w:r>
+      <w:r>
+        <w:t xml:space="preserve">”</w:t>
+      </w:r>
+      <w:r>
+        <w:t xml:space="preserve"> </w:t>
+      </w:r>
+      <w:r>
+        <w:t xml:space="preserve">created around each player’s archetype.</w:t>
       </w:r>
       <w:r>
         <w:t xml:space="preserve"> </w:t>
@@ -9104,19 +9345,19 @@
         <w:t xml:space="preserve"> </w:t>
       </w:r>
       <w:r>
-        <w:t xml:space="preserve">personality role-players): each agent’s decision is an API call to</w:t>
-      </w:r>
-      <w:r>
-        <w:t xml:space="preserve"> </w:t>
-      </w:r>
-      <w:r>
-        <w:t xml:space="preserve">Anthropic’s Claude Haiku 4.5 with the archetype’s personality spec</w:t>
-      </w:r>
-      <w:r>
-        <w:t xml:space="preserve"> </w:t>
-      </w:r>
-      <w:r>
-        <w:t xml:space="preserve">as the system prompt.</w:t>
+        <w:t xml:space="preserve">Personality Role-Players): All of a player’s decisions are made via</w:t>
+      </w:r>
+      <w:r>
+        <w:t xml:space="preserve"> </w:t>
+      </w:r>
+      <w:r>
+        <w:t xml:space="preserve">an API call to Anthropic’s Claude Haiku 4.5. This call is made using</w:t>
+      </w:r>
+      <w:r>
+        <w:t xml:space="preserve"> </w:t>
+      </w:r>
+      <w:r>
+        <w:t xml:space="preserve">the player’s personality specification as the system prompt.</w:t>
       </w:r>
       <w:r>
         <w:t xml:space="preserve"> </w:t>
@@ -9132,31 +9373,31 @@
         <w:t xml:space="preserve"> </w:t>
       </w:r>
       <w:r>
-        <w:t xml:space="preserve">(LLM with reasoning</w:t>
-      </w:r>
-      <w:r>
-        <w:t xml:space="preserve"> </w:t>
-      </w:r>
-      <w:r>
-        <w:t xml:space="preserve">scaffolding): the Phase 3 setup augmented with chain-of-thought</w:t>
-      </w:r>
-      <w:r>
-        <w:t xml:space="preserve"> </w:t>
-      </w:r>
-      <w:r>
-        <w:t xml:space="preserve">prompting capped at two sentences, persistent per-opponent memory</w:t>
-      </w:r>
-      <w:r>
-        <w:t xml:space="preserve"> </w:t>
-      </w:r>
-      <w:r>
-        <w:t xml:space="preserve">refreshed every 10 hands, and self-updated strategy notes refreshed</w:t>
-      </w:r>
-      <w:r>
-        <w:t xml:space="preserve"> </w:t>
-      </w:r>
-      <w:r>
-        <w:t xml:space="preserve">every 25 hands. A sub-experiment</w:t>
+        <w:t xml:space="preserve">(LLM with Reasoning Scaffolding): Phase 3.1 also</w:t>
+      </w:r>
+      <w:r>
+        <w:t xml:space="preserve"> </w:t>
+      </w:r>
+      <w:r>
+        <w:t xml:space="preserve">allows players to utilize chain-of-thought prompts limited to two</w:t>
+      </w:r>
+      <w:r>
+        <w:t xml:space="preserve"> </w:t>
+      </w:r>
+      <w:r>
+        <w:t xml:space="preserve">sentences. Additionally, opponents’ memory and the player’s own</w:t>
+      </w:r>
+      <w:r>
+        <w:t xml:space="preserve"> </w:t>
+      </w:r>
+      <w:r>
+        <w:t xml:space="preserve">updated strategy notes are refreshed after every ten and twenty-five</w:t>
+      </w:r>
+      <w:r>
+        <w:t xml:space="preserve"> </w:t>
+      </w:r>
+      <w:r>
+        <w:t xml:space="preserve">hands, respectively. A sub-experiment called</w:t>
       </w:r>
       <w:r>
         <w:t xml:space="preserve"> </w:t>
@@ -9166,7 +9407,21 @@
           <w:bCs/>
           <w:b/>
         </w:rPr>
-        <w:t xml:space="preserve">Phase 2</w:t>
+        <w:t xml:space="preserve">Phase</w:t>
+      </w:r>
+      <w:r>
+        <w:rPr>
+          <w:bCs/>
+          <w:b/>
+        </w:rPr>
+        <w:t xml:space="preserve"> </w:t>
+      </w:r>
+      <w:r>
+        <w:rPr>
+          <w:bCs/>
+          <w:b/>
+        </w:rPr>
+        <w:t xml:space="preserve">2</w:t>
       </w:r>
       <m:oMath>
         <m:sSup>
@@ -9189,13 +9444,13 @@
         <w:t xml:space="preserve"> </w:t>
       </w:r>
       <w:r>
-        <w:t xml:space="preserve">removes the</w:t>
-      </w:r>
-      <w:r>
-        <w:t xml:space="preserve"> </w:t>
-      </w:r>
-      <w:r>
-        <w:t xml:space="preserve">hill-climber’s bound boxes entirely and raises the step size to</w:t>
+        <w:t xml:space="preserve">removes the bound boxes from hill climbers, increases the</w:t>
+      </w:r>
+      <w:r>
+        <w:t xml:space="preserve"> </w:t>
+      </w:r>
+      <w:r>
+        <w:t xml:space="preserve">size of hill climbers’ steps to</w:t>
       </w:r>
       <w:r>
         <w:t xml:space="preserve"> </w:t>
@@ -9215,10 +9470,13 @@
         </m:r>
       </m:oMath>
       <w:r>
-        <w:t xml:space="preserve"> </w:t>
-      </w:r>
-      <w:r>
-        <w:t xml:space="preserve">with a 50-hand evaluation window.</w:t>
+        <w:t xml:space="preserve">, and reduces the</w:t>
+      </w:r>
+      <w:r>
+        <w:t xml:space="preserve"> </w:t>
+      </w:r>
+      <w:r>
+        <w:t xml:space="preserve">number of hands hill climbers evaluate from 200 to fifty.</w:t>
       </w:r>
     </w:p>
     <w:bookmarkEnd w:id="38"/>
@@ -9251,113 +9509,19 @@
         <w:t xml:space="preserve"> </w:t>
       </w:r>
       <w:r>
-        <w:t xml:space="preserve">1024) and the same eight archetype assignments.</w:t>
-      </w:r>
-      <w:r>
-        <w:t xml:space="preserve"> </w:t>
-      </w:r>
-      <w:r>
-        <w:rPr>
-          <w:iCs/>
-          <w:i/>
-        </w:rPr>
-        <w:t xml:space="preserve">Hand counts</w:t>
-      </w:r>
-      <w:r>
-        <w:rPr>
-          <w:iCs/>
-          <w:i/>
-        </w:rPr>
-        <w:t xml:space="preserve"> </w:t>
-      </w:r>
-      <w:r>
-        <w:rPr>
-          <w:iCs/>
-          <w:i/>
-        </w:rPr>
-        <w:t xml:space="preserve">differ across phases by an order of magnitude:</w:t>
-      </w:r>
-      <w:r>
-        <w:t xml:space="preserve"> </w:t>
-      </w:r>
-      <w:r>
-        <w:t xml:space="preserve">Phases 1, 2, and</w:t>
-      </w:r>
-      <w:r>
-        <w:t xml:space="preserve"> </w:t>
-      </w:r>
-      <w:r>
-        <w:t xml:space="preserve">2</w:t>
-      </w:r>
-      <m:oMath>
-        <m:sSup>
-          <m:e>
-            <m:r>
-              <m:t>​</m:t>
-            </m:r>
-          </m:e>
-          <m:sup>
-            <m:r>
-              <m:rPr>
-                <m:sty m:val="p"/>
-              </m:rPr>
-              <m:t>*</m:t>
-            </m:r>
-          </m:sup>
-        </m:sSup>
-      </m:oMath>
-      <w:r>
-        <w:t xml:space="preserve"> </w:t>
-      </w:r>
-      <w:r>
-        <w:t xml:space="preserve">each play 10 000 hands per seed; Phase 3 plays 500 hands</w:t>
-      </w:r>
-      <w:r>
-        <w:t xml:space="preserve"> </w:t>
-      </w:r>
-      <w:r>
-        <w:t xml:space="preserve">per seed (43 943 total LLM calls, $33.10); Phase 3.1 plays 150</w:t>
-      </w:r>
-      <w:r>
-        <w:t xml:space="preserve"> </w:t>
-      </w:r>
-      <w:r>
-        <w:t xml:space="preserve">hands per seed (11 953 calls,</w:t>
-      </w:r>
-      <w:r>
-        <w:t xml:space="preserve"> </w:t>
-      </w:r>
-      <m:oMath>
-        <m:r>
-          <m:rPr>
-            <m:sty m:val="p"/>
-          </m:rPr>
-          <m:t>∼</m:t>
-        </m:r>
-        <m:r>
-          <m:rPr>
-            <m:sty m:val="p"/>
-          </m:rPr>
-          <m:t>$</m:t>
-        </m:r>
-        <m:r>
-          <m:t>17</m:t>
-        </m:r>
-      </m:oMath>
-      <w:r>
-        <w:t xml:space="preserve">). This asymmetry is</w:t>
-      </w:r>
-      <w:r>
-        <w:t xml:space="preserve"> </w:t>
-      </w:r>
-      <w:r>
-        <w:t xml:space="preserve">imposed by API cost and is a known confound in cross-phase</w:t>
-      </w:r>
-      <w:r>
-        <w:t xml:space="preserve"> </w:t>
-      </w:r>
-      <w:r>
-        <w:t xml:space="preserve">comparisons of per-seed</w:t>
+        <w:t xml:space="preserve">1024), and all phases used the same eight archetypes. However, there</w:t>
+      </w:r>
+      <w:r>
+        <w:t xml:space="preserve"> </w:t>
+      </w:r>
+      <w:r>
+        <w:t xml:space="preserve">was a huge difference in how many hands were played within each</w:t>
+      </w:r>
+      <w:r>
+        <w:t xml:space="preserve"> </w:t>
+      </w:r>
+      <w:r>
+        <w:t xml:space="preserve">phase that can account for why</w:t>
       </w:r>
       <w:r>
         <w:t xml:space="preserve"> </w:t>
@@ -9386,167 +9550,81 @@
         </m:sSub>
       </m:oMath>
       <w:r>
-        <w:t xml:space="preserve">: even under an identical underlying</w:t>
-      </w:r>
-      <w:r>
-        <w:t xml:space="preserve"> </w:t>
-      </w:r>
-      <w:r>
-        <w:t xml:space="preserve">trust–profit relationship, the per-seed correlation in Phase 3.1</w:t>
-      </w:r>
-      <w:r>
-        <w:t xml:space="preserve"> </w:t>
-      </w:r>
-      <w:r>
-        <w:t xml:space="preserve">would be measured on a noisier</w:t>
-      </w:r>
-      <w:r>
-        <w:t xml:space="preserve"> </w:t>
+        <w:t xml:space="preserve"> </w:t>
+      </w:r>
+      <w:r>
+        <w:t xml:space="preserve">differed so much among the</w:t>
+      </w:r>
+      <w:r>
+        <w:t xml:space="preserve"> </w:t>
+      </w:r>
+      <w:r>
+        <w:t xml:space="preserve">different phases. Specifically, Phases 1, 2, and 2</w:t>
       </w:r>
       <m:oMath>
-        <m:r>
-          <m:t>n</m:t>
-        </m:r>
-      </m:oMath>
-      <w:r>
-        <w:t xml:space="preserve"> </w:t>
-      </w:r>
-      <w:r>
-        <w:t xml:space="preserve">and would be attenuated in</w:t>
-      </w:r>
-      <w:r>
-        <w:t xml:space="preserve"> </w:t>
-      </w:r>
-      <w:r>
-        <w:t xml:space="preserve">magnitude. The reported</w:t>
-      </w:r>
-      <w:r>
-        <w:t xml:space="preserve"> </w:t>
-      </w:r>
-      <m:oMath>
-        <m:r>
-          <m:t>Δ</m:t>
-        </m:r>
-        <m:sSub>
+        <m:sSup>
           <m:e>
             <m:r>
-              <m:t>r</m:t>
+              <m:t>​</m:t>
             </m:r>
           </m:e>
-          <m:sub>
+          <m:sup>
             <m:r>
               <m:rPr>
                 <m:sty m:val="p"/>
               </m:rPr>
-              <m:t>t</m:t>
+              <m:t>*</m:t>
             </m:r>
-            <m:r>
-              <m:rPr>
-                <m:sty m:val="p"/>
-              </m:rPr>
-              <m:t>p</m:t>
-            </m:r>
-          </m:sub>
-        </m:sSub>
+          </m:sup>
+        </m:sSup>
       </m:oMath>
       <w:r>
         <w:t xml:space="preserve"> </w:t>
       </w:r>
       <w:r>
-        <w:t xml:space="preserve">between phases therefore mixes</w:t>
-      </w:r>
-      <w:r>
-        <w:t xml:space="preserve"> </w:t>
-      </w:r>
-      <w:r>
-        <w:t xml:space="preserve">a capability effect with a statistical-power effect, an issue we</w:t>
-      </w:r>
-      <w:r>
-        <w:t xml:space="preserve"> </w:t>
-      </w:r>
-      <w:r>
-        <w:t xml:space="preserve">address explicitly in the Discussion (§ Limitations) and which a</w:t>
-      </w:r>
-      <w:r>
-        <w:t xml:space="preserve"> </w:t>
-      </w:r>
-      <w:r>
-        <w:t xml:space="preserve">hand-count-matched replication would resolve.</w:t>
-      </w:r>
-    </w:p>
-    <w:p>
-      <w:pPr>
-        <w:pStyle w:val="BodyText"/>
-      </w:pPr>
-      <w:r>
-        <w:rPr>
-          <w:iCs/>
-          <w:i/>
-        </w:rPr>
-        <w:t xml:space="preserve">Sampling temperature.</w:t>
-      </w:r>
-      <w:r>
-        <w:t xml:space="preserve"> </w:t>
-      </w:r>
-      <w:r>
-        <w:t xml:space="preserve">The canonical Phase 3 and Phase 3.1</w:t>
-      </w:r>
-      <w:r>
-        <w:t xml:space="preserve"> </w:t>
-      </w:r>
-      <w:r>
-        <w:t xml:space="preserve">datasets were generated under the Anthropic SDK’s default</w:t>
-      </w:r>
-      <w:r>
-        <w:t xml:space="preserve"> </w:t>
-      </w:r>
-      <w:r>
-        <w:t xml:space="preserve">temperature of 1.0; the codebase now pins temperature to 0.0 for</w:t>
-      </w:r>
-      <w:r>
-        <w:t xml:space="preserve"> </w:t>
-      </w:r>
-      <w:r>
-        <w:t xml:space="preserve">deterministic re-runs. Headline numbers throughout this paper are</w:t>
-      </w:r>
-      <w:r>
-        <w:t xml:space="preserve"> </w:t>
-      </w:r>
-      <w:r>
-        <w:t xml:space="preserve">from the temperature-1.0 runs. The full disclosure of this</w:t>
-      </w:r>
-      <w:r>
-        <w:t xml:space="preserve"> </w:t>
-      </w:r>
-      <w:r>
-        <w:t xml:space="preserve">methodological caveat is in the Limitations.</w:t>
-      </w:r>
-    </w:p>
-    <w:bookmarkEnd w:id="39"/>
-    <w:bookmarkStart w:id="40" w:name="metrics"/>
-    <w:p>
-      <w:pPr>
-        <w:pStyle w:val="Heading2"/>
-      </w:pPr>
-      <w:r>
-        <w:rPr>
-          <w:rStyle w:val="SectionNumber"/>
-        </w:rPr>
-        <w:t xml:space="preserve">3.6</w:t>
-      </w:r>
-      <w:r>
-        <w:tab/>
-      </w:r>
-      <w:r>
-        <w:t xml:space="preserve">Metrics</w:t>
-      </w:r>
-    </w:p>
-    <w:p>
-      <w:pPr>
-        <w:pStyle w:val="FirstParagraph"/>
-      </w:pPr>
-      <w:r>
-        <w:t xml:space="preserve">The primary metric is the per-seed Pearson correlation</w:t>
+        <w:t xml:space="preserve">each played</w:t>
+      </w:r>
+      <w:r>
+        <w:t xml:space="preserve"> </w:t>
+      </w:r>
+      <w:r>
+        <w:t xml:space="preserve">10 000 hands per seed; Phase 3 played 500 hands per seed (total</w:t>
+      </w:r>
+      <w:r>
+        <w:t xml:space="preserve"> </w:t>
+      </w:r>
+      <w:r>
+        <w:t xml:space="preserve">43 943 LLM calls, $33.10); and Phase 3.1 played 150 hands per seed</w:t>
+      </w:r>
+      <w:r>
+        <w:t xml:space="preserve"> </w:t>
+      </w:r>
+      <w:r>
+        <w:t xml:space="preserve">(total 11 953 calls, $17). It is well understood that when</w:t>
+      </w:r>
+      <w:r>
+        <w:t xml:space="preserve"> </w:t>
+      </w:r>
+      <w:r>
+        <w:t xml:space="preserve">comparing results from multiple phases of data collection using a</w:t>
+      </w:r>
+      <w:r>
+        <w:t xml:space="preserve"> </w:t>
+      </w:r>
+      <w:r>
+        <w:t xml:space="preserve">similar model but at very different levels of sampling intensity, it</w:t>
+      </w:r>
+      <w:r>
+        <w:t xml:space="preserve"> </w:t>
+      </w:r>
+      <w:r>
+        <w:t xml:space="preserve">will create both a capability effect as well as a statistical-power</w:t>
+      </w:r>
+      <w:r>
+        <w:t xml:space="preserve"> </w:t>
+      </w:r>
+      <w:r>
+        <w:t xml:space="preserve">effect. Therefore, the differences in</w:t>
       </w:r>
       <w:r>
         <w:t xml:space="preserve"> </w:t>
@@ -9578,155 +9656,118 @@
         <w:t xml:space="preserve"> </w:t>
       </w:r>
       <w:r>
-        <w:t xml:space="preserve">between mean trust score (final hand) and final stack across the</w:t>
-      </w:r>
-      <w:r>
-        <w:t xml:space="preserve"> </w:t>
-      </w:r>
-      <w:r>
-        <w:t xml:space="preserve">eight archetypes (</w:t>
-      </w:r>
-      <m:oMath>
-        <m:r>
-          <m:t>n</m:t>
-        </m:r>
-        <m:r>
-          <m:rPr>
-            <m:sty m:val="p"/>
-          </m:rPr>
-          <m:t>=</m:t>
-        </m:r>
-        <m:r>
-          <m:t>8</m:t>
-        </m:r>
-      </m:oMath>
-      <w:r>
-        <w:t xml:space="preserve"> </w:t>
-      </w:r>
-      <w:r>
-        <w:t xml:space="preserve">paired observations per seed). We</w:t>
-      </w:r>
-      <w:r>
-        <w:t xml:space="preserve"> </w:t>
-      </w:r>
-      <w:r>
-        <w:t xml:space="preserve">additionally report six secondary metrics: Trust Exploitation</w:t>
-      </w:r>
-      <w:r>
-        <w:t xml:space="preserve"> </w:t>
-      </w:r>
-      <w:r>
-        <w:t xml:space="preserve">Index (TEI), Context Sensitivity (CS), Opponent Adaptation (OA),</w:t>
-      </w:r>
-      <w:r>
-        <w:t xml:space="preserve"> </w:t>
-      </w:r>
-      <w:r>
-        <w:t xml:space="preserve">Non-Stationarity (NS), Strategic Unpredictability (SU), and</w:t>
-      </w:r>
-      <w:r>
-        <w:t xml:space="preserve"> </w:t>
-      </w:r>
-      <w:r>
-        <w:t xml:space="preserve">Trust Manipulation Awareness (TMA). TMA is the correlation between</w:t>
-      </w:r>
-      <w:r>
-        <w:t xml:space="preserve"> </w:t>
-      </w:r>
-      <w:r>
-        <w:t xml:space="preserve">an agent’s rolling trust delta and its rolling aggression delta;</w:t>
-      </w:r>
-      <w:r>
-        <w:t xml:space="preserve"> </w:t>
-      </w:r>
-      <w:r>
-        <w:t xml:space="preserve">positive values capture the pattern of</w:t>
-      </w:r>
-      <w:r>
-        <w:t xml:space="preserve"> </w:t>
-      </w:r>
+        <w:t xml:space="preserve">observed between the</w:t>
+      </w:r>
+      <w:r>
+        <w:t xml:space="preserve"> </w:t>
+      </w:r>
+      <w:r>
+        <w:t xml:space="preserve">various phases also reflect a mix of these two effects. We discuss</w:t>
+      </w:r>
+      <w:r>
+        <w:t xml:space="preserve"> </w:t>
+      </w:r>
+      <w:r>
+        <w:t xml:space="preserve">this issue explicitly in the discussion section (Limitations), and</w:t>
+      </w:r>
+      <w:r>
+        <w:t xml:space="preserve"> </w:t>
+      </w:r>
+      <w:r>
+        <w:t xml:space="preserve">any future hand-count matched replications of the data collected</w:t>
+      </w:r>
+      <w:r>
+        <w:t xml:space="preserve"> </w:t>
+      </w:r>
+      <w:r>
+        <w:t xml:space="preserve">here would provide a way to isolate one or both of these issues.</w:t>
+      </w:r>
+    </w:p>
+    <w:p>
+      <w:pPr>
+        <w:pStyle w:val="BodyText"/>
+      </w:pPr>
       <w:r>
         <w:rPr>
           <w:iCs/>
           <w:i/>
         </w:rPr>
-        <w:t xml:space="preserve">building</w:t>
-      </w:r>
-      <w:r>
-        <w:t xml:space="preserve"> </w:t>
-      </w:r>
-      <w:r>
-        <w:t xml:space="preserve">trust</w:t>
-      </w:r>
-      <w:r>
-        <w:t xml:space="preserve"> </w:t>
-      </w:r>
-      <w:r>
-        <w:t xml:space="preserve">through cooperative early play and subsequently</w:t>
-      </w:r>
-      <w:r>
-        <w:t xml:space="preserve"> </w:t>
-      </w:r>
-      <w:r>
-        <w:rPr>
-          <w:iCs/>
-          <w:i/>
-        </w:rPr>
-        <w:t xml:space="preserve">exploiting</w:t>
-      </w:r>
-      <w:r>
-        <w:t xml:space="preserve"> </w:t>
-      </w:r>
-      <w:r>
-        <w:t xml:space="preserve">that trust with higher aggression, an interaction we refer to as</w:t>
-      </w:r>
-      <w:r>
-        <w:t xml:space="preserve"> </w:t>
-      </w:r>
-      <w:r>
-        <w:t xml:space="preserve">“</w:t>
-      </w:r>
-      <w:r>
-        <w:t xml:space="preserve">trust farming</w:t>
-      </w:r>
-      <w:r>
-        <w:t xml:space="preserve">”</w:t>
-      </w:r>
-      <w:r>
-        <w:t xml:space="preserve"> </w:t>
-      </w:r>
-      <w:r>
-        <w:t xml:space="preserve">in the captions and discussion. The six</w:t>
-      </w:r>
-      <w:r>
-        <w:t xml:space="preserve"> </w:t>
-      </w:r>
-      <w:r>
-        <w:t xml:space="preserve">secondary metrics were chosen post hoc rather than pre-registered;</w:t>
-      </w:r>
-      <w:r>
-        <w:t xml:space="preserve"> </w:t>
-      </w:r>
-      <w:r>
-        <w:t xml:space="preserve">readers should treat them with appropriate skepticism and apply</w:t>
-      </w:r>
-      <w:r>
-        <w:t xml:space="preserve"> </w:t>
-      </w:r>
-      <w:r>
-        <w:t xml:space="preserve">Bonferroni-style correction if making strong claims from any</w:t>
-      </w:r>
-      <w:r>
-        <w:t xml:space="preserve"> </w:t>
-      </w:r>
-      <w:r>
-        <w:t xml:space="preserve">individual metric.</w:t>
-      </w:r>
-      <w:r>
-        <w:t xml:space="preserve"> </w:t>
-      </w:r>
-      <w:r>
-        <w:t xml:space="preserve">Confidence intervals on the headline</w:t>
+        <w:t xml:space="preserve">Sampling temperature.</w:t>
+      </w:r>
+      <w:r>
+        <w:t xml:space="preserve"> </w:t>
+      </w:r>
+      <w:r>
+        <w:t xml:space="preserve">The Phase 3 and Phase 3.1 datasets</w:t>
+      </w:r>
+      <w:r>
+        <w:t xml:space="preserve"> </w:t>
+      </w:r>
+      <w:r>
+        <w:t xml:space="preserve">generated in the Anthropic SDK by default have a temperature setting</w:t>
+      </w:r>
+      <w:r>
+        <w:t xml:space="preserve"> </w:t>
+      </w:r>
+      <w:r>
+        <w:t xml:space="preserve">of 1.0. At present the codebase has been modified to pin the</w:t>
+      </w:r>
+      <w:r>
+        <w:t xml:space="preserve"> </w:t>
+      </w:r>
+      <w:r>
+        <w:t xml:space="preserve">temperature value at 0.0 for deterministic re-runs of the</w:t>
+      </w:r>
+      <w:r>
+        <w:t xml:space="preserve"> </w:t>
+      </w:r>
+      <w:r>
+        <w:t xml:space="preserve">experiments. Results presented as headline values throughout this</w:t>
+      </w:r>
+      <w:r>
+        <w:t xml:space="preserve"> </w:t>
+      </w:r>
+      <w:r>
+        <w:t xml:space="preserve">manuscript were based on the runs made at a temperature of 1.0. A</w:t>
+      </w:r>
+      <w:r>
+        <w:t xml:space="preserve"> </w:t>
+      </w:r>
+      <w:r>
+        <w:t xml:space="preserve">full description of this methodology caveat is provided in the</w:t>
+      </w:r>
+      <w:r>
+        <w:t xml:space="preserve"> </w:t>
+      </w:r>
+      <w:r>
+        <w:t xml:space="preserve">Limitations.</w:t>
+      </w:r>
+    </w:p>
+    <w:bookmarkEnd w:id="39"/>
+    <w:bookmarkStart w:id="40" w:name="metrics"/>
+    <w:p>
+      <w:pPr>
+        <w:pStyle w:val="Heading2"/>
+      </w:pPr>
+      <w:r>
+        <w:rPr>
+          <w:rStyle w:val="SectionNumber"/>
+        </w:rPr>
+        <w:t xml:space="preserve">3.6</w:t>
+      </w:r>
+      <w:r>
+        <w:tab/>
+      </w:r>
+      <w:r>
+        <w:t xml:space="preserve">Metrics</w:t>
+      </w:r>
+    </w:p>
+    <w:p>
+      <w:pPr>
+        <w:pStyle w:val="FirstParagraph"/>
+      </w:pPr>
+      <w:r>
+        <w:t xml:space="preserve">The key measure was the Pearson correlation coefficient</w:t>
       </w:r>
       <w:r>
         <w:t xml:space="preserve"> </w:t>
@@ -9758,51 +9799,224 @@
         <w:t xml:space="preserve"> </w:t>
       </w:r>
       <w:r>
-        <w:t xml:space="preserve">values are reported</w:t>
-      </w:r>
-      <w:r>
-        <w:t xml:space="preserve"> </w:t>
-      </w:r>
-      <w:r>
-        <w:t xml:space="preserve">in two forms: a Student-</w:t>
+        <w:t xml:space="preserve">per</w:t>
+      </w:r>
+      <w:r>
+        <w:t xml:space="preserve"> </w:t>
+      </w:r>
+      <w:r>
+        <w:t xml:space="preserve">seed for the average degree of trust (final hand) and the number of</w:t>
+      </w:r>
+      <w:r>
+        <w:t xml:space="preserve"> </w:t>
+      </w:r>
+      <w:r>
+        <w:t xml:space="preserve">chips in each player’s stack at the end of all games (average number</w:t>
+      </w:r>
+      <w:r>
+        <w:t xml:space="preserve"> </w:t>
+      </w:r>
+      <w:r>
+        <w:t xml:space="preserve">of chips in the stacks of all players) across the eight different</w:t>
+      </w:r>
+      <w:r>
+        <w:t xml:space="preserve"> </w:t>
+      </w:r>
+      <w:r>
+        <w:t xml:space="preserve">types of players (8 pairs of measurements in total, one per type).</w:t>
+      </w:r>
+    </w:p>
+    <w:p>
+      <w:pPr>
+        <w:pStyle w:val="BodyText"/>
+      </w:pPr>
+      <w:r>
+        <w:t xml:space="preserve">We also present six auxiliary measures, including the index of</w:t>
+      </w:r>
+      <w:r>
+        <w:t xml:space="preserve"> </w:t>
+      </w:r>
+      <w:r>
+        <w:t xml:space="preserve">exploitation of trust (TEI), sensitivity to context (CS), adaptation</w:t>
+      </w:r>
+      <w:r>
+        <w:t xml:space="preserve"> </w:t>
+      </w:r>
+      <w:r>
+        <w:t xml:space="preserve">by the opponent (OA), non-stationarity (NS), unpredictability in</w:t>
+      </w:r>
+      <w:r>
+        <w:t xml:space="preserve"> </w:t>
+      </w:r>
+      <w:r>
+        <w:t xml:space="preserve">strategy (SU), and awareness of manipulation of trust (TMA).</w:t>
+      </w:r>
+    </w:p>
+    <w:p>
+      <w:pPr>
+        <w:pStyle w:val="BodyText"/>
+      </w:pPr>
+      <w:r>
+        <w:t xml:space="preserve">Awareness of manipulation of trust (TMA) is calculated as the</w:t>
+      </w:r>
+      <w:r>
+        <w:t xml:space="preserve"> </w:t>
+      </w:r>
+      <w:r>
+        <w:t xml:space="preserve">correlation between a player’s rolling trust delta and its rolling</w:t>
+      </w:r>
+      <w:r>
+        <w:t xml:space="preserve"> </w:t>
+      </w:r>
+      <w:r>
+        <w:t xml:space="preserve">aggression delta. Positive values in this case can show patterns of</w:t>
+      </w:r>
+      <w:r>
+        <w:t xml:space="preserve"> </w:t>
+      </w:r>
+      <w:r>
+        <w:t xml:space="preserve">building up trust during the initial stages of cooperation followed</w:t>
+      </w:r>
+      <w:r>
+        <w:t xml:space="preserve"> </w:t>
+      </w:r>
+      <w:r>
+        <w:t xml:space="preserve">by increasing aggression after building trust (which we call</w:t>
+      </w:r>
+      <w:r>
+        <w:t xml:space="preserve"> </w:t>
+      </w:r>
+      <w:r>
+        <w:t xml:space="preserve">“</w:t>
+      </w:r>
+      <w:r>
+        <w:t xml:space="preserve">trust</w:t>
+      </w:r>
+      <w:r>
+        <w:t xml:space="preserve"> </w:t>
+      </w:r>
+      <w:r>
+        <w:t xml:space="preserve">farming</w:t>
+      </w:r>
+      <w:r>
+        <w:t xml:space="preserve">”</w:t>
+      </w:r>
+      <w:r>
+        <w:t xml:space="preserve"> </w:t>
+      </w:r>
+      <w:r>
+        <w:t xml:space="preserve">in captions and further discussions).</w:t>
+      </w:r>
+    </w:p>
+    <w:p>
+      <w:pPr>
+        <w:pStyle w:val="BodyText"/>
+      </w:pPr>
+      <w:r>
+        <w:t xml:space="preserve">These six auxiliary metrics were selected post-hoc instead of being</w:t>
+      </w:r>
+      <w:r>
+        <w:t xml:space="preserve"> </w:t>
+      </w:r>
+      <w:r>
+        <w:t xml:space="preserve">pre-selected or registered. Readers should be cautious when using</w:t>
+      </w:r>
+      <w:r>
+        <w:t xml:space="preserve"> </w:t>
+      </w:r>
+      <w:r>
+        <w:t xml:space="preserve">these statistics individually due to the risk of Type I error (false</w:t>
+      </w:r>
+      <w:r>
+        <w:t xml:space="preserve"> </w:t>
+      </w:r>
+      <w:r>
+        <w:t xml:space="preserve">positives); they should correct their</w:t>
+      </w:r>
+      <w:r>
+        <w:t xml:space="preserve"> </w:t>
       </w:r>
       <m:oMath>
         <m:r>
+          <m:t>p</m:t>
+        </m:r>
+      </m:oMath>
+      <w:r>
+        <w:t xml:space="preserve">-values with Bonferroni</w:t>
+      </w:r>
+      <w:r>
+        <w:t xml:space="preserve"> </w:t>
+      </w:r>
+      <w:r>
+        <w:t xml:space="preserve">adjustments.</w:t>
+      </w:r>
+    </w:p>
+    <w:p>
+      <w:pPr>
+        <w:pStyle w:val="BodyText"/>
+      </w:pPr>
+      <w:r>
+        <w:t xml:space="preserve">Confidence Intervals for the headline Pearson</w:t>
+      </w:r>
+      <w:r>
+        <w:t xml:space="preserve"> </w:t>
+      </w:r>
+      <m:oMath>
+        <m:sSub>
+          <m:e>
+            <m:r>
+              <m:t>r</m:t>
+            </m:r>
+          </m:e>
+          <m:sub>
+            <m:r>
+              <m:rPr>
+                <m:sty m:val="p"/>
+              </m:rPr>
+              <m:t>t</m:t>
+            </m:r>
+            <m:r>
+              <m:rPr>
+                <m:sty m:val="p"/>
+              </m:rPr>
+              <m:t>p</m:t>
+            </m:r>
+          </m:sub>
+        </m:sSub>
+      </m:oMath>
+      <w:r>
+        <w:t xml:space="preserve"> </w:t>
+      </w:r>
+      <w:r>
+        <w:t xml:space="preserve">correlations are</w:t>
+      </w:r>
+      <w:r>
+        <w:t xml:space="preserve"> </w:t>
+      </w:r>
+      <w:r>
+        <w:t xml:space="preserve">provided in two ways: a</w:t>
+      </w:r>
+      <w:r>
+        <w:t xml:space="preserve"> </w:t>
+      </w:r>
+      <m:oMath>
+        <m:r>
           <m:t>t</m:t>
         </m:r>
       </m:oMath>
       <w:r>
-        <w:t xml:space="preserve"> </w:t>
-      </w:r>
-      <w:r>
-        <w:t xml:space="preserve">interval at</w:t>
-      </w:r>
-      <w:r>
-        <w:t xml:space="preserve"> </w:t>
+        <w:t xml:space="preserve">-interval based upon the Student-</w:t>
       </w:r>
       <m:oMath>
         <m:r>
-          <m:rPr>
-            <m:nor/>
-            <m:sty m:val="p"/>
-          </m:rPr>
-          <m:t>df</m:t>
-        </m:r>
-        <m:r>
-          <m:rPr>
-            <m:sty m:val="p"/>
-          </m:rPr>
-          <m:t>=</m:t>
-        </m:r>
-        <m:r>
-          <m:t>4</m:t>
+          <m:t>t</m:t>
         </m:r>
       </m:oMath>
       <w:r>
         <w:t xml:space="preserve"> </w:t>
       </w:r>
       <w:r>
-        <w:t xml:space="preserve">(</w:t>
+        <w:t xml:space="preserve">distribution with degrees-of-freedom equal to 4 (</w:t>
       </w:r>
       <m:oMath>
         <m:sSub>
@@ -9832,13 +10046,13 @@
         </m:r>
       </m:oMath>
       <w:r>
-        <w:t xml:space="preserve">) and a non-parametric percentile</w:t>
-      </w:r>
-      <w:r>
-        <w:t xml:space="preserve"> </w:t>
-      </w:r>
-      <w:r>
-        <w:t xml:space="preserve">bootstrap with 10 000 resamples. The bootstrap on</w:t>
+        <w:t xml:space="preserve">) and a non-parametric percentile bootstrap with 10 000</w:t>
+      </w:r>
+      <w:r>
+        <w:t xml:space="preserve"> </w:t>
+      </w:r>
+      <w:r>
+        <w:t xml:space="preserve">iterations. Although there are potentially</w:t>
       </w:r>
       <w:r>
         <w:t xml:space="preserve"> </w:t>
@@ -9861,13 +10075,13 @@
         <w:t xml:space="preserve"> </w:t>
       </w:r>
       <w:r>
-        <w:t xml:space="preserve">seeds</w:t>
-      </w:r>
-      <w:r>
-        <w:t xml:space="preserve"> </w:t>
-      </w:r>
-      <w:r>
-        <w:t xml:space="preserve">draws from at most</w:t>
+        <w:t xml:space="preserve">seeds drawing from</w:t>
+      </w:r>
+      <w:r>
+        <w:t xml:space="preserve"> </w:t>
+      </w:r>
+      <w:r>
+        <w:t xml:space="preserve">at most</w:t>
       </w:r>
       <w:r>
         <w:t xml:space="preserve"> </w:t>
@@ -9924,25 +10138,25 @@
         <w:t xml:space="preserve"> </w:t>
       </w:r>
       <w:r>
-        <w:t xml:space="preserve">distinct combinations,</w:t>
-      </w:r>
-      <w:r>
-        <w:t xml:space="preserve"> </w:t>
-      </w:r>
-      <w:r>
-        <w:t xml:space="preserve">so the 10 000 resamples densely cover the resampling space but do</w:t>
-      </w:r>
-      <w:r>
-        <w:t xml:space="preserve"> </w:t>
-      </w:r>
-      <w:r>
-        <w:t xml:space="preserve">not buy additional statistical power beyond the five underlying</w:t>
-      </w:r>
-      <w:r>
-        <w:t xml:space="preserve"> </w:t>
-      </w:r>
-      <w:r>
-        <w:t xml:space="preserve">observations.</w:t>
+        <w:t xml:space="preserve">possible combinations of players,</w:t>
+      </w:r>
+      <w:r>
+        <w:t xml:space="preserve"> </w:t>
+      </w:r>
+      <w:r>
+        <w:t xml:space="preserve">thus ensuring dense coverage of the sample space via the 10 000</w:t>
+      </w:r>
+      <w:r>
+        <w:t xml:space="preserve"> </w:t>
+      </w:r>
+      <w:r>
+        <w:t xml:space="preserve">iterations, it does not provide greater statistical power than what</w:t>
+      </w:r>
+      <w:r>
+        <w:t xml:space="preserve"> </w:t>
+      </w:r>
+      <w:r>
+        <w:t xml:space="preserve">is available from the five actual observations.</w:t>
       </w:r>
     </w:p>
     <w:bookmarkEnd w:id="40"/>
@@ -10301,6 +10515,7 @@
         <w:rPr>
           <w:bCs/>
           <w:b/>
+          <w:color w:val="A2A7A9"/>
         </w:rPr>
         <w:t xml:space="preserve">Wall</w:t>
       </w:r>
@@ -10323,6 +10538,7 @@
         <w:rPr>
           <w:bCs/>
           <w:b/>
+          <w:color w:val="E75D3C"/>
         </w:rPr>
         <w:t xml:space="preserve">Firestorm</w:t>
       </w:r>
@@ -10345,6 +10561,7 @@
         <w:rPr>
           <w:bCs/>
           <w:b/>
+          <w:color w:val="E75D3C"/>
         </w:rPr>
         <w:t xml:space="preserve">Firestorm</w:t>
       </w:r>
@@ -10436,6 +10653,7 @@
         <w:rPr>
           <w:bCs/>
           <w:b/>
+          <w:color w:val="E75D3C"/>
         </w:rPr>
         <w:t xml:space="preserve">Firestorm</w:t>
       </w:r>
@@ -10555,6 +10773,7 @@
         <w:rPr>
           <w:bCs/>
           <w:b/>
+          <w:color w:val="E75D3C"/>
         </w:rPr>
         <w:t xml:space="preserve">Firestorm</w:t>
       </w:r>
@@ -10593,6 +10812,7 @@
         <w:rPr>
           <w:bCs/>
           <w:b/>
+          <w:color w:val="A2A7A9"/>
         </w:rPr>
         <w:t xml:space="preserve">Wall</w:t>
       </w:r>
@@ -10629,6 +10849,7 @@
         <w:rPr>
           <w:bCs/>
           <w:b/>
+          <w:color w:val="A2A7A9"/>
         </w:rPr>
         <w:t xml:space="preserve">Wall</w:t>
       </w:r>
@@ -10745,6 +10966,7 @@
         <w:rPr>
           <w:bCs/>
           <w:b/>
+          <w:color w:val="A2A7A9"/>
         </w:rPr>
         <w:t xml:space="preserve">Wall</w:t>
       </w:r>
@@ -10794,6 +11016,7 @@
         <w:rPr>
           <w:bCs/>
           <w:b/>
+          <w:color w:val="A2A7A9"/>
         </w:rPr>
         <w:t xml:space="preserve">Wall</w:t>
       </w:r>
@@ -10989,6 +11212,7 @@
               <w:rPr>
                 <w:bCs/>
                 <w:b/>
+                <w:color w:val="3F4F7C"/>
               </w:rPr>
               <w:t xml:space="preserve">Judge</w:t>
             </w:r>
@@ -11075,6 +11299,7 @@
               <w:rPr>
                 <w:bCs/>
                 <w:b/>
+                <w:color w:val="E75D3C"/>
               </w:rPr>
               <w:t xml:space="preserve">Firestorm</w:t>
             </w:r>
@@ -11165,6 +11390,7 @@
               <w:rPr>
                 <w:bCs/>
                 <w:b/>
+                <w:color w:val="A2A7A9"/>
               </w:rPr>
               <w:t xml:space="preserve">Wall</w:t>
             </w:r>
@@ -11259,6 +11485,7 @@
               <w:rPr>
                 <w:bCs/>
                 <w:b/>
+                <w:color w:val="3F4F7C"/>
               </w:rPr>
               <w:t xml:space="preserve">Judge</w:t>
             </w:r>
@@ -11401,6 +11628,7 @@
               <w:rPr>
                 <w:bCs/>
                 <w:b/>
+                <w:color w:val="3F4F7C"/>
               </w:rPr>
               <w:t xml:space="preserve">Judge</w:t>
             </w:r>
@@ -11417,6 +11645,7 @@
               <w:rPr>
                 <w:bCs/>
                 <w:b/>
+                <w:color w:val="E75D3C"/>
               </w:rPr>
               <w:t xml:space="preserve">Firestorm</w:t>
             </w:r>
@@ -11433,6 +11662,7 @@
               <w:rPr>
                 <w:bCs/>
                 <w:b/>
+                <w:color w:val="A2A7A9"/>
               </w:rPr>
               <w:t xml:space="preserve">Wall</w:t>
             </w:r>
@@ -11607,6 +11837,7 @@
               <w:rPr>
                 <w:bCs/>
                 <w:b/>
+                <w:color w:val="A2A7A9"/>
               </w:rPr>
               <w:t xml:space="preserve">Wall</w:t>
             </w:r>
@@ -11638,6 +11869,7 @@
         <w:rPr>
           <w:bCs/>
           <w:b/>
+          <w:color w:val="E75D3C"/>
         </w:rPr>
         <w:t xml:space="preserve">Firestorm</w:t>
       </w:r>
@@ -11696,6 +11928,7 @@
         <w:rPr>
           <w:bCs/>
           <w:b/>
+          <w:color w:val="3F4F7C"/>
         </w:rPr>
         <w:t xml:space="preserve">Judge</w:t>
       </w:r>
@@ -11738,6 +11971,7 @@
         <w:rPr>
           <w:bCs/>
           <w:b/>
+          <w:color w:val="A2A7A9"/>
         </w:rPr>
         <w:t xml:space="preserve">Wall</w:t>
       </w:r>
@@ -11845,6 +12079,7 @@
           <w:b/>
           <w:iCs/>
           <w:i/>
+          <w:color w:val="E75D3C"/>
         </w:rPr>
         <w:t xml:space="preserve">Firestorm</w:t>
       </w:r>
@@ -11910,6 +12145,7 @@
           <w:b/>
           <w:iCs/>
           <w:i/>
+          <w:color w:val="A2A7A9"/>
         </w:rPr>
         <w:t xml:space="preserve">Wall</w:t>
       </w:r>
@@ -11960,6 +12196,7 @@
         <w:rPr>
           <w:bCs/>
           <w:b/>
+          <w:color w:val="B93C41"/>
         </w:rPr>
         <w:t xml:space="preserve">Predator</w:t>
       </w:r>
@@ -12000,6 +12237,7 @@
         <w:rPr>
           <w:bCs/>
           <w:b/>
+          <w:color w:val="A2A7A9"/>
         </w:rPr>
         <w:t xml:space="preserve">Wall</w:t>
       </w:r>
@@ -12033,6 +12271,7 @@
         <w:rPr>
           <w:bCs/>
           <w:b/>
+          <w:color w:val="E75D3C"/>
         </w:rPr>
         <w:t xml:space="preserve">Firestorm</w:t>
       </w:r>
@@ -12066,6 +12305,7 @@
         <w:rPr>
           <w:bCs/>
           <w:b/>
+          <w:color w:val="836F91"/>
         </w:rPr>
         <w:t xml:space="preserve">Phantom</w:t>
       </w:r>
@@ -12111,6 +12351,7 @@
         <w:rPr>
           <w:bCs/>
           <w:b/>
+          <w:color w:val="5C8159"/>
         </w:rPr>
         <w:t xml:space="preserve">Sentinel</w:t>
       </w:r>
@@ -12124,6 +12365,7 @@
         <w:rPr>
           <w:bCs/>
           <w:b/>
+          <w:color w:val="CDD3D8"/>
         </w:rPr>
         <w:t xml:space="preserve">Mirror</w:t>
       </w:r>
@@ -12140,6 +12382,7 @@
         <w:rPr>
           <w:bCs/>
           <w:b/>
+          <w:color w:val="3F4F7C"/>
         </w:rPr>
         <w:t xml:space="preserve">Judge</w:t>
       </w:r>
@@ -13765,6 +14008,7 @@
         <w:rPr>
           <w:bCs/>
           <w:b/>
+          <w:color w:val="E75D3C"/>
         </w:rPr>
         <w:t xml:space="preserve">Firestorm</w:t>
       </w:r>
@@ -13810,6 +14054,7 @@
         <w:rPr>
           <w:bCs/>
           <w:b/>
+          <w:color w:val="A2A7A9"/>
         </w:rPr>
         <w:t xml:space="preserve">Wall</w:t>
       </w:r>
@@ -15792,6 +16037,7 @@
         <w:rPr>
           <w:bCs/>
           <w:b/>
+          <w:color w:val="A2A7A9"/>
         </w:rPr>
         <w:t xml:space="preserve">Wall</w:t>
       </w:r>
@@ -15857,6 +16103,7 @@
         <w:rPr>
           <w:bCs/>
           <w:b/>
+          <w:color w:val="E75D3C"/>
         </w:rPr>
         <w:t xml:space="preserve">Firestorm</w:t>
       </w:r>
@@ -15881,6 +16128,7 @@
         <w:rPr>
           <w:bCs/>
           <w:b/>
+          <w:color w:val="A2A7A9"/>
         </w:rPr>
         <w:t xml:space="preserve">Wall</w:t>
       </w:r>
@@ -17022,6 +17270,7 @@
         <w:rPr>
           <w:bCs/>
           <w:b/>
+          <w:color w:val="A2A7A9"/>
         </w:rPr>
         <w:t xml:space="preserve">Wall</w:t>
       </w:r>
@@ -17038,6 +17287,7 @@
         <w:rPr>
           <w:bCs/>
           <w:b/>
+          <w:color w:val="5C8159"/>
         </w:rPr>
         <w:t xml:space="preserve">Sentinel</w:t>
       </w:r>
@@ -17210,6 +17460,7 @@
         <w:rPr>
           <w:bCs/>
           <w:b/>
+          <w:color w:val="A2A7A9"/>
         </w:rPr>
         <w:t xml:space="preserve">Wall</w:t>
       </w:r>
@@ -17240,6 +17491,7 @@
         <w:rPr>
           <w:bCs/>
           <w:b/>
+          <w:color w:val="5C8159"/>
         </w:rPr>
         <w:t xml:space="preserve">Sentinel</w:t>
       </w:r>
@@ -17658,6 +17910,7 @@
         <w:rPr>
           <w:bCs/>
           <w:b/>
+          <w:color w:val="A2A7A9"/>
         </w:rPr>
         <w:t xml:space="preserve">Wall</w:t>
       </w:r>
@@ -17735,6 +17988,7 @@
         <w:rPr>
           <w:bCs/>
           <w:b/>
+          <w:color w:val="E75D3C"/>
         </w:rPr>
         <w:t xml:space="preserve">Firestorm</w:t>
       </w:r>
@@ -17748,6 +18002,7 @@
         <w:rPr>
           <w:bCs/>
           <w:b/>
+          <w:color w:val="E75D3C"/>
         </w:rPr>
         <w:t xml:space="preserve">Firestorm</w:t>
       </w:r>
@@ -17786,6 +18041,7 @@
         <w:rPr>
           <w:bCs/>
           <w:b/>
+          <w:color w:val="A2A7A9"/>
         </w:rPr>
         <w:t xml:space="preserve">Wall</w:t>
       </w:r>
@@ -17808,6 +18064,7 @@
         <w:rPr>
           <w:bCs/>
           <w:b/>
+          <w:color w:val="A2A7A9"/>
         </w:rPr>
         <w:t xml:space="preserve">Wall</w:t>
       </w:r>
@@ -17857,6 +18114,7 @@
         <w:rPr>
           <w:bCs/>
           <w:b/>
+          <w:color w:val="A2A7A9"/>
         </w:rPr>
         <w:t xml:space="preserve">Wall</w:t>
       </w:r>
@@ -18046,6 +18304,7 @@
               <w:rPr>
                 <w:bCs/>
                 <w:b/>
+                <w:color w:val="E75D3C"/>
               </w:rPr>
               <w:t xml:space="preserve">Firestorm</w:t>
             </w:r>
@@ -18132,6 +18391,7 @@
               <w:rPr>
                 <w:bCs/>
                 <w:b/>
+                <w:color w:val="A2A7A9"/>
               </w:rPr>
               <w:t xml:space="preserve">Wall</w:t>
             </w:r>
@@ -18222,6 +18482,7 @@
               <w:rPr>
                 <w:bCs/>
                 <w:b/>
+                <w:color w:val="E75D3C"/>
               </w:rPr>
               <w:t xml:space="preserve">Firestorm</w:t>
             </w:r>
@@ -18312,6 +18573,7 @@
               <w:rPr>
                 <w:bCs/>
                 <w:b/>
+                <w:color w:val="A2A7A9"/>
               </w:rPr>
               <w:t xml:space="preserve">Wall</w:t>
             </w:r>
@@ -18398,6 +18660,7 @@
               <w:rPr>
                 <w:bCs/>
                 <w:b/>
+                <w:color w:val="E75D3C"/>
               </w:rPr>
               <w:t xml:space="preserve">Firestorm</w:t>
             </w:r>
@@ -18488,6 +18751,7 @@
               <w:rPr>
                 <w:bCs/>
                 <w:b/>
+                <w:color w:val="A2A7A9"/>
               </w:rPr>
               <w:t xml:space="preserve">Wall</w:t>
             </w:r>
@@ -18574,6 +18838,7 @@
               <w:rPr>
                 <w:bCs/>
                 <w:b/>
+                <w:color w:val="E75D3C"/>
               </w:rPr>
               <w:t xml:space="preserve">Firestorm</w:t>
             </w:r>
@@ -18672,6 +18937,7 @@
               <w:rPr>
                 <w:bCs/>
                 <w:b/>
+                <w:color w:val="A2A7A9"/>
               </w:rPr>
               <w:t xml:space="preserve">Wall</w:t>
             </w:r>
@@ -18770,6 +19036,7 @@
               <w:rPr>
                 <w:bCs/>
                 <w:b/>
+                <w:color w:val="E75D3C"/>
               </w:rPr>
               <w:t xml:space="preserve">Firestorm</w:t>
             </w:r>
@@ -18851,6 +19118,7 @@
         <w:rPr>
           <w:bCs/>
           <w:b/>
+          <w:color w:val="A2A7A9"/>
         </w:rPr>
         <w:t xml:space="preserve">Wall</w:t>
       </w:r>
@@ -18909,6 +19177,7 @@
         <w:rPr>
           <w:bCs/>
           <w:b/>
+          <w:color w:val="E75D3C"/>
         </w:rPr>
         <w:t xml:space="preserve">Firestorm</w:t>
       </w:r>
@@ -18967,6 +19236,7 @@
           <w:b/>
           <w:iCs/>
           <w:i/>
+          <w:color w:val="A2A7A9"/>
         </w:rPr>
         <w:t xml:space="preserve">Wall</w:t>
       </w:r>
@@ -19011,6 +19281,7 @@
           <w:b/>
           <w:iCs/>
           <w:i/>
+          <w:color w:val="A2A7A9"/>
         </w:rPr>
         <w:t xml:space="preserve">Wall</w:t>
       </w:r>
@@ -19126,6 +19397,7 @@
         <w:rPr>
           <w:bCs/>
           <w:b/>
+          <w:color w:val="A2A7A9"/>
         </w:rPr>
         <w:t xml:space="preserve">Wall</w:t>
       </w:r>
@@ -19142,6 +19414,7 @@
         <w:rPr>
           <w:bCs/>
           <w:b/>
+          <w:color w:val="5C8159"/>
         </w:rPr>
         <w:t xml:space="preserve">Sentinel</w:t>
       </w:r>
@@ -19213,6 +19486,7 @@
         <w:rPr>
           <w:bCs/>
           <w:b/>
+          <w:color w:val="E75D3C"/>
         </w:rPr>
         <w:t xml:space="preserve">Firestorm</w:t>
       </w:r>
@@ -19268,6 +19542,7 @@
         <w:rPr>
           <w:bCs/>
           <w:b/>
+          <w:color w:val="E75D3C"/>
         </w:rPr>
         <w:t xml:space="preserve">Firestorm</w:t>
       </w:r>
@@ -19308,6 +19583,7 @@
         <w:rPr>
           <w:bCs/>
           <w:b/>
+          <w:color w:val="E75D3C"/>
         </w:rPr>
         <w:t xml:space="preserve">Firestorm</w:t>
       </w:r>
@@ -19336,6 +19612,7 @@
         <w:rPr>
           <w:bCs/>
           <w:b/>
+          <w:color w:val="CDD3D8"/>
         </w:rPr>
         <w:t xml:space="preserve">Mirror</w:t>
       </w:r>
@@ -19421,6 +19698,7 @@
         <w:rPr>
           <w:bCs/>
           <w:b/>
+          <w:color w:val="5C8159"/>
         </w:rPr>
         <w:t xml:space="preserve">Sentinel</w:t>
       </w:r>
@@ -19434,6 +19712,7 @@
         <w:rPr>
           <w:bCs/>
           <w:b/>
+          <w:color w:val="CDD3D8"/>
         </w:rPr>
         <w:t xml:space="preserve">Mirror</w:t>
       </w:r>
@@ -19447,6 +19726,7 @@
         <w:rPr>
           <w:bCs/>
           <w:b/>
+          <w:color w:val="3F4F7C"/>
         </w:rPr>
         <w:t xml:space="preserve">Judge</w:t>
       </w:r>
@@ -20270,6 +20550,7 @@
         <w:rPr>
           <w:bCs/>
           <w:b/>
+          <w:color w:val="A2A7A9"/>
         </w:rPr>
         <w:t xml:space="preserve">Wall</w:t>
       </w:r>
@@ -20292,6 +20573,7 @@
         <w:rPr>
           <w:bCs/>
           <w:b/>
+          <w:color w:val="A2A7A9"/>
         </w:rPr>
         <w:t xml:space="preserve">Wall</w:t>
       </w:r>
@@ -20308,6 +20590,7 @@
         <w:rPr>
           <w:bCs/>
           <w:b/>
+          <w:color w:val="E75D3C"/>
         </w:rPr>
         <w:t xml:space="preserve">Firestorm</w:t>
       </w:r>
@@ -20327,6 +20610,7 @@
         <w:rPr>
           <w:bCs/>
           <w:b/>
+          <w:color w:val="E75D3C"/>
         </w:rPr>
         <w:t xml:space="preserve">Firestorm</w:t>
       </w:r>
@@ -20352,6 +20636,7 @@
         <w:rPr>
           <w:bCs/>
           <w:b/>
+          <w:color w:val="A2A7A9"/>
         </w:rPr>
         <w:t xml:space="preserve">Wall</w:t>
       </w:r>
@@ -20368,6 +20653,7 @@
         <w:rPr>
           <w:bCs/>
           <w:b/>
+          <w:color w:val="A2A7A9"/>
         </w:rPr>
         <w:t xml:space="preserve">Wall</w:t>
       </w:r>
@@ -21223,6 +21509,7 @@
         <w:rPr>
           <w:bCs/>
           <w:b/>
+          <w:color w:val="A2A7A9"/>
         </w:rPr>
         <w:t xml:space="preserve">Wall</w:t>
       </w:r>
@@ -22559,7 +22846,7 @@
       </w:r>
     </w:p>
     <w:bookmarkEnd w:id="99"/>
-    <w:bookmarkStart w:id="100" w:name="ref-park2023generative"/>
+    <w:bookmarkStart w:id="100" w:name="ref-liu2024agentbench"/>
     <w:p>
       <w:pPr>
         <w:pStyle w:val="Bibliography"/>
@@ -22574,19 +22861,7 @@
         <w:t xml:space="preserve">	</w:t>
       </w:r>
       <w:r>
-        <w:t xml:space="preserve">J. S. Park, J. C. O’Brien, C. J. Cai, M. R. Morris, P. Liang, and M. S. Bernstein,</w:t>
-      </w:r>
-      <w:r>
-        <w:t xml:space="preserve"> </w:t>
-      </w:r>
-      <w:r>
-        <w:t xml:space="preserve">“Generative agents: Interactive simulacra of human behavior,”</w:t>
-      </w:r>
-      <w:r>
-        <w:t xml:space="preserve"> </w:t>
-      </w:r>
-      <w:r>
-        <w:t xml:space="preserve">in</w:t>
+        <w:t xml:space="preserve">X. Liu</w:t>
       </w:r>
       <w:r>
         <w:t xml:space="preserve"> </w:t>
@@ -22596,42 +22871,60 @@
           <w:iCs/>
           <w:i/>
         </w:rPr>
-        <w:t xml:space="preserve">Proceedings of the 36th annual</w:t>
+        <w:t xml:space="preserve">et al.</w:t>
+      </w:r>
+      <w:r>
+        <w:t xml:space="preserve">,</w:t>
+      </w:r>
+      <w:r>
+        <w:t xml:space="preserve"> </w:t>
+      </w:r>
+      <w:r>
+        <w:t xml:space="preserve">“</w:t>
+      </w:r>
+      <w:r>
+        <w:t xml:space="preserve">A</w:t>
+      </w:r>
+      <w:r>
+        <w:t xml:space="preserve">gent</w:t>
+      </w:r>
+      <w:r>
+        <w:t xml:space="preserve">B</w:t>
+      </w:r>
+      <w:r>
+        <w:t xml:space="preserve">ench: Evaluating</w:t>
+      </w:r>
+      <w:r>
+        <w:t xml:space="preserve"> </w:t>
+      </w:r>
+      <w:r>
+        <w:t xml:space="preserve">LLM</w:t>
+      </w:r>
+      <w:r>
+        <w:t xml:space="preserve">s as agents,”</w:t>
+      </w:r>
+      <w:r>
+        <w:t xml:space="preserve"> </w:t>
+      </w:r>
+      <w:r>
+        <w:t xml:space="preserve">in</w:t>
+      </w:r>
+      <w:r>
+        <w:t xml:space="preserve"> </w:t>
       </w:r>
       <w:r>
         <w:rPr>
           <w:iCs/>
           <w:i/>
         </w:rPr>
-        <w:t xml:space="preserve"> </w:t>
-      </w:r>
-      <w:r>
-        <w:rPr>
-          <w:iCs/>
-          <w:i/>
-        </w:rPr>
-        <w:t xml:space="preserve">ACM</w:t>
-      </w:r>
-      <w:r>
-        <w:rPr>
-          <w:iCs/>
-          <w:i/>
-        </w:rPr>
-        <w:t xml:space="preserve"> </w:t>
-      </w:r>
-      <w:r>
-        <w:rPr>
-          <w:iCs/>
-          <w:i/>
-        </w:rPr>
-        <w:t xml:space="preserve">symposium on user interface software and technology (UIST)</w:t>
-      </w:r>
-      <w:r>
-        <w:t xml:space="preserve">, 2023.</w:t>
+        <w:t xml:space="preserve">International conference on learning representations (ICLR)</w:t>
+      </w:r>
+      <w:r>
+        <w:t xml:space="preserve">, 2024.</w:t>
       </w:r>
     </w:p>
     <w:bookmarkEnd w:id="100"/>
-    <w:bookmarkStart w:id="101" w:name="ref-liu2024agentbench"/>
+    <w:bookmarkStart w:id="101" w:name="ref-park2023generative"/>
     <w:p>
       <w:pPr>
         <w:pStyle w:val="Bibliography"/>
@@ -22646,7 +22939,19 @@
         <w:t xml:space="preserve">	</w:t>
       </w:r>
       <w:r>
-        <w:t xml:space="preserve">X. Liu</w:t>
+        <w:t xml:space="preserve">J. S. Park, J. C. O’Brien, C. J. Cai, M. R. Morris, P. Liang, and M. S. Bernstein,</w:t>
+      </w:r>
+      <w:r>
+        <w:t xml:space="preserve"> </w:t>
+      </w:r>
+      <w:r>
+        <w:t xml:space="preserve">“Generative agents: Interactive simulacra of human behavior,”</w:t>
+      </w:r>
+      <w:r>
+        <w:t xml:space="preserve"> </w:t>
+      </w:r>
+      <w:r>
+        <w:t xml:space="preserve">in</w:t>
       </w:r>
       <w:r>
         <w:t xml:space="preserve"> </w:t>
@@ -22656,69 +22961,82 @@
           <w:iCs/>
           <w:i/>
         </w:rPr>
-        <w:t xml:space="preserve">et al.</w:t>
-      </w:r>
-      <w:r>
-        <w:t xml:space="preserve">,</w:t>
-      </w:r>
-      <w:r>
-        <w:t xml:space="preserve"> </w:t>
-      </w:r>
-      <w:r>
-        <w:t xml:space="preserve">“</w:t>
-      </w:r>
-      <w:r>
-        <w:t xml:space="preserve">A</w:t>
-      </w:r>
-      <w:r>
-        <w:t xml:space="preserve">gent</w:t>
-      </w:r>
-      <w:r>
-        <w:t xml:space="preserve">B</w:t>
-      </w:r>
-      <w:r>
-        <w:t xml:space="preserve">ench: Evaluating</w:t>
-      </w:r>
-      <w:r>
-        <w:t xml:space="preserve"> </w:t>
-      </w:r>
-      <w:r>
-        <w:t xml:space="preserve">LLM</w:t>
-      </w:r>
-      <w:r>
-        <w:t xml:space="preserve">s as agents,”</w:t>
-      </w:r>
-      <w:r>
-        <w:t xml:space="preserve"> </w:t>
-      </w:r>
-      <w:r>
-        <w:t xml:space="preserve">in</w:t>
-      </w:r>
-      <w:r>
-        <w:t xml:space="preserve"> </w:t>
+        <w:t xml:space="preserve">Proceedings of the 36th annual</w:t>
       </w:r>
       <w:r>
         <w:rPr>
           <w:iCs/>
           <w:i/>
         </w:rPr>
-        <w:t xml:space="preserve">International conference on learning representations (ICLR)</w:t>
-      </w:r>
-      <w:r>
-        <w:t xml:space="preserve">, 2024.</w:t>
+        <w:t xml:space="preserve"> </w:t>
+      </w:r>
+      <w:r>
+        <w:rPr>
+          <w:iCs/>
+          <w:i/>
+        </w:rPr>
+        <w:t xml:space="preserve">ACM</w:t>
+      </w:r>
+      <w:r>
+        <w:rPr>
+          <w:iCs/>
+          <w:i/>
+        </w:rPr>
+        <w:t xml:space="preserve"> </w:t>
+      </w:r>
+      <w:r>
+        <w:rPr>
+          <w:iCs/>
+          <w:i/>
+        </w:rPr>
+        <w:t xml:space="preserve">symposium on user interface software and technology (UIST)</w:t>
+      </w:r>
+      <w:r>
+        <w:t xml:space="preserve">, 2023.</w:t>
       </w:r>
     </w:p>
     <w:bookmarkEnd w:id="101"/>
     <w:bookmarkEnd w:id="102"/>
     <w:bookmarkEnd w:id="103"/>
     <w:bookmarkEnd w:id="104"/>
-    <w:sectPr/>
+    <w:sectPr>
+      <w:headerReference w:type="default" r:id="rId9"/>
+      <w:footerReference w:type="default" r:id="rId10"/>
+    </w:sectPr>
   </w:body>
 </w:document>
 </file>
 
 <file path=word/comments.xml><?xml version="1.0" encoding="utf-8"?>
 <w:comments xmlns:w="http://schemas.openxmlformats.org/wordprocessingml/2006/main" xmlns:m="http://schemas.openxmlformats.org/officeDocument/2006/math" xmlns:r="http://schemas.openxmlformats.org/officeDocument/2006/relationships" xmlns:o="urn:schemas-microsoft-com:office:office" xmlns:v="urn:schemas-microsoft-com:vml" xmlns:w10="urn:schemas-microsoft-com:office:word" xmlns:a="http://schemas.openxmlformats.org/drawingml/2006/main" xmlns:pic="http://schemas.openxmlformats.org/drawingml/2006/picture" xmlns:wp="http://schemas.openxmlformats.org/drawingml/2006/wordprocessingDrawing"/>
+</file>
+
+<file path=word/footer1.xml><?xml version="1.0" encoding="utf-8"?>
+<w:ftr xmlns:m="http://schemas.openxmlformats.org/officeDocument/2006/math" xmlns:mc="http://schemas.openxmlformats.org/markup-compatibility/2006" xmlns:mo="http://schemas.microsoft.com/office/mac/office/2008/main" xmlns:mv="urn:schemas-microsoft-com:mac:vml" xmlns:o="urn:schemas-microsoft-com:office:office" xmlns:r="http://schemas.openxmlformats.org/officeDocument/2006/relationships" xmlns:v="urn:schemas-microsoft-com:vml" xmlns:w10="urn:schemas-microsoft-com:office:word" xmlns:w14="http://schemas.microsoft.com/office/word/2010/wordml" xmlns:w="http://schemas.openxmlformats.org/wordprocessingml/2006/main" xmlns:wne="http://schemas.microsoft.com/office/word/2006/wordml" xmlns:wp14="http://schemas.microsoft.com/office/word/2010/wordprocessingDrawing" xmlns:wp="http://schemas.openxmlformats.org/drawingml/2006/wordprocessingDrawing" xmlns:wpc="http://schemas.microsoft.com/office/word/2010/wordprocessingCanvas" xmlns:wpg="http://schemas.microsoft.com/office/word/2010/wordprocessingGroup" xmlns:wpi="http://schemas.microsoft.com/office/word/2010/wordprocessingInk" xmlns:wps="http://schemas.microsoft.com/office/word/2010/wordprocessingShape" mc:Ignorable="w14 wp14">
+  <w:p>
+    <w:pPr>
+      <w:pStyle w:val="Footer"/>
+      <w:tabs>
+        <w:tab w:pos="9360" w:val="right"/>
+      </w:tabs>
+    </w:pPr>
+    <w:r/>
+    <w:r>
+      <w:rPr>
+        <w:sz w:val="16"/>
+      </w:rPr>
+      <w:t>Agrawal (2026)</w:t>
+    </w:r>
+    <w:r>
+      <w:tab/>
+    </w:r>
+    <w:r>
+      <w:fldChar w:fldCharType="begin"/>
+      <w:instrText xml:space="preserve"> PAGE </w:instrText>
+      <w:fldChar w:fldCharType="end"/>
+    </w:r>
+  </w:p>
+</w:ftr>
 </file>
 
 <file path=word/footnotes.xml><?xml version="1.0" encoding="utf-8"?>
@@ -23043,13 +23361,7 @@
         <w:t xml:space="preserve"> </w:t>
       </w:r>
       <w:r>
-        <w:t xml:space="preserve">aggressor captures when opponents fold without reaching</w:t>
-      </w:r>
-      <w:r>
-        <w:t xml:space="preserve"> </w:t>
-      </w:r>
-      <w:r>
-        <w:t xml:space="preserve">showdown.</w:t>
+        <w:t xml:space="preserve">aggressor captures when opponents fold without reaching showdown.</w:t>
       </w:r>
     </w:p>
   </w:footnote>
@@ -23068,13 +23380,13 @@
         <w:t xml:space="preserve"> </w:t>
       </w:r>
       <w:r>
-        <w:t xml:space="preserve">The four betting rounds in</w:t>
-      </w:r>
-      <w:r>
-        <w:t xml:space="preserve"> </w:t>
-      </w:r>
-      <w:r>
-        <w:t xml:space="preserve">Texas Hold’em, in order, are</w:t>
+        <w:t xml:space="preserve">The four betting rounds in Texas Hold’em, in</w:t>
+      </w:r>
+      <w:r>
+        <w:t xml:space="preserve"> </w:t>
+      </w:r>
+      <w:r>
+        <w:t xml:space="preserve">order, are</w:t>
       </w:r>
       <w:r>
         <w:t xml:space="preserve"> </w:t>
@@ -23090,13 +23402,7 @@
         <w:t xml:space="preserve"> </w:t>
       </w:r>
       <w:r>
-        <w:t xml:space="preserve">(after each player</w:t>
-      </w:r>
-      <w:r>
-        <w:t xml:space="preserve"> </w:t>
-      </w:r>
-      <w:r>
-        <w:t xml:space="preserve">receives two private</w:t>
+        <w:t xml:space="preserve">(after each player receives two private</w:t>
       </w:r>
       <w:r>
         <w:t xml:space="preserve"> </w:t>
@@ -23114,13 +23420,7 @@
         <w:t xml:space="preserve"> </w:t>
       </w:r>
       <w:r>
-        <w:t xml:space="preserve">cards but before any community</w:t>
-      </w:r>
-      <w:r>
-        <w:t xml:space="preserve"> </w:t>
-      </w:r>
-      <w:r>
-        <w:t xml:space="preserve">cards),</w:t>
+        <w:t xml:space="preserve">cards but before any community cards),</w:t>
       </w:r>
       <w:r>
         <w:t xml:space="preserve"> </w:t>
@@ -23136,13 +23436,13 @@
         <w:t xml:space="preserve"> </w:t>
       </w:r>
       <w:r>
-        <w:t xml:space="preserve">(after three community cards are dealt</w:t>
-      </w:r>
-      <w:r>
-        <w:t xml:space="preserve"> </w:t>
-      </w:r>
-      <w:r>
-        <w:t xml:space="preserve">simultaneously),</w:t>
+        <w:t xml:space="preserve">(after</w:t>
+      </w:r>
+      <w:r>
+        <w:t xml:space="preserve"> </w:t>
+      </w:r>
+      <w:r>
+        <w:t xml:space="preserve">three community cards are dealt simultaneously),</w:t>
       </w:r>
       <w:r>
         <w:t xml:space="preserve"> </w:t>
@@ -23158,13 +23458,7 @@
         <w:t xml:space="preserve"> </w:t>
       </w:r>
       <w:r>
-        <w:t xml:space="preserve">(after a fourth community card),</w:t>
-      </w:r>
-      <w:r>
-        <w:t xml:space="preserve"> </w:t>
-      </w:r>
-      <w:r>
-        <w:t xml:space="preserve">and</w:t>
+        <w:t xml:space="preserve">(after a fourth community card), and</w:t>
       </w:r>
       <w:r>
         <w:t xml:space="preserve"> </w:t>
@@ -23180,7 +23474,13 @@
         <w:t xml:space="preserve"> </w:t>
       </w:r>
       <w:r>
-        <w:t xml:space="preserve">(after a fifth and final community card).</w:t>
+        <w:t xml:space="preserve">(after a fifth</w:t>
+      </w:r>
+      <w:r>
+        <w:t xml:space="preserve"> </w:t>
+      </w:r>
+      <w:r>
+        <w:t xml:space="preserve">and final community card).</w:t>
       </w:r>
     </w:p>
   </w:footnote>
@@ -23199,13 +23499,19 @@
         <w:t xml:space="preserve"> </w:t>
       </w:r>
       <w:r>
-        <w:t xml:space="preserve">Fixed-limit Texas Hold’em permits at most four raises</w:t>
-      </w:r>
-      <w:r>
-        <w:t xml:space="preserve"> </w:t>
-      </w:r>
-      <w:r>
-        <w:t xml:space="preserve">per betting round; further raises are not allowed.</w:t>
+        <w:t xml:space="preserve">Fixed-limit Texas</w:t>
+      </w:r>
+      <w:r>
+        <w:t xml:space="preserve"> </w:t>
+      </w:r>
+      <w:r>
+        <w:t xml:space="preserve">Hold’em permits at most four raises per betting round; further</w:t>
+      </w:r>
+      <w:r>
+        <w:t xml:space="preserve"> </w:t>
+      </w:r>
+      <w:r>
+        <w:t xml:space="preserve">raises are not allowed.</w:t>
       </w:r>
     </w:p>
   </w:footnote>
@@ -23224,7 +23530,13 @@
         <w:t xml:space="preserve"> </w:t>
       </w:r>
       <w:r>
-        <w:t xml:space="preserve">A</w:t>
+        <w:t xml:space="preserve">When a player goes all-in for fewer chips than the</w:t>
+      </w:r>
+      <w:r>
+        <w:t xml:space="preserve"> </w:t>
+      </w:r>
+      <w:r>
+        <w:t xml:space="preserve">largest contributor, the engine creates a</w:t>
       </w:r>
       <w:r>
         <w:t xml:space="preserve"> </w:t>
@@ -23234,31 +23546,31 @@
           <w:iCs/>
           <w:i/>
         </w:rPr>
-        <w:t xml:space="preserve">showdown</w:t>
-      </w:r>
-      <w:r>
-        <w:t xml:space="preserve"> </w:t>
-      </w:r>
-      <w:r>
-        <w:t xml:space="preserve">is the</w:t>
-      </w:r>
-      <w:r>
-        <w:t xml:space="preserve"> </w:t>
-      </w:r>
-      <w:r>
-        <w:t xml:space="preserve">end-of-hand reveal in which all still-active players turn over</w:t>
-      </w:r>
-      <w:r>
-        <w:t xml:space="preserve"> </w:t>
-      </w:r>
-      <w:r>
-        <w:t xml:space="preserve">their hole cards to determine the winner; pots that end with all</w:t>
-      </w:r>
-      <w:r>
-        <w:t xml:space="preserve"> </w:t>
-      </w:r>
-      <w:r>
-        <w:t xml:space="preserve">opponents folding to a single player do not reach showdown.</w:t>
+        <w:t xml:space="preserve">side pot</w:t>
+      </w:r>
+      <w:r>
+        <w:t xml:space="preserve"> </w:t>
+      </w:r>
+      <w:r>
+        <w:t xml:space="preserve">for the</w:t>
+      </w:r>
+      <w:r>
+        <w:t xml:space="preserve"> </w:t>
+      </w:r>
+      <w:r>
+        <w:t xml:space="preserve">excess so that the short-stacked player can only win up to the</w:t>
+      </w:r>
+      <w:r>
+        <w:t xml:space="preserve"> </w:t>
+      </w:r>
+      <w:r>
+        <w:t xml:space="preserve">amount they contributed; deeper-stacked players contest the</w:t>
+      </w:r>
+      <w:r>
+        <w:t xml:space="preserve"> </w:t>
+      </w:r>
+      <w:r>
+        <w:t xml:space="preserve">remainder among themselves.</w:t>
       </w:r>
     </w:p>
   </w:footnote>
@@ -23277,13 +23589,7 @@
         <w:t xml:space="preserve"> </w:t>
       </w:r>
       <w:r>
-        <w:t xml:space="preserve">When a player goes all-in for fewer</w:t>
-      </w:r>
-      <w:r>
-        <w:t xml:space="preserve"> </w:t>
-      </w:r>
-      <w:r>
-        <w:t xml:space="preserve">chips than the largest contributor, the engine creates a</w:t>
+        <w:t xml:space="preserve">A</w:t>
       </w:r>
       <w:r>
         <w:t xml:space="preserve"> </w:t>
@@ -23293,25 +23599,31 @@
           <w:iCs/>
           <w:i/>
         </w:rPr>
-        <w:t xml:space="preserve">side pot</w:t>
-      </w:r>
-      <w:r>
-        <w:t xml:space="preserve"> </w:t>
-      </w:r>
-      <w:r>
-        <w:t xml:space="preserve">for the excess so that the short-stacked player</w:t>
-      </w:r>
-      <w:r>
-        <w:t xml:space="preserve"> </w:t>
-      </w:r>
-      <w:r>
-        <w:t xml:space="preserve">can only win up to the amount they contributed; deeper-stacked</w:t>
-      </w:r>
-      <w:r>
-        <w:t xml:space="preserve"> </w:t>
-      </w:r>
-      <w:r>
-        <w:t xml:space="preserve">players contest the remainder among themselves.</w:t>
+        <w:t xml:space="preserve">showdown</w:t>
+      </w:r>
+      <w:r>
+        <w:t xml:space="preserve"> </w:t>
+      </w:r>
+      <w:r>
+        <w:t xml:space="preserve">is the end-of-hand reveal in</w:t>
+      </w:r>
+      <w:r>
+        <w:t xml:space="preserve"> </w:t>
+      </w:r>
+      <w:r>
+        <w:t xml:space="preserve">which all still-active players turn over their hole cards to</w:t>
+      </w:r>
+      <w:r>
+        <w:t xml:space="preserve"> </w:t>
+      </w:r>
+      <w:r>
+        <w:t xml:space="preserve">determine the winner; pots that end with all opponents folding to a</w:t>
+      </w:r>
+      <w:r>
+        <w:t xml:space="preserve"> </w:t>
+      </w:r>
+      <w:r>
+        <w:t xml:space="preserve">single player do not reach showdown.</w:t>
       </w:r>
     </w:p>
   </w:footnote>
@@ -23330,13 +23642,13 @@
         <w:t xml:space="preserve"> </w:t>
       </w:r>
       <w:r>
-        <w:t xml:space="preserve">Throughout the</w:t>
-      </w:r>
-      <w:r>
-        <w:t xml:space="preserve"> </w:t>
-      </w:r>
-      <w:r>
-        <w:t xml:space="preserve">archetype descriptions,</w:t>
+        <w:t xml:space="preserve">Throughout the archetype</w:t>
+      </w:r>
+      <w:r>
+        <w:t xml:space="preserve"> </w:t>
+      </w:r>
+      <w:r>
+        <w:t xml:space="preserve">descriptions,</w:t>
       </w:r>
       <w:r>
         <w:t xml:space="preserve"> </w:t>
@@ -23352,13 +23664,13 @@
         <w:t xml:space="preserve"> </w:t>
       </w:r>
       <w:r>
-        <w:t xml:space="preserve">= bluff rate (probability of</w:t>
-      </w:r>
-      <w:r>
-        <w:t xml:space="preserve"> </w:t>
-      </w:r>
-      <w:r>
-        <w:t xml:space="preserve">betting on a weak hand),</w:t>
+        <w:t xml:space="preserve">= bluff rate (probability of betting on a</w:t>
+      </w:r>
+      <w:r>
+        <w:t xml:space="preserve"> </w:t>
+      </w:r>
+      <w:r>
+        <w:t xml:space="preserve">weak hand),</w:t>
       </w:r>
       <w:r>
         <w:t xml:space="preserve"> </w:t>
@@ -23374,13 +23686,13 @@
         <w:t xml:space="preserve"> </w:t>
       </w:r>
       <w:r>
-        <w:t xml:space="preserve">= value-bet rate (probability</w:t>
-      </w:r>
-      <w:r>
-        <w:t xml:space="preserve"> </w:t>
-      </w:r>
-      <w:r>
-        <w:t xml:space="preserve">of betting on a strong hand), and</w:t>
+        <w:t xml:space="preserve">= value-bet rate (probability of betting on</w:t>
+      </w:r>
+      <w:r>
+        <w:t xml:space="preserve"> </w:t>
+      </w:r>
+      <w:r>
+        <w:t xml:space="preserve">a strong hand), and</w:t>
       </w:r>
       <w:r>
         <w:t xml:space="preserve"> </w:t>
@@ -23396,19 +23708,19 @@
         <w:t xml:space="preserve"> </w:t>
       </w:r>
       <w:r>
-        <w:t xml:space="preserve">= call rate facing a</w:t>
-      </w:r>
-      <w:r>
-        <w:t xml:space="preserve"> </w:t>
-      </w:r>
-      <w:r>
-        <w:t xml:space="preserve">bet on a medium hand. Ranges are the archetype’s Phase 2</w:t>
-      </w:r>
-      <w:r>
-        <w:t xml:space="preserve"> </w:t>
-      </w:r>
-      <w:r>
-        <w:t xml:space="preserve">hill-climbing bound boxes around its Phase 1 starting parameters.</w:t>
+        <w:t xml:space="preserve">= call rate facing a bet on a medium</w:t>
+      </w:r>
+      <w:r>
+        <w:t xml:space="preserve"> </w:t>
+      </w:r>
+      <w:r>
+        <w:t xml:space="preserve">hand. Ranges are the archetype’s Phase 2 hill-climbing bound boxes</w:t>
+      </w:r>
+      <w:r>
+        <w:t xml:space="preserve"> </w:t>
+      </w:r>
+      <w:r>
+        <w:t xml:space="preserve">around its Phase 1 starting parameters.</w:t>
       </w:r>
     </w:p>
   </w:footnote>
@@ -24150,6 +24462,26 @@
     </w:p>
   </w:footnote>
 </w:footnotes>
+</file>
+
+<file path=word/header1.xml><?xml version="1.0" encoding="utf-8"?>
+<w:hdr xmlns:m="http://schemas.openxmlformats.org/officeDocument/2006/math" xmlns:mc="http://schemas.openxmlformats.org/markup-compatibility/2006" xmlns:mo="http://schemas.microsoft.com/office/mac/office/2008/main" xmlns:mv="urn:schemas-microsoft-com:mac:vml" xmlns:o="urn:schemas-microsoft-com:office:office" xmlns:r="http://schemas.openxmlformats.org/officeDocument/2006/relationships" xmlns:v="urn:schemas-microsoft-com:vml" xmlns:w10="urn:schemas-microsoft-com:office:word" xmlns:w14="http://schemas.microsoft.com/office/word/2010/wordml" xmlns:w="http://schemas.openxmlformats.org/wordprocessingml/2006/main" xmlns:wne="http://schemas.microsoft.com/office/word/2006/wordml" xmlns:wp14="http://schemas.microsoft.com/office/word/2010/wordprocessingDrawing" xmlns:wp="http://schemas.openxmlformats.org/drawingml/2006/wordprocessingDrawing" xmlns:wpc="http://schemas.microsoft.com/office/word/2010/wordprocessingCanvas" xmlns:wpg="http://schemas.microsoft.com/office/word/2010/wordprocessingGroup" xmlns:wpi="http://schemas.microsoft.com/office/word/2010/wordprocessingInk" xmlns:wps="http://schemas.microsoft.com/office/word/2010/wordprocessingShape" mc:Ignorable="w14 wp14">
+  <w:p>
+    <w:pPr>
+      <w:pStyle w:val="Header"/>
+      <w:jc w:val="right"/>
+    </w:pPr>
+    <w:r/>
+    <w:r>
+      <w:rPr>
+        <w:b/>
+        <w:color w:val="C8102E"/>
+        <w:sz w:val="16"/>
+      </w:rPr>
+      <w:t>RESEARCH  |  RESEARCH ARTICLE</w:t>
+    </w:r>
+  </w:p>
+</w:hdr>
 </file>
 
 <file path=word/numbering.xml><?xml version="1.0" encoding="utf-8"?>

--- a/paper_resources/manuscript/main.docx
+++ b/paper_resources/manuscript/main.docx
@@ -169,7 +169,133 @@
         <w:pStyle w:val="Abstract"/>
       </w:pPr>
       <w:r>
-        <w:t xml:space="preserve">Reputation</w:t>
+        <w:t xml:space="preserve">In</w:t>
+      </w:r>
+      <w:r>
+        <w:t xml:space="preserve"> </w:t>
+      </w:r>
+      <w:r>
+        <w:t xml:space="preserve">many</w:t>
+      </w:r>
+      <w:r>
+        <w:t xml:space="preserve"> </w:t>
+      </w:r>
+      <w:r>
+        <w:t xml:space="preserve">types</w:t>
+      </w:r>
+      <w:r>
+        <w:t xml:space="preserve"> </w:t>
+      </w:r>
+      <w:r>
+        <w:t xml:space="preserve">of</w:t>
+      </w:r>
+      <w:r>
+        <w:t xml:space="preserve"> </w:t>
+      </w:r>
+      <w:r>
+        <w:t xml:space="preserve">online</w:t>
+      </w:r>
+      <w:r>
+        <w:t xml:space="preserve"> </w:t>
+      </w:r>
+      <w:r>
+        <w:t xml:space="preserve">communities</w:t>
+      </w:r>
+      <w:r>
+        <w:t xml:space="preserve"> </w:t>
+      </w:r>
+      <w:r>
+        <w:t xml:space="preserve">such</w:t>
+      </w:r>
+      <w:r>
+        <w:t xml:space="preserve"> </w:t>
+      </w:r>
+      <w:r>
+        <w:t xml:space="preserve">as</w:t>
+      </w:r>
+      <w:r>
+        <w:t xml:space="preserve"> </w:t>
+      </w:r>
+      <w:r>
+        <w:t xml:space="preserve">social</w:t>
+      </w:r>
+      <w:r>
+        <w:t xml:space="preserve"> </w:t>
+      </w:r>
+      <w:r>
+        <w:t xml:space="preserve">media</w:t>
+      </w:r>
+      <w:r>
+        <w:t xml:space="preserve"> </w:t>
+      </w:r>
+      <w:r>
+        <w:t xml:space="preserve">sites,</w:t>
+      </w:r>
+      <w:r>
+        <w:t xml:space="preserve"> </w:t>
+      </w:r>
+      <w:r>
+        <w:t xml:space="preserve">e-commerce</w:t>
+      </w:r>
+      <w:r>
+        <w:t xml:space="preserve"> </w:t>
+      </w:r>
+      <w:r>
+        <w:t xml:space="preserve">platforms</w:t>
+      </w:r>
+      <w:r>
+        <w:t xml:space="preserve"> </w:t>
+      </w:r>
+      <w:r>
+        <w:t xml:space="preserve">and</w:t>
+      </w:r>
+      <w:r>
+        <w:t xml:space="preserve"> </w:t>
+      </w:r>
+      <w:r>
+        <w:t xml:space="preserve">online</w:t>
+      </w:r>
+      <w:r>
+        <w:t xml:space="preserve"> </w:t>
+      </w:r>
+      <w:r>
+        <w:t xml:space="preserve">banking,</w:t>
+      </w:r>
+      <w:r>
+        <w:t xml:space="preserve"> </w:t>
+      </w:r>
+      <w:r>
+        <w:t xml:space="preserve">there</w:t>
+      </w:r>
+      <w:r>
+        <w:t xml:space="preserve"> </w:t>
+      </w:r>
+      <w:r>
+        <w:t xml:space="preserve">are</w:t>
+      </w:r>
+      <w:r>
+        <w:t xml:space="preserve"> </w:t>
+      </w:r>
+      <w:r>
+        <w:t xml:space="preserve">numerous</w:t>
+      </w:r>
+      <w:r>
+        <w:t xml:space="preserve"> </w:t>
+      </w:r>
+      <w:r>
+        <w:t xml:space="preserve">examples</w:t>
+      </w:r>
+      <w:r>
+        <w:t xml:space="preserve"> </w:t>
+      </w:r>
+      <w:r>
+        <w:t xml:space="preserve">of</w:t>
+      </w:r>
+      <w:r>
+        <w:t xml:space="preserve"> </w:t>
+      </w:r>
+      <w:r>
+        <w:t xml:space="preserve">reputation</w:t>
       </w:r>
       <w:r>
         <w:t xml:space="preserve"> </w:t>
@@ -187,43 +313,73 @@
         <w:t xml:space="preserve"> </w:t>
       </w:r>
       <w:r>
+        <w:t xml:space="preserve">use</w:t>
+      </w:r>
+      <w:r>
+        <w:t xml:space="preserve"> </w:t>
+      </w:r>
+      <w:r>
+        <w:t xml:space="preserve">past</w:t>
+      </w:r>
+      <w:r>
+        <w:t xml:space="preserve"> </w:t>
+      </w:r>
+      <w:r>
+        <w:t xml:space="preserve">behaviour</w:t>
+      </w:r>
+      <w:r>
+        <w:t xml:space="preserve"> </w:t>
+      </w:r>
+      <w:r>
+        <w:t xml:space="preserve">to</w:t>
+      </w:r>
+      <w:r>
+        <w:t xml:space="preserve"> </w:t>
+      </w:r>
+      <w:r>
         <w:t xml:space="preserve">infer</w:t>
       </w:r>
       <w:r>
         <w:t xml:space="preserve"> </w:t>
       </w:r>
       <w:r>
-        <w:t xml:space="preserve">trustworthiness</w:t>
-      </w:r>
-      <w:r>
-        <w:t xml:space="preserve"> </w:t>
-      </w:r>
-      <w:r>
-        <w:t xml:space="preserve">from</w:t>
-      </w:r>
-      <w:r>
-        <w:t xml:space="preserve"> </w:t>
-      </w:r>
-      <w:r>
-        <w:t xml:space="preserve">observed</w:t>
-      </w:r>
-      <w:r>
-        <w:t xml:space="preserve"> </w:t>
-      </w:r>
-      <w:r>
-        <w:t xml:space="preserve">behavior</w:t>
-      </w:r>
-      <w:r>
-        <w:t xml:space="preserve"> </w:t>
-      </w:r>
-      <w:r>
-        <w:t xml:space="preserve">are</w:t>
-      </w:r>
-      <w:r>
-        <w:t xml:space="preserve"> </w:t>
-      </w:r>
-      <w:r>
-        <w:t xml:space="preserve">widespread</w:t>
+        <w:t xml:space="preserve">levels</w:t>
+      </w:r>
+      <w:r>
+        <w:t xml:space="preserve"> </w:t>
+      </w:r>
+      <w:r>
+        <w:t xml:space="preserve">of</w:t>
+      </w:r>
+      <w:r>
+        <w:t xml:space="preserve"> </w:t>
+      </w:r>
+      <w:r>
+        <w:t xml:space="preserve">an</w:t>
+      </w:r>
+      <w:r>
+        <w:t xml:space="preserve"> </w:t>
+      </w:r>
+      <w:r>
+        <w:t xml:space="preserve">individual’s</w:t>
+      </w:r>
+      <w:r>
+        <w:t xml:space="preserve"> </w:t>
+      </w:r>
+      <w:r>
+        <w:t xml:space="preserve">trustworthiness.</w:t>
+      </w:r>
+      <w:r>
+        <w:t xml:space="preserve"> </w:t>
+      </w:r>
+      <w:r>
+        <w:t xml:space="preserve">For</w:t>
+      </w:r>
+      <w:r>
+        <w:t xml:space="preserve"> </w:t>
+      </w:r>
+      <w:r>
+        <w:t xml:space="preserve">example,</w:t>
       </w:r>
       <w:r>
         <w:t xml:space="preserve"> </w:t>
@@ -235,25 +391,61 @@
         <w:t xml:space="preserve"> </w:t>
       </w:r>
       <w:r>
-        <w:t xml:space="preserve">online</w:t>
-      </w:r>
-      <w:r>
-        <w:t xml:space="preserve"> </w:t>
-      </w:r>
-      <w:r>
-        <w:t xml:space="preserve">marketplaces,</w:t>
-      </w:r>
-      <w:r>
-        <w:t xml:space="preserve"> </w:t>
-      </w:r>
-      <w:r>
-        <w:t xml:space="preserve">social</w:t>
-      </w:r>
-      <w:r>
-        <w:t xml:space="preserve"> </w:t>
-      </w:r>
-      <w:r>
-        <w:t xml:space="preserve">networks,</w:t>
+        <w:t xml:space="preserve">the</w:t>
+      </w:r>
+      <w:r>
+        <w:t xml:space="preserve"> </w:t>
+      </w:r>
+      <w:r>
+        <w:t xml:space="preserve">case</w:t>
+      </w:r>
+      <w:r>
+        <w:t xml:space="preserve"> </w:t>
+      </w:r>
+      <w:r>
+        <w:t xml:space="preserve">of</w:t>
+      </w:r>
+      <w:r>
+        <w:t xml:space="preserve"> </w:t>
+      </w:r>
+      <w:r>
+        <w:t xml:space="preserve">eBay,</w:t>
+      </w:r>
+      <w:r>
+        <w:t xml:space="preserve"> </w:t>
+      </w:r>
+      <w:r>
+        <w:t xml:space="preserve">users</w:t>
+      </w:r>
+      <w:r>
+        <w:t xml:space="preserve"> </w:t>
+      </w:r>
+      <w:r>
+        <w:t xml:space="preserve">can</w:t>
+      </w:r>
+      <w:r>
+        <w:t xml:space="preserve"> </w:t>
+      </w:r>
+      <w:r>
+        <w:t xml:space="preserve">see</w:t>
+      </w:r>
+      <w:r>
+        <w:t xml:space="preserve"> </w:t>
+      </w:r>
+      <w:r>
+        <w:t xml:space="preserve">previous</w:t>
+      </w:r>
+      <w:r>
+        <w:t xml:space="preserve"> </w:t>
+      </w:r>
+      <w:r>
+        <w:t xml:space="preserve">user</w:t>
+      </w:r>
+      <w:r>
+        <w:t xml:space="preserve"> </w:t>
+      </w:r>
+      <w:r>
+        <w:t xml:space="preserve">ratings</w:t>
       </w:r>
       <w:r>
         <w:t xml:space="preserve"> </w:t>
@@ -265,61 +457,133 @@
         <w:t xml:space="preserve"> </w:t>
       </w:r>
       <w:r>
-        <w:t xml:space="preserve">financial</w:t>
-      </w:r>
-      <w:r>
-        <w:t xml:space="preserve"> </w:t>
-      </w:r>
-      <w:r>
-        <w:t xml:space="preserve">platforms,</w:t>
-      </w:r>
-      <w:r>
-        <w:t xml:space="preserve"> </w:t>
-      </w:r>
-      <w:r>
-        <w:t xml:space="preserve">where</w:t>
-      </w:r>
-      <w:r>
-        <w:t xml:space="preserve"> </w:t>
-      </w:r>
-      <w:r>
-        <w:t xml:space="preserve">prior</w:t>
-      </w:r>
-      <w:r>
-        <w:t xml:space="preserve"> </w:t>
-      </w:r>
-      <w:r>
-        <w:t xml:space="preserve">empirical</w:t>
-      </w:r>
-      <w:r>
-        <w:t xml:space="preserve"> </w:t>
-      </w:r>
-      <w:r>
-        <w:t xml:space="preserve">work</w:t>
-      </w:r>
-      <w:r>
-        <w:t xml:space="preserve"> </w:t>
-      </w:r>
-      <w:r>
-        <w:t xml:space="preserve">[1],</w:t>
-      </w:r>
-      <w:r>
-        <w:t xml:space="preserve"> </w:t>
-      </w:r>
-      <w:r>
-        <w:t xml:space="preserve">[2]</w:t>
-      </w:r>
-      <w:r>
-        <w:t xml:space="preserve"> </w:t>
-      </w:r>
-      <w:r>
-        <w:t xml:space="preserve">documents</w:t>
+        <w:t xml:space="preserve">comments</w:t>
+      </w:r>
+      <w:r>
+        <w:t xml:space="preserve"> </w:t>
+      </w:r>
+      <w:r>
+        <w:t xml:space="preserve">about</w:t>
+      </w:r>
+      <w:r>
+        <w:t xml:space="preserve"> </w:t>
+      </w:r>
+      <w:r>
+        <w:t xml:space="preserve">their</w:t>
+      </w:r>
+      <w:r>
+        <w:t xml:space="preserve"> </w:t>
+      </w:r>
+      <w:r>
+        <w:t xml:space="preserve">transactions.</w:t>
+      </w:r>
+      <w:r>
+        <w:t xml:space="preserve"> </w:t>
+      </w:r>
+      <w:r>
+        <w:t xml:space="preserve">In</w:t>
+      </w:r>
+      <w:r>
+        <w:t xml:space="preserve"> </w:t>
+      </w:r>
+      <w:r>
+        <w:t xml:space="preserve">addition</w:t>
+      </w:r>
+      <w:r>
+        <w:t xml:space="preserve"> </w:t>
+      </w:r>
+      <w:r>
+        <w:t xml:space="preserve">to</w:t>
+      </w:r>
+      <w:r>
+        <w:t xml:space="preserve"> </w:t>
+      </w:r>
+      <w:r>
+        <w:t xml:space="preserve">these</w:t>
+      </w:r>
+      <w:r>
+        <w:t xml:space="preserve"> </w:t>
+      </w:r>
+      <w:r>
+        <w:t xml:space="preserve">systems,</w:t>
+      </w:r>
+      <w:r>
+        <w:t xml:space="preserve"> </w:t>
+      </w:r>
+      <w:r>
+        <w:t xml:space="preserve">researchers</w:t>
+      </w:r>
+      <w:r>
+        <w:t xml:space="preserve"> </w:t>
+      </w:r>
+      <w:r>
+        <w:t xml:space="preserve">have</w:t>
+      </w:r>
+      <w:r>
+        <w:t xml:space="preserve"> </w:t>
+      </w:r>
+      <w:r>
+        <w:t xml:space="preserve">also</w:t>
+      </w:r>
+      <w:r>
+        <w:t xml:space="preserve"> </w:t>
+      </w:r>
+      <w:r>
+        <w:t xml:space="preserve">identified</w:t>
       </w:r>
       <w:r>
         <w:t xml:space="preserve"> </w:t>
       </w:r>
       <w:r>
         <w:t xml:space="preserve">a</w:t>
+      </w:r>
+      <w:r>
+        <w:t xml:space="preserve"> </w:t>
+      </w:r>
+      <w:r>
+        <w:t xml:space="preserve">paradox</w:t>
+      </w:r>
+      <w:r>
+        <w:t xml:space="preserve"> </w:t>
+      </w:r>
+      <w:r>
+        <w:t xml:space="preserve">regarding</w:t>
+      </w:r>
+      <w:r>
+        <w:t xml:space="preserve"> </w:t>
+      </w:r>
+      <w:r>
+        <w:t xml:space="preserve">the</w:t>
+      </w:r>
+      <w:r>
+        <w:t xml:space="preserve"> </w:t>
+      </w:r>
+      <w:r>
+        <w:t xml:space="preserve">use</w:t>
+      </w:r>
+      <w:r>
+        <w:t xml:space="preserve"> </w:t>
+      </w:r>
+      <w:r>
+        <w:t xml:space="preserve">of</w:t>
+      </w:r>
+      <w:r>
+        <w:t xml:space="preserve"> </w:t>
+      </w:r>
+      <w:r>
+        <w:t xml:space="preserve">reputation</w:t>
+      </w:r>
+      <w:r>
+        <w:t xml:space="preserve"> </w:t>
+      </w:r>
+      <w:r>
+        <w:t xml:space="preserve">systems.</w:t>
+      </w:r>
+      <w:r>
+        <w:t xml:space="preserve"> </w:t>
+      </w:r>
+      <w:r>
+        <w:t xml:space="preserve">This</w:t>
       </w:r>
       <w:r>
         <w:t xml:space="preserve"> </w:t>
@@ -346,13 +610,784 @@
         <w:t xml:space="preserve">paradox</w:t>
       </w:r>
       <w:r>
-        <w:t xml:space="preserve">:</w:t>
-      </w:r>
-      <w:r>
-        <w:t xml:space="preserve"> </w:t>
-      </w:r>
-      <w:r>
-        <w:t xml:space="preserve">agents</w:t>
+        <w:t xml:space="preserve"> </w:t>
+      </w:r>
+      <w:r>
+        <w:t xml:space="preserve">is</w:t>
+      </w:r>
+      <w:r>
+        <w:t xml:space="preserve"> </w:t>
+      </w:r>
+      <w:r>
+        <w:t xml:space="preserve">defined</w:t>
+      </w:r>
+      <w:r>
+        <w:t xml:space="preserve"> </w:t>
+      </w:r>
+      <w:r>
+        <w:t xml:space="preserve">as</w:t>
+      </w:r>
+      <w:r>
+        <w:t xml:space="preserve"> </w:t>
+      </w:r>
+      <w:r>
+        <w:t xml:space="preserve">follows:</w:t>
+      </w:r>
+      <w:r>
+        <w:t xml:space="preserve"> </w:t>
+      </w:r>
+      <w:r>
+        <w:t xml:space="preserve">when</w:t>
+      </w:r>
+      <w:r>
+        <w:t xml:space="preserve"> </w:t>
+      </w:r>
+      <w:r>
+        <w:t xml:space="preserve">individuals’</w:t>
+      </w:r>
+      <w:r>
+        <w:t xml:space="preserve"> </w:t>
+      </w:r>
+      <w:r>
+        <w:t xml:space="preserve">actions</w:t>
+      </w:r>
+      <w:r>
+        <w:t xml:space="preserve"> </w:t>
+      </w:r>
+      <w:r>
+        <w:t xml:space="preserve">(and</w:t>
+      </w:r>
+      <w:r>
+        <w:t xml:space="preserve"> </w:t>
+      </w:r>
+      <w:r>
+        <w:t xml:space="preserve">therefore</w:t>
+      </w:r>
+      <w:r>
+        <w:t xml:space="preserve"> </w:t>
+      </w:r>
+      <w:r>
+        <w:t xml:space="preserve">reputations)</w:t>
+      </w:r>
+      <w:r>
+        <w:t xml:space="preserve"> </w:t>
+      </w:r>
+      <w:r>
+        <w:t xml:space="preserve">are</w:t>
+      </w:r>
+      <w:r>
+        <w:t xml:space="preserve"> </w:t>
+      </w:r>
+      <w:r>
+        <w:t xml:space="preserve">completely</w:t>
+      </w:r>
+      <w:r>
+        <w:t xml:space="preserve"> </w:t>
+      </w:r>
+      <w:r>
+        <w:t xml:space="preserve">transparent,</w:t>
+      </w:r>
+      <w:r>
+        <w:t xml:space="preserve"> </w:t>
+      </w:r>
+      <w:r>
+        <w:t xml:space="preserve">they</w:t>
+      </w:r>
+      <w:r>
+        <w:t xml:space="preserve"> </w:t>
+      </w:r>
+      <w:r>
+        <w:t xml:space="preserve">may</w:t>
+      </w:r>
+      <w:r>
+        <w:t xml:space="preserve"> </w:t>
+      </w:r>
+      <w:r>
+        <w:t xml:space="preserve">receive</w:t>
+      </w:r>
+      <w:r>
+        <w:t xml:space="preserve"> </w:t>
+      </w:r>
+      <w:r>
+        <w:t xml:space="preserve">less</w:t>
+      </w:r>
+      <w:r>
+        <w:t xml:space="preserve"> </w:t>
+      </w:r>
+      <w:r>
+        <w:t xml:space="preserve">value</w:t>
+      </w:r>
+      <w:r>
+        <w:t xml:space="preserve"> </w:t>
+      </w:r>
+      <w:r>
+        <w:t xml:space="preserve">than</w:t>
+      </w:r>
+      <w:r>
+        <w:t xml:space="preserve"> </w:t>
+      </w:r>
+      <w:r>
+        <w:t xml:space="preserve">if</w:t>
+      </w:r>
+      <w:r>
+        <w:t xml:space="preserve"> </w:t>
+      </w:r>
+      <w:r>
+        <w:t xml:space="preserve">their</w:t>
+      </w:r>
+      <w:r>
+        <w:t xml:space="preserve"> </w:t>
+      </w:r>
+      <w:r>
+        <w:t xml:space="preserve">actions</w:t>
+      </w:r>
+      <w:r>
+        <w:t xml:space="preserve"> </w:t>
+      </w:r>
+      <w:r>
+        <w:t xml:space="preserve">were</w:t>
+      </w:r>
+      <w:r>
+        <w:t xml:space="preserve"> </w:t>
+      </w:r>
+      <w:r>
+        <w:t xml:space="preserve">partially</w:t>
+      </w:r>
+      <w:r>
+        <w:t xml:space="preserve"> </w:t>
+      </w:r>
+      <w:r>
+        <w:t xml:space="preserve">hidden.</w:t>
+      </w:r>
+      <w:r>
+        <w:t xml:space="preserve"> </w:t>
+      </w:r>
+      <w:r>
+        <w:t xml:space="preserve">Prior</w:t>
+      </w:r>
+      <w:r>
+        <w:t xml:space="preserve"> </w:t>
+      </w:r>
+      <w:r>
+        <w:t xml:space="preserve">research</w:t>
+      </w:r>
+      <w:r>
+        <w:t xml:space="preserve"> </w:t>
+      </w:r>
+      <w:r>
+        <w:t xml:space="preserve">[1],</w:t>
+      </w:r>
+      <w:r>
+        <w:t xml:space="preserve"> </w:t>
+      </w:r>
+      <w:r>
+        <w:t xml:space="preserve">[2]</w:t>
+      </w:r>
+      <w:r>
+        <w:t xml:space="preserve"> </w:t>
+      </w:r>
+      <w:r>
+        <w:t xml:space="preserve">has</w:t>
+      </w:r>
+      <w:r>
+        <w:t xml:space="preserve"> </w:t>
+      </w:r>
+      <w:r>
+        <w:t xml:space="preserve">documented</w:t>
+      </w:r>
+      <w:r>
+        <w:t xml:space="preserve"> </w:t>
+      </w:r>
+      <w:r>
+        <w:t xml:space="preserve">this</w:t>
+      </w:r>
+      <w:r>
+        <w:t xml:space="preserve"> </w:t>
+      </w:r>
+      <w:r>
+        <w:t xml:space="preserve">phenomenon</w:t>
+      </w:r>
+      <w:r>
+        <w:t xml:space="preserve"> </w:t>
+      </w:r>
+      <w:r>
+        <w:t xml:space="preserve">across</w:t>
+      </w:r>
+      <w:r>
+        <w:t xml:space="preserve"> </w:t>
+      </w:r>
+      <w:r>
+        <w:t xml:space="preserve">various</w:t>
+      </w:r>
+      <w:r>
+        <w:t xml:space="preserve"> </w:t>
+      </w:r>
+      <w:r>
+        <w:t xml:space="preserve">domains.</w:t>
+      </w:r>
+      <w:r>
+        <w:t xml:space="preserve"> </w:t>
+      </w:r>
+      <w:r>
+        <w:t xml:space="preserve">The</w:t>
+      </w:r>
+      <w:r>
+        <w:t xml:space="preserve"> </w:t>
+      </w:r>
+      <w:r>
+        <w:t xml:space="preserve">goal</w:t>
+      </w:r>
+      <w:r>
+        <w:t xml:space="preserve"> </w:t>
+      </w:r>
+      <w:r>
+        <w:t xml:space="preserve">of</w:t>
+      </w:r>
+      <w:r>
+        <w:t xml:space="preserve"> </w:t>
+      </w:r>
+      <w:r>
+        <w:t xml:space="preserve">this</w:t>
+      </w:r>
+      <w:r>
+        <w:t xml:space="preserve"> </w:t>
+      </w:r>
+      <w:r>
+        <w:t xml:space="preserve">paper</w:t>
+      </w:r>
+      <w:r>
+        <w:t xml:space="preserve"> </w:t>
+      </w:r>
+      <w:r>
+        <w:t xml:space="preserve">was</w:t>
+      </w:r>
+      <w:r>
+        <w:t xml:space="preserve"> </w:t>
+      </w:r>
+      <w:r>
+        <w:t xml:space="preserve">to</w:t>
+      </w:r>
+      <w:r>
+        <w:t xml:space="preserve"> </w:t>
+      </w:r>
+      <w:r>
+        <w:t xml:space="preserve">create</w:t>
+      </w:r>
+      <w:r>
+        <w:t xml:space="preserve"> </w:t>
+      </w:r>
+      <w:r>
+        <w:t xml:space="preserve">a</w:t>
+      </w:r>
+      <w:r>
+        <w:t xml:space="preserve"> </w:t>
+      </w:r>
+      <w:r>
+        <w:t xml:space="preserve">controlled</w:t>
+      </w:r>
+      <w:r>
+        <w:t xml:space="preserve"> </w:t>
+      </w:r>
+      <w:r>
+        <w:t xml:space="preserve">experiment</w:t>
+      </w:r>
+      <w:r>
+        <w:t xml:space="preserve"> </w:t>
+      </w:r>
+      <w:r>
+        <w:t xml:space="preserve">to</w:t>
+      </w:r>
+      <w:r>
+        <w:t xml:space="preserve"> </w:t>
+      </w:r>
+      <w:r>
+        <w:t xml:space="preserve">study</w:t>
+      </w:r>
+      <w:r>
+        <w:t xml:space="preserve"> </w:t>
+      </w:r>
+      <w:r>
+        <w:t xml:space="preserve">how</w:t>
+      </w:r>
+      <w:r>
+        <w:t xml:space="preserve"> </w:t>
+      </w:r>
+      <w:r>
+        <w:t xml:space="preserve">reputation</w:t>
+      </w:r>
+      <w:r>
+        <w:t xml:space="preserve"> </w:t>
+      </w:r>
+      <w:r>
+        <w:t xml:space="preserve">affects</w:t>
+      </w:r>
+      <w:r>
+        <w:t xml:space="preserve"> </w:t>
+      </w:r>
+      <w:r>
+        <w:t xml:space="preserve">performance</w:t>
+      </w:r>
+      <w:r>
+        <w:t xml:space="preserve"> </w:t>
+      </w:r>
+      <w:r>
+        <w:t xml:space="preserve">using</w:t>
+      </w:r>
+      <w:r>
+        <w:t xml:space="preserve"> </w:t>
+      </w:r>
+      <w:r>
+        <w:t xml:space="preserve">a</w:t>
+      </w:r>
+      <w:r>
+        <w:t xml:space="preserve"> </w:t>
+      </w:r>
+      <w:r>
+        <w:t xml:space="preserve">simulation</w:t>
+      </w:r>
+      <w:r>
+        <w:t xml:space="preserve"> </w:t>
+      </w:r>
+      <w:r>
+        <w:t xml:space="preserve">of</w:t>
+      </w:r>
+      <w:r>
+        <w:t xml:space="preserve"> </w:t>
+      </w:r>
+      <w:r>
+        <w:t xml:space="preserve">8</w:t>
+      </w:r>
+      <w:r>
+        <w:t xml:space="preserve"> </w:t>
+      </w:r>
+      <w:r>
+        <w:t xml:space="preserve">player</w:t>
+      </w:r>
+      <w:r>
+        <w:t xml:space="preserve"> </w:t>
+      </w:r>
+      <w:r>
+        <w:t xml:space="preserve">fixed</w:t>
+      </w:r>
+      <w:r>
+        <w:t xml:space="preserve"> </w:t>
+      </w:r>
+      <w:r>
+        <w:t xml:space="preserve">limit</w:t>
+      </w:r>
+      <w:r>
+        <w:t xml:space="preserve"> </w:t>
+      </w:r>
+      <w:r>
+        <w:t xml:space="preserve">Texas</w:t>
+      </w:r>
+      <w:r>
+        <w:t xml:space="preserve"> </w:t>
+      </w:r>
+      <w:r>
+        <w:t xml:space="preserve">Hold’em</w:t>
+      </w:r>
+      <w:r>
+        <w:t xml:space="preserve"> </w:t>
+      </w:r>
+      <w:r>
+        <w:t xml:space="preserve">Poker.</w:t>
+      </w:r>
+      <w:r>
+        <w:t xml:space="preserve"> </w:t>
+      </w:r>
+      <w:r>
+        <w:t xml:space="preserve">Each</w:t>
+      </w:r>
+      <w:r>
+        <w:t xml:space="preserve"> </w:t>
+      </w:r>
+      <w:r>
+        <w:t xml:space="preserve">player</w:t>
+      </w:r>
+      <w:r>
+        <w:t xml:space="preserve"> </w:t>
+      </w:r>
+      <w:r>
+        <w:t xml:space="preserve">maintained</w:t>
+      </w:r>
+      <w:r>
+        <w:t xml:space="preserve"> </w:t>
+      </w:r>
+      <w:r>
+        <w:t xml:space="preserve">a</w:t>
+      </w:r>
+      <w:r>
+        <w:t xml:space="preserve"> </w:t>
+      </w:r>
+      <w:r>
+        <w:t xml:space="preserve">categorical</w:t>
+      </w:r>
+      <w:r>
+        <w:t xml:space="preserve"> </w:t>
+      </w:r>
+      <w:r>
+        <w:t xml:space="preserve">posterior</w:t>
+      </w:r>
+      <w:r>
+        <w:t xml:space="preserve"> </w:t>
+      </w:r>
+      <w:r>
+        <w:t xml:space="preserve">distribution</w:t>
+      </w:r>
+      <w:r>
+        <w:t xml:space="preserve"> </w:t>
+      </w:r>
+      <w:r>
+        <w:t xml:space="preserve">representing</w:t>
+      </w:r>
+      <w:r>
+        <w:t xml:space="preserve"> </w:t>
+      </w:r>
+      <w:r>
+        <w:t xml:space="preserve">their</w:t>
+      </w:r>
+      <w:r>
+        <w:t xml:space="preserve"> </w:t>
+      </w:r>
+      <w:r>
+        <w:t xml:space="preserve">belief</w:t>
+      </w:r>
+      <w:r>
+        <w:t xml:space="preserve"> </w:t>
+      </w:r>
+      <w:r>
+        <w:t xml:space="preserve">about</w:t>
+      </w:r>
+      <w:r>
+        <w:t xml:space="preserve"> </w:t>
+      </w:r>
+      <w:r>
+        <w:t xml:space="preserve">the</w:t>
+      </w:r>
+      <w:r>
+        <w:t xml:space="preserve"> </w:t>
+      </w:r>
+      <w:r>
+        <w:t xml:space="preserve">type</w:t>
+      </w:r>
+      <w:r>
+        <w:t xml:space="preserve"> </w:t>
+      </w:r>
+      <w:r>
+        <w:t xml:space="preserve">of</w:t>
+      </w:r>
+      <w:r>
+        <w:t xml:space="preserve"> </w:t>
+      </w:r>
+      <w:r>
+        <w:t xml:space="preserve">each</w:t>
+      </w:r>
+      <w:r>
+        <w:t xml:space="preserve"> </w:t>
+      </w:r>
+      <w:r>
+        <w:t xml:space="preserve">opponent</w:t>
+      </w:r>
+      <w:r>
+        <w:t xml:space="preserve"> </w:t>
+      </w:r>
+      <w:r>
+        <w:t xml:space="preserve">and</w:t>
+      </w:r>
+      <w:r>
+        <w:t xml:space="preserve"> </w:t>
+      </w:r>
+      <w:r>
+        <w:t xml:space="preserve">updated</w:t>
+      </w:r>
+      <w:r>
+        <w:t xml:space="preserve"> </w:t>
+      </w:r>
+      <w:r>
+        <w:t xml:space="preserve">it</w:t>
+      </w:r>
+      <w:r>
+        <w:t xml:space="preserve"> </w:t>
+      </w:r>
+      <w:r>
+        <w:t xml:space="preserve">based</w:t>
+      </w:r>
+      <w:r>
+        <w:t xml:space="preserve"> </w:t>
+      </w:r>
+      <w:r>
+        <w:t xml:space="preserve">upon</w:t>
+      </w:r>
+      <w:r>
+        <w:t xml:space="preserve"> </w:t>
+      </w:r>
+      <w:r>
+        <w:t xml:space="preserve">what</w:t>
+      </w:r>
+      <w:r>
+        <w:t xml:space="preserve"> </w:t>
+      </w:r>
+      <w:r>
+        <w:t xml:space="preserve">they</w:t>
+      </w:r>
+      <w:r>
+        <w:t xml:space="preserve"> </w:t>
+      </w:r>
+      <w:r>
+        <w:t xml:space="preserve">saw</w:t>
+      </w:r>
+      <w:r>
+        <w:t xml:space="preserve"> </w:t>
+      </w:r>
+      <w:r>
+        <w:t xml:space="preserve">them</w:t>
+      </w:r>
+      <w:r>
+        <w:t xml:space="preserve"> </w:t>
+      </w:r>
+      <w:r>
+        <w:t xml:space="preserve">do.</w:t>
+      </w:r>
+      <w:r>
+        <w:t xml:space="preserve"> </w:t>
+      </w:r>
+      <w:r>
+        <w:t xml:space="preserve">Four</w:t>
+      </w:r>
+      <w:r>
+        <w:t xml:space="preserve"> </w:t>
+      </w:r>
+      <w:r>
+        <w:t xml:space="preserve">different</w:t>
+      </w:r>
+      <w:r>
+        <w:t xml:space="preserve"> </w:t>
+      </w:r>
+      <w:r>
+        <w:t xml:space="preserve">player</w:t>
+      </w:r>
+      <w:r>
+        <w:t xml:space="preserve"> </w:t>
+      </w:r>
+      <w:r>
+        <w:t xml:space="preserve">designs</w:t>
+      </w:r>
+      <w:r>
+        <w:t xml:space="preserve"> </w:t>
+      </w:r>
+      <w:r>
+        <w:t xml:space="preserve">were</w:t>
+      </w:r>
+      <w:r>
+        <w:t xml:space="preserve"> </w:t>
+      </w:r>
+      <w:r>
+        <w:t xml:space="preserve">tested</w:t>
+      </w:r>
+      <w:r>
+        <w:t xml:space="preserve"> </w:t>
+      </w:r>
+      <w:r>
+        <w:t xml:space="preserve">on</w:t>
+      </w:r>
+      <w:r>
+        <w:t xml:space="preserve"> </w:t>
+      </w:r>
+      <w:r>
+        <w:t xml:space="preserve">the</w:t>
+      </w:r>
+      <w:r>
+        <w:t xml:space="preserve"> </w:t>
+      </w:r>
+      <w:r>
+        <w:t xml:space="preserve">same</w:t>
+      </w:r>
+      <w:r>
+        <w:t xml:space="preserve"> </w:t>
+      </w:r>
+      <w:r>
+        <w:t xml:space="preserve">poker</w:t>
+      </w:r>
+      <w:r>
+        <w:t xml:space="preserve"> </w:t>
+      </w:r>
+      <w:r>
+        <w:t xml:space="preserve">environment</w:t>
+      </w:r>
+      <w:r>
+        <w:t xml:space="preserve"> </w:t>
+      </w:r>
+      <w:r>
+        <w:t xml:space="preserve">and</w:t>
+      </w:r>
+      <w:r>
+        <w:t xml:space="preserve"> </w:t>
+      </w:r>
+      <w:r>
+        <w:t xml:space="preserve">data</w:t>
+      </w:r>
+      <w:r>
+        <w:t xml:space="preserve"> </w:t>
+      </w:r>
+      <w:r>
+        <w:t xml:space="preserve">generated</w:t>
+      </w:r>
+      <w:r>
+        <w:t xml:space="preserve"> </w:t>
+      </w:r>
+      <w:r>
+        <w:t xml:space="preserve">by</w:t>
+      </w:r>
+      <w:r>
+        <w:t xml:space="preserve"> </w:t>
+      </w:r>
+      <w:r>
+        <w:t xml:space="preserve">the</w:t>
+      </w:r>
+      <w:r>
+        <w:t xml:space="preserve"> </w:t>
+      </w:r>
+      <w:r>
+        <w:t xml:space="preserve">players’</w:t>
+      </w:r>
+      <w:r>
+        <w:t xml:space="preserve"> </w:t>
+      </w:r>
+      <w:r>
+        <w:t xml:space="preserve">beliefs</w:t>
+      </w:r>
+      <w:r>
+        <w:t xml:space="preserve"> </w:t>
+      </w:r>
+      <w:r>
+        <w:t xml:space="preserve">(frozen</w:t>
+      </w:r>
+      <w:r>
+        <w:t xml:space="preserve"> </w:t>
+      </w:r>
+      <w:r>
+        <w:t xml:space="preserve">rules-based</w:t>
+      </w:r>
+      <w:r>
+        <w:t xml:space="preserve"> </w:t>
+      </w:r>
+      <w:r>
+        <w:t xml:space="preserve">archetypes,</w:t>
+      </w:r>
+      <w:r>
+        <w:t xml:space="preserve"> </w:t>
+      </w:r>
+      <w:r>
+        <w:t xml:space="preserve">Bounded</w:t>
+      </w:r>
+      <w:r>
+        <w:t xml:space="preserve"> </w:t>
+      </w:r>
+      <w:r>
+        <w:t xml:space="preserve">Online</w:t>
+      </w:r>
+      <w:r>
+        <w:t xml:space="preserve"> </w:t>
+      </w:r>
+      <w:r>
+        <w:t xml:space="preserve">Hill</w:t>
+      </w:r>
+      <w:r>
+        <w:t xml:space="preserve"> </w:t>
+      </w:r>
+      <w:r>
+        <w:t xml:space="preserve">Climbing,</w:t>
+      </w:r>
+      <w:r>
+        <w:t xml:space="preserve"> </w:t>
+      </w:r>
+      <w:r>
+        <w:t xml:space="preserve">Large</w:t>
+      </w:r>
+      <w:r>
+        <w:t xml:space="preserve"> </w:t>
+      </w:r>
+      <w:r>
+        <w:t xml:space="preserve">Language</w:t>
+      </w:r>
+      <w:r>
+        <w:t xml:space="preserve"> </w:t>
+      </w:r>
+      <w:r>
+        <w:t xml:space="preserve">Model</w:t>
+      </w:r>
+      <w:r>
+        <w:t xml:space="preserve"> </w:t>
+      </w:r>
+      <w:r>
+        <w:t xml:space="preserve">Role</w:t>
+      </w:r>
+      <w:r>
+        <w:t xml:space="preserve"> </w:t>
+      </w:r>
+      <w:r>
+        <w:t xml:space="preserve">Players</w:t>
+      </w:r>
+      <w:r>
+        <w:t xml:space="preserve"> </w:t>
+      </w:r>
+      <w:r>
+        <w:t xml:space="preserve">and</w:t>
+      </w:r>
+      <w:r>
+        <w:t xml:space="preserve"> </w:t>
+      </w:r>
+      <w:r>
+        <w:t xml:space="preserve">Large</w:t>
+      </w:r>
+      <w:r>
+        <w:t xml:space="preserve"> </w:t>
+      </w:r>
+      <w:r>
+        <w:t xml:space="preserve">Language</w:t>
+      </w:r>
+      <w:r>
+        <w:t xml:space="preserve"> </w:t>
+      </w:r>
+      <w:r>
+        <w:t xml:space="preserve">Models</w:t>
+      </w:r>
+      <w:r>
+        <w:t xml:space="preserve"> </w:t>
+      </w:r>
+      <w:r>
+        <w:t xml:space="preserve">trained</w:t>
+      </w:r>
+      <w:r>
+        <w:t xml:space="preserve"> </w:t>
+      </w:r>
+      <w:r>
+        <w:t xml:space="preserve">on</w:t>
+      </w:r>
+      <w:r>
+        <w:t xml:space="preserve"> </w:t>
+      </w:r>
+      <w:r>
+        <w:t xml:space="preserve">a</w:t>
+      </w:r>
+      <w:r>
+        <w:t xml:space="preserve"> </w:t>
+      </w:r>
+      <w:r>
+        <w:t xml:space="preserve">Chain-of-Thought</w:t>
+      </w:r>
+      <w:r>
+        <w:t xml:space="preserve"> </w:t>
+      </w:r>
+      <w:r>
+        <w:t xml:space="preserve">architecture</w:t>
+      </w:r>
+      <w:r>
+        <w:t xml:space="preserve"> </w:t>
+      </w:r>
+      <w:r>
+        <w:t xml:space="preserve">combined</w:t>
       </w:r>
       <w:r>
         <w:t xml:space="preserve"> </w:t>
@@ -364,91 +1399,175 @@
         <w:t xml:space="preserve"> </w:t>
       </w:r>
       <w:r>
-        <w:t xml:space="preserve">perfectly</w:t>
-      </w:r>
-      <w:r>
-        <w:t xml:space="preserve"> </w:t>
-      </w:r>
-      <w:r>
-        <w:t xml:space="preserve">visible</w:t>
-      </w:r>
-      <w:r>
-        <w:t xml:space="preserve"> </w:t>
-      </w:r>
-      <w:r>
-        <w:t xml:space="preserve">cooperative</w:t>
-      </w:r>
-      <w:r>
-        <w:t xml:space="preserve"> </w:t>
-      </w:r>
-      <w:r>
-        <w:t xml:space="preserve">records</w:t>
-      </w:r>
-      <w:r>
-        <w:t xml:space="preserve"> </w:t>
-      </w:r>
-      <w:r>
-        <w:t xml:space="preserve">sometimes</w:t>
-      </w:r>
-      <w:r>
-        <w:t xml:space="preserve"> </w:t>
-      </w:r>
-      <w:r>
-        <w:t xml:space="preserve">earn</w:t>
-      </w:r>
-      <w:r>
-        <w:t xml:space="preserve"> </w:t>
-      </w:r>
-      <w:r>
-        <w:t xml:space="preserve">lower</w:t>
-      </w:r>
-      <w:r>
-        <w:t xml:space="preserve"> </w:t>
-      </w:r>
-      <w:r>
-        <w:t xml:space="preserve">returns</w:t>
-      </w:r>
-      <w:r>
-        <w:t xml:space="preserve"> </w:t>
-      </w:r>
-      <w:r>
-        <w:t xml:space="preserve">than</w:t>
-      </w:r>
-      <w:r>
-        <w:t xml:space="preserve"> </w:t>
-      </w:r>
-      <w:r>
-        <w:t xml:space="preserve">agents</w:t>
-      </w:r>
-      <w:r>
-        <w:t xml:space="preserve"> </w:t>
-      </w:r>
-      <w:r>
-        <w:t xml:space="preserve">with</w:t>
-      </w:r>
-      <w:r>
-        <w:t xml:space="preserve"> </w:t>
-      </w:r>
-      <w:r>
-        <w:t xml:space="preserve">imperfect</w:t>
-      </w:r>
-      <w:r>
-        <w:t xml:space="preserve"> </w:t>
-      </w:r>
-      <w:r>
-        <w:t xml:space="preserve">records.</w:t>
-      </w:r>
-      <w:r>
-        <w:t xml:space="preserve"> </w:t>
-      </w:r>
-      <w:r>
-        <w:t xml:space="preserve">We</w:t>
-      </w:r>
-      <w:r>
-        <w:t xml:space="preserve"> </w:t>
-      </w:r>
-      <w:r>
-        <w:t xml:space="preserve">provide</w:t>
+        <w:t xml:space="preserve">Per-Opponent</w:t>
+      </w:r>
+      <w:r>
+        <w:t xml:space="preserve"> </w:t>
+      </w:r>
+      <w:r>
+        <w:t xml:space="preserve">Memory</w:t>
+      </w:r>
+      <w:r>
+        <w:t xml:space="preserve"> </w:t>
+      </w:r>
+      <w:r>
+        <w:t xml:space="preserve">and</w:t>
+      </w:r>
+      <w:r>
+        <w:t xml:space="preserve"> </w:t>
+      </w:r>
+      <w:r>
+        <w:t xml:space="preserve">Self-Updating</w:t>
+      </w:r>
+      <w:r>
+        <w:t xml:space="preserve"> </w:t>
+      </w:r>
+      <w:r>
+        <w:t xml:space="preserve">Strategy</w:t>
+      </w:r>
+      <w:r>
+        <w:t xml:space="preserve"> </w:t>
+      </w:r>
+      <w:r>
+        <w:t xml:space="preserve">Notes).</w:t>
+      </w:r>
+      <w:r>
+        <w:t xml:space="preserve"> </w:t>
+      </w:r>
+      <w:r>
+        <w:t xml:space="preserve">Using</w:t>
+      </w:r>
+      <w:r>
+        <w:t xml:space="preserve"> </w:t>
+      </w:r>
+      <w:r>
+        <w:t xml:space="preserve">five</w:t>
+      </w:r>
+      <w:r>
+        <w:t xml:space="preserve"> </w:t>
+      </w:r>
+      <w:r>
+        <w:t xml:space="preserve">random</w:t>
+      </w:r>
+      <w:r>
+        <w:t xml:space="preserve"> </w:t>
+      </w:r>
+      <w:r>
+        <w:t xml:space="preserve">seeds</w:t>
+      </w:r>
+      <w:r>
+        <w:t xml:space="preserve"> </w:t>
+      </w:r>
+      <w:r>
+        <w:t xml:space="preserve">for</w:t>
+      </w:r>
+      <w:r>
+        <w:t xml:space="preserve"> </w:t>
+      </w:r>
+      <w:r>
+        <w:t xml:space="preserve">each</w:t>
+      </w:r>
+      <w:r>
+        <w:t xml:space="preserve"> </w:t>
+      </w:r>
+      <w:r>
+        <w:t xml:space="preserve">phase,</w:t>
+      </w:r>
+      <w:r>
+        <w:t xml:space="preserve"> </w:t>
+      </w:r>
+      <w:r>
+        <w:t xml:space="preserve">we</w:t>
+      </w:r>
+      <w:r>
+        <w:t xml:space="preserve"> </w:t>
+      </w:r>
+      <w:r>
+        <w:t xml:space="preserve">found</w:t>
+      </w:r>
+      <w:r>
+        <w:t xml:space="preserve"> </w:t>
+      </w:r>
+      <w:r>
+        <w:t xml:space="preserve">that</w:t>
+      </w:r>
+      <w:r>
+        <w:t xml:space="preserve"> </w:t>
+      </w:r>
+      <w:r>
+        <w:t xml:space="preserve">the</w:t>
+      </w:r>
+      <w:r>
+        <w:t xml:space="preserve"> </w:t>
+      </w:r>
+      <w:r>
+        <w:t xml:space="preserve">Pearson</w:t>
+      </w:r>
+      <w:r>
+        <w:t xml:space="preserve"> </w:t>
+      </w:r>
+      <w:r>
+        <w:t xml:space="preserve">Correlation</w:t>
+      </w:r>
+      <w:r>
+        <w:t xml:space="preserve"> </w:t>
+      </w:r>
+      <w:r>
+        <w:t xml:space="preserve">Coefficient</w:t>
+      </w:r>
+      <w:r>
+        <w:t xml:space="preserve"> </w:t>
+      </w:r>
+      <w:r>
+        <w:t xml:space="preserve">between</w:t>
+      </w:r>
+      <w:r>
+        <w:t xml:space="preserve"> </w:t>
+      </w:r>
+      <w:r>
+        <w:t xml:space="preserve">trust</w:t>
+      </w:r>
+      <w:r>
+        <w:t xml:space="preserve"> </w:t>
+      </w:r>
+      <w:r>
+        <w:t xml:space="preserve">and</w:t>
+      </w:r>
+      <w:r>
+        <w:t xml:space="preserve"> </w:t>
+      </w:r>
+      <w:r>
+        <w:t xml:space="preserve">final</w:t>
+      </w:r>
+      <w:r>
+        <w:t xml:space="preserve"> </w:t>
+      </w:r>
+      <w:r>
+        <w:t xml:space="preserve">stack</w:t>
+      </w:r>
+      <w:r>
+        <w:t xml:space="preserve"> </w:t>
+      </w:r>
+      <w:r>
+        <w:t xml:space="preserve">size</w:t>
+      </w:r>
+      <w:r>
+        <w:t xml:space="preserve"> </w:t>
+      </w:r>
+      <w:r>
+        <w:t xml:space="preserve">was</w:t>
+      </w:r>
+      <w:r>
+        <w:t xml:space="preserve"> </w:t>
+      </w:r>
+      <w:r>
+        <w:t xml:space="preserve">similar</w:t>
+      </w:r>
+      <w:r>
+        <w:t xml:space="preserve"> </w:t>
+      </w:r>
+      <w:r>
+        <w:t xml:space="preserve">to</w:t>
       </w:r>
       <w:r>
         <w:t xml:space="preserve"> </w:t>
@@ -460,529 +1579,13 @@
         <w:t xml:space="preserve"> </w:t>
       </w:r>
       <w:r>
-        <w:t xml:space="preserve">controlled</w:t>
-      </w:r>
-      <w:r>
-        <w:t xml:space="preserve"> </w:t>
-      </w:r>
-      <w:r>
-        <w:t xml:space="preserve">generative</w:t>
-      </w:r>
-      <w:r>
-        <w:t xml:space="preserve"> </w:t>
-      </w:r>
-      <w:r>
-        <w:t xml:space="preserve">test</w:t>
-      </w:r>
-      <w:r>
-        <w:t xml:space="preserve"> </w:t>
-      </w:r>
-      <w:r>
-        <w:t xml:space="preserve">of</w:t>
-      </w:r>
-      <w:r>
-        <w:t xml:space="preserve"> </w:t>
-      </w:r>
-      <w:r>
-        <w:t xml:space="preserve">this</w:t>
-      </w:r>
-      <w:r>
-        <w:t xml:space="preserve"> </w:t>
-      </w:r>
-      <w:r>
-        <w:t xml:space="preserve">dynamic</w:t>
-      </w:r>
-      <w:r>
-        <w:t xml:space="preserve"> </w:t>
-      </w:r>
-      <w:r>
-        <w:t xml:space="preserve">in</w:t>
-      </w:r>
-      <w:r>
-        <w:t xml:space="preserve"> </w:t>
-      </w:r>
-      <w:r>
-        <w:t xml:space="preserve">a</w:t>
-      </w:r>
-      <w:r>
-        <w:t xml:space="preserve"> </w:t>
-      </w:r>
-      <w:r>
-        <w:t xml:space="preserve">simulation</w:t>
-      </w:r>
-      <w:r>
-        <w:t xml:space="preserve"> </w:t>
-      </w:r>
-      <w:r>
-        <w:t xml:space="preserve">of</w:t>
-      </w:r>
-      <w:r>
-        <w:t xml:space="preserve"> </w:t>
-      </w:r>
-      <w:r>
-        <w:t xml:space="preserve">8-player</w:t>
-      </w:r>
-      <w:r>
-        <w:t xml:space="preserve"> </w:t>
-      </w:r>
-      <w:r>
-        <w:t xml:space="preserve">fixed-limit</w:t>
-      </w:r>
-      <w:r>
-        <w:t xml:space="preserve"> </w:t>
-      </w:r>
-      <w:r>
-        <w:t xml:space="preserve">Texas</w:t>
-      </w:r>
-      <w:r>
-        <w:t xml:space="preserve"> </w:t>
-      </w:r>
-      <w:r>
-        <w:t xml:space="preserve">Hold’em</w:t>
-      </w:r>
-      <w:r>
-        <w:t xml:space="preserve"> </w:t>
-      </w:r>
-      <w:r>
-        <w:t xml:space="preserve">poker</w:t>
-      </w:r>
-      <w:r>
-        <w:t xml:space="preserve"> </w:t>
-      </w:r>
-      <w:r>
-        <w:t xml:space="preserve">in</w:t>
-      </w:r>
-      <w:r>
-        <w:t xml:space="preserve"> </w:t>
-      </w:r>
-      <w:r>
-        <w:t xml:space="preserve">which</w:t>
-      </w:r>
-      <w:r>
-        <w:t xml:space="preserve"> </w:t>
-      </w:r>
-      <w:r>
-        <w:t xml:space="preserve">every</w:t>
-      </w:r>
-      <w:r>
-        <w:t xml:space="preserve"> </w:t>
-      </w:r>
-      <w:r>
-        <w:t xml:space="preserve">agent</w:t>
-      </w:r>
-      <w:r>
-        <w:t xml:space="preserve"> </w:t>
-      </w:r>
-      <w:r>
-        <w:t xml:space="preserve">maintains</w:t>
-      </w:r>
-      <w:r>
-        <w:t xml:space="preserve"> </w:t>
-      </w:r>
-      <w:r>
-        <w:t xml:space="preserve">a</w:t>
-      </w:r>
-      <w:r>
-        <w:t xml:space="preserve"> </w:t>
-      </w:r>
-      <w:r>
-        <w:t xml:space="preserve">categorical</w:t>
-      </w:r>
-      <w:r>
-        <w:t xml:space="preserve"> </w:t>
-      </w:r>
-      <w:r>
-        <w:t xml:space="preserve">posterior</w:t>
-      </w:r>
-      <w:r>
-        <w:t xml:space="preserve"> </w:t>
-      </w:r>
-      <w:r>
-        <w:t xml:space="preserve">over</w:t>
-      </w:r>
-      <w:r>
-        <w:t xml:space="preserve"> </w:t>
-      </w:r>
-      <w:r>
-        <w:t xml:space="preserve">the</w:t>
-      </w:r>
-      <w:r>
-        <w:t xml:space="preserve"> </w:t>
-      </w:r>
-      <w:r>
-        <w:t xml:space="preserve">archetype</w:t>
-      </w:r>
-      <w:r>
-        <w:t xml:space="preserve"> </w:t>
-      </w:r>
-      <w:r>
-        <w:t xml:space="preserve">of</w:t>
-      </w:r>
-      <w:r>
-        <w:t xml:space="preserve"> </w:t>
-      </w:r>
-      <w:r>
-        <w:t xml:space="preserve">every</w:t>
-      </w:r>
-      <w:r>
-        <w:t xml:space="preserve"> </w:t>
-      </w:r>
-      <w:r>
-        <w:t xml:space="preserve">other</w:t>
-      </w:r>
-      <w:r>
-        <w:t xml:space="preserve"> </w:t>
-      </w:r>
-      <w:r>
-        <w:t xml:space="preserve">agent</w:t>
-      </w:r>
-      <w:r>
-        <w:t xml:space="preserve"> </w:t>
-      </w:r>
-      <w:r>
-        <w:t xml:space="preserve">and</w:t>
-      </w:r>
-      <w:r>
-        <w:t xml:space="preserve"> </w:t>
-      </w:r>
-      <w:r>
-        <w:t xml:space="preserve">updates</w:t>
-      </w:r>
-      <w:r>
-        <w:t xml:space="preserve"> </w:t>
-      </w:r>
-      <w:r>
-        <w:t xml:space="preserve">it</w:t>
-      </w:r>
-      <w:r>
-        <w:t xml:space="preserve"> </w:t>
-      </w:r>
-      <w:r>
-        <w:t xml:space="preserve">after</w:t>
-      </w:r>
-      <w:r>
-        <w:t xml:space="preserve"> </w:t>
-      </w:r>
-      <w:r>
-        <w:t xml:space="preserve">each</w:t>
-      </w:r>
-      <w:r>
-        <w:t xml:space="preserve"> </w:t>
-      </w:r>
-      <w:r>
-        <w:t xml:space="preserve">observed</w:t>
-      </w:r>
-      <w:r>
-        <w:t xml:space="preserve"> </w:t>
-      </w:r>
-      <w:r>
-        <w:t xml:space="preserve">action.</w:t>
-      </w:r>
-      <w:r>
-        <w:t xml:space="preserve"> </w:t>
-      </w:r>
-      <w:r>
-        <w:t xml:space="preserve">We</w:t>
-      </w:r>
-      <w:r>
-        <w:t xml:space="preserve"> </w:t>
-      </w:r>
-      <w:r>
-        <w:t xml:space="preserve">deploy</w:t>
-      </w:r>
-      <w:r>
-        <w:t xml:space="preserve"> </w:t>
-      </w:r>
-      <w:r>
-        <w:t xml:space="preserve">four</w:t>
-      </w:r>
-      <w:r>
-        <w:t xml:space="preserve"> </w:t>
-      </w:r>
-      <w:r>
-        <w:t xml:space="preserve">agent</w:t>
-      </w:r>
-      <w:r>
-        <w:t xml:space="preserve"> </w:t>
-      </w:r>
-      <w:r>
-        <w:t xml:space="preserve">architectures</w:t>
-      </w:r>
-      <w:r>
-        <w:t xml:space="preserve"> </w:t>
-      </w:r>
-      <w:r>
-        <w:t xml:space="preserve">against</w:t>
-      </w:r>
-      <w:r>
-        <w:t xml:space="preserve"> </w:t>
-      </w:r>
-      <w:r>
-        <w:t xml:space="preserve">the</w:t>
-      </w:r>
-      <w:r>
-        <w:t xml:space="preserve"> </w:t>
-      </w:r>
-      <w:r>
-        <w:t xml:space="preserve">same</w:t>
-      </w:r>
-      <w:r>
-        <w:t xml:space="preserve"> </w:t>
-      </w:r>
-      <w:r>
-        <w:t xml:space="preserve">game</w:t>
-      </w:r>
-      <w:r>
-        <w:t xml:space="preserve"> </w:t>
-      </w:r>
-      <w:r>
-        <w:t xml:space="preserve">environment</w:t>
-      </w:r>
-      <w:r>
-        <w:t xml:space="preserve"> </w:t>
-      </w:r>
-      <w:r>
-        <w:t xml:space="preserve">and</w:t>
-      </w:r>
-      <w:r>
-        <w:t xml:space="preserve"> </w:t>
-      </w:r>
-      <w:r>
-        <w:t xml:space="preserve">posterior:</w:t>
-      </w:r>
-      <w:r>
-        <w:t xml:space="preserve"> </w:t>
-      </w:r>
-      <w:r>
-        <w:t xml:space="preserve">frozen</w:t>
-      </w:r>
-      <w:r>
-        <w:t xml:space="preserve"> </w:t>
-      </w:r>
-      <w:r>
-        <w:t xml:space="preserve">rule-based</w:t>
-      </w:r>
-      <w:r>
-        <w:t xml:space="preserve"> </w:t>
-      </w:r>
-      <w:r>
-        <w:t xml:space="preserve">archetypes,</w:t>
-      </w:r>
-      <w:r>
-        <w:t xml:space="preserve"> </w:t>
-      </w:r>
-      <w:r>
-        <w:t xml:space="preserve">bounded</w:t>
-      </w:r>
-      <w:r>
-        <w:t xml:space="preserve"> </w:t>
-      </w:r>
-      <w:r>
-        <w:t xml:space="preserve">online</w:t>
-      </w:r>
-      <w:r>
-        <w:t xml:space="preserve"> </w:t>
-      </w:r>
-      <w:r>
-        <w:t xml:space="preserve">hill-climbing,</w:t>
-      </w:r>
-      <w:r>
-        <w:t xml:space="preserve"> </w:t>
-      </w:r>
-      <w:r>
-        <w:t xml:space="preserve">large-language-model</w:t>
-      </w:r>
-      <w:r>
-        <w:t xml:space="preserve"> </w:t>
-      </w:r>
-      <w:r>
-        <w:t xml:space="preserve">role-players,</w:t>
-      </w:r>
-      <w:r>
-        <w:t xml:space="preserve"> </w:t>
-      </w:r>
-      <w:r>
-        <w:t xml:space="preserve">and</w:t>
-      </w:r>
-      <w:r>
-        <w:t xml:space="preserve"> </w:t>
-      </w:r>
-      <w:r>
-        <w:t xml:space="preserve">language</w:t>
-      </w:r>
-      <w:r>
-        <w:t xml:space="preserve"> </w:t>
-      </w:r>
-      <w:r>
-        <w:t xml:space="preserve">models</w:t>
-      </w:r>
-      <w:r>
-        <w:t xml:space="preserve"> </w:t>
-      </w:r>
-      <w:r>
-        <w:t xml:space="preserve">augmented</w:t>
-      </w:r>
-      <w:r>
-        <w:t xml:space="preserve"> </w:t>
-      </w:r>
-      <w:r>
-        <w:t xml:space="preserve">with</w:t>
-      </w:r>
-      <w:r>
-        <w:t xml:space="preserve"> </w:t>
-      </w:r>
-      <w:r>
-        <w:t xml:space="preserve">chain-of-thought,</w:t>
-      </w:r>
-      <w:r>
-        <w:t xml:space="preserve"> </w:t>
-      </w:r>
-      <w:r>
-        <w:t xml:space="preserve">per-opponent</w:t>
-      </w:r>
-      <w:r>
-        <w:t xml:space="preserve"> </w:t>
-      </w:r>
-      <w:r>
-        <w:t xml:space="preserve">memory,</w:t>
-      </w:r>
-      <w:r>
-        <w:t xml:space="preserve"> </w:t>
-      </w:r>
-      <w:r>
-        <w:t xml:space="preserve">and</w:t>
-      </w:r>
-      <w:r>
-        <w:t xml:space="preserve"> </w:t>
-      </w:r>
-      <w:r>
-        <w:t xml:space="preserve">self-updated</w:t>
-      </w:r>
-      <w:r>
-        <w:t xml:space="preserve"> </w:t>
-      </w:r>
-      <w:r>
-        <w:t xml:space="preserve">strategy</w:t>
-      </w:r>
-      <w:r>
-        <w:t xml:space="preserve"> </w:t>
-      </w:r>
-      <w:r>
-        <w:t xml:space="preserve">notes.</w:t>
-      </w:r>
-      <w:r>
-        <w:t xml:space="preserve"> </w:t>
-      </w:r>
-      <w:r>
-        <w:t xml:space="preserve">Across</w:t>
-      </w:r>
-      <w:r>
-        <w:t xml:space="preserve"> </w:t>
-      </w:r>
-      <w:r>
-        <w:t xml:space="preserve">5</w:t>
-      </w:r>
-      <w:r>
-        <w:t xml:space="preserve"> </w:t>
-      </w:r>
-      <w:r>
-        <w:t xml:space="preserve">random</w:t>
-      </w:r>
-      <w:r>
-        <w:t xml:space="preserve"> </w:t>
-      </w:r>
-      <w:r>
-        <w:t xml:space="preserve">seeds</w:t>
-      </w:r>
-      <w:r>
-        <w:t xml:space="preserve"> </w:t>
-      </w:r>
-      <w:r>
-        <w:t xml:space="preserve">per</w:t>
-      </w:r>
-      <w:r>
-        <w:t xml:space="preserve"> </w:t>
-      </w:r>
-      <w:r>
-        <w:t xml:space="preserve">phase,</w:t>
-      </w:r>
-      <w:r>
-        <w:t xml:space="preserve"> </w:t>
-      </w:r>
-      <w:r>
-        <w:t xml:space="preserve">the</w:t>
-      </w:r>
-      <w:r>
-        <w:t xml:space="preserve"> </w:t>
-      </w:r>
-      <w:r>
-        <w:t xml:space="preserve">Pearson</w:t>
-      </w:r>
-      <w:r>
-        <w:t xml:space="preserve"> </w:t>
-      </w:r>
-      <w:r>
-        <w:t xml:space="preserve">correlation</w:t>
-      </w:r>
-      <w:r>
-        <w:t xml:space="preserve"> </w:t>
-      </w:r>
-      <w:r>
-        <w:t xml:space="preserve">between</w:t>
-      </w:r>
-      <w:r>
-        <w:t xml:space="preserve"> </w:t>
-      </w:r>
-      <w:r>
-        <w:t xml:space="preserve">trust</w:t>
-      </w:r>
-      <w:r>
-        <w:t xml:space="preserve"> </w:t>
-      </w:r>
-      <w:r>
-        <w:t xml:space="preserve">and</w:t>
-      </w:r>
-      <w:r>
-        <w:t xml:space="preserve"> </w:t>
-      </w:r>
-      <w:r>
-        <w:t xml:space="preserve">final</w:t>
-      </w:r>
-      <w:r>
-        <w:t xml:space="preserve"> </w:t>
-      </w:r>
-      <w:r>
-        <w:t xml:space="preserve">stack</w:t>
-      </w:r>
-      <w:r>
-        <w:t xml:space="preserve"> </w:t>
-      </w:r>
-      <w:r>
-        <w:t xml:space="preserve">falls</w:t>
-      </w:r>
-      <w:r>
-        <w:t xml:space="preserve"> </w:t>
-      </w:r>
-      <w:r>
-        <w:t xml:space="preserve">along</w:t>
-      </w:r>
-      <w:r>
-        <w:t xml:space="preserve"> </w:t>
-      </w:r>
-      <w:r>
-        <w:t xml:space="preserve">a</w:t>
-      </w:r>
-      <w:r>
-        <w:t xml:space="preserve"> </w:t>
-      </w:r>
-      <w:r>
-        <w:t xml:space="preserve">four-tier</w:t>
-      </w:r>
-      <w:r>
-        <w:t xml:space="preserve"> </w:t>
-      </w:r>
-      <w:r>
-        <w:t xml:space="preserve">ladder</w:t>
+        <w:t xml:space="preserve">tiered</w:t>
+      </w:r>
+      <w:r>
+        <w:t xml:space="preserve"> </w:t>
+      </w:r>
+      <w:r>
+        <w:t xml:space="preserve">structure</w:t>
       </w:r>
       <w:r>
         <w:t xml:space="preserve"> </w:t>
@@ -1025,7 +1628,7 @@
           <m:t>−</m:t>
         </m:r>
         <m:r>
-          <m:t>0.752</m:t>
+          <m:t>0.75</m:t>
         </m:r>
         <m:r>
           <m:rPr>
@@ -1034,7 +1637,7 @@
           <m:t>±</m:t>
         </m:r>
         <m:r>
-          <m:t>0.073</m:t>
+          <m:t>0.07</m:t>
         </m:r>
       </m:oMath>
       <w:r>
@@ -1051,7 +1654,7 @@
           <m:t>−</m:t>
         </m:r>
         <m:r>
-          <m:t>0.637</m:t>
+          <m:t>0.64</m:t>
         </m:r>
         <m:r>
           <m:rPr>
@@ -1060,7 +1663,7 @@
           <m:t>±</m:t>
         </m:r>
         <m:r>
-          <m:t>0.125</m:t>
+          <m:t>0.12</m:t>
         </m:r>
       </m:oMath>
       <w:r>
@@ -1077,7 +1680,7 @@
           <m:t>−</m:t>
         </m:r>
         <m:r>
-          <m:t>0.510</m:t>
+          <m:t>0.51</m:t>
         </m:r>
         <m:r>
           <m:rPr>
@@ -1086,7 +1689,7 @@
           <m:t>±</m:t>
         </m:r>
         <m:r>
-          <m:t>0.268</m:t>
+          <m:t>0.27</m:t>
         </m:r>
       </m:oMath>
       <w:r>
@@ -1103,7 +1706,7 @@
           <m:t>−</m:t>
         </m:r>
         <m:r>
-          <m:t>0.094</m:t>
+          <m:t>0.09</m:t>
         </m:r>
         <m:r>
           <m:rPr>
@@ -1112,11 +1715,47 @@
           <m:t>±</m:t>
         </m:r>
         <m:r>
-          <m:t>0.301</m:t>
+          <m:t>0.30</m:t>
         </m:r>
       </m:oMath>
       <w:r>
-        <w:t xml:space="preserve">);</w:t>
+        <w:t xml:space="preserve">).</w:t>
+      </w:r>
+      <w:r>
+        <w:t xml:space="preserve"> </w:t>
+      </w:r>
+      <w:r>
+        <w:t xml:space="preserve">The</w:t>
+      </w:r>
+      <w:r>
+        <w:t xml:space="preserve"> </w:t>
+      </w:r>
+      <w:r>
+        <w:t xml:space="preserve">95%</w:t>
+      </w:r>
+      <w:r>
+        <w:t xml:space="preserve"> </w:t>
+      </w:r>
+      <w:r>
+        <w:t xml:space="preserve">Bootstrap</w:t>
+      </w:r>
+      <w:r>
+        <w:t xml:space="preserve"> </w:t>
+      </w:r>
+      <w:r>
+        <w:t xml:space="preserve">Confidence</w:t>
+      </w:r>
+      <w:r>
+        <w:t xml:space="preserve"> </w:t>
+      </w:r>
+      <w:r>
+        <w:t xml:space="preserve">Interval</w:t>
+      </w:r>
+      <w:r>
+        <w:t xml:space="preserve"> </w:t>
+      </w:r>
+      <w:r>
+        <w:t xml:space="preserve">for</w:t>
       </w:r>
       <w:r>
         <w:t xml:space="preserve"> </w:t>
@@ -1128,37 +1767,7 @@
         <w:t xml:space="preserve"> </w:t>
       </w:r>
       <w:r>
-        <w:t xml:space="preserve">95%</w:t>
-      </w:r>
-      <w:r>
-        <w:t xml:space="preserve"> </w:t>
-      </w:r>
-      <w:r>
-        <w:t xml:space="preserve">bootstrap</w:t>
-      </w:r>
-      <w:r>
-        <w:t xml:space="preserve"> </w:t>
-      </w:r>
-      <w:r>
-        <w:t xml:space="preserve">interval</w:t>
-      </w:r>
-      <w:r>
-        <w:t xml:space="preserve"> </w:t>
-      </w:r>
-      <w:r>
-        <w:t xml:space="preserve">for</w:t>
-      </w:r>
-      <w:r>
-        <w:t xml:space="preserve"> </w:t>
-      </w:r>
-      <w:r>
-        <w:t xml:space="preserve">the</w:t>
-      </w:r>
-      <w:r>
-        <w:t xml:space="preserve"> </w:t>
-      </w:r>
-      <w:r>
-        <w:t xml:space="preserve">final</w:t>
+        <w:t xml:space="preserve">bottom</w:t>
       </w:r>
       <w:r>
         <w:t xml:space="preserve"> </w:t>
@@ -1170,10 +1779,7 @@
         <w:t xml:space="preserve"> </w:t>
       </w:r>
       <w:r>
-        <w:t xml:space="preserve">is</w:t>
-      </w:r>
-      <w:r>
-        <w:t xml:space="preserve"> </w:t>
+        <w:t xml:space="preserve">(</w:t>
       </w:r>
       <m:oMath>
         <m:d>
@@ -1212,7 +1818,49 @@
         </m:d>
       </m:oMath>
       <w:r>
-        <w:t xml:space="preserve">,</w:t>
+        <w:t xml:space="preserve">),</w:t>
+      </w:r>
+      <w:r>
+        <w:t xml:space="preserve"> </w:t>
+      </w:r>
+      <w:r>
+        <w:t xml:space="preserve">while</w:t>
+      </w:r>
+      <w:r>
+        <w:t xml:space="preserve"> </w:t>
+      </w:r>
+      <w:r>
+        <w:t xml:space="preserve">indicating</w:t>
+      </w:r>
+      <w:r>
+        <w:t xml:space="preserve"> </w:t>
+      </w:r>
+      <w:r>
+        <w:t xml:space="preserve">some</w:t>
+      </w:r>
+      <w:r>
+        <w:t xml:space="preserve"> </w:t>
+      </w:r>
+      <w:r>
+        <w:t xml:space="preserve">level</w:t>
+      </w:r>
+      <w:r>
+        <w:t xml:space="preserve"> </w:t>
+      </w:r>
+      <w:r>
+        <w:t xml:space="preserve">of</w:t>
+      </w:r>
+      <w:r>
+        <w:t xml:space="preserve"> </w:t>
+      </w:r>
+      <w:r>
+        <w:t xml:space="preserve">attenuation,</w:t>
+      </w:r>
+      <w:r>
+        <w:t xml:space="preserve"> </w:t>
+      </w:r>
+      <w:r>
+        <w:t xml:space="preserve">is</w:t>
       </w:r>
       <w:r>
         <w:t xml:space="preserve"> </w:t>
@@ -1230,7 +1878,31 @@
         <w:t xml:space="preserve"> </w:t>
       </w:r>
       <w:r>
-        <w:t xml:space="preserve">substantial</w:t>
+        <w:t xml:space="preserve">the</w:t>
+      </w:r>
+      <w:r>
+        <w:t xml:space="preserve"> </w:t>
+      </w:r>
+      <w:r>
+        <w:t xml:space="preserve">trust–profit</w:t>
+      </w:r>
+      <w:r>
+        <w:t xml:space="preserve"> </w:t>
+      </w:r>
+      <w:r>
+        <w:t xml:space="preserve">relationship</w:t>
+      </w:r>
+      <w:r>
+        <w:t xml:space="preserve"> </w:t>
+      </w:r>
+      <w:r>
+        <w:t xml:space="preserve">being</w:t>
+      </w:r>
+      <w:r>
+        <w:t xml:space="preserve"> </w:t>
+      </w:r>
+      <w:r>
+        <w:t xml:space="preserve">attenuated</w:t>
       </w:r>
       <w:r>
         <w:t xml:space="preserve"> </w:t>
@@ -1254,13 +1926,13 @@
         <w:t xml:space="preserve"> </w:t>
       </w:r>
       <w:r>
-        <w:t xml:space="preserve">complete</w:t>
-      </w:r>
-      <w:r>
-        <w:t xml:space="preserve"> </w:t>
-      </w:r>
-      <w:r>
-        <w:t xml:space="preserve">attenuation.</w:t>
+        <w:t xml:space="preserve">fully</w:t>
+      </w:r>
+      <w:r>
+        <w:t xml:space="preserve"> </w:t>
+      </w:r>
+      <w:r>
+        <w:t xml:space="preserve">neutralized.</w:t>
       </w:r>
       <w:r>
         <w:t xml:space="preserve"> </w:t>
@@ -1278,28 +1950,67 @@
         <w:t xml:space="preserve"> </w:t>
       </w:r>
       <w:r>
+        <w:t xml:space="preserve">that</w:t>
+      </w:r>
+      <w:r>
+        <w:t xml:space="preserve"> </w:t>
+      </w:r>
+      <w:r>
+        <w:t xml:space="preserve">used</w:t>
+      </w:r>
+      <w:r>
+        <w:t xml:space="preserve"> </w:t>
+      </w:r>
+      <w:r>
+        <w:t xml:space="preserve">Unbounded</w:t>
+      </w:r>
+      <w:r>
+        <w:t xml:space="preserve"> </w:t>
+      </w:r>
+      <w:r>
+        <w:t xml:space="preserve">Hill-Climbing</w:t>
+      </w:r>
+      <w:r>
+        <w:t xml:space="preserve"> </w:t>
+      </w:r>
+      <w:r>
         <w:t xml:space="preserve">with</w:t>
       </w:r>
       <w:r>
         <w:t xml:space="preserve"> </w:t>
       </w:r>
       <w:r>
-        <w:t xml:space="preserve">unbounded</w:t>
-      </w:r>
-      <w:r>
-        <w:t xml:space="preserve"> </w:t>
-      </w:r>
-      <w:r>
-        <w:t xml:space="preserve">hill-climbing</w:t>
-      </w:r>
-      <w:r>
-        <w:t xml:space="preserve"> </w:t>
-      </w:r>
-      <w:r>
-        <w:t xml:space="preserve">at</w:t>
-      </w:r>
-      <w:r>
-        <w:t xml:space="preserve"> </w:t>
+        <w:t xml:space="preserve">a</w:t>
+      </w:r>
+      <w:r>
+        <w:t xml:space="preserve"> </w:t>
+      </w:r>
+      <w:r>
+        <w:t xml:space="preserve">higher</w:t>
+      </w:r>
+      <w:r>
+        <w:t xml:space="preserve"> </w:t>
+      </w:r>
+      <w:r>
+        <w:t xml:space="preserve">amount</w:t>
+      </w:r>
+      <w:r>
+        <w:t xml:space="preserve"> </w:t>
+      </w:r>
+      <w:r>
+        <w:t xml:space="preserve">of</w:t>
+      </w:r>
+      <w:r>
+        <w:t xml:space="preserve"> </w:t>
+      </w:r>
+      <w:r>
+        <w:t xml:space="preserve">noise</w:t>
+      </w:r>
+      <w:r>
+        <w:t xml:space="preserve"> </w:t>
+      </w:r>
+      <w:r>
+        <w:t xml:space="preserve">(</w:t>
       </w:r>
       <m:oMath>
         <m:r>
@@ -1328,31 +2039,37 @@
         <w:t xml:space="preserve"> </w:t>
       </w:r>
       <w:r>
-        <w:t xml:space="preserve">drift</w:t>
-      </w:r>
-      <w:r>
-        <w:t xml:space="preserve"> </w:t>
-      </w:r>
-      <w:r>
-        <w:t xml:space="preserve">shifts</w:t>
-      </w:r>
-      <w:r>
-        <w:t xml:space="preserve"> </w:t>
-      </w:r>
-      <w:r>
-        <w:t xml:space="preserve">the</w:t>
-      </w:r>
-      <w:r>
-        <w:t xml:space="preserve"> </w:t>
-      </w:r>
-      <w:r>
-        <w:t xml:space="preserve">correlation</w:t>
-      </w:r>
-      <w:r>
-        <w:t xml:space="preserve"> </w:t>
-      </w:r>
-      <w:r>
-        <w:t xml:space="preserve">by</w:t>
+        <w:t xml:space="preserve">drift)</w:t>
+      </w:r>
+      <w:r>
+        <w:t xml:space="preserve"> </w:t>
+      </w:r>
+      <w:r>
+        <w:t xml:space="preserve">resulted</w:t>
+      </w:r>
+      <w:r>
+        <w:t xml:space="preserve"> </w:t>
+      </w:r>
+      <w:r>
+        <w:t xml:space="preserve">in</w:t>
+      </w:r>
+      <w:r>
+        <w:t xml:space="preserve"> </w:t>
+      </w:r>
+      <w:r>
+        <w:t xml:space="preserve">an</w:t>
+      </w:r>
+      <w:r>
+        <w:t xml:space="preserve"> </w:t>
+      </w:r>
+      <w:r>
+        <w:t xml:space="preserve">increase</w:t>
+      </w:r>
+      <w:r>
+        <w:t xml:space="preserve"> </w:t>
+      </w:r>
+      <w:r>
+        <w:t xml:space="preserve">of</w:t>
       </w:r>
       <w:r>
         <w:t xml:space="preserve"> </w:t>
@@ -1371,23 +2088,14 @@
           <m:t>+</m:t>
         </m:r>
         <m:r>
-          <m:t>0.028</m:t>
+          <m:t>0.03</m:t>
         </m:r>
       </m:oMath>
       <w:r>
-        <w:t xml:space="preserve">,</w:t>
-      </w:r>
-      <w:r>
-        <w:t xml:space="preserve"> </w:t>
-      </w:r>
-      <w:r>
-        <w:t xml:space="preserve">evidence</w:t>
-      </w:r>
-      <w:r>
-        <w:t xml:space="preserve"> </w:t>
-      </w:r>
-      <w:r>
-        <w:t xml:space="preserve">against</w:t>
+        <w:t xml:space="preserve"> </w:t>
+      </w:r>
+      <w:r>
+        <w:t xml:space="preserve">to</w:t>
       </w:r>
       <w:r>
         <w:t xml:space="preserve"> </w:t>
@@ -1399,7 +2107,49 @@
         <w:t xml:space="preserve"> </w:t>
       </w:r>
       <w:r>
-        <w:t xml:space="preserve">hypothesis</w:t>
+        <w:t xml:space="preserve">correlation</w:t>
+      </w:r>
+      <w:r>
+        <w:t xml:space="preserve"> </w:t>
+      </w:r>
+      <w:r>
+        <w:t xml:space="preserve">coefficient.</w:t>
+      </w:r>
+      <w:r>
+        <w:t xml:space="preserve"> </w:t>
+      </w:r>
+      <w:r>
+        <w:t xml:space="preserve">These</w:t>
+      </w:r>
+      <w:r>
+        <w:t xml:space="preserve"> </w:t>
+      </w:r>
+      <w:r>
+        <w:t xml:space="preserve">findings</w:t>
+      </w:r>
+      <w:r>
+        <w:t xml:space="preserve"> </w:t>
+      </w:r>
+      <w:r>
+        <w:t xml:space="preserve">support</w:t>
+      </w:r>
+      <w:r>
+        <w:t xml:space="preserve"> </w:t>
+      </w:r>
+      <w:r>
+        <w:t xml:space="preserve">our</w:t>
+      </w:r>
+      <w:r>
+        <w:t xml:space="preserve"> </w:t>
+      </w:r>
+      <w:r>
+        <w:t xml:space="preserve">initial</w:t>
+      </w:r>
+      <w:r>
+        <w:t xml:space="preserve"> </w:t>
+      </w:r>
+      <w:r>
+        <w:t xml:space="preserve">contention</w:t>
       </w:r>
       <w:r>
         <w:t xml:space="preserve"> </w:t>
@@ -1411,13 +2161,247 @@
         <w:t xml:space="preserve"> </w:t>
       </w:r>
       <w:r>
+        <w:t xml:space="preserve">our</w:t>
+      </w:r>
+      <w:r>
+        <w:t xml:space="preserve"> </w:t>
+      </w:r>
+      <w:r>
+        <w:t xml:space="preserve">zero-sum</w:t>
+      </w:r>
+      <w:r>
+        <w:t xml:space="preserve"> </w:t>
+      </w:r>
+      <w:r>
+        <w:t xml:space="preserve">testbed</w:t>
+      </w:r>
+      <w:r>
+        <w:t xml:space="preserve"> </w:t>
+      </w:r>
+      <w:r>
+        <w:t xml:space="preserve">represents</w:t>
+      </w:r>
+      <w:r>
+        <w:t xml:space="preserve"> </w:t>
+      </w:r>
+      <w:r>
+        <w:t xml:space="preserve">a</w:t>
+      </w:r>
+      <w:r>
+        <w:t xml:space="preserve"> </w:t>
+      </w:r>
+      <w:r>
+        <w:t xml:space="preserve">scenario</w:t>
+      </w:r>
+      <w:r>
+        <w:t xml:space="preserve"> </w:t>
+      </w:r>
+      <w:r>
+        <w:t xml:space="preserve">where</w:t>
+      </w:r>
+      <w:r>
+        <w:t xml:space="preserve"> </w:t>
+      </w:r>
+      <w:r>
+        <w:t xml:space="preserve">observation-based</w:t>
+      </w:r>
+      <w:r>
+        <w:t xml:space="preserve"> </w:t>
+      </w:r>
+      <w:r>
+        <w:t xml:space="preserve">reputation</w:t>
+      </w:r>
+      <w:r>
+        <w:t xml:space="preserve"> </w:t>
+      </w:r>
+      <w:r>
+        <w:t xml:space="preserve">rewards</w:t>
+      </w:r>
+      <w:r>
+        <w:t xml:space="preserve"> </w:t>
+      </w:r>
+      <w:r>
+        <w:t xml:space="preserve">exploitative</w:t>
+      </w:r>
+      <w:r>
+        <w:t xml:space="preserve"> </w:t>
+      </w:r>
+      <w:r>
+        <w:t xml:space="preserve">behavior</w:t>
+      </w:r>
+      <w:r>
+        <w:t xml:space="preserve"> </w:t>
+      </w:r>
+      <w:r>
+        <w:t xml:space="preserve">in</w:t>
+      </w:r>
+      <w:r>
+        <w:t xml:space="preserve"> </w:t>
+      </w:r>
+      <w:r>
+        <w:t xml:space="preserve">simple</w:t>
+      </w:r>
+      <w:r>
+        <w:t xml:space="preserve"> </w:t>
+      </w:r>
+      <w:r>
+        <w:t xml:space="preserve">agent</w:t>
+      </w:r>
+      <w:r>
+        <w:t xml:space="preserve"> </w:t>
+      </w:r>
+      <w:r>
+        <w:t xml:space="preserve">behaviors</w:t>
+      </w:r>
+      <w:r>
+        <w:t xml:space="preserve"> </w:t>
+      </w:r>
+      <w:r>
+        <w:t xml:space="preserve">and</w:t>
+      </w:r>
+      <w:r>
+        <w:t xml:space="preserve"> </w:t>
+      </w:r>
+      <w:r>
+        <w:t xml:space="preserve">that</w:t>
+      </w:r>
+      <w:r>
+        <w:t xml:space="preserve"> </w:t>
+      </w:r>
+      <w:r>
+        <w:t xml:space="preserve">reasoning</w:t>
+      </w:r>
+      <w:r>
+        <w:t xml:space="preserve"> </w:t>
+      </w:r>
+      <w:r>
+        <w:t xml:space="preserve">scaffolding</w:t>
+      </w:r>
+      <w:r>
+        <w:t xml:space="preserve"> </w:t>
+      </w:r>
+      <w:r>
+        <w:t xml:space="preserve">can</w:t>
+      </w:r>
+      <w:r>
+        <w:t xml:space="preserve"> </w:t>
+      </w:r>
+      <w:r>
+        <w:t xml:space="preserve">significantly</w:t>
+      </w:r>
+      <w:r>
+        <w:t xml:space="preserve"> </w:t>
+      </w:r>
+      <w:r>
+        <w:t xml:space="preserve">reduce</w:t>
+      </w:r>
+      <w:r>
+        <w:t xml:space="preserve"> </w:t>
+      </w:r>
+      <w:r>
         <w:t xml:space="preserve">the</w:t>
       </w:r>
       <w:r>
         <w:t xml:space="preserve"> </w:t>
       </w:r>
       <w:r>
-        <w:t xml:space="preserve">trap</w:t>
+        <w:t xml:space="preserve">impact</w:t>
+      </w:r>
+      <w:r>
+        <w:t xml:space="preserve"> </w:t>
+      </w:r>
+      <w:r>
+        <w:t xml:space="preserve">of</w:t>
+      </w:r>
+      <w:r>
+        <w:t xml:space="preserve"> </w:t>
+      </w:r>
+      <w:r>
+        <w:t xml:space="preserve">this</w:t>
+      </w:r>
+      <w:r>
+        <w:t xml:space="preserve"> </w:t>
+      </w:r>
+      <w:r>
+        <w:t xml:space="preserve">behavior;</w:t>
+      </w:r>
+      <w:r>
+        <w:t xml:space="preserve"> </w:t>
+      </w:r>
+      <w:r>
+        <w:t xml:space="preserve">however,</w:t>
+      </w:r>
+      <w:r>
+        <w:t xml:space="preserve"> </w:t>
+      </w:r>
+      <w:r>
+        <w:t xml:space="preserve">we</w:t>
+      </w:r>
+      <w:r>
+        <w:t xml:space="preserve"> </w:t>
+      </w:r>
+      <w:r>
+        <w:t xml:space="preserve">leave</w:t>
+      </w:r>
+      <w:r>
+        <w:t xml:space="preserve"> </w:t>
+      </w:r>
+      <w:r>
+        <w:t xml:space="preserve">open</w:t>
+      </w:r>
+      <w:r>
+        <w:t xml:space="preserve"> </w:t>
+      </w:r>
+      <w:r>
+        <w:t xml:space="preserve">the</w:t>
+      </w:r>
+      <w:r>
+        <w:t xml:space="preserve"> </w:t>
+      </w:r>
+      <w:r>
+        <w:t xml:space="preserve">question</w:t>
+      </w:r>
+      <w:r>
+        <w:t xml:space="preserve"> </w:t>
+      </w:r>
+      <w:r>
+        <w:t xml:space="preserve">of</w:t>
+      </w:r>
+      <w:r>
+        <w:t xml:space="preserve"> </w:t>
+      </w:r>
+      <w:r>
+        <w:t xml:space="preserve">whether</w:t>
+      </w:r>
+      <w:r>
+        <w:t xml:space="preserve"> </w:t>
+      </w:r>
+      <w:r>
+        <w:t xml:space="preserve">the</w:t>
+      </w:r>
+      <w:r>
+        <w:t xml:space="preserve"> </w:t>
+      </w:r>
+      <w:r>
+        <w:t xml:space="preserve">reduction</w:t>
+      </w:r>
+      <w:r>
+        <w:t xml:space="preserve"> </w:t>
+      </w:r>
+      <w:r>
+        <w:t xml:space="preserve">in</w:t>
+      </w:r>
+      <w:r>
+        <w:t xml:space="preserve"> </w:t>
+      </w:r>
+      <w:r>
+        <w:t xml:space="preserve">the</w:t>
+      </w:r>
+      <w:r>
+        <w:t xml:space="preserve"> </w:t>
+      </w:r>
+      <w:r>
+        <w:t xml:space="preserve">effect</w:t>
       </w:r>
       <w:r>
         <w:t xml:space="preserve"> </w:t>
@@ -1429,91 +2413,97 @@
         <w:t xml:space="preserve"> </w:t>
       </w:r>
       <w:r>
+        <w:t xml:space="preserve">due</w:t>
+      </w:r>
+      <w:r>
+        <w:t xml:space="preserve"> </w:t>
+      </w:r>
+      <w:r>
+        <w:t xml:space="preserve">to</w:t>
+      </w:r>
+      <w:r>
+        <w:t xml:space="preserve"> </w:t>
+      </w:r>
+      <w:r>
+        <w:t xml:space="preserve">the</w:t>
+      </w:r>
+      <w:r>
+        <w:t xml:space="preserve"> </w:t>
+      </w:r>
+      <w:r>
+        <w:t xml:space="preserve">properties</w:t>
+      </w:r>
+      <w:r>
+        <w:t xml:space="preserve"> </w:t>
+      </w:r>
+      <w:r>
+        <w:t xml:space="preserve">of</w:t>
+      </w:r>
+      <w:r>
+        <w:t xml:space="preserve"> </w:t>
+      </w:r>
+      <w:r>
+        <w:t xml:space="preserve">reasoning</w:t>
+      </w:r>
+      <w:r>
+        <w:t xml:space="preserve"> </w:t>
+      </w:r>
+      <w:r>
+        <w:t xml:space="preserve">itself</w:t>
+      </w:r>
+      <w:r>
+        <w:t xml:space="preserve"> </w:t>
+      </w:r>
+      <w:r>
+        <w:t xml:space="preserve">or</w:t>
+      </w:r>
+      <w:r>
+        <w:t xml:space="preserve"> </w:t>
+      </w:r>
+      <w:r>
+        <w:t xml:space="preserve">simply</w:t>
+      </w:r>
+      <w:r>
+        <w:t xml:space="preserve"> </w:t>
+      </w:r>
+      <w:r>
+        <w:t xml:space="preserve">due</w:t>
+      </w:r>
+      <w:r>
+        <w:t xml:space="preserve"> </w:t>
+      </w:r>
+      <w:r>
+        <w:t xml:space="preserve">to</w:t>
+      </w:r>
+      <w:r>
+        <w:t xml:space="preserve"> </w:t>
+      </w:r>
+      <w:r>
         <w:t xml:space="preserve">a</w:t>
       </w:r>
       <w:r>
         <w:t xml:space="preserve"> </w:t>
       </w:r>
       <w:r>
-        <w:t xml:space="preserve">bound-box</w:t>
-      </w:r>
-      <w:r>
-        <w:t xml:space="preserve"> </w:t>
-      </w:r>
-      <w:r>
-        <w:t xml:space="preserve">artifact</w:t>
-      </w:r>
-      <w:r>
-        <w:t xml:space="preserve"> </w:t>
-      </w:r>
-      <w:r>
-        <w:t xml:space="preserve">in</w:t>
-      </w:r>
-      <w:r>
-        <w:t xml:space="preserve"> </w:t>
-      </w:r>
-      <w:r>
-        <w:t xml:space="preserve">this</w:t>
-      </w:r>
-      <w:r>
-        <w:t xml:space="preserve"> </w:t>
-      </w:r>
-      <w:r>
-        <w:t xml:space="preserve">simulation.</w:t>
-      </w:r>
-      <w:r>
-        <w:t xml:space="preserve"> </w:t>
-      </w:r>
-      <w:r>
-        <w:t xml:space="preserve">We</w:t>
-      </w:r>
-      <w:r>
-        <w:t xml:space="preserve"> </w:t>
-      </w:r>
-      <w:r>
-        <w:t xml:space="preserve">interpret</w:t>
-      </w:r>
-      <w:r>
-        <w:t xml:space="preserve"> </w:t>
-      </w:r>
-      <w:r>
-        <w:t xml:space="preserve">the</w:t>
-      </w:r>
-      <w:r>
-        <w:t xml:space="preserve"> </w:t>
-      </w:r>
-      <w:r>
-        <w:t xml:space="preserve">results</w:t>
-      </w:r>
-      <w:r>
-        <w:t xml:space="preserve"> </w:t>
-      </w:r>
-      <w:r>
-        <w:t xml:space="preserve">as</w:t>
-      </w:r>
-      <w:r>
-        <w:t xml:space="preserve"> </w:t>
-      </w:r>
-      <w:r>
-        <w:t xml:space="preserve">preliminary</w:t>
-      </w:r>
-      <w:r>
-        <w:t xml:space="preserve"> </w:t>
-      </w:r>
-      <w:r>
-        <w:t xml:space="preserve">evidence</w:t>
-      </w:r>
-      <w:r>
-        <w:t xml:space="preserve"> </w:t>
-      </w:r>
-      <w:r>
-        <w:t xml:space="preserve">that,</w:t>
-      </w:r>
-      <w:r>
-        <w:t xml:space="preserve"> </w:t>
-      </w:r>
-      <w:r>
-        <w:t xml:space="preserve">in</w:t>
+        <w:t xml:space="preserve">sampling</w:t>
+      </w:r>
+      <w:r>
+        <w:t xml:space="preserve"> </w:t>
+      </w:r>
+      <w:r>
+        <w:t xml:space="preserve">error</w:t>
+      </w:r>
+      <w:r>
+        <w:t xml:space="preserve"> </w:t>
+      </w:r>
+      <w:r>
+        <w:t xml:space="preserve">associated</w:t>
+      </w:r>
+      <w:r>
+        <w:t xml:space="preserve"> </w:t>
+      </w:r>
+      <w:r>
+        <w:t xml:space="preserve">with</w:t>
       </w:r>
       <w:r>
         <w:t xml:space="preserve"> </w:t>
@@ -1525,217 +2515,13 @@
         <w:t xml:space="preserve"> </w:t>
       </w:r>
       <w:r>
-        <w:t xml:space="preserve">zero-sum</w:t>
-      </w:r>
-      <w:r>
-        <w:t xml:space="preserve"> </w:t>
-      </w:r>
-      <w:r>
-        <w:t xml:space="preserve">testbed,</w:t>
-      </w:r>
-      <w:r>
-        <w:t xml:space="preserve"> </w:t>
-      </w:r>
-      <w:r>
-        <w:t xml:space="preserve">observation-based</w:t>
-      </w:r>
-      <w:r>
-        <w:t xml:space="preserve"> </w:t>
-      </w:r>
-      <w:r>
-        <w:t xml:space="preserve">reputation</w:t>
-      </w:r>
-      <w:r>
-        <w:t xml:space="preserve"> </w:t>
-      </w:r>
-      <w:r>
-        <w:t xml:space="preserve">rewards</w:t>
-      </w:r>
-      <w:r>
-        <w:t xml:space="preserve"> </w:t>
-      </w:r>
-      <w:r>
-        <w:t xml:space="preserve">exploitation</w:t>
-      </w:r>
-      <w:r>
-        <w:t xml:space="preserve"> </w:t>
-      </w:r>
-      <w:r>
-        <w:t xml:space="preserve">under</w:t>
-      </w:r>
-      <w:r>
-        <w:t xml:space="preserve"> </w:t>
-      </w:r>
-      <w:r>
-        <w:t xml:space="preserve">simple</w:t>
-      </w:r>
-      <w:r>
-        <w:t xml:space="preserve"> </w:t>
-      </w:r>
-      <w:r>
-        <w:t xml:space="preserve">agent</w:t>
-      </w:r>
-      <w:r>
-        <w:t xml:space="preserve"> </w:t>
-      </w:r>
-      <w:r>
-        <w:t xml:space="preserve">policies</w:t>
-      </w:r>
-      <w:r>
-        <w:t xml:space="preserve"> </w:t>
-      </w:r>
-      <w:r>
-        <w:t xml:space="preserve">and</w:t>
-      </w:r>
-      <w:r>
-        <w:t xml:space="preserve"> </w:t>
-      </w:r>
-      <w:r>
-        <w:t xml:space="preserve">that</w:t>
-      </w:r>
-      <w:r>
-        <w:t xml:space="preserve"> </w:t>
-      </w:r>
-      <w:r>
-        <w:t xml:space="preserve">reasoning</w:t>
-      </w:r>
-      <w:r>
-        <w:t xml:space="preserve"> </w:t>
-      </w:r>
-      <w:r>
-        <w:t xml:space="preserve">scaffolds</w:t>
-      </w:r>
-      <w:r>
-        <w:t xml:space="preserve"> </w:t>
-      </w:r>
-      <w:r>
-        <w:t xml:space="preserve">substantially</w:t>
-      </w:r>
-      <w:r>
-        <w:t xml:space="preserve"> </w:t>
-      </w:r>
-      <w:r>
-        <w:t xml:space="preserve">attenuate</w:t>
-      </w:r>
-      <w:r>
-        <w:t xml:space="preserve"> </w:t>
-      </w:r>
-      <w:r>
-        <w:t xml:space="preserve">the</w:t>
-      </w:r>
-      <w:r>
-        <w:t xml:space="preserve"> </w:t>
-      </w:r>
-      <w:r>
-        <w:t xml:space="preserve">effect;</w:t>
-      </w:r>
-      <w:r>
-        <w:t xml:space="preserve"> </w:t>
-      </w:r>
-      <w:r>
-        <w:t xml:space="preserve">whether</w:t>
-      </w:r>
-      <w:r>
-        <w:t xml:space="preserve"> </w:t>
-      </w:r>
-      <w:r>
-        <w:t xml:space="preserve">the</w:t>
-      </w:r>
-      <w:r>
-        <w:t xml:space="preserve"> </w:t>
-      </w:r>
-      <w:r>
-        <w:t xml:space="preserve">attenuation</w:t>
-      </w:r>
-      <w:r>
-        <w:t xml:space="preserve"> </w:t>
-      </w:r>
-      <w:r>
-        <w:t xml:space="preserve">reflects</w:t>
-      </w:r>
-      <w:r>
-        <w:t xml:space="preserve"> </w:t>
-      </w:r>
-      <w:r>
-        <w:t xml:space="preserve">a</w:t>
-      </w:r>
-      <w:r>
-        <w:t xml:space="preserve"> </w:t>
-      </w:r>
-      <w:r>
-        <w:t xml:space="preserve">structural</w:t>
-      </w:r>
-      <w:r>
-        <w:t xml:space="preserve"> </w:t>
-      </w:r>
-      <w:r>
-        <w:t xml:space="preserve">property</w:t>
-      </w:r>
-      <w:r>
-        <w:t xml:space="preserve"> </w:t>
-      </w:r>
-      <w:r>
-        <w:t xml:space="preserve">of</w:t>
-      </w:r>
-      <w:r>
-        <w:t xml:space="preserve"> </w:t>
-      </w:r>
-      <w:r>
-        <w:t xml:space="preserve">reasoning</w:t>
-      </w:r>
-      <w:r>
-        <w:t xml:space="preserve"> </w:t>
-      </w:r>
-      <w:r>
-        <w:t xml:space="preserve">or</w:t>
-      </w:r>
-      <w:r>
-        <w:t xml:space="preserve"> </w:t>
-      </w:r>
-      <w:r>
-        <w:t xml:space="preserve">a</w:t>
-      </w:r>
-      <w:r>
-        <w:t xml:space="preserve"> </w:t>
-      </w:r>
-      <w:r>
-        <w:t xml:space="preserve">small-sample</w:t>
-      </w:r>
-      <w:r>
-        <w:t xml:space="preserve"> </w:t>
-      </w:r>
-      <w:r>
-        <w:t xml:space="preserve">artifact</w:t>
-      </w:r>
-      <w:r>
-        <w:t xml:space="preserve"> </w:t>
-      </w:r>
-      <w:r>
-        <w:t xml:space="preserve">of</w:t>
-      </w:r>
-      <w:r>
-        <w:t xml:space="preserve"> </w:t>
-      </w:r>
-      <w:r>
-        <w:t xml:space="preserve">the</w:t>
-      </w:r>
-      <w:r>
-        <w:t xml:space="preserve"> </w:t>
-      </w:r>
-      <w:r>
-        <w:t xml:space="preserve">Phase</w:t>
-      </w:r>
-      <w:r>
-        <w:t xml:space="preserve"> </w:t>
-      </w:r>
-      <w:r>
-        <w:t xml:space="preserve">3.1</w:t>
-      </w:r>
-      <w:r>
-        <w:t xml:space="preserve"> </w:t>
-      </w:r>
-      <w:r>
-        <w:t xml:space="preserve">run</w:t>
+        <w:t xml:space="preserve">last</w:t>
+      </w:r>
+      <w:r>
+        <w:t xml:space="preserve"> </w:t>
+      </w:r>
+      <w:r>
+        <w:t xml:space="preserve">phase</w:t>
       </w:r>
       <w:r>
         <w:t xml:space="preserve"> </w:t>
@@ -1766,50 +2552,22 @@
       <w:r>
         <w:t xml:space="preserve"> </w:t>
       </w:r>
-      <w:r>
-        <w:t xml:space="preserve">150</w:t>
-      </w:r>
-      <w:r>
-        <w:t xml:space="preserve"> </w:t>
-      </w:r>
-      <w:r>
-        <w:t xml:space="preserve">hands/seed)</w:t>
-      </w:r>
-      <w:r>
-        <w:t xml:space="preserve"> </w:t>
-      </w:r>
-      <w:r>
-        <w:t xml:space="preserve">is</w:t>
-      </w:r>
-      <w:r>
-        <w:t xml:space="preserve"> </w:t>
-      </w:r>
-      <w:r>
-        <w:t xml:space="preserve">left</w:t>
-      </w:r>
-      <w:r>
-        <w:t xml:space="preserve"> </w:t>
-      </w:r>
-      <w:r>
-        <w:t xml:space="preserve">to</w:t>
-      </w:r>
-      <w:r>
-        <w:t xml:space="preserve"> </w:t>
-      </w:r>
-      <w:r>
-        <w:t xml:space="preserve">a</w:t>
-      </w:r>
-      <w:r>
-        <w:t xml:space="preserve"> </w:t>
-      </w:r>
-      <w:r>
-        <w:t xml:space="preserve">larger</w:t>
-      </w:r>
-      <w:r>
-        <w:t xml:space="preserve"> </w:t>
-      </w:r>
-      <w:r>
-        <w:t xml:space="preserve">replication.</w:t>
+      <m:oMath>
+        <m:r>
+          <m:rPr>
+            <m:sty m:val="p"/>
+          </m:rPr>
+          <m:t>∼</m:t>
+        </m:r>
+        <m:r>
+          <m:t>150</m:t>
+        </m:r>
+      </m:oMath>
+      <w:r>
+        <w:t xml:space="preserve"> </w:t>
+      </w:r>
+      <w:r>
+        <w:t xml:space="preserve">hands/seed).</w:t>
       </w:r>
     </w:p>
     <w:bookmarkStart w:id="23" w:name="introduction"/>
@@ -3588,43 +4346,37 @@
         <w:pStyle w:val="BodyText"/>
       </w:pPr>
       <w:r>
-        <w:t xml:space="preserve">Finally, we address this last point since two of our phases employ</w:t>
-      </w:r>
-      <w:r>
-        <w:t xml:space="preserve"> </w:t>
-      </w:r>
-      <w:r>
-        <w:t xml:space="preserve">large language models. A rapidly increasing body of research</w:t>
-      </w:r>
-      <w:r>
-        <w:t xml:space="preserve"> </w:t>
-      </w:r>
-      <w:r>
-        <w:t xml:space="preserve">concerns the extent to which large language models—when employed</w:t>
-      </w:r>
-      <w:r>
-        <w:t xml:space="preserve"> </w:t>
-      </w:r>
-      <w:r>
-        <w:t xml:space="preserve">as agents in competitive, observable settings—act strategically or</w:t>
-      </w:r>
-      <w:r>
-        <w:t xml:space="preserve"> </w:t>
-      </w:r>
-      <w:r>
-        <w:t xml:space="preserve">merely replicate textual representations of strategies without</w:t>
-      </w:r>
-      <w:r>
-        <w:t xml:space="preserve"> </w:t>
-      </w:r>
-      <w:r>
-        <w:t xml:space="preserve">developing them. Recent negotiation and game-playing benchmarks such</w:t>
-      </w:r>
-      <w:r>
-        <w:t xml:space="preserve"> </w:t>
-      </w:r>
-      <w:r>
-        <w:t xml:space="preserve">as AgentBench</w:t>
+        <w:t xml:space="preserve">First, we treat this last point as it relates to two of our phases,</w:t>
+      </w:r>
+      <w:r>
+        <w:t xml:space="preserve"> </w:t>
+      </w:r>
+      <w:r>
+        <w:t xml:space="preserve">because these phases employ large language models. An increasing</w:t>
+      </w:r>
+      <w:r>
+        <w:t xml:space="preserve"> </w:t>
+      </w:r>
+      <w:r>
+        <w:t xml:space="preserve">amount of work concerns how strategically large language</w:t>
+      </w:r>
+      <w:r>
+        <w:t xml:space="preserve"> </w:t>
+      </w:r>
+      <w:r>
+        <w:t xml:space="preserve">models—used as agents in competitive and observable</w:t>
+      </w:r>
+      <w:r>
+        <w:t xml:space="preserve"> </w:t>
+      </w:r>
+      <w:r>
+        <w:t xml:space="preserve">settings—behave. Current benchmarks for negotiation and game</w:t>
+      </w:r>
+      <w:r>
+        <w:t xml:space="preserve"> </w:t>
+      </w:r>
+      <w:r>
+        <w:t xml:space="preserve">playing, such as AgentBench</w:t>
       </w:r>
       <w:r>
         <w:t xml:space="preserve"> </w:t>
@@ -3633,16 +4385,13 @@
         <w:t xml:space="preserve">[11]</w:t>
       </w:r>
       <w:r>
-        <w:t xml:space="preserve"> </w:t>
-      </w:r>
-      <w:r>
-        <w:t xml:space="preserve">and Park et al.’s</w:t>
-      </w:r>
-      <w:r>
-        <w:t xml:space="preserve"> </w:t>
-      </w:r>
-      <w:r>
-        <w:t xml:space="preserve">investigation into generative agents</w:t>
+        <w:t xml:space="preserve">, and Park et</w:t>
+      </w:r>
+      <w:r>
+        <w:t xml:space="preserve"> </w:t>
+      </w:r>
+      <w:r>
+        <w:t xml:space="preserve">al.’s study on generative agents</w:t>
       </w:r>
       <w:r>
         <w:t xml:space="preserve"> </w:t>
@@ -3651,19 +4400,34 @@
         <w:t xml:space="preserve">[12]</w:t>
       </w:r>
       <w:r>
-        <w:t xml:space="preserve"> </w:t>
-      </w:r>
-      <w:r>
-        <w:t xml:space="preserve">indicate that the issue remains unsettled. Phases 3 and 3.1 are</w:t>
-      </w:r>
-      <w:r>
-        <w:t xml:space="preserve"> </w:t>
-      </w:r>
-      <w:r>
-        <w:t xml:space="preserve">intended to examine this distinction.</w:t>
+        <w:t xml:space="preserve">, suggest</w:t>
+      </w:r>
+      <w:r>
+        <w:t xml:space="preserve"> </w:t>
+      </w:r>
+      <w:r>
+        <w:t xml:space="preserve">that there is still much to learn about this issue. Phase 3 and</w:t>
+      </w:r>
+      <w:r>
+        <w:t xml:space="preserve"> </w:t>
+      </w:r>
+      <w:r>
+        <w:t xml:space="preserve">phase 3.1 are both designed to examine the difference between how</w:t>
+      </w:r>
+      <w:r>
+        <w:t xml:space="preserve"> </w:t>
+      </w:r>
+      <w:r>
+        <w:t xml:space="preserve">largely language model-based agents actually behave and what they</w:t>
+      </w:r>
+      <w:r>
+        <w:t xml:space="preserve"> </w:t>
+      </w:r>
+      <w:r>
+        <w:t xml:space="preserve">represent by way of textual strategies.</w:t>
       </w:r>
     </w:p>
-    <w:bookmarkStart w:id="28" w:name="mathematical-concepts-used-throughout"/>
+    <w:bookmarkStart w:id="28" w:name="ideas-in-mathematics-used-throughout"/>
     <w:p>
       <w:pPr>
         <w:pStyle w:val="Heading2"/>
@@ -3678,7 +4442,7 @@
         <w:tab/>
       </w:r>
       <w:r>
-        <w:t xml:space="preserve">Mathematical concepts used throughout</w:t>
+        <w:t xml:space="preserve">Ideas in mathematics used throughout</w:t>
       </w:r>
     </w:p>
     <w:p>
@@ -3706,7 +4470,7 @@
         <w:pStyle w:val="BodyText"/>
       </w:pPr>
       <w:r>
-        <w:t xml:space="preserve">The first is the Pearson correlation coefficient. Given</w:t>
+        <w:t xml:space="preserve">Pearson correlation coefficient is the first one. Given</w:t>
       </w:r>
       <w:r>
         <w:t xml:space="preserve"> </w:t>
@@ -4295,7 +5059,7 @@
         <w:pStyle w:val="BodyText"/>
       </w:pPr>
       <w:r>
-        <w:t xml:space="preserve">The second is Bayesian updating. Given a prior belief</w:t>
+        <w:t xml:space="preserve">Bayesian updating is the second. Given a prior belief</w:t>
       </w:r>
       <w:r>
         <w:t xml:space="preserve"> </w:t>
@@ -4620,61 +5384,31 @@
         <w:pStyle w:val="FirstParagraph"/>
       </w:pPr>
       <w:r>
-        <w:t xml:space="preserve">Each of our agents maintains a categorical posterior over the</w:t>
-      </w:r>
-      <w:r>
-        <w:t xml:space="preserve"> </w:t>
-      </w:r>
-      <w:r>
-        <w:t xml:space="preserve">eight archetypes for every other seat at the table, and updates it</w:t>
-      </w:r>
-      <w:r>
-        <w:t xml:space="preserve"> </w:t>
-      </w:r>
-      <w:r>
-        <w:t xml:space="preserve">by Eq. 2 after every observed action.</w:t>
-      </w:r>
-      <w:r>
-        <w:t xml:space="preserve"> </w:t>
-      </w:r>
-      <w:r>
-        <w:t xml:space="preserve">Section 3.3 returns to this update in the specific</w:t>
-      </w:r>
-      <w:r>
-        <w:t xml:space="preserve"> </w:t>
-      </w:r>
-      <w:r>
-        <w:t xml:space="preserve">form we actually use, including the noise floor and between-hand</w:t>
-      </w:r>
-      <w:r>
-        <w:t xml:space="preserve"> </w:t>
-      </w:r>
-      <w:r>
-        <w:t xml:space="preserve">forgetting that make our version</w:t>
-      </w:r>
-      <w:r>
-        <w:t xml:space="preserve"> </w:t>
-      </w:r>
-      <w:r>
-        <w:t xml:space="preserve">“</w:t>
-      </w:r>
-      <w:r>
-        <w:t xml:space="preserve">Bayes-flavoured</w:t>
-      </w:r>
-      <w:r>
-        <w:t xml:space="preserve">”</w:t>
-      </w:r>
-      <w:r>
-        <w:t xml:space="preserve"> </w:t>
-      </w:r>
-      <w:r>
-        <w:t xml:space="preserve">rather than</w:t>
-      </w:r>
-      <w:r>
-        <w:t xml:space="preserve"> </w:t>
-      </w:r>
-      <w:r>
-        <w:t xml:space="preserve">strictly Bayesian.</w:t>
+        <w:t xml:space="preserve">Each agent maintains a categorical posterior distribution over the</w:t>
+      </w:r>
+      <w:r>
+        <w:t xml:space="preserve"> </w:t>
+      </w:r>
+      <w:r>
+        <w:t xml:space="preserve">8 archetypes for each other player at the table. They update their</w:t>
+      </w:r>
+      <w:r>
+        <w:t xml:space="preserve"> </w:t>
+      </w:r>
+      <w:r>
+        <w:t xml:space="preserve">beliefs with Eq. 2 on every action they observe. In</w:t>
+      </w:r>
+      <w:r>
+        <w:t xml:space="preserve"> </w:t>
+      </w:r>
+      <w:r>
+        <w:t xml:space="preserve">Section 3.3, we will revisit this belief-updating</w:t>
+      </w:r>
+      <w:r>
+        <w:t xml:space="preserve"> </w:t>
+      </w:r>
+      <w:r>
+        <w:t xml:space="preserve">mechanism (including the noise floor and hand-forgetting) in detail.</w:t>
       </w:r>
     </w:p>
     <w:p>
@@ -4735,13 +5469,13 @@
         <w:pStyle w:val="BodyText"/>
       </w:pPr>
       <w:r>
-        <w:t xml:space="preserve">In the next section, we describe the smallest controlled setup</w:t>
-      </w:r>
-      <w:r>
-        <w:t xml:space="preserve"> </w:t>
-      </w:r>
-      <w:r>
-        <w:t xml:space="preserve">combining all four lines of prior work and using these two tools.</w:t>
+        <w:t xml:space="preserve">The next section describes the smallest controlled setup combining</w:t>
+      </w:r>
+      <w:r>
+        <w:t xml:space="preserve"> </w:t>
+      </w:r>
+      <w:r>
+        <w:t xml:space="preserve">all four lines of prior work and using these two mathematical tools.</w:t>
       </w:r>
     </w:p>
     <w:bookmarkEnd w:id="28"/>
@@ -5219,7 +5953,7 @@
           <w:iCs/>
           <w:i/>
         </w:rPr>
-        <w:t xml:space="preserve">Nash-equilibrium baseline</w:t>
+        <w:t xml:space="preserve">Baseline</w:t>
       </w:r>
       <w:r>
         <w:t xml:space="preserve"> </w:t>
@@ -5231,19 +5965,43 @@
         <w:t xml:space="preserve"> </w:t>
       </w:r>
       <w:r>
-        <w:t xml:space="preserve">Plays an approximately game-theory-optimal frequency profile; the</w:t>
-      </w:r>
-      <w:r>
-        <w:t xml:space="preserve"> </w:t>
-      </w:r>
-      <w:r>
-        <w:t xml:space="preserve">control archetype against which all adaptive agents are</w:t>
-      </w:r>
-      <w:r>
-        <w:t xml:space="preserve"> </w:t>
-      </w:r>
-      <w:r>
-        <w:t xml:space="preserve">measured. (br</w:t>
+        <w:t xml:space="preserve">The honest</w:t>
+      </w:r>
+      <w:r>
+        <w:t xml:space="preserve"> </w:t>
+      </w:r>
+      <w:r>
+        <w:t xml:space="preserve">“</w:t>
+      </w:r>
+      <w:r>
+        <w:t xml:space="preserve">baseline</w:t>
+      </w:r>
+      <w:r>
+        <w:t xml:space="preserve">”</w:t>
+      </w:r>
+      <w:r>
+        <w:t xml:space="preserve"> </w:t>
+      </w:r>
+      <w:r>
+        <w:t xml:space="preserve">from which other players deviate. This</w:t>
+      </w:r>
+      <w:r>
+        <w:t xml:space="preserve"> </w:t>
+      </w:r>
+      <w:r>
+        <w:t xml:space="preserve">player plays an approximate game-theoretic optimal mix and is used</w:t>
+      </w:r>
+      <w:r>
+        <w:t xml:space="preserve"> </w:t>
+      </w:r>
+      <w:r>
+        <w:t xml:space="preserve">as the model by which all adaptive players are</w:t>
+      </w:r>
+      <w:r>
+        <w:t xml:space="preserve"> </w:t>
+      </w:r>
+      <w:r>
+        <w:t xml:space="preserve">evaluated. (br</w:t>
       </w:r>
       <w:r>
         <w:t xml:space="preserve"> </w:t>
@@ -5380,7 +6138,7 @@
           <w:iCs/>
           <w:i/>
         </w:rPr>
-        <w:t xml:space="preserve">Tight-aggressive (TAG)</w:t>
+        <w:t xml:space="preserve">Honest (tight-aggressive, TAG)</w:t>
       </w:r>
       <w:r>
         <w:t xml:space="preserve"> </w:t>
@@ -5392,19 +6150,19 @@
         <w:t xml:space="preserve"> </w:t>
       </w:r>
       <w:r>
-        <w:t xml:space="preserve">The honest player; folds most hands and bets strongly when it</w:t>
-      </w:r>
-      <w:r>
-        <w:t xml:space="preserve"> </w:t>
-      </w:r>
-      <w:r>
-        <w:t xml:space="preserve">enters. Bets reliably signal strength and checks reliably signal</w:t>
-      </w:r>
-      <w:r>
-        <w:t xml:space="preserve"> </w:t>
-      </w:r>
-      <w:r>
-        <w:t xml:space="preserve">weakness. (br</w:t>
+        <w:t xml:space="preserve">The truthful player. Folds most hands and plays aggressively when</w:t>
+      </w:r>
+      <w:r>
+        <w:t xml:space="preserve"> </w:t>
+      </w:r>
+      <w:r>
+        <w:t xml:space="preserve">it enters. It signals that its bet is strong, while signalling</w:t>
+      </w:r>
+      <w:r>
+        <w:t xml:space="preserve"> </w:t>
+      </w:r>
+      <w:r>
+        <w:t xml:space="preserve">that its check is weak. (br</w:t>
       </w:r>
       <w:r>
         <w:t xml:space="preserve"> </w:t>
@@ -5541,7 +6299,7 @@
           <w:iCs/>
           <w:i/>
         </w:rPr>
-        <w:t xml:space="preserve">Loose-aggressive maniac</w:t>
+        <w:t xml:space="preserve">Maniac (loose-aggressive)</w:t>
       </w:r>
       <w:r>
         <w:t xml:space="preserve"> </w:t>
@@ -5553,19 +6311,19 @@
         <w:t xml:space="preserve"> </w:t>
       </w:r>
       <w:r>
-        <w:t xml:space="preserve">The exploiter; bets and raises constantly across all hand</w:t>
-      </w:r>
-      <w:r>
-        <w:t xml:space="preserve"> </w:t>
-      </w:r>
-      <w:r>
-        <w:t xml:space="preserve">strengths. Wins primarily through fold equity, not showdown</w:t>
-      </w:r>
-      <w:r>
-        <w:t xml:space="preserve"> </w:t>
-      </w:r>
-      <w:r>
-        <w:t xml:space="preserve">skill. (br</w:t>
+        <w:t xml:space="preserve">A cheater. Always bets and always raises regardless of the strength</w:t>
+      </w:r>
+      <w:r>
+        <w:t xml:space="preserve"> </w:t>
+      </w:r>
+      <w:r>
+        <w:t xml:space="preserve">of its hand. Primarily wins due to opponents folding rather than</w:t>
+      </w:r>
+      <w:r>
+        <w:t xml:space="preserve"> </w:t>
+      </w:r>
+      <w:r>
+        <w:t xml:space="preserve">winning at showdown. (br</w:t>
       </w:r>
       <w:r>
         <w:t xml:space="preserve"> </w:t>
@@ -5714,19 +6472,25 @@
         <w:t xml:space="preserve"> </w:t>
       </w:r>
       <w:r>
-        <w:t xml:space="preserve">Never folds, never bluffs; the most-trusted archetype because it</w:t>
-      </w:r>
-      <w:r>
-        <w:t xml:space="preserve"> </w:t>
-      </w:r>
-      <w:r>
-        <w:t xml:space="preserve">is the most predictable, and—in Phases 1 through 3—the lowest</w:t>
-      </w:r>
-      <w:r>
-        <w:t xml:space="preserve"> </w:t>
-      </w:r>
-      <w:r>
-        <w:t xml:space="preserve">economic performer for the same reason. (br</w:t>
+        <w:t xml:space="preserve">The player who never folds and never bluffs. The most-trusted</w:t>
+      </w:r>
+      <w:r>
+        <w:t xml:space="preserve"> </w:t>
+      </w:r>
+      <w:r>
+        <w:t xml:space="preserve">player because it is so predictable; but in Phases 1 through 3 it</w:t>
+      </w:r>
+      <w:r>
+        <w:t xml:space="preserve"> </w:t>
+      </w:r>
+      <w:r>
+        <w:t xml:space="preserve">is also the weakest economically for the same</w:t>
+      </w:r>
+      <w:r>
+        <w:t xml:space="preserve"> </w:t>
+      </w:r>
+      <w:r>
+        <w:t xml:space="preserve">reason. (br</w:t>
       </w:r>
       <w:r>
         <w:t xml:space="preserve"> </w:t>
@@ -5875,13 +6639,13 @@
         <w:t xml:space="preserve"> </w:t>
       </w:r>
       <w:r>
-        <w:t xml:space="preserve">Bluffs aggressively early in a hand and folds to resistance.</w:t>
-      </w:r>
-      <w:r>
-        <w:t xml:space="preserve"> </w:t>
-      </w:r>
-      <w:r>
-        <w:t xml:space="preserve">Designed to sit in an ambiguous region of the archetype</w:t>
+        <w:t xml:space="preserve">An early aggressive bluffer that folds to resistance. Described as</w:t>
+      </w:r>
+      <w:r>
+        <w:t xml:space="preserve"> </w:t>
+      </w:r>
+      <w:r>
+        <w:t xml:space="preserve">being placed in a vague region of the archetype</w:t>
       </w:r>
       <w:r>
         <w:t xml:space="preserve"> </w:t>
@@ -6024,7 +6788,7 @@
           <w:iCs/>
           <w:i/>
         </w:rPr>
-        <w:t xml:space="preserve">Exploits classified opponents</w:t>
+        <w:t xml:space="preserve">Opponent classifier</w:t>
       </w:r>
       <w:r>
         <w:t xml:space="preserve"> </w:t>
@@ -6036,42 +6800,59 @@
         <w:t xml:space="preserve"> </w:t>
       </w:r>
       <w:r>
-        <w:t xml:space="preserve">Reads its posterior and shifts toward exploitation against any</w:t>
-      </w:r>
-      <w:r>
-        <w:t xml:space="preserve"> </w:t>
-      </w:r>
-      <w:r>
-        <w:t xml:space="preserve">opponent classified above a</w:t>
+        <w:t xml:space="preserve">Based upon the posterior beliefs about an opponent’s type, this</w:t>
+      </w:r>
+      <w:r>
+        <w:t xml:space="preserve"> </w:t>
+      </w:r>
+      <w:r>
+        <w:t xml:space="preserve">player changes strategy to exploit them if they have greater than a</w:t>
       </w:r>
       <w:r>
         <w:t xml:space="preserve"> </w:t>
       </w:r>
       <m:oMath>
         <m:r>
-          <m:t>p</m:t>
-        </m:r>
-        <m:r>
-          <m:rPr>
-            <m:sty m:val="p"/>
-          </m:rPr>
-          <m:t>=</m:t>
-        </m:r>
-        <m:r>
-          <m:t>0.60</m:t>
+          <m:t>0.6</m:t>
         </m:r>
       </m:oMath>
       <w:r>
         <w:t xml:space="preserve"> </w:t>
       </w:r>
       <w:r>
-        <w:t xml:space="preserve">confidence threshold;</w:t>
-      </w:r>
-      <w:r>
-        <w:t xml:space="preserve"> </w:t>
-      </w:r>
-      <w:r>
-        <w:t xml:space="preserve">otherwise falls back to a TAG baseline. (br</w:t>
+        <w:t xml:space="preserve">probability of being a non-TAG player. If the opponent has</w:t>
+      </w:r>
+      <w:r>
+        <w:t xml:space="preserve"> </w:t>
+      </w:r>
+      <w:r>
+        <w:t xml:space="preserve">less than a</w:t>
+      </w:r>
+      <w:r>
+        <w:t xml:space="preserve"> </w:t>
+      </w:r>
+      <m:oMath>
+        <m:r>
+          <m:t>0.6</m:t>
+        </m:r>
+      </m:oMath>
+      <w:r>
+        <w:t xml:space="preserve"> </w:t>
+      </w:r>
+      <w:r>
+        <w:t xml:space="preserve">chance of being a non-TAG player, this player</w:t>
+      </w:r>
+      <w:r>
+        <w:t xml:space="preserve"> </w:t>
+      </w:r>
+      <w:r>
+        <w:t xml:space="preserve">returns to its base-case behaviour of playing like the</w:t>
+      </w:r>
+      <w:r>
+        <w:t xml:space="preserve"> </w:t>
+      </w:r>
+      <w:r>
+        <w:t xml:space="preserve">Sentinel. (br</w:t>
       </w:r>
       <w:r>
         <w:t xml:space="preserve"> </w:t>
@@ -6208,7 +6989,7 @@
           <w:iCs/>
           <w:i/>
         </w:rPr>
-        <w:t xml:space="preserve">Tit-for-tat</w:t>
+        <w:t xml:space="preserve">Tit-for-Tat</w:t>
       </w:r>
       <w:r>
         <w:t xml:space="preserve"> </w:t>
@@ -6220,19 +7001,31 @@
         <w:t xml:space="preserve"> </w:t>
       </w:r>
       <w:r>
-        <w:t xml:space="preserve">Copies the most-active opponent’s frequencies into a blended</w:t>
-      </w:r>
-      <w:r>
-        <w:t xml:space="preserve"> </w:t>
-      </w:r>
-      <w:r>
-        <w:t xml:space="preserve">policy. The poker analogue of IPD Tit-for-Tat; in practice it</w:t>
-      </w:r>
-      <w:r>
-        <w:t xml:space="preserve"> </w:t>
-      </w:r>
-      <w:r>
-        <w:t xml:space="preserve">does not transfer cleanly to 8-player settings. (br</w:t>
+        <w:t xml:space="preserve">Takes the most-active opponent’s behaviours and blends them with</w:t>
+      </w:r>
+      <w:r>
+        <w:t xml:space="preserve"> </w:t>
+      </w:r>
+      <w:r>
+        <w:t xml:space="preserve">its own policy. In theory this represents the poker version of the</w:t>
+      </w:r>
+      <w:r>
+        <w:t xml:space="preserve"> </w:t>
+      </w:r>
+      <w:r>
+        <w:t xml:space="preserve">Iterated Prisoner’s Dilemma (IPD) Tit-for-Tat strategy; however, in</w:t>
+      </w:r>
+      <w:r>
+        <w:t xml:space="preserve"> </w:t>
+      </w:r>
+      <w:r>
+        <w:t xml:space="preserve">practice it has been shown to work poorly in multi-player</w:t>
+      </w:r>
+      <w:r>
+        <w:t xml:space="preserve"> </w:t>
+      </w:r>
+      <w:r>
+        <w:t xml:space="preserve">games. (br</w:t>
       </w:r>
       <w:r>
         <w:t xml:space="preserve"> </w:t>
@@ -6369,7 +7162,7 @@
           <w:iCs/>
           <w:i/>
         </w:rPr>
-        <w:t xml:space="preserve">Retaliates against bluffers</w:t>
+        <w:t xml:space="preserve">Punishes bluffing</w:t>
       </w:r>
       <w:r>
         <w:t xml:space="preserve"> </w:t>
@@ -6381,19 +7174,40 @@
         <w:t xml:space="preserve"> </w:t>
       </w:r>
       <w:r>
-        <w:t xml:space="preserve">Maintains a per-opponent grievance ledger; triggers retaliatory</w:t>
-      </w:r>
-      <w:r>
-        <w:t xml:space="preserve"> </w:t>
-      </w:r>
-      <w:r>
-        <w:t xml:space="preserve">aggression against any opponent caught bluffing five or more</w:t>
-      </w:r>
-      <w:r>
-        <w:t xml:space="preserve"> </w:t>
-      </w:r>
-      <w:r>
-        <w:t xml:space="preserve">times. Models reputation-based punishment. (br</w:t>
+        <w:t xml:space="preserve">Maintains a record of how each opponent has interacted with it;</w:t>
+      </w:r>
+      <w:r>
+        <w:t xml:space="preserve"> </w:t>
+      </w:r>
+      <w:r>
+        <w:t xml:space="preserve">after five instances of an opponent bluffing, this player takes</w:t>
+      </w:r>
+      <w:r>
+        <w:t xml:space="preserve"> </w:t>
+      </w:r>
+      <w:r>
+        <w:t xml:space="preserve">revenge on that opponent. Models retaliation based upon perceived</w:t>
+      </w:r>
+      <w:r>
+        <w:t xml:space="preserve"> </w:t>
+      </w:r>
+      <w:r>
+        <w:t xml:space="preserve">cheating or</w:t>
+      </w:r>
+      <w:r>
+        <w:t xml:space="preserve"> </w:t>
+      </w:r>
+      <w:r>
+        <w:t xml:space="preserve">“</w:t>
+      </w:r>
+      <w:r>
+        <w:t xml:space="preserve">bad faith.</w:t>
+      </w:r>
+      <w:r>
+        <w:t xml:space="preserve">”</w:t>
+      </w:r>
+      <w:r>
+        <w:t xml:space="preserve"> (br</w:t>
       </w:r>
       <w:r>
         <w:t xml:space="preserve"> </w:t>
@@ -7989,7 +8803,7 @@
         <w:t xml:space="preserve"> </w:t>
       </w:r>
       <w:r>
-        <w:t xml:space="preserve">archetype of every other seat. After agent</w:t>
+        <w:t xml:space="preserve">archetype of every other seat. When agent</w:t>
       </w:r>
       <w:r>
         <w:t xml:space="preserve"> </w:t>
@@ -8003,7 +8817,7 @@
         <w:t xml:space="preserve"> </w:t>
       </w:r>
       <w:r>
-        <w:t xml:space="preserve">observes seat</w:t>
+        <w:t xml:space="preserve">sees seat</w:t>
       </w:r>
       <w:r>
         <w:t xml:space="preserve"> </w:t>
@@ -8017,7 +8831,13 @@
         <w:t xml:space="preserve"> </w:t>
       </w:r>
       <w:r>
-        <w:t xml:space="preserve">take action</w:t>
+        <w:t xml:space="preserve">perform</w:t>
+      </w:r>
+      <w:r>
+        <w:t xml:space="preserve"> </w:t>
+      </w:r>
+      <w:r>
+        <w:t xml:space="preserve">action</w:t>
       </w:r>
       <w:r>
         <w:t xml:space="preserve"> </w:t>
@@ -8031,7 +8851,7 @@
         <w:t xml:space="preserve"> </w:t>
       </w:r>
       <w:r>
-        <w:t xml:space="preserve">in betting round</w:t>
+        <w:t xml:space="preserve">in round</w:t>
       </w:r>
       <w:r>
         <w:t xml:space="preserve"> </w:t>
@@ -8042,7 +8862,7 @@
         </m:r>
       </m:oMath>
       <w:r>
-        <w:t xml:space="preserve">, the distribution is updated as</w:t>
+        <w:t xml:space="preserve">, the agent updates the distribution as</w:t>
       </w:r>
     </w:p>
     <w:p>
@@ -8417,49 +9237,37 @@
         <w:t xml:space="preserve"> </w:t>
       </w:r>
       <w:r>
-        <w:t xml:space="preserve">Eq. 3 as Bayes-flavoured rather than strictly</w:t>
-      </w:r>
-      <w:r>
-        <w:t xml:space="preserve"> </w:t>
-      </w:r>
-      <w:r>
-        <w:t xml:space="preserve">Bayesian: the noise floor is embedded in the likelihood</w:t>
-      </w:r>
-      <w:r>
-        <w:t xml:space="preserve"> </w:t>
-      </w:r>
-      <w:r>
-        <w:t xml:space="preserve">(equivalent to a uniform contamination model), the likelihood</w:t>
-      </w:r>
-      <w:r>
-        <w:t xml:space="preserve"> </w:t>
-      </w:r>
-      <w:r>
-        <w:t xml:space="preserve">table is computed from each archetype’s analytic policy and is</w:t>
-      </w:r>
-      <w:r>
-        <w:t xml:space="preserve"> </w:t>
-      </w:r>
-      <w:r>
-        <w:t xml:space="preserve">therefore correctly specified by construction, and the</w:t>
-      </w:r>
-      <w:r>
-        <w:t xml:space="preserve"> </w:t>
-      </w:r>
-      <w:r>
-        <w:t xml:space="preserve">between-hand shrinkage in Eq. 4 is a forgetting</w:t>
-      </w:r>
-      <w:r>
-        <w:t xml:space="preserve"> </w:t>
-      </w:r>
-      <w:r>
-        <w:t xml:space="preserve">heuristic rather than a posterior update. Between hands,</w:t>
-      </w:r>
-      <w:r>
-        <w:t xml:space="preserve"> </w:t>
-      </w:r>
-      <w:r>
-        <w:t xml:space="preserve">posteriors are shrunk toward the uniform prior:</w:t>
+        <w:t xml:space="preserve">Eq. 3 as Bayes-flavoured but not strictly</w:t>
+      </w:r>
+      <w:r>
+        <w:t xml:space="preserve"> </w:t>
+      </w:r>
+      <w:r>
+        <w:t xml:space="preserve">Bayesian. The noise floor is encoded into the likelihood function</w:t>
+      </w:r>
+      <w:r>
+        <w:t xml:space="preserve"> </w:t>
+      </w:r>
+      <w:r>
+        <w:t xml:space="preserve">(a uniform contamination model). The likelihood function is computed</w:t>
+      </w:r>
+      <w:r>
+        <w:t xml:space="preserve"> </w:t>
+      </w:r>
+      <w:r>
+        <w:t xml:space="preserve">from the analytic policy for each archetype, so it is well-specified.</w:t>
+      </w:r>
+      <w:r>
+        <w:t xml:space="preserve"> </w:t>
+      </w:r>
+      <w:r>
+        <w:t xml:space="preserve">Equation 4 models the between-hand shrinking of the</w:t>
+      </w:r>
+      <w:r>
+        <w:t xml:space="preserve"> </w:t>
+      </w:r>
+      <w:r>
+        <w:t xml:space="preserve">posteriors towards a uniform prior:</w:t>
       </w:r>
     </w:p>
     <w:p>
@@ -8645,7 +9453,7 @@
         <w:pStyle w:val="FirstParagraph"/>
       </w:pPr>
       <w:r>
-        <w:t xml:space="preserve">giving an effective memory of approximately</w:t>
+        <w:t xml:space="preserve">providing an effective memory of about 20 rounds (approximately</w:t>
       </w:r>
       <w:r>
         <w:t xml:space="preserve"> </w:t>
@@ -8682,21 +9490,15 @@
             </m:r>
           </m:e>
         </m:d>
-        <m:r>
-          <m:rPr>
-            <m:sty m:val="p"/>
-          </m:rPr>
-          <m:t>=</m:t>
-        </m:r>
-        <m:r>
-          <m:t>20</m:t>
-        </m:r>
       </m:oMath>
       <w:r>
-        <w:t xml:space="preserve"> </w:t>
-      </w:r>
-      <w:r>
-        <w:t xml:space="preserve">hands. The trust score, our primary dependent variable, is</w:t>
+        <w:t xml:space="preserve">). The trust score, our main dependent variable, is</w:t>
+      </w:r>
+      <w:r>
+        <w:t xml:space="preserve"> </w:t>
+      </w:r>
+      <w:r>
+        <w:t xml:space="preserve">defined as</w:t>
       </w:r>
     </w:p>
     <w:p>
@@ -8994,37 +9796,43 @@
         <w:t xml:space="preserve"> </w:t>
       </w:r>
       <w:r>
-        <w:t xml:space="preserve">score. This functional form is one of several plausible</w:t>
-      </w:r>
-      <w:r>
-        <w:t xml:space="preserve"> </w:t>
-      </w:r>
-      <w:r>
-        <w:t xml:space="preserve">definitions (alternatives include the mean of the two</w:t>
-      </w:r>
-      <w:r>
-        <w:t xml:space="preserve"> </w:t>
-      </w:r>
-      <w:r>
-        <w:t xml:space="preserve">probabilities or an entropy-based measure); we report results</w:t>
-      </w:r>
-      <w:r>
-        <w:t xml:space="preserve"> </w:t>
-      </w:r>
-      <w:r>
-        <w:t xml:space="preserve">under the product form throughout and note in the limitations</w:t>
-      </w:r>
-      <w:r>
-        <w:t xml:space="preserve"> </w:t>
-      </w:r>
-      <w:r>
-        <w:t xml:space="preserve">that the trust–profit correlation is mechanically anchored on</w:t>
-      </w:r>
-      <w:r>
-        <w:t xml:space="preserve"> </w:t>
-      </w:r>
-      <w:r>
-        <w:t xml:space="preserve">this choice.</w:t>
+        <w:t xml:space="preserve">score. There are many reasonable ways to define the trust score;</w:t>
+      </w:r>
+      <w:r>
+        <w:t xml:space="preserve"> </w:t>
+      </w:r>
+      <w:r>
+        <w:t xml:space="preserve">here we have chosen the product form for simplicity, and we report</w:t>
+      </w:r>
+      <w:r>
+        <w:t xml:space="preserve"> </w:t>
+      </w:r>
+      <w:r>
+        <w:t xml:space="preserve">results under this definition throughout. In addition, in our</w:t>
+      </w:r>
+      <w:r>
+        <w:t xml:space="preserve"> </w:t>
+      </w:r>
+      <w:r>
+        <w:t xml:space="preserve">limitations section we note that because our definition of the</w:t>
+      </w:r>
+      <w:r>
+        <w:t xml:space="preserve"> </w:t>
+      </w:r>
+      <w:r>
+        <w:t xml:space="preserve">trust–profit relationship is mechanically tied to the above</w:t>
+      </w:r>
+      <w:r>
+        <w:t xml:space="preserve"> </w:t>
+      </w:r>
+      <w:r>
+        <w:t xml:space="preserve">definition of the trust score, alternative definitions could</w:t>
+      </w:r>
+      <w:r>
+        <w:t xml:space="preserve"> </w:t>
+      </w:r>
+      <w:r>
+        <w:t xml:space="preserve">produce different relationships.</w:t>
       </w:r>
       <w:r>
         <w:t xml:space="preserve"> </w:t>
@@ -9034,7 +9842,21 @@
           <w:iCs/>
           <w:i/>
         </w:rPr>
-        <w:t xml:space="preserve">Three archetypes (</w:t>
+        <w:t xml:space="preserve">All three archetypes</w:t>
+      </w:r>
+      <w:r>
+        <w:rPr>
+          <w:iCs/>
+          <w:i/>
+        </w:rPr>
+        <w:t xml:space="preserve"> </w:t>
+      </w:r>
+      <w:r>
+        <w:rPr>
+          <w:iCs/>
+          <w:i/>
+        </w:rPr>
+        <w:t xml:space="preserve">(</w:t>
       </w:r>
       <w:r>
         <w:rPr>
@@ -9113,7 +9935,7 @@
           <w:iCs/>
           <w:i/>
         </w:rPr>
-        <w:t xml:space="preserve">in its</w:t>
+        <w:t xml:space="preserve">in its cooperative state) are intentionally given identical mean</w:t>
       </w:r>
       <w:r>
         <w:rPr>
@@ -9127,7 +9949,7 @@
           <w:iCs/>
           <w:i/>
         </w:rPr>
-        <w:t xml:space="preserve">cooperative state) are intentionally stipulated with identical</w:t>
+        <w:t xml:space="preserve">parameters to demonstrate a controlled case of identifiability for</w:t>
       </w:r>
       <w:r>
         <w:rPr>
@@ -9141,30 +9963,10 @@
           <w:iCs/>
           <w:i/>
         </w:rPr>
-        <w:t xml:space="preserve">mean parameters to provide a controlled demonstration of</w:t>
-      </w:r>
-      <w:r>
-        <w:rPr>
-          <w:iCs/>
-          <w:i/>
-        </w:rPr>
-        <w:t xml:space="preserve"> </w:t>
-      </w:r>
-      <w:r>
-        <w:rPr>
-          <w:iCs/>
-          <w:i/>
-        </w:rPr>
-        <w:t xml:space="preserve">identifiability under indistinguishable types</w:t>
-      </w:r>
-      <w:r>
-        <w:t xml:space="preserve">; this is a design</w:t>
-      </w:r>
-      <w:r>
-        <w:t xml:space="preserve"> </w:t>
-      </w:r>
-      <w:r>
-        <w:t xml:space="preserve">choice, not a finding.</w:t>
+        <w:t xml:space="preserve">indistinguishable types</w:t>
+      </w:r>
+      <w:r>
+        <w:t xml:space="preserve">; this is a design choice and not a finding.</w:t>
       </w:r>
     </w:p>
     <w:bookmarkEnd w:id="37"/>
@@ -12496,7 +13298,7 @@
         <w:pStyle w:val="FirstParagraph"/>
       </w:pPr>
       <w:r>
-        <w:t xml:space="preserve">Phase 2 produces</w:t>
+        <w:t xml:space="preserve">Phase 2 generates</w:t>
       </w:r>
       <w:r>
         <w:t xml:space="preserve"> </w:t>
@@ -12641,13 +13443,13 @@
         </m:r>
       </m:oMath>
       <w:r>
-        <w:t xml:space="preserve">. The shift from</w:t>
-      </w:r>
-      <w:r>
-        <w:t xml:space="preserve"> </w:t>
-      </w:r>
-      <w:r>
-        <w:t xml:space="preserve">Phase 1 (</w:t>
+        <w:t xml:space="preserve">. The direction of</w:t>
+      </w:r>
+      <w:r>
+        <w:t xml:space="preserve"> </w:t>
+      </w:r>
+      <w:r>
+        <w:t xml:space="preserve">movement from Phase 1 (</w:t>
       </w:r>
       <m:oMath>
         <m:r>
@@ -12691,13 +13493,13 @@
         </m:r>
       </m:oMath>
       <w:r>
-        <w:t xml:space="preserve">) is consistent across all five</w:t>
-      </w:r>
-      <w:r>
-        <w:t xml:space="preserve"> </w:t>
-      </w:r>
-      <w:r>
-        <w:t xml:space="preserve">seeds (per-seed shifts</w:t>
+        <w:t xml:space="preserve">) agrees across all five</w:t>
+      </w:r>
+      <w:r>
+        <w:t xml:space="preserve"> </w:t>
+      </w:r>
+      <w:r>
+        <w:t xml:space="preserve">seeds (directional movements of</w:t>
       </w:r>
       <w:r>
         <w:t xml:space="preserve"> </w:t>
@@ -12782,7 +13584,13 @@
         </m:r>
       </m:oMath>
       <w:r>
-        <w:t xml:space="preserve">). The Opponent Adaptation metric stays at</w:t>
+        <w:t xml:space="preserve">). The Opponent Adaptation metric also remains</w:t>
+      </w:r>
+      <w:r>
+        <w:t xml:space="preserve"> </w:t>
+      </w:r>
+      <w:r>
+        <w:t xml:space="preserve">constant at</w:t>
       </w:r>
       <w:r>
         <w:t xml:space="preserve"> </w:t>
@@ -12814,32 +13622,69 @@
         <w:t xml:space="preserve"> </w:t>
       </w:r>
       <w:r>
-        <w:t xml:space="preserve">in both Phase 1 and Phase 2: aggregate-</w:t>
-      </w:r>
-      <w:r>
-        <w:t xml:space="preserve"> </w:t>
-      </w:r>
-      <w:r>
-        <w:t xml:space="preserve">reward optimization can drift parameters within the bound box</w:t>
-      </w:r>
-      <w:r>
-        <w:t xml:space="preserve"> </w:t>
-      </w:r>
-      <w:r>
-        <w:t xml:space="preserve">but cannot, by construction, produce per-opponent strategy</w:t>
-      </w:r>
-      <w:r>
-        <w:t xml:space="preserve"> </w:t>
-      </w:r>
-      <w:r>
-        <w:t xml:space="preserve">because the hill-climber has no per-opponent parameter slot.</w:t>
-      </w:r>
-      <w:r>
-        <w:t xml:space="preserve"> </w:t>
-      </w:r>
-      <w:r>
-        <w:t xml:space="preserve">Mean per-agent L1</w:t>
-      </w:r>
+        <w:t xml:space="preserve">in both Phase 1 and Phase 2. As</w:t>
+      </w:r>
+      <w:r>
+        <w:t xml:space="preserve"> </w:t>
+      </w:r>
+      <w:r>
+        <w:t xml:space="preserve">such, while Phase 2 optimises aggregate rewards and can alter</w:t>
+      </w:r>
+      <w:r>
+        <w:t xml:space="preserve"> </w:t>
+      </w:r>
+      <w:r>
+        <w:t xml:space="preserve">parameter settings to fit within a bounding box, there is no way to</w:t>
+      </w:r>
+      <w:r>
+        <w:t xml:space="preserve"> </w:t>
+      </w:r>
+      <w:r>
+        <w:t xml:space="preserve">construct a per-opponent strategy since the hill-climber does not</w:t>
+      </w:r>
+      <w:r>
+        <w:t xml:space="preserve"> </w:t>
+      </w:r>
+      <w:r>
+        <w:t xml:space="preserve">have slots available for per-opponent parameters. Agents are shifted</w:t>
+      </w:r>
+      <w:r>
+        <w:t xml:space="preserve"> </w:t>
+      </w:r>
+      <w:r>
+        <w:t xml:space="preserve">approximately</w:t>
+      </w:r>
+      <w:r>
+        <w:t xml:space="preserve"> </w:t>
+      </w:r>
+      <m:oMath>
+        <m:r>
+          <m:t>0.3</m:t>
+        </m:r>
+      </m:oMath>
+      <w:r>
+        <w:t xml:space="preserve"> </w:t>
+      </w:r>
+      <w:r>
+        <w:t xml:space="preserve">units of</w:t>
+      </w:r>
+      <w:r>
+        <w:t xml:space="preserve"> </w:t>
+      </w:r>
+      <m:oMath>
+        <m:sSub>
+          <m:e>
+            <m:r>
+              <m:t>L</m:t>
+            </m:r>
+          </m:e>
+          <m:sub>
+            <m:r>
+              <m:t>1</m:t>
+            </m:r>
+          </m:sub>
+        </m:sSub>
+      </m:oMath>
       <w:r>
         <w:rPr>
           <w:rStyle w:val="FootnoteReference"/>
@@ -12850,27 +13695,13 @@
         <w:t xml:space="preserve"> </w:t>
       </w:r>
       <w:r>
-        <w:t xml:space="preserve">drift in parameter</w:t>
-      </w:r>
-      <w:r>
-        <w:t xml:space="preserve"> </w:t>
-      </w:r>
-      <w:r>
-        <w:t xml:space="preserve">space is approximately</w:t>
-      </w:r>
-      <w:r>
-        <w:t xml:space="preserve"> </w:t>
-      </w:r>
-      <m:oMath>
-        <m:r>
-          <m:t>0.3</m:t>
-        </m:r>
-      </m:oMath>
-      <w:r>
-        <w:t xml:space="preserve"> </w:t>
-      </w:r>
-      <w:r>
-        <w:t xml:space="preserve">over</w:t>
+        <w:t xml:space="preserve">in</w:t>
+      </w:r>
+      <w:r>
+        <w:t xml:space="preserve"> </w:t>
+      </w:r>
+      <w:r>
+        <w:t xml:space="preserve">parameter space over</w:t>
       </w:r>
       <w:r>
         <w:t xml:space="preserve"> </w:t>
@@ -12893,31 +13724,37 @@
         <w:t xml:space="preserve"> </w:t>
       </w:r>
       <w:r>
-        <w:t xml:space="preserve">hands, meaning the</w:t>
-      </w:r>
-      <w:r>
-        <w:t xml:space="preserve"> </w:t>
-      </w:r>
-      <w:r>
-        <w:t xml:space="preserve">bounded agents stay close to their starting points. Phase 2’s</w:t>
-      </w:r>
-      <w:r>
-        <w:t xml:space="preserve"> </w:t>
-      </w:r>
-      <w:r>
-        <w:t xml:space="preserve">softening is real but its mechanism is local: the agents trim</w:t>
-      </w:r>
-      <w:r>
-        <w:t xml:space="preserve"> </w:t>
-      </w:r>
-      <w:r>
-        <w:t xml:space="preserve">the worst-performing parts of their stationary policy without</w:t>
-      </w:r>
-      <w:r>
-        <w:t xml:space="preserve"> </w:t>
-      </w:r>
-      <w:r>
-        <w:t xml:space="preserve">inventing anything qualitatively new.</w:t>
+        <w:t xml:space="preserve">hands of play, so the bounded agents</w:t>
+      </w:r>
+      <w:r>
+        <w:t xml:space="preserve"> </w:t>
+      </w:r>
+      <w:r>
+        <w:t xml:space="preserve">remain close to their initial locations. In this regard, the</w:t>
+      </w:r>
+      <w:r>
+        <w:t xml:space="preserve"> </w:t>
+      </w:r>
+      <w:r>
+        <w:t xml:space="preserve">softening in Phase 2 is genuine; however, the mechanism by which it</w:t>
+      </w:r>
+      <w:r>
+        <w:t xml:space="preserve"> </w:t>
+      </w:r>
+      <w:r>
+        <w:t xml:space="preserve">occurs is localised to the agents trimming off the least-effective</w:t>
+      </w:r>
+      <w:r>
+        <w:t xml:space="preserve"> </w:t>
+      </w:r>
+      <w:r>
+        <w:t xml:space="preserve">components of an otherwise stationary policy without introducing</w:t>
+      </w:r>
+      <w:r>
+        <w:t xml:space="preserve"> </w:t>
+      </w:r>
+      <w:r>
+        <w:t xml:space="preserve">anything fundamentally different.</w:t>
       </w:r>
     </w:p>
     <w:p>
@@ -13006,7 +13843,7 @@
         <w:t xml:space="preserve"> </w:t>
       </w:r>
       <w:r>
-        <w:t xml:space="preserve">Bars compare bounded Phase 2</w:t>
+        <w:t xml:space="preserve">The left of each pair of bars is</w:t>
       </w:r>
       <w:r>
         <w:t xml:space="preserve"> </w:t>
@@ -13038,31 +13875,14 @@
         <w:t xml:space="preserve"> </w:t>
       </w:r>
       <w:r>
-        <w:t xml:space="preserve">(left of each pair)</w:t>
-      </w:r>
-      <w:r>
-        <w:t xml:space="preserve"> </w:t>
-      </w:r>
-      <w:r>
-        <w:t xml:space="preserve">to aggressive Phase 2</w:t>
-      </w:r>
-      <m:oMath>
-        <m:sSup>
-          <m:e>
-            <m:r>
-              <m:t>​</m:t>
-            </m:r>
-          </m:e>
-          <m:sup>
-            <m:r>
-              <m:rPr>
-                <m:sty m:val="p"/>
-              </m:rPr>
-              <m:t>*</m:t>
-            </m:r>
-          </m:sup>
-        </m:sSup>
-      </m:oMath>
+        <w:t xml:space="preserve">for bounded</w:t>
+      </w:r>
+      <w:r>
+        <w:t xml:space="preserve"> </w:t>
+      </w:r>
+      <w:r>
+        <w:t xml:space="preserve">Phase 2 hill-climbing; the right is</w:t>
+      </w:r>
       <w:r>
         <w:t xml:space="preserve"> </w:t>
       </w:r>
@@ -13093,13 +13913,48 @@
         <w:t xml:space="preserve"> </w:t>
       </w:r>
       <w:r>
-        <w:t xml:space="preserve">(right) for the five</w:t>
-      </w:r>
-      <w:r>
-        <w:t xml:space="preserve"> </w:t>
-      </w:r>
-      <w:r>
-        <w:t xml:space="preserve">canonical seeds. Mean</w:t>
+        <w:t xml:space="preserve">for aggressive</w:t>
+      </w:r>
+      <w:r>
+        <w:t xml:space="preserve"> </w:t>
+      </w:r>
+      <w:r>
+        <w:t xml:space="preserve">Phase 2</w:t>
+      </w:r>
+      <m:oMath>
+        <m:sSup>
+          <m:e>
+            <m:r>
+              <m:t>​</m:t>
+            </m:r>
+          </m:e>
+          <m:sup>
+            <m:r>
+              <m:rPr>
+                <m:sty m:val="p"/>
+              </m:rPr>
+              <m:t>*</m:t>
+            </m:r>
+          </m:sup>
+        </m:sSup>
+      </m:oMath>
+      <w:r>
+        <w:t xml:space="preserve"> </w:t>
+      </w:r>
+      <w:r>
+        <w:t xml:space="preserve">hill-climbing, for each of the five canonical</w:t>
+      </w:r>
+      <w:r>
+        <w:t xml:space="preserve"> </w:t>
+      </w:r>
+      <w:r>
+        <w:t xml:space="preserve">seeds. When the bounding constraints are relaxed and the</w:t>
+      </w:r>
+      <w:r>
+        <w:t xml:space="preserve"> </w:t>
+      </w:r>
+      <w:r>
+        <w:t xml:space="preserve">optimiser’s step size is increased fivefold,</w:t>
       </w:r>
       <w:r>
         <w:t xml:space="preserve"> </w:t>
@@ -13131,7 +13986,13 @@
         <w:t xml:space="preserve"> </w:t>
       </w:r>
       <w:r>
-        <w:t xml:space="preserve">shifts by only</w:t>
+        <w:t xml:space="preserve">increases by</w:t>
+      </w:r>
+      <w:r>
+        <w:t xml:space="preserve"> </w:t>
+      </w:r>
+      <w:r>
+        <w:t xml:space="preserve">only</w:t>
       </w:r>
       <w:r>
         <w:t xml:space="preserve"> </w:t>
@@ -13151,89 +14012,7 @@
         <w:t xml:space="preserve"> </w:t>
       </w:r>
       <w:r>
-        <w:t xml:space="preserve">when</w:t>
-      </w:r>
-      <w:r>
-        <w:t xml:space="preserve"> </w:t>
-      </w:r>
-      <w:r>
-        <w:t xml:space="preserve">bounds are removed and the optimizer step size is raised</w:t>
-      </w:r>
-      <w:r>
-        <w:t xml:space="preserve"> </w:t>
-      </w:r>
-      <w:r>
-        <w:t xml:space="preserve">fivefold; per-seed variance triples.</w:t>
-      </w:r>
-    </w:p>
-    <w:bookmarkEnd w:id="54"/>
-    <w:bookmarkStart w:id="61" w:name="Xd85fbd7dd2b27c73fdb4b678a47346e620fc769"/>
-    <w:p>
-      <w:pPr>
-        <w:pStyle w:val="Heading2"/>
-      </w:pPr>
-      <w:r>
-        <w:rPr>
-          <w:rStyle w:val="SectionNumber"/>
-        </w:rPr>
-        <w:t xml:space="preserve">4.3</w:t>
-      </w:r>
-      <w:r>
-        <w:tab/>
-      </w:r>
-      <w:r>
-        <w:t xml:space="preserve">Phase 2</w:t>
-      </w:r>
-      <m:oMath>
-        <m:sSup>
-          <m:e>
-            <m:r>
-              <m:t>​</m:t>
-            </m:r>
-          </m:e>
-          <m:sup>
-            <m:r>
-              <m:rPr>
-                <m:sty m:val="p"/>
-              </m:rPr>
-              <m:t>*</m:t>
-            </m:r>
-          </m:sup>
-        </m:sSup>
-      </m:oMath>
-      <w:r>
-        <w:t xml:space="preserve">: unbounded hill-climbing fails the same way</w:t>
-      </w:r>
-    </w:p>
-    <w:p>
-      <w:pPr>
-        <w:pStyle w:val="FirstParagraph"/>
-      </w:pPr>
-      <w:r>
-        <w:t xml:space="preserve">Phase 2</w:t>
-      </w:r>
-      <m:oMath>
-        <m:sSup>
-          <m:e>
-            <m:r>
-              <m:t>​</m:t>
-            </m:r>
-          </m:e>
-          <m:sup>
-            <m:r>
-              <m:rPr>
-                <m:sty m:val="p"/>
-              </m:rPr>
-              <m:t>*</m:t>
-            </m:r>
-          </m:sup>
-        </m:sSup>
-      </m:oMath>
-      <w:r>
-        <w:t xml:space="preserve"> </w:t>
-      </w:r>
-      <w:r>
-        <w:t xml:space="preserve">produces</w:t>
+        <w:t xml:space="preserve">on average, and across seeds the variance in</w:t>
       </w:r>
       <w:r>
         <w:t xml:space="preserve"> </w:t>
@@ -13260,145 +14039,87 @@
             </m:r>
           </m:sub>
         </m:sSub>
-        <m:r>
-          <m:rPr>
-            <m:sty m:val="p"/>
-          </m:rPr>
-          <m:t>=</m:t>
-        </m:r>
-        <m:r>
-          <m:rPr>
-            <m:sty m:val="p"/>
-          </m:rPr>
-          <m:t>−</m:t>
-        </m:r>
-        <m:r>
-          <m:t>0.609</m:t>
-        </m:r>
-        <m:r>
-          <m:rPr>
-            <m:sty m:val="p"/>
-          </m:rPr>
-          <m:t>±</m:t>
-        </m:r>
-        <m:r>
-          <m:t>0.221</m:t>
-        </m:r>
       </m:oMath>
       <w:r>
         <w:t xml:space="preserve"> </w:t>
       </w:r>
       <w:r>
-        <w:t xml:space="preserve">with per-seed</w:t>
-      </w:r>
-      <w:r>
-        <w:t xml:space="preserve"> </w:t>
-      </w:r>
-      <w:r>
-        <w:t xml:space="preserve">values</w:t>
-      </w:r>
-      <w:r>
-        <w:t xml:space="preserve"> </w:t>
+        <w:t xml:space="preserve">nearly triples.</w:t>
+      </w:r>
+    </w:p>
+    <w:bookmarkEnd w:id="54"/>
+    <w:bookmarkStart w:id="61" w:name="Xd85fbd7dd2b27c73fdb4b678a47346e620fc769"/>
+    <w:p>
+      <w:pPr>
+        <w:pStyle w:val="Heading2"/>
+      </w:pPr>
+      <w:r>
+        <w:rPr>
+          <w:rStyle w:val="SectionNumber"/>
+        </w:rPr>
+        <w:t xml:space="preserve">4.3</w:t>
+      </w:r>
+      <w:r>
+        <w:tab/>
+      </w:r>
+      <w:r>
+        <w:t xml:space="preserve">Phase 2</w:t>
       </w:r>
       <m:oMath>
-        <m:r>
-          <m:rPr>
-            <m:sty m:val="p"/>
-          </m:rPr>
-          <m:t>{</m:t>
-        </m:r>
-        <m:r>
-          <m:rPr>
-            <m:sty m:val="p"/>
-          </m:rPr>
-          <m:t>−</m:t>
-        </m:r>
-        <m:r>
-          <m:t>0.354</m:t>
-        </m:r>
-        <m:r>
-          <m:rPr>
-            <m:sty m:val="p"/>
-          </m:rPr>
-          <m:t>,</m:t>
-        </m:r>
-        <m:r>
-          <m:rPr>
-            <m:sty m:val="p"/>
-          </m:rPr>
-          <m:t>−</m:t>
-        </m:r>
-        <m:r>
-          <m:t>0.700</m:t>
-        </m:r>
-        <m:r>
-          <m:rPr>
-            <m:sty m:val="p"/>
-          </m:rPr>
-          <m:t>,</m:t>
-        </m:r>
-        <m:r>
-          <m:rPr>
-            <m:sty m:val="p"/>
-          </m:rPr>
-          <m:t>−</m:t>
-        </m:r>
-        <m:r>
-          <m:t>0.344</m:t>
-        </m:r>
-        <m:r>
-          <m:rPr>
-            <m:sty m:val="p"/>
-          </m:rPr>
-          <m:t>,</m:t>
-        </m:r>
-        <m:r>
-          <m:rPr>
-            <m:sty m:val="p"/>
-          </m:rPr>
-          <m:t>−</m:t>
-        </m:r>
-        <m:r>
-          <m:t>0.887</m:t>
-        </m:r>
-        <m:r>
-          <m:rPr>
-            <m:sty m:val="p"/>
-          </m:rPr>
-          <m:t>,</m:t>
-        </m:r>
-        <m:r>
-          <m:rPr>
-            <m:sty m:val="p"/>
-          </m:rPr>
-          <m:t>−</m:t>
-        </m:r>
-        <m:r>
-          <m:t>0.759</m:t>
-        </m:r>
-        <m:r>
-          <m:rPr>
-            <m:sty m:val="p"/>
-          </m:rPr>
-          <m:t>}</m:t>
-        </m:r>
+        <m:sSup>
+          <m:e>
+            <m:r>
+              <m:t>​</m:t>
+            </m:r>
+          </m:e>
+          <m:sup>
+            <m:r>
+              <m:rPr>
+                <m:sty m:val="p"/>
+              </m:rPr>
+              <m:t>*</m:t>
+            </m:r>
+          </m:sup>
+        </m:sSup>
       </m:oMath>
       <w:r>
-        <w:t xml:space="preserve">. The mean</w:t>
-      </w:r>
-      <w:r>
-        <w:t xml:space="preserve"> </w:t>
-      </w:r>
-      <w:r>
-        <w:t xml:space="preserve">shift from bounded Phase 2 is</w:t>
-      </w:r>
-      <w:r>
-        <w:t xml:space="preserve"> </w:t>
+        <w:t xml:space="preserve">: unbounded hill-climbing fails the same way</w:t>
+      </w:r>
+    </w:p>
+    <w:p>
+      <w:pPr>
+        <w:pStyle w:val="FirstParagraph"/>
+      </w:pPr>
+      <w:r>
+        <w:t xml:space="preserve">Phase 2</w:t>
       </w:r>
       <m:oMath>
-        <m:r>
-          <m:t>Δ</m:t>
-        </m:r>
+        <m:sSup>
+          <m:e>
+            <m:r>
+              <m:t>​</m:t>
+            </m:r>
+          </m:e>
+          <m:sup>
+            <m:r>
+              <m:rPr>
+                <m:sty m:val="p"/>
+              </m:rPr>
+              <m:t>*</m:t>
+            </m:r>
+          </m:sup>
+        </m:sSup>
+      </m:oMath>
+      <w:r>
+        <w:t xml:space="preserve"> </w:t>
+      </w:r>
+      <w:r>
+        <w:t xml:space="preserve">yields</w:t>
+      </w:r>
+      <w:r>
+        <w:t xml:space="preserve"> </w:t>
+      </w:r>
+      <m:oMath>
         <m:sSub>
           <m:e>
             <m:r>
@@ -13430,57 +14151,231 @@
           <m:rPr>
             <m:sty m:val="p"/>
           </m:rPr>
-          <m:t>+</m:t>
-        </m:r>
-        <m:r>
-          <m:t>0.028</m:t>
-        </m:r>
-      </m:oMath>
-      <w:r>
-        <w:t xml:space="preserve">, well within</w:t>
-      </w:r>
-      <w:r>
-        <w:t xml:space="preserve"> </w:t>
-      </w:r>
-      <w:r>
-        <w:t xml:space="preserve">the seed-to-seed standard deviation. Mean per-agent L1 drift is</w:t>
-      </w:r>
-      <w:r>
-        <w:t xml:space="preserve"> </w:t>
-      </w:r>
-      <m:oMath>
-        <m:r>
-          <m:t>3.4</m:t>
-        </m:r>
-      </m:oMath>
-      <w:r>
-        <w:t xml:space="preserve"> </w:t>
-      </w:r>
-      <w:r>
-        <w:t xml:space="preserve">(</w:t>
-      </w:r>
-      <m:oMath>
-        <m:r>
-          <m:t>11</m:t>
+          <m:t>−</m:t>
+        </m:r>
+        <m:r>
+          <m:t>0.609</m:t>
         </m:r>
         <m:r>
           <m:rPr>
             <m:sty m:val="p"/>
           </m:rPr>
-          <m:t>×</m:t>
+          <m:t>±</m:t>
+        </m:r>
+        <m:r>
+          <m:t>0.221</m:t>
         </m:r>
       </m:oMath>
       <w:r>
         <w:t xml:space="preserve"> </w:t>
       </w:r>
       <w:r>
-        <w:t xml:space="preserve">the bounded run), so the agents have moved</w:t>
-      </w:r>
-      <w:r>
-        <w:t xml:space="preserve"> </w:t>
-      </w:r>
-      <w:r>
-        <w:t xml:space="preserve">substantially in parameter space; but the trap holds.</w:t>
+        <w:t xml:space="preserve">with per-seed</w:t>
+      </w:r>
+      <w:r>
+        <w:t xml:space="preserve"> </w:t>
+      </w:r>
+      <w:r>
+        <w:t xml:space="preserve">values</w:t>
+      </w:r>
+      <w:r>
+        <w:t xml:space="preserve"> </w:t>
+      </w:r>
+      <m:oMath>
+        <m:r>
+          <m:rPr>
+            <m:sty m:val="p"/>
+          </m:rPr>
+          <m:t>{</m:t>
+        </m:r>
+        <m:r>
+          <m:rPr>
+            <m:sty m:val="p"/>
+          </m:rPr>
+          <m:t>−</m:t>
+        </m:r>
+        <m:r>
+          <m:t>0.354</m:t>
+        </m:r>
+        <m:r>
+          <m:rPr>
+            <m:sty m:val="p"/>
+          </m:rPr>
+          <m:t>,</m:t>
+        </m:r>
+        <m:r>
+          <m:rPr>
+            <m:sty m:val="p"/>
+          </m:rPr>
+          <m:t>−</m:t>
+        </m:r>
+        <m:r>
+          <m:t>0.700</m:t>
+        </m:r>
+        <m:r>
+          <m:rPr>
+            <m:sty m:val="p"/>
+          </m:rPr>
+          <m:t>,</m:t>
+        </m:r>
+        <m:r>
+          <m:rPr>
+            <m:sty m:val="p"/>
+          </m:rPr>
+          <m:t>−</m:t>
+        </m:r>
+        <m:r>
+          <m:t>0.344</m:t>
+        </m:r>
+        <m:r>
+          <m:rPr>
+            <m:sty m:val="p"/>
+          </m:rPr>
+          <m:t>,</m:t>
+        </m:r>
+        <m:r>
+          <m:rPr>
+            <m:sty m:val="p"/>
+          </m:rPr>
+          <m:t>−</m:t>
+        </m:r>
+        <m:r>
+          <m:t>0.887</m:t>
+        </m:r>
+        <m:r>
+          <m:rPr>
+            <m:sty m:val="p"/>
+          </m:rPr>
+          <m:t>,</m:t>
+        </m:r>
+        <m:r>
+          <m:rPr>
+            <m:sty m:val="p"/>
+          </m:rPr>
+          <m:t>−</m:t>
+        </m:r>
+        <m:r>
+          <m:t>0.759</m:t>
+        </m:r>
+        <m:r>
+          <m:rPr>
+            <m:sty m:val="p"/>
+          </m:rPr>
+          <m:t>}</m:t>
+        </m:r>
+      </m:oMath>
+      <w:r>
+        <w:t xml:space="preserve">. The mean</w:t>
+      </w:r>
+      <w:r>
+        <w:t xml:space="preserve"> </w:t>
+      </w:r>
+      <w:r>
+        <w:t xml:space="preserve">increase in</w:t>
+      </w:r>
+      <w:r>
+        <w:t xml:space="preserve"> </w:t>
+      </w:r>
+      <m:oMath>
+        <m:sSub>
+          <m:e>
+            <m:r>
+              <m:t>r</m:t>
+            </m:r>
+          </m:e>
+          <m:sub>
+            <m:r>
+              <m:rPr>
+                <m:sty m:val="p"/>
+              </m:rPr>
+              <m:t>t</m:t>
+            </m:r>
+            <m:r>
+              <m:rPr>
+                <m:sty m:val="p"/>
+              </m:rPr>
+              <m:t>p</m:t>
+            </m:r>
+          </m:sub>
+        </m:sSub>
+      </m:oMath>
+      <w:r>
+        <w:t xml:space="preserve"> </w:t>
+      </w:r>
+      <w:r>
+        <w:t xml:space="preserve">from Phase 2 is</w:t>
+      </w:r>
+      <w:r>
+        <w:t xml:space="preserve"> </w:t>
+      </w:r>
+      <m:oMath>
+        <m:r>
+          <m:rPr>
+            <m:sty m:val="p"/>
+          </m:rPr>
+          <m:t>+</m:t>
+        </m:r>
+        <m:r>
+          <m:t>0.028</m:t>
+        </m:r>
+      </m:oMath>
+      <w:r>
+        <w:t xml:space="preserve">, well within the</w:t>
+      </w:r>
+      <w:r>
+        <w:t xml:space="preserve"> </w:t>
+      </w:r>
+      <w:r>
+        <w:t xml:space="preserve">standard deviation associated with the seed-to-seed variation.</w:t>
+      </w:r>
+      <w:r>
+        <w:t xml:space="preserve"> </w:t>
+      </w:r>
+      <w:r>
+        <w:t xml:space="preserve">With respect to movement in parameter space, the mean per-agent</w:t>
+      </w:r>
+      <w:r>
+        <w:t xml:space="preserve"> </w:t>
+      </w:r>
+      <m:oMath>
+        <m:sSub>
+          <m:e>
+            <m:r>
+              <m:t>L</m:t>
+            </m:r>
+          </m:e>
+          <m:sub>
+            <m:r>
+              <m:t>1</m:t>
+            </m:r>
+          </m:sub>
+        </m:sSub>
+      </m:oMath>
+      <w:r>
+        <w:t xml:space="preserve"> </w:t>
+      </w:r>
+      <w:r>
+        <w:t xml:space="preserve">drift is</w:t>
+      </w:r>
+      <w:r>
+        <w:t xml:space="preserve"> </w:t>
+      </w:r>
+      <m:oMath>
+        <m:r>
+          <m:t>3.4</m:t>
+        </m:r>
+      </m:oMath>
+      <w:r>
+        <w:t xml:space="preserve"> </w:t>
+      </w:r>
+      <w:r>
+        <w:t xml:space="preserve">(i.e., eleven times more than in the bounded</w:t>
+      </w:r>
+      <w:r>
+        <w:t xml:space="preserve"> </w:t>
+      </w:r>
+      <w:r>
+        <w:t xml:space="preserve">version); yet the trap persists.</w:t>
       </w:r>
     </w:p>
     <w:p>
@@ -13549,7 +14444,7 @@
           <w:bCs/>
           <w:b/>
         </w:rPr>
-        <w:t xml:space="preserve">The 8-agent population diverges in parameter</w:t>
+        <w:t xml:space="preserve">The 8-agent population becomes dispersed in</w:t>
       </w:r>
       <w:r>
         <w:rPr>
@@ -13563,13 +14458,13 @@
           <w:bCs/>
           <w:b/>
         </w:rPr>
-        <w:t xml:space="preserve">space.</w:t>
-      </w:r>
-      <w:r>
-        <w:t xml:space="preserve"> </w:t>
-      </w:r>
-      <w:r>
-        <w:t xml:space="preserve">Mean pairwise</w:t>
+        <w:t xml:space="preserve">parameter space.</w:t>
+      </w:r>
+      <w:r>
+        <w:t xml:space="preserve"> </w:t>
+      </w:r>
+      <w:r>
+        <w:t xml:space="preserve">Averaged pairwise</w:t>
       </w:r>
       <w:r>
         <w:t xml:space="preserve"> </w:t>
@@ -13592,13 +14487,13 @@
         <w:t xml:space="preserve"> </w:t>
       </w:r>
       <w:r>
-        <w:t xml:space="preserve">distance between all eight agents</w:t>
-      </w:r>
-      <w:r>
-        <w:t xml:space="preserve"> </w:t>
-      </w:r>
-      <w:r>
-        <w:t xml:space="preserve">in 36-dim parameter space over</w:t>
+        <w:t xml:space="preserve">distance between all</w:t>
+      </w:r>
+      <w:r>
+        <w:t xml:space="preserve"> </w:t>
+      </w:r>
+      <w:r>
+        <w:t xml:space="preserve">eight agents in a 36-dimensional parameter space over</w:t>
       </w:r>
       <w:r>
         <w:t xml:space="preserve"> </w:t>
@@ -13621,13 +14516,7 @@
         <w:t xml:space="preserve"> </w:t>
       </w:r>
       <w:r>
-        <w:t xml:space="preserve">hands of unbounded</w:t>
-      </w:r>
-      <w:r>
-        <w:t xml:space="preserve"> </w:t>
-      </w:r>
-      <w:r>
-        <w:t xml:space="preserve">hill-climbing. (</w:t>
+        <w:t xml:space="preserve">hands of unbounded hill-climbing. (</w:t>
       </w:r>
       <w:r>
         <w:rPr>
@@ -13637,7 +14526,13 @@
         <w:t xml:space="preserve">Left</w:t>
       </w:r>
       <w:r>
-        <w:t xml:space="preserve">) Weak HC (</w:t>
+        <w:t xml:space="preserve">)</w:t>
+      </w:r>
+      <w:r>
+        <w:t xml:space="preserve"> </w:t>
+      </w:r>
+      <w:r>
+        <w:t xml:space="preserve">With weak HC (</w:t>
       </w:r>
       <m:oMath>
         <m:r>
@@ -13654,13 +14549,13 @@
         </m:r>
       </m:oMath>
       <w:r>
-        <w:t xml:space="preserve">)</w:t>
-      </w:r>
-      <w:r>
-        <w:t xml:space="preserve"> </w:t>
-      </w:r>
-      <w:r>
-        <w:t xml:space="preserve">leaves agents essentially stationary. (</w:t>
+        <w:t xml:space="preserve">), agents barely move.</w:t>
+      </w:r>
+      <w:r>
+        <w:t xml:space="preserve"> </w:t>
+      </w:r>
+      <w:r>
+        <w:t xml:space="preserve">(</w:t>
       </w:r>
       <w:r>
         <w:rPr>
@@ -13670,13 +14565,7 @@
         <w:t xml:space="preserve">Right</w:t>
       </w:r>
       <w:r>
-        <w:t xml:space="preserve">)</w:t>
-      </w:r>
-      <w:r>
-        <w:t xml:space="preserve"> </w:t>
-      </w:r>
-      <w:r>
-        <w:t xml:space="preserve">Aggressive HC (</w:t>
+        <w:t xml:space="preserve">) Aggressive HC (</w:t>
       </w:r>
       <m:oMath>
         <m:r>
@@ -13693,13 +14582,19 @@
         </m:r>
       </m:oMath>
       <w:r>
-        <w:t xml:space="preserve">) drives the population apart on</w:t>
-      </w:r>
-      <w:r>
-        <w:t xml:space="preserve"> </w:t>
-      </w:r>
-      <w:r>
-        <w:t xml:space="preserve">every seed. Convergence index</w:t>
+        <w:t xml:space="preserve">) spreads the</w:t>
+      </w:r>
+      <w:r>
+        <w:t xml:space="preserve"> </w:t>
+      </w:r>
+      <w:r>
+        <w:t xml:space="preserve">population out on every seed. A ratio of final-to-initial</w:t>
+      </w:r>
+      <w:r>
+        <w:t xml:space="preserve"> </w:t>
+      </w:r>
+      <w:r>
+        <w:t xml:space="preserve">cluster spread</w:t>
       </w:r>
       <w:r>
         <w:t xml:space="preserve"> </w:t>
@@ -13719,13 +14614,13 @@
         <w:t xml:space="preserve"> </w:t>
       </w:r>
       <w:r>
-        <w:t xml:space="preserve">means agents are more</w:t>
-      </w:r>
-      <w:r>
-        <w:t xml:space="preserve"> </w:t>
-      </w:r>
-      <w:r>
-        <w:t xml:space="preserve">dispersed at end-of-run than at start.</w:t>
+        <w:t xml:space="preserve">implies the agents become more dispersed at</w:t>
+      </w:r>
+      <w:r>
+        <w:t xml:space="preserve"> </w:t>
+      </w:r>
+      <w:r>
+        <w:t xml:space="preserve">end-of-run than at the start.</w:t>
       </w:r>
     </w:p>
     <w:p>
@@ -13733,13 +14628,13 @@
         <w:pStyle w:val="BodyText"/>
       </w:pPr>
       <w:r>
-        <w:t xml:space="preserve">The reason becomes visible in cluster-spread space. The mean</w:t>
-      </w:r>
-      <w:r>
-        <w:t xml:space="preserve"> </w:t>
-      </w:r>
-      <w:r>
-        <w:t xml:space="preserve">pairwise</w:t>
+        <w:t xml:space="preserve">The explanation for why this occurs becomes apparent on examining</w:t>
+      </w:r>
+      <w:r>
+        <w:t xml:space="preserve"> </w:t>
+      </w:r>
+      <w:r>
+        <w:t xml:space="preserve">the dispersal in cluster-spread space. The averaged pairwise</w:t>
       </w:r>
       <w:r>
         <w:t xml:space="preserve"> </w:t>
@@ -13762,13 +14657,13 @@
         <w:t xml:space="preserve"> </w:t>
       </w:r>
       <w:r>
-        <w:t xml:space="preserve">distance between the eight agents in</w:t>
-      </w:r>
-      <w:r>
-        <w:t xml:space="preserve"> </w:t>
-      </w:r>
-      <w:r>
-        <w:t xml:space="preserve">36-dimensional parameter space grows from an initial</w:t>
+        <w:t xml:space="preserve">distance between all eight agents in 36-dimensional parameter space</w:t>
+      </w:r>
+      <w:r>
+        <w:t xml:space="preserve"> </w:t>
+      </w:r>
+      <w:r>
+        <w:t xml:space="preserve">expands from an initial</w:t>
       </w:r>
       <w:r>
         <w:t xml:space="preserve"> </w:t>
@@ -13802,13 +14697,13 @@
         <w:t xml:space="preserve"> </w:t>
       </w:r>
       <w:r>
-        <w:t xml:space="preserve">on every seed; the mean ratio of final to initial</w:t>
-      </w:r>
-      <w:r>
-        <w:t xml:space="preserve"> </w:t>
-      </w:r>
-      <w:r>
-        <w:t xml:space="preserve">cluster spread is</w:t>
+        <w:t xml:space="preserve">on every seed; the mean</w:t>
+      </w:r>
+      <w:r>
+        <w:t xml:space="preserve"> </w:t>
+      </w:r>
+      <w:r>
+        <w:t xml:space="preserve">of the final-to-initial cluster-spread ratios is</w:t>
       </w:r>
       <w:r>
         <w:t xml:space="preserve"> </w:t>
@@ -13819,32 +14714,19 @@
         </m:r>
       </m:oMath>
       <w:r>
-        <w:t xml:space="preserve">. The agents are moving 11 times</w:t>
-      </w:r>
-      <w:r>
-        <w:t xml:space="preserve"> </w:t>
-      </w:r>
-      <w:r>
-        <w:t xml:space="preserve">harder than under bounded HC, but they are moving</w:t>
-      </w:r>
-      <w:r>
-        <w:t xml:space="preserve"> </w:t>
-      </w:r>
-      <w:r>
-        <w:rPr>
-          <w:iCs/>
-          <w:i/>
-        </w:rPr>
-        <w:t xml:space="preserve">apart</w:t>
-      </w:r>
-      <w:r>
-        <w:t xml:space="preserve">,</w:t>
-      </w:r>
-      <w:r>
-        <w:t xml:space="preserve"> </w:t>
-      </w:r>
-      <w:r>
-        <w:t xml:space="preserve">not toward a common Nash-like profile.</w:t>
+        <w:t xml:space="preserve">. While the</w:t>
+      </w:r>
+      <w:r>
+        <w:t xml:space="preserve"> </w:t>
+      </w:r>
+      <w:r>
+        <w:t xml:space="preserve">agents are moving eleven times harder than in the bounded case, they</w:t>
+      </w:r>
+      <w:r>
+        <w:t xml:space="preserve"> </w:t>
+      </w:r>
+      <w:r>
+        <w:t xml:space="preserve">are not converging on a common Nash-like profile.</w:t>
       </w:r>
     </w:p>
     <w:p>
@@ -13968,7 +14850,7 @@
         <w:t xml:space="preserve"> </w:t>
       </w:r>
       <w:r>
-        <w:t xml:space="preserve">Every</w:t>
+        <w:t xml:space="preserve">Each</w:t>
       </w:r>
       <w:r>
         <w:t xml:space="preserve"> </w:t>
@@ -13991,13 +14873,13 @@
         <w:t xml:space="preserve"> </w:t>
       </w:r>
       <w:r>
-        <w:t xml:space="preserve">archetypes move toward the same target. Trajectories are</w:t>
-      </w:r>
-      <w:r>
-        <w:t xml:space="preserve"> </w:t>
-      </w:r>
-      <w:r>
-        <w:t xml:space="preserve">color-coded by archetype.</w:t>
+        <w:t xml:space="preserve">archetypes converge on the same location. Trajectories are</w:t>
+      </w:r>
+      <w:r>
+        <w:t xml:space="preserve"> </w:t>
+      </w:r>
+      <w:r>
+        <w:t xml:space="preserve">colour-coded by archetype.</w:t>
       </w:r>
     </w:p>
     <w:p>
@@ -14013,7 +14895,7 @@
         <w:t xml:space="preserve">Firestorm</w:t>
       </w:r>
       <w:r>
-        <w:t xml:space="preserve">’s mean stack remains</w:t>
+        <w:t xml:space="preserve">’s mean stack continues to remain</w:t>
       </w:r>
       <w:r>
         <w:t xml:space="preserve"> </w:t>
@@ -14039,13 +14921,7 @@
         <w:t xml:space="preserve"> </w:t>
       </w:r>
       <w:r>
-        <w:t xml:space="preserve">the next</w:t>
-      </w:r>
-      <w:r>
-        <w:t xml:space="preserve"> </w:t>
-      </w:r>
-      <w:r>
-        <w:t xml:space="preserve">archetype;</w:t>
+        <w:t xml:space="preserve">that of the next closest archetype;</w:t>
       </w:r>
       <w:r>
         <w:t xml:space="preserve"> </w:t>
@@ -14082,43 +14958,37 @@
         <w:t xml:space="preserve"> </w:t>
       </w:r>
       <w:r>
-        <w:t xml:space="preserve">rebuys per seed.</w:t>
-      </w:r>
-      <w:r>
-        <w:t xml:space="preserve"> </w:t>
-      </w:r>
-      <w:r>
-        <w:t xml:space="preserve">The economic ordering does not change. We attribute the</w:t>
-      </w:r>
-      <w:r>
-        <w:t xml:space="preserve"> </w:t>
-      </w:r>
-      <w:r>
-        <w:t xml:space="preserve">non-convergence to three structural causes that we believe would</w:t>
-      </w:r>
-      <w:r>
-        <w:t xml:space="preserve"> </w:t>
-      </w:r>
-      <w:r>
-        <w:t xml:space="preserve">survive any specific optimizer choice—non-stationary feedback</w:t>
-      </w:r>
-      <w:r>
-        <w:t xml:space="preserve"> </w:t>
-      </w:r>
-      <w:r>
-        <w:t xml:space="preserve">from the lagging trust posterior, multi-agent simultaneity, and</w:t>
-      </w:r>
-      <w:r>
-        <w:t xml:space="preserve"> </w:t>
-      </w:r>
-      <w:r>
-        <w:t xml:space="preserve">axis-aligned coordinate descent in 36 dimensions—and we</w:t>
-      </w:r>
-      <w:r>
-        <w:t xml:space="preserve"> </w:t>
-      </w:r>
-      <w:r>
-        <w:t xml:space="preserve">elaborate in the Discussion.</w:t>
+        <w:t xml:space="preserve">rebuys per seed. The economic ordering does not change.</w:t>
+      </w:r>
+      <w:r>
+        <w:t xml:space="preserve"> </w:t>
+      </w:r>
+      <w:r>
+        <w:t xml:space="preserve">We credit the lack of convergence to three structural causes that</w:t>
+      </w:r>
+      <w:r>
+        <w:t xml:space="preserve"> </w:t>
+      </w:r>
+      <w:r>
+        <w:t xml:space="preserve">we expect would survive any specific optimizer choice—non-stationary</w:t>
+      </w:r>
+      <w:r>
+        <w:t xml:space="preserve"> </w:t>
+      </w:r>
+      <w:r>
+        <w:t xml:space="preserve">feedback from the lagging trust posterior, the simultaneous actions</w:t>
+      </w:r>
+      <w:r>
+        <w:t xml:space="preserve"> </w:t>
+      </w:r>
+      <w:r>
+        <w:t xml:space="preserve">of all eight agents, and axis-aligned coordinate descent in 36</w:t>
+      </w:r>
+      <w:r>
+        <w:t xml:space="preserve"> </w:t>
+      </w:r>
+      <w:r>
+        <w:t xml:space="preserve">dimensions—and we elaborate in the Discussion.</w:t>
       </w:r>
     </w:p>
     <w:bookmarkEnd w:id="61"/>
@@ -14145,7 +15015,7 @@
         <w:pStyle w:val="FirstParagraph"/>
       </w:pPr>
       <w:r>
-        <w:t xml:space="preserve">Phase 3 produces</w:t>
+        <w:t xml:space="preserve">Phase 3 generates</w:t>
       </w:r>
       <w:r>
         <w:t xml:space="preserve"> </w:t>
@@ -14290,7 +15160,7 @@
         </m:r>
       </m:oMath>
       <w:r>
-        <w:t xml:space="preserve">. The shift from</w:t>
+        <w:t xml:space="preserve">. This is a change from</w:t>
       </w:r>
       <w:r>
         <w:t xml:space="preserve"> </w:t>
@@ -14340,7 +15210,13 @@
         </m:r>
       </m:oMath>
       <w:r>
-        <w:t xml:space="preserve">) matches the Phase 1</w:t>
+        <w:t xml:space="preserve">) of similar magnitude to the</w:t>
+      </w:r>
+      <w:r>
+        <w:t xml:space="preserve"> </w:t>
+      </w:r>
+      <w:r>
+        <w:t xml:space="preserve">Phase 1</w:t>
       </w:r>
       <w:r>
         <w:t xml:space="preserve"> </w:t>
@@ -14357,1100 +15233,7 @@
         <w:t xml:space="preserve"> </w:t>
       </w:r>
       <w:r>
-        <w:t xml:space="preserve">Phase 2 step in magnitude. Per-seed variance is roughly twice</w:t>
-      </w:r>
-      <w:r>
-        <w:t xml:space="preserve"> </w:t>
-      </w:r>
-      <w:r>
-        <w:t xml:space="preserve">Phase 2’s (</w:t>
-      </w:r>
-      <m:oMath>
-        <m:r>
-          <m:t>0.268</m:t>
-        </m:r>
-      </m:oMath>
-      <w:r>
-        <w:t xml:space="preserve"> </w:t>
-      </w:r>
-      <w:r>
-        <w:t xml:space="preserve">vs</w:t>
-      </w:r>
-      <w:r>
-        <w:t xml:space="preserve"> </w:t>
-      </w:r>
-      <m:oMath>
-        <m:r>
-          <m:t>0.125</m:t>
-        </m:r>
-      </m:oMath>
-      <w:r>
-        <w:t xml:space="preserve">). Four of six behavioral-dimension</w:t>
-      </w:r>
-      <w:r>
-        <w:t xml:space="preserve"> </w:t>
-      </w:r>
-      <w:r>
-        <w:t xml:space="preserve">targets are missed; three move</w:t>
-      </w:r>
-      <w:r>
-        <w:t xml:space="preserve"> </w:t>
-      </w:r>
-      <w:r>
-        <w:rPr>
-          <w:iCs/>
-          <w:i/>
-        </w:rPr>
-        <w:t xml:space="preserve">backward</w:t>
-      </w:r>
-      <w:r>
-        <w:t xml:space="preserve"> </w:t>
-      </w:r>
-      <w:r>
-        <w:t xml:space="preserve">relative to</w:t>
-      </w:r>
-      <w:r>
-        <w:t xml:space="preserve"> </w:t>
-      </w:r>
-      <w:r>
-        <w:t xml:space="preserve">Phases 1 and 2 (Table 3 reports</w:t>
-      </w:r>
-      <w:r>
-        <w:t xml:space="preserve"> </w:t>
-      </w:r>
-      <w:r>
-        <w:t xml:space="preserve">per-archetype VPIP</w:t>
-      </w:r>
-      <w:r>
-        <w:rPr>
-          <w:rStyle w:val="FootnoteReference"/>
-        </w:rPr>
-        <w:footnoteReference w:id="62"/>
-      </w:r>
-      <w:r>
-        <w:t xml:space="preserve">,</w:t>
-      </w:r>
-      <w:r>
-        <w:t xml:space="preserve"> </w:t>
-      </w:r>
-      <w:r>
-        <w:t xml:space="preserve">PFR</w:t>
-      </w:r>
-      <w:r>
-        <w:rPr>
-          <w:rStyle w:val="FootnoteReference"/>
-        </w:rPr>
-        <w:footnoteReference w:id="63"/>
-      </w:r>
-      <w:r>
-        <w:t xml:space="preserve">, and</w:t>
-      </w:r>
-      <w:r>
-        <w:t xml:space="preserve"> </w:t>
-      </w:r>
-      <w:r>
-        <w:t xml:space="preserve">AF</w:t>
-      </w:r>
-      <w:r>
-        <w:rPr>
-          <w:rStyle w:val="FootnoteReference"/>
-        </w:rPr>
-        <w:footnoteReference w:id="64"/>
-      </w:r>
-      <w:r>
-        <w:t xml:space="preserve"> </w:t>
-      </w:r>
-      <w:r>
-        <w:t xml:space="preserve">fingerprints): CS drops from</w:t>
-      </w:r>
-      <w:r>
-        <w:t xml:space="preserve"> </w:t>
-      </w:r>
-      <m:oMath>
-        <m:r>
-          <m:t>0.142</m:t>
-        </m:r>
-      </m:oMath>
-      <w:r>
-        <w:t xml:space="preserve"> </w:t>
-      </w:r>
-      <w:r>
-        <w:t xml:space="preserve">to</w:t>
-      </w:r>
-      <w:r>
-        <w:t xml:space="preserve"> </w:t>
-      </w:r>
-      <m:oMath>
-        <m:r>
-          <m:t>0.076</m:t>
-        </m:r>
-      </m:oMath>
-      <w:r>
-        <w:t xml:space="preserve">, NS collapses to</w:t>
-      </w:r>
-      <w:r>
-        <w:t xml:space="preserve"> </w:t>
-      </w:r>
-      <m:oMath>
-        <m:r>
-          <m:t>0</m:t>
-        </m:r>
-      </m:oMath>
-      <w:r>
-        <w:t xml:space="preserve">, and</w:t>
-      </w:r>
-      <w:r>
-        <w:t xml:space="preserve"> </w:t>
-      </w:r>
-      <w:r>
-        <w:t xml:space="preserve">SU</w:t>
-      </w:r>
-      <w:r>
-        <w:rPr>
-          <w:rStyle w:val="FootnoteReference"/>
-        </w:rPr>
-        <w:footnoteReference w:id="65"/>
-      </w:r>
-      <w:r>
-        <w:t xml:space="preserve"> </w:t>
-      </w:r>
-      <w:r>
-        <w:t xml:space="preserve">falls from</w:t>
-      </w:r>
-      <w:r>
-        <w:t xml:space="preserve"> </w:t>
-      </w:r>
-      <m:oMath>
-        <m:r>
-          <m:t>1.88</m:t>
-        </m:r>
-      </m:oMath>
-      <w:r>
-        <w:t xml:space="preserve"> </w:t>
-      </w:r>
-      <w:r>
-        <w:t xml:space="preserve">to</w:t>
-      </w:r>
-      <w:r>
-        <w:t xml:space="preserve"> </w:t>
-      </w:r>
-      <m:oMath>
-        <m:r>
-          <m:t>1.19</m:t>
-        </m:r>
-      </m:oMath>
-      <w:r>
-        <w:t xml:space="preserve"> </w:t>
-      </w:r>
-      <w:r>
-        <w:t xml:space="preserve">bits.</w:t>
-      </w:r>
-    </w:p>
-    <w:tbl>
-      <w:tblPr>
-        <w:tblStyle w:val="Table"/>
-        <w:tblW w:type="auto" w:w="0"/>
-        <w:tblLook w:firstRow="1" w:lastRow="0" w:firstColumn="0" w:lastColumn="0" w:noHBand="0" w:noVBand="0" w:val="0020"/>
-        <w:jc w:val="start"/>
-      </w:tblPr>
-      <w:tblGrid>
-        <w:gridCol w:w="1131"/>
-        <w:gridCol w:w="1131"/>
-        <w:gridCol w:w="1131"/>
-        <w:gridCol w:w="1131"/>
-        <w:gridCol w:w="1131"/>
-        <w:gridCol w:w="1131"/>
-        <w:gridCol w:w="1131"/>
-      </w:tblGrid>
-      <w:tr>
-        <w:trPr>
-          <w:tblHeader w:val="true"/>
-        </w:trPr>
-        <w:tc>
-          <w:tcPr/>
-          <w:p>
-            <w:pPr>
-              <w:pStyle w:val="Compact"/>
-              <w:jc w:val="left"/>
-            </w:pPr>
-            <w:r>
-              <w:t xml:space="preserve">Archetype</w:t>
-            </w:r>
-          </w:p>
-        </w:tc>
-        <w:tc>
-          <w:tcPr/>
-          <w:p>
-            <w:pPr>
-              <w:pStyle w:val="Compact"/>
-              <w:jc w:val="right"/>
-            </w:pPr>
-            <w:r>
-              <w:t xml:space="preserve">VPIP P1</w:t>
-            </w:r>
-          </w:p>
-        </w:tc>
-        <w:tc>
-          <w:tcPr/>
-          <w:p>
-            <w:pPr>
-              <w:pStyle w:val="Compact"/>
-              <w:jc w:val="right"/>
-            </w:pPr>
-            <w:r>
-              <w:t xml:space="preserve">VPIP P3.1</w:t>
-            </w:r>
-          </w:p>
-        </w:tc>
-        <w:tc>
-          <w:tcPr/>
-          <w:p>
-            <w:pPr>
-              <w:pStyle w:val="Compact"/>
-              <w:jc w:val="right"/>
-            </w:pPr>
-            <w:r>
-              <w:t xml:space="preserve">PFR P1</w:t>
-            </w:r>
-          </w:p>
-        </w:tc>
-        <w:tc>
-          <w:tcPr/>
-          <w:p>
-            <w:pPr>
-              <w:pStyle w:val="Compact"/>
-              <w:jc w:val="right"/>
-            </w:pPr>
-            <w:r>
-              <w:t xml:space="preserve">PFR P3.1</w:t>
-            </w:r>
-          </w:p>
-        </w:tc>
-        <w:tc>
-          <w:tcPr/>
-          <w:p>
-            <w:pPr>
-              <w:pStyle w:val="Compact"/>
-              <w:jc w:val="right"/>
-            </w:pPr>
-            <w:r>
-              <w:t xml:space="preserve">AF P1</w:t>
-            </w:r>
-          </w:p>
-        </w:tc>
-        <w:tc>
-          <w:tcPr/>
-          <w:p>
-            <w:pPr>
-              <w:pStyle w:val="Compact"/>
-              <w:jc w:val="right"/>
-            </w:pPr>
-            <w:r>
-              <w:t xml:space="preserve">AF P3.1</w:t>
-            </w:r>
-          </w:p>
-        </w:tc>
-      </w:tr>
-      <w:tr>
-        <w:tc>
-          <w:tcPr/>
-          <w:p>
-            <w:pPr>
-              <w:pStyle w:val="Compact"/>
-              <w:jc w:val="left"/>
-            </w:pPr>
-            <w:r>
-              <w:t xml:space="preserve">oracle</w:t>
-            </w:r>
-          </w:p>
-        </w:tc>
-        <w:tc>
-          <w:tcPr/>
-          <w:p>
-            <w:pPr>
-              <w:pStyle w:val="Compact"/>
-              <w:jc w:val="right"/>
-            </w:pPr>
-            <w:r>
-              <w:t xml:space="preserve">0.216</w:t>
-            </w:r>
-          </w:p>
-        </w:tc>
-        <w:tc>
-          <w:tcPr/>
-          <w:p>
-            <w:pPr>
-              <w:pStyle w:val="Compact"/>
-              <w:jc w:val="right"/>
-            </w:pPr>
-            <w:r>
-              <w:t xml:space="preserve">0.302</w:t>
-            </w:r>
-          </w:p>
-        </w:tc>
-        <w:tc>
-          <w:tcPr/>
-          <w:p>
-            <w:pPr>
-              <w:pStyle w:val="Compact"/>
-              <w:jc w:val="right"/>
-            </w:pPr>
-            <w:r>
-              <w:t xml:space="preserve">0.061</w:t>
-            </w:r>
-          </w:p>
-        </w:tc>
-        <w:tc>
-          <w:tcPr/>
-          <w:p>
-            <w:pPr>
-              <w:pStyle w:val="Compact"/>
-              <w:jc w:val="right"/>
-            </w:pPr>
-            <w:r>
-              <w:t xml:space="preserve">0.111</w:t>
-            </w:r>
-          </w:p>
-        </w:tc>
-        <w:tc>
-          <w:tcPr/>
-          <w:p>
-            <w:pPr>
-              <w:pStyle w:val="Compact"/>
-              <w:jc w:val="right"/>
-            </w:pPr>
-            <w:r>
-              <w:t xml:space="preserve">1.18</w:t>
-            </w:r>
-          </w:p>
-        </w:tc>
-        <w:tc>
-          <w:tcPr/>
-          <w:p>
-            <w:pPr>
-              <w:pStyle w:val="Compact"/>
-              <w:jc w:val="right"/>
-            </w:pPr>
-            <w:r>
-              <w:t xml:space="preserve">1.12</w:t>
-            </w:r>
-          </w:p>
-        </w:tc>
-      </w:tr>
-      <w:tr>
-        <w:tc>
-          <w:tcPr/>
-          <w:p>
-            <w:pPr>
-              <w:pStyle w:val="Compact"/>
-              <w:jc w:val="left"/>
-            </w:pPr>
-            <w:r>
-              <w:t xml:space="preserve">sentinel</w:t>
-            </w:r>
-          </w:p>
-        </w:tc>
-        <w:tc>
-          <w:tcPr/>
-          <w:p>
-            <w:pPr>
-              <w:pStyle w:val="Compact"/>
-              <w:jc w:val="right"/>
-            </w:pPr>
-            <w:r>
-              <w:t xml:space="preserve">0.149</w:t>
-            </w:r>
-          </w:p>
-        </w:tc>
-        <w:tc>
-          <w:tcPr/>
-          <w:p>
-            <w:pPr>
-              <w:pStyle w:val="Compact"/>
-              <w:jc w:val="right"/>
-            </w:pPr>
-            <w:r>
-              <w:t xml:space="preserve">0.120</w:t>
-            </w:r>
-          </w:p>
-        </w:tc>
-        <w:tc>
-          <w:tcPr/>
-          <w:p>
-            <w:pPr>
-              <w:pStyle w:val="Compact"/>
-              <w:jc w:val="right"/>
-            </w:pPr>
-            <w:r>
-              <w:t xml:space="preserve">0.083</w:t>
-            </w:r>
-          </w:p>
-        </w:tc>
-        <w:tc>
-          <w:tcPr/>
-          <w:p>
-            <w:pPr>
-              <w:pStyle w:val="Compact"/>
-              <w:jc w:val="right"/>
-            </w:pPr>
-            <w:r>
-              <w:t xml:space="preserve">0.080</w:t>
-            </w:r>
-          </w:p>
-        </w:tc>
-        <w:tc>
-          <w:tcPr/>
-          <w:p>
-            <w:pPr>
-              <w:pStyle w:val="Compact"/>
-              <w:jc w:val="right"/>
-            </w:pPr>
-            <w:r>
-              <w:t xml:space="preserve">2.12</w:t>
-            </w:r>
-          </w:p>
-        </w:tc>
-        <w:tc>
-          <w:tcPr/>
-          <w:p>
-            <w:pPr>
-              <w:pStyle w:val="Compact"/>
-              <w:jc w:val="right"/>
-            </w:pPr>
-            <w:r>
-              <w:t xml:space="preserve">2.53</w:t>
-            </w:r>
-          </w:p>
-        </w:tc>
-      </w:tr>
-      <w:tr>
-        <w:tc>
-          <w:tcPr/>
-          <w:p>
-            <w:pPr>
-              <w:pStyle w:val="Compact"/>
-              <w:jc w:val="left"/>
-            </w:pPr>
-            <w:r>
-              <w:t xml:space="preserve">firestorm</w:t>
-            </w:r>
-          </w:p>
-        </w:tc>
-        <w:tc>
-          <w:tcPr/>
-          <w:p>
-            <w:pPr>
-              <w:pStyle w:val="Compact"/>
-              <w:jc w:val="right"/>
-            </w:pPr>
-            <w:r>
-              <w:t xml:space="preserve">0.494</w:t>
-            </w:r>
-          </w:p>
-        </w:tc>
-        <w:tc>
-          <w:tcPr/>
-          <w:p>
-            <w:pPr>
-              <w:pStyle w:val="Compact"/>
-              <w:jc w:val="right"/>
-            </w:pPr>
-            <w:r>
-              <w:t xml:space="preserve">0.722</w:t>
-            </w:r>
-          </w:p>
-        </w:tc>
-        <w:tc>
-          <w:tcPr/>
-          <w:p>
-            <w:pPr>
-              <w:pStyle w:val="Compact"/>
-              <w:jc w:val="right"/>
-            </w:pPr>
-            <w:r>
-              <w:t xml:space="preserve">0.120</w:t>
-            </w:r>
-          </w:p>
-        </w:tc>
-        <w:tc>
-          <w:tcPr/>
-          <w:p>
-            <w:pPr>
-              <w:pStyle w:val="Compact"/>
-              <w:jc w:val="right"/>
-            </w:pPr>
-            <w:r>
-              <w:t xml:space="preserve">0.453</w:t>
-            </w:r>
-          </w:p>
-        </w:tc>
-        <w:tc>
-          <w:tcPr/>
-          <w:p>
-            <w:pPr>
-              <w:pStyle w:val="Compact"/>
-              <w:jc w:val="right"/>
-            </w:pPr>
-            <w:r>
-              <w:t xml:space="preserve">1.12</w:t>
-            </w:r>
-          </w:p>
-        </w:tc>
-        <w:tc>
-          <w:tcPr/>
-          <w:p>
-            <w:pPr>
-              <w:pStyle w:val="Compact"/>
-              <w:jc w:val="right"/>
-            </w:pPr>
-            <w:r>
-              <w:t xml:space="preserve">2.77</w:t>
-            </w:r>
-          </w:p>
-        </w:tc>
-      </w:tr>
-      <w:tr>
-        <w:tc>
-          <w:tcPr/>
-          <w:p>
-            <w:pPr>
-              <w:pStyle w:val="Compact"/>
-              <w:jc w:val="left"/>
-            </w:pPr>
-            <w:r>
-              <w:t xml:space="preserve">wall</w:t>
-            </w:r>
-          </w:p>
-        </w:tc>
-        <w:tc>
-          <w:tcPr/>
-          <w:p>
-            <w:pPr>
-              <w:pStyle w:val="Compact"/>
-              <w:jc w:val="right"/>
-            </w:pPr>
-            <w:r>
-              <w:t xml:space="preserve">0.539</w:t>
-            </w:r>
-          </w:p>
-        </w:tc>
-        <w:tc>
-          <w:tcPr/>
-          <w:p>
-            <w:pPr>
-              <w:pStyle w:val="Compact"/>
-              <w:jc w:val="right"/>
-            </w:pPr>
-            <w:r>
-              <w:t xml:space="preserve">0.626</w:t>
-            </w:r>
-          </w:p>
-        </w:tc>
-        <w:tc>
-          <w:tcPr/>
-          <w:p>
-            <w:pPr>
-              <w:pStyle w:val="Compact"/>
-              <w:jc w:val="right"/>
-            </w:pPr>
-            <w:r>
-              <w:t xml:space="preserve">0.015</w:t>
-            </w:r>
-          </w:p>
-        </w:tc>
-        <w:tc>
-          <w:tcPr/>
-          <w:p>
-            <w:pPr>
-              <w:pStyle w:val="Compact"/>
-              <w:jc w:val="right"/>
-            </w:pPr>
-            <w:r>
-              <w:t xml:space="preserve">0.067</w:t>
-            </w:r>
-          </w:p>
-        </w:tc>
-        <w:tc>
-          <w:tcPr/>
-          <w:p>
-            <w:pPr>
-              <w:pStyle w:val="Compact"/>
-              <w:jc w:val="right"/>
-            </w:pPr>
-            <w:r>
-              <w:t xml:space="preserve">0.13</w:t>
-            </w:r>
-          </w:p>
-        </w:tc>
-        <w:tc>
-          <w:tcPr/>
-          <w:p>
-            <w:pPr>
-              <w:pStyle w:val="Compact"/>
-              <w:jc w:val="right"/>
-            </w:pPr>
-            <w:r>
-              <w:t xml:space="preserve">0.33</w:t>
-            </w:r>
-          </w:p>
-        </w:tc>
-      </w:tr>
-      <w:tr>
-        <w:tc>
-          <w:tcPr/>
-          <w:p>
-            <w:pPr>
-              <w:pStyle w:val="Compact"/>
-              <w:jc w:val="left"/>
-            </w:pPr>
-            <w:r>
-              <w:t xml:space="preserve">phantom</w:t>
-            </w:r>
-          </w:p>
-        </w:tc>
-        <w:tc>
-          <w:tcPr/>
-          <w:p>
-            <w:pPr>
-              <w:pStyle w:val="Compact"/>
-              <w:jc w:val="right"/>
-            </w:pPr>
-            <w:r>
-              <w:t xml:space="preserve">0.279</w:t>
-            </w:r>
-          </w:p>
-        </w:tc>
-        <w:tc>
-          <w:tcPr/>
-          <w:p>
-            <w:pPr>
-              <w:pStyle w:val="Compact"/>
-              <w:jc w:val="right"/>
-            </w:pPr>
-            <w:r>
-              <w:t xml:space="preserve">0.437</w:t>
-            </w:r>
-          </w:p>
-        </w:tc>
-        <w:tc>
-          <w:tcPr/>
-          <w:p>
-            <w:pPr>
-              <w:pStyle w:val="Compact"/>
-              <w:jc w:val="right"/>
-            </w:pPr>
-            <w:r>
-              <w:t xml:space="preserve">0.092</w:t>
-            </w:r>
-          </w:p>
-        </w:tc>
-        <w:tc>
-          <w:tcPr/>
-          <w:p>
-            <w:pPr>
-              <w:pStyle w:val="Compact"/>
-              <w:jc w:val="right"/>
-            </w:pPr>
-            <w:r>
-              <w:t xml:space="preserve">0.162</w:t>
-            </w:r>
-          </w:p>
-        </w:tc>
-        <w:tc>
-          <w:tcPr/>
-          <w:p>
-            <w:pPr>
-              <w:pStyle w:val="Compact"/>
-              <w:jc w:val="right"/>
-            </w:pPr>
-            <w:r>
-              <w:t xml:space="preserve">1.45</w:t>
-            </w:r>
-          </w:p>
-        </w:tc>
-        <w:tc>
-          <w:tcPr/>
-          <w:p>
-            <w:pPr>
-              <w:pStyle w:val="Compact"/>
-              <w:jc w:val="right"/>
-            </w:pPr>
-            <w:r>
-              <w:t xml:space="preserve">1.29</w:t>
-            </w:r>
-          </w:p>
-        </w:tc>
-      </w:tr>
-      <w:tr>
-        <w:tc>
-          <w:tcPr/>
-          <w:p>
-            <w:pPr>
-              <w:pStyle w:val="Compact"/>
-              <w:jc w:val="left"/>
-            </w:pPr>
-            <w:r>
-              <w:t xml:space="preserve">predator</w:t>
-            </w:r>
-          </w:p>
-        </w:tc>
-        <w:tc>
-          <w:tcPr/>
-          <w:p>
-            <w:pPr>
-              <w:pStyle w:val="Compact"/>
-              <w:jc w:val="right"/>
-            </w:pPr>
-            <w:r>
-              <w:t xml:space="preserve">0.215</w:t>
-            </w:r>
-          </w:p>
-        </w:tc>
-        <w:tc>
-          <w:tcPr/>
-          <w:p>
-            <w:pPr>
-              <w:pStyle w:val="Compact"/>
-              <w:jc w:val="right"/>
-            </w:pPr>
-            <w:r>
-              <w:t xml:space="preserve">0.248</w:t>
-            </w:r>
-          </w:p>
-        </w:tc>
-        <w:tc>
-          <w:tcPr/>
-          <w:p>
-            <w:pPr>
-              <w:pStyle w:val="Compact"/>
-              <w:jc w:val="right"/>
-            </w:pPr>
-            <w:r>
-              <w:t xml:space="preserve">0.063</w:t>
-            </w:r>
-          </w:p>
-        </w:tc>
-        <w:tc>
-          <w:tcPr/>
-          <w:p>
-            <w:pPr>
-              <w:pStyle w:val="Compact"/>
-              <w:jc w:val="right"/>
-            </w:pPr>
-            <w:r>
-              <w:t xml:space="preserve">0.119</w:t>
-            </w:r>
-          </w:p>
-        </w:tc>
-        <w:tc>
-          <w:tcPr/>
-          <w:p>
-            <w:pPr>
-              <w:pStyle w:val="Compact"/>
-              <w:jc w:val="right"/>
-            </w:pPr>
-            <w:r>
-              <w:t xml:space="preserve">1.20</w:t>
-            </w:r>
-          </w:p>
-        </w:tc>
-        <w:tc>
-          <w:tcPr/>
-          <w:p>
-            <w:pPr>
-              <w:pStyle w:val="Compact"/>
-              <w:jc w:val="right"/>
-            </w:pPr>
-            <w:r>
-              <w:t xml:space="preserve">1.38</w:t>
-            </w:r>
-          </w:p>
-        </w:tc>
-      </w:tr>
-      <w:tr>
-        <w:tc>
-          <w:tcPr/>
-          <w:p>
-            <w:pPr>
-              <w:pStyle w:val="Compact"/>
-              <w:jc w:val="left"/>
-            </w:pPr>
-            <w:r>
-              <w:t xml:space="preserve">mirror</w:t>
-            </w:r>
-          </w:p>
-        </w:tc>
-        <w:tc>
-          <w:tcPr/>
-          <w:p>
-            <w:pPr>
-              <w:pStyle w:val="Compact"/>
-              <w:jc w:val="right"/>
-            </w:pPr>
-            <w:r>
-              <w:t xml:space="preserve">0.214</w:t>
-            </w:r>
-          </w:p>
-        </w:tc>
-        <w:tc>
-          <w:tcPr/>
-          <w:p>
-            <w:pPr>
-              <w:pStyle w:val="Compact"/>
-              <w:jc w:val="right"/>
-            </w:pPr>
-            <w:r>
-              <w:t xml:space="preserve">0.196</w:t>
-            </w:r>
-          </w:p>
-        </w:tc>
-        <w:tc>
-          <w:tcPr/>
-          <w:p>
-            <w:pPr>
-              <w:pStyle w:val="Compact"/>
-              <w:jc w:val="right"/>
-            </w:pPr>
-            <w:r>
-              <w:t xml:space="preserve">0.060</w:t>
-            </w:r>
-          </w:p>
-        </w:tc>
-        <w:tc>
-          <w:tcPr/>
-          <w:p>
-            <w:pPr>
-              <w:pStyle w:val="Compact"/>
-              <w:jc w:val="right"/>
-            </w:pPr>
-            <w:r>
-              <w:t xml:space="preserve">0.087</w:t>
-            </w:r>
-          </w:p>
-        </w:tc>
-        <w:tc>
-          <w:tcPr/>
-          <w:p>
-            <w:pPr>
-              <w:pStyle w:val="Compact"/>
-              <w:jc w:val="right"/>
-            </w:pPr>
-            <w:r>
-              <w:t xml:space="preserve">1.18</w:t>
-            </w:r>
-          </w:p>
-        </w:tc>
-        <w:tc>
-          <w:tcPr/>
-          <w:p>
-            <w:pPr>
-              <w:pStyle w:val="Compact"/>
-              <w:jc w:val="right"/>
-            </w:pPr>
-            <w:r>
-              <w:t xml:space="preserve">1.11</w:t>
-            </w:r>
-          </w:p>
-        </w:tc>
-      </w:tr>
-      <w:tr>
-        <w:tc>
-          <w:tcPr/>
-          <w:p>
-            <w:pPr>
-              <w:pStyle w:val="Compact"/>
-              <w:jc w:val="left"/>
-            </w:pPr>
-            <w:r>
-              <w:t xml:space="preserve">judge</w:t>
-            </w:r>
-          </w:p>
-        </w:tc>
-        <w:tc>
-          <w:tcPr/>
-          <w:p>
-            <w:pPr>
-              <w:pStyle w:val="Compact"/>
-              <w:jc w:val="right"/>
-            </w:pPr>
-            <w:r>
-              <w:t xml:space="preserve">0.149</w:t>
-            </w:r>
-          </w:p>
-        </w:tc>
-        <w:tc>
-          <w:tcPr/>
-          <w:p>
-            <w:pPr>
-              <w:pStyle w:val="Compact"/>
-              <w:jc w:val="right"/>
-            </w:pPr>
-            <w:r>
-              <w:t xml:space="preserve">0.174</w:t>
-            </w:r>
-          </w:p>
-        </w:tc>
-        <w:tc>
-          <w:tcPr/>
-          <w:p>
-            <w:pPr>
-              <w:pStyle w:val="Compact"/>
-              <w:jc w:val="right"/>
-            </w:pPr>
-            <w:r>
-              <w:t xml:space="preserve">0.083</w:t>
-            </w:r>
-          </w:p>
-        </w:tc>
-        <w:tc>
-          <w:tcPr/>
-          <w:p>
-            <w:pPr>
-              <w:pStyle w:val="Compact"/>
-              <w:jc w:val="right"/>
-            </w:pPr>
-            <w:r>
-              <w:t xml:space="preserve">0.098</w:t>
-            </w:r>
-          </w:p>
-        </w:tc>
-        <w:tc>
-          <w:tcPr/>
-          <w:p>
-            <w:pPr>
-              <w:pStyle w:val="Compact"/>
-              <w:jc w:val="right"/>
-            </w:pPr>
-            <w:r>
-              <w:t xml:space="preserve">2.10</w:t>
-            </w:r>
-          </w:p>
-        </w:tc>
-        <w:tc>
-          <w:tcPr/>
-          <w:p>
-            <w:pPr>
-              <w:pStyle w:val="Compact"/>
-              <w:jc w:val="right"/>
-            </w:pPr>
-            <w:r>
-              <w:t xml:space="preserve">1.87</w:t>
-            </w:r>
-          </w:p>
-        </w:tc>
-      </w:tr>
-    </w:tbl>
-    <w:p>
-      <w:pPr>
-        <w:pStyle w:val="BodyText"/>
-      </w:pPr>
-      <w:r>
-        <w:t xml:space="preserve">Personality specs tell the LLM</w:t>
-      </w:r>
-      <w:r>
-        <w:t xml:space="preserve"> </w:t>
-      </w:r>
-      <w:r>
-        <w:rPr>
-          <w:iCs/>
-          <w:i/>
-        </w:rPr>
-        <w:t xml:space="preserve">what</w:t>
-      </w:r>
-      <w:r>
-        <w:t xml:space="preserve"> </w:t>
-      </w:r>
-      <w:r>
-        <w:t xml:space="preserve">to do but not</w:t>
-      </w:r>
-      <w:r>
-        <w:t xml:space="preserve"> </w:t>
-      </w:r>
-      <w:r>
-        <w:rPr>
-          <w:iCs/>
-          <w:i/>
-        </w:rPr>
-        <w:t xml:space="preserve">how</w:t>
-      </w:r>
-      <w:r>
-        <w:t xml:space="preserve"> </w:t>
-      </w:r>
-      <w:r>
-        <w:t xml:space="preserve">to reason. Absent reasoning support, the LLMs in</w:t>
-      </w:r>
-      <w:r>
-        <w:t xml:space="preserve"> </w:t>
-      </w:r>
-      <w:r>
-        <w:t xml:space="preserve">our sample collapse onto a more stereotyped canonical</w:t>
-      </w:r>
-      <w:r>
-        <w:t xml:space="preserve"> </w:t>
-      </w:r>
-      <w:r>
-        <w:t xml:space="preserve">interpretation of each archetype, becoming</w:t>
-      </w:r>
-      <w:r>
-        <w:t xml:space="preserve"> </w:t>
-      </w:r>
-      <w:r>
-        <w:rPr>
-          <w:iCs/>
-          <w:i/>
-        </w:rPr>
-        <w:t xml:space="preserve">more</w:t>
-      </w:r>
-      <w:r>
-        <w:t xml:space="preserve"> </w:t>
-      </w:r>
-      <w:r>
-        <w:t xml:space="preserve">classifiable than the explicitly stochastic rule-based versions.</w:t>
-      </w:r>
-      <w:r>
-        <w:t xml:space="preserve"> </w:t>
-      </w:r>
-      <w:r>
-        <w:t xml:space="preserve">The softening from Phase 2 to Phase 3 is therefore not produced</w:t>
-      </w:r>
-      <w:r>
-        <w:t xml:space="preserve"> </w:t>
-      </w:r>
-      <w:r>
-        <w:t xml:space="preserve">by the same mechanism as Phase 2’s softening; it is mostly</w:t>
-      </w:r>
-      <w:r>
-        <w:t xml:space="preserve"> </w:t>
-      </w:r>
-      <w:r>
-        <w:t xml:space="preserve">output stochasticity from sampling temperature 1.0.</w:t>
-      </w:r>
-    </w:p>
-    <w:bookmarkEnd w:id="66"/>
-    <w:bookmarkStart w:id="75" w:name="X22234dbb09074be1d97998dd54a650fb012fcdd"/>
-    <w:p>
-      <w:pPr>
-        <w:pStyle w:val="Heading2"/>
-      </w:pPr>
-      <w:r>
-        <w:rPr>
-          <w:rStyle w:val="SectionNumber"/>
-        </w:rPr>
-        <w:t xml:space="preserve">4.5</w:t>
-      </w:r>
-      <w:r>
-        <w:tab/>
-      </w:r>
-      <w:r>
-        <w:t xml:space="preserve">Phase 3.1: reasoning scaffolding attenuates the trap</w:t>
-      </w:r>
-    </w:p>
-    <w:p>
-      <w:pPr>
-        <w:pStyle w:val="FirstParagraph"/>
-      </w:pPr>
-      <w:r>
-        <w:t xml:space="preserve">Phase 3.1 produces</w:t>
+        <w:t xml:space="preserve">Phase 2 step. The variance of</w:t>
       </w:r>
       <w:r>
         <w:t xml:space="preserve"> </w:t>
@@ -15477,136 +15260,1119 @@
             </m:r>
           </m:sub>
         </m:sSub>
-        <m:r>
-          <m:rPr>
-            <m:sty m:val="p"/>
-          </m:rPr>
-          <m:t>=</m:t>
-        </m:r>
-        <m:r>
-          <m:rPr>
-            <m:sty m:val="p"/>
-          </m:rPr>
-          <m:t>−</m:t>
-        </m:r>
-        <m:r>
-          <m:t>0.094</m:t>
-        </m:r>
-        <m:r>
-          <m:rPr>
-            <m:sty m:val="p"/>
-          </m:rPr>
-          <m:t>±</m:t>
-        </m:r>
-        <m:r>
-          <m:t>0.301</m:t>
-        </m:r>
       </m:oMath>
       <w:r>
         <w:t xml:space="preserve"> </w:t>
       </w:r>
       <w:r>
-        <w:t xml:space="preserve">with per-seed values</w:t>
-      </w:r>
-      <w:r>
-        <w:t xml:space="preserve"> </w:t>
+        <w:t xml:space="preserve">among seeds is</w:t>
+      </w:r>
+      <w:r>
+        <w:t xml:space="preserve"> </w:t>
+      </w:r>
+      <w:r>
+        <w:t xml:space="preserve">roughly double that of Phase 2 (</w:t>
       </w:r>
       <m:oMath>
         <m:r>
-          <m:rPr>
-            <m:sty m:val="p"/>
-          </m:rPr>
-          <m:t>{</m:t>
-        </m:r>
-        <m:r>
-          <m:rPr>
-            <m:sty m:val="p"/>
-          </m:rPr>
-          <m:t>−</m:t>
-        </m:r>
-        <m:r>
-          <m:t>0.289</m:t>
-        </m:r>
-        <m:r>
-          <m:rPr>
-            <m:sty m:val="p"/>
-          </m:rPr>
-          <m:t>,</m:t>
-        </m:r>
-        <m:r>
-          <m:rPr>
-            <m:sty m:val="p"/>
-          </m:rPr>
-          <m:t>−</m:t>
-        </m:r>
-        <m:r>
-          <m:t>0.338</m:t>
-        </m:r>
-        <m:r>
-          <m:rPr>
-            <m:sty m:val="p"/>
-          </m:rPr>
-          <m:t>,</m:t>
-        </m:r>
-        <m:r>
-          <m:rPr>
-            <m:sty m:val="p"/>
-          </m:rPr>
-          <m:t>−</m:t>
-        </m:r>
-        <m:r>
-          <m:t>0.327</m:t>
-        </m:r>
-        <m:r>
-          <m:rPr>
-            <m:sty m:val="p"/>
-          </m:rPr>
-          <m:t>,</m:t>
-        </m:r>
-        <m:r>
-          <m:rPr>
-            <m:sty m:val="p"/>
-          </m:rPr>
-          <m:t>+</m:t>
-        </m:r>
-        <m:r>
-          <m:t>0.047</m:t>
-        </m:r>
-        <m:r>
-          <m:rPr>
-            <m:sty m:val="p"/>
-          </m:rPr>
-          <m:t>,</m:t>
-        </m:r>
-        <m:r>
-          <m:rPr>
-            <m:sty m:val="p"/>
-          </m:rPr>
-          <m:t>+</m:t>
-        </m:r>
-        <m:r>
-          <m:t>0.435</m:t>
-        </m:r>
-        <m:r>
-          <m:rPr>
-            <m:sty m:val="p"/>
-          </m:rPr>
-          <m:t>}</m:t>
+          <m:t>0.268</m:t>
         </m:r>
       </m:oMath>
       <w:r>
-        <w:t xml:space="preserve">. The mean shift</w:t>
-      </w:r>
-      <w:r>
-        <w:t xml:space="preserve"> </w:t>
-      </w:r>
-      <w:r>
-        <w:t xml:space="preserve">from Phase 3 (</w:t>
+        <w:t xml:space="preserve"> </w:t>
+      </w:r>
+      <w:r>
+        <w:t xml:space="preserve">vs. </w:t>
       </w:r>
       <m:oMath>
         <m:r>
-          <m:t>Δ</m:t>
-        </m:r>
+          <m:t>0.125</m:t>
+        </m:r>
+      </m:oMath>
+      <w:r>
+        <w:t xml:space="preserve">). Only two of</w:t>
+      </w:r>
+      <w:r>
+        <w:t xml:space="preserve"> </w:t>
+      </w:r>
+      <w:r>
+        <w:t xml:space="preserve">six dimension-specific behavioral targets are achieved; three of the</w:t>
+      </w:r>
+      <w:r>
+        <w:t xml:space="preserve"> </w:t>
+      </w:r>
+      <w:r>
+        <w:t xml:space="preserve">metrics move</w:t>
+      </w:r>
+      <w:r>
+        <w:t xml:space="preserve"> </w:t>
+      </w:r>
+      <w:r>
+        <w:rPr>
+          <w:iCs/>
+          <w:i/>
+        </w:rPr>
+        <w:t xml:space="preserve">backward</w:t>
+      </w:r>
+      <w:r>
+        <w:t xml:space="preserve"> </w:t>
+      </w:r>
+      <w:r>
+        <w:t xml:space="preserve">relative to</w:t>
+      </w:r>
+      <w:r>
+        <w:t xml:space="preserve"> </w:t>
+      </w:r>
+      <w:r>
+        <w:t xml:space="preserve">Phases 1 and 2 (Table 3 reports</w:t>
+      </w:r>
+      <w:r>
+        <w:t xml:space="preserve"> </w:t>
+      </w:r>
+      <w:r>
+        <w:t xml:space="preserve">per-archetype VPIP</w:t>
+      </w:r>
+      <w:r>
+        <w:rPr>
+          <w:rStyle w:val="FootnoteReference"/>
+        </w:rPr>
+        <w:footnoteReference w:id="62"/>
+      </w:r>
+      <w:r>
+        <w:t xml:space="preserve">,</w:t>
+      </w:r>
+      <w:r>
+        <w:t xml:space="preserve"> </w:t>
+      </w:r>
+      <w:r>
+        <w:t xml:space="preserve">PFR</w:t>
+      </w:r>
+      <w:r>
+        <w:rPr>
+          <w:rStyle w:val="FootnoteReference"/>
+        </w:rPr>
+        <w:footnoteReference w:id="63"/>
+      </w:r>
+      <w:r>
+        <w:t xml:space="preserve">, and</w:t>
+      </w:r>
+      <w:r>
+        <w:t xml:space="preserve"> </w:t>
+      </w:r>
+      <w:r>
+        <w:t xml:space="preserve">AF</w:t>
+      </w:r>
+      <w:r>
+        <w:rPr>
+          <w:rStyle w:val="FootnoteReference"/>
+        </w:rPr>
+        <w:footnoteReference w:id="64"/>
+      </w:r>
+      <w:r>
+        <w:t xml:space="preserve"> </w:t>
+      </w:r>
+      <w:r>
+        <w:t xml:space="preserve">fingerprints): CS drops from</w:t>
+      </w:r>
+      <w:r>
+        <w:t xml:space="preserve"> </w:t>
+      </w:r>
+      <m:oMath>
+        <m:r>
+          <m:t>0.142</m:t>
+        </m:r>
+      </m:oMath>
+      <w:r>
+        <w:t xml:space="preserve"> </w:t>
+      </w:r>
+      <w:r>
+        <w:t xml:space="preserve">to</w:t>
+      </w:r>
+      <w:r>
+        <w:t xml:space="preserve"> </w:t>
+      </w:r>
+      <m:oMath>
+        <m:r>
+          <m:t>0.076</m:t>
+        </m:r>
+      </m:oMath>
+      <w:r>
+        <w:t xml:space="preserve">, NS collapses to</w:t>
+      </w:r>
+      <w:r>
+        <w:t xml:space="preserve"> </w:t>
+      </w:r>
+      <m:oMath>
+        <m:r>
+          <m:t>0</m:t>
+        </m:r>
+      </m:oMath>
+      <w:r>
+        <w:t xml:space="preserve">, and</w:t>
+      </w:r>
+      <w:r>
+        <w:t xml:space="preserve"> </w:t>
+      </w:r>
+      <w:r>
+        <w:t xml:space="preserve">SU</w:t>
+      </w:r>
+      <w:r>
+        <w:rPr>
+          <w:rStyle w:val="FootnoteReference"/>
+        </w:rPr>
+        <w:footnoteReference w:id="65"/>
+      </w:r>
+      <w:r>
+        <w:t xml:space="preserve"> </w:t>
+      </w:r>
+      <w:r>
+        <w:t xml:space="preserve">falls from</w:t>
+      </w:r>
+      <w:r>
+        <w:t xml:space="preserve"> </w:t>
+      </w:r>
+      <m:oMath>
+        <m:r>
+          <m:t>1.88</m:t>
+        </m:r>
+      </m:oMath>
+      <w:r>
+        <w:t xml:space="preserve"> </w:t>
+      </w:r>
+      <w:r>
+        <w:t xml:space="preserve">to</w:t>
+      </w:r>
+      <w:r>
+        <w:t xml:space="preserve"> </w:t>
+      </w:r>
+      <m:oMath>
+        <m:r>
+          <m:t>1.19</m:t>
+        </m:r>
+      </m:oMath>
+      <w:r>
+        <w:t xml:space="preserve"> </w:t>
+      </w:r>
+      <w:r>
+        <w:t xml:space="preserve">bits.</w:t>
+      </w:r>
+    </w:p>
+    <w:tbl>
+      <w:tblPr>
+        <w:tblStyle w:val="Table"/>
+        <w:tblW w:type="auto" w:w="0"/>
+        <w:tblLook w:firstRow="1" w:lastRow="0" w:firstColumn="0" w:lastColumn="0" w:noHBand="0" w:noVBand="0" w:val="0020"/>
+        <w:jc w:val="start"/>
+      </w:tblPr>
+      <w:tblGrid>
+        <w:gridCol w:w="1131"/>
+        <w:gridCol w:w="1131"/>
+        <w:gridCol w:w="1131"/>
+        <w:gridCol w:w="1131"/>
+        <w:gridCol w:w="1131"/>
+        <w:gridCol w:w="1131"/>
+        <w:gridCol w:w="1131"/>
+      </w:tblGrid>
+      <w:tr>
+        <w:trPr>
+          <w:tblHeader w:val="true"/>
+        </w:trPr>
+        <w:tc>
+          <w:tcPr/>
+          <w:p>
+            <w:pPr>
+              <w:pStyle w:val="Compact"/>
+              <w:jc w:val="left"/>
+            </w:pPr>
+            <w:r>
+              <w:t xml:space="preserve">Archetype</w:t>
+            </w:r>
+          </w:p>
+        </w:tc>
+        <w:tc>
+          <w:tcPr/>
+          <w:p>
+            <w:pPr>
+              <w:pStyle w:val="Compact"/>
+              <w:jc w:val="right"/>
+            </w:pPr>
+            <w:r>
+              <w:t xml:space="preserve">VPIP P1</w:t>
+            </w:r>
+          </w:p>
+        </w:tc>
+        <w:tc>
+          <w:tcPr/>
+          <w:p>
+            <w:pPr>
+              <w:pStyle w:val="Compact"/>
+              <w:jc w:val="right"/>
+            </w:pPr>
+            <w:r>
+              <w:t xml:space="preserve">VPIP P3.1</w:t>
+            </w:r>
+          </w:p>
+        </w:tc>
+        <w:tc>
+          <w:tcPr/>
+          <w:p>
+            <w:pPr>
+              <w:pStyle w:val="Compact"/>
+              <w:jc w:val="right"/>
+            </w:pPr>
+            <w:r>
+              <w:t xml:space="preserve">PFR P1</w:t>
+            </w:r>
+          </w:p>
+        </w:tc>
+        <w:tc>
+          <w:tcPr/>
+          <w:p>
+            <w:pPr>
+              <w:pStyle w:val="Compact"/>
+              <w:jc w:val="right"/>
+            </w:pPr>
+            <w:r>
+              <w:t xml:space="preserve">PFR P3.1</w:t>
+            </w:r>
+          </w:p>
+        </w:tc>
+        <w:tc>
+          <w:tcPr/>
+          <w:p>
+            <w:pPr>
+              <w:pStyle w:val="Compact"/>
+              <w:jc w:val="right"/>
+            </w:pPr>
+            <w:r>
+              <w:t xml:space="preserve">AF P1</w:t>
+            </w:r>
+          </w:p>
+        </w:tc>
+        <w:tc>
+          <w:tcPr/>
+          <w:p>
+            <w:pPr>
+              <w:pStyle w:val="Compact"/>
+              <w:jc w:val="right"/>
+            </w:pPr>
+            <w:r>
+              <w:t xml:space="preserve">AF P3.1</w:t>
+            </w:r>
+          </w:p>
+        </w:tc>
+      </w:tr>
+      <w:tr>
+        <w:tc>
+          <w:tcPr/>
+          <w:p>
+            <w:pPr>
+              <w:pStyle w:val="Compact"/>
+              <w:jc w:val="left"/>
+            </w:pPr>
+            <w:r>
+              <w:t xml:space="preserve">oracle</w:t>
+            </w:r>
+          </w:p>
+        </w:tc>
+        <w:tc>
+          <w:tcPr/>
+          <w:p>
+            <w:pPr>
+              <w:pStyle w:val="Compact"/>
+              <w:jc w:val="right"/>
+            </w:pPr>
+            <w:r>
+              <w:t xml:space="preserve">0.216</w:t>
+            </w:r>
+          </w:p>
+        </w:tc>
+        <w:tc>
+          <w:tcPr/>
+          <w:p>
+            <w:pPr>
+              <w:pStyle w:val="Compact"/>
+              <w:jc w:val="right"/>
+            </w:pPr>
+            <w:r>
+              <w:t xml:space="preserve">0.302</w:t>
+            </w:r>
+          </w:p>
+        </w:tc>
+        <w:tc>
+          <w:tcPr/>
+          <w:p>
+            <w:pPr>
+              <w:pStyle w:val="Compact"/>
+              <w:jc w:val="right"/>
+            </w:pPr>
+            <w:r>
+              <w:t xml:space="preserve">0.061</w:t>
+            </w:r>
+          </w:p>
+        </w:tc>
+        <w:tc>
+          <w:tcPr/>
+          <w:p>
+            <w:pPr>
+              <w:pStyle w:val="Compact"/>
+              <w:jc w:val="right"/>
+            </w:pPr>
+            <w:r>
+              <w:t xml:space="preserve">0.111</w:t>
+            </w:r>
+          </w:p>
+        </w:tc>
+        <w:tc>
+          <w:tcPr/>
+          <w:p>
+            <w:pPr>
+              <w:pStyle w:val="Compact"/>
+              <w:jc w:val="right"/>
+            </w:pPr>
+            <w:r>
+              <w:t xml:space="preserve">1.18</w:t>
+            </w:r>
+          </w:p>
+        </w:tc>
+        <w:tc>
+          <w:tcPr/>
+          <w:p>
+            <w:pPr>
+              <w:pStyle w:val="Compact"/>
+              <w:jc w:val="right"/>
+            </w:pPr>
+            <w:r>
+              <w:t xml:space="preserve">1.12</w:t>
+            </w:r>
+          </w:p>
+        </w:tc>
+      </w:tr>
+      <w:tr>
+        <w:tc>
+          <w:tcPr/>
+          <w:p>
+            <w:pPr>
+              <w:pStyle w:val="Compact"/>
+              <w:jc w:val="left"/>
+            </w:pPr>
+            <w:r>
+              <w:t xml:space="preserve">sentinel</w:t>
+            </w:r>
+          </w:p>
+        </w:tc>
+        <w:tc>
+          <w:tcPr/>
+          <w:p>
+            <w:pPr>
+              <w:pStyle w:val="Compact"/>
+              <w:jc w:val="right"/>
+            </w:pPr>
+            <w:r>
+              <w:t xml:space="preserve">0.149</w:t>
+            </w:r>
+          </w:p>
+        </w:tc>
+        <w:tc>
+          <w:tcPr/>
+          <w:p>
+            <w:pPr>
+              <w:pStyle w:val="Compact"/>
+              <w:jc w:val="right"/>
+            </w:pPr>
+            <w:r>
+              <w:t xml:space="preserve">0.120</w:t>
+            </w:r>
+          </w:p>
+        </w:tc>
+        <w:tc>
+          <w:tcPr/>
+          <w:p>
+            <w:pPr>
+              <w:pStyle w:val="Compact"/>
+              <w:jc w:val="right"/>
+            </w:pPr>
+            <w:r>
+              <w:t xml:space="preserve">0.083</w:t>
+            </w:r>
+          </w:p>
+        </w:tc>
+        <w:tc>
+          <w:tcPr/>
+          <w:p>
+            <w:pPr>
+              <w:pStyle w:val="Compact"/>
+              <w:jc w:val="right"/>
+            </w:pPr>
+            <w:r>
+              <w:t xml:space="preserve">0.080</w:t>
+            </w:r>
+          </w:p>
+        </w:tc>
+        <w:tc>
+          <w:tcPr/>
+          <w:p>
+            <w:pPr>
+              <w:pStyle w:val="Compact"/>
+              <w:jc w:val="right"/>
+            </w:pPr>
+            <w:r>
+              <w:t xml:space="preserve">2.12</w:t>
+            </w:r>
+          </w:p>
+        </w:tc>
+        <w:tc>
+          <w:tcPr/>
+          <w:p>
+            <w:pPr>
+              <w:pStyle w:val="Compact"/>
+              <w:jc w:val="right"/>
+            </w:pPr>
+            <w:r>
+              <w:t xml:space="preserve">2.53</w:t>
+            </w:r>
+          </w:p>
+        </w:tc>
+      </w:tr>
+      <w:tr>
+        <w:tc>
+          <w:tcPr/>
+          <w:p>
+            <w:pPr>
+              <w:pStyle w:val="Compact"/>
+              <w:jc w:val="left"/>
+            </w:pPr>
+            <w:r>
+              <w:t xml:space="preserve">firestorm</w:t>
+            </w:r>
+          </w:p>
+        </w:tc>
+        <w:tc>
+          <w:tcPr/>
+          <w:p>
+            <w:pPr>
+              <w:pStyle w:val="Compact"/>
+              <w:jc w:val="right"/>
+            </w:pPr>
+            <w:r>
+              <w:t xml:space="preserve">0.494</w:t>
+            </w:r>
+          </w:p>
+        </w:tc>
+        <w:tc>
+          <w:tcPr/>
+          <w:p>
+            <w:pPr>
+              <w:pStyle w:val="Compact"/>
+              <w:jc w:val="right"/>
+            </w:pPr>
+            <w:r>
+              <w:t xml:space="preserve">0.722</w:t>
+            </w:r>
+          </w:p>
+        </w:tc>
+        <w:tc>
+          <w:tcPr/>
+          <w:p>
+            <w:pPr>
+              <w:pStyle w:val="Compact"/>
+              <w:jc w:val="right"/>
+            </w:pPr>
+            <w:r>
+              <w:t xml:space="preserve">0.120</w:t>
+            </w:r>
+          </w:p>
+        </w:tc>
+        <w:tc>
+          <w:tcPr/>
+          <w:p>
+            <w:pPr>
+              <w:pStyle w:val="Compact"/>
+              <w:jc w:val="right"/>
+            </w:pPr>
+            <w:r>
+              <w:t xml:space="preserve">0.453</w:t>
+            </w:r>
+          </w:p>
+        </w:tc>
+        <w:tc>
+          <w:tcPr/>
+          <w:p>
+            <w:pPr>
+              <w:pStyle w:val="Compact"/>
+              <w:jc w:val="right"/>
+            </w:pPr>
+            <w:r>
+              <w:t xml:space="preserve">1.12</w:t>
+            </w:r>
+          </w:p>
+        </w:tc>
+        <w:tc>
+          <w:tcPr/>
+          <w:p>
+            <w:pPr>
+              <w:pStyle w:val="Compact"/>
+              <w:jc w:val="right"/>
+            </w:pPr>
+            <w:r>
+              <w:t xml:space="preserve">2.77</w:t>
+            </w:r>
+          </w:p>
+        </w:tc>
+      </w:tr>
+      <w:tr>
+        <w:tc>
+          <w:tcPr/>
+          <w:p>
+            <w:pPr>
+              <w:pStyle w:val="Compact"/>
+              <w:jc w:val="left"/>
+            </w:pPr>
+            <w:r>
+              <w:t xml:space="preserve">wall</w:t>
+            </w:r>
+          </w:p>
+        </w:tc>
+        <w:tc>
+          <w:tcPr/>
+          <w:p>
+            <w:pPr>
+              <w:pStyle w:val="Compact"/>
+              <w:jc w:val="right"/>
+            </w:pPr>
+            <w:r>
+              <w:t xml:space="preserve">0.539</w:t>
+            </w:r>
+          </w:p>
+        </w:tc>
+        <w:tc>
+          <w:tcPr/>
+          <w:p>
+            <w:pPr>
+              <w:pStyle w:val="Compact"/>
+              <w:jc w:val="right"/>
+            </w:pPr>
+            <w:r>
+              <w:t xml:space="preserve">0.626</w:t>
+            </w:r>
+          </w:p>
+        </w:tc>
+        <w:tc>
+          <w:tcPr/>
+          <w:p>
+            <w:pPr>
+              <w:pStyle w:val="Compact"/>
+              <w:jc w:val="right"/>
+            </w:pPr>
+            <w:r>
+              <w:t xml:space="preserve">0.015</w:t>
+            </w:r>
+          </w:p>
+        </w:tc>
+        <w:tc>
+          <w:tcPr/>
+          <w:p>
+            <w:pPr>
+              <w:pStyle w:val="Compact"/>
+              <w:jc w:val="right"/>
+            </w:pPr>
+            <w:r>
+              <w:t xml:space="preserve">0.067</w:t>
+            </w:r>
+          </w:p>
+        </w:tc>
+        <w:tc>
+          <w:tcPr/>
+          <w:p>
+            <w:pPr>
+              <w:pStyle w:val="Compact"/>
+              <w:jc w:val="right"/>
+            </w:pPr>
+            <w:r>
+              <w:t xml:space="preserve">0.13</w:t>
+            </w:r>
+          </w:p>
+        </w:tc>
+        <w:tc>
+          <w:tcPr/>
+          <w:p>
+            <w:pPr>
+              <w:pStyle w:val="Compact"/>
+              <w:jc w:val="right"/>
+            </w:pPr>
+            <w:r>
+              <w:t xml:space="preserve">0.33</w:t>
+            </w:r>
+          </w:p>
+        </w:tc>
+      </w:tr>
+      <w:tr>
+        <w:tc>
+          <w:tcPr/>
+          <w:p>
+            <w:pPr>
+              <w:pStyle w:val="Compact"/>
+              <w:jc w:val="left"/>
+            </w:pPr>
+            <w:r>
+              <w:t xml:space="preserve">phantom</w:t>
+            </w:r>
+          </w:p>
+        </w:tc>
+        <w:tc>
+          <w:tcPr/>
+          <w:p>
+            <w:pPr>
+              <w:pStyle w:val="Compact"/>
+              <w:jc w:val="right"/>
+            </w:pPr>
+            <w:r>
+              <w:t xml:space="preserve">0.279</w:t>
+            </w:r>
+          </w:p>
+        </w:tc>
+        <w:tc>
+          <w:tcPr/>
+          <w:p>
+            <w:pPr>
+              <w:pStyle w:val="Compact"/>
+              <w:jc w:val="right"/>
+            </w:pPr>
+            <w:r>
+              <w:t xml:space="preserve">0.437</w:t>
+            </w:r>
+          </w:p>
+        </w:tc>
+        <w:tc>
+          <w:tcPr/>
+          <w:p>
+            <w:pPr>
+              <w:pStyle w:val="Compact"/>
+              <w:jc w:val="right"/>
+            </w:pPr>
+            <w:r>
+              <w:t xml:space="preserve">0.092</w:t>
+            </w:r>
+          </w:p>
+        </w:tc>
+        <w:tc>
+          <w:tcPr/>
+          <w:p>
+            <w:pPr>
+              <w:pStyle w:val="Compact"/>
+              <w:jc w:val="right"/>
+            </w:pPr>
+            <w:r>
+              <w:t xml:space="preserve">0.162</w:t>
+            </w:r>
+          </w:p>
+        </w:tc>
+        <w:tc>
+          <w:tcPr/>
+          <w:p>
+            <w:pPr>
+              <w:pStyle w:val="Compact"/>
+              <w:jc w:val="right"/>
+            </w:pPr>
+            <w:r>
+              <w:t xml:space="preserve">1.45</w:t>
+            </w:r>
+          </w:p>
+        </w:tc>
+        <w:tc>
+          <w:tcPr/>
+          <w:p>
+            <w:pPr>
+              <w:pStyle w:val="Compact"/>
+              <w:jc w:val="right"/>
+            </w:pPr>
+            <w:r>
+              <w:t xml:space="preserve">1.29</w:t>
+            </w:r>
+          </w:p>
+        </w:tc>
+      </w:tr>
+      <w:tr>
+        <w:tc>
+          <w:tcPr/>
+          <w:p>
+            <w:pPr>
+              <w:pStyle w:val="Compact"/>
+              <w:jc w:val="left"/>
+            </w:pPr>
+            <w:r>
+              <w:t xml:space="preserve">predator</w:t>
+            </w:r>
+          </w:p>
+        </w:tc>
+        <w:tc>
+          <w:tcPr/>
+          <w:p>
+            <w:pPr>
+              <w:pStyle w:val="Compact"/>
+              <w:jc w:val="right"/>
+            </w:pPr>
+            <w:r>
+              <w:t xml:space="preserve">0.215</w:t>
+            </w:r>
+          </w:p>
+        </w:tc>
+        <w:tc>
+          <w:tcPr/>
+          <w:p>
+            <w:pPr>
+              <w:pStyle w:val="Compact"/>
+              <w:jc w:val="right"/>
+            </w:pPr>
+            <w:r>
+              <w:t xml:space="preserve">0.248</w:t>
+            </w:r>
+          </w:p>
+        </w:tc>
+        <w:tc>
+          <w:tcPr/>
+          <w:p>
+            <w:pPr>
+              <w:pStyle w:val="Compact"/>
+              <w:jc w:val="right"/>
+            </w:pPr>
+            <w:r>
+              <w:t xml:space="preserve">0.063</w:t>
+            </w:r>
+          </w:p>
+        </w:tc>
+        <w:tc>
+          <w:tcPr/>
+          <w:p>
+            <w:pPr>
+              <w:pStyle w:val="Compact"/>
+              <w:jc w:val="right"/>
+            </w:pPr>
+            <w:r>
+              <w:t xml:space="preserve">0.119</w:t>
+            </w:r>
+          </w:p>
+        </w:tc>
+        <w:tc>
+          <w:tcPr/>
+          <w:p>
+            <w:pPr>
+              <w:pStyle w:val="Compact"/>
+              <w:jc w:val="right"/>
+            </w:pPr>
+            <w:r>
+              <w:t xml:space="preserve">1.20</w:t>
+            </w:r>
+          </w:p>
+        </w:tc>
+        <w:tc>
+          <w:tcPr/>
+          <w:p>
+            <w:pPr>
+              <w:pStyle w:val="Compact"/>
+              <w:jc w:val="right"/>
+            </w:pPr>
+            <w:r>
+              <w:t xml:space="preserve">1.38</w:t>
+            </w:r>
+          </w:p>
+        </w:tc>
+      </w:tr>
+      <w:tr>
+        <w:tc>
+          <w:tcPr/>
+          <w:p>
+            <w:pPr>
+              <w:pStyle w:val="Compact"/>
+              <w:jc w:val="left"/>
+            </w:pPr>
+            <w:r>
+              <w:t xml:space="preserve">mirror</w:t>
+            </w:r>
+          </w:p>
+        </w:tc>
+        <w:tc>
+          <w:tcPr/>
+          <w:p>
+            <w:pPr>
+              <w:pStyle w:val="Compact"/>
+              <w:jc w:val="right"/>
+            </w:pPr>
+            <w:r>
+              <w:t xml:space="preserve">0.214</w:t>
+            </w:r>
+          </w:p>
+        </w:tc>
+        <w:tc>
+          <w:tcPr/>
+          <w:p>
+            <w:pPr>
+              <w:pStyle w:val="Compact"/>
+              <w:jc w:val="right"/>
+            </w:pPr>
+            <w:r>
+              <w:t xml:space="preserve">0.196</w:t>
+            </w:r>
+          </w:p>
+        </w:tc>
+        <w:tc>
+          <w:tcPr/>
+          <w:p>
+            <w:pPr>
+              <w:pStyle w:val="Compact"/>
+              <w:jc w:val="right"/>
+            </w:pPr>
+            <w:r>
+              <w:t xml:space="preserve">0.060</w:t>
+            </w:r>
+          </w:p>
+        </w:tc>
+        <w:tc>
+          <w:tcPr/>
+          <w:p>
+            <w:pPr>
+              <w:pStyle w:val="Compact"/>
+              <w:jc w:val="right"/>
+            </w:pPr>
+            <w:r>
+              <w:t xml:space="preserve">0.087</w:t>
+            </w:r>
+          </w:p>
+        </w:tc>
+        <w:tc>
+          <w:tcPr/>
+          <w:p>
+            <w:pPr>
+              <w:pStyle w:val="Compact"/>
+              <w:jc w:val="right"/>
+            </w:pPr>
+            <w:r>
+              <w:t xml:space="preserve">1.18</w:t>
+            </w:r>
+          </w:p>
+        </w:tc>
+        <w:tc>
+          <w:tcPr/>
+          <w:p>
+            <w:pPr>
+              <w:pStyle w:val="Compact"/>
+              <w:jc w:val="right"/>
+            </w:pPr>
+            <w:r>
+              <w:t xml:space="preserve">1.11</w:t>
+            </w:r>
+          </w:p>
+        </w:tc>
+      </w:tr>
+      <w:tr>
+        <w:tc>
+          <w:tcPr/>
+          <w:p>
+            <w:pPr>
+              <w:pStyle w:val="Compact"/>
+              <w:jc w:val="left"/>
+            </w:pPr>
+            <w:r>
+              <w:t xml:space="preserve">judge</w:t>
+            </w:r>
+          </w:p>
+        </w:tc>
+        <w:tc>
+          <w:tcPr/>
+          <w:p>
+            <w:pPr>
+              <w:pStyle w:val="Compact"/>
+              <w:jc w:val="right"/>
+            </w:pPr>
+            <w:r>
+              <w:t xml:space="preserve">0.149</w:t>
+            </w:r>
+          </w:p>
+        </w:tc>
+        <w:tc>
+          <w:tcPr/>
+          <w:p>
+            <w:pPr>
+              <w:pStyle w:val="Compact"/>
+              <w:jc w:val="right"/>
+            </w:pPr>
+            <w:r>
+              <w:t xml:space="preserve">0.174</w:t>
+            </w:r>
+          </w:p>
+        </w:tc>
+        <w:tc>
+          <w:tcPr/>
+          <w:p>
+            <w:pPr>
+              <w:pStyle w:val="Compact"/>
+              <w:jc w:val="right"/>
+            </w:pPr>
+            <w:r>
+              <w:t xml:space="preserve">0.083</w:t>
+            </w:r>
+          </w:p>
+        </w:tc>
+        <w:tc>
+          <w:tcPr/>
+          <w:p>
+            <w:pPr>
+              <w:pStyle w:val="Compact"/>
+              <w:jc w:val="right"/>
+            </w:pPr>
+            <w:r>
+              <w:t xml:space="preserve">0.098</w:t>
+            </w:r>
+          </w:p>
+        </w:tc>
+        <w:tc>
+          <w:tcPr/>
+          <w:p>
+            <w:pPr>
+              <w:pStyle w:val="Compact"/>
+              <w:jc w:val="right"/>
+            </w:pPr>
+            <w:r>
+              <w:t xml:space="preserve">2.10</w:t>
+            </w:r>
+          </w:p>
+        </w:tc>
+        <w:tc>
+          <w:tcPr/>
+          <w:p>
+            <w:pPr>
+              <w:pStyle w:val="Compact"/>
+              <w:jc w:val="right"/>
+            </w:pPr>
+            <w:r>
+              <w:t xml:space="preserve">1.87</w:t>
+            </w:r>
+          </w:p>
+        </w:tc>
+      </w:tr>
+    </w:tbl>
+    <w:p>
+      <w:pPr>
+        <w:pStyle w:val="BodyText"/>
+      </w:pPr>
+      <w:r>
+        <w:t xml:space="preserve">Specifications describing personality characteristics inform an LLM</w:t>
+      </w:r>
+      <w:r>
+        <w:t xml:space="preserve"> </w:t>
+      </w:r>
+      <w:r>
+        <w:rPr>
+          <w:iCs/>
+          <w:i/>
+        </w:rPr>
+        <w:t xml:space="preserve">what</w:t>
+      </w:r>
+      <w:r>
+        <w:t xml:space="preserve"> </w:t>
+      </w:r>
+      <w:r>
+        <w:t xml:space="preserve">to do, but not</w:t>
+      </w:r>
+      <w:r>
+        <w:t xml:space="preserve"> </w:t>
+      </w:r>
+      <w:r>
+        <w:rPr>
+          <w:iCs/>
+          <w:i/>
+        </w:rPr>
+        <w:t xml:space="preserve">how</w:t>
+      </w:r>
+      <w:r>
+        <w:t xml:space="preserve"> </w:t>
+      </w:r>
+      <w:r>
+        <w:t xml:space="preserve">to reason about doing so.</w:t>
+      </w:r>
+      <w:r>
+        <w:t xml:space="preserve"> </w:t>
+      </w:r>
+      <w:r>
+        <w:t xml:space="preserve">Absent supporting information about reasoning, the LLMs in our sample</w:t>
+      </w:r>
+      <w:r>
+        <w:t xml:space="preserve"> </w:t>
+      </w:r>
+      <w:r>
+        <w:t xml:space="preserve">collapse onto a more generic, stereotyped canonical interpretation</w:t>
+      </w:r>
+      <w:r>
+        <w:t xml:space="preserve"> </w:t>
+      </w:r>
+      <w:r>
+        <w:t xml:space="preserve">of each archetype, and thus become</w:t>
+      </w:r>
+      <w:r>
+        <w:t xml:space="preserve"> </w:t>
+      </w:r>
+      <w:r>
+        <w:rPr>
+          <w:iCs/>
+          <w:i/>
+        </w:rPr>
+        <w:t xml:space="preserve">more</w:t>
+      </w:r>
+      <w:r>
+        <w:t xml:space="preserve"> </w:t>
+      </w:r>
+      <w:r>
+        <w:t xml:space="preserve">classifiable than</w:t>
+      </w:r>
+      <w:r>
+        <w:t xml:space="preserve"> </w:t>
+      </w:r>
+      <w:r>
+        <w:t xml:space="preserve">the explicitly stochastic rule-based versions. The primary reason</w:t>
+      </w:r>
+      <w:r>
+        <w:t xml:space="preserve"> </w:t>
+      </w:r>
+      <w:r>
+        <w:t xml:space="preserve">for the softening between Phase 2 and Phase 3 is therefore output</w:t>
+      </w:r>
+      <w:r>
+        <w:t xml:space="preserve"> </w:t>
+      </w:r>
+      <w:r>
+        <w:t xml:space="preserve">variability arising from sampling at temperature 1.0.</w:t>
+      </w:r>
+    </w:p>
+    <w:bookmarkEnd w:id="66"/>
+    <w:bookmarkStart w:id="75" w:name="X22234dbb09074be1d97998dd54a650fb012fcdd"/>
+    <w:p>
+      <w:pPr>
+        <w:pStyle w:val="Heading2"/>
+      </w:pPr>
+      <w:r>
+        <w:rPr>
+          <w:rStyle w:val="SectionNumber"/>
+        </w:rPr>
+        <w:t xml:space="preserve">4.5</w:t>
+      </w:r>
+      <w:r>
+        <w:tab/>
+      </w:r>
+      <w:r>
+        <w:t xml:space="preserve">Phase 3.1: reasoning scaffolding attenuates the trap</w:t>
+      </w:r>
+    </w:p>
+    <w:p>
+      <w:pPr>
+        <w:pStyle w:val="FirstParagraph"/>
+      </w:pPr>
+      <w:r>
+        <w:t xml:space="preserve">Phase 3.1 generates</w:t>
+      </w:r>
+      <w:r>
+        <w:t xml:space="preserve"> </w:t>
+      </w:r>
+      <m:oMath>
         <m:sSub>
           <m:e>
             <m:r>
@@ -15638,25 +16404,147 @@
           <m:rPr>
             <m:sty m:val="p"/>
           </m:rPr>
+          <m:t>−</m:t>
+        </m:r>
+        <m:r>
+          <m:t>0.094</m:t>
+        </m:r>
+        <m:r>
+          <m:rPr>
+            <m:sty m:val="p"/>
+          </m:rPr>
+          <m:t>±</m:t>
+        </m:r>
+        <m:r>
+          <m:t>0.301</m:t>
+        </m:r>
+      </m:oMath>
+      <w:r>
+        <w:t xml:space="preserve"> </w:t>
+      </w:r>
+      <w:r>
+        <w:t xml:space="preserve">with per-seed values</w:t>
+      </w:r>
+      <w:r>
+        <w:t xml:space="preserve"> </w:t>
+      </w:r>
+      <m:oMath>
+        <m:r>
+          <m:rPr>
+            <m:sty m:val="p"/>
+          </m:rPr>
+          <m:t>{</m:t>
+        </m:r>
+        <m:r>
+          <m:rPr>
+            <m:sty m:val="p"/>
+          </m:rPr>
+          <m:t>−</m:t>
+        </m:r>
+        <m:r>
+          <m:t>0.289</m:t>
+        </m:r>
+        <m:r>
+          <m:rPr>
+            <m:sty m:val="p"/>
+          </m:rPr>
+          <m:t>,</m:t>
+        </m:r>
+        <m:r>
+          <m:rPr>
+            <m:sty m:val="p"/>
+          </m:rPr>
+          <m:t>−</m:t>
+        </m:r>
+        <m:r>
+          <m:t>0.338</m:t>
+        </m:r>
+        <m:r>
+          <m:rPr>
+            <m:sty m:val="p"/>
+          </m:rPr>
+          <m:t>,</m:t>
+        </m:r>
+        <m:r>
+          <m:rPr>
+            <m:sty m:val="p"/>
+          </m:rPr>
+          <m:t>−</m:t>
+        </m:r>
+        <m:r>
+          <m:t>0.327</m:t>
+        </m:r>
+        <m:r>
+          <m:rPr>
+            <m:sty m:val="p"/>
+          </m:rPr>
+          <m:t>,</m:t>
+        </m:r>
+        <m:r>
+          <m:rPr>
+            <m:sty m:val="p"/>
+          </m:rPr>
           <m:t>+</m:t>
         </m:r>
         <m:r>
-          <m:t>0.416</m:t>
+          <m:t>0.047</m:t>
+        </m:r>
+        <m:r>
+          <m:rPr>
+            <m:sty m:val="p"/>
+          </m:rPr>
+          <m:t>,</m:t>
+        </m:r>
+        <m:r>
+          <m:rPr>
+            <m:sty m:val="p"/>
+          </m:rPr>
+          <m:t>+</m:t>
+        </m:r>
+        <m:r>
+          <m:t>0.435</m:t>
+        </m:r>
+        <m:r>
+          <m:rPr>
+            <m:sty m:val="p"/>
+          </m:rPr>
+          <m:t>}</m:t>
         </m:r>
       </m:oMath>
       <w:r>
-        <w:t xml:space="preserve">) is the largest single step</w:t>
-      </w:r>
-      <w:r>
-        <w:t xml:space="preserve"> </w:t>
-      </w:r>
-      <w:r>
-        <w:t xml:space="preserve">in the ladder, but the per-seed sample size (</w:t>
+        <w:t xml:space="preserve">. The directional shift</w:t>
+      </w:r>
+      <w:r>
+        <w:t xml:space="preserve"> </w:t>
+      </w:r>
+      <w:r>
+        <w:t xml:space="preserve">from Phase 3 (</w:t>
       </w:r>
       <m:oMath>
         <m:r>
-          <m:t>n</m:t>
-        </m:r>
+          <m:t>Δ</m:t>
+        </m:r>
+        <m:sSub>
+          <m:e>
+            <m:r>
+              <m:t>r</m:t>
+            </m:r>
+          </m:e>
+          <m:sub>
+            <m:r>
+              <m:rPr>
+                <m:sty m:val="p"/>
+              </m:rPr>
+              <m:t>t</m:t>
+            </m:r>
+            <m:r>
+              <m:rPr>
+                <m:sty m:val="p"/>
+              </m:rPr>
+              <m:t>p</m:t>
+            </m:r>
+          </m:sub>
+        </m:sSub>
         <m:r>
           <m:rPr>
             <m:sty m:val="p"/>
@@ -15664,23 +16552,84 @@
           <m:t>=</m:t>
         </m:r>
         <m:r>
+          <m:rPr>
+            <m:sty m:val="p"/>
+          </m:rPr>
+          <m:t>+</m:t>
+        </m:r>
+        <m:r>
+          <m:t>0.416</m:t>
+        </m:r>
+      </m:oMath>
+      <w:r>
+        <w:t xml:space="preserve">) is larger than that of any</w:t>
+      </w:r>
+      <w:r>
+        <w:t xml:space="preserve"> </w:t>
+      </w:r>
+      <w:r>
+        <w:t xml:space="preserve">previous phase, but the small number of samples per seed (</w:t>
+      </w:r>
+      <m:oMath>
+        <m:r>
+          <m:t>n</m:t>
+        </m:r>
+        <m:r>
+          <m:rPr>
+            <m:sty m:val="p"/>
+          </m:rPr>
+          <m:t>=</m:t>
+        </m:r>
+        <m:r>
           <m:t>5</m:t>
         </m:r>
       </m:oMath>
       <w:r>
-        <w:t xml:space="preserve">) and the</w:t>
-      </w:r>
-      <w:r>
-        <w:t xml:space="preserve"> </w:t>
-      </w:r>
-      <w:r>
-        <w:t xml:space="preserve">150-hand horizon impose substantial uncertainty: the 95%</w:t>
-      </w:r>
-      <w:r>
-        <w:t xml:space="preserve"> </w:t>
-      </w:r>
-      <w:r>
-        <w:t xml:space="preserve">bootstrap interval</w:t>
+        <w:t xml:space="preserve">)</w:t>
+      </w:r>
+      <w:r>
+        <w:t xml:space="preserve"> </w:t>
+      </w:r>
+      <w:r>
+        <w:t xml:space="preserve">and the short 150-hand horizon create significant uncertainty: the</w:t>
+      </w:r>
+      <w:r>
+        <w:t xml:space="preserve"> </w:t>
+      </w:r>
+      <w:r>
+        <w:t xml:space="preserve">95% bootstrap interval for</w:t>
+      </w:r>
+      <w:r>
+        <w:t xml:space="preserve"> </w:t>
+      </w:r>
+      <m:oMath>
+        <m:sSub>
+          <m:e>
+            <m:r>
+              <m:t>r</m:t>
+            </m:r>
+          </m:e>
+          <m:sub>
+            <m:r>
+              <m:rPr>
+                <m:sty m:val="p"/>
+              </m:rPr>
+              <m:t>t</m:t>
+            </m:r>
+            <m:r>
+              <m:rPr>
+                <m:sty m:val="p"/>
+              </m:rPr>
+              <m:t>p</m:t>
+            </m:r>
+          </m:sub>
+        </m:sSub>
+      </m:oMath>
+      <w:r>
+        <w:t xml:space="preserve"> </w:t>
+      </w:r>
+      <w:r>
+        <w:t xml:space="preserve">in Phase 3.1,</w:t>
       </w:r>
       <w:r>
         <w:t xml:space="preserve"> </w:t>
@@ -15722,28 +16671,25 @@
         </m:d>
       </m:oMath>
       <w:r>
-        <w:t xml:space="preserve"> </w:t>
-      </w:r>
-      <w:r>
-        <w:t xml:space="preserve">is wide enough to include</w:t>
-      </w:r>
-      <w:r>
-        <w:t xml:space="preserve"> </w:t>
-      </w:r>
-      <w:r>
-        <w:t xml:space="preserve">moderate negative correlations of the kind we report under</w:t>
-      </w:r>
-      <w:r>
-        <w:t xml:space="preserve"> </w:t>
-      </w:r>
-      <w:r>
-        <w:t xml:space="preserve">bounded Phase 2. Two of five seeds produce per-seed correlations</w:t>
-      </w:r>
-      <w:r>
-        <w:t xml:space="preserve"> </w:t>
-      </w:r>
-      <w:r>
-        <w:t xml:space="preserve">greater than zero (</w:t>
+        <w:t xml:space="preserve">, is</w:t>
+      </w:r>
+      <w:r>
+        <w:t xml:space="preserve"> </w:t>
+      </w:r>
+      <w:r>
+        <w:t xml:space="preserve">wide enough to encompass negative correlations of magnitudes</w:t>
+      </w:r>
+      <w:r>
+        <w:t xml:space="preserve"> </w:t>
+      </w:r>
+      <w:r>
+        <w:t xml:space="preserve">comparable to those reported under bounded Phase 2. Thus, two of five</w:t>
+      </w:r>
+      <w:r>
+        <w:t xml:space="preserve"> </w:t>
+      </w:r>
+      <w:r>
+        <w:t xml:space="preserve">seeds generate a per-seed correlation larger than zero (</w:t>
       </w:r>
       <m:oMath>
         <m:r>
@@ -15760,7 +16706,13 @@
         <w:t xml:space="preserve"> </w:t>
       </w:r>
       <w:r>
-        <w:t xml:space="preserve">at seed 512 and</w:t>
+        <w:t xml:space="preserve">at</w:t>
+      </w:r>
+      <w:r>
+        <w:t xml:space="preserve"> </w:t>
+      </w:r>
+      <w:r>
+        <w:t xml:space="preserve">seed 512 and</w:t>
       </w:r>
       <w:r>
         <w:t xml:space="preserve"> </w:t>
@@ -15780,13 +16732,7 @@
         <w:t xml:space="preserve"> </w:t>
       </w:r>
       <w:r>
-        <w:t xml:space="preserve">at seed</w:t>
-      </w:r>
-      <w:r>
-        <w:t xml:space="preserve"> </w:t>
-      </w:r>
-      <w:r>
-        <w:t xml:space="preserve">1024); with</w:t>
+        <w:t xml:space="preserve">at seed 1024); however, given</w:t>
       </w:r>
       <w:r>
         <w:t xml:space="preserve"> </w:t>
@@ -15809,7 +16755,13 @@
         <w:t xml:space="preserve"> </w:t>
       </w:r>
       <w:r>
-        <w:t xml:space="preserve">archetype pairs per seed, the Fisher-</w:t>
+        <w:t xml:space="preserve">archetype</w:t>
+      </w:r>
+      <w:r>
+        <w:t xml:space="preserve"> </w:t>
+      </w:r>
+      <w:r>
+        <w:t xml:space="preserve">pairs per seed, the Fisher-</w:t>
       </w:r>
       <m:oMath>
         <m:r>
@@ -15820,7 +16772,7 @@
         <w:t xml:space="preserve"> </w:t>
       </w:r>
       <w:r>
-        <w:t xml:space="preserve">interval on a per-seed</w:t>
+        <w:t xml:space="preserve">interval for a per-seed</w:t>
       </w:r>
       <w:r>
         <w:t xml:space="preserve"> </w:t>
@@ -15909,43 +16861,49 @@
         </m:d>
       </m:oMath>
       <w:r>
-        <w:t xml:space="preserve">, so individual positive seeds are not on their</w:t>
-      </w:r>
-      <w:r>
-        <w:t xml:space="preserve"> </w:t>
-      </w:r>
-      <w:r>
-        <w:t xml:space="preserve">own evidence of inversion. The combined picture is most</w:t>
-      </w:r>
-      <w:r>
-        <w:t xml:space="preserve"> </w:t>
-      </w:r>
-      <w:r>
-        <w:t xml:space="preserve">accurately summarized as: the trust–profit correlation under</w:t>
-      </w:r>
-      <w:r>
-        <w:t xml:space="preserve"> </w:t>
-      </w:r>
-      <w:r>
-        <w:t xml:space="preserve">Phase 3.1 is attenuated relative to all prior phases at the</w:t>
-      </w:r>
-      <w:r>
-        <w:t xml:space="preserve"> </w:t>
-      </w:r>
-      <w:r>
-        <w:t xml:space="preserve">rank-order level, but the present sample is underpowered to</w:t>
-      </w:r>
-      <w:r>
-        <w:t xml:space="preserve"> </w:t>
-      </w:r>
-      <w:r>
-        <w:t xml:space="preserve">distinguish between full neutralization and a weakened but</w:t>
-      </w:r>
-      <w:r>
-        <w:t xml:space="preserve"> </w:t>
-      </w:r>
-      <w:r>
-        <w:t xml:space="preserve">nonzero residual trap.</w:t>
+        <w:t xml:space="preserve">, so individually</w:t>
+      </w:r>
+      <w:r>
+        <w:t xml:space="preserve"> </w:t>
+      </w:r>
+      <w:r>
+        <w:t xml:space="preserve">positive seeds do not by themselves demonstrate inversion of the</w:t>
+      </w:r>
+      <w:r>
+        <w:t xml:space="preserve"> </w:t>
+      </w:r>
+      <w:r>
+        <w:t xml:space="preserve">trust–profit relationship. Rather, collectively they indicate that</w:t>
+      </w:r>
+      <w:r>
+        <w:t xml:space="preserve"> </w:t>
+      </w:r>
+      <w:r>
+        <w:t xml:space="preserve">the trust–profit relationship has been reduced at the rank-order</w:t>
+      </w:r>
+      <w:r>
+        <w:t xml:space="preserve"> </w:t>
+      </w:r>
+      <w:r>
+        <w:t xml:space="preserve">level relative to all prior phases; nevertheless, due to insufficient</w:t>
+      </w:r>
+      <w:r>
+        <w:t xml:space="preserve"> </w:t>
+      </w:r>
+      <w:r>
+        <w:t xml:space="preserve">power in this study, we cannot conclusively determine whether this</w:t>
+      </w:r>
+      <w:r>
+        <w:t xml:space="preserve"> </w:t>
+      </w:r>
+      <w:r>
+        <w:t xml:space="preserve">reduction corresponds to complete elimination or merely a weakened</w:t>
+      </w:r>
+      <w:r>
+        <w:t xml:space="preserve"> </w:t>
+      </w:r>
+      <w:r>
+        <w:t xml:space="preserve">but residual trap.</w:t>
       </w:r>
     </w:p>
     <w:p>
@@ -17895,13 +18853,13 @@
         <w:pStyle w:val="BodyText"/>
       </w:pPr>
       <w:r>
-        <w:t xml:space="preserve">The mechanism behind these numbers is most concretely visible in</w:t>
-      </w:r>
-      <w:r>
-        <w:t xml:space="preserve"> </w:t>
-      </w:r>
-      <w:r>
-        <w:t xml:space="preserve">a single hand. Box 2 reproduces Phase 3.1 hand #146:</w:t>
+        <w:t xml:space="preserve">The mechanism underlying these values is best shown in a single</w:t>
+      </w:r>
+      <w:r>
+        <w:t xml:space="preserve"> </w:t>
+      </w:r>
+      <w:r>
+        <w:t xml:space="preserve">hand. Box 2 reproduces Phase 3.1 hand #146:</w:t>
       </w:r>
       <w:r>
         <w:t xml:space="preserve"> </w:t>
@@ -17915,10 +18873,7 @@
         <w:t xml:space="preserve">Wall</w:t>
       </w:r>
       <w:r>
-        <w:t xml:space="preserve"> </w:t>
-      </w:r>
-      <w:r>
-        <w:t xml:space="preserve">holding</w:t>
+        <w:t xml:space="preserve">, holding</w:t>
       </w:r>
       <w:r>
         <w:t xml:space="preserve"> </w:t>
@@ -17961,13 +18916,13 @@
         </m:r>
       </m:oMath>
       <w:r>
-        <w:t xml:space="preserve">) calls</w:t>
-      </w:r>
-      <w:r>
-        <w:t xml:space="preserve"> </w:t>
-      </w:r>
-      <w:r>
-        <w:t xml:space="preserve">a flop continuation bet</w:t>
+        <w:t xml:space="preserve">), calls a flop continuation</w:t>
+      </w:r>
+      <w:r>
+        <w:t xml:space="preserve"> </w:t>
+      </w:r>
+      <w:r>
+        <w:t xml:space="preserve">bet</w:t>
       </w:r>
       <w:r>
         <w:rPr>
@@ -18016,23 +18971,13 @@
         <w:footnoteReference w:id="74"/>
       </w:r>
       <w:r>
-        <w:t xml:space="preserve">,</w:t>
-      </w:r>
-      <w:r>
-        <w:t xml:space="preserve"> </w:t>
-      </w:r>
-      <w:r>
-        <w:rPr>
-          <w:iCs/>
-          <w:i/>
-        </w:rPr>
-        <w:t xml:space="preserve">bets</w:t>
-      </w:r>
-      <w:r>
-        <w:t xml:space="preserve"> </w:t>
-      </w:r>
-      <w:r>
-        <w:t xml:space="preserve">the river for value, and wins 32 chips. Canonical</w:t>
+        <w:t xml:space="preserve">, places</w:t>
+      </w:r>
+      <w:r>
+        <w:t xml:space="preserve"> </w:t>
+      </w:r>
+      <w:r>
+        <w:t xml:space="preserve">a value bet on the river, and wins 32 chips. Canonical</w:t>
       </w:r>
       <w:r>
         <w:t xml:space="preserve"> </w:t>
@@ -18049,13 +18994,19 @@
         <w:t xml:space="preserve"> </w:t>
       </w:r>
       <w:r>
-        <w:t xml:space="preserve">never bets the river in any Phase 1, Phase 2, or</w:t>
-      </w:r>
-      <w:r>
-        <w:t xml:space="preserve"> </w:t>
-      </w:r>
-      <w:r>
-        <w:t xml:space="preserve">Phase 3 dataset; Phase 3.1</w:t>
+        <w:t xml:space="preserve">never makes a river bet anywhere in the Phase 1, Phase 2, or Phase 3</w:t>
+      </w:r>
+      <w:r>
+        <w:t xml:space="preserve"> </w:t>
+      </w:r>
+      <w:r>
+        <w:t xml:space="preserve">datasets; conversely, with chain-of-thought reasoning added to its</w:t>
+      </w:r>
+      <w:r>
+        <w:t xml:space="preserve"> </w:t>
+      </w:r>
+      <w:r>
+        <w:t xml:space="preserve">decision-making during Phase 3.1,</w:t>
       </w:r>
       <w:r>
         <w:t xml:space="preserve"> </w:t>
@@ -18069,13 +19020,10 @@
         <w:t xml:space="preserve">Wall</w:t>
       </w:r>
       <w:r>
-        <w:t xml:space="preserve">, with reasoning</w:t>
-      </w:r>
-      <w:r>
-        <w:t xml:space="preserve"> </w:t>
-      </w:r>
-      <w:r>
-        <w:t xml:space="preserve">scaffolding, does.</w:t>
+        <w:t xml:space="preserve"> </w:t>
+      </w:r>
+      <w:r>
+        <w:t xml:space="preserve">does.</w:t>
       </w:r>
     </w:p>
     <w:p>
@@ -23989,19 +24937,13 @@
         <w:t xml:space="preserve"> </w:t>
       </w:r>
       <w:r>
-        <w:t xml:space="preserve">between</w:t>
-      </w:r>
-      <w:r>
-        <w:t xml:space="preserve"> </w:t>
-      </w:r>
-      <w:r>
-        <w:t xml:space="preserve">two parameter vectors is the sum of absolute differences across</w:t>
-      </w:r>
-      <w:r>
-        <w:t xml:space="preserve"> </w:t>
-      </w:r>
-      <w:r>
-        <w:t xml:space="preserve">all 36 (round, action) slots. Larger</w:t>
+        <w:t xml:space="preserve">between two parameter vectors is the sum of absolute</w:t>
+      </w:r>
+      <w:r>
+        <w:t xml:space="preserve"> </w:t>
+      </w:r>
+      <w:r>
+        <w:t xml:space="preserve">differences across all 36 (round, action) slots. Larger</w:t>
       </w:r>
       <w:r>
         <w:t xml:space="preserve"> </w:t>
@@ -24024,13 +24966,13 @@
         <w:t xml:space="preserve"> </w:t>
       </w:r>
       <w:r>
-        <w:t xml:space="preserve">means the agent has</w:t>
-      </w:r>
-      <w:r>
-        <w:t xml:space="preserve"> </w:t>
-      </w:r>
-      <w:r>
-        <w:t xml:space="preserve">moved further from its starting parameters.</w:t>
+        <w:t xml:space="preserve">means</w:t>
+      </w:r>
+      <w:r>
+        <w:t xml:space="preserve"> </w:t>
+      </w:r>
+      <w:r>
+        <w:t xml:space="preserve">the agent has moved further from its starting parameters.</w:t>
       </w:r>
     </w:p>
   </w:footnote>

--- a/paper_resources/manuscript/main.docx
+++ b/paper_resources/manuscript/main.docx
@@ -1357,37 +1357,7 @@
         <w:t xml:space="preserve"> </w:t>
       </w:r>
       <w:r>
-        <w:t xml:space="preserve">trained</w:t>
-      </w:r>
-      <w:r>
-        <w:t xml:space="preserve"> </w:t>
-      </w:r>
-      <w:r>
-        <w:t xml:space="preserve">on</w:t>
-      </w:r>
-      <w:r>
-        <w:t xml:space="preserve"> </w:t>
-      </w:r>
-      <w:r>
-        <w:t xml:space="preserve">a</w:t>
-      </w:r>
-      <w:r>
-        <w:t xml:space="preserve"> </w:t>
-      </w:r>
-      <w:r>
-        <w:t xml:space="preserve">Chain-of-Thought</w:t>
-      </w:r>
-      <w:r>
-        <w:t xml:space="preserve"> </w:t>
-      </w:r>
-      <w:r>
-        <w:t xml:space="preserve">architecture</w:t>
-      </w:r>
-      <w:r>
-        <w:t xml:space="preserve"> </w:t>
-      </w:r>
-      <w:r>
-        <w:t xml:space="preserve">combined</w:t>
+        <w:t xml:space="preserve">augmented</w:t>
       </w:r>
       <w:r>
         <w:t xml:space="preserve"> </w:t>
@@ -1399,13 +1369,25 @@
         <w:t xml:space="preserve"> </w:t>
       </w:r>
       <w:r>
-        <w:t xml:space="preserve">Per-Opponent</w:t>
-      </w:r>
-      <w:r>
-        <w:t xml:space="preserve"> </w:t>
-      </w:r>
-      <w:r>
-        <w:t xml:space="preserve">Memory</w:t>
+        <w:t xml:space="preserve">chain-of-thought</w:t>
+      </w:r>
+      <w:r>
+        <w:t xml:space="preserve"> </w:t>
+      </w:r>
+      <w:r>
+        <w:t xml:space="preserve">prompting,</w:t>
+      </w:r>
+      <w:r>
+        <w:t xml:space="preserve"> </w:t>
+      </w:r>
+      <w:r>
+        <w:t xml:space="preserve">per-opponent</w:t>
+      </w:r>
+      <w:r>
+        <w:t xml:space="preserve"> </w:t>
+      </w:r>
+      <w:r>
+        <w:t xml:space="preserve">memory,</w:t>
       </w:r>
       <w:r>
         <w:t xml:space="preserve"> </w:t>
@@ -1417,19 +1399,19 @@
         <w:t xml:space="preserve"> </w:t>
       </w:r>
       <w:r>
-        <w:t xml:space="preserve">Self-Updating</w:t>
-      </w:r>
-      <w:r>
-        <w:t xml:space="preserve"> </w:t>
-      </w:r>
-      <w:r>
-        <w:t xml:space="preserve">Strategy</w:t>
-      </w:r>
-      <w:r>
-        <w:t xml:space="preserve"> </w:t>
-      </w:r>
-      <w:r>
-        <w:t xml:space="preserve">Notes).</w:t>
+        <w:t xml:space="preserve">self-updated</w:t>
+      </w:r>
+      <w:r>
+        <w:t xml:space="preserve"> </w:t>
+      </w:r>
+      <w:r>
+        <w:t xml:space="preserve">strategy</w:t>
+      </w:r>
+      <w:r>
+        <w:t xml:space="preserve"> </w:t>
+      </w:r>
+      <w:r>
+        <w:t xml:space="preserve">notes).</w:t>
       </w:r>
       <w:r>
         <w:t xml:space="preserve"> </w:t>
@@ -1986,25 +1968,19 @@
         <w:t xml:space="preserve"> </w:t>
       </w:r>
       <w:r>
-        <w:t xml:space="preserve">higher</w:t>
-      </w:r>
-      <w:r>
-        <w:t xml:space="preserve"> </w:t>
-      </w:r>
-      <w:r>
-        <w:t xml:space="preserve">amount</w:t>
-      </w:r>
-      <w:r>
-        <w:t xml:space="preserve"> </w:t>
-      </w:r>
-      <w:r>
-        <w:t xml:space="preserve">of</w:t>
-      </w:r>
-      <w:r>
-        <w:t xml:space="preserve"> </w:t>
-      </w:r>
-      <w:r>
-        <w:t xml:space="preserve">noise</w:t>
+        <w:t xml:space="preserve">larger</w:t>
+      </w:r>
+      <w:r>
+        <w:t xml:space="preserve"> </w:t>
+      </w:r>
+      <w:r>
+        <w:t xml:space="preserve">step</w:t>
+      </w:r>
+      <w:r>
+        <w:t xml:space="preserve"> </w:t>
+      </w:r>
+      <w:r>
+        <w:t xml:space="preserve">size</w:t>
       </w:r>
       <w:r>
         <w:t xml:space="preserve"> </w:t>
@@ -3618,67 +3594,49 @@
         <w:t xml:space="preserve"> </w:t>
       </w:r>
       <w:r>
-        <w:t xml:space="preserve">decisions made by each of the prisoners. Both prisoners choosing</w:t>
-      </w:r>
-      <w:r>
-        <w:t xml:space="preserve"> </w:t>
-      </w:r>
-      <w:r>
-        <w:t xml:space="preserve">option (A), i.e., Cooperating with one another results in both</w:t>
-      </w:r>
-      <w:r>
-        <w:t xml:space="preserve"> </w:t>
-      </w:r>
-      <w:r>
-        <w:t xml:space="preserve">prisoners receiving a moderate penalty for doing so; However, each</w:t>
-      </w:r>
-      <w:r>
-        <w:t xml:space="preserve"> </w:t>
-      </w:r>
-      <w:r>
-        <w:t xml:space="preserve">prisoner receives a significant reward. When one prisoner chooses</w:t>
-      </w:r>
-      <w:r>
-        <w:t xml:space="preserve"> </w:t>
-      </w:r>
-      <w:r>
-        <w:t xml:space="preserve">option (A), i.e., Cooperates and the other prisoner selects option</w:t>
-      </w:r>
-      <w:r>
-        <w:t xml:space="preserve"> </w:t>
-      </w:r>
-      <w:r>
-        <w:t xml:space="preserve">(B), i.e., Defects, the prisoner who selected option (A) incurs a</w:t>
-      </w:r>
-      <w:r>
-        <w:t xml:space="preserve"> </w:t>
-      </w:r>
-      <w:r>
-        <w:t xml:space="preserve">loss whereas the prisoner who chose option (B) receives a</w:t>
-      </w:r>
-      <w:r>
-        <w:t xml:space="preserve"> </w:t>
-      </w:r>
-      <w:r>
-        <w:t xml:space="preserve">significant reward and pays no penalties. Conversely, when both</w:t>
-      </w:r>
-      <w:r>
-        <w:t xml:space="preserve"> </w:t>
-      </w:r>
-      <w:r>
-        <w:t xml:space="preserve">prisoners select option (B), i.e., Defect, both receive no rewards.</w:t>
-      </w:r>
-      <w:r>
-        <w:t xml:space="preserve"> </w:t>
-      </w:r>
-      <w:r>
-        <w:t xml:space="preserve">Figure 1 illustrates these four possible outcomes using</w:t>
-      </w:r>
-      <w:r>
-        <w:t xml:space="preserve"> </w:t>
-      </w:r>
-      <w:r>
-        <w:t xml:space="preserve">the format created by Nicky Case titled</w:t>
+        <w:t xml:space="preserve">decisions made by each of the prisoners. When both prisoners choose</w:t>
+      </w:r>
+      <w:r>
+        <w:t xml:space="preserve"> </w:t>
+      </w:r>
+      <w:r>
+        <w:t xml:space="preserve">option (A)—i.e., cooperate with one another—each receives a</w:t>
+      </w:r>
+      <w:r>
+        <w:t xml:space="preserve"> </w:t>
+      </w:r>
+      <w:r>
+        <w:t xml:space="preserve">moderate reward. When one prisoner chooses option (A) (cooperates)</w:t>
+      </w:r>
+      <w:r>
+        <w:t xml:space="preserve"> </w:t>
+      </w:r>
+      <w:r>
+        <w:t xml:space="preserve">and the other selects option (B) (defects), the cooperator incurs a</w:t>
+      </w:r>
+      <w:r>
+        <w:t xml:space="preserve"> </w:t>
+      </w:r>
+      <w:r>
+        <w:t xml:space="preserve">loss while the defector receives the largest reward and pays no</w:t>
+      </w:r>
+      <w:r>
+        <w:t xml:space="preserve"> </w:t>
+      </w:r>
+      <w:r>
+        <w:t xml:space="preserve">penalty. When both prisoners select option (B), i.e., defect,</w:t>
+      </w:r>
+      <w:r>
+        <w:t xml:space="preserve"> </w:t>
+      </w:r>
+      <w:r>
+        <w:t xml:space="preserve">neither receives any reward. Figure 1 illustrates these</w:t>
+      </w:r>
+      <w:r>
+        <w:t xml:space="preserve"> </w:t>
+      </w:r>
+      <w:r>
+        <w:t xml:space="preserve">four possible outcomes using the framing of Nicky Case’s</w:t>
       </w:r>
       <w:r>
         <w:t xml:space="preserve"> </w:t>
@@ -3694,7 +3652,13 @@
         <w:t xml:space="preserve"> </w:t>
       </w:r>
       <w:r>
-        <w:t xml:space="preserve">Interactive: Mutual Cooperation provides a reward of</w:t>
+        <w:t xml:space="preserve">interactive: mutual cooperation provides</w:t>
+      </w:r>
+      <w:r>
+        <w:t xml:space="preserve"> </w:t>
+      </w:r>
+      <w:r>
+        <w:t xml:space="preserve">a reward of</w:t>
       </w:r>
       <w:r>
         <w:t xml:space="preserve"> </w:t>
@@ -3714,13 +3678,13 @@
         <w:t xml:space="preserve"> </w:t>
       </w:r>
       <w:r>
-        <w:t xml:space="preserve">to both</w:t>
-      </w:r>
-      <w:r>
-        <w:t xml:space="preserve"> </w:t>
-      </w:r>
-      <w:r>
-        <w:t xml:space="preserve">players; Mutually Defecting provides a reward of</w:t>
+        <w:t xml:space="preserve">to both players; mutual defection provides a reward</w:t>
+      </w:r>
+      <w:r>
+        <w:t xml:space="preserve"> </w:t>
+      </w:r>
+      <w:r>
+        <w:t xml:space="preserve">of</w:t>
       </w:r>
       <w:r>
         <w:t xml:space="preserve"> </w:t>
@@ -3734,19 +3698,13 @@
         <w:t xml:space="preserve"> </w:t>
       </w:r>
       <w:r>
-        <w:t xml:space="preserve">to both</w:t>
-      </w:r>
-      <w:r>
-        <w:t xml:space="preserve"> </w:t>
-      </w:r>
-      <w:r>
-        <w:t xml:space="preserve">players; and Unilaterally Defecting Against Another Player Who Has</w:t>
-      </w:r>
-      <w:r>
-        <w:t xml:space="preserve"> </w:t>
-      </w:r>
-      <w:r>
-        <w:t xml:space="preserve">Chosen To Cooperate Provides a Reward of</w:t>
+        <w:t xml:space="preserve">to both players; and unilaterally defecting against a</w:t>
+      </w:r>
+      <w:r>
+        <w:t xml:space="preserve"> </w:t>
+      </w:r>
+      <w:r>
+        <w:t xml:space="preserve">cooperator provides a reward of</w:t>
       </w:r>
       <w:r>
         <w:t xml:space="preserve"> </w:t>
@@ -3766,13 +3724,7 @@
         <w:t xml:space="preserve"> </w:t>
       </w:r>
       <w:r>
-        <w:t xml:space="preserve">to the player who</w:t>
-      </w:r>
-      <w:r>
-        <w:t xml:space="preserve"> </w:t>
-      </w:r>
-      <w:r>
-        <w:t xml:space="preserve">unilaterally defected and a loss of</w:t>
+        <w:t xml:space="preserve">to the defector and a loss of</w:t>
       </w:r>
       <w:r>
         <w:t xml:space="preserve"> </w:t>
@@ -3792,13 +3744,7 @@
         <w:t xml:space="preserve"> </w:t>
       </w:r>
       <w:r>
-        <w:t xml:space="preserve">to the player who</w:t>
-      </w:r>
-      <w:r>
-        <w:t xml:space="preserve"> </w:t>
-      </w:r>
-      <w:r>
-        <w:t xml:space="preserve">cooperated. In terms of rational self-interest, each prisoner has</w:t>
+        <w:t xml:space="preserve">to the cooperator. In terms of rational self-interest, each prisoner has</w:t>
       </w:r>
       <w:r>
         <w:t xml:space="preserve"> </w:t>
@@ -5784,6 +5730,15 @@
           <m:t>=</m:t>
         </m:r>
         <m:r>
+          <m:t>1</m:t>
+        </m:r>
+        <m:r>
+          <m:rPr>
+            <m:sty m:val="p"/>
+          </m:rPr>
+          <m:t>−</m:t>
+        </m:r>
+        <m:r>
           <m:t>P</m:t>
         </m:r>
         <m:d>
@@ -5799,7 +5754,7 @@
                 <m:nor/>
                 <m:sty m:val="p"/>
               </m:rPr>
-              <m:t>bet</m:t>
+              <m:t>bluff</m:t>
             </m:r>
             <m:r>
               <m:rPr>
@@ -5812,66 +5767,8 @@
                 <m:nor/>
                 <m:sty m:val="p"/>
               </m:rPr>
-              <m:t>strong</m:t>
+              <m:t>weak</m:t>
             </m:r>
-          </m:e>
-        </m:d>
-        <m:r>
-          <m:rPr>
-            <m:sty m:val="p"/>
-          </m:rPr>
-          <m:t>⋅</m:t>
-        </m:r>
-        <m:d>
-          <m:dPr>
-            <m:begChr m:val="("/>
-            <m:endChr m:val=")"/>
-            <m:sepChr m:val=""/>
-            <m:grow/>
-          </m:dPr>
-          <m:e>
-            <m:r>
-              <m:t>1</m:t>
-            </m:r>
-            <m:r>
-              <m:rPr>
-                <m:sty m:val="p"/>
-              </m:rPr>
-              <m:t>−</m:t>
-            </m:r>
-            <m:r>
-              <m:t>P</m:t>
-            </m:r>
-            <m:d>
-              <m:dPr>
-                <m:begChr m:val="("/>
-                <m:endChr m:val=")"/>
-                <m:sepChr m:val=""/>
-                <m:grow/>
-              </m:dPr>
-              <m:e>
-                <m:r>
-                  <m:rPr>
-                    <m:nor/>
-                    <m:sty m:val="p"/>
-                  </m:rPr>
-                  <m:t>bluff</m:t>
-                </m:r>
-                <m:r>
-                  <m:rPr>
-                    <m:sty m:val="p"/>
-                  </m:rPr>
-                  <m:t>∣</m:t>
-                </m:r>
-                <m:r>
-                  <m:rPr>
-                    <m:nor/>
-                    <m:sty m:val="p"/>
-                  </m:rPr>
-                  <m:t>weak</m:t>
-                </m:r>
-              </m:e>
-            </m:d>
           </m:e>
         </m:d>
       </m:oMath>
@@ -5959,7 +5856,7 @@
         <w:t xml:space="preserve"> </w:t>
       </w:r>
       <w:r>
-        <w:t xml:space="preserve">honesty 0.75.</w:t>
+        <w:t xml:space="preserve">honesty 0.67.</w:t>
       </w:r>
       <w:r>
         <w:t xml:space="preserve"> </w:t>
@@ -6995,7 +6892,7 @@
         <w:t xml:space="preserve"> </w:t>
       </w:r>
       <w:r>
-        <w:t xml:space="preserve">honesty 0.78.</w:t>
+        <w:t xml:space="preserve">honesty 0.91.</w:t>
       </w:r>
       <w:r>
         <w:t xml:space="preserve"> </w:t>
@@ -7168,7 +7065,7 @@
         <w:t xml:space="preserve"> </w:t>
       </w:r>
       <w:r>
-        <w:t xml:space="preserve">honesty 0.80.</w:t>
+        <w:t xml:space="preserve">honesty 0.92.</w:t>
       </w:r>
       <w:r>
         <w:t xml:space="preserve"> </w:t>
@@ -7630,7 +7527,7 @@
               <w:jc w:val="center"/>
             </w:pPr>
             <w:r>
-              <w:t xml:space="preserve">0.75</w:t>
+              <w:t xml:space="preserve">0.67</w:t>
             </w:r>
           </w:p>
         </w:tc>
@@ -8496,7 +8393,7 @@
               <w:jc w:val="center"/>
             </w:pPr>
             <w:r>
-              <w:t xml:space="preserve">0.78</w:t>
+              <w:t xml:space="preserve">0.91</w:t>
             </w:r>
           </w:p>
         </w:tc>
@@ -8755,7 +8652,7 @@
               <w:jc w:val="center"/>
             </w:pPr>
             <w:r>
-              <w:t xml:space="preserve">0.80</w:t>
+              <w:t xml:space="preserve">0.92</w:t>
             </w:r>
           </w:p>
         </w:tc>
@@ -9695,6 +9592,15 @@
           <m:t>=</m:t>
         </m:r>
         <m:r>
+          <m:t>1</m:t>
+        </m:r>
+        <m:r>
+          <m:rPr>
+            <m:sty m:val="p"/>
+          </m:rPr>
+          <m:t>−</m:t>
+        </m:r>
+        <m:r>
           <m:t>P</m:t>
         </m:r>
         <m:d>
@@ -9710,7 +9616,7 @@
                 <m:nor/>
                 <m:sty m:val="p"/>
               </m:rPr>
-              <m:t>bet</m:t>
+              <m:t>bluff</m:t>
             </m:r>
             <m:r>
               <m:rPr>
@@ -9723,74 +9629,22 @@
                 <m:nor/>
                 <m:sty m:val="p"/>
               </m:rPr>
-              <m:t>strong</m:t>
+              <m:t>weak</m:t>
             </m:r>
           </m:e>
         </m:d>
-        <m:r>
-          <m:rPr>
-            <m:sty m:val="p"/>
-          </m:rPr>
-          <m:t>⋅</m:t>
-        </m:r>
-        <m:d>
-          <m:dPr>
-            <m:begChr m:val="("/>
-            <m:endChr m:val=")"/>
-            <m:sepChr m:val=""/>
-            <m:grow/>
-          </m:dPr>
-          <m:e>
-            <m:r>
-              <m:t>1</m:t>
-            </m:r>
-            <m:r>
-              <m:rPr>
-                <m:sty m:val="p"/>
-              </m:rPr>
-              <m:t>−</m:t>
-            </m:r>
-            <m:r>
-              <m:t>P</m:t>
-            </m:r>
-            <m:d>
-              <m:dPr>
-                <m:begChr m:val="("/>
-                <m:endChr m:val=")"/>
-                <m:sepChr m:val=""/>
-                <m:grow/>
-              </m:dPr>
-              <m:e>
-                <m:r>
-                  <m:rPr>
-                    <m:nor/>
-                    <m:sty m:val="p"/>
-                  </m:rPr>
-                  <m:t>bluff</m:t>
-                </m:r>
-                <m:r>
-                  <m:rPr>
-                    <m:sty m:val="p"/>
-                  </m:rPr>
-                  <m:t>∣</m:t>
-                </m:r>
-                <m:r>
-                  <m:rPr>
-                    <m:nor/>
-                    <m:sty m:val="p"/>
-                  </m:rPr>
-                  <m:t>weak</m:t>
-                </m:r>
-              </m:e>
-            </m:d>
-          </m:e>
-        </m:d>
       </m:oMath>
       <w:r>
         <w:t xml:space="preserve"> </w:t>
       </w:r>
       <w:r>
-        <w:t xml:space="preserve">is the archetype’s honesty</w:t>
+        <w:t xml:space="preserve">is the</w:t>
+      </w:r>
+      <w:r>
+        <w:t xml:space="preserve"> </w:t>
+      </w:r>
+      <w:r>
+        <w:t xml:space="preserve">archetype’s honesty</w:t>
       </w:r>
       <w:r>
         <w:t xml:space="preserve"> </w:t>
@@ -9802,13 +9656,13 @@
         <w:t xml:space="preserve"> </w:t>
       </w:r>
       <w:r>
-        <w:t xml:space="preserve">here we have chosen the product form for simplicity, and we report</w:t>
-      </w:r>
-      <w:r>
-        <w:t xml:space="preserve"> </w:t>
-      </w:r>
-      <w:r>
-        <w:t xml:space="preserve">results under this definition throughout. In addition, in our</w:t>
+        <w:t xml:space="preserve">here we have chosen this simple form, and we report results under</w:t>
+      </w:r>
+      <w:r>
+        <w:t xml:space="preserve"> </w:t>
+      </w:r>
+      <w:r>
+        <w:t xml:space="preserve">this definition throughout. In addition, in our</w:t>
       </w:r>
       <w:r>
         <w:t xml:space="preserve"> </w:t>
@@ -11729,7 +11583,7 @@
         <w:t xml:space="preserve"> </w:t>
       </w:r>
       <w:r>
-        <w:t xml:space="preserve">4-bet</w:t>
+        <w:t xml:space="preserve">3-bet</w:t>
       </w:r>
       <w:r>
         <w:rPr>
@@ -12258,7 +12112,7 @@
                 <w:iCs/>
                 <w:i/>
               </w:rPr>
-              <w:t xml:space="preserve">calls 4-bet pot with 2-5 off</w:t>
+              <w:t xml:space="preserve">calls 3-bet pot with 2-5 off</w:t>
             </w:r>
           </w:p>
         </w:tc>
@@ -13012,13 +12866,13 @@
         <w:t xml:space="preserve"> </w:t>
       </w:r>
       <w:r>
-        <w:t xml:space="preserve">choose exploitation targets, classifies only 3 of 7 opponents</w:t>
-      </w:r>
-      <w:r>
-        <w:t xml:space="preserve"> </w:t>
-      </w:r>
-      <w:r>
-        <w:t xml:space="preserve">reliably above the prespecified 0.60 confidence threshold after</w:t>
+        <w:t xml:space="preserve">choose exploitation targets, reliably classifies only 2 of 7</w:t>
+      </w:r>
+      <w:r>
+        <w:t xml:space="preserve"> </w:t>
+      </w:r>
+      <w:r>
+        <w:t xml:space="preserve">opponents above the prespecified 0.60 confidence threshold after</w:t>
       </w:r>
       <w:r>
         <w:t xml:space="preserve"> </w:t>
@@ -13030,10 +12884,7 @@
         <w:t xml:space="preserve">,</w:t>
       </w:r>
       <w:r>
-        <w:t xml:space="preserve">000 hands:</w:t>
-      </w:r>
-      <w:r>
-        <w:t xml:space="preserve"> </w:t>
+        <w:t xml:space="preserve">000 hands—</w:t>
       </w:r>
       <w:r>
         <w:rPr>
@@ -13064,7 +12915,7 @@
         </m:r>
       </m:oMath>
       <w:r>
-        <w:t xml:space="preserve">),</w:t>
+        <w:t xml:space="preserve">) and</w:t>
       </w:r>
       <w:r>
         <w:t xml:space="preserve"> </w:t>
@@ -13098,7 +12949,7 @@
         </m:r>
       </m:oMath>
       <w:r>
-        <w:t xml:space="preserve">), and occasionally</w:t>
+        <w:t xml:space="preserve">)—with</w:t>
       </w:r>
       <w:r>
         <w:t xml:space="preserve"> </w:t>
@@ -13115,7 +12966,13 @@
         <w:t xml:space="preserve"> </w:t>
       </w:r>
       <w:r>
-        <w:t xml:space="preserve">(</w:t>
+        <w:t xml:space="preserve">only occasionally crossing</w:t>
+      </w:r>
+      <w:r>
+        <w:t xml:space="preserve"> </w:t>
+      </w:r>
+      <w:r>
+        <w:t xml:space="preserve">the threshold (</w:t>
       </w:r>
       <m:oMath>
         <m:r>
@@ -15372,7 +15229,13 @@
         <w:t xml:space="preserve"> </w:t>
       </w:r>
       <w:r>
-        <w:t xml:space="preserve">fingerprints): CS drops from</w:t>
+        <w:t xml:space="preserve">fingerprints). Among the secondary</w:t>
+      </w:r>
+      <w:r>
+        <w:t xml:space="preserve"> </w:t>
+      </w:r>
+      <w:r>
+        <w:t xml:space="preserve">metrics, CS drops from</w:t>
       </w:r>
       <w:r>
         <w:t xml:space="preserve"> </w:t>
@@ -22338,6 +22201,15 @@
           <m:t>=</m:t>
         </m:r>
         <m:r>
+          <m:t>1</m:t>
+        </m:r>
+        <m:r>
+          <m:rPr>
+            <m:sty m:val="p"/>
+          </m:rPr>
+          <m:t>−</m:t>
+        </m:r>
+        <m:r>
           <m:t>P</m:t>
         </m:r>
         <m:d>
@@ -22353,7 +22225,7 @@
                 <m:nor/>
                 <m:sty m:val="p"/>
               </m:rPr>
-              <m:t>bet</m:t>
+              <m:t>bluff</m:t>
             </m:r>
             <m:r>
               <m:rPr>
@@ -22366,68 +22238,10 @@
                 <m:nor/>
                 <m:sty m:val="p"/>
               </m:rPr>
-              <m:t>strong</m:t>
+              <m:t>weak</m:t>
             </m:r>
           </m:e>
         </m:d>
-        <m:r>
-          <m:rPr>
-            <m:sty m:val="p"/>
-          </m:rPr>
-          <m:t>⋅</m:t>
-        </m:r>
-        <m:d>
-          <m:dPr>
-            <m:begChr m:val="("/>
-            <m:endChr m:val=")"/>
-            <m:sepChr m:val=""/>
-            <m:grow/>
-          </m:dPr>
-          <m:e>
-            <m:r>
-              <m:t>1</m:t>
-            </m:r>
-            <m:r>
-              <m:rPr>
-                <m:sty m:val="p"/>
-              </m:rPr>
-              <m:t>−</m:t>
-            </m:r>
-            <m:r>
-              <m:t>P</m:t>
-            </m:r>
-            <m:d>
-              <m:dPr>
-                <m:begChr m:val="("/>
-                <m:endChr m:val=")"/>
-                <m:sepChr m:val=""/>
-                <m:grow/>
-              </m:dPr>
-              <m:e>
-                <m:r>
-                  <m:rPr>
-                    <m:nor/>
-                    <m:sty m:val="p"/>
-                  </m:rPr>
-                  <m:t>bluff</m:t>
-                </m:r>
-                <m:r>
-                  <m:rPr>
-                    <m:sty m:val="p"/>
-                  </m:rPr>
-                  <m:t>∣</m:t>
-                </m:r>
-                <m:r>
-                  <m:rPr>
-                    <m:nor/>
-                    <m:sty m:val="p"/>
-                  </m:rPr>
-                  <m:t>weak</m:t>
-                </m:r>
-              </m:e>
-            </m:d>
-          </m:e>
-        </m:d>
       </m:oMath>
       <w:r>
         <w:t xml:space="preserve"> </w:t>
@@ -22439,13 +22253,19 @@
         <w:t xml:space="preserve"> </w:t>
       </w:r>
       <w:r>
-        <w:t xml:space="preserve">plausible functional forms and the trust–profit correlation is</w:t>
-      </w:r>
-      <w:r>
-        <w:t xml:space="preserve"> </w:t>
-      </w:r>
-      <w:r>
-        <w:t xml:space="preserve">mechanically anchored on this choice; the rebuy economics</w:t>
+        <w:t xml:space="preserve">plausible functional forms (a value-bet-weighted product form is</w:t>
+      </w:r>
+      <w:r>
+        <w:t xml:space="preserve"> </w:t>
+      </w:r>
+      <w:r>
+        <w:t xml:space="preserve">another) and the trust–profit correlation is mechanically anchored</w:t>
+      </w:r>
+      <w:r>
+        <w:t xml:space="preserve"> </w:t>
+      </w:r>
+      <w:r>
+        <w:t xml:space="preserve">on this choice; the rebuy economics</w:t>
       </w:r>
       <w:r>
         <w:t xml:space="preserve"> </w:t>

--- a/paper_resources/manuscript/main.docx
+++ b/paper_resources/manuscript/main.docx
@@ -4130,7 +4130,6 @@
         <w:rPr>
           <w:bCs/>
           <w:b/>
-          <w:color w:val="CDD3D8"/>
         </w:rPr>
         <w:t xml:space="preserve">Mirror</w:t>
       </w:r>
@@ -5838,7 +5837,6 @@
         <w:rPr>
           <w:bCs/>
           <w:b/>
-          <w:color w:val="A8B5C3"/>
         </w:rPr>
         <w:t xml:space="preserve">Oracle</w:t>
       </w:r>
@@ -6023,7 +6021,6 @@
         <w:rPr>
           <w:bCs/>
           <w:b/>
-          <w:color w:val="5C8159"/>
         </w:rPr>
         <w:t xml:space="preserve">Sentinel</w:t>
       </w:r>
@@ -6184,7 +6181,6 @@
         <w:rPr>
           <w:bCs/>
           <w:b/>
-          <w:color w:val="E75D3C"/>
         </w:rPr>
         <w:t xml:space="preserve">Firestorm</w:t>
       </w:r>
@@ -6345,7 +6341,6 @@
         <w:rPr>
           <w:bCs/>
           <w:b/>
-          <w:color w:val="A2A7A9"/>
         </w:rPr>
         <w:t xml:space="preserve">Wall</w:t>
       </w:r>
@@ -6512,7 +6507,6 @@
         <w:rPr>
           <w:bCs/>
           <w:b/>
-          <w:color w:val="836F91"/>
         </w:rPr>
         <w:t xml:space="preserve">Phantom</w:t>
       </w:r>
@@ -6673,7 +6667,6 @@
         <w:rPr>
           <w:bCs/>
           <w:b/>
-          <w:color w:val="B93C41"/>
         </w:rPr>
         <w:t xml:space="preserve">Predator</w:t>
       </w:r>
@@ -6874,7 +6867,6 @@
         <w:rPr>
           <w:bCs/>
           <w:b/>
-          <w:color w:val="CDD3D8"/>
         </w:rPr>
         <w:t xml:space="preserve">Mirror</w:t>
       </w:r>
@@ -7047,7 +7039,6 @@
         <w:rPr>
           <w:bCs/>
           <w:b/>
-          <w:color w:val="3F4F7C"/>
         </w:rPr>
         <w:t xml:space="preserve">Judge</w:t>
       </w:r>
@@ -7414,7 +7405,6 @@
               <w:rPr>
                 <w:bCs/>
                 <w:b/>
-                <w:color w:val="A8B5C3"/>
               </w:rPr>
               <w:t xml:space="preserve">Oracle</w:t>
             </w:r>
@@ -7556,7 +7546,6 @@
               <w:rPr>
                 <w:bCs/>
                 <w:b/>
-                <w:color w:val="5C8159"/>
               </w:rPr>
               <w:t xml:space="preserve">Sentinel</w:t>
             </w:r>
@@ -7698,7 +7687,6 @@
               <w:rPr>
                 <w:bCs/>
                 <w:b/>
-                <w:color w:val="E75D3C"/>
               </w:rPr>
               <w:t xml:space="preserve">Firestorm</w:t>
             </w:r>
@@ -7840,7 +7828,6 @@
               <w:rPr>
                 <w:bCs/>
                 <w:b/>
-                <w:color w:val="A2A7A9"/>
               </w:rPr>
               <w:t xml:space="preserve">Wall</w:t>
             </w:r>
@@ -7982,7 +7969,6 @@
               <w:rPr>
                 <w:bCs/>
                 <w:b/>
-                <w:color w:val="836F91"/>
               </w:rPr>
               <w:t xml:space="preserve">Phantom</w:t>
             </w:r>
@@ -8169,7 +8155,6 @@
               <w:rPr>
                 <w:bCs/>
                 <w:b/>
-                <w:color w:val="B93C41"/>
               </w:rPr>
               <w:t xml:space="preserve">Predator</w:t>
             </w:r>
@@ -8306,7 +8291,6 @@
               <w:rPr>
                 <w:bCs/>
                 <w:b/>
-                <w:color w:val="CDD3D8"/>
               </w:rPr>
               <w:t xml:space="preserve">Mirror</w:t>
             </w:r>
@@ -8422,7 +8406,6 @@
               <w:rPr>
                 <w:bCs/>
                 <w:b/>
-                <w:color w:val="3F4F7C"/>
               </w:rPr>
               <w:t xml:space="preserve">Judge</w:t>
             </w:r>
@@ -9718,7 +9701,6 @@
           <w:b/>
           <w:iCs/>
           <w:i/>
-          <w:color w:val="5C8159"/>
         </w:rPr>
         <w:t xml:space="preserve">Sentinel</w:t>
       </w:r>
@@ -9742,7 +9724,6 @@
           <w:b/>
           <w:iCs/>
           <w:i/>
-          <w:color w:val="CDD3D8"/>
         </w:rPr>
         <w:t xml:space="preserve">Mirror</w:t>
       </w:r>
@@ -9773,7 +9754,6 @@
           <w:b/>
           <w:iCs/>
           <w:i/>
-          <w:color w:val="3F4F7C"/>
         </w:rPr>
         <w:t xml:space="preserve">Judge</w:t>
       </w:r>
@@ -11171,7 +11151,6 @@
         <w:rPr>
           <w:bCs/>
           <w:b/>
-          <w:color w:val="A2A7A9"/>
         </w:rPr>
         <w:t xml:space="preserve">Wall</w:t>
       </w:r>
@@ -11194,7 +11173,6 @@
         <w:rPr>
           <w:bCs/>
           <w:b/>
-          <w:color w:val="E75D3C"/>
         </w:rPr>
         <w:t xml:space="preserve">Firestorm</w:t>
       </w:r>
@@ -11217,7 +11195,6 @@
         <w:rPr>
           <w:bCs/>
           <w:b/>
-          <w:color w:val="E75D3C"/>
         </w:rPr>
         <w:t xml:space="preserve">Firestorm</w:t>
       </w:r>
@@ -11309,7 +11286,6 @@
         <w:rPr>
           <w:bCs/>
           <w:b/>
-          <w:color w:val="E75D3C"/>
         </w:rPr>
         <w:t xml:space="preserve">Firestorm</w:t>
       </w:r>
@@ -11429,7 +11405,6 @@
         <w:rPr>
           <w:bCs/>
           <w:b/>
-          <w:color w:val="E75D3C"/>
         </w:rPr>
         <w:t xml:space="preserve">Firestorm</w:t>
       </w:r>
@@ -11468,7 +11443,6 @@
         <w:rPr>
           <w:bCs/>
           <w:b/>
-          <w:color w:val="A2A7A9"/>
         </w:rPr>
         <w:t xml:space="preserve">Wall</w:t>
       </w:r>
@@ -11505,7 +11479,6 @@
         <w:rPr>
           <w:bCs/>
           <w:b/>
-          <w:color w:val="A2A7A9"/>
         </w:rPr>
         <w:t xml:space="preserve">Wall</w:t>
       </w:r>
@@ -11622,7 +11595,6 @@
         <w:rPr>
           <w:bCs/>
           <w:b/>
-          <w:color w:val="A2A7A9"/>
         </w:rPr>
         <w:t xml:space="preserve">Wall</w:t>
       </w:r>
@@ -11672,7 +11644,6 @@
         <w:rPr>
           <w:bCs/>
           <w:b/>
-          <w:color w:val="A2A7A9"/>
         </w:rPr>
         <w:t xml:space="preserve">Wall</w:t>
       </w:r>
@@ -11868,7 +11839,6 @@
               <w:rPr>
                 <w:bCs/>
                 <w:b/>
-                <w:color w:val="3F4F7C"/>
               </w:rPr>
               <w:t xml:space="preserve">Judge</w:t>
             </w:r>
@@ -11955,7 +11925,6 @@
               <w:rPr>
                 <w:bCs/>
                 <w:b/>
-                <w:color w:val="E75D3C"/>
               </w:rPr>
               <w:t xml:space="preserve">Firestorm</w:t>
             </w:r>
@@ -12046,7 +12015,6 @@
               <w:rPr>
                 <w:bCs/>
                 <w:b/>
-                <w:color w:val="A2A7A9"/>
               </w:rPr>
               <w:t xml:space="preserve">Wall</w:t>
             </w:r>
@@ -12141,7 +12109,6 @@
               <w:rPr>
                 <w:bCs/>
                 <w:b/>
-                <w:color w:val="3F4F7C"/>
               </w:rPr>
               <w:t xml:space="preserve">Judge</w:t>
             </w:r>
@@ -12284,7 +12251,6 @@
               <w:rPr>
                 <w:bCs/>
                 <w:b/>
-                <w:color w:val="3F4F7C"/>
               </w:rPr>
               <w:t xml:space="preserve">Judge</w:t>
             </w:r>
@@ -12301,7 +12267,6 @@
               <w:rPr>
                 <w:bCs/>
                 <w:b/>
-                <w:color w:val="E75D3C"/>
               </w:rPr>
               <w:t xml:space="preserve">Firestorm</w:t>
             </w:r>
@@ -12318,7 +12283,6 @@
               <w:rPr>
                 <w:bCs/>
                 <w:b/>
-                <w:color w:val="A2A7A9"/>
               </w:rPr>
               <w:t xml:space="preserve">Wall</w:t>
             </w:r>
@@ -12493,7 +12457,6 @@
               <w:rPr>
                 <w:bCs/>
                 <w:b/>
-                <w:color w:val="A2A7A9"/>
               </w:rPr>
               <w:t xml:space="preserve">Wall</w:t>
             </w:r>
@@ -12525,7 +12488,6 @@
         <w:rPr>
           <w:bCs/>
           <w:b/>
-          <w:color w:val="E75D3C"/>
         </w:rPr>
         <w:t xml:space="preserve">Firestorm</w:t>
       </w:r>
@@ -12584,7 +12546,6 @@
         <w:rPr>
           <w:bCs/>
           <w:b/>
-          <w:color w:val="3F4F7C"/>
         </w:rPr>
         <w:t xml:space="preserve">Judge</w:t>
       </w:r>
@@ -12627,7 +12588,6 @@
         <w:rPr>
           <w:bCs/>
           <w:b/>
-          <w:color w:val="A2A7A9"/>
         </w:rPr>
         <w:t xml:space="preserve">Wall</w:t>
       </w:r>
@@ -12735,7 +12695,6 @@
           <w:b/>
           <w:iCs/>
           <w:i/>
-          <w:color w:val="E75D3C"/>
         </w:rPr>
         <w:t xml:space="preserve">Firestorm</w:t>
       </w:r>
@@ -12801,7 +12760,6 @@
           <w:b/>
           <w:iCs/>
           <w:i/>
-          <w:color w:val="A2A7A9"/>
         </w:rPr>
         <w:t xml:space="preserve">Wall</w:t>
       </w:r>
@@ -12852,7 +12810,6 @@
         <w:rPr>
           <w:bCs/>
           <w:b/>
-          <w:color w:val="B93C41"/>
         </w:rPr>
         <w:t xml:space="preserve">Predator</w:t>
       </w:r>
@@ -12890,7 +12847,6 @@
         <w:rPr>
           <w:bCs/>
           <w:b/>
-          <w:color w:val="A2A7A9"/>
         </w:rPr>
         <w:t xml:space="preserve">Wall</w:t>
       </w:r>
@@ -12924,7 +12880,6 @@
         <w:rPr>
           <w:bCs/>
           <w:b/>
-          <w:color w:val="E75D3C"/>
         </w:rPr>
         <w:t xml:space="preserve">Firestorm</w:t>
       </w:r>
@@ -12958,7 +12913,6 @@
         <w:rPr>
           <w:bCs/>
           <w:b/>
-          <w:color w:val="836F91"/>
         </w:rPr>
         <w:t xml:space="preserve">Phantom</w:t>
       </w:r>
@@ -13010,7 +12964,6 @@
         <w:rPr>
           <w:bCs/>
           <w:b/>
-          <w:color w:val="5C8159"/>
         </w:rPr>
         <w:t xml:space="preserve">Sentinel</w:t>
       </w:r>
@@ -13024,7 +12977,6 @@
         <w:rPr>
           <w:bCs/>
           <w:b/>
-          <w:color w:val="CDD3D8"/>
         </w:rPr>
         <w:t xml:space="preserve">Mirror</w:t>
       </w:r>
@@ -13041,7 +12993,6 @@
         <w:rPr>
           <w:bCs/>
           <w:b/>
-          <w:color w:val="3F4F7C"/>
         </w:rPr>
         <w:t xml:space="preserve">Judge</w:t>
       </w:r>
@@ -14747,7 +14698,6 @@
         <w:rPr>
           <w:bCs/>
           <w:b/>
-          <w:color w:val="E75D3C"/>
         </w:rPr>
         <w:t xml:space="preserve">Firestorm</w:t>
       </w:r>
@@ -14787,7 +14737,6 @@
         <w:rPr>
           <w:bCs/>
           <w:b/>
-          <w:color w:val="A2A7A9"/>
         </w:rPr>
         <w:t xml:space="preserve">Wall</w:t>
       </w:r>
@@ -16858,7 +16807,6 @@
         <w:rPr>
           <w:bCs/>
           <w:b/>
-          <w:color w:val="A2A7A9"/>
         </w:rPr>
         <w:t xml:space="preserve">Wall</w:t>
       </w:r>
@@ -16924,7 +16872,6 @@
         <w:rPr>
           <w:bCs/>
           <w:b/>
-          <w:color w:val="E75D3C"/>
         </w:rPr>
         <w:t xml:space="preserve">Firestorm</w:t>
       </w:r>
@@ -16949,7 +16896,6 @@
         <w:rPr>
           <w:bCs/>
           <w:b/>
-          <w:color w:val="A2A7A9"/>
         </w:rPr>
         <w:t xml:space="preserve">Wall</w:t>
       </w:r>
@@ -18091,7 +18037,6 @@
         <w:rPr>
           <w:bCs/>
           <w:b/>
-          <w:color w:val="A2A7A9"/>
         </w:rPr>
         <w:t xml:space="preserve">Wall</w:t>
       </w:r>
@@ -18108,7 +18053,6 @@
         <w:rPr>
           <w:bCs/>
           <w:b/>
-          <w:color w:val="5C8159"/>
         </w:rPr>
         <w:t xml:space="preserve">Sentinel</w:t>
       </w:r>
@@ -18281,7 +18225,6 @@
         <w:rPr>
           <w:bCs/>
           <w:b/>
-          <w:color w:val="A2A7A9"/>
         </w:rPr>
         <w:t xml:space="preserve">Wall</w:t>
       </w:r>
@@ -18312,7 +18255,6 @@
         <w:rPr>
           <w:bCs/>
           <w:b/>
-          <w:color w:val="5C8159"/>
         </w:rPr>
         <w:t xml:space="preserve">Sentinel</w:t>
       </w:r>
@@ -18731,7 +18673,6 @@
         <w:rPr>
           <w:bCs/>
           <w:b/>
-          <w:color w:val="A2A7A9"/>
         </w:rPr>
         <w:t xml:space="preserve">Wall</w:t>
       </w:r>
@@ -18806,7 +18747,6 @@
         <w:rPr>
           <w:bCs/>
           <w:b/>
-          <w:color w:val="E75D3C"/>
         </w:rPr>
         <w:t xml:space="preserve">Firestorm</w:t>
       </w:r>
@@ -18820,7 +18760,6 @@
         <w:rPr>
           <w:bCs/>
           <w:b/>
-          <w:color w:val="E75D3C"/>
         </w:rPr>
         <w:t xml:space="preserve">Firestorm</w:t>
       </w:r>
@@ -18849,7 +18788,6 @@
         <w:rPr>
           <w:bCs/>
           <w:b/>
-          <w:color w:val="A2A7A9"/>
         </w:rPr>
         <w:t xml:space="preserve">Wall</w:t>
       </w:r>
@@ -18878,7 +18816,6 @@
         <w:rPr>
           <w:bCs/>
           <w:b/>
-          <w:color w:val="A2A7A9"/>
         </w:rPr>
         <w:t xml:space="preserve">Wall</w:t>
       </w:r>
@@ -18925,7 +18862,6 @@
         <w:rPr>
           <w:bCs/>
           <w:b/>
-          <w:color w:val="A2A7A9"/>
         </w:rPr>
         <w:t xml:space="preserve">Wall</w:t>
       </w:r>
@@ -19115,7 +19051,6 @@
               <w:rPr>
                 <w:bCs/>
                 <w:b/>
-                <w:color w:val="E75D3C"/>
               </w:rPr>
               <w:t xml:space="preserve">Firestorm</w:t>
             </w:r>
@@ -19202,7 +19137,6 @@
               <w:rPr>
                 <w:bCs/>
                 <w:b/>
-                <w:color w:val="A2A7A9"/>
               </w:rPr>
               <w:t xml:space="preserve">Wall</w:t>
             </w:r>
@@ -19293,7 +19227,6 @@
               <w:rPr>
                 <w:bCs/>
                 <w:b/>
-                <w:color w:val="E75D3C"/>
               </w:rPr>
               <w:t xml:space="preserve">Firestorm</w:t>
             </w:r>
@@ -19384,7 +19317,6 @@
               <w:rPr>
                 <w:bCs/>
                 <w:b/>
-                <w:color w:val="A2A7A9"/>
               </w:rPr>
               <w:t xml:space="preserve">Wall</w:t>
             </w:r>
@@ -19471,7 +19403,6 @@
               <w:rPr>
                 <w:bCs/>
                 <w:b/>
-                <w:color w:val="E75D3C"/>
               </w:rPr>
               <w:t xml:space="preserve">Firestorm</w:t>
             </w:r>
@@ -19562,7 +19493,6 @@
               <w:rPr>
                 <w:bCs/>
                 <w:b/>
-                <w:color w:val="A2A7A9"/>
               </w:rPr>
               <w:t xml:space="preserve">Wall</w:t>
             </w:r>
@@ -19649,7 +19579,6 @@
               <w:rPr>
                 <w:bCs/>
                 <w:b/>
-                <w:color w:val="E75D3C"/>
               </w:rPr>
               <w:t xml:space="preserve">Firestorm</w:t>
             </w:r>
@@ -19748,7 +19677,6 @@
               <w:rPr>
                 <w:bCs/>
                 <w:b/>
-                <w:color w:val="A2A7A9"/>
               </w:rPr>
               <w:t xml:space="preserve">Wall</w:t>
             </w:r>
@@ -19847,7 +19775,6 @@
               <w:rPr>
                 <w:bCs/>
                 <w:b/>
-                <w:color w:val="E75D3C"/>
               </w:rPr>
               <w:t xml:space="preserve">Firestorm</w:t>
             </w:r>
@@ -19929,7 +19856,6 @@
         <w:rPr>
           <w:bCs/>
           <w:b/>
-          <w:color w:val="A2A7A9"/>
         </w:rPr>
         <w:t xml:space="preserve">Wall</w:t>
       </w:r>
@@ -19988,7 +19914,6 @@
         <w:rPr>
           <w:bCs/>
           <w:b/>
-          <w:color w:val="E75D3C"/>
         </w:rPr>
         <w:t xml:space="preserve">Firestorm</w:t>
       </w:r>
@@ -20047,7 +19972,6 @@
           <w:b/>
           <w:iCs/>
           <w:i/>
-          <w:color w:val="A2A7A9"/>
         </w:rPr>
         <w:t xml:space="preserve">Wall</w:t>
       </w:r>
@@ -20092,7 +20016,6 @@
           <w:b/>
           <w:iCs/>
           <w:i/>
-          <w:color w:val="A2A7A9"/>
         </w:rPr>
         <w:t xml:space="preserve">Wall</w:t>
       </w:r>
@@ -20208,7 +20131,6 @@
         <w:rPr>
           <w:bCs/>
           <w:b/>
-          <w:color w:val="A2A7A9"/>
         </w:rPr>
         <w:t xml:space="preserve">Wall</w:t>
       </w:r>
@@ -20225,7 +20147,6 @@
         <w:rPr>
           <w:bCs/>
           <w:b/>
-          <w:color w:val="5C8159"/>
         </w:rPr>
         <w:t xml:space="preserve">Sentinel</w:t>
       </w:r>
@@ -20297,7 +20218,6 @@
         <w:rPr>
           <w:bCs/>
           <w:b/>
-          <w:color w:val="E75D3C"/>
         </w:rPr>
         <w:t xml:space="preserve">Firestorm</w:t>
       </w:r>
@@ -20353,7 +20273,6 @@
         <w:rPr>
           <w:bCs/>
           <w:b/>
-          <w:color w:val="E75D3C"/>
         </w:rPr>
         <w:t xml:space="preserve">Firestorm</w:t>
       </w:r>
@@ -20394,7 +20313,6 @@
         <w:rPr>
           <w:bCs/>
           <w:b/>
-          <w:color w:val="E75D3C"/>
         </w:rPr>
         <w:t xml:space="preserve">Firestorm</w:t>
       </w:r>
@@ -20423,7 +20341,6 @@
         <w:rPr>
           <w:bCs/>
           <w:b/>
-          <w:color w:val="CDD3D8"/>
         </w:rPr>
         <w:t xml:space="preserve">Mirror</w:t>
       </w:r>
@@ -20509,7 +20426,6 @@
         <w:rPr>
           <w:bCs/>
           <w:b/>
-          <w:color w:val="5C8159"/>
         </w:rPr>
         <w:t xml:space="preserve">Sentinel</w:t>
       </w:r>
@@ -20523,7 +20439,6 @@
         <w:rPr>
           <w:bCs/>
           <w:b/>
-          <w:color w:val="CDD3D8"/>
         </w:rPr>
         <w:t xml:space="preserve">Mirror</w:t>
       </w:r>
@@ -20537,7 +20452,6 @@
         <w:rPr>
           <w:bCs/>
           <w:b/>
-          <w:color w:val="3F4F7C"/>
         </w:rPr>
         <w:t xml:space="preserve">Judge</w:t>
       </w:r>
@@ -21361,7 +21275,6 @@
         <w:rPr>
           <w:bCs/>
           <w:b/>
-          <w:color w:val="A2A7A9"/>
         </w:rPr>
         <w:t xml:space="preserve">Wall</w:t>
       </w:r>
@@ -21384,7 +21297,6 @@
         <w:rPr>
           <w:bCs/>
           <w:b/>
-          <w:color w:val="A2A7A9"/>
         </w:rPr>
         <w:t xml:space="preserve">Wall</w:t>
       </w:r>
@@ -21401,7 +21313,6 @@
         <w:rPr>
           <w:bCs/>
           <w:b/>
-          <w:color w:val="E75D3C"/>
         </w:rPr>
         <w:t xml:space="preserve">Firestorm</w:t>
       </w:r>
@@ -21421,7 +21332,6 @@
         <w:rPr>
           <w:bCs/>
           <w:b/>
-          <w:color w:val="E75D3C"/>
         </w:rPr>
         <w:t xml:space="preserve">Firestorm</w:t>
       </w:r>
@@ -21447,7 +21357,6 @@
         <w:rPr>
           <w:bCs/>
           <w:b/>
-          <w:color w:val="A2A7A9"/>
         </w:rPr>
         <w:t xml:space="preserve">Wall</w:t>
       </w:r>
@@ -21464,7 +21373,6 @@
         <w:rPr>
           <w:bCs/>
           <w:b/>
-          <w:color w:val="A2A7A9"/>
         </w:rPr>
         <w:t xml:space="preserve">Wall</w:t>
       </w:r>
@@ -22277,7 +22185,6 @@
         <w:rPr>
           <w:bCs/>
           <w:b/>
-          <w:color w:val="A2A7A9"/>
         </w:rPr>
         <w:t xml:space="preserve">Wall</w:t>
       </w:r>

--- a/paper_resources/manuscript/main.docx
+++ b/paper_resources/manuscript/main.docx
@@ -3013,7 +3013,7 @@
       </w:r>
     </w:p>
     <w:bookmarkEnd w:id="23"/>
-    <w:bookmarkStart w:id="29" w:name="background"/>
+    <w:bookmarkStart w:id="33" w:name="background"/>
     <w:p>
       <w:pPr>
         <w:pStyle w:val="Heading1"/>
@@ -3048,12 +3048,30 @@
         <w:t xml:space="preserve"> </w:t>
       </w:r>
       <w:r>
-        <w:t xml:space="preserve">the order in which they relate to our simulations:</w:t>
+        <w:t xml:space="preserve">the order in which they relate to our simulations.</w:t>
+      </w:r>
+    </w:p>
+    <w:bookmarkStart w:id="27" w:name="online-reputation-systems"/>
+    <w:p>
+      <w:pPr>
+        <w:pStyle w:val="Heading2"/>
+      </w:pPr>
+      <w:r>
+        <w:rPr>
+          <w:rStyle w:val="SectionNumber"/>
+        </w:rPr>
+        <w:t xml:space="preserve">2.1</w:t>
+      </w:r>
+      <w:r>
+        <w:tab/>
+      </w:r>
+      <w:r>
+        <w:t xml:space="preserve">Online reputation systems</w:t>
       </w:r>
     </w:p>
     <w:p>
       <w:pPr>
-        <w:pStyle w:val="BodyText"/>
+        <w:pStyle w:val="FirstParagraph"/>
       </w:pPr>
       <w:r>
         <w:t xml:space="preserve">First, there exists the empirical economics of online reputation</w:t>
@@ -3255,520 +3273,6 @@
       </w:r>
       <w:r>
         <w:t xml:space="preserve">participating sellers.</w:t>
-      </w:r>
-    </w:p>
-    <w:tbl>
-      <w:tblPr>
-        <w:tblStyle w:val="Table"/>
-        <w:tblW w:type="auto" w:w="0"/>
-        <w:tblLook w:firstRow="1" w:lastRow="0" w:firstColumn="0" w:lastColumn="0" w:noHBand="0" w:noVBand="0" w:val="0020"/>
-        <w:jc w:val="start"/>
-      </w:tblPr>
-      <w:tblGrid>
-        <w:gridCol w:w="3960"/>
-        <w:gridCol w:w="3960"/>
-      </w:tblGrid>
-      <w:tr>
-        <w:trPr>
-          <w:tblHeader w:val="true"/>
-        </w:trPr>
-        <w:tc>
-          <w:tcPr/>
-          <w:p>
-            <w:pPr>
-              <w:pStyle w:val="Compact"/>
-              <w:jc w:val="left"/>
-            </w:pPr>
-            <w:r>
-              <w:t xml:space="preserve">Concept</w:t>
-            </w:r>
-          </w:p>
-        </w:tc>
-        <w:tc>
-          <w:tcPr/>
-          <w:p>
-            <w:pPr>
-              <w:pStyle w:val="Compact"/>
-              <w:jc w:val="left"/>
-            </w:pPr>
-            <w:r>
-              <w:t xml:space="preserve">Description</w:t>
-            </w:r>
-          </w:p>
-        </w:tc>
-      </w:tr>
-      <w:tr>
-        <w:tc>
-          <w:tcPr/>
-          <w:p>
-            <w:pPr>
-              <w:pStyle w:val="Compact"/>
-              <w:jc w:val="left"/>
-            </w:pPr>
-            <w:r>
-              <w:t xml:space="preserve">Hole cards</w:t>
-            </w:r>
-          </w:p>
-        </w:tc>
-        <w:tc>
-          <w:tcPr/>
-          <w:p>
-            <w:pPr>
-              <w:pStyle w:val="Compact"/>
-              <w:jc w:val="left"/>
-            </w:pPr>
-            <w:r>
-              <w:t xml:space="preserve">The two private cards each player is dealt at the start of every hand; only that player can see them.</w:t>
-            </w:r>
-          </w:p>
-        </w:tc>
-      </w:tr>
-      <w:tr>
-        <w:tc>
-          <w:tcPr/>
-          <w:p>
-            <w:pPr>
-              <w:pStyle w:val="Compact"/>
-              <w:jc w:val="left"/>
-            </w:pPr>
-            <w:r>
-              <w:t xml:space="preserve">Community cards</w:t>
-            </w:r>
-          </w:p>
-        </w:tc>
-        <w:tc>
-          <w:tcPr/>
-          <w:p>
-            <w:pPr>
-              <w:pStyle w:val="Compact"/>
-              <w:jc w:val="left"/>
-            </w:pPr>
-            <w:r>
-              <w:t xml:space="preserve">Up to five face-up cards shared by everyone at the table; players combine these with their hole cards to form a 5-card hand.</w:t>
-            </w:r>
-          </w:p>
-        </w:tc>
-      </w:tr>
-      <w:tr>
-        <w:tc>
-          <w:tcPr/>
-          <w:p>
-            <w:pPr>
-              <w:pStyle w:val="Compact"/>
-              <w:jc w:val="left"/>
-            </w:pPr>
-            <w:r>
-              <w:t xml:space="preserve">Betting rounds</w:t>
-            </w:r>
-          </w:p>
-        </w:tc>
-        <w:tc>
-          <w:tcPr/>
-          <w:p>
-            <w:pPr>
-              <w:pStyle w:val="Compact"/>
-              <w:jc w:val="left"/>
-            </w:pPr>
-            <w:r>
-              <w:t xml:space="preserve">Four sequential rounds per hand: preflop (no community cards yet), flop (three community cards revealed), turn (one more), and river (the fifth and final).</w:t>
-            </w:r>
-          </w:p>
-        </w:tc>
-      </w:tr>
-      <w:tr>
-        <w:tc>
-          <w:tcPr/>
-          <w:p>
-            <w:pPr>
-              <w:pStyle w:val="Compact"/>
-              <w:jc w:val="left"/>
-            </w:pPr>
-            <w:r>
-              <w:t xml:space="preserve">Actions</w:t>
-            </w:r>
-          </w:p>
-        </w:tc>
-        <w:tc>
-          <w:tcPr/>
-          <w:p>
-            <w:pPr>
-              <w:pStyle w:val="Compact"/>
-              <w:jc w:val="left"/>
-            </w:pPr>
-            <w:r>
-              <w:t xml:space="preserve">At each turn a player may fold (give up the hand), check (pass without betting, only if no one has bet), call (match the current bet), bet (open the wagering), or raise (increase an existing bet).</w:t>
-            </w:r>
-          </w:p>
-        </w:tc>
-      </w:tr>
-      <w:tr>
-        <w:tc>
-          <w:tcPr/>
-          <w:p>
-            <w:pPr>
-              <w:pStyle w:val="Compact"/>
-              <w:jc w:val="left"/>
-            </w:pPr>
-            <w:r>
-              <w:t xml:space="preserve">Bet sizing (this paper)</w:t>
-            </w:r>
-          </w:p>
-        </w:tc>
-        <w:tc>
-          <w:tcPr/>
-          <w:p>
-            <w:pPr>
-              <w:pStyle w:val="Compact"/>
-              <w:jc w:val="left"/>
-            </w:pPr>
-            <w:r>
-              <w:t xml:space="preserve">Small bet 2 chips on preflop and flop; big bet 4 chips on turn and river; no more than four raises per round (the</w:t>
-            </w:r>
-            <w:r>
-              <w:t xml:space="preserve"> </w:t>
-            </w:r>
-            <w:r>
-              <w:t xml:space="preserve">“</w:t>
-            </w:r>
-            <w:r>
-              <w:t xml:space="preserve">four-bet cap</w:t>
-            </w:r>
-            <w:r>
-              <w:t xml:space="preserve">”</w:t>
-            </w:r>
-            <w:r>
-              <w:t xml:space="preserve">).</w:t>
-            </w:r>
-          </w:p>
-        </w:tc>
-      </w:tr>
-      <w:tr>
-        <w:tc>
-          <w:tcPr/>
-          <w:p>
-            <w:pPr>
-              <w:pStyle w:val="Compact"/>
-              <w:jc w:val="left"/>
-            </w:pPr>
-            <w:r>
-              <w:t xml:space="preserve">Blinds</w:t>
-            </w:r>
-          </w:p>
-        </w:tc>
-        <w:tc>
-          <w:tcPr/>
-          <w:p>
-            <w:pPr>
-              <w:pStyle w:val="Compact"/>
-              <w:jc w:val="left"/>
-            </w:pPr>
-            <w:r>
-              <w:t xml:space="preserve">Forced bets: small blind 1 chip and big blind 2 chips, posted by the two seats clockwise of the dealer and rotating each hand.</w:t>
-            </w:r>
-          </w:p>
-        </w:tc>
-      </w:tr>
-      <w:tr>
-        <w:tc>
-          <w:tcPr/>
-          <w:p>
-            <w:pPr>
-              <w:pStyle w:val="Compact"/>
-              <w:jc w:val="left"/>
-            </w:pPr>
-            <w:r>
-              <w:t xml:space="preserve">Pot</w:t>
-            </w:r>
-          </w:p>
-        </w:tc>
-        <w:tc>
-          <w:tcPr/>
-          <w:p>
-            <w:pPr>
-              <w:pStyle w:val="Compact"/>
-              <w:jc w:val="left"/>
-            </w:pPr>
-            <w:r>
-              <w:t xml:space="preserve">The accumulated chips at stake in a hand. The winner of the hand collects the pot.</w:t>
-            </w:r>
-          </w:p>
-        </w:tc>
-      </w:tr>
-      <w:tr>
-        <w:tc>
-          <w:tcPr/>
-          <w:p>
-            <w:pPr>
-              <w:pStyle w:val="Compact"/>
-              <w:jc w:val="left"/>
-            </w:pPr>
-            <w:r>
-              <w:t xml:space="preserve">Showdown</w:t>
-            </w:r>
-          </w:p>
-        </w:tc>
-        <w:tc>
-          <w:tcPr/>
-          <w:p>
-            <w:pPr>
-              <w:pStyle w:val="Compact"/>
-              <w:jc w:val="left"/>
-            </w:pPr>
-            <w:r>
-              <w:t xml:space="preserve">End-of-hand reveal: surviving players turn over their hole cards and the strongest 5-card combination wins. A hand that ends with everyone folding never reaches showdown.</w:t>
-            </w:r>
-          </w:p>
-        </w:tc>
-      </w:tr>
-      <w:tr>
-        <w:tc>
-          <w:tcPr/>
-          <w:p>
-            <w:pPr>
-              <w:pStyle w:val="Compact"/>
-              <w:jc w:val="left"/>
-            </w:pPr>
-            <w:r>
-              <w:t xml:space="preserve">Stack</w:t>
-            </w:r>
-          </w:p>
-        </w:tc>
-        <w:tc>
-          <w:tcPr/>
-          <w:p>
-            <w:pPr>
-              <w:pStyle w:val="Compact"/>
-              <w:jc w:val="left"/>
-            </w:pPr>
-            <w:r>
-              <w:t xml:space="preserve">The chips a player has in front of them; depleting to zero triggers a rebuy in our setup.</w:t>
-            </w:r>
-          </w:p>
-        </w:tc>
-      </w:tr>
-    </w:tbl>
-    <w:p>
-      <w:pPr>
-        <w:pStyle w:val="BodyText"/>
-      </w:pPr>
-      <w:r>
-        <w:t xml:space="preserve">Second, there is a substantial amount of computational research</w:t>
-      </w:r>
-      <w:r>
-        <w:t xml:space="preserve"> </w:t>
-      </w:r>
-      <w:r>
-        <w:t xml:space="preserve">concerning cooperation in repeated games. Prior to discussing</w:t>
-      </w:r>
-      <w:r>
-        <w:t xml:space="preserve"> </w:t>
-      </w:r>
-      <w:r>
-        <w:t xml:space="preserve">cooperation, it is necessary to discuss the Prisoner’s Dilemma as it</w:t>
-      </w:r>
-      <w:r>
-        <w:t xml:space="preserve"> </w:t>
-      </w:r>
-      <w:r>
-        <w:t xml:space="preserve">is widely recognized as the paradigmatic example of the conflict</w:t>
-      </w:r>
-      <w:r>
-        <w:t xml:space="preserve"> </w:t>
-      </w:r>
-      <w:r>
-        <w:t xml:space="preserve">between cooperation and exploitation. Each prisoner has two options:</w:t>
-      </w:r>
-      <w:r>
-        <w:t xml:space="preserve"> </w:t>
-      </w:r>
-      <w:r>
-        <w:t xml:space="preserve">(A) Cooperate or (B) Defect. Each prisoner makes their decision</w:t>
-      </w:r>
-      <w:r>
-        <w:t xml:space="preserve"> </w:t>
-      </w:r>
-      <w:r>
-        <w:t xml:space="preserve">simultaneously. There are four possible outcomes based upon the</w:t>
-      </w:r>
-      <w:r>
-        <w:t xml:space="preserve"> </w:t>
-      </w:r>
-      <w:r>
-        <w:t xml:space="preserve">decisions made by each of the prisoners. When both prisoners choose</w:t>
-      </w:r>
-      <w:r>
-        <w:t xml:space="preserve"> </w:t>
-      </w:r>
-      <w:r>
-        <w:t xml:space="preserve">option (A)—i.e., cooperate with one another—each receives a</w:t>
-      </w:r>
-      <w:r>
-        <w:t xml:space="preserve"> </w:t>
-      </w:r>
-      <w:r>
-        <w:t xml:space="preserve">moderate reward. When one prisoner chooses option (A) (cooperates)</w:t>
-      </w:r>
-      <w:r>
-        <w:t xml:space="preserve"> </w:t>
-      </w:r>
-      <w:r>
-        <w:t xml:space="preserve">and the other selects option (B) (defects), the cooperator incurs a</w:t>
-      </w:r>
-      <w:r>
-        <w:t xml:space="preserve"> </w:t>
-      </w:r>
-      <w:r>
-        <w:t xml:space="preserve">loss while the defector receives the largest reward and pays no</w:t>
-      </w:r>
-      <w:r>
-        <w:t xml:space="preserve"> </w:t>
-      </w:r>
-      <w:r>
-        <w:t xml:space="preserve">penalty. When both prisoners select option (B), i.e., defect,</w:t>
-      </w:r>
-      <w:r>
-        <w:t xml:space="preserve"> </w:t>
-      </w:r>
-      <w:r>
-        <w:t xml:space="preserve">neither receives any reward. Figure 1 illustrates these</w:t>
-      </w:r>
-      <w:r>
-        <w:t xml:space="preserve"> </w:t>
-      </w:r>
-      <w:r>
-        <w:t xml:space="preserve">four possible outcomes using the framing of Nicky Case’s</w:t>
-      </w:r>
-      <w:r>
-        <w:t xml:space="preserve"> </w:t>
-      </w:r>
-      <w:r>
-        <w:rPr>
-          <w:iCs/>
-          <w:i/>
-        </w:rPr>
-        <w:t xml:space="preserve">Evolution of Trust</w:t>
-      </w:r>
-      <w:r>
-        <w:t xml:space="preserve"> </w:t>
-      </w:r>
-      <w:r>
-        <w:t xml:space="preserve">interactive: mutual cooperation provides</w:t>
-      </w:r>
-      <w:r>
-        <w:t xml:space="preserve"> </w:t>
-      </w:r>
-      <w:r>
-        <w:t xml:space="preserve">a reward of</w:t>
-      </w:r>
-      <w:r>
-        <w:t xml:space="preserve"> </w:t>
-      </w:r>
-      <m:oMath>
-        <m:r>
-          <m:rPr>
-            <m:sty m:val="p"/>
-          </m:rPr>
-          <m:t>+</m:t>
-        </m:r>
-        <m:r>
-          <m:t>2</m:t>
-        </m:r>
-      </m:oMath>
-      <w:r>
-        <w:t xml:space="preserve"> </w:t>
-      </w:r>
-      <w:r>
-        <w:t xml:space="preserve">to both players; mutual defection provides a reward</w:t>
-      </w:r>
-      <w:r>
-        <w:t xml:space="preserve"> </w:t>
-      </w:r>
-      <w:r>
-        <w:t xml:space="preserve">of</w:t>
-      </w:r>
-      <w:r>
-        <w:t xml:space="preserve"> </w:t>
-      </w:r>
-      <m:oMath>
-        <m:r>
-          <m:t>0</m:t>
-        </m:r>
-      </m:oMath>
-      <w:r>
-        <w:t xml:space="preserve"> </w:t>
-      </w:r>
-      <w:r>
-        <w:t xml:space="preserve">to both players; and unilaterally defecting against a</w:t>
-      </w:r>
-      <w:r>
-        <w:t xml:space="preserve"> </w:t>
-      </w:r>
-      <w:r>
-        <w:t xml:space="preserve">cooperator provides a reward of</w:t>
-      </w:r>
-      <w:r>
-        <w:t xml:space="preserve"> </w:t>
-      </w:r>
-      <m:oMath>
-        <m:r>
-          <m:rPr>
-            <m:sty m:val="p"/>
-          </m:rPr>
-          <m:t>+</m:t>
-        </m:r>
-        <m:r>
-          <m:t>3</m:t>
-        </m:r>
-      </m:oMath>
-      <w:r>
-        <w:t xml:space="preserve"> </w:t>
-      </w:r>
-      <w:r>
-        <w:t xml:space="preserve">to the defector and a loss of</w:t>
-      </w:r>
-      <w:r>
-        <w:t xml:space="preserve"> </w:t>
-      </w:r>
-      <m:oMath>
-        <m:r>
-          <m:rPr>
-            <m:sty m:val="p"/>
-          </m:rPr>
-          <m:t>−</m:t>
-        </m:r>
-        <m:r>
-          <m:t>1</m:t>
-        </m:r>
-      </m:oMath>
-      <w:r>
-        <w:t xml:space="preserve"> </w:t>
-      </w:r>
-      <w:r>
-        <w:t xml:space="preserve">to the cooperator. In terms of rational self-interest, each prisoner has</w:t>
-      </w:r>
-      <w:r>
-        <w:t xml:space="preserve"> </w:t>
-      </w:r>
-      <w:r>
-        <w:t xml:space="preserve">sufficient incentive to defect since defecting always yields greater</w:t>
-      </w:r>
-      <w:r>
-        <w:t xml:space="preserve"> </w:t>
-      </w:r>
-      <w:r>
-        <w:t xml:space="preserve">benefits than cooperating, regardless of the choice made by the</w:t>
-      </w:r>
-      <w:r>
-        <w:t xml:space="preserve"> </w:t>
-      </w:r>
-      <w:r>
-        <w:t xml:space="preserve">other prisoner; Nevertheless, mutually defective behavior is</w:t>
-      </w:r>
-      <w:r>
-        <w:t xml:space="preserve"> </w:t>
-      </w:r>
-      <w:r>
-        <w:t xml:space="preserve">inferior in comparison to mutually cooperative behavior.</w:t>
       </w:r>
     </w:p>
     <w:p>
@@ -3966,199 +3470,537 @@
         <w:t xml:space="preserve">to the cooperator.</w:t>
       </w:r>
     </w:p>
+    <w:tbl>
+      <w:tblPr>
+        <w:tblStyle w:val="Table"/>
+        <w:tblW w:type="auto" w:w="0"/>
+        <w:tblLook w:firstRow="1" w:lastRow="0" w:firstColumn="0" w:lastColumn="0" w:noHBand="0" w:noVBand="0" w:val="0020"/>
+        <w:jc w:val="start"/>
+      </w:tblPr>
+      <w:tblGrid>
+        <w:gridCol w:w="3960"/>
+        <w:gridCol w:w="3960"/>
+      </w:tblGrid>
+      <w:tr>
+        <w:trPr>
+          <w:tblHeader w:val="true"/>
+        </w:trPr>
+        <w:tc>
+          <w:tcPr/>
+          <w:p>
+            <w:pPr>
+              <w:pStyle w:val="Compact"/>
+              <w:jc w:val="left"/>
+            </w:pPr>
+            <w:r>
+              <w:t xml:space="preserve">Concept</w:t>
+            </w:r>
+          </w:p>
+        </w:tc>
+        <w:tc>
+          <w:tcPr/>
+          <w:p>
+            <w:pPr>
+              <w:pStyle w:val="Compact"/>
+              <w:jc w:val="left"/>
+            </w:pPr>
+            <w:r>
+              <w:t xml:space="preserve">Description</w:t>
+            </w:r>
+          </w:p>
+        </w:tc>
+      </w:tr>
+      <w:tr>
+        <w:tc>
+          <w:tcPr/>
+          <w:p>
+            <w:pPr>
+              <w:pStyle w:val="Compact"/>
+              <w:jc w:val="left"/>
+            </w:pPr>
+            <w:r>
+              <w:t xml:space="preserve">Hole cards</w:t>
+            </w:r>
+          </w:p>
+        </w:tc>
+        <w:tc>
+          <w:tcPr/>
+          <w:p>
+            <w:pPr>
+              <w:pStyle w:val="Compact"/>
+              <w:jc w:val="left"/>
+            </w:pPr>
+            <w:r>
+              <w:t xml:space="preserve">The two private cards each player is dealt at the start of every hand; only that player can see them.</w:t>
+            </w:r>
+          </w:p>
+        </w:tc>
+      </w:tr>
+      <w:tr>
+        <w:tc>
+          <w:tcPr/>
+          <w:p>
+            <w:pPr>
+              <w:pStyle w:val="Compact"/>
+              <w:jc w:val="left"/>
+            </w:pPr>
+            <w:r>
+              <w:t xml:space="preserve">Community cards</w:t>
+            </w:r>
+          </w:p>
+        </w:tc>
+        <w:tc>
+          <w:tcPr/>
+          <w:p>
+            <w:pPr>
+              <w:pStyle w:val="Compact"/>
+              <w:jc w:val="left"/>
+            </w:pPr>
+            <w:r>
+              <w:t xml:space="preserve">Up to five face-up cards shared by everyone at the table; players combine these with their hole cards to form a 5-card hand.</w:t>
+            </w:r>
+          </w:p>
+        </w:tc>
+      </w:tr>
+      <w:tr>
+        <w:tc>
+          <w:tcPr/>
+          <w:p>
+            <w:pPr>
+              <w:pStyle w:val="Compact"/>
+              <w:jc w:val="left"/>
+            </w:pPr>
+            <w:r>
+              <w:t xml:space="preserve">Betting rounds</w:t>
+            </w:r>
+          </w:p>
+        </w:tc>
+        <w:tc>
+          <w:tcPr/>
+          <w:p>
+            <w:pPr>
+              <w:pStyle w:val="Compact"/>
+              <w:jc w:val="left"/>
+            </w:pPr>
+            <w:r>
+              <w:t xml:space="preserve">Four sequential rounds per hand: preflop (no community cards yet), flop (three community cards revealed), turn (one more), and river (the fifth and final).</w:t>
+            </w:r>
+          </w:p>
+        </w:tc>
+      </w:tr>
+      <w:tr>
+        <w:tc>
+          <w:tcPr/>
+          <w:p>
+            <w:pPr>
+              <w:pStyle w:val="Compact"/>
+              <w:jc w:val="left"/>
+            </w:pPr>
+            <w:r>
+              <w:t xml:space="preserve">Actions</w:t>
+            </w:r>
+          </w:p>
+        </w:tc>
+        <w:tc>
+          <w:tcPr/>
+          <w:p>
+            <w:pPr>
+              <w:pStyle w:val="Compact"/>
+              <w:jc w:val="left"/>
+            </w:pPr>
+            <w:r>
+              <w:t xml:space="preserve">At each turn a player may fold (give up the hand), check (pass without betting, only if no one has bet), call (match the current bet), bet (open the wagering), or raise (increase an existing bet).</w:t>
+            </w:r>
+          </w:p>
+        </w:tc>
+      </w:tr>
+      <w:tr>
+        <w:tc>
+          <w:tcPr/>
+          <w:p>
+            <w:pPr>
+              <w:pStyle w:val="Compact"/>
+              <w:jc w:val="left"/>
+            </w:pPr>
+            <w:r>
+              <w:t xml:space="preserve">Bet sizing (this paper)</w:t>
+            </w:r>
+          </w:p>
+        </w:tc>
+        <w:tc>
+          <w:tcPr/>
+          <w:p>
+            <w:pPr>
+              <w:pStyle w:val="Compact"/>
+              <w:jc w:val="left"/>
+            </w:pPr>
+            <w:r>
+              <w:t xml:space="preserve">Small bet 2 chips on preflop and flop; big bet 4 chips on turn and river; no more than four raises per round (the</w:t>
+            </w:r>
+            <w:r>
+              <w:t xml:space="preserve"> </w:t>
+            </w:r>
+            <w:r>
+              <w:t xml:space="preserve">“</w:t>
+            </w:r>
+            <w:r>
+              <w:t xml:space="preserve">four-bet cap</w:t>
+            </w:r>
+            <w:r>
+              <w:t xml:space="preserve">”</w:t>
+            </w:r>
+            <w:r>
+              <w:t xml:space="preserve">).</w:t>
+            </w:r>
+          </w:p>
+        </w:tc>
+      </w:tr>
+      <w:tr>
+        <w:tc>
+          <w:tcPr/>
+          <w:p>
+            <w:pPr>
+              <w:pStyle w:val="Compact"/>
+              <w:jc w:val="left"/>
+            </w:pPr>
+            <w:r>
+              <w:t xml:space="preserve">Blinds</w:t>
+            </w:r>
+          </w:p>
+        </w:tc>
+        <w:tc>
+          <w:tcPr/>
+          <w:p>
+            <w:pPr>
+              <w:pStyle w:val="Compact"/>
+              <w:jc w:val="left"/>
+            </w:pPr>
+            <w:r>
+              <w:t xml:space="preserve">Forced bets: small blind 1 chip and big blind 2 chips, posted by the two seats clockwise of the dealer and rotating each hand.</w:t>
+            </w:r>
+          </w:p>
+        </w:tc>
+      </w:tr>
+      <w:tr>
+        <w:tc>
+          <w:tcPr/>
+          <w:p>
+            <w:pPr>
+              <w:pStyle w:val="Compact"/>
+              <w:jc w:val="left"/>
+            </w:pPr>
+            <w:r>
+              <w:t xml:space="preserve">Pot</w:t>
+            </w:r>
+          </w:p>
+        </w:tc>
+        <w:tc>
+          <w:tcPr/>
+          <w:p>
+            <w:pPr>
+              <w:pStyle w:val="Compact"/>
+              <w:jc w:val="left"/>
+            </w:pPr>
+            <w:r>
+              <w:t xml:space="preserve">The accumulated chips at stake in a hand. The winner of the hand collects the pot.</w:t>
+            </w:r>
+          </w:p>
+        </w:tc>
+      </w:tr>
+      <w:tr>
+        <w:tc>
+          <w:tcPr/>
+          <w:p>
+            <w:pPr>
+              <w:pStyle w:val="Compact"/>
+              <w:jc w:val="left"/>
+            </w:pPr>
+            <w:r>
+              <w:t xml:space="preserve">Showdown</w:t>
+            </w:r>
+          </w:p>
+        </w:tc>
+        <w:tc>
+          <w:tcPr/>
+          <w:p>
+            <w:pPr>
+              <w:pStyle w:val="Compact"/>
+              <w:jc w:val="left"/>
+            </w:pPr>
+            <w:r>
+              <w:t xml:space="preserve">End-of-hand reveal: surviving players turn over their hole cards and the strongest 5-card combination wins. A hand that ends with everyone folding never reaches showdown.</w:t>
+            </w:r>
+          </w:p>
+        </w:tc>
+      </w:tr>
+      <w:tr>
+        <w:tc>
+          <w:tcPr/>
+          <w:p>
+            <w:pPr>
+              <w:pStyle w:val="Compact"/>
+              <w:jc w:val="left"/>
+            </w:pPr>
+            <w:r>
+              <w:t xml:space="preserve">Stack</w:t>
+            </w:r>
+          </w:p>
+        </w:tc>
+        <w:tc>
+          <w:tcPr/>
+          <w:p>
+            <w:pPr>
+              <w:pStyle w:val="Compact"/>
+              <w:jc w:val="left"/>
+            </w:pPr>
+            <w:r>
+              <w:t xml:space="preserve">The chips a player has in front of them; depleting to zero triggers a rebuy in our setup.</w:t>
+            </w:r>
+          </w:p>
+        </w:tc>
+      </w:tr>
+    </w:tbl>
+    <w:bookmarkEnd w:id="27"/>
+    <w:bookmarkStart w:id="29" w:name="cooperation-in-repeated-games"/>
     <w:p>
       <w:pPr>
-        <w:pStyle w:val="BodyText"/>
+        <w:pStyle w:val="Heading2"/>
       </w:pPr>
       <w:r>
-        <w:t xml:space="preserve">Axelrod investigated this problem extensively through his Prisoner’s</w:t>
-      </w:r>
-      <w:r>
-        <w:t xml:space="preserve"> </w:t>
-      </w:r>
-      <w:r>
-        <w:t xml:space="preserve">Dilemma Tournaments</w:t>
-      </w:r>
-      <w:r>
-        <w:t xml:space="preserve"> </w:t>
-      </w:r>
-      <w:r>
-        <w:t xml:space="preserve">[4]</w:t>
-      </w:r>
-      <w:r>
-        <w:t xml:space="preserve">, and Nowak</w:t>
-      </w:r>
-      <w:r>
-        <w:t xml:space="preserve"> </w:t>
-      </w:r>
-      <w:r>
-        <w:t xml:space="preserve">developed his five principles for the evolutionary development of</w:t>
-      </w:r>
-      <w:r>
-        <w:t xml:space="preserve"> </w:t>
-      </w:r>
-      <w:r>
-        <w:t xml:space="preserve">cooperation</w:t>
-      </w:r>
-      <w:r>
-        <w:t xml:space="preserve"> </w:t>
-      </w:r>
-      <w:r>
-        <w:t xml:space="preserve">[5]</w:t>
-      </w:r>
-      <w:r>
-        <w:t xml:space="preserve">. Axelrod demonstrated that</w:t>
-      </w:r>
-      <w:r>
-        <w:t xml:space="preserve"> </w:t>
-      </w:r>
-      <w:r>
-        <w:t xml:space="preserve">reciprocity-based strategies such as Tit-for-Tat are robustly</w:t>
-      </w:r>
-      <w:r>
-        <w:t xml:space="preserve"> </w:t>
-      </w:r>
-      <w:r>
-        <w:t xml:space="preserve">effective in one-to-one situations. Agents that cooperate by default</w:t>
-      </w:r>
-      <w:r>
-        <w:t xml:space="preserve"> </w:t>
-      </w:r>
-      <w:r>
-        <w:t xml:space="preserve">and punish defectors on a tit-for-tat basis tend to perform</w:t>
-      </w:r>
-      <w:r>
-        <w:t xml:space="preserve"> </w:t>
-      </w:r>
-      <w:r>
-        <w:t xml:space="preserve">effectively over time against all types of competitors. This lends</w:t>
-      </w:r>
-      <w:r>
-        <w:t xml:space="preserve"> </w:t>
-      </w:r>
-      <w:r>
-        <w:t xml:space="preserve">credence to the notion that cooperation can represent a viable</w:t>
-      </w:r>
-      <w:r>
-        <w:t xml:space="preserve"> </w:t>
-      </w:r>
-      <w:r>
-        <w:t xml:space="preserve">strategic alternative. However, Axelrod’s conclusions are predicated</w:t>
-      </w:r>
-      <w:r>
-        <w:t xml:space="preserve"> </w:t>
-      </w:r>
-      <w:r>
-        <w:t xml:space="preserve">upon two assumptions which fail to apply in our context. Firstly,</w:t>
-      </w:r>
-      <w:r>
-        <w:t xml:space="preserve"> </w:t>
-      </w:r>
-      <w:r>
-        <w:t xml:space="preserve">all interactions are now no longer one-to-one but instead involve</w:t>
-      </w:r>
-      <w:r>
-        <w:t xml:space="preserve"> </w:t>
-      </w:r>
-      <w:r>
-        <w:t xml:space="preserve">eight separate agents. As a result, the negative impact associated</w:t>
-      </w:r>
-      <w:r>
-        <w:t xml:space="preserve"> </w:t>
-      </w:r>
-      <w:r>
-        <w:t xml:space="preserve">with aggressive behavior on behalf of a single individual is diluted</w:t>
-      </w:r>
-      <w:r>
-        <w:t xml:space="preserve"> </w:t>
-      </w:r>
-      <w:r>
-        <w:t xml:space="preserve">across seven other competing agents versus being focused solely upon</w:t>
-      </w:r>
-      <w:r>
-        <w:t xml:space="preserve"> </w:t>
-      </w:r>
-      <w:r>
-        <w:t xml:space="preserve">one opponent. Secondly, the set of actions available for an agent to</w:t>
-      </w:r>
-      <w:r>
-        <w:t xml:space="preserve"> </w:t>
-      </w:r>
-      <w:r>
-        <w:t xml:space="preserve">take extends far beyond simply cooperating or defecting. Poker</w:t>
-      </w:r>
-      <w:r>
-        <w:t xml:space="preserve"> </w:t>
-      </w:r>
-      <w:r>
-        <w:t xml:space="preserve">allows an agent to fold, call, raise,</w:t>
-      </w:r>
-      <w:r>
-        <w:t xml:space="preserve"> </w:t>
-      </w:r>
-      <w:r>
-        <w:t xml:space="preserve">bluff</w:t>
-      </w:r>
-      <w:r>
-        <w:rPr>
-          <w:rStyle w:val="FootnoteReference"/>
-        </w:rPr>
-        <w:footnoteReference w:id="27"/>
-      </w:r>
-      <w:r>
-        <w:t xml:space="preserve"> </w:t>
-      </w:r>
-      <w:r>
-        <w:t xml:space="preserve">and slow-play—all of which add additional degrees-of-freedom for</w:t>
-      </w:r>
-      <w:r>
-        <w:t xml:space="preserve"> </w:t>
-      </w:r>
-      <w:r>
-        <w:t xml:space="preserve">an agent seeking to extract value from their opponent(s). Our best</w:t>
-      </w:r>
-      <w:r>
-        <w:t xml:space="preserve"> </w:t>
-      </w:r>
-      <w:r>
-        <w:t xml:space="preserve">approximation to Tit-for-Tat is</w:t>
-      </w:r>
-      <w:r>
-        <w:t xml:space="preserve"> </w:t>
-      </w:r>
-      <w:r>
-        <w:rPr>
-          <w:bCs/>
-          <w:b/>
-        </w:rPr>
-        <w:t xml:space="preserve">Mirror</w:t>
-      </w:r>
-      <w:r>
-        <w:t xml:space="preserve">—which ranks 6th out</w:t>
-      </w:r>
-      <w:r>
-        <w:t xml:space="preserve"> </w:t>
-      </w:r>
-      <w:r>
-        <w:t xml:space="preserve">of 8 in terms of stacks—suggesting that Axelrod’s conclusions do</w:t>
-      </w:r>
-      <w:r>
-        <w:t xml:space="preserve"> </w:t>
-      </w:r>
-      <w:r>
-        <w:t xml:space="preserve">not necessarily translate well to multi-agent environments that</w:t>
-      </w:r>
-      <w:r>
-        <w:t xml:space="preserve"> </w:t>
-      </w:r>
-      <w:r>
-        <w:t xml:space="preserve">contain richer action-spaces; although we interpret this as</w:t>
-      </w:r>
-      <w:r>
-        <w:t xml:space="preserve"> </w:t>
-      </w:r>
-      <w:r>
-        <w:t xml:space="preserve">suggestive rather than definitive.</w:t>
+        <w:rPr>
+          <w:rStyle w:val="SectionNumber"/>
+        </w:rPr>
+        <w:t xml:space="preserve">2.2</w:t>
+      </w:r>
+      <w:r>
+        <w:tab/>
+      </w:r>
+      <w:r>
+        <w:t xml:space="preserve">Cooperation in repeated games</w:t>
+      </w:r>
+    </w:p>
+    <w:p>
+      <w:pPr>
+        <w:pStyle w:val="FirstParagraph"/>
+      </w:pPr>
+      <w:r>
+        <w:t xml:space="preserve">Second, there is a substantial amount of computational research</w:t>
+      </w:r>
+      <w:r>
+        <w:t xml:space="preserve"> </w:t>
+      </w:r>
+      <w:r>
+        <w:t xml:space="preserve">concerning cooperation in repeated games. Prior to discussing</w:t>
+      </w:r>
+      <w:r>
+        <w:t xml:space="preserve"> </w:t>
+      </w:r>
+      <w:r>
+        <w:t xml:space="preserve">cooperation, it is necessary to discuss the Prisoner’s Dilemma as it</w:t>
+      </w:r>
+      <w:r>
+        <w:t xml:space="preserve"> </w:t>
+      </w:r>
+      <w:r>
+        <w:t xml:space="preserve">is widely recognized as the paradigmatic example of the conflict</w:t>
+      </w:r>
+      <w:r>
+        <w:t xml:space="preserve"> </w:t>
+      </w:r>
+      <w:r>
+        <w:t xml:space="preserve">between cooperation and exploitation. Each prisoner has two options:</w:t>
+      </w:r>
+      <w:r>
+        <w:t xml:space="preserve"> </w:t>
+      </w:r>
+      <w:r>
+        <w:t xml:space="preserve">(A) Cooperate or (B) Defect. Each prisoner makes their decision</w:t>
+      </w:r>
+      <w:r>
+        <w:t xml:space="preserve"> </w:t>
+      </w:r>
+      <w:r>
+        <w:t xml:space="preserve">simultaneously. There are four possible outcomes based upon the</w:t>
+      </w:r>
+      <w:r>
+        <w:t xml:space="preserve"> </w:t>
+      </w:r>
+      <w:r>
+        <w:t xml:space="preserve">decisions made by each of the prisoners. When both prisoners choose</w:t>
+      </w:r>
+      <w:r>
+        <w:t xml:space="preserve"> </w:t>
+      </w:r>
+      <w:r>
+        <w:t xml:space="preserve">option (A)—i.e., cooperate with one another—each receives a</w:t>
+      </w:r>
+      <w:r>
+        <w:t xml:space="preserve"> </w:t>
+      </w:r>
+      <w:r>
+        <w:t xml:space="preserve">moderate reward. When one prisoner chooses option (A) (cooperates)</w:t>
+      </w:r>
+      <w:r>
+        <w:t xml:space="preserve"> </w:t>
+      </w:r>
+      <w:r>
+        <w:t xml:space="preserve">and the other selects option (B) (defects), the cooperator incurs a</w:t>
+      </w:r>
+      <w:r>
+        <w:t xml:space="preserve"> </w:t>
+      </w:r>
+      <w:r>
+        <w:t xml:space="preserve">loss while the defector receives the largest reward and pays no</w:t>
+      </w:r>
+      <w:r>
+        <w:t xml:space="preserve"> </w:t>
+      </w:r>
+      <w:r>
+        <w:t xml:space="preserve">penalty. When both prisoners select option (B), i.e., defect,</w:t>
+      </w:r>
+      <w:r>
+        <w:t xml:space="preserve"> </w:t>
+      </w:r>
+      <w:r>
+        <w:t xml:space="preserve">neither receives any reward. Figure 1 illustrates these</w:t>
+      </w:r>
+      <w:r>
+        <w:t xml:space="preserve"> </w:t>
+      </w:r>
+      <w:r>
+        <w:t xml:space="preserve">four possible outcomes using the framing of Nicky Case’s</w:t>
+      </w:r>
+      <w:r>
+        <w:t xml:space="preserve"> </w:t>
+      </w:r>
+      <w:r>
+        <w:rPr>
+          <w:iCs/>
+          <w:i/>
+        </w:rPr>
+        <w:t xml:space="preserve">Evolution of Trust</w:t>
+      </w:r>
+      <w:r>
+        <w:t xml:space="preserve"> </w:t>
+      </w:r>
+      <w:r>
+        <w:t xml:space="preserve">interactive: mutual cooperation provides</w:t>
+      </w:r>
+      <w:r>
+        <w:t xml:space="preserve"> </w:t>
+      </w:r>
+      <w:r>
+        <w:t xml:space="preserve">a reward of</w:t>
+      </w:r>
+      <w:r>
+        <w:t xml:space="preserve"> </w:t>
+      </w:r>
+      <m:oMath>
+        <m:r>
+          <m:rPr>
+            <m:sty m:val="p"/>
+          </m:rPr>
+          <m:t>+</m:t>
+        </m:r>
+        <m:r>
+          <m:t>2</m:t>
+        </m:r>
+      </m:oMath>
+      <w:r>
+        <w:t xml:space="preserve"> </w:t>
+      </w:r>
+      <w:r>
+        <w:t xml:space="preserve">to both players; mutual defection provides a reward</w:t>
+      </w:r>
+      <w:r>
+        <w:t xml:space="preserve"> </w:t>
+      </w:r>
+      <w:r>
+        <w:t xml:space="preserve">of</w:t>
+      </w:r>
+      <w:r>
+        <w:t xml:space="preserve"> </w:t>
+      </w:r>
+      <m:oMath>
+        <m:r>
+          <m:t>0</m:t>
+        </m:r>
+      </m:oMath>
+      <w:r>
+        <w:t xml:space="preserve"> </w:t>
+      </w:r>
+      <w:r>
+        <w:t xml:space="preserve">to both players; and unilaterally defecting against a</w:t>
+      </w:r>
+      <w:r>
+        <w:t xml:space="preserve"> </w:t>
+      </w:r>
+      <w:r>
+        <w:t xml:space="preserve">cooperator provides a reward of</w:t>
+      </w:r>
+      <w:r>
+        <w:t xml:space="preserve"> </w:t>
+      </w:r>
+      <m:oMath>
+        <m:r>
+          <m:rPr>
+            <m:sty m:val="p"/>
+          </m:rPr>
+          <m:t>+</m:t>
+        </m:r>
+        <m:r>
+          <m:t>3</m:t>
+        </m:r>
+      </m:oMath>
+      <w:r>
+        <w:t xml:space="preserve"> </w:t>
+      </w:r>
+      <w:r>
+        <w:t xml:space="preserve">to the defector and a loss of</w:t>
+      </w:r>
+      <w:r>
+        <w:t xml:space="preserve"> </w:t>
+      </w:r>
+      <m:oMath>
+        <m:r>
+          <m:rPr>
+            <m:sty m:val="p"/>
+          </m:rPr>
+          <m:t>−</m:t>
+        </m:r>
+        <m:r>
+          <m:t>1</m:t>
+        </m:r>
+      </m:oMath>
+      <w:r>
+        <w:t xml:space="preserve"> </w:t>
+      </w:r>
+      <w:r>
+        <w:t xml:space="preserve">to the cooperator. In terms of rational self-interest, each prisoner has</w:t>
+      </w:r>
+      <w:r>
+        <w:t xml:space="preserve"> </w:t>
+      </w:r>
+      <w:r>
+        <w:t xml:space="preserve">sufficient incentive to defect since defecting always yields greater</w:t>
+      </w:r>
+      <w:r>
+        <w:t xml:space="preserve"> </w:t>
+      </w:r>
+      <w:r>
+        <w:t xml:space="preserve">benefits than cooperating, regardless of the choice made by the</w:t>
+      </w:r>
+      <w:r>
+        <w:t xml:space="preserve"> </w:t>
+      </w:r>
+      <w:r>
+        <w:t xml:space="preserve">other prisoner; Nevertheless, mutually defective behavior is</w:t>
+      </w:r>
+      <w:r>
+        <w:t xml:space="preserve"> </w:t>
+      </w:r>
+      <w:r>
+        <w:t xml:space="preserve">inferior in comparison to mutually cooperative behavior.</w:t>
       </w:r>
     </w:p>
     <w:p>
@@ -4166,213 +4008,198 @@
         <w:pStyle w:val="BodyText"/>
       </w:pPr>
       <w:r>
-        <w:t xml:space="preserve">Thirdly, there is Bayesian opponent modeling in poker. Initially</w:t>
-      </w:r>
-      <w:r>
-        <w:t xml:space="preserve"> </w:t>
-      </w:r>
-      <w:r>
-        <w:t xml:space="preserve">this included Billings et al.’s Loki and Poki bots</w:t>
-      </w:r>
-      <w:r>
-        <w:t xml:space="preserve"> </w:t>
-      </w:r>
-      <w:r>
-        <w:t xml:space="preserve">[6]</w:t>
-      </w:r>
-      <w:r>
-        <w:t xml:space="preserve"> </w:t>
-      </w:r>
-      <w:r>
-        <w:t xml:space="preserve">and subsequently formalized by Southey</w:t>
-      </w:r>
-      <w:r>
-        <w:t xml:space="preserve"> </w:t>
-      </w:r>
-      <w:r>
-        <w:t xml:space="preserve">et al. </w:t>
-      </w:r>
-      <w:r>
-        <w:t xml:space="preserve">[7]</w:t>
-      </w:r>
-      <w:r>
-        <w:t xml:space="preserve"> </w:t>
-      </w:r>
-      <w:r>
-        <w:t xml:space="preserve">as Bayesian-type inference—</w:t>
-      </w:r>
-      <w:r>
-        <w:t xml:space="preserve"> </w:t>
-      </w:r>
-      <w:r>
-        <w:t xml:space="preserve">followed by Ganzfried and Sandholm’s</w:t>
-      </w:r>
-      <w:r>
-        <w:t xml:space="preserve"> </w:t>
-      </w:r>
-      <w:r>
-        <w:t xml:space="preserve">[8]</w:t>
-      </w:r>
-      <w:r>
-        <w:t xml:space="preserve"> </w:t>
-      </w:r>
-      <w:r>
-        <w:t xml:space="preserve">further generalization toward safe-exploitation of an opponent. Most</w:t>
-      </w:r>
-      <w:r>
-        <w:t xml:space="preserve"> </w:t>
-      </w:r>
-      <w:r>
-        <w:t xml:space="preserve">recently, Carnegie Mellon University’s Libratus and Pluribus</w:t>
-      </w:r>
-      <w:r>
-        <w:t xml:space="preserve"> </w:t>
-      </w:r>
-      <w:r>
-        <w:t xml:space="preserve">[9], [10]</w:t>
-      </w:r>
-      <w:r>
-        <w:t xml:space="preserve"> </w:t>
-      </w:r>
-      <w:r>
-        <w:t xml:space="preserve">reached super-human</w:t>
-      </w:r>
-      <w:r>
-        <w:t xml:space="preserve"> </w:t>
-      </w:r>
-      <w:r>
-        <w:t xml:space="preserve">performance levels in heads-up and six-player no-limit Texas</w:t>
-      </w:r>
-      <w:r>
-        <w:t xml:space="preserve"> </w:t>
-      </w:r>
-      <w:r>
-        <w:t xml:space="preserve">Hold’em. While that body of work differs from our own</w:t>
-      </w:r>
-      <w:r>
-        <w:t xml:space="preserve"> </w:t>
-      </w:r>
-      <w:r>
-        <w:t xml:space="preserve">objectives—specifically seeking optimal or safely exploitative</w:t>
-      </w:r>
-      <w:r>
-        <w:t xml:space="preserve"> </w:t>
-      </w:r>
-      <w:r>
-        <w:t xml:space="preserve">behavior to win—we borrow their type-inference machinery and</w:t>
-      </w:r>
-      <w:r>
-        <w:t xml:space="preserve"> </w:t>
-      </w:r>
-      <w:r>
-        <w:t xml:space="preserve">utilize poker as a controlled environment for examining how trust</w:t>
-      </w:r>
-      <w:r>
-        <w:t xml:space="preserve"> </w:t>
-      </w:r>
-      <w:r>
-        <w:t xml:space="preserve">dynamics evolve under conditions of correct, transparent, and</w:t>
-      </w:r>
-      <w:r>
-        <w:t xml:space="preserve"> </w:t>
-      </w:r>
-      <w:r>
-        <w:t xml:space="preserve">collective inference amongst many agents. Our poker engine is viewed</w:t>
-      </w:r>
-      <w:r>
-        <w:t xml:space="preserve"> </w:t>
-      </w:r>
-      <w:r>
-        <w:t xml:space="preserve">as a microscope—not as an adversary.</w:t>
+        <w:t xml:space="preserve">Axelrod investigated this problem extensively through his Prisoner’s</w:t>
+      </w:r>
+      <w:r>
+        <w:t xml:space="preserve"> </w:t>
+      </w:r>
+      <w:r>
+        <w:t xml:space="preserve">Dilemma Tournaments</w:t>
+      </w:r>
+      <w:r>
+        <w:t xml:space="preserve"> </w:t>
+      </w:r>
+      <w:r>
+        <w:t xml:space="preserve">[4]</w:t>
+      </w:r>
+      <w:r>
+        <w:t xml:space="preserve">, and Nowak</w:t>
+      </w:r>
+      <w:r>
+        <w:t xml:space="preserve"> </w:t>
+      </w:r>
+      <w:r>
+        <w:t xml:space="preserve">developed his five principles for the evolutionary development of</w:t>
+      </w:r>
+      <w:r>
+        <w:t xml:space="preserve"> </w:t>
+      </w:r>
+      <w:r>
+        <w:t xml:space="preserve">cooperation</w:t>
+      </w:r>
+      <w:r>
+        <w:t xml:space="preserve"> </w:t>
+      </w:r>
+      <w:r>
+        <w:t xml:space="preserve">[5]</w:t>
+      </w:r>
+      <w:r>
+        <w:t xml:space="preserve">. Axelrod demonstrated that</w:t>
+      </w:r>
+      <w:r>
+        <w:t xml:space="preserve"> </w:t>
+      </w:r>
+      <w:r>
+        <w:t xml:space="preserve">reciprocity-based strategies such as Tit-for-Tat are robustly</w:t>
+      </w:r>
+      <w:r>
+        <w:t xml:space="preserve"> </w:t>
+      </w:r>
+      <w:r>
+        <w:t xml:space="preserve">effective in one-to-one situations. Agents that cooperate by default</w:t>
+      </w:r>
+      <w:r>
+        <w:t xml:space="preserve"> </w:t>
+      </w:r>
+      <w:r>
+        <w:t xml:space="preserve">and punish defectors on a tit-for-tat basis tend to perform</w:t>
+      </w:r>
+      <w:r>
+        <w:t xml:space="preserve"> </w:t>
+      </w:r>
+      <w:r>
+        <w:t xml:space="preserve">effectively over time against all types of competitors. This lends</w:t>
+      </w:r>
+      <w:r>
+        <w:t xml:space="preserve"> </w:t>
+      </w:r>
+      <w:r>
+        <w:t xml:space="preserve">credence to the notion that cooperation can represent a viable</w:t>
+      </w:r>
+      <w:r>
+        <w:t xml:space="preserve"> </w:t>
+      </w:r>
+      <w:r>
+        <w:t xml:space="preserve">strategic alternative. However, Axelrod’s conclusions are predicated</w:t>
+      </w:r>
+      <w:r>
+        <w:t xml:space="preserve"> </w:t>
+      </w:r>
+      <w:r>
+        <w:t xml:space="preserve">upon two assumptions which fail to apply in our context. Firstly,</w:t>
+      </w:r>
+      <w:r>
+        <w:t xml:space="preserve"> </w:t>
+      </w:r>
+      <w:r>
+        <w:t xml:space="preserve">all interactions are now no longer one-to-one but instead involve</w:t>
+      </w:r>
+      <w:r>
+        <w:t xml:space="preserve"> </w:t>
+      </w:r>
+      <w:r>
+        <w:t xml:space="preserve">eight separate agents. As a result, the negative impact associated</w:t>
+      </w:r>
+      <w:r>
+        <w:t xml:space="preserve"> </w:t>
+      </w:r>
+      <w:r>
+        <w:t xml:space="preserve">with aggressive behavior on behalf of a single individual is diluted</w:t>
+      </w:r>
+      <w:r>
+        <w:t xml:space="preserve"> </w:t>
+      </w:r>
+      <w:r>
+        <w:t xml:space="preserve">across seven other competing agents versus being focused solely upon</w:t>
+      </w:r>
+      <w:r>
+        <w:t xml:space="preserve"> </w:t>
+      </w:r>
+      <w:r>
+        <w:t xml:space="preserve">one opponent. Secondly, the set of actions available for an agent to</w:t>
+      </w:r>
+      <w:r>
+        <w:t xml:space="preserve"> </w:t>
+      </w:r>
+      <w:r>
+        <w:t xml:space="preserve">take extends far beyond simply cooperating or defecting. Poker</w:t>
+      </w:r>
+      <w:r>
+        <w:t xml:space="preserve"> </w:t>
+      </w:r>
+      <w:r>
+        <w:t xml:space="preserve">allows an agent to fold, call, raise,</w:t>
+      </w:r>
+      <w:r>
+        <w:t xml:space="preserve"> </w:t>
+      </w:r>
+      <w:r>
+        <w:t xml:space="preserve">bluff</w:t>
+      </w:r>
+      <w:r>
+        <w:rPr>
+          <w:rStyle w:val="FootnoteReference"/>
+        </w:rPr>
+        <w:footnoteReference w:id="28"/>
+      </w:r>
+      <w:r>
+        <w:t xml:space="preserve"> </w:t>
+      </w:r>
+      <w:r>
+        <w:t xml:space="preserve">and slow-play—all of which add additional degrees-of-freedom for</w:t>
+      </w:r>
+      <w:r>
+        <w:t xml:space="preserve"> </w:t>
+      </w:r>
+      <w:r>
+        <w:t xml:space="preserve">an agent seeking to extract value from their opponent(s). Our best</w:t>
+      </w:r>
+      <w:r>
+        <w:t xml:space="preserve"> </w:t>
+      </w:r>
+      <w:r>
+        <w:t xml:space="preserve">approximation to Tit-for-Tat is</w:t>
+      </w:r>
+      <w:r>
+        <w:t xml:space="preserve"> </w:t>
+      </w:r>
+      <w:r>
+        <w:rPr>
+          <w:bCs/>
+          <w:b/>
+        </w:rPr>
+        <w:t xml:space="preserve">Mirror</w:t>
+      </w:r>
+      <w:r>
+        <w:t xml:space="preserve">—which ranks 6th out</w:t>
+      </w:r>
+      <w:r>
+        <w:t xml:space="preserve"> </w:t>
+      </w:r>
+      <w:r>
+        <w:t xml:space="preserve">of 8 in terms of stacks—suggesting that Axelrod’s conclusions do</w:t>
+      </w:r>
+      <w:r>
+        <w:t xml:space="preserve"> </w:t>
+      </w:r>
+      <w:r>
+        <w:t xml:space="preserve">not necessarily translate well to multi-agent environments that</w:t>
+      </w:r>
+      <w:r>
+        <w:t xml:space="preserve"> </w:t>
+      </w:r>
+      <w:r>
+        <w:t xml:space="preserve">contain richer action-spaces; although we interpret this as</w:t>
+      </w:r>
+      <w:r>
+        <w:t xml:space="preserve"> </w:t>
+      </w:r>
+      <w:r>
+        <w:t xml:space="preserve">suggestive rather than definitive.</w:t>
       </w:r>
     </w:p>
-    <w:p>
-      <w:pPr>
-        <w:pStyle w:val="BodyText"/>
-      </w:pPr>
-      <w:r>
-        <w:t xml:space="preserve">First, we treat this last point as it relates to two of our phases,</w:t>
-      </w:r>
-      <w:r>
-        <w:t xml:space="preserve"> </w:t>
-      </w:r>
-      <w:r>
-        <w:t xml:space="preserve">because these phases employ large language models. An increasing</w:t>
-      </w:r>
-      <w:r>
-        <w:t xml:space="preserve"> </w:t>
-      </w:r>
-      <w:r>
-        <w:t xml:space="preserve">amount of work concerns how strategically large language</w:t>
-      </w:r>
-      <w:r>
-        <w:t xml:space="preserve"> </w:t>
-      </w:r>
-      <w:r>
-        <w:t xml:space="preserve">models—used as agents in competitive and observable</w:t>
-      </w:r>
-      <w:r>
-        <w:t xml:space="preserve"> </w:t>
-      </w:r>
-      <w:r>
-        <w:t xml:space="preserve">settings—behave. Current benchmarks for negotiation and game</w:t>
-      </w:r>
-      <w:r>
-        <w:t xml:space="preserve"> </w:t>
-      </w:r>
-      <w:r>
-        <w:t xml:space="preserve">playing, such as AgentBench</w:t>
-      </w:r>
-      <w:r>
-        <w:t xml:space="preserve"> </w:t>
-      </w:r>
-      <w:r>
-        <w:t xml:space="preserve">[11]</w:t>
-      </w:r>
-      <w:r>
-        <w:t xml:space="preserve">, and Park et</w:t>
-      </w:r>
-      <w:r>
-        <w:t xml:space="preserve"> </w:t>
-      </w:r>
-      <w:r>
-        <w:t xml:space="preserve">al.’s study on generative agents</w:t>
-      </w:r>
-      <w:r>
-        <w:t xml:space="preserve"> </w:t>
-      </w:r>
-      <w:r>
-        <w:t xml:space="preserve">[12]</w:t>
-      </w:r>
-      <w:r>
-        <w:t xml:space="preserve">, suggest</w:t>
-      </w:r>
-      <w:r>
-        <w:t xml:space="preserve"> </w:t>
-      </w:r>
-      <w:r>
-        <w:t xml:space="preserve">that there is still much to learn about this issue. Phase 3 and</w:t>
-      </w:r>
-      <w:r>
-        <w:t xml:space="preserve"> </w:t>
-      </w:r>
-      <w:r>
-        <w:t xml:space="preserve">phase 3.1 are both designed to examine the difference between how</w:t>
-      </w:r>
-      <w:r>
-        <w:t xml:space="preserve"> </w:t>
-      </w:r>
-      <w:r>
-        <w:t xml:space="preserve">largely language model-based agents actually behave and what they</w:t>
-      </w:r>
-      <w:r>
-        <w:t xml:space="preserve"> </w:t>
-      </w:r>
-      <w:r>
-        <w:t xml:space="preserve">represent by way of textual strategies.</w:t>
-      </w:r>
-    </w:p>
-    <w:bookmarkStart w:id="28" w:name="ideas-in-mathematics-used-throughout"/>
+    <w:bookmarkEnd w:id="29"/>
+    <w:bookmarkStart w:id="30" w:name="bayesian-opponent-modelling-in-poker"/>
     <w:p>
       <w:pPr>
         <w:pStyle w:val="Heading2"/>
@@ -4381,7 +4208,256 @@
         <w:rPr>
           <w:rStyle w:val="SectionNumber"/>
         </w:rPr>
-        <w:t xml:space="preserve">2.1</w:t>
+        <w:t xml:space="preserve">2.3</w:t>
+      </w:r>
+      <w:r>
+        <w:tab/>
+      </w:r>
+      <w:r>
+        <w:t xml:space="preserve">Bayesian opponent modelling in poker</w:t>
+      </w:r>
+    </w:p>
+    <w:p>
+      <w:pPr>
+        <w:pStyle w:val="FirstParagraph"/>
+      </w:pPr>
+      <w:r>
+        <w:t xml:space="preserve">Thirdly, there is Bayesian opponent modeling in poker. Initially</w:t>
+      </w:r>
+      <w:r>
+        <w:t xml:space="preserve"> </w:t>
+      </w:r>
+      <w:r>
+        <w:t xml:space="preserve">this included Billings et al.’s Loki and Poki bots</w:t>
+      </w:r>
+      <w:r>
+        <w:t xml:space="preserve"> </w:t>
+      </w:r>
+      <w:r>
+        <w:t xml:space="preserve">[6]</w:t>
+      </w:r>
+      <w:r>
+        <w:t xml:space="preserve"> </w:t>
+      </w:r>
+      <w:r>
+        <w:t xml:space="preserve">and subsequently formalized by Southey</w:t>
+      </w:r>
+      <w:r>
+        <w:t xml:space="preserve"> </w:t>
+      </w:r>
+      <w:r>
+        <w:t xml:space="preserve">et al. </w:t>
+      </w:r>
+      <w:r>
+        <w:t xml:space="preserve">[7]</w:t>
+      </w:r>
+      <w:r>
+        <w:t xml:space="preserve"> </w:t>
+      </w:r>
+      <w:r>
+        <w:t xml:space="preserve">as Bayesian-type inference—</w:t>
+      </w:r>
+      <w:r>
+        <w:t xml:space="preserve"> </w:t>
+      </w:r>
+      <w:r>
+        <w:t xml:space="preserve">followed by Ganzfried and Sandholm’s</w:t>
+      </w:r>
+      <w:r>
+        <w:t xml:space="preserve"> </w:t>
+      </w:r>
+      <w:r>
+        <w:t xml:space="preserve">[8]</w:t>
+      </w:r>
+      <w:r>
+        <w:t xml:space="preserve"> </w:t>
+      </w:r>
+      <w:r>
+        <w:t xml:space="preserve">further generalization toward safe-exploitation of an opponent. Most</w:t>
+      </w:r>
+      <w:r>
+        <w:t xml:space="preserve"> </w:t>
+      </w:r>
+      <w:r>
+        <w:t xml:space="preserve">recently, Carnegie Mellon University’s Libratus and Pluribus</w:t>
+      </w:r>
+      <w:r>
+        <w:t xml:space="preserve"> </w:t>
+      </w:r>
+      <w:r>
+        <w:t xml:space="preserve">[9], [10]</w:t>
+      </w:r>
+      <w:r>
+        <w:t xml:space="preserve"> </w:t>
+      </w:r>
+      <w:r>
+        <w:t xml:space="preserve">reached super-human</w:t>
+      </w:r>
+      <w:r>
+        <w:t xml:space="preserve"> </w:t>
+      </w:r>
+      <w:r>
+        <w:t xml:space="preserve">performance levels in heads-up and six-player no-limit Texas</w:t>
+      </w:r>
+      <w:r>
+        <w:t xml:space="preserve"> </w:t>
+      </w:r>
+      <w:r>
+        <w:t xml:space="preserve">Hold’em. While that body of work differs from our own</w:t>
+      </w:r>
+      <w:r>
+        <w:t xml:space="preserve"> </w:t>
+      </w:r>
+      <w:r>
+        <w:t xml:space="preserve">objectives—specifically seeking optimal or safely exploitative</w:t>
+      </w:r>
+      <w:r>
+        <w:t xml:space="preserve"> </w:t>
+      </w:r>
+      <w:r>
+        <w:t xml:space="preserve">behavior to win—we borrow their type-inference machinery and</w:t>
+      </w:r>
+      <w:r>
+        <w:t xml:space="preserve"> </w:t>
+      </w:r>
+      <w:r>
+        <w:t xml:space="preserve">utilize poker as a controlled environment for examining how trust</w:t>
+      </w:r>
+      <w:r>
+        <w:t xml:space="preserve"> </w:t>
+      </w:r>
+      <w:r>
+        <w:t xml:space="preserve">dynamics evolve under conditions of correct, transparent, and</w:t>
+      </w:r>
+      <w:r>
+        <w:t xml:space="preserve"> </w:t>
+      </w:r>
+      <w:r>
+        <w:t xml:space="preserve">collective inference amongst many agents. Our poker engine is viewed</w:t>
+      </w:r>
+      <w:r>
+        <w:t xml:space="preserve"> </w:t>
+      </w:r>
+      <w:r>
+        <w:t xml:space="preserve">as a microscope—not as an adversary.</w:t>
+      </w:r>
+    </w:p>
+    <w:bookmarkEnd w:id="30"/>
+    <w:bookmarkStart w:id="31" w:name="language-models-as-strategic-agents"/>
+    <w:p>
+      <w:pPr>
+        <w:pStyle w:val="Heading2"/>
+      </w:pPr>
+      <w:r>
+        <w:rPr>
+          <w:rStyle w:val="SectionNumber"/>
+        </w:rPr>
+        <w:t xml:space="preserve">2.4</w:t>
+      </w:r>
+      <w:r>
+        <w:tab/>
+      </w:r>
+      <w:r>
+        <w:t xml:space="preserve">Language models as strategic agents</w:t>
+      </w:r>
+    </w:p>
+    <w:p>
+      <w:pPr>
+        <w:pStyle w:val="FirstParagraph"/>
+      </w:pPr>
+      <w:r>
+        <w:t xml:space="preserve">First, we treat this last point as it relates to two of our phases,</w:t>
+      </w:r>
+      <w:r>
+        <w:t xml:space="preserve"> </w:t>
+      </w:r>
+      <w:r>
+        <w:t xml:space="preserve">because these phases employ large language models. An increasing</w:t>
+      </w:r>
+      <w:r>
+        <w:t xml:space="preserve"> </w:t>
+      </w:r>
+      <w:r>
+        <w:t xml:space="preserve">amount of work concerns how strategically large language</w:t>
+      </w:r>
+      <w:r>
+        <w:t xml:space="preserve"> </w:t>
+      </w:r>
+      <w:r>
+        <w:t xml:space="preserve">models—used as agents in competitive and observable</w:t>
+      </w:r>
+      <w:r>
+        <w:t xml:space="preserve"> </w:t>
+      </w:r>
+      <w:r>
+        <w:t xml:space="preserve">settings—behave. Current benchmarks for negotiation and game</w:t>
+      </w:r>
+      <w:r>
+        <w:t xml:space="preserve"> </w:t>
+      </w:r>
+      <w:r>
+        <w:t xml:space="preserve">playing, such as AgentBench</w:t>
+      </w:r>
+      <w:r>
+        <w:t xml:space="preserve"> </w:t>
+      </w:r>
+      <w:r>
+        <w:t xml:space="preserve">[11]</w:t>
+      </w:r>
+      <w:r>
+        <w:t xml:space="preserve">, and Park et</w:t>
+      </w:r>
+      <w:r>
+        <w:t xml:space="preserve"> </w:t>
+      </w:r>
+      <w:r>
+        <w:t xml:space="preserve">al.’s study on generative agents</w:t>
+      </w:r>
+      <w:r>
+        <w:t xml:space="preserve"> </w:t>
+      </w:r>
+      <w:r>
+        <w:t xml:space="preserve">[12]</w:t>
+      </w:r>
+      <w:r>
+        <w:t xml:space="preserve">, suggest</w:t>
+      </w:r>
+      <w:r>
+        <w:t xml:space="preserve"> </w:t>
+      </w:r>
+      <w:r>
+        <w:t xml:space="preserve">that there is still much to learn about this issue. Phase 3 and</w:t>
+      </w:r>
+      <w:r>
+        <w:t xml:space="preserve"> </w:t>
+      </w:r>
+      <w:r>
+        <w:t xml:space="preserve">phase 3.1 are both designed to examine the difference between how</w:t>
+      </w:r>
+      <w:r>
+        <w:t xml:space="preserve"> </w:t>
+      </w:r>
+      <w:r>
+        <w:t xml:space="preserve">largely language model-based agents actually behave and what they</w:t>
+      </w:r>
+      <w:r>
+        <w:t xml:space="preserve"> </w:t>
+      </w:r>
+      <w:r>
+        <w:t xml:space="preserve">represent by way of textual strategies.</w:t>
+      </w:r>
+    </w:p>
+    <w:bookmarkEnd w:id="31"/>
+    <w:bookmarkStart w:id="32" w:name="ideas-in-mathematics-used-throughout"/>
+    <w:p>
+      <w:pPr>
+        <w:pStyle w:val="Heading2"/>
+      </w:pPr>
+      <w:r>
+        <w:rPr>
+          <w:rStyle w:val="SectionNumber"/>
+        </w:rPr>
+        <w:t xml:space="preserve">2.5</w:t>
       </w:r>
       <w:r>
         <w:tab/>
@@ -5423,9 +5499,9 @@
         <w:t xml:space="preserve">all four lines of prior work and using these two mathematical tools.</w:t>
       </w:r>
     </w:p>
-    <w:bookmarkEnd w:id="28"/>
-    <w:bookmarkEnd w:id="29"/>
-    <w:bookmarkStart w:id="41" w:name="methodology"/>
+    <w:bookmarkEnd w:id="32"/>
+    <w:bookmarkEnd w:id="33"/>
+    <w:bookmarkStart w:id="45" w:name="methodology"/>
     <w:p>
       <w:pPr>
         <w:pStyle w:val="Heading1"/>
@@ -5443,7 +5519,7 @@
         <w:t xml:space="preserve">Methodology</w:t>
       </w:r>
     </w:p>
-    <w:bookmarkStart w:id="34" w:name="game-environment"/>
+    <w:bookmarkStart w:id="38" w:name="game-environment"/>
     <w:p>
       <w:pPr>
         <w:pStyle w:val="Heading2"/>
@@ -5502,7 +5578,7 @@
         <w:rPr>
           <w:rStyle w:val="FootnoteReference"/>
         </w:rPr>
-        <w:footnoteReference w:id="30"/>
+        <w:footnoteReference w:id="34"/>
       </w:r>
       <w:r>
         <w:t xml:space="preserve">), the large bet (4) can be made on the</w:t>
@@ -5547,7 +5623,7 @@
         <w:rPr>
           <w:rStyle w:val="FootnoteReference"/>
         </w:rPr>
-        <w:footnoteReference w:id="31"/>
+        <w:footnoteReference w:id="35"/>
       </w:r>
       <w:r>
         <w:t xml:space="preserve"> </w:t>
@@ -5577,7 +5653,7 @@
         <w:rPr>
           <w:rStyle w:val="FootnoteReference"/>
         </w:rPr>
-        <w:footnoteReference w:id="32"/>
+        <w:footnoteReference w:id="36"/>
       </w:r>
       <w:r>
         <w:t xml:space="preserve"> </w:t>
@@ -5595,7 +5671,7 @@
         <w:rPr>
           <w:rStyle w:val="FootnoteReference"/>
         </w:rPr>
-        <w:footnoteReference w:id="33"/>
+        <w:footnoteReference w:id="37"/>
       </w:r>
       <w:r>
         <w:t xml:space="preserve">; a side pot is created by</w:t>
@@ -5625,8 +5701,8 @@
         <w:t xml:space="preserve">comes first from the dealer, going in clockwise direction.</w:t>
       </w:r>
     </w:p>
-    <w:bookmarkEnd w:id="34"/>
-    <w:bookmarkStart w:id="36" w:name="the-eight-agent-archetypes"/>
+    <w:bookmarkEnd w:id="38"/>
+    <w:bookmarkStart w:id="40" w:name="the-eight-agent-archetypes"/>
     <w:p>
       <w:pPr>
         <w:pStyle w:val="Heading2"/>
@@ -5808,7 +5884,7 @@
         <w:rPr>
           <w:rStyle w:val="FootnoteReference"/>
         </w:rPr>
-        <w:footnoteReference w:id="35"/>
+        <w:footnoteReference w:id="39"/>
       </w:r>
       <w:r>
         <w:t xml:space="preserve"> </w:t>
@@ -7215,1446 +7291,8 @@
         <w:t xml:space="preserve"> (cooperative state))</w:t>
       </w:r>
     </w:p>
-    <w:tbl>
-      <w:tblPr>
-        <w:tblStyle w:val="Table"/>
-        <w:tblW w:type="auto" w:w="0"/>
-        <w:tblLook w:firstRow="1" w:lastRow="0" w:firstColumn="0" w:lastColumn="0" w:noHBand="0" w:noVBand="0" w:val="0020"/>
-        <w:jc w:val="start"/>
-      </w:tblPr>
-      <w:tblGrid>
-        <w:gridCol w:w="1320"/>
-        <w:gridCol w:w="1320"/>
-        <w:gridCol w:w="1320"/>
-        <w:gridCol w:w="1320"/>
-        <w:gridCol w:w="1320"/>
-        <w:gridCol w:w="1320"/>
-      </w:tblGrid>
-      <w:tr>
-        <w:trPr>
-          <w:tblHeader w:val="true"/>
-        </w:trPr>
-        <w:tc>
-          <w:tcPr/>
-          <w:p>
-            <w:pPr>
-              <w:pStyle w:val="Compact"/>
-              <w:jc w:val="left"/>
-            </w:pPr>
-            <w:r>
-              <w:t xml:space="preserve">Archetype</w:t>
-            </w:r>
-          </w:p>
-        </w:tc>
-        <w:tc>
-          <w:tcPr/>
-          <w:p>
-            <w:pPr>
-              <w:pStyle w:val="Compact"/>
-              <w:jc w:val="left"/>
-            </w:pPr>
-            <m:oMath>
-              <m:r>
-                <m:t>P</m:t>
-              </m:r>
-              <m:d>
-                <m:dPr>
-                  <m:begChr m:val="("/>
-                  <m:endChr m:val=")"/>
-                  <m:sepChr m:val=""/>
-                  <m:grow/>
-                </m:dPr>
-                <m:e>
-                  <m:r>
-                    <m:rPr>
-                      <m:nor/>
-                      <m:sty m:val="p"/>
-                    </m:rPr>
-                    <m:t>bet</m:t>
-                  </m:r>
-                  <m:r>
-                    <m:rPr>
-                      <m:sty m:val="p"/>
-                    </m:rPr>
-                    <m:t>|</m:t>
-                  </m:r>
-                  <m:r>
-                    <m:t>S</m:t>
-                  </m:r>
-                </m:e>
-              </m:d>
-            </m:oMath>
-          </w:p>
-        </w:tc>
-        <w:tc>
-          <w:tcPr/>
-          <w:p>
-            <w:pPr>
-              <w:pStyle w:val="Compact"/>
-              <w:jc w:val="left"/>
-            </w:pPr>
-            <m:oMath>
-              <m:r>
-                <m:t>P</m:t>
-              </m:r>
-              <m:d>
-                <m:dPr>
-                  <m:begChr m:val="("/>
-                  <m:endChr m:val=")"/>
-                  <m:sepChr m:val=""/>
-                  <m:grow/>
-                </m:dPr>
-                <m:e>
-                  <m:r>
-                    <m:rPr>
-                      <m:nor/>
-                      <m:sty m:val="p"/>
-                    </m:rPr>
-                    <m:t>bet</m:t>
-                  </m:r>
-                  <m:r>
-                    <m:rPr>
-                      <m:sty m:val="p"/>
-                    </m:rPr>
-                    <m:t>|</m:t>
-                  </m:r>
-                  <m:r>
-                    <m:t>W</m:t>
-                  </m:r>
-                </m:e>
-              </m:d>
-            </m:oMath>
-          </w:p>
-        </w:tc>
-        <w:tc>
-          <w:tcPr/>
-          <w:p>
-            <w:pPr>
-              <w:pStyle w:val="Compact"/>
-              <w:jc w:val="left"/>
-            </w:pPr>
-            <m:oMath>
-              <m:r>
-                <m:t>P</m:t>
-              </m:r>
-              <m:d>
-                <m:dPr>
-                  <m:begChr m:val="("/>
-                  <m:endChr m:val=")"/>
-                  <m:sepChr m:val=""/>
-                  <m:grow/>
-                </m:dPr>
-                <m:e>
-                  <m:r>
-                    <m:rPr>
-                      <m:nor/>
-                      <m:sty m:val="p"/>
-                    </m:rPr>
-                    <m:t>fold</m:t>
-                  </m:r>
-                  <m:r>
-                    <m:rPr>
-                      <m:sty m:val="p"/>
-                    </m:rPr>
-                    <m:t>|</m:t>
-                  </m:r>
-                  <m:r>
-                    <m:t>W</m:t>
-                  </m:r>
-                </m:e>
-              </m:d>
-            </m:oMath>
-          </w:p>
-        </w:tc>
-        <w:tc>
-          <w:tcPr/>
-          <w:p>
-            <w:pPr>
-              <w:pStyle w:val="Compact"/>
-              <w:jc w:val="center"/>
-            </w:pPr>
-            <m:oMath>
-              <m:r>
-                <m:t>h</m:t>
-              </m:r>
-            </m:oMath>
-          </w:p>
-        </w:tc>
-        <w:tc>
-          <w:tcPr/>
-          <w:p>
-            <w:pPr>
-              <w:pStyle w:val="Compact"/>
-              <w:jc w:val="left"/>
-            </w:pPr>
-            <w:r>
-              <w:t xml:space="preserve">Adaptation rule</w:t>
-            </w:r>
-          </w:p>
-        </w:tc>
-      </w:tr>
-      <w:tr>
-        <w:tc>
-          <w:tcPr/>
-          <w:p>
-            <w:pPr>
-              <w:pStyle w:val="Compact"/>
-              <w:jc w:val="left"/>
-            </w:pPr>
-            <w:r>
-              <w:rPr>
-                <w:bCs/>
-                <w:b/>
-              </w:rPr>
-              <w:t xml:space="preserve">Oracle</w:t>
-            </w:r>
-          </w:p>
-        </w:tc>
-        <w:tc>
-          <w:tcPr/>
-          <w:p>
-            <w:pPr>
-              <w:pStyle w:val="Compact"/>
-              <w:jc w:val="left"/>
-            </w:pPr>
-            <m:oMath>
-              <m:d>
-                <m:dPr>
-                  <m:begChr m:val="["/>
-                  <m:endChr m:val="]"/>
-                  <m:sepChr m:val=""/>
-                  <m:grow/>
-                </m:dPr>
-                <m:e>
-                  <m:r>
-                    <m:t>0.65</m:t>
-                  </m:r>
-                  <m:r>
-                    <m:rPr>
-                      <m:sty m:val="p"/>
-                    </m:rPr>
-                    <m:t>,</m:t>
-                  </m:r>
-                  <m:r>
-                    <m:t>0.85</m:t>
-                  </m:r>
-                </m:e>
-              </m:d>
-            </m:oMath>
-          </w:p>
-        </w:tc>
-        <w:tc>
-          <w:tcPr/>
-          <w:p>
-            <w:pPr>
-              <w:pStyle w:val="Compact"/>
-              <w:jc w:val="left"/>
-            </w:pPr>
-            <m:oMath>
-              <m:d>
-                <m:dPr>
-                  <m:begChr m:val="["/>
-                  <m:endChr m:val="]"/>
-                  <m:sepChr m:val=""/>
-                  <m:grow/>
-                </m:dPr>
-                <m:e>
-                  <m:r>
-                    <m:t>0.15</m:t>
-                  </m:r>
-                  <m:r>
-                    <m:rPr>
-                      <m:sty m:val="p"/>
-                    </m:rPr>
-                    <m:t>,</m:t>
-                  </m:r>
-                  <m:r>
-                    <m:t>0.35</m:t>
-                  </m:r>
-                </m:e>
-              </m:d>
-            </m:oMath>
-          </w:p>
-        </w:tc>
-        <w:tc>
-          <w:tcPr/>
-          <w:p>
-            <w:pPr>
-              <w:pStyle w:val="Compact"/>
-              <w:jc w:val="left"/>
-            </w:pPr>
-            <m:oMath>
-              <m:d>
-                <m:dPr>
-                  <m:begChr m:val="["/>
-                  <m:endChr m:val="]"/>
-                  <m:sepChr m:val=""/>
-                  <m:grow/>
-                </m:dPr>
-                <m:e>
-                  <m:r>
-                    <m:t>0.45</m:t>
-                  </m:r>
-                  <m:r>
-                    <m:rPr>
-                      <m:sty m:val="p"/>
-                    </m:rPr>
-                    <m:t>,</m:t>
-                  </m:r>
-                  <m:r>
-                    <m:t>0.65</m:t>
-                  </m:r>
-                </m:e>
-              </m:d>
-            </m:oMath>
-          </w:p>
-        </w:tc>
-        <w:tc>
-          <w:tcPr/>
-          <w:p>
-            <w:pPr>
-              <w:pStyle w:val="Compact"/>
-              <w:jc w:val="center"/>
-            </w:pPr>
-            <w:r>
-              <w:t xml:space="preserve">0.67</w:t>
-            </w:r>
-          </w:p>
-        </w:tc>
-        <w:tc>
-          <w:tcPr/>
-          <w:p>
-            <w:pPr>
-              <w:pStyle w:val="Compact"/>
-              <w:jc w:val="left"/>
-            </w:pPr>
-            <w:r>
-              <w:t xml:space="preserve">None — fixed mixed strategy</w:t>
-            </w:r>
-          </w:p>
-        </w:tc>
-      </w:tr>
-      <w:tr>
-        <w:tc>
-          <w:tcPr/>
-          <w:p>
-            <w:pPr>
-              <w:pStyle w:val="Compact"/>
-              <w:jc w:val="left"/>
-            </w:pPr>
-            <w:r>
-              <w:rPr>
-                <w:bCs/>
-                <w:b/>
-              </w:rPr>
-              <w:t xml:space="preserve">Sentinel</w:t>
-            </w:r>
-          </w:p>
-        </w:tc>
-        <w:tc>
-          <w:tcPr/>
-          <w:p>
-            <w:pPr>
-              <w:pStyle w:val="Compact"/>
-              <w:jc w:val="left"/>
-            </w:pPr>
-            <m:oMath>
-              <m:d>
-                <m:dPr>
-                  <m:begChr m:val="["/>
-                  <m:endChr m:val="]"/>
-                  <m:sepChr m:val=""/>
-                  <m:grow/>
-                </m:dPr>
-                <m:e>
-                  <m:r>
-                    <m:t>0.90</m:t>
-                  </m:r>
-                  <m:r>
-                    <m:rPr>
-                      <m:sty m:val="p"/>
-                    </m:rPr>
-                    <m:t>,</m:t>
-                  </m:r>
-                  <m:r>
-                    <m:t>1.00</m:t>
-                  </m:r>
-                </m:e>
-              </m:d>
-            </m:oMath>
-          </w:p>
-        </w:tc>
-        <w:tc>
-          <w:tcPr/>
-          <w:p>
-            <w:pPr>
-              <w:pStyle w:val="Compact"/>
-              <w:jc w:val="left"/>
-            </w:pPr>
-            <m:oMath>
-              <m:d>
-                <m:dPr>
-                  <m:begChr m:val="["/>
-                  <m:endChr m:val="]"/>
-                  <m:sepChr m:val=""/>
-                  <m:grow/>
-                </m:dPr>
-                <m:e>
-                  <m:r>
-                    <m:t>0.00</m:t>
-                  </m:r>
-                  <m:r>
-                    <m:rPr>
-                      <m:sty m:val="p"/>
-                    </m:rPr>
-                    <m:t>,</m:t>
-                  </m:r>
-                  <m:r>
-                    <m:t>0.10</m:t>
-                  </m:r>
-                </m:e>
-              </m:d>
-            </m:oMath>
-          </w:p>
-        </w:tc>
-        <w:tc>
-          <w:tcPr/>
-          <w:p>
-            <w:pPr>
-              <w:pStyle w:val="Compact"/>
-              <w:jc w:val="left"/>
-            </w:pPr>
-            <m:oMath>
-              <m:d>
-                <m:dPr>
-                  <m:begChr m:val="["/>
-                  <m:endChr m:val="]"/>
-                  <m:sepChr m:val=""/>
-                  <m:grow/>
-                </m:dPr>
-                <m:e>
-                  <m:r>
-                    <m:t>0.80</m:t>
-                  </m:r>
-                  <m:r>
-                    <m:rPr>
-                      <m:sty m:val="p"/>
-                    </m:rPr>
-                    <m:t>,</m:t>
-                  </m:r>
-                  <m:r>
-                    <m:t>0.95</m:t>
-                  </m:r>
-                </m:e>
-              </m:d>
-            </m:oMath>
-          </w:p>
-        </w:tc>
-        <w:tc>
-          <w:tcPr/>
-          <w:p>
-            <w:pPr>
-              <w:pStyle w:val="Compact"/>
-              <w:jc w:val="center"/>
-            </w:pPr>
-            <w:r>
-              <w:t xml:space="preserve">0.92</w:t>
-            </w:r>
-          </w:p>
-        </w:tc>
-        <w:tc>
-          <w:tcPr/>
-          <w:p>
-            <w:pPr>
-              <w:pStyle w:val="Compact"/>
-              <w:jc w:val="left"/>
-            </w:pPr>
-            <w:r>
-              <w:t xml:space="preserve">None — tight value-bettor</w:t>
-            </w:r>
-          </w:p>
-        </w:tc>
-      </w:tr>
-      <w:tr>
-        <w:tc>
-          <w:tcPr/>
-          <w:p>
-            <w:pPr>
-              <w:pStyle w:val="Compact"/>
-              <w:jc w:val="left"/>
-            </w:pPr>
-            <w:r>
-              <w:rPr>
-                <w:bCs/>
-                <w:b/>
-              </w:rPr>
-              <w:t xml:space="preserve">Firestorm</w:t>
-            </w:r>
-          </w:p>
-        </w:tc>
-        <w:tc>
-          <w:tcPr/>
-          <w:p>
-            <w:pPr>
-              <w:pStyle w:val="Compact"/>
-              <w:jc w:val="left"/>
-            </w:pPr>
-            <m:oMath>
-              <m:d>
-                <m:dPr>
-                  <m:begChr m:val="["/>
-                  <m:endChr m:val="]"/>
-                  <m:sepChr m:val=""/>
-                  <m:grow/>
-                </m:dPr>
-                <m:e>
-                  <m:r>
-                    <m:t>0.85</m:t>
-                  </m:r>
-                  <m:r>
-                    <m:rPr>
-                      <m:sty m:val="p"/>
-                    </m:rPr>
-                    <m:t>,</m:t>
-                  </m:r>
-                  <m:r>
-                    <m:t>1.00</m:t>
-                  </m:r>
-                </m:e>
-              </m:d>
-            </m:oMath>
-          </w:p>
-        </w:tc>
-        <w:tc>
-          <w:tcPr/>
-          <w:p>
-            <w:pPr>
-              <w:pStyle w:val="Compact"/>
-              <w:jc w:val="left"/>
-            </w:pPr>
-            <m:oMath>
-              <m:d>
-                <m:dPr>
-                  <m:begChr m:val="["/>
-                  <m:endChr m:val="]"/>
-                  <m:sepChr m:val=""/>
-                  <m:grow/>
-                </m:dPr>
-                <m:e>
-                  <m:r>
-                    <m:t>0.45</m:t>
-                  </m:r>
-                  <m:r>
-                    <m:rPr>
-                      <m:sty m:val="p"/>
-                    </m:rPr>
-                    <m:t>,</m:t>
-                  </m:r>
-                  <m:r>
-                    <m:t>0.65</m:t>
-                  </m:r>
-                </m:e>
-              </m:d>
-            </m:oMath>
-          </w:p>
-        </w:tc>
-        <w:tc>
-          <w:tcPr/>
-          <w:p>
-            <w:pPr>
-              <w:pStyle w:val="Compact"/>
-              <w:jc w:val="left"/>
-            </w:pPr>
-            <m:oMath>
-              <m:d>
-                <m:dPr>
-                  <m:begChr m:val="["/>
-                  <m:endChr m:val="]"/>
-                  <m:sepChr m:val=""/>
-                  <m:grow/>
-                </m:dPr>
-                <m:e>
-                  <m:r>
-                    <m:t>0.00</m:t>
-                  </m:r>
-                  <m:r>
-                    <m:rPr>
-                      <m:sty m:val="p"/>
-                    </m:rPr>
-                    <m:t>,</m:t>
-                  </m:r>
-                  <m:r>
-                    <m:t>0.20</m:t>
-                  </m:r>
-                </m:e>
-              </m:d>
-            </m:oMath>
-          </w:p>
-        </w:tc>
-        <w:tc>
-          <w:tcPr/>
-          <w:p>
-            <w:pPr>
-              <w:pStyle w:val="Compact"/>
-              <w:jc w:val="center"/>
-            </w:pPr>
-            <w:r>
-              <w:t xml:space="preserve">0.38</w:t>
-            </w:r>
-          </w:p>
-        </w:tc>
-        <w:tc>
-          <w:tcPr/>
-          <w:p>
-            <w:pPr>
-              <w:pStyle w:val="Compact"/>
-              <w:jc w:val="left"/>
-            </w:pPr>
-            <w:r>
-              <w:t xml:space="preserve">None — bets everything</w:t>
-            </w:r>
-          </w:p>
-        </w:tc>
-      </w:tr>
-      <w:tr>
-        <w:tc>
-          <w:tcPr/>
-          <w:p>
-            <w:pPr>
-              <w:pStyle w:val="Compact"/>
-              <w:jc w:val="left"/>
-            </w:pPr>
-            <w:r>
-              <w:rPr>
-                <w:bCs/>
-                <w:b/>
-              </w:rPr>
-              <w:t xml:space="preserve">Wall</w:t>
-            </w:r>
-          </w:p>
-        </w:tc>
-        <w:tc>
-          <w:tcPr/>
-          <w:p>
-            <w:pPr>
-              <w:pStyle w:val="Compact"/>
-              <w:jc w:val="left"/>
-            </w:pPr>
-            <m:oMath>
-              <m:d>
-                <m:dPr>
-                  <m:begChr m:val="["/>
-                  <m:endChr m:val="]"/>
-                  <m:sepChr m:val=""/>
-                  <m:grow/>
-                </m:dPr>
-                <m:e>
-                  <m:r>
-                    <m:t>0.95</m:t>
-                  </m:r>
-                  <m:r>
-                    <m:rPr>
-                      <m:sty m:val="p"/>
-                    </m:rPr>
-                    <m:t>,</m:t>
-                  </m:r>
-                  <m:r>
-                    <m:t>1.00</m:t>
-                  </m:r>
-                </m:e>
-              </m:d>
-            </m:oMath>
-          </w:p>
-        </w:tc>
-        <w:tc>
-          <w:tcPr/>
-          <w:p>
-            <w:pPr>
-              <w:pStyle w:val="Compact"/>
-              <w:jc w:val="left"/>
-            </w:pPr>
-            <m:oMath>
-              <m:d>
-                <m:dPr>
-                  <m:begChr m:val="["/>
-                  <m:endChr m:val="]"/>
-                  <m:sepChr m:val=""/>
-                  <m:grow/>
-                </m:dPr>
-                <m:e>
-                  <m:r>
-                    <m:t>0.00</m:t>
-                  </m:r>
-                  <m:r>
-                    <m:rPr>
-                      <m:sty m:val="p"/>
-                    </m:rPr>
-                    <m:t>,</m:t>
-                  </m:r>
-                  <m:r>
-                    <m:t>0.05</m:t>
-                  </m:r>
-                </m:e>
-              </m:d>
-            </m:oMath>
-          </w:p>
-        </w:tc>
-        <w:tc>
-          <w:tcPr/>
-          <w:p>
-            <w:pPr>
-              <w:pStyle w:val="Compact"/>
-              <w:jc w:val="left"/>
-            </w:pPr>
-            <m:oMath>
-              <m:d>
-                <m:dPr>
-                  <m:begChr m:val="["/>
-                  <m:endChr m:val="]"/>
-                  <m:sepChr m:val=""/>
-                  <m:grow/>
-                </m:dPr>
-                <m:e>
-                  <m:r>
-                    <m:t>0.00</m:t>
-                  </m:r>
-                  <m:r>
-                    <m:rPr>
-                      <m:sty m:val="p"/>
-                    </m:rPr>
-                    <m:t>,</m:t>
-                  </m:r>
-                  <m:r>
-                    <m:t>0.05</m:t>
-                  </m:r>
-                </m:e>
-              </m:d>
-            </m:oMath>
-          </w:p>
-        </w:tc>
-        <w:tc>
-          <w:tcPr/>
-          <w:p>
-            <w:pPr>
-              <w:pStyle w:val="Compact"/>
-              <w:jc w:val="center"/>
-            </w:pPr>
-            <w:r>
-              <w:t xml:space="preserve">0.96</w:t>
-            </w:r>
-          </w:p>
-        </w:tc>
-        <w:tc>
-          <w:tcPr/>
-          <w:p>
-            <w:pPr>
-              <w:pStyle w:val="Compact"/>
-              <w:jc w:val="left"/>
-            </w:pPr>
-            <w:r>
-              <w:t xml:space="preserve">None — calls all, folds none</w:t>
-            </w:r>
-          </w:p>
-        </w:tc>
-      </w:tr>
-      <w:tr>
-        <w:tc>
-          <w:tcPr/>
-          <w:p>
-            <w:pPr>
-              <w:pStyle w:val="Compact"/>
-              <w:jc w:val="left"/>
-            </w:pPr>
-            <w:r>
-              <w:rPr>
-                <w:bCs/>
-                <w:b/>
-              </w:rPr>
-              <w:t xml:space="preserve">Phantom</w:t>
-            </w:r>
-          </w:p>
-        </w:tc>
-        <w:tc>
-          <w:tcPr/>
-          <w:p>
-            <w:pPr>
-              <w:pStyle w:val="Compact"/>
-              <w:jc w:val="left"/>
-            </w:pPr>
-            <m:oMath>
-              <m:d>
-                <m:dPr>
-                  <m:begChr m:val="["/>
-                  <m:endChr m:val="]"/>
-                  <m:sepChr m:val=""/>
-                  <m:grow/>
-                </m:dPr>
-                <m:e>
-                  <m:r>
-                    <m:t>0.30</m:t>
-                  </m:r>
-                  <m:r>
-                    <m:rPr>
-                      <m:sty m:val="p"/>
-                    </m:rPr>
-                    <m:t>,</m:t>
-                  </m:r>
-                  <m:r>
-                    <m:t>0.50</m:t>
-                  </m:r>
-                </m:e>
-              </m:d>
-            </m:oMath>
-          </w:p>
-        </w:tc>
-        <w:tc>
-          <w:tcPr/>
-          <w:p>
-            <w:pPr>
-              <w:pStyle w:val="Compact"/>
-              <w:jc w:val="left"/>
-            </w:pPr>
-            <m:oMath>
-              <m:d>
-                <m:dPr>
-                  <m:begChr m:val="["/>
-                  <m:endChr m:val="]"/>
-                  <m:sepChr m:val=""/>
-                  <m:grow/>
-                </m:dPr>
-                <m:e>
-                  <m:r>
-                    <m:t>0.60</m:t>
-                  </m:r>
-                  <m:r>
-                    <m:rPr>
-                      <m:sty m:val="p"/>
-                    </m:rPr>
-                    <m:t>,</m:t>
-                  </m:r>
-                  <m:r>
-                    <m:t>0.80</m:t>
-                  </m:r>
-                </m:e>
-              </m:d>
-            </m:oMath>
-            <w:r>
-              <w:t xml:space="preserve"> </w:t>
-            </w:r>
-            <w:r>
-              <w:t xml:space="preserve">pre,</w:t>
-            </w:r>
-            <w:r>
-              <w:t xml:space="preserve"> </w:t>
-            </w:r>
-            <m:oMath>
-              <m:d>
-                <m:dPr>
-                  <m:begChr m:val="["/>
-                  <m:endChr m:val="]"/>
-                  <m:sepChr m:val=""/>
-                  <m:grow/>
-                </m:dPr>
-                <m:e>
-                  <m:r>
-                    <m:t>0.05</m:t>
-                  </m:r>
-                  <m:r>
-                    <m:rPr>
-                      <m:sty m:val="p"/>
-                    </m:rPr>
-                    <m:t>,</m:t>
-                  </m:r>
-                  <m:r>
-                    <m:t>0.20</m:t>
-                  </m:r>
-                </m:e>
-              </m:d>
-            </m:oMath>
-            <w:r>
-              <w:t xml:space="preserve"> </w:t>
-            </w:r>
-            <w:r>
-              <w:t xml:space="preserve">post</w:t>
-            </w:r>
-          </w:p>
-        </w:tc>
-        <w:tc>
-          <w:tcPr/>
-          <w:p>
-            <w:pPr>
-              <w:pStyle w:val="Compact"/>
-              <w:jc w:val="left"/>
-            </w:pPr>
-            <m:oMath>
-              <m:d>
-                <m:dPr>
-                  <m:begChr m:val="["/>
-                  <m:endChr m:val="]"/>
-                  <m:sepChr m:val=""/>
-                  <m:grow/>
-                </m:dPr>
-                <m:e>
-                  <m:r>
-                    <m:t>0.70</m:t>
-                  </m:r>
-                  <m:r>
-                    <m:rPr>
-                      <m:sty m:val="p"/>
-                    </m:rPr>
-                    <m:t>,</m:t>
-                  </m:r>
-                  <m:r>
-                    <m:t>0.90</m:t>
-                  </m:r>
-                </m:e>
-              </m:d>
-            </m:oMath>
-            <w:r>
-              <w:t xml:space="preserve"> </w:t>
-            </w:r>
-            <w:r>
-              <w:t xml:space="preserve">post-flop after preflop bluff</w:t>
-            </w:r>
-          </w:p>
-        </w:tc>
-        <w:tc>
-          <w:tcPr/>
-          <w:p>
-            <w:pPr>
-              <w:pStyle w:val="Compact"/>
-              <w:jc w:val="center"/>
-            </w:pPr>
-            <w:r>
-              <w:t xml:space="preserve">0.48</w:t>
-            </w:r>
-          </w:p>
-        </w:tc>
-        <w:tc>
-          <w:tcPr/>
-          <w:p>
-            <w:pPr>
-              <w:pStyle w:val="Compact"/>
-              <w:jc w:val="left"/>
-            </w:pPr>
-            <w:r>
-              <w:t xml:space="preserve">Static but street-conditional</w:t>
-            </w:r>
-          </w:p>
-        </w:tc>
-      </w:tr>
-      <w:tr>
-        <w:tc>
-          <w:tcPr/>
-          <w:p>
-            <w:pPr>
-              <w:pStyle w:val="Compact"/>
-              <w:jc w:val="left"/>
-            </w:pPr>
-            <w:r>
-              <w:rPr>
-                <w:bCs/>
-                <w:b/>
-              </w:rPr>
-              <w:t xml:space="preserve">Predator</w:t>
-            </w:r>
-          </w:p>
-        </w:tc>
-        <w:tc>
-          <w:tcPr/>
-          <w:p>
-            <w:pPr>
-              <w:pStyle w:val="Compact"/>
-              <w:jc w:val="left"/>
-            </w:pPr>
-            <w:r>
-              <w:t xml:space="preserve">TAG default; exploit profile vs. target</w:t>
-            </w:r>
-          </w:p>
-        </w:tc>
-        <w:tc>
-          <w:tcPr/>
-          <w:p>
-            <w:pPr>
-              <w:pStyle w:val="Compact"/>
-              <w:jc w:val="left"/>
-            </w:pPr>
-            <m:oMath>
-              <m:r>
-                <m:t>0.05</m:t>
-              </m:r>
-            </m:oMath>
-            <w:r>
-              <w:t xml:space="preserve"> </w:t>
-            </w:r>
-            <w:r>
-              <w:t xml:space="preserve">default;</w:t>
-            </w:r>
-            <w:r>
-              <w:t xml:space="preserve"> </w:t>
-            </w:r>
-            <m:oMath>
-              <m:r>
-                <m:t>0.55</m:t>
-              </m:r>
-            </m:oMath>
-            <w:r>
-              <w:t xml:space="preserve"> </w:t>
-            </w:r>
-            <w:r>
-              <w:t xml:space="preserve">vs. classified target</w:t>
-            </w:r>
-          </w:p>
-        </w:tc>
-        <w:tc>
-          <w:tcPr/>
-          <w:p>
-            <w:pPr>
-              <w:pStyle w:val="Compact"/>
-              <w:jc w:val="left"/>
-            </w:pPr>
-            <m:oMath>
-              <m:r>
-                <m:t>0.65</m:t>
-              </m:r>
-            </m:oMath>
-            <w:r>
-              <w:t xml:space="preserve"> </w:t>
-            </w:r>
-            <w:r>
-              <w:t xml:space="preserve">default;</w:t>
-            </w:r>
-            <w:r>
-              <w:t xml:space="preserve"> </w:t>
-            </w:r>
-            <m:oMath>
-              <m:r>
-                <m:t>0.30</m:t>
-              </m:r>
-            </m:oMath>
-            <w:r>
-              <w:t xml:space="preserve"> </w:t>
-            </w:r>
-            <w:r>
-              <w:t xml:space="preserve">vs. classified target</w:t>
-            </w:r>
-          </w:p>
-        </w:tc>
-        <w:tc>
-          <w:tcPr/>
-          <w:p>
-            <w:pPr>
-              <w:pStyle w:val="Compact"/>
-              <w:jc w:val="center"/>
-            </w:pPr>
-            <w:r>
-              <w:t xml:space="preserve">0.79</w:t>
-            </w:r>
-          </w:p>
-        </w:tc>
-        <w:tc>
-          <w:tcPr/>
-          <w:p>
-            <w:pPr>
-              <w:pStyle w:val="Compact"/>
-              <w:jc w:val="left"/>
-            </w:pPr>
-            <w:r>
-              <w:t xml:space="preserve">Activates exploit profile when posterior on opponent</w:t>
-            </w:r>
-            <w:r>
-              <w:t xml:space="preserve"> </w:t>
-            </w:r>
-            <m:oMath>
-              <m:r>
-                <m:rPr>
-                  <m:sty m:val="p"/>
-                </m:rPr>
-                <m:t>&gt;</m:t>
-              </m:r>
-              <m:r>
-                <m:t>0.60</m:t>
-              </m:r>
-            </m:oMath>
-          </w:p>
-        </w:tc>
-      </w:tr>
-      <w:tr>
-        <w:tc>
-          <w:tcPr/>
-          <w:p>
-            <w:pPr>
-              <w:pStyle w:val="Compact"/>
-              <w:jc w:val="left"/>
-            </w:pPr>
-            <w:r>
-              <w:rPr>
-                <w:bCs/>
-                <w:b/>
-              </w:rPr>
-              <w:t xml:space="preserve">Mirror</w:t>
-            </w:r>
-          </w:p>
-        </w:tc>
-        <w:tc>
-          <w:tcPr/>
-          <w:p>
-            <w:pPr>
-              <w:pStyle w:val="Compact"/>
-              <w:jc w:val="left"/>
-            </w:pPr>
-            <m:oMath>
-              <m:r>
-                <m:t>0.5</m:t>
-              </m:r>
-              <m:r>
-                <m:rPr>
-                  <m:sty m:val="p"/>
-                </m:rPr>
-                <m:t>⋅</m:t>
-              </m:r>
-              <m:r>
-                <m:rPr>
-                  <m:nor/>
-                  <m:sty m:val="p"/>
-                </m:rPr>
-                <m:t>self</m:t>
-              </m:r>
-              <m:r>
-                <m:rPr>
-                  <m:sty m:val="p"/>
-                </m:rPr>
-                <m:t>+</m:t>
-              </m:r>
-              <m:r>
-                <m:t>0.5</m:t>
-              </m:r>
-              <m:r>
-                <m:rPr>
-                  <m:sty m:val="p"/>
-                </m:rPr>
-                <m:t>⋅</m:t>
-              </m:r>
-              <m:r>
-                <m:rPr>
-                  <m:nor/>
-                  <m:sty m:val="p"/>
-                </m:rPr>
-                <m:t>target</m:t>
-              </m:r>
-            </m:oMath>
-          </w:p>
-        </w:tc>
-        <w:tc>
-          <w:tcPr/>
-          <w:p>
-            <w:pPr>
-              <w:pStyle w:val="Compact"/>
-              <w:jc w:val="left"/>
-            </w:pPr>
-            <w:r>
-              <w:t xml:space="preserve">same blend</w:t>
-            </w:r>
-          </w:p>
-        </w:tc>
-        <w:tc>
-          <w:tcPr/>
-          <w:p>
-            <w:pPr>
-              <w:pStyle w:val="Compact"/>
-              <w:jc w:val="left"/>
-            </w:pPr>
-            <w:r>
-              <w:t xml:space="preserve">same blend</w:t>
-            </w:r>
-          </w:p>
-        </w:tc>
-        <w:tc>
-          <w:tcPr/>
-          <w:p>
-            <w:pPr>
-              <w:pStyle w:val="Compact"/>
-              <w:jc w:val="center"/>
-            </w:pPr>
-            <w:r>
-              <w:t xml:space="preserve">0.91</w:t>
-            </w:r>
-          </w:p>
-        </w:tc>
-        <w:tc>
-          <w:tcPr/>
-          <w:p>
-            <w:pPr>
-              <w:pStyle w:val="Compact"/>
-              <w:jc w:val="left"/>
-            </w:pPr>
-            <w:r>
-              <w:t xml:space="preserve">Re-targets at each hand to highest-VPIP opponent</w:t>
-            </w:r>
-          </w:p>
-        </w:tc>
-      </w:tr>
-      <w:tr>
-        <w:tc>
-          <w:tcPr/>
-          <w:p>
-            <w:pPr>
-              <w:pStyle w:val="Compact"/>
-              <w:jc w:val="left"/>
-            </w:pPr>
-            <w:r>
-              <w:rPr>
-                <w:bCs/>
-                <w:b/>
-              </w:rPr>
-              <w:t xml:space="preserve">Judge</w:t>
-            </w:r>
-          </w:p>
-        </w:tc>
-        <w:tc>
-          <w:tcPr/>
-          <w:p>
-            <w:pPr>
-              <w:pStyle w:val="Compact"/>
-              <w:jc w:val="left"/>
-            </w:pPr>
-            <m:oMath>
-              <m:d>
-                <m:dPr>
-                  <m:begChr m:val="["/>
-                  <m:endChr m:val="]"/>
-                  <m:sepChr m:val=""/>
-                  <m:grow/>
-                </m:dPr>
-                <m:e>
-                  <m:r>
-                    <m:t>0.88</m:t>
-                  </m:r>
-                  <m:r>
-                    <m:rPr>
-                      <m:sty m:val="p"/>
-                    </m:rPr>
-                    <m:t>,</m:t>
-                  </m:r>
-                  <m:r>
-                    <m:t>0.98</m:t>
-                  </m:r>
-                </m:e>
-              </m:d>
-            </m:oMath>
-            <w:r>
-              <w:t xml:space="preserve"> </w:t>
-            </w:r>
-            <w:r>
-              <w:t xml:space="preserve">coop;</w:t>
-            </w:r>
-            <w:r>
-              <w:t xml:space="preserve"> </w:t>
-            </w:r>
-            <m:oMath>
-              <m:d>
-                <m:dPr>
-                  <m:begChr m:val="["/>
-                  <m:endChr m:val="]"/>
-                  <m:sepChr m:val=""/>
-                  <m:grow/>
-                </m:dPr>
-                <m:e>
-                  <m:r>
-                    <m:t>0.95</m:t>
-                  </m:r>
-                  <m:r>
-                    <m:rPr>
-                      <m:sty m:val="p"/>
-                    </m:rPr>
-                    <m:t>,</m:t>
-                  </m:r>
-                  <m:r>
-                    <m:t>1.00</m:t>
-                  </m:r>
-                </m:e>
-              </m:d>
-            </m:oMath>
-            <w:r>
-              <w:t xml:space="preserve"> </w:t>
-            </w:r>
-            <w:r>
-              <w:t xml:space="preserve">retal.</w:t>
-            </w:r>
-          </w:p>
-        </w:tc>
-        <w:tc>
-          <w:tcPr/>
-          <w:p>
-            <w:pPr>
-              <w:pStyle w:val="Compact"/>
-              <w:jc w:val="left"/>
-            </w:pPr>
-            <m:oMath>
-              <m:d>
-                <m:dPr>
-                  <m:begChr m:val="["/>
-                  <m:endChr m:val="]"/>
-                  <m:sepChr m:val=""/>
-                  <m:grow/>
-                </m:dPr>
-                <m:e>
-                  <m:r>
-                    <m:t>0.02</m:t>
-                  </m:r>
-                  <m:r>
-                    <m:rPr>
-                      <m:sty m:val="p"/>
-                    </m:rPr>
-                    <m:t>,</m:t>
-                  </m:r>
-                  <m:r>
-                    <m:t>0.10</m:t>
-                  </m:r>
-                </m:e>
-              </m:d>
-            </m:oMath>
-            <w:r>
-              <w:t xml:space="preserve"> </w:t>
-            </w:r>
-            <w:r>
-              <w:t xml:space="preserve">coop;</w:t>
-            </w:r>
-            <w:r>
-              <w:t xml:space="preserve"> </w:t>
-            </w:r>
-            <m:oMath>
-              <m:d>
-                <m:dPr>
-                  <m:begChr m:val="["/>
-                  <m:endChr m:val="]"/>
-                  <m:sepChr m:val=""/>
-                  <m:grow/>
-                </m:dPr>
-                <m:e>
-                  <m:r>
-                    <m:t>0.30</m:t>
-                  </m:r>
-                  <m:r>
-                    <m:rPr>
-                      <m:sty m:val="p"/>
-                    </m:rPr>
-                    <m:t>,</m:t>
-                  </m:r>
-                  <m:r>
-                    <m:t>0.45</m:t>
-                  </m:r>
-                </m:e>
-              </m:d>
-            </m:oMath>
-            <w:r>
-              <w:t xml:space="preserve"> </w:t>
-            </w:r>
-            <w:r>
-              <w:t xml:space="preserve">retal.</w:t>
-            </w:r>
-          </w:p>
-        </w:tc>
-        <w:tc>
-          <w:tcPr/>
-          <w:p>
-            <w:pPr>
-              <w:pStyle w:val="Compact"/>
-              <w:jc w:val="left"/>
-            </w:pPr>
-            <m:oMath>
-              <m:d>
-                <m:dPr>
-                  <m:begChr m:val="["/>
-                  <m:endChr m:val="]"/>
-                  <m:sepChr m:val=""/>
-                  <m:grow/>
-                </m:dPr>
-                <m:e>
-                  <m:r>
-                    <m:t>0.78</m:t>
-                  </m:r>
-                  <m:r>
-                    <m:rPr>
-                      <m:sty m:val="p"/>
-                    </m:rPr>
-                    <m:t>,</m:t>
-                  </m:r>
-                  <m:r>
-                    <m:t>0.92</m:t>
-                  </m:r>
-                </m:e>
-              </m:d>
-            </m:oMath>
-            <w:r>
-              <w:t xml:space="preserve"> </w:t>
-            </w:r>
-            <w:r>
-              <w:t xml:space="preserve">coop;</w:t>
-            </w:r>
-            <w:r>
-              <w:t xml:space="preserve"> </w:t>
-            </w:r>
-            <m:oMath>
-              <m:d>
-                <m:dPr>
-                  <m:begChr m:val="["/>
-                  <m:endChr m:val="]"/>
-                  <m:sepChr m:val=""/>
-                  <m:grow/>
-                </m:dPr>
-                <m:e>
-                  <m:r>
-                    <m:t>0.30</m:t>
-                  </m:r>
-                  <m:r>
-                    <m:rPr>
-                      <m:sty m:val="p"/>
-                    </m:rPr>
-                    <m:t>,</m:t>
-                  </m:r>
-                  <m:r>
-                    <m:t>0.50</m:t>
-                  </m:r>
-                </m:e>
-              </m:d>
-            </m:oMath>
-            <w:r>
-              <w:t xml:space="preserve"> </w:t>
-            </w:r>
-            <w:r>
-              <w:t xml:space="preserve">retal.</w:t>
-            </w:r>
-          </w:p>
-        </w:tc>
-        <w:tc>
-          <w:tcPr/>
-          <w:p>
-            <w:pPr>
-              <w:pStyle w:val="Compact"/>
-              <w:jc w:val="center"/>
-            </w:pPr>
-            <w:r>
-              <w:t xml:space="preserve">0.92</w:t>
-            </w:r>
-          </w:p>
-        </w:tc>
-        <w:tc>
-          <w:tcPr/>
-          <w:p>
-            <w:pPr>
-              <w:pStyle w:val="Compact"/>
-              <w:jc w:val="left"/>
-            </w:pPr>
-            <w:r>
-              <w:t xml:space="preserve">Switches to retaliation after 5+ confirmed bluffs by an opponent</w:t>
-            </w:r>
-          </w:p>
-        </w:tc>
-      </w:tr>
-    </w:tbl>
-    <w:bookmarkEnd w:id="36"/>
-    <w:bookmarkStart w:id="37" w:name="categorical-posterior-over-types"/>
+    <w:bookmarkEnd w:id="40"/>
+    <w:bookmarkStart w:id="41" w:name="categorical-posterior-over-types"/>
     <w:p>
       <w:pPr>
         <w:pStyle w:val="Heading2"/>
@@ -9803,8 +8441,8 @@
         <w:t xml:space="preserve">; this is a design choice and not a finding.</w:t>
       </w:r>
     </w:p>
-    <w:bookmarkEnd w:id="37"/>
-    <w:bookmarkStart w:id="38" w:name="four-agent-architectures"/>
+    <w:bookmarkEnd w:id="41"/>
+    <w:bookmarkStart w:id="42" w:name="four-agent-architectures"/>
     <w:p>
       <w:pPr>
         <w:pStyle w:val="Heading2"/>
@@ -10115,8 +8753,8 @@
         <w:t xml:space="preserve">number of hands hill climbers evaluate from 200 to fifty.</w:t>
       </w:r>
     </w:p>
-    <w:bookmarkEnd w:id="38"/>
-    <w:bookmarkStart w:id="39" w:name="experimental-design"/>
+    <w:bookmarkEnd w:id="42"/>
+    <w:bookmarkStart w:id="43" w:name="experimental-design"/>
     <w:p>
       <w:pPr>
         <w:pStyle w:val="Heading2"/>
@@ -10379,8 +9017,8 @@
         <w:t xml:space="preserve">Limitations.</w:t>
       </w:r>
     </w:p>
-    <w:bookmarkEnd w:id="39"/>
-    <w:bookmarkStart w:id="40" w:name="metrics"/>
+    <w:bookmarkEnd w:id="43"/>
+    <w:bookmarkStart w:id="44" w:name="metrics"/>
     <w:p>
       <w:pPr>
         <w:pStyle w:val="Heading2"/>
@@ -10795,9 +9433,1447 @@
         <w:t xml:space="preserve">is available from the five actual observations.</w:t>
       </w:r>
     </w:p>
-    <w:bookmarkEnd w:id="40"/>
-    <w:bookmarkEnd w:id="41"/>
-    <w:bookmarkStart w:id="76" w:name="results"/>
+    <w:tbl>
+      <w:tblPr>
+        <w:tblStyle w:val="Table"/>
+        <w:tblW w:type="auto" w:w="0"/>
+        <w:tblLook w:firstRow="1" w:lastRow="0" w:firstColumn="0" w:lastColumn="0" w:noHBand="0" w:noVBand="0" w:val="0020"/>
+        <w:jc w:val="start"/>
+      </w:tblPr>
+      <w:tblGrid>
+        <w:gridCol w:w="1320"/>
+        <w:gridCol w:w="1320"/>
+        <w:gridCol w:w="1320"/>
+        <w:gridCol w:w="1320"/>
+        <w:gridCol w:w="1320"/>
+        <w:gridCol w:w="1320"/>
+      </w:tblGrid>
+      <w:tr>
+        <w:trPr>
+          <w:tblHeader w:val="true"/>
+        </w:trPr>
+        <w:tc>
+          <w:tcPr/>
+          <w:p>
+            <w:pPr>
+              <w:pStyle w:val="Compact"/>
+              <w:jc w:val="left"/>
+            </w:pPr>
+            <w:r>
+              <w:t xml:space="preserve">Archetype</w:t>
+            </w:r>
+          </w:p>
+        </w:tc>
+        <w:tc>
+          <w:tcPr/>
+          <w:p>
+            <w:pPr>
+              <w:pStyle w:val="Compact"/>
+              <w:jc w:val="left"/>
+            </w:pPr>
+            <m:oMath>
+              <m:r>
+                <m:t>P</m:t>
+              </m:r>
+              <m:d>
+                <m:dPr>
+                  <m:begChr m:val="("/>
+                  <m:endChr m:val=")"/>
+                  <m:sepChr m:val=""/>
+                  <m:grow/>
+                </m:dPr>
+                <m:e>
+                  <m:r>
+                    <m:rPr>
+                      <m:nor/>
+                      <m:sty m:val="p"/>
+                    </m:rPr>
+                    <m:t>bet</m:t>
+                  </m:r>
+                  <m:r>
+                    <m:rPr>
+                      <m:sty m:val="p"/>
+                    </m:rPr>
+                    <m:t>|</m:t>
+                  </m:r>
+                  <m:r>
+                    <m:t>S</m:t>
+                  </m:r>
+                </m:e>
+              </m:d>
+            </m:oMath>
+          </w:p>
+        </w:tc>
+        <w:tc>
+          <w:tcPr/>
+          <w:p>
+            <w:pPr>
+              <w:pStyle w:val="Compact"/>
+              <w:jc w:val="left"/>
+            </w:pPr>
+            <m:oMath>
+              <m:r>
+                <m:t>P</m:t>
+              </m:r>
+              <m:d>
+                <m:dPr>
+                  <m:begChr m:val="("/>
+                  <m:endChr m:val=")"/>
+                  <m:sepChr m:val=""/>
+                  <m:grow/>
+                </m:dPr>
+                <m:e>
+                  <m:r>
+                    <m:rPr>
+                      <m:nor/>
+                      <m:sty m:val="p"/>
+                    </m:rPr>
+                    <m:t>bet</m:t>
+                  </m:r>
+                  <m:r>
+                    <m:rPr>
+                      <m:sty m:val="p"/>
+                    </m:rPr>
+                    <m:t>|</m:t>
+                  </m:r>
+                  <m:r>
+                    <m:t>W</m:t>
+                  </m:r>
+                </m:e>
+              </m:d>
+            </m:oMath>
+          </w:p>
+        </w:tc>
+        <w:tc>
+          <w:tcPr/>
+          <w:p>
+            <w:pPr>
+              <w:pStyle w:val="Compact"/>
+              <w:jc w:val="left"/>
+            </w:pPr>
+            <m:oMath>
+              <m:r>
+                <m:t>P</m:t>
+              </m:r>
+              <m:d>
+                <m:dPr>
+                  <m:begChr m:val="("/>
+                  <m:endChr m:val=")"/>
+                  <m:sepChr m:val=""/>
+                  <m:grow/>
+                </m:dPr>
+                <m:e>
+                  <m:r>
+                    <m:rPr>
+                      <m:nor/>
+                      <m:sty m:val="p"/>
+                    </m:rPr>
+                    <m:t>fold</m:t>
+                  </m:r>
+                  <m:r>
+                    <m:rPr>
+                      <m:sty m:val="p"/>
+                    </m:rPr>
+                    <m:t>|</m:t>
+                  </m:r>
+                  <m:r>
+                    <m:t>W</m:t>
+                  </m:r>
+                </m:e>
+              </m:d>
+            </m:oMath>
+          </w:p>
+        </w:tc>
+        <w:tc>
+          <w:tcPr/>
+          <w:p>
+            <w:pPr>
+              <w:pStyle w:val="Compact"/>
+              <w:jc w:val="center"/>
+            </w:pPr>
+            <m:oMath>
+              <m:r>
+                <m:t>h</m:t>
+              </m:r>
+            </m:oMath>
+          </w:p>
+        </w:tc>
+        <w:tc>
+          <w:tcPr/>
+          <w:p>
+            <w:pPr>
+              <w:pStyle w:val="Compact"/>
+              <w:jc w:val="left"/>
+            </w:pPr>
+            <w:r>
+              <w:t xml:space="preserve">Adaptation rule</w:t>
+            </w:r>
+          </w:p>
+        </w:tc>
+      </w:tr>
+      <w:tr>
+        <w:tc>
+          <w:tcPr/>
+          <w:p>
+            <w:pPr>
+              <w:pStyle w:val="Compact"/>
+              <w:jc w:val="left"/>
+            </w:pPr>
+            <w:r>
+              <w:rPr>
+                <w:bCs/>
+                <w:b/>
+              </w:rPr>
+              <w:t xml:space="preserve">Oracle</w:t>
+            </w:r>
+          </w:p>
+        </w:tc>
+        <w:tc>
+          <w:tcPr/>
+          <w:p>
+            <w:pPr>
+              <w:pStyle w:val="Compact"/>
+              <w:jc w:val="left"/>
+            </w:pPr>
+            <m:oMath>
+              <m:d>
+                <m:dPr>
+                  <m:begChr m:val="["/>
+                  <m:endChr m:val="]"/>
+                  <m:sepChr m:val=""/>
+                  <m:grow/>
+                </m:dPr>
+                <m:e>
+                  <m:r>
+                    <m:t>0.65</m:t>
+                  </m:r>
+                  <m:r>
+                    <m:rPr>
+                      <m:sty m:val="p"/>
+                    </m:rPr>
+                    <m:t>,</m:t>
+                  </m:r>
+                  <m:r>
+                    <m:t>0.85</m:t>
+                  </m:r>
+                </m:e>
+              </m:d>
+            </m:oMath>
+          </w:p>
+        </w:tc>
+        <w:tc>
+          <w:tcPr/>
+          <w:p>
+            <w:pPr>
+              <w:pStyle w:val="Compact"/>
+              <w:jc w:val="left"/>
+            </w:pPr>
+            <m:oMath>
+              <m:d>
+                <m:dPr>
+                  <m:begChr m:val="["/>
+                  <m:endChr m:val="]"/>
+                  <m:sepChr m:val=""/>
+                  <m:grow/>
+                </m:dPr>
+                <m:e>
+                  <m:r>
+                    <m:t>0.15</m:t>
+                  </m:r>
+                  <m:r>
+                    <m:rPr>
+                      <m:sty m:val="p"/>
+                    </m:rPr>
+                    <m:t>,</m:t>
+                  </m:r>
+                  <m:r>
+                    <m:t>0.35</m:t>
+                  </m:r>
+                </m:e>
+              </m:d>
+            </m:oMath>
+          </w:p>
+        </w:tc>
+        <w:tc>
+          <w:tcPr/>
+          <w:p>
+            <w:pPr>
+              <w:pStyle w:val="Compact"/>
+              <w:jc w:val="left"/>
+            </w:pPr>
+            <m:oMath>
+              <m:d>
+                <m:dPr>
+                  <m:begChr m:val="["/>
+                  <m:endChr m:val="]"/>
+                  <m:sepChr m:val=""/>
+                  <m:grow/>
+                </m:dPr>
+                <m:e>
+                  <m:r>
+                    <m:t>0.45</m:t>
+                  </m:r>
+                  <m:r>
+                    <m:rPr>
+                      <m:sty m:val="p"/>
+                    </m:rPr>
+                    <m:t>,</m:t>
+                  </m:r>
+                  <m:r>
+                    <m:t>0.65</m:t>
+                  </m:r>
+                </m:e>
+              </m:d>
+            </m:oMath>
+          </w:p>
+        </w:tc>
+        <w:tc>
+          <w:tcPr/>
+          <w:p>
+            <w:pPr>
+              <w:pStyle w:val="Compact"/>
+              <w:jc w:val="center"/>
+            </w:pPr>
+            <w:r>
+              <w:t xml:space="preserve">0.67</w:t>
+            </w:r>
+          </w:p>
+        </w:tc>
+        <w:tc>
+          <w:tcPr/>
+          <w:p>
+            <w:pPr>
+              <w:pStyle w:val="Compact"/>
+              <w:jc w:val="left"/>
+            </w:pPr>
+            <w:r>
+              <w:t xml:space="preserve">None — fixed mixed strategy</w:t>
+            </w:r>
+          </w:p>
+        </w:tc>
+      </w:tr>
+      <w:tr>
+        <w:tc>
+          <w:tcPr/>
+          <w:p>
+            <w:pPr>
+              <w:pStyle w:val="Compact"/>
+              <w:jc w:val="left"/>
+            </w:pPr>
+            <w:r>
+              <w:rPr>
+                <w:bCs/>
+                <w:b/>
+              </w:rPr>
+              <w:t xml:space="preserve">Sentinel</w:t>
+            </w:r>
+          </w:p>
+        </w:tc>
+        <w:tc>
+          <w:tcPr/>
+          <w:p>
+            <w:pPr>
+              <w:pStyle w:val="Compact"/>
+              <w:jc w:val="left"/>
+            </w:pPr>
+            <m:oMath>
+              <m:d>
+                <m:dPr>
+                  <m:begChr m:val="["/>
+                  <m:endChr m:val="]"/>
+                  <m:sepChr m:val=""/>
+                  <m:grow/>
+                </m:dPr>
+                <m:e>
+                  <m:r>
+                    <m:t>0.90</m:t>
+                  </m:r>
+                  <m:r>
+                    <m:rPr>
+                      <m:sty m:val="p"/>
+                    </m:rPr>
+                    <m:t>,</m:t>
+                  </m:r>
+                  <m:r>
+                    <m:t>1.00</m:t>
+                  </m:r>
+                </m:e>
+              </m:d>
+            </m:oMath>
+          </w:p>
+        </w:tc>
+        <w:tc>
+          <w:tcPr/>
+          <w:p>
+            <w:pPr>
+              <w:pStyle w:val="Compact"/>
+              <w:jc w:val="left"/>
+            </w:pPr>
+            <m:oMath>
+              <m:d>
+                <m:dPr>
+                  <m:begChr m:val="["/>
+                  <m:endChr m:val="]"/>
+                  <m:sepChr m:val=""/>
+                  <m:grow/>
+                </m:dPr>
+                <m:e>
+                  <m:r>
+                    <m:t>0.00</m:t>
+                  </m:r>
+                  <m:r>
+                    <m:rPr>
+                      <m:sty m:val="p"/>
+                    </m:rPr>
+                    <m:t>,</m:t>
+                  </m:r>
+                  <m:r>
+                    <m:t>0.10</m:t>
+                  </m:r>
+                </m:e>
+              </m:d>
+            </m:oMath>
+          </w:p>
+        </w:tc>
+        <w:tc>
+          <w:tcPr/>
+          <w:p>
+            <w:pPr>
+              <w:pStyle w:val="Compact"/>
+              <w:jc w:val="left"/>
+            </w:pPr>
+            <m:oMath>
+              <m:d>
+                <m:dPr>
+                  <m:begChr m:val="["/>
+                  <m:endChr m:val="]"/>
+                  <m:sepChr m:val=""/>
+                  <m:grow/>
+                </m:dPr>
+                <m:e>
+                  <m:r>
+                    <m:t>0.80</m:t>
+                  </m:r>
+                  <m:r>
+                    <m:rPr>
+                      <m:sty m:val="p"/>
+                    </m:rPr>
+                    <m:t>,</m:t>
+                  </m:r>
+                  <m:r>
+                    <m:t>0.95</m:t>
+                  </m:r>
+                </m:e>
+              </m:d>
+            </m:oMath>
+          </w:p>
+        </w:tc>
+        <w:tc>
+          <w:tcPr/>
+          <w:p>
+            <w:pPr>
+              <w:pStyle w:val="Compact"/>
+              <w:jc w:val="center"/>
+            </w:pPr>
+            <w:r>
+              <w:t xml:space="preserve">0.92</w:t>
+            </w:r>
+          </w:p>
+        </w:tc>
+        <w:tc>
+          <w:tcPr/>
+          <w:p>
+            <w:pPr>
+              <w:pStyle w:val="Compact"/>
+              <w:jc w:val="left"/>
+            </w:pPr>
+            <w:r>
+              <w:t xml:space="preserve">None — tight value-bettor</w:t>
+            </w:r>
+          </w:p>
+        </w:tc>
+      </w:tr>
+      <w:tr>
+        <w:tc>
+          <w:tcPr/>
+          <w:p>
+            <w:pPr>
+              <w:pStyle w:val="Compact"/>
+              <w:jc w:val="left"/>
+            </w:pPr>
+            <w:r>
+              <w:rPr>
+                <w:bCs/>
+                <w:b/>
+              </w:rPr>
+              <w:t xml:space="preserve">Firestorm</w:t>
+            </w:r>
+          </w:p>
+        </w:tc>
+        <w:tc>
+          <w:tcPr/>
+          <w:p>
+            <w:pPr>
+              <w:pStyle w:val="Compact"/>
+              <w:jc w:val="left"/>
+            </w:pPr>
+            <m:oMath>
+              <m:d>
+                <m:dPr>
+                  <m:begChr m:val="["/>
+                  <m:endChr m:val="]"/>
+                  <m:sepChr m:val=""/>
+                  <m:grow/>
+                </m:dPr>
+                <m:e>
+                  <m:r>
+                    <m:t>0.85</m:t>
+                  </m:r>
+                  <m:r>
+                    <m:rPr>
+                      <m:sty m:val="p"/>
+                    </m:rPr>
+                    <m:t>,</m:t>
+                  </m:r>
+                  <m:r>
+                    <m:t>1.00</m:t>
+                  </m:r>
+                </m:e>
+              </m:d>
+            </m:oMath>
+          </w:p>
+        </w:tc>
+        <w:tc>
+          <w:tcPr/>
+          <w:p>
+            <w:pPr>
+              <w:pStyle w:val="Compact"/>
+              <w:jc w:val="left"/>
+            </w:pPr>
+            <m:oMath>
+              <m:d>
+                <m:dPr>
+                  <m:begChr m:val="["/>
+                  <m:endChr m:val="]"/>
+                  <m:sepChr m:val=""/>
+                  <m:grow/>
+                </m:dPr>
+                <m:e>
+                  <m:r>
+                    <m:t>0.45</m:t>
+                  </m:r>
+                  <m:r>
+                    <m:rPr>
+                      <m:sty m:val="p"/>
+                    </m:rPr>
+                    <m:t>,</m:t>
+                  </m:r>
+                  <m:r>
+                    <m:t>0.65</m:t>
+                  </m:r>
+                </m:e>
+              </m:d>
+            </m:oMath>
+          </w:p>
+        </w:tc>
+        <w:tc>
+          <w:tcPr/>
+          <w:p>
+            <w:pPr>
+              <w:pStyle w:val="Compact"/>
+              <w:jc w:val="left"/>
+            </w:pPr>
+            <m:oMath>
+              <m:d>
+                <m:dPr>
+                  <m:begChr m:val="["/>
+                  <m:endChr m:val="]"/>
+                  <m:sepChr m:val=""/>
+                  <m:grow/>
+                </m:dPr>
+                <m:e>
+                  <m:r>
+                    <m:t>0.00</m:t>
+                  </m:r>
+                  <m:r>
+                    <m:rPr>
+                      <m:sty m:val="p"/>
+                    </m:rPr>
+                    <m:t>,</m:t>
+                  </m:r>
+                  <m:r>
+                    <m:t>0.20</m:t>
+                  </m:r>
+                </m:e>
+              </m:d>
+            </m:oMath>
+          </w:p>
+        </w:tc>
+        <w:tc>
+          <w:tcPr/>
+          <w:p>
+            <w:pPr>
+              <w:pStyle w:val="Compact"/>
+              <w:jc w:val="center"/>
+            </w:pPr>
+            <w:r>
+              <w:t xml:space="preserve">0.38</w:t>
+            </w:r>
+          </w:p>
+        </w:tc>
+        <w:tc>
+          <w:tcPr/>
+          <w:p>
+            <w:pPr>
+              <w:pStyle w:val="Compact"/>
+              <w:jc w:val="left"/>
+            </w:pPr>
+            <w:r>
+              <w:t xml:space="preserve">None — bets everything</w:t>
+            </w:r>
+          </w:p>
+        </w:tc>
+      </w:tr>
+      <w:tr>
+        <w:tc>
+          <w:tcPr/>
+          <w:p>
+            <w:pPr>
+              <w:pStyle w:val="Compact"/>
+              <w:jc w:val="left"/>
+            </w:pPr>
+            <w:r>
+              <w:rPr>
+                <w:bCs/>
+                <w:b/>
+              </w:rPr>
+              <w:t xml:space="preserve">Wall</w:t>
+            </w:r>
+          </w:p>
+        </w:tc>
+        <w:tc>
+          <w:tcPr/>
+          <w:p>
+            <w:pPr>
+              <w:pStyle w:val="Compact"/>
+              <w:jc w:val="left"/>
+            </w:pPr>
+            <m:oMath>
+              <m:d>
+                <m:dPr>
+                  <m:begChr m:val="["/>
+                  <m:endChr m:val="]"/>
+                  <m:sepChr m:val=""/>
+                  <m:grow/>
+                </m:dPr>
+                <m:e>
+                  <m:r>
+                    <m:t>0.95</m:t>
+                  </m:r>
+                  <m:r>
+                    <m:rPr>
+                      <m:sty m:val="p"/>
+                    </m:rPr>
+                    <m:t>,</m:t>
+                  </m:r>
+                  <m:r>
+                    <m:t>1.00</m:t>
+                  </m:r>
+                </m:e>
+              </m:d>
+            </m:oMath>
+          </w:p>
+        </w:tc>
+        <w:tc>
+          <w:tcPr/>
+          <w:p>
+            <w:pPr>
+              <w:pStyle w:val="Compact"/>
+              <w:jc w:val="left"/>
+            </w:pPr>
+            <m:oMath>
+              <m:d>
+                <m:dPr>
+                  <m:begChr m:val="["/>
+                  <m:endChr m:val="]"/>
+                  <m:sepChr m:val=""/>
+                  <m:grow/>
+                </m:dPr>
+                <m:e>
+                  <m:r>
+                    <m:t>0.00</m:t>
+                  </m:r>
+                  <m:r>
+                    <m:rPr>
+                      <m:sty m:val="p"/>
+                    </m:rPr>
+                    <m:t>,</m:t>
+                  </m:r>
+                  <m:r>
+                    <m:t>0.05</m:t>
+                  </m:r>
+                </m:e>
+              </m:d>
+            </m:oMath>
+          </w:p>
+        </w:tc>
+        <w:tc>
+          <w:tcPr/>
+          <w:p>
+            <w:pPr>
+              <w:pStyle w:val="Compact"/>
+              <w:jc w:val="left"/>
+            </w:pPr>
+            <m:oMath>
+              <m:d>
+                <m:dPr>
+                  <m:begChr m:val="["/>
+                  <m:endChr m:val="]"/>
+                  <m:sepChr m:val=""/>
+                  <m:grow/>
+                </m:dPr>
+                <m:e>
+                  <m:r>
+                    <m:t>0.00</m:t>
+                  </m:r>
+                  <m:r>
+                    <m:rPr>
+                      <m:sty m:val="p"/>
+                    </m:rPr>
+                    <m:t>,</m:t>
+                  </m:r>
+                  <m:r>
+                    <m:t>0.05</m:t>
+                  </m:r>
+                </m:e>
+              </m:d>
+            </m:oMath>
+          </w:p>
+        </w:tc>
+        <w:tc>
+          <w:tcPr/>
+          <w:p>
+            <w:pPr>
+              <w:pStyle w:val="Compact"/>
+              <w:jc w:val="center"/>
+            </w:pPr>
+            <w:r>
+              <w:t xml:space="preserve">0.96</w:t>
+            </w:r>
+          </w:p>
+        </w:tc>
+        <w:tc>
+          <w:tcPr/>
+          <w:p>
+            <w:pPr>
+              <w:pStyle w:val="Compact"/>
+              <w:jc w:val="left"/>
+            </w:pPr>
+            <w:r>
+              <w:t xml:space="preserve">None — calls all, folds none</w:t>
+            </w:r>
+          </w:p>
+        </w:tc>
+      </w:tr>
+      <w:tr>
+        <w:tc>
+          <w:tcPr/>
+          <w:p>
+            <w:pPr>
+              <w:pStyle w:val="Compact"/>
+              <w:jc w:val="left"/>
+            </w:pPr>
+            <w:r>
+              <w:rPr>
+                <w:bCs/>
+                <w:b/>
+              </w:rPr>
+              <w:t xml:space="preserve">Phantom</w:t>
+            </w:r>
+          </w:p>
+        </w:tc>
+        <w:tc>
+          <w:tcPr/>
+          <w:p>
+            <w:pPr>
+              <w:pStyle w:val="Compact"/>
+              <w:jc w:val="left"/>
+            </w:pPr>
+            <m:oMath>
+              <m:d>
+                <m:dPr>
+                  <m:begChr m:val="["/>
+                  <m:endChr m:val="]"/>
+                  <m:sepChr m:val=""/>
+                  <m:grow/>
+                </m:dPr>
+                <m:e>
+                  <m:r>
+                    <m:t>0.30</m:t>
+                  </m:r>
+                  <m:r>
+                    <m:rPr>
+                      <m:sty m:val="p"/>
+                    </m:rPr>
+                    <m:t>,</m:t>
+                  </m:r>
+                  <m:r>
+                    <m:t>0.50</m:t>
+                  </m:r>
+                </m:e>
+              </m:d>
+            </m:oMath>
+          </w:p>
+        </w:tc>
+        <w:tc>
+          <w:tcPr/>
+          <w:p>
+            <w:pPr>
+              <w:pStyle w:val="Compact"/>
+              <w:jc w:val="left"/>
+            </w:pPr>
+            <m:oMath>
+              <m:d>
+                <m:dPr>
+                  <m:begChr m:val="["/>
+                  <m:endChr m:val="]"/>
+                  <m:sepChr m:val=""/>
+                  <m:grow/>
+                </m:dPr>
+                <m:e>
+                  <m:r>
+                    <m:t>0.60</m:t>
+                  </m:r>
+                  <m:r>
+                    <m:rPr>
+                      <m:sty m:val="p"/>
+                    </m:rPr>
+                    <m:t>,</m:t>
+                  </m:r>
+                  <m:r>
+                    <m:t>0.80</m:t>
+                  </m:r>
+                </m:e>
+              </m:d>
+            </m:oMath>
+            <w:r>
+              <w:t xml:space="preserve"> </w:t>
+            </w:r>
+            <w:r>
+              <w:t xml:space="preserve">pre,</w:t>
+            </w:r>
+            <w:r>
+              <w:t xml:space="preserve"> </w:t>
+            </w:r>
+            <m:oMath>
+              <m:d>
+                <m:dPr>
+                  <m:begChr m:val="["/>
+                  <m:endChr m:val="]"/>
+                  <m:sepChr m:val=""/>
+                  <m:grow/>
+                </m:dPr>
+                <m:e>
+                  <m:r>
+                    <m:t>0.05</m:t>
+                  </m:r>
+                  <m:r>
+                    <m:rPr>
+                      <m:sty m:val="p"/>
+                    </m:rPr>
+                    <m:t>,</m:t>
+                  </m:r>
+                  <m:r>
+                    <m:t>0.20</m:t>
+                  </m:r>
+                </m:e>
+              </m:d>
+            </m:oMath>
+            <w:r>
+              <w:t xml:space="preserve"> </w:t>
+            </w:r>
+            <w:r>
+              <w:t xml:space="preserve">post</w:t>
+            </w:r>
+          </w:p>
+        </w:tc>
+        <w:tc>
+          <w:tcPr/>
+          <w:p>
+            <w:pPr>
+              <w:pStyle w:val="Compact"/>
+              <w:jc w:val="left"/>
+            </w:pPr>
+            <m:oMath>
+              <m:d>
+                <m:dPr>
+                  <m:begChr m:val="["/>
+                  <m:endChr m:val="]"/>
+                  <m:sepChr m:val=""/>
+                  <m:grow/>
+                </m:dPr>
+                <m:e>
+                  <m:r>
+                    <m:t>0.70</m:t>
+                  </m:r>
+                  <m:r>
+                    <m:rPr>
+                      <m:sty m:val="p"/>
+                    </m:rPr>
+                    <m:t>,</m:t>
+                  </m:r>
+                  <m:r>
+                    <m:t>0.90</m:t>
+                  </m:r>
+                </m:e>
+              </m:d>
+            </m:oMath>
+            <w:r>
+              <w:t xml:space="preserve"> </w:t>
+            </w:r>
+            <w:r>
+              <w:t xml:space="preserve">post-flop after preflop bluff</w:t>
+            </w:r>
+          </w:p>
+        </w:tc>
+        <w:tc>
+          <w:tcPr/>
+          <w:p>
+            <w:pPr>
+              <w:pStyle w:val="Compact"/>
+              <w:jc w:val="center"/>
+            </w:pPr>
+            <w:r>
+              <w:t xml:space="preserve">0.48</w:t>
+            </w:r>
+          </w:p>
+        </w:tc>
+        <w:tc>
+          <w:tcPr/>
+          <w:p>
+            <w:pPr>
+              <w:pStyle w:val="Compact"/>
+              <w:jc w:val="left"/>
+            </w:pPr>
+            <w:r>
+              <w:t xml:space="preserve">Static but street-conditional</w:t>
+            </w:r>
+          </w:p>
+        </w:tc>
+      </w:tr>
+      <w:tr>
+        <w:tc>
+          <w:tcPr/>
+          <w:p>
+            <w:pPr>
+              <w:pStyle w:val="Compact"/>
+              <w:jc w:val="left"/>
+            </w:pPr>
+            <w:r>
+              <w:rPr>
+                <w:bCs/>
+                <w:b/>
+              </w:rPr>
+              <w:t xml:space="preserve">Predator</w:t>
+            </w:r>
+          </w:p>
+        </w:tc>
+        <w:tc>
+          <w:tcPr/>
+          <w:p>
+            <w:pPr>
+              <w:pStyle w:val="Compact"/>
+              <w:jc w:val="left"/>
+            </w:pPr>
+            <w:r>
+              <w:t xml:space="preserve">TAG default; exploit profile vs. target</w:t>
+            </w:r>
+          </w:p>
+        </w:tc>
+        <w:tc>
+          <w:tcPr/>
+          <w:p>
+            <w:pPr>
+              <w:pStyle w:val="Compact"/>
+              <w:jc w:val="left"/>
+            </w:pPr>
+            <m:oMath>
+              <m:r>
+                <m:t>0.05</m:t>
+              </m:r>
+            </m:oMath>
+            <w:r>
+              <w:t xml:space="preserve"> </w:t>
+            </w:r>
+            <w:r>
+              <w:t xml:space="preserve">default;</w:t>
+            </w:r>
+            <w:r>
+              <w:t xml:space="preserve"> </w:t>
+            </w:r>
+            <m:oMath>
+              <m:r>
+                <m:t>0.55</m:t>
+              </m:r>
+            </m:oMath>
+            <w:r>
+              <w:t xml:space="preserve"> </w:t>
+            </w:r>
+            <w:r>
+              <w:t xml:space="preserve">vs. classified target</w:t>
+            </w:r>
+          </w:p>
+        </w:tc>
+        <w:tc>
+          <w:tcPr/>
+          <w:p>
+            <w:pPr>
+              <w:pStyle w:val="Compact"/>
+              <w:jc w:val="left"/>
+            </w:pPr>
+            <m:oMath>
+              <m:r>
+                <m:t>0.65</m:t>
+              </m:r>
+            </m:oMath>
+            <w:r>
+              <w:t xml:space="preserve"> </w:t>
+            </w:r>
+            <w:r>
+              <w:t xml:space="preserve">default;</w:t>
+            </w:r>
+            <w:r>
+              <w:t xml:space="preserve"> </w:t>
+            </w:r>
+            <m:oMath>
+              <m:r>
+                <m:t>0.30</m:t>
+              </m:r>
+            </m:oMath>
+            <w:r>
+              <w:t xml:space="preserve"> </w:t>
+            </w:r>
+            <w:r>
+              <w:t xml:space="preserve">vs. classified target</w:t>
+            </w:r>
+          </w:p>
+        </w:tc>
+        <w:tc>
+          <w:tcPr/>
+          <w:p>
+            <w:pPr>
+              <w:pStyle w:val="Compact"/>
+              <w:jc w:val="center"/>
+            </w:pPr>
+            <w:r>
+              <w:t xml:space="preserve">0.79</w:t>
+            </w:r>
+          </w:p>
+        </w:tc>
+        <w:tc>
+          <w:tcPr/>
+          <w:p>
+            <w:pPr>
+              <w:pStyle w:val="Compact"/>
+              <w:jc w:val="left"/>
+            </w:pPr>
+            <w:r>
+              <w:t xml:space="preserve">Activates exploit profile when posterior on opponent</w:t>
+            </w:r>
+            <w:r>
+              <w:t xml:space="preserve"> </w:t>
+            </w:r>
+            <m:oMath>
+              <m:r>
+                <m:rPr>
+                  <m:sty m:val="p"/>
+                </m:rPr>
+                <m:t>&gt;</m:t>
+              </m:r>
+              <m:r>
+                <m:t>0.60</m:t>
+              </m:r>
+            </m:oMath>
+          </w:p>
+        </w:tc>
+      </w:tr>
+      <w:tr>
+        <w:tc>
+          <w:tcPr/>
+          <w:p>
+            <w:pPr>
+              <w:pStyle w:val="Compact"/>
+              <w:jc w:val="left"/>
+            </w:pPr>
+            <w:r>
+              <w:rPr>
+                <w:bCs/>
+                <w:b/>
+              </w:rPr>
+              <w:t xml:space="preserve">Mirror</w:t>
+            </w:r>
+          </w:p>
+        </w:tc>
+        <w:tc>
+          <w:tcPr/>
+          <w:p>
+            <w:pPr>
+              <w:pStyle w:val="Compact"/>
+              <w:jc w:val="left"/>
+            </w:pPr>
+            <m:oMath>
+              <m:r>
+                <m:t>0.5</m:t>
+              </m:r>
+              <m:r>
+                <m:rPr>
+                  <m:sty m:val="p"/>
+                </m:rPr>
+                <m:t>⋅</m:t>
+              </m:r>
+              <m:r>
+                <m:rPr>
+                  <m:nor/>
+                  <m:sty m:val="p"/>
+                </m:rPr>
+                <m:t>self</m:t>
+              </m:r>
+              <m:r>
+                <m:rPr>
+                  <m:sty m:val="p"/>
+                </m:rPr>
+                <m:t>+</m:t>
+              </m:r>
+              <m:r>
+                <m:t>0.5</m:t>
+              </m:r>
+              <m:r>
+                <m:rPr>
+                  <m:sty m:val="p"/>
+                </m:rPr>
+                <m:t>⋅</m:t>
+              </m:r>
+              <m:r>
+                <m:rPr>
+                  <m:nor/>
+                  <m:sty m:val="p"/>
+                </m:rPr>
+                <m:t>target</m:t>
+              </m:r>
+            </m:oMath>
+          </w:p>
+        </w:tc>
+        <w:tc>
+          <w:tcPr/>
+          <w:p>
+            <w:pPr>
+              <w:pStyle w:val="Compact"/>
+              <w:jc w:val="left"/>
+            </w:pPr>
+            <w:r>
+              <w:t xml:space="preserve">same blend</w:t>
+            </w:r>
+          </w:p>
+        </w:tc>
+        <w:tc>
+          <w:tcPr/>
+          <w:p>
+            <w:pPr>
+              <w:pStyle w:val="Compact"/>
+              <w:jc w:val="left"/>
+            </w:pPr>
+            <w:r>
+              <w:t xml:space="preserve">same blend</w:t>
+            </w:r>
+          </w:p>
+        </w:tc>
+        <w:tc>
+          <w:tcPr/>
+          <w:p>
+            <w:pPr>
+              <w:pStyle w:val="Compact"/>
+              <w:jc w:val="center"/>
+            </w:pPr>
+            <w:r>
+              <w:t xml:space="preserve">0.91</w:t>
+            </w:r>
+          </w:p>
+        </w:tc>
+        <w:tc>
+          <w:tcPr/>
+          <w:p>
+            <w:pPr>
+              <w:pStyle w:val="Compact"/>
+              <w:jc w:val="left"/>
+            </w:pPr>
+            <w:r>
+              <w:t xml:space="preserve">Re-targets at each hand to highest-VPIP opponent</w:t>
+            </w:r>
+          </w:p>
+        </w:tc>
+      </w:tr>
+      <w:tr>
+        <w:tc>
+          <w:tcPr/>
+          <w:p>
+            <w:pPr>
+              <w:pStyle w:val="Compact"/>
+              <w:jc w:val="left"/>
+            </w:pPr>
+            <w:r>
+              <w:rPr>
+                <w:bCs/>
+                <w:b/>
+              </w:rPr>
+              <w:t xml:space="preserve">Judge</w:t>
+            </w:r>
+          </w:p>
+        </w:tc>
+        <w:tc>
+          <w:tcPr/>
+          <w:p>
+            <w:pPr>
+              <w:pStyle w:val="Compact"/>
+              <w:jc w:val="left"/>
+            </w:pPr>
+            <m:oMath>
+              <m:d>
+                <m:dPr>
+                  <m:begChr m:val="["/>
+                  <m:endChr m:val="]"/>
+                  <m:sepChr m:val=""/>
+                  <m:grow/>
+                </m:dPr>
+                <m:e>
+                  <m:r>
+                    <m:t>0.88</m:t>
+                  </m:r>
+                  <m:r>
+                    <m:rPr>
+                      <m:sty m:val="p"/>
+                    </m:rPr>
+                    <m:t>,</m:t>
+                  </m:r>
+                  <m:r>
+                    <m:t>0.98</m:t>
+                  </m:r>
+                </m:e>
+              </m:d>
+            </m:oMath>
+            <w:r>
+              <w:t xml:space="preserve"> </w:t>
+            </w:r>
+            <w:r>
+              <w:t xml:space="preserve">coop;</w:t>
+            </w:r>
+            <w:r>
+              <w:t xml:space="preserve"> </w:t>
+            </w:r>
+            <m:oMath>
+              <m:d>
+                <m:dPr>
+                  <m:begChr m:val="["/>
+                  <m:endChr m:val="]"/>
+                  <m:sepChr m:val=""/>
+                  <m:grow/>
+                </m:dPr>
+                <m:e>
+                  <m:r>
+                    <m:t>0.95</m:t>
+                  </m:r>
+                  <m:r>
+                    <m:rPr>
+                      <m:sty m:val="p"/>
+                    </m:rPr>
+                    <m:t>,</m:t>
+                  </m:r>
+                  <m:r>
+                    <m:t>1.00</m:t>
+                  </m:r>
+                </m:e>
+              </m:d>
+            </m:oMath>
+            <w:r>
+              <w:t xml:space="preserve"> </w:t>
+            </w:r>
+            <w:r>
+              <w:t xml:space="preserve">retal.</w:t>
+            </w:r>
+          </w:p>
+        </w:tc>
+        <w:tc>
+          <w:tcPr/>
+          <w:p>
+            <w:pPr>
+              <w:pStyle w:val="Compact"/>
+              <w:jc w:val="left"/>
+            </w:pPr>
+            <m:oMath>
+              <m:d>
+                <m:dPr>
+                  <m:begChr m:val="["/>
+                  <m:endChr m:val="]"/>
+                  <m:sepChr m:val=""/>
+                  <m:grow/>
+                </m:dPr>
+                <m:e>
+                  <m:r>
+                    <m:t>0.02</m:t>
+                  </m:r>
+                  <m:r>
+                    <m:rPr>
+                      <m:sty m:val="p"/>
+                    </m:rPr>
+                    <m:t>,</m:t>
+                  </m:r>
+                  <m:r>
+                    <m:t>0.10</m:t>
+                  </m:r>
+                </m:e>
+              </m:d>
+            </m:oMath>
+            <w:r>
+              <w:t xml:space="preserve"> </w:t>
+            </w:r>
+            <w:r>
+              <w:t xml:space="preserve">coop;</w:t>
+            </w:r>
+            <w:r>
+              <w:t xml:space="preserve"> </w:t>
+            </w:r>
+            <m:oMath>
+              <m:d>
+                <m:dPr>
+                  <m:begChr m:val="["/>
+                  <m:endChr m:val="]"/>
+                  <m:sepChr m:val=""/>
+                  <m:grow/>
+                </m:dPr>
+                <m:e>
+                  <m:r>
+                    <m:t>0.30</m:t>
+                  </m:r>
+                  <m:r>
+                    <m:rPr>
+                      <m:sty m:val="p"/>
+                    </m:rPr>
+                    <m:t>,</m:t>
+                  </m:r>
+                  <m:r>
+                    <m:t>0.45</m:t>
+                  </m:r>
+                </m:e>
+              </m:d>
+            </m:oMath>
+            <w:r>
+              <w:t xml:space="preserve"> </w:t>
+            </w:r>
+            <w:r>
+              <w:t xml:space="preserve">retal.</w:t>
+            </w:r>
+          </w:p>
+        </w:tc>
+        <w:tc>
+          <w:tcPr/>
+          <w:p>
+            <w:pPr>
+              <w:pStyle w:val="Compact"/>
+              <w:jc w:val="left"/>
+            </w:pPr>
+            <m:oMath>
+              <m:d>
+                <m:dPr>
+                  <m:begChr m:val="["/>
+                  <m:endChr m:val="]"/>
+                  <m:sepChr m:val=""/>
+                  <m:grow/>
+                </m:dPr>
+                <m:e>
+                  <m:r>
+                    <m:t>0.78</m:t>
+                  </m:r>
+                  <m:r>
+                    <m:rPr>
+                      <m:sty m:val="p"/>
+                    </m:rPr>
+                    <m:t>,</m:t>
+                  </m:r>
+                  <m:r>
+                    <m:t>0.92</m:t>
+                  </m:r>
+                </m:e>
+              </m:d>
+            </m:oMath>
+            <w:r>
+              <w:t xml:space="preserve"> </w:t>
+            </w:r>
+            <w:r>
+              <w:t xml:space="preserve">coop;</w:t>
+            </w:r>
+            <w:r>
+              <w:t xml:space="preserve"> </w:t>
+            </w:r>
+            <m:oMath>
+              <m:d>
+                <m:dPr>
+                  <m:begChr m:val="["/>
+                  <m:endChr m:val="]"/>
+                  <m:sepChr m:val=""/>
+                  <m:grow/>
+                </m:dPr>
+                <m:e>
+                  <m:r>
+                    <m:t>0.30</m:t>
+                  </m:r>
+                  <m:r>
+                    <m:rPr>
+                      <m:sty m:val="p"/>
+                    </m:rPr>
+                    <m:t>,</m:t>
+                  </m:r>
+                  <m:r>
+                    <m:t>0.50</m:t>
+                  </m:r>
+                </m:e>
+              </m:d>
+            </m:oMath>
+            <w:r>
+              <w:t xml:space="preserve"> </w:t>
+            </w:r>
+            <w:r>
+              <w:t xml:space="preserve">retal.</w:t>
+            </w:r>
+          </w:p>
+        </w:tc>
+        <w:tc>
+          <w:tcPr/>
+          <w:p>
+            <w:pPr>
+              <w:pStyle w:val="Compact"/>
+              <w:jc w:val="center"/>
+            </w:pPr>
+            <w:r>
+              <w:t xml:space="preserve">0.92</w:t>
+            </w:r>
+          </w:p>
+        </w:tc>
+        <w:tc>
+          <w:tcPr/>
+          <w:p>
+            <w:pPr>
+              <w:pStyle w:val="Compact"/>
+              <w:jc w:val="left"/>
+            </w:pPr>
+            <w:r>
+              <w:t xml:space="preserve">Switches to retaliation after 5+ confirmed bluffs by an opponent</w:t>
+            </w:r>
+          </w:p>
+        </w:tc>
+      </w:tr>
+    </w:tbl>
+    <w:bookmarkEnd w:id="44"/>
+    <w:bookmarkEnd w:id="45"/>
+    <w:bookmarkStart w:id="80" w:name="results"/>
     <w:p>
       <w:pPr>
         <w:pStyle w:val="Heading1"/>
@@ -10977,7 +11053,7 @@
         <w:t xml:space="preserve">figures, and illustrative hands.</w:t>
       </w:r>
     </w:p>
-    <w:bookmarkStart w:id="49" w:name="phase-1-trust-as-a-liability"/>
+    <w:bookmarkStart w:id="53" w:name="phase-1-trust-as-a-liability"/>
     <w:p>
       <w:pPr>
         <w:pStyle w:val="Heading2"/>
@@ -11228,7 +11304,7 @@
         <w:rPr>
           <w:rStyle w:val="FootnoteReference"/>
         </w:rPr>
-        <w:footnoteReference w:id="42"/>
+        <w:footnoteReference w:id="46"/>
       </w:r>
       <w:r>
         <w:t xml:space="preserve">; its</w:t>
@@ -11310,25 +11386,25 @@
     </w:p>
     <w:p>
       <w:pPr>
-        <w:pStyle w:val="CaptionedFigure"/>
+        <w:pStyle w:val="BodyText"/>
       </w:pPr>
       <w:r>
         <w:drawing>
           <wp:inline>
             <wp:extent cx="5039999" cy="2200817"/>
             <wp:effectExtent b="0" l="0" r="0" t="0"/>
-            <wp:docPr descr="" title="" id="44" name="Picture"/>
+            <wp:docPr descr="image" title="" id="48" name="Picture"/>
             <a:graphic>
               <a:graphicData uri="http://schemas.openxmlformats.org/drawingml/2006/picture">
                 <pic:pic>
                   <pic:nvPicPr>
-                    <pic:cNvPr descr="05_trust_vs_stack.png" id="45" name="Picture"/>
+                    <pic:cNvPr descr="05_trust_vs_stack.png" id="49" name="Picture"/>
                     <pic:cNvPicPr>
                       <a:picLocks noChangeArrowheads="1" noChangeAspect="1"/>
                     </pic:cNvPicPr>
                   </pic:nvPicPr>
                   <pic:blipFill>
-                    <a:blip r:embed="rId43"/>
+                    <a:blip r:embed="rId47"/>
                     <a:stretch>
                       <a:fillRect/>
                     </a:stretch>
@@ -11357,110 +11433,6 @@
     </w:p>
     <w:p>
       <w:pPr>
-        <w:pStyle w:val="ImageCaption"/>
-      </w:pPr>
-      <w:r>
-        <w:rPr>
-          <w:bCs/>
-          <w:b/>
-        </w:rPr>
-        <w:t xml:space="preserve">Figure 2.</w:t>
-      </w:r>
-      <w:r>
-        <w:t xml:space="preserve"> </w:t>
-      </w:r>
-      <w:r>
-        <w:rPr>
-          <w:bCs/>
-          <w:b/>
-        </w:rPr>
-        <w:t xml:space="preserve">Trust versus final stack across phases.</w:t>
-      </w:r>
-      <w:r>
-        <w:t xml:space="preserve"> </w:t>
-      </w:r>
-      <w:r>
-        <w:t xml:space="preserve">(</w:t>
-      </w:r>
-      <w:r>
-        <w:rPr>
-          <w:bCs/>
-          <w:b/>
-        </w:rPr>
-        <w:t xml:space="preserve">Left</w:t>
-      </w:r>
-      <w:r>
-        <w:t xml:space="preserve">) Phase 1: the most-trusted archetypes cluster</w:t>
-      </w:r>
-      <w:r>
-        <w:t xml:space="preserve"> </w:t>
-      </w:r>
-      <w:r>
-        <w:t xml:space="preserve">in the low-stack region and</w:t>
-      </w:r>
-      <w:r>
-        <w:t xml:space="preserve"> </w:t>
-      </w:r>
-      <w:r>
-        <w:rPr>
-          <w:bCs/>
-          <w:b/>
-        </w:rPr>
-        <w:t xml:space="preserve">Firestorm</w:t>
-      </w:r>
-      <w:r>
-        <w:t xml:space="preserve"> </w:t>
-      </w:r>
-      <w:r>
-        <w:t xml:space="preserve">(low trust) is</w:t>
-      </w:r>
-      <w:r>
-        <w:t xml:space="preserve"> </w:t>
-      </w:r>
-      <w:r>
-        <w:t xml:space="preserve">the highest earner. (</w:t>
-      </w:r>
-      <w:r>
-        <w:rPr>
-          <w:bCs/>
-          <w:b/>
-        </w:rPr>
-        <w:t xml:space="preserve">Right</w:t>
-      </w:r>
-      <w:r>
-        <w:t xml:space="preserve">) Phase 3.1: the</w:t>
-      </w:r>
-      <w:r>
-        <w:t xml:space="preserve"> </w:t>
-      </w:r>
-      <w:r>
-        <w:t xml:space="preserve">relationship dissolves and</w:t>
-      </w:r>
-      <w:r>
-        <w:t xml:space="preserve"> </w:t>
-      </w:r>
-      <w:r>
-        <w:rPr>
-          <w:bCs/>
-          <w:b/>
-        </w:rPr>
-        <w:t xml:space="preserve">Wall</w:t>
-      </w:r>
-      <w:r>
-        <w:t xml:space="preserve"> </w:t>
-      </w:r>
-      <w:r>
-        <w:t xml:space="preserve">becomes the top earner.</w:t>
-      </w:r>
-      <w:r>
-        <w:t xml:space="preserve"> </w:t>
-      </w:r>
-      <w:r>
-        <w:t xml:space="preserve">Each point is one (archetype, seed) observation.</w:t>
-      </w:r>
-    </w:p>
-    <w:p>
-      <w:pPr>
         <w:pStyle w:val="BodyText"/>
       </w:pPr>
       <w:r>
@@ -11524,7 +11496,7 @@
         <w:rPr>
           <w:rStyle w:val="FootnoteReference"/>
         </w:rPr>
-        <w:footnoteReference w:id="46"/>
+        <w:footnoteReference w:id="50"/>
       </w:r>
       <w:r>
         <w:t xml:space="preserve"> </w:t>
@@ -11562,7 +11534,7 @@
         <w:rPr>
           <w:rStyle w:val="FootnoteReference"/>
         </w:rPr>
-        <w:footnoteReference w:id="47"/>
+        <w:footnoteReference w:id="51"/>
       </w:r>
       <w:r>
         <w:t xml:space="preserve"> </w:t>
@@ -12778,7 +12750,7 @@
         <w:t xml:space="preserve">being a wall.</w:t>
       </w:r>
     </w:p>
-    <w:bookmarkStart w:id="48" w:name="classification-accuracy."/>
+    <w:bookmarkStart w:id="52" w:name="classification-accuracy."/>
     <w:p>
       <w:pPr>
         <w:pStyle w:val="Heading4"/>
@@ -13075,9 +13047,9 @@
         <w:t xml:space="preserve">an emergent finding.</w:t>
       </w:r>
     </w:p>
-    <w:bookmarkEnd w:id="48"/>
-    <w:bookmarkEnd w:id="49"/>
-    <w:bookmarkStart w:id="54" w:name="Xec1ea5c49c575925138d24a2fd331838a9be342"/>
+    <w:bookmarkEnd w:id="52"/>
+    <w:bookmarkEnd w:id="53"/>
+    <w:bookmarkStart w:id="58" w:name="Xec1ea5c49c575925138d24a2fd331838a9be342"/>
     <w:p>
       <w:pPr>
         <w:pStyle w:val="Heading2"/>
@@ -13497,7 +13469,7 @@
         <w:rPr>
           <w:rStyle w:val="FootnoteReference"/>
         </w:rPr>
-        <w:footnoteReference w:id="50"/>
+        <w:footnoteReference w:id="54"/>
       </w:r>
       <w:r>
         <w:t xml:space="preserve"> </w:t>
@@ -13574,18 +13546,18 @@
           <wp:inline>
             <wp:extent cx="5039999" cy="2014113"/>
             <wp:effectExtent b="0" l="0" r="0" t="0"/>
-            <wp:docPr descr="" title="" id="52" name="Picture"/>
+            <wp:docPr descr="" title="" id="56" name="Picture"/>
             <a:graphic>
               <a:graphicData uri="http://schemas.openxmlformats.org/drawingml/2006/picture">
                 <pic:pic>
                   <pic:nvPicPr>
-                    <pic:cNvPr descr="07_phase2_bounded_vs_unbounded_aggressive.png" id="53" name="Picture"/>
+                    <pic:cNvPr descr="07_phase2_bounded_vs_unbounded_aggressive.png" id="57" name="Picture"/>
                     <pic:cNvPicPr>
                       <a:picLocks noChangeArrowheads="1" noChangeAspect="1"/>
                     </pic:cNvPicPr>
                   </pic:nvPicPr>
                   <pic:blipFill>
-                    <a:blip r:embed="rId51"/>
+                    <a:blip r:embed="rId55"/>
                     <a:stretch>
                       <a:fillRect/>
                     </a:stretch>
@@ -13855,8 +13827,8 @@
         <w:t xml:space="preserve">nearly triples.</w:t>
       </w:r>
     </w:p>
-    <w:bookmarkEnd w:id="54"/>
-    <w:bookmarkStart w:id="61" w:name="Xd85fbd7dd2b27c73fdb4b678a47346e620fc769"/>
+    <w:bookmarkEnd w:id="58"/>
+    <w:bookmarkStart w:id="65" w:name="Xd85fbd7dd2b27c73fdb4b678a47346e620fc769"/>
     <w:p>
       <w:pPr>
         <w:pStyle w:val="Heading2"/>
@@ -14188,25 +14160,25 @@
     </w:p>
     <w:p>
       <w:pPr>
-        <w:pStyle w:val="CaptionedFigure"/>
+        <w:pStyle w:val="BodyText"/>
       </w:pPr>
       <w:r>
         <w:drawing>
           <wp:inline>
             <wp:extent cx="5039999" cy="1973691"/>
             <wp:effectExtent b="0" l="0" r="0" t="0"/>
-            <wp:docPr descr="" title="" id="56" name="Picture"/>
+            <wp:docPr descr="image" title="" id="60" name="Picture"/>
             <a:graphic>
               <a:graphicData uri="http://schemas.openxmlformats.org/drawingml/2006/picture">
                 <pic:pic>
                   <pic:nvPicPr>
-                    <pic:cNvPr descr="14_nash_convergence_compare.png" id="57" name="Picture"/>
+                    <pic:cNvPr descr="14_nash_convergence_compare.png" id="61" name="Picture"/>
                     <pic:cNvPicPr>
                       <a:picLocks noChangeArrowheads="1" noChangeAspect="1"/>
                     </pic:cNvPicPr>
                   </pic:nvPicPr>
                   <pic:blipFill>
-                    <a:blip r:embed="rId55"/>
+                    <a:blip r:embed="rId59"/>
                     <a:stretch>
                       <a:fillRect/>
                     </a:stretch>
@@ -14235,44 +14207,16 @@
     </w:p>
     <w:p>
       <w:pPr>
-        <w:pStyle w:val="ImageCaption"/>
+        <w:pStyle w:val="BodyText"/>
       </w:pPr>
       <w:r>
-        <w:rPr>
-          <w:bCs/>
-          <w:b/>
-        </w:rPr>
-        <w:t xml:space="preserve">Figure 4.</w:t>
-      </w:r>
-      <w:r>
-        <w:t xml:space="preserve"> </w:t>
-      </w:r>
-      <w:r>
-        <w:rPr>
-          <w:bCs/>
-          <w:b/>
-        </w:rPr>
-        <w:t xml:space="preserve">The 8-agent population becomes dispersed in</w:t>
-      </w:r>
-      <w:r>
-        <w:rPr>
-          <w:bCs/>
-          <w:b/>
-        </w:rPr>
-        <w:t xml:space="preserve"> </w:t>
-      </w:r>
-      <w:r>
-        <w:rPr>
-          <w:bCs/>
-          <w:b/>
-        </w:rPr>
-        <w:t xml:space="preserve">parameter space.</w:t>
-      </w:r>
-      <w:r>
-        <w:t xml:space="preserve"> </w:t>
-      </w:r>
-      <w:r>
-        <w:t xml:space="preserve">Averaged pairwise</w:t>
+        <w:t xml:space="preserve">The explanation for why this occurs becomes apparent on examining</w:t>
+      </w:r>
+      <w:r>
+        <w:t xml:space="preserve"> </w:t>
+      </w:r>
+      <w:r>
+        <w:t xml:space="preserve">the dispersal in cluster-spread space. The averaged pairwise</w:t>
       </w:r>
       <w:r>
         <w:t xml:space="preserve"> </w:t>
@@ -14295,176 +14239,6 @@
         <w:t xml:space="preserve"> </w:t>
       </w:r>
       <w:r>
-        <w:t xml:space="preserve">distance between all</w:t>
-      </w:r>
-      <w:r>
-        <w:t xml:space="preserve"> </w:t>
-      </w:r>
-      <w:r>
-        <w:t xml:space="preserve">eight agents in a 36-dimensional parameter space over</w:t>
-      </w:r>
-      <w:r>
-        <w:t xml:space="preserve"> </w:t>
-      </w:r>
-      <m:oMath>
-        <m:r>
-          <m:t>10</m:t>
-        </m:r>
-        <m:r>
-          <m:rPr>
-            <m:sty m:val="p"/>
-          </m:rPr>
-          <m:t>,</m:t>
-        </m:r>
-        <m:r>
-          <m:t>000</m:t>
-        </m:r>
-      </m:oMath>
-      <w:r>
-        <w:t xml:space="preserve"> </w:t>
-      </w:r>
-      <w:r>
-        <w:t xml:space="preserve">hands of unbounded hill-climbing. (</w:t>
-      </w:r>
-      <w:r>
-        <w:rPr>
-          <w:bCs/>
-          <w:b/>
-        </w:rPr>
-        <w:t xml:space="preserve">Left</w:t>
-      </w:r>
-      <w:r>
-        <w:t xml:space="preserve">)</w:t>
-      </w:r>
-      <w:r>
-        <w:t xml:space="preserve"> </w:t>
-      </w:r>
-      <w:r>
-        <w:t xml:space="preserve">With weak HC (</w:t>
-      </w:r>
-      <m:oMath>
-        <m:r>
-          <m:t>δ</m:t>
-        </m:r>
-        <m:r>
-          <m:rPr>
-            <m:sty m:val="p"/>
-          </m:rPr>
-          <m:t>=</m:t>
-        </m:r>
-        <m:r>
-          <m:t>0.03</m:t>
-        </m:r>
-      </m:oMath>
-      <w:r>
-        <w:t xml:space="preserve">), agents barely move.</w:t>
-      </w:r>
-      <w:r>
-        <w:t xml:space="preserve"> </w:t>
-      </w:r>
-      <w:r>
-        <w:t xml:space="preserve">(</w:t>
-      </w:r>
-      <w:r>
-        <w:rPr>
-          <w:bCs/>
-          <w:b/>
-        </w:rPr>
-        <w:t xml:space="preserve">Right</w:t>
-      </w:r>
-      <w:r>
-        <w:t xml:space="preserve">) Aggressive HC (</w:t>
-      </w:r>
-      <m:oMath>
-        <m:r>
-          <m:t>δ</m:t>
-        </m:r>
-        <m:r>
-          <m:rPr>
-            <m:sty m:val="p"/>
-          </m:rPr>
-          <m:t>=</m:t>
-        </m:r>
-        <m:r>
-          <m:t>0.15</m:t>
-        </m:r>
-      </m:oMath>
-      <w:r>
-        <w:t xml:space="preserve">) spreads the</w:t>
-      </w:r>
-      <w:r>
-        <w:t xml:space="preserve"> </w:t>
-      </w:r>
-      <w:r>
-        <w:t xml:space="preserve">population out on every seed. A ratio of final-to-initial</w:t>
-      </w:r>
-      <w:r>
-        <w:t xml:space="preserve"> </w:t>
-      </w:r>
-      <w:r>
-        <w:t xml:space="preserve">cluster spread</w:t>
-      </w:r>
-      <w:r>
-        <w:t xml:space="preserve"> </w:t>
-      </w:r>
-      <m:oMath>
-        <m:r>
-          <m:rPr>
-            <m:sty m:val="p"/>
-          </m:rPr>
-          <m:t>&gt;</m:t>
-        </m:r>
-        <m:r>
-          <m:t>1</m:t>
-        </m:r>
-      </m:oMath>
-      <w:r>
-        <w:t xml:space="preserve"> </w:t>
-      </w:r>
-      <w:r>
-        <w:t xml:space="preserve">implies the agents become more dispersed at</w:t>
-      </w:r>
-      <w:r>
-        <w:t xml:space="preserve"> </w:t>
-      </w:r>
-      <w:r>
-        <w:t xml:space="preserve">end-of-run than at the start.</w:t>
-      </w:r>
-    </w:p>
-    <w:p>
-      <w:pPr>
-        <w:pStyle w:val="BodyText"/>
-      </w:pPr>
-      <w:r>
-        <w:t xml:space="preserve">The explanation for why this occurs becomes apparent on examining</w:t>
-      </w:r>
-      <w:r>
-        <w:t xml:space="preserve"> </w:t>
-      </w:r>
-      <w:r>
-        <w:t xml:space="preserve">the dispersal in cluster-spread space. The averaged pairwise</w:t>
-      </w:r>
-      <w:r>
-        <w:t xml:space="preserve"> </w:t>
-      </w:r>
-      <m:oMath>
-        <m:sSub>
-          <m:e>
-            <m:r>
-              <m:t>L</m:t>
-            </m:r>
-          </m:e>
-          <m:sub>
-            <m:r>
-              <m:t>1</m:t>
-            </m:r>
-          </m:sub>
-        </m:sSub>
-      </m:oMath>
-      <w:r>
-        <w:t xml:space="preserve"> </w:t>
-      </w:r>
-      <w:r>
         <w:t xml:space="preserve">distance between all eight agents in 36-dimensional parameter space</w:t>
       </w:r>
       <w:r>
@@ -14546,18 +14320,18 @@
           <wp:inline>
             <wp:extent cx="5039999" cy="2357784"/>
             <wp:effectExtent b="0" l="0" r="0" t="0"/>
-            <wp:docPr descr="" title="" id="59" name="Picture"/>
+            <wp:docPr descr="" title="" id="63" name="Picture"/>
             <a:graphic>
               <a:graphicData uri="http://schemas.openxmlformats.org/drawingml/2006/picture">
                 <pic:pic>
                   <pic:nvPicPr>
-                    <pic:cNvPr descr="10_param_drift_unbounded_aggressive.png" id="60" name="Picture"/>
+                    <pic:cNvPr descr="10_param_drift_unbounded_aggressive.png" id="64" name="Picture"/>
                     <pic:cNvPicPr>
                       <a:picLocks noChangeArrowheads="1" noChangeAspect="1"/>
                     </pic:cNvPicPr>
                   </pic:nvPicPr>
                   <pic:blipFill>
-                    <a:blip r:embed="rId58"/>
+                    <a:blip r:embed="rId62"/>
                     <a:stretch>
                       <a:fillRect/>
                     </a:stretch>
@@ -14797,8 +14571,8 @@
         <w:t xml:space="preserve">dimensions—and we elaborate in the Discussion.</w:t>
       </w:r>
     </w:p>
-    <w:bookmarkEnd w:id="61"/>
-    <w:bookmarkStart w:id="66" w:name="X03031223673c1918fb804bd445ad961b80069e7"/>
+    <w:bookmarkEnd w:id="65"/>
+    <w:bookmarkStart w:id="70" w:name="X03031223673c1918fb804bd445ad961b80069e7"/>
     <w:p>
       <w:pPr>
         <w:pStyle w:val="Heading2"/>
@@ -15142,7 +14916,7 @@
         <w:rPr>
           <w:rStyle w:val="FootnoteReference"/>
         </w:rPr>
-        <w:footnoteReference w:id="62"/>
+        <w:footnoteReference w:id="66"/>
       </w:r>
       <w:r>
         <w:t xml:space="preserve">,</w:t>
@@ -15157,7 +14931,7 @@
         <w:rPr>
           <w:rStyle w:val="FootnoteReference"/>
         </w:rPr>
-        <w:footnoteReference w:id="63"/>
+        <w:footnoteReference w:id="67"/>
       </w:r>
       <w:r>
         <w:t xml:space="preserve">, and</w:t>
@@ -15172,7 +14946,7 @@
         <w:rPr>
           <w:rStyle w:val="FootnoteReference"/>
         </w:rPr>
-        <w:footnoteReference w:id="64"/>
+        <w:footnoteReference w:id="68"/>
       </w:r>
       <w:r>
         <w:t xml:space="preserve"> </w:t>
@@ -15232,7 +15006,7 @@
         <w:rPr>
           <w:rStyle w:val="FootnoteReference"/>
         </w:rPr>
-        <w:footnoteReference w:id="65"/>
+        <w:footnoteReference w:id="69"/>
       </w:r>
       <w:r>
         <w:t xml:space="preserve"> </w:t>
@@ -16155,8 +15929,8 @@
         <w:t xml:space="preserve">variability arising from sampling at temperature 1.0.</w:t>
       </w:r>
     </w:p>
-    <w:bookmarkEnd w:id="66"/>
-    <w:bookmarkStart w:id="75" w:name="X22234dbb09074be1d97998dd54a650fb012fcdd"/>
+    <w:bookmarkEnd w:id="70"/>
+    <w:bookmarkStart w:id="79" w:name="X22234dbb09074be1d97998dd54a650fb012fcdd"/>
     <w:p>
       <w:pPr>
         <w:pStyle w:val="Heading2"/>
@@ -16727,18 +16501,18 @@
           <wp:inline>
             <wp:extent cx="5039999" cy="3502485"/>
             <wp:effectExtent b="0" l="0" r="0" t="0"/>
-            <wp:docPr descr="" title="" id="68" name="Picture"/>
+            <wp:docPr descr="" title="" id="72" name="Picture"/>
             <a:graphic>
               <a:graphicData uri="http://schemas.openxmlformats.org/drawingml/2006/picture">
                 <pic:pic>
                   <pic:nvPicPr>
-                    <pic:cNvPr descr="03_economic_inversion.png" id="69" name="Picture"/>
+                    <pic:cNvPr descr="03_economic_inversion.png" id="73" name="Picture"/>
                     <pic:cNvPicPr>
                       <a:picLocks noChangeArrowheads="1" noChangeAspect="1"/>
                     </pic:cNvPicPr>
                   </pic:nvPicPr>
                   <pic:blipFill>
-                    <a:blip r:embed="rId67"/>
+                    <a:blip r:embed="rId71"/>
                     <a:stretch>
                       <a:fillRect/>
                     </a:stretch>
@@ -18115,18 +17889,18 @@
           <wp:inline>
             <wp:extent cx="5039999" cy="2905043"/>
             <wp:effectExtent b="0" l="0" r="0" t="0"/>
-            <wp:docPr descr="" title="" id="71" name="Picture"/>
+            <wp:docPr descr="" title="" id="75" name="Picture"/>
             <a:graphic>
               <a:graphicData uri="http://schemas.openxmlformats.org/drawingml/2006/picture">
                 <pic:pic>
                   <pic:nvPicPr>
-                    <pic:cNvPr descr="06_tma_by_archetype.png" id="72" name="Picture"/>
+                    <pic:cNvPr descr="06_tma_by_archetype.png" id="76" name="Picture"/>
                     <pic:cNvPicPr>
                       <a:picLocks noChangeArrowheads="1" noChangeAspect="1"/>
                     </pic:cNvPicPr>
                   </pic:nvPicPr>
                   <pic:blipFill>
-                    <a:blip r:embed="rId70"/>
+                    <a:blip r:embed="rId74"/>
                     <a:stretch>
                       <a:fillRect/>
                     </a:stretch>
@@ -18732,7 +18506,7 @@
         <w:rPr>
           <w:rStyle w:val="FootnoteReference"/>
         </w:rPr>
-        <w:footnoteReference w:id="73"/>
+        <w:footnoteReference w:id="77"/>
       </w:r>
       <w:r>
         <w:t xml:space="preserve"> </w:t>
@@ -18770,7 +18544,7 @@
         <w:rPr>
           <w:rStyle w:val="FootnoteReference"/>
         </w:rPr>
-        <w:footnoteReference w:id="74"/>
+        <w:footnoteReference w:id="78"/>
       </w:r>
       <w:r>
         <w:t xml:space="preserve">, places</w:t>
@@ -20055,9 +19829,9 @@
         <w:t xml:space="preserve">notes, does.</w:t>
       </w:r>
     </w:p>
-    <w:bookmarkEnd w:id="75"/>
-    <w:bookmarkEnd w:id="76"/>
-    <w:bookmarkStart w:id="81" w:name="discussion"/>
+    <w:bookmarkEnd w:id="79"/>
+    <w:bookmarkEnd w:id="80"/>
+    <w:bookmarkStart w:id="85" w:name="discussion"/>
     <w:p>
       <w:pPr>
         <w:pStyle w:val="Heading1"/>
@@ -20075,7 +19849,7 @@
         <w:t xml:space="preserve">Discussion</w:t>
       </w:r>
     </w:p>
-    <w:bookmarkStart w:id="77" w:name="the-mechanism-behind-the-trap"/>
+    <w:bookmarkStart w:id="81" w:name="the-mechanism-behind-the-trap"/>
     <w:p>
       <w:pPr>
         <w:pStyle w:val="Heading2"/>
@@ -20378,8 +20152,8 @@
         <w:t xml:space="preserve">the IPD literature.</w:t>
       </w:r>
     </w:p>
-    <w:bookmarkEnd w:id="77"/>
-    <w:bookmarkStart w:id="78" w:name="X9e6c40cad178285c35ddd5d7c7f81b9cea92775"/>
+    <w:bookmarkEnd w:id="81"/>
+    <w:bookmarkStart w:id="82" w:name="X9e6c40cad178285c35ddd5d7c7f81b9cea92775"/>
     <w:p>
       <w:pPr>
         <w:pStyle w:val="Heading2"/>
@@ -21176,8 +20950,8 @@
         <w:t xml:space="preserve">structural change in agent behavior.</w:t>
       </w:r>
     </w:p>
-    <w:bookmarkEnd w:id="78"/>
-    <w:bookmarkStart w:id="79" w:name="Xb960717fc3de66c66b8f59820377ad2ce658cf8"/>
+    <w:bookmarkEnd w:id="82"/>
+    <w:bookmarkStart w:id="83" w:name="Xb960717fc3de66c66b8f59820377ad2ce658cf8"/>
     <w:p>
       <w:pPr>
         <w:pStyle w:val="Heading2"/>
@@ -21560,8 +21334,8 @@
         <w:t xml:space="preserve">to claim more than analogical inference.</w:t>
       </w:r>
     </w:p>
-    <w:bookmarkEnd w:id="79"/>
-    <w:bookmarkStart w:id="80" w:name="limitations"/>
+    <w:bookmarkEnd w:id="83"/>
+    <w:bookmarkStart w:id="84" w:name="limitations"/>
     <w:p>
       <w:pPr>
         <w:pStyle w:val="Heading2"/>
@@ -22283,9 +22057,9 @@
         <w:t xml:space="preserve">warranted.</w:t>
       </w:r>
     </w:p>
-    <w:bookmarkEnd w:id="80"/>
-    <w:bookmarkEnd w:id="81"/>
-    <w:bookmarkStart w:id="82" w:name="conclusion"/>
+    <w:bookmarkEnd w:id="84"/>
+    <w:bookmarkEnd w:id="85"/>
+    <w:bookmarkStart w:id="86" w:name="conclusion"/>
     <w:p>
       <w:pPr>
         <w:pStyle w:val="Heading1"/>
@@ -22782,8 +22556,8 @@
         <w:t xml:space="preserve">would each strengthen the present findings.</w:t>
       </w:r>
     </w:p>
-    <w:bookmarkEnd w:id="82"/>
-    <w:bookmarkStart w:id="104" w:name="sources-and-acknowledgments"/>
+    <w:bookmarkEnd w:id="86"/>
+    <w:bookmarkStart w:id="108" w:name="sources-and-acknowledgments"/>
     <w:p>
       <w:pPr>
         <w:pStyle w:val="Heading1"/>
@@ -22792,7 +22566,7 @@
         <w:t xml:space="preserve">Sources and Acknowledgments</w:t>
       </w:r>
     </w:p>
-    <w:bookmarkStart w:id="88" w:name="acknowledgments"/>
+    <w:bookmarkStart w:id="92" w:name="acknowledgments"/>
     <w:p>
       <w:pPr>
         <w:pStyle w:val="Heading2"/>
@@ -22815,7 +22589,7 @@
         <w:t xml:space="preserve">feasible.</w:t>
       </w:r>
     </w:p>
-    <w:bookmarkStart w:id="83" w:name="funding."/>
+    <w:bookmarkStart w:id="87" w:name="funding."/>
     <w:p>
       <w:pPr>
         <w:pStyle w:val="Heading4"/>
@@ -22838,8 +22612,8 @@
         <w:t xml:space="preserve">the author.</w:t>
       </w:r>
     </w:p>
-    <w:bookmarkEnd w:id="83"/>
-    <w:bookmarkStart w:id="84" w:name="author-contributions."/>
+    <w:bookmarkEnd w:id="87"/>
+    <w:bookmarkStart w:id="88" w:name="author-contributions."/>
     <w:p>
       <w:pPr>
         <w:pStyle w:val="Heading4"/>
@@ -22868,8 +22642,8 @@
         <w:t xml:space="preserve">manuscript.</w:t>
       </w:r>
     </w:p>
-    <w:bookmarkEnd w:id="84"/>
-    <w:bookmarkStart w:id="85" w:name="competing-interests."/>
+    <w:bookmarkEnd w:id="88"/>
+    <w:bookmarkStart w:id="89" w:name="competing-interests."/>
     <w:p>
       <w:pPr>
         <w:pStyle w:val="Heading4"/>
@@ -22892,8 +22666,8 @@
         <w:t xml:space="preserve">interests.</w:t>
       </w:r>
     </w:p>
-    <w:bookmarkEnd w:id="85"/>
-    <w:bookmarkStart w:id="87" w:name="data-and-materials-availability."/>
+    <w:bookmarkEnd w:id="89"/>
+    <w:bookmarkStart w:id="91" w:name="data-and-materials-availability."/>
     <w:p>
       <w:pPr>
         <w:pStyle w:val="Heading4"/>
@@ -22918,7 +22692,7 @@
       <w:r>
         <w:t xml:space="preserve"> </w:t>
       </w:r>
-      <w:hyperlink r:id="rId86">
+      <w:hyperlink r:id="rId90">
         <w:r>
           <w:rPr>
             <w:rStyle w:val="Hyperlink"/>
@@ -22930,9 +22704,9 @@
         <w:t xml:space="preserve">.</w:t>
       </w:r>
     </w:p>
-    <w:bookmarkEnd w:id="87"/>
-    <w:bookmarkEnd w:id="88"/>
-    <w:bookmarkStart w:id="89" w:name="references"/>
+    <w:bookmarkEnd w:id="91"/>
+    <w:bookmarkEnd w:id="92"/>
+    <w:bookmarkStart w:id="93" w:name="references"/>
     <w:p>
       <w:pPr>
         <w:pStyle w:val="Heading2"/>
@@ -22941,8 +22715,8 @@
         <w:t xml:space="preserve">References</w:t>
       </w:r>
     </w:p>
-    <w:bookmarkEnd w:id="89"/>
-    <w:bookmarkStart w:id="103" w:name="supplementary-materials"/>
+    <w:bookmarkEnd w:id="93"/>
+    <w:bookmarkStart w:id="107" w:name="supplementary-materials"/>
     <w:p>
       <w:pPr>
         <w:pStyle w:val="Heading2"/>
@@ -23055,8 +22829,8 @@
         <w:br/>
       </w:r>
     </w:p>
-    <w:bookmarkStart w:id="102" w:name="refs"/>
-    <w:bookmarkStart w:id="90" w:name="ref-resnick2002trust"/>
+    <w:bookmarkStart w:id="106" w:name="refs"/>
+    <w:bookmarkStart w:id="94" w:name="ref-resnick2002trust"/>
     <w:p>
       <w:pPr>
         <w:pStyle w:val="Bibliography"/>
@@ -23111,8 +22885,8 @@
         <w:t xml:space="preserve">, vol. 11, pp. 127–157, 2002.</w:t>
       </w:r>
     </w:p>
-    <w:bookmarkEnd w:id="90"/>
-    <w:bookmarkStart w:id="91" w:name="ref-bolton2004effective"/>
+    <w:bookmarkEnd w:id="94"/>
+    <w:bookmarkStart w:id="95" w:name="ref-bolton2004effective"/>
     <w:p>
       <w:pPr>
         <w:pStyle w:val="Bibliography"/>
@@ -23158,8 +22932,8 @@
         <w:t xml:space="preserve">, vol. 50, no. 11, pp. 1587–1602, 2004.</w:t>
       </w:r>
     </w:p>
-    <w:bookmarkEnd w:id="91"/>
-    <w:bookmarkStart w:id="92" w:name="ref-glosten1985bid"/>
+    <w:bookmarkEnd w:id="95"/>
+    <w:bookmarkStart w:id="96" w:name="ref-glosten1985bid"/>
     <w:p>
       <w:pPr>
         <w:pStyle w:val="Bibliography"/>
@@ -23196,8 +22970,8 @@
         <w:t xml:space="preserve">, vol. 14, no. 1, pp. 71–100, 1985.</w:t>
       </w:r>
     </w:p>
-    <w:bookmarkEnd w:id="92"/>
-    <w:bookmarkStart w:id="93" w:name="ref-axelrod1984evolution"/>
+    <w:bookmarkEnd w:id="96"/>
+    <w:bookmarkStart w:id="97" w:name="ref-axelrod1984evolution"/>
     <w:p>
       <w:pPr>
         <w:pStyle w:val="Bibliography"/>
@@ -23228,8 +23002,8 @@
         <w:t xml:space="preserve">. Basic Books, 1984.</w:t>
       </w:r>
     </w:p>
-    <w:bookmarkEnd w:id="93"/>
-    <w:bookmarkStart w:id="94" w:name="ref-nowak2006five"/>
+    <w:bookmarkEnd w:id="97"/>
+    <w:bookmarkStart w:id="98" w:name="ref-nowak2006five"/>
     <w:p>
       <w:pPr>
         <w:pStyle w:val="Bibliography"/>
@@ -23266,8 +23040,8 @@
         <w:t xml:space="preserve">, vol. 314, no. 5805, pp. 1560–1563, 2006.</w:t>
       </w:r>
     </w:p>
-    <w:bookmarkEnd w:id="94"/>
-    <w:bookmarkStart w:id="95" w:name="ref-billings1998opponent"/>
+    <w:bookmarkEnd w:id="98"/>
+    <w:bookmarkStart w:id="99" w:name="ref-billings1998opponent"/>
     <w:p>
       <w:pPr>
         <w:pStyle w:val="Bibliography"/>
@@ -23310,8 +23084,8 @@
         <w:t xml:space="preserve">, 1998, pp. 493–499.</w:t>
       </w:r>
     </w:p>
-    <w:bookmarkEnd w:id="95"/>
-    <w:bookmarkStart w:id="96" w:name="ref-southey2005bayes"/>
+    <w:bookmarkEnd w:id="99"/>
+    <w:bookmarkStart w:id="100" w:name="ref-southey2005bayes"/>
     <w:p>
       <w:pPr>
         <w:pStyle w:val="Bibliography"/>
@@ -23373,8 +23147,8 @@
         <w:t xml:space="preserve">, 2005, pp. 550–558.</w:t>
       </w:r>
     </w:p>
-    <w:bookmarkEnd w:id="96"/>
-    <w:bookmarkStart w:id="97" w:name="ref-ganzfried2015safe"/>
+    <w:bookmarkEnd w:id="100"/>
+    <w:bookmarkStart w:id="101" w:name="ref-ganzfried2015safe"/>
     <w:p>
       <w:pPr>
         <w:pStyle w:val="Bibliography"/>
@@ -23411,8 +23185,8 @@
         <w:t xml:space="preserve">, vol. 3, no. 2, pp. 8:1–8:28, 2015.</w:t>
       </w:r>
     </w:p>
-    <w:bookmarkEnd w:id="97"/>
-    <w:bookmarkStart w:id="98" w:name="ref-brown2018superhuman"/>
+    <w:bookmarkEnd w:id="101"/>
+    <w:bookmarkStart w:id="102" w:name="ref-brown2018superhuman"/>
     <w:p>
       <w:pPr>
         <w:pStyle w:val="Bibliography"/>
@@ -23470,8 +23244,8 @@
         <w:t xml:space="preserve">, vol. 359, no. 6374, pp. 418–424, 2018.</w:t>
       </w:r>
     </w:p>
-    <w:bookmarkEnd w:id="98"/>
-    <w:bookmarkStart w:id="99" w:name="ref-brown2019superhuman"/>
+    <w:bookmarkEnd w:id="102"/>
+    <w:bookmarkStart w:id="103" w:name="ref-brown2019superhuman"/>
     <w:p>
       <w:pPr>
         <w:pStyle w:val="Bibliography"/>
@@ -23520,8 +23294,8 @@
         <w:t xml:space="preserve">, vol. 365, no. 6456, pp. 885–890, 2019.</w:t>
       </w:r>
     </w:p>
-    <w:bookmarkEnd w:id="99"/>
-    <w:bookmarkStart w:id="100" w:name="ref-liu2024agentbench"/>
+    <w:bookmarkEnd w:id="103"/>
+    <w:bookmarkStart w:id="104" w:name="ref-liu2024agentbench"/>
     <w:p>
       <w:pPr>
         <w:pStyle w:val="Bibliography"/>
@@ -23598,8 +23372,8 @@
         <w:t xml:space="preserve">, 2024.</w:t>
       </w:r>
     </w:p>
-    <w:bookmarkEnd w:id="100"/>
-    <w:bookmarkStart w:id="101" w:name="ref-park2023generative"/>
+    <w:bookmarkEnd w:id="104"/>
+    <w:bookmarkStart w:id="105" w:name="ref-park2023generative"/>
     <w:p>
       <w:pPr>
         <w:pStyle w:val="Bibliography"/>
@@ -23670,10 +23444,10 @@
         <w:t xml:space="preserve">, 2023.</w:t>
       </w:r>
     </w:p>
-    <w:bookmarkEnd w:id="101"/>
-    <w:bookmarkEnd w:id="102"/>
-    <w:bookmarkEnd w:id="103"/>
-    <w:bookmarkEnd w:id="104"/>
+    <w:bookmarkEnd w:id="105"/>
+    <w:bookmarkEnd w:id="106"/>
+    <w:bookmarkEnd w:id="107"/>
+    <w:bookmarkEnd w:id="108"/>
     <w:sectPr>
       <w:headerReference w:type="default" r:id="rId9"/>
       <w:footerReference w:type="default" r:id="rId10"/>
@@ -23958,7 +23732,7 @@
       </w:r>
     </w:p>
   </w:footnote>
-  <w:footnote w:id="27">
+  <w:footnote w:id="28">
     <w:p>
       <w:pPr>
         <w:pStyle w:val="FootnoteText"/>
@@ -24040,7 +23814,7 @@
       </w:r>
     </w:p>
   </w:footnote>
-  <w:footnote w:id="30">
+  <w:footnote w:id="34">
     <w:p>
       <w:pPr>
         <w:pStyle w:val="FootnoteText"/>
@@ -24156,149 +23930,6 @@
       </w:r>
       <w:r>
         <w:t xml:space="preserve">and final community card).</w:t>
-      </w:r>
-    </w:p>
-  </w:footnote>
-  <w:footnote w:id="31">
-    <w:p>
-      <w:pPr>
-        <w:pStyle w:val="FootnoteText"/>
-      </w:pPr>
-      <w:r>
-        <w:rPr>
-          <w:rStyle w:val="FootnoteReference"/>
-        </w:rPr>
-        <w:footnoteRef/>
-      </w:r>
-      <w:r>
-        <w:t xml:space="preserve"> </w:t>
-      </w:r>
-      <w:r>
-        <w:t xml:space="preserve">Fixed-limit Texas</w:t>
-      </w:r>
-      <w:r>
-        <w:t xml:space="preserve"> </w:t>
-      </w:r>
-      <w:r>
-        <w:t xml:space="preserve">Hold’em permits at most four raises per betting round; further</w:t>
-      </w:r>
-      <w:r>
-        <w:t xml:space="preserve"> </w:t>
-      </w:r>
-      <w:r>
-        <w:t xml:space="preserve">raises are not allowed.</w:t>
-      </w:r>
-    </w:p>
-  </w:footnote>
-  <w:footnote w:id="32">
-    <w:p>
-      <w:pPr>
-        <w:pStyle w:val="FootnoteText"/>
-      </w:pPr>
-      <w:r>
-        <w:rPr>
-          <w:rStyle w:val="FootnoteReference"/>
-        </w:rPr>
-        <w:footnoteRef/>
-      </w:r>
-      <w:r>
-        <w:t xml:space="preserve"> </w:t>
-      </w:r>
-      <w:r>
-        <w:t xml:space="preserve">When a player goes all-in for fewer chips than the</w:t>
-      </w:r>
-      <w:r>
-        <w:t xml:space="preserve"> </w:t>
-      </w:r>
-      <w:r>
-        <w:t xml:space="preserve">largest contributor, the engine creates a</w:t>
-      </w:r>
-      <w:r>
-        <w:t xml:space="preserve"> </w:t>
-      </w:r>
-      <w:r>
-        <w:rPr>
-          <w:iCs/>
-          <w:i/>
-        </w:rPr>
-        <w:t xml:space="preserve">side pot</w:t>
-      </w:r>
-      <w:r>
-        <w:t xml:space="preserve"> </w:t>
-      </w:r>
-      <w:r>
-        <w:t xml:space="preserve">for the</w:t>
-      </w:r>
-      <w:r>
-        <w:t xml:space="preserve"> </w:t>
-      </w:r>
-      <w:r>
-        <w:t xml:space="preserve">excess so that the short-stacked player can only win up to the</w:t>
-      </w:r>
-      <w:r>
-        <w:t xml:space="preserve"> </w:t>
-      </w:r>
-      <w:r>
-        <w:t xml:space="preserve">amount they contributed; deeper-stacked players contest the</w:t>
-      </w:r>
-      <w:r>
-        <w:t xml:space="preserve"> </w:t>
-      </w:r>
-      <w:r>
-        <w:t xml:space="preserve">remainder among themselves.</w:t>
-      </w:r>
-    </w:p>
-  </w:footnote>
-  <w:footnote w:id="33">
-    <w:p>
-      <w:pPr>
-        <w:pStyle w:val="FootnoteText"/>
-      </w:pPr>
-      <w:r>
-        <w:rPr>
-          <w:rStyle w:val="FootnoteReference"/>
-        </w:rPr>
-        <w:footnoteRef/>
-      </w:r>
-      <w:r>
-        <w:t xml:space="preserve"> </w:t>
-      </w:r>
-      <w:r>
-        <w:t xml:space="preserve">A</w:t>
-      </w:r>
-      <w:r>
-        <w:t xml:space="preserve"> </w:t>
-      </w:r>
-      <w:r>
-        <w:rPr>
-          <w:iCs/>
-          <w:i/>
-        </w:rPr>
-        <w:t xml:space="preserve">showdown</w:t>
-      </w:r>
-      <w:r>
-        <w:t xml:space="preserve"> </w:t>
-      </w:r>
-      <w:r>
-        <w:t xml:space="preserve">is the end-of-hand reveal in</w:t>
-      </w:r>
-      <w:r>
-        <w:t xml:space="preserve"> </w:t>
-      </w:r>
-      <w:r>
-        <w:t xml:space="preserve">which all still-active players turn over their hole cards to</w:t>
-      </w:r>
-      <w:r>
-        <w:t xml:space="preserve"> </w:t>
-      </w:r>
-      <w:r>
-        <w:t xml:space="preserve">determine the winner; pots that end with all opponents folding to a</w:t>
-      </w:r>
-      <w:r>
-        <w:t xml:space="preserve"> </w:t>
-      </w:r>
-      <w:r>
-        <w:t xml:space="preserve">single player do not reach showdown.</w:t>
       </w:r>
     </w:p>
   </w:footnote>
@@ -24317,89 +23948,23 @@
         <w:t xml:space="preserve"> </w:t>
       </w:r>
       <w:r>
-        <w:t xml:space="preserve">Throughout the archetype</w:t>
-      </w:r>
-      <w:r>
-        <w:t xml:space="preserve"> </w:t>
-      </w:r>
-      <w:r>
-        <w:t xml:space="preserve">descriptions,</w:t>
-      </w:r>
-      <w:r>
-        <w:t xml:space="preserve"> </w:t>
-      </w:r>
-      <w:r>
-        <w:rPr>
-          <w:iCs/>
-          <w:i/>
-        </w:rPr>
-        <w:t xml:space="preserve">br</w:t>
-      </w:r>
-      <w:r>
-        <w:t xml:space="preserve"> </w:t>
-      </w:r>
-      <w:r>
-        <w:t xml:space="preserve">= bluff rate (probability of betting on a</w:t>
-      </w:r>
-      <w:r>
-        <w:t xml:space="preserve"> </w:t>
-      </w:r>
-      <w:r>
-        <w:t xml:space="preserve">weak hand),</w:t>
-      </w:r>
-      <w:r>
-        <w:t xml:space="preserve"> </w:t>
-      </w:r>
-      <w:r>
-        <w:rPr>
-          <w:iCs/>
-          <w:i/>
-        </w:rPr>
-        <w:t xml:space="preserve">vbr</w:t>
-      </w:r>
-      <w:r>
-        <w:t xml:space="preserve"> </w:t>
-      </w:r>
-      <w:r>
-        <w:t xml:space="preserve">= value-bet rate (probability of betting on</w:t>
-      </w:r>
-      <w:r>
-        <w:t xml:space="preserve"> </w:t>
-      </w:r>
-      <w:r>
-        <w:t xml:space="preserve">a strong hand), and</w:t>
-      </w:r>
-      <w:r>
-        <w:t xml:space="preserve"> </w:t>
-      </w:r>
-      <w:r>
-        <w:rPr>
-          <w:iCs/>
-          <w:i/>
-        </w:rPr>
-        <w:t xml:space="preserve">cr</w:t>
-      </w:r>
-      <w:r>
-        <w:t xml:space="preserve"> </w:t>
-      </w:r>
-      <w:r>
-        <w:t xml:space="preserve">= call rate facing a bet on a medium</w:t>
-      </w:r>
-      <w:r>
-        <w:t xml:space="preserve"> </w:t>
-      </w:r>
-      <w:r>
-        <w:t xml:space="preserve">hand. Ranges are the archetype’s Phase 2 hill-climbing bound boxes</w:t>
-      </w:r>
-      <w:r>
-        <w:t xml:space="preserve"> </w:t>
-      </w:r>
-      <w:r>
-        <w:t xml:space="preserve">around its Phase 1 starting parameters.</w:t>
+        <w:t xml:space="preserve">Fixed-limit Texas</w:t>
+      </w:r>
+      <w:r>
+        <w:t xml:space="preserve"> </w:t>
+      </w:r>
+      <w:r>
+        <w:t xml:space="preserve">Hold’em permits at most four raises per betting round; further</w:t>
+      </w:r>
+      <w:r>
+        <w:t xml:space="preserve"> </w:t>
+      </w:r>
+      <w:r>
+        <w:t xml:space="preserve">raises are not allowed.</w:t>
       </w:r>
     </w:p>
   </w:footnote>
-  <w:footnote w:id="42">
+  <w:footnote w:id="36">
     <w:p>
       <w:pPr>
         <w:pStyle w:val="FootnoteText"/>
@@ -24414,7 +23979,13 @@
         <w:t xml:space="preserve"> </w:t>
       </w:r>
       <w:r>
-        <w:t xml:space="preserve">A</w:t>
+        <w:t xml:space="preserve">When a player goes all-in for fewer chips than the</w:t>
+      </w:r>
+      <w:r>
+        <w:t xml:space="preserve"> </w:t>
+      </w:r>
+      <w:r>
+        <w:t xml:space="preserve">largest contributor, the engine creates a</w:t>
       </w:r>
       <w:r>
         <w:t xml:space="preserve"> </w:t>
@@ -24424,46 +23995,181 @@
           <w:iCs/>
           <w:i/>
         </w:rPr>
-        <w:t xml:space="preserve">walkover</w:t>
-      </w:r>
-      <w:r>
-        <w:t xml:space="preserve"> </w:t>
-      </w:r>
-      <w:r>
-        <w:t xml:space="preserve">(or</w:t>
-      </w:r>
-      <w:r>
-        <w:t xml:space="preserve"> </w:t>
-      </w:r>
-      <w:r>
-        <w:t xml:space="preserve">“</w:t>
-      </w:r>
-      <w:r>
-        <w:t xml:space="preserve">uncontested pot</w:t>
-      </w:r>
-      <w:r>
-        <w:t xml:space="preserve">”</w:t>
-      </w:r>
-      <w:r>
-        <w:t xml:space="preserve">) is a hand won without showdown—every other</w:t>
-      </w:r>
-      <w:r>
-        <w:t xml:space="preserve"> </w:t>
-      </w:r>
-      <w:r>
-        <w:t xml:space="preserve">player folded before the cards had to be shown. It is the</w:t>
-      </w:r>
-      <w:r>
-        <w:t xml:space="preserve"> </w:t>
-      </w:r>
-      <w:r>
-        <w:t xml:space="preserve">bread-and-butter outcome for aggressive players who win by making</w:t>
-      </w:r>
-      <w:r>
-        <w:t xml:space="preserve"> </w:t>
-      </w:r>
-      <w:r>
-        <w:t xml:space="preserve">opponents fold rather than by holding the best hand.</w:t>
+        <w:t xml:space="preserve">side pot</w:t>
+      </w:r>
+      <w:r>
+        <w:t xml:space="preserve"> </w:t>
+      </w:r>
+      <w:r>
+        <w:t xml:space="preserve">for the</w:t>
+      </w:r>
+      <w:r>
+        <w:t xml:space="preserve"> </w:t>
+      </w:r>
+      <w:r>
+        <w:t xml:space="preserve">excess so that the short-stacked player can only win up to the</w:t>
+      </w:r>
+      <w:r>
+        <w:t xml:space="preserve"> </w:t>
+      </w:r>
+      <w:r>
+        <w:t xml:space="preserve">amount they contributed; deeper-stacked players contest the</w:t>
+      </w:r>
+      <w:r>
+        <w:t xml:space="preserve"> </w:t>
+      </w:r>
+      <w:r>
+        <w:t xml:space="preserve">remainder among themselves.</w:t>
+      </w:r>
+    </w:p>
+  </w:footnote>
+  <w:footnote w:id="37">
+    <w:p>
+      <w:pPr>
+        <w:pStyle w:val="FootnoteText"/>
+      </w:pPr>
+      <w:r>
+        <w:rPr>
+          <w:rStyle w:val="FootnoteReference"/>
+        </w:rPr>
+        <w:footnoteRef/>
+      </w:r>
+      <w:r>
+        <w:t xml:space="preserve"> </w:t>
+      </w:r>
+      <w:r>
+        <w:t xml:space="preserve">A</w:t>
+      </w:r>
+      <w:r>
+        <w:t xml:space="preserve"> </w:t>
+      </w:r>
+      <w:r>
+        <w:rPr>
+          <w:iCs/>
+          <w:i/>
+        </w:rPr>
+        <w:t xml:space="preserve">showdown</w:t>
+      </w:r>
+      <w:r>
+        <w:t xml:space="preserve"> </w:t>
+      </w:r>
+      <w:r>
+        <w:t xml:space="preserve">is the end-of-hand reveal in</w:t>
+      </w:r>
+      <w:r>
+        <w:t xml:space="preserve"> </w:t>
+      </w:r>
+      <w:r>
+        <w:t xml:space="preserve">which all still-active players turn over their hole cards to</w:t>
+      </w:r>
+      <w:r>
+        <w:t xml:space="preserve"> </w:t>
+      </w:r>
+      <w:r>
+        <w:t xml:space="preserve">determine the winner; pots that end with all opponents folding to a</w:t>
+      </w:r>
+      <w:r>
+        <w:t xml:space="preserve"> </w:t>
+      </w:r>
+      <w:r>
+        <w:t xml:space="preserve">single player do not reach showdown.</w:t>
+      </w:r>
+    </w:p>
+  </w:footnote>
+  <w:footnote w:id="39">
+    <w:p>
+      <w:pPr>
+        <w:pStyle w:val="FootnoteText"/>
+      </w:pPr>
+      <w:r>
+        <w:rPr>
+          <w:rStyle w:val="FootnoteReference"/>
+        </w:rPr>
+        <w:footnoteRef/>
+      </w:r>
+      <w:r>
+        <w:t xml:space="preserve"> </w:t>
+      </w:r>
+      <w:r>
+        <w:t xml:space="preserve">Throughout the archetype</w:t>
+      </w:r>
+      <w:r>
+        <w:t xml:space="preserve"> </w:t>
+      </w:r>
+      <w:r>
+        <w:t xml:space="preserve">descriptions,</w:t>
+      </w:r>
+      <w:r>
+        <w:t xml:space="preserve"> </w:t>
+      </w:r>
+      <w:r>
+        <w:rPr>
+          <w:iCs/>
+          <w:i/>
+        </w:rPr>
+        <w:t xml:space="preserve">br</w:t>
+      </w:r>
+      <w:r>
+        <w:t xml:space="preserve"> </w:t>
+      </w:r>
+      <w:r>
+        <w:t xml:space="preserve">= bluff rate (probability of betting on a</w:t>
+      </w:r>
+      <w:r>
+        <w:t xml:space="preserve"> </w:t>
+      </w:r>
+      <w:r>
+        <w:t xml:space="preserve">weak hand),</w:t>
+      </w:r>
+      <w:r>
+        <w:t xml:space="preserve"> </w:t>
+      </w:r>
+      <w:r>
+        <w:rPr>
+          <w:iCs/>
+          <w:i/>
+        </w:rPr>
+        <w:t xml:space="preserve">vbr</w:t>
+      </w:r>
+      <w:r>
+        <w:t xml:space="preserve"> </w:t>
+      </w:r>
+      <w:r>
+        <w:t xml:space="preserve">= value-bet rate (probability of betting on</w:t>
+      </w:r>
+      <w:r>
+        <w:t xml:space="preserve"> </w:t>
+      </w:r>
+      <w:r>
+        <w:t xml:space="preserve">a strong hand), and</w:t>
+      </w:r>
+      <w:r>
+        <w:t xml:space="preserve"> </w:t>
+      </w:r>
+      <w:r>
+        <w:rPr>
+          <w:iCs/>
+          <w:i/>
+        </w:rPr>
+        <w:t xml:space="preserve">cr</w:t>
+      </w:r>
+      <w:r>
+        <w:t xml:space="preserve"> </w:t>
+      </w:r>
+      <w:r>
+        <w:t xml:space="preserve">= call rate facing a bet on a medium</w:t>
+      </w:r>
+      <w:r>
+        <w:t xml:space="preserve"> </w:t>
+      </w:r>
+      <w:r>
+        <w:t xml:space="preserve">hand. Ranges are the archetype’s Phase 2 hill-climbing bound boxes</w:t>
+      </w:r>
+      <w:r>
+        <w:t xml:space="preserve"> </w:t>
+      </w:r>
+      <w:r>
+        <w:t xml:space="preserve">around its Phase 1 starting parameters.</w:t>
       </w:r>
     </w:p>
   </w:footnote>
@@ -24482,6 +24188,74 @@
         <w:t xml:space="preserve"> </w:t>
       </w:r>
       <w:r>
+        <w:t xml:space="preserve">A</w:t>
+      </w:r>
+      <w:r>
+        <w:t xml:space="preserve"> </w:t>
+      </w:r>
+      <w:r>
+        <w:rPr>
+          <w:iCs/>
+          <w:i/>
+        </w:rPr>
+        <w:t xml:space="preserve">walkover</w:t>
+      </w:r>
+      <w:r>
+        <w:t xml:space="preserve"> </w:t>
+      </w:r>
+      <w:r>
+        <w:t xml:space="preserve">(or</w:t>
+      </w:r>
+      <w:r>
+        <w:t xml:space="preserve"> </w:t>
+      </w:r>
+      <w:r>
+        <w:t xml:space="preserve">“</w:t>
+      </w:r>
+      <w:r>
+        <w:t xml:space="preserve">uncontested pot</w:t>
+      </w:r>
+      <w:r>
+        <w:t xml:space="preserve">”</w:t>
+      </w:r>
+      <w:r>
+        <w:t xml:space="preserve">) is a hand won without showdown—every other</w:t>
+      </w:r>
+      <w:r>
+        <w:t xml:space="preserve"> </w:t>
+      </w:r>
+      <w:r>
+        <w:t xml:space="preserve">player folded before the cards had to be shown. It is the</w:t>
+      </w:r>
+      <w:r>
+        <w:t xml:space="preserve"> </w:t>
+      </w:r>
+      <w:r>
+        <w:t xml:space="preserve">bread-and-butter outcome for aggressive players who win by making</w:t>
+      </w:r>
+      <w:r>
+        <w:t xml:space="preserve"> </w:t>
+      </w:r>
+      <w:r>
+        <w:t xml:space="preserve">opponents fold rather than by holding the best hand.</w:t>
+      </w:r>
+    </w:p>
+  </w:footnote>
+  <w:footnote w:id="50">
+    <w:p>
+      <w:pPr>
+        <w:pStyle w:val="FootnoteText"/>
+      </w:pPr>
+      <w:r>
+        <w:rPr>
+          <w:rStyle w:val="FootnoteReference"/>
+        </w:rPr>
+        <w:footnoteRef/>
+      </w:r>
+      <w:r>
+        <w:t xml:space="preserve"> </w:t>
+      </w:r>
+      <w:r>
         <w:rPr>
           <w:iCs/>
           <w:i/>
@@ -24543,7 +24317,7 @@
       </w:r>
     </w:p>
   </w:footnote>
-  <w:footnote w:id="47">
+  <w:footnote w:id="51">
     <w:p>
       <w:pPr>
         <w:pStyle w:val="FootnoteText"/>
@@ -24612,7 +24386,7 @@
       </w:r>
     </w:p>
   </w:footnote>
-  <w:footnote w:id="50">
+  <w:footnote w:id="54">
     <w:p>
       <w:pPr>
         <w:pStyle w:val="FootnoteText"/>
@@ -24703,7 +24477,7 @@
       </w:r>
     </w:p>
   </w:footnote>
-  <w:footnote w:id="62">
+  <w:footnote w:id="66">
     <w:p>
       <w:pPr>
         <w:pStyle w:val="FootnoteText"/>
@@ -24750,7 +24524,7 @@
       </w:r>
     </w:p>
   </w:footnote>
-  <w:footnote w:id="63">
+  <w:footnote w:id="67">
     <w:p>
       <w:pPr>
         <w:pStyle w:val="FootnoteText"/>
@@ -24802,7 +24576,7 @@
       </w:r>
     </w:p>
   </w:footnote>
-  <w:footnote w:id="64">
+  <w:footnote w:id="68">
     <w:p>
       <w:pPr>
         <w:pStyle w:val="FootnoteText"/>
@@ -24928,7 +24702,7 @@
       </w:r>
     </w:p>
   </w:footnote>
-  <w:footnote w:id="65">
+  <w:footnote w:id="69">
     <w:p>
       <w:pPr>
         <w:pStyle w:val="FootnoteText"/>
@@ -24969,7 +24743,7 @@
       </w:r>
     </w:p>
   </w:footnote>
-  <w:footnote w:id="73">
+  <w:footnote w:id="77">
     <w:p>
       <w:pPr>
         <w:pStyle w:val="FootnoteText"/>
@@ -25032,7 +24806,7 @@
       </w:r>
     </w:p>
   </w:footnote>
-  <w:footnote w:id="74">
+  <w:footnote w:id="78">
     <w:p>
       <w:pPr>
         <w:pStyle w:val="FootnoteText"/>

--- a/paper_resources/manuscript/main.docx
+++ b/paper_resources/manuscript/main.docx
@@ -169,19 +169,307 @@
         <w:pStyle w:val="Abstract"/>
       </w:pPr>
       <w:r>
-        <w:t xml:space="preserve">In</w:t>
-      </w:r>
-      <w:r>
-        <w:t xml:space="preserve"> </w:t>
-      </w:r>
-      <w:r>
-        <w:t xml:space="preserve">many</w:t>
-      </w:r>
-      <w:r>
-        <w:t xml:space="preserve"> </w:t>
-      </w:r>
-      <w:r>
-        <w:t xml:space="preserve">types</w:t>
+        <w:t xml:space="preserve">What</w:t>
+      </w:r>
+      <w:r>
+        <w:t xml:space="preserve"> </w:t>
+      </w:r>
+      <w:r>
+        <w:t xml:space="preserve">if</w:t>
+      </w:r>
+      <w:r>
+        <w:t xml:space="preserve"> </w:t>
+      </w:r>
+      <w:r>
+        <w:t xml:space="preserve">being</w:t>
+      </w:r>
+      <w:r>
+        <w:t xml:space="preserve"> </w:t>
+      </w:r>
+      <w:r>
+        <w:t xml:space="preserve">trustworthy</w:t>
+      </w:r>
+      <w:r>
+        <w:t xml:space="preserve"> </w:t>
+      </w:r>
+      <w:r>
+        <w:t xml:space="preserve">could</w:t>
+      </w:r>
+      <w:r>
+        <w:t xml:space="preserve"> </w:t>
+      </w:r>
+      <w:r>
+        <w:t xml:space="preserve">cost</w:t>
+      </w:r>
+      <w:r>
+        <w:t xml:space="preserve"> </w:t>
+      </w:r>
+      <w:r>
+        <w:t xml:space="preserve">you?</w:t>
+      </w:r>
+      <w:r>
+        <w:t xml:space="preserve"> </w:t>
+      </w:r>
+      <w:r>
+        <w:t xml:space="preserve">Reputation</w:t>
+      </w:r>
+      <w:r>
+        <w:t xml:space="preserve"> </w:t>
+      </w:r>
+      <w:r>
+        <w:t xml:space="preserve">systems—in</w:t>
+      </w:r>
+      <w:r>
+        <w:t xml:space="preserve"> </w:t>
+      </w:r>
+      <w:r>
+        <w:t xml:space="preserve">online</w:t>
+      </w:r>
+      <w:r>
+        <w:t xml:space="preserve"> </w:t>
+      </w:r>
+      <w:r>
+        <w:t xml:space="preserve">marketplaces,</w:t>
+      </w:r>
+      <w:r>
+        <w:t xml:space="preserve"> </w:t>
+      </w:r>
+      <w:r>
+        <w:t xml:space="preserve">credit</w:t>
+      </w:r>
+      <w:r>
+        <w:t xml:space="preserve"> </w:t>
+      </w:r>
+      <w:r>
+        <w:t xml:space="preserve">scoring,</w:t>
+      </w:r>
+      <w:r>
+        <w:t xml:space="preserve"> </w:t>
+      </w:r>
+      <w:r>
+        <w:t xml:space="preserve">and</w:t>
+      </w:r>
+      <w:r>
+        <w:t xml:space="preserve"> </w:t>
+      </w:r>
+      <w:r>
+        <w:t xml:space="preserve">social</w:t>
+      </w:r>
+      <w:r>
+        <w:t xml:space="preserve"> </w:t>
+      </w:r>
+      <w:r>
+        <w:t xml:space="preserve">platforms—reward</w:t>
+      </w:r>
+      <w:r>
+        <w:t xml:space="preserve"> </w:t>
+      </w:r>
+      <w:r>
+        <w:t xml:space="preserve">visible</w:t>
+      </w:r>
+      <w:r>
+        <w:t xml:space="preserve"> </w:t>
+      </w:r>
+      <w:r>
+        <w:t xml:space="preserve">good</w:t>
+      </w:r>
+      <w:r>
+        <w:t xml:space="preserve"> </w:t>
+      </w:r>
+      <w:r>
+        <w:t xml:space="preserve">behaviour,</w:t>
+      </w:r>
+      <w:r>
+        <w:t xml:space="preserve"> </w:t>
+      </w:r>
+      <w:r>
+        <w:t xml:space="preserve">yet</w:t>
+      </w:r>
+      <w:r>
+        <w:t xml:space="preserve"> </w:t>
+      </w:r>
+      <w:r>
+        <w:t xml:space="preserve">economists</w:t>
+      </w:r>
+      <w:r>
+        <w:t xml:space="preserve"> </w:t>
+      </w:r>
+      <w:r>
+        <w:t xml:space="preserve">have</w:t>
+      </w:r>
+      <w:r>
+        <w:t xml:space="preserve"> </w:t>
+      </w:r>
+      <w:r>
+        <w:t xml:space="preserve">long</w:t>
+      </w:r>
+      <w:r>
+        <w:t xml:space="preserve"> </w:t>
+      </w:r>
+      <w:r>
+        <w:t xml:space="preserve">noticed</w:t>
+      </w:r>
+      <w:r>
+        <w:t xml:space="preserve"> </w:t>
+      </w:r>
+      <w:r>
+        <w:t xml:space="preserve">a</w:t>
+      </w:r>
+      <w:r>
+        <w:t xml:space="preserve"> </w:t>
+      </w:r>
+      <w:r>
+        <w:t xml:space="preserve">paradox:</w:t>
+      </w:r>
+      <w:r>
+        <w:t xml:space="preserve"> </w:t>
+      </w:r>
+      <w:r>
+        <w:t xml:space="preserve">a</w:t>
+      </w:r>
+      <w:r>
+        <w:t xml:space="preserve"> </w:t>
+      </w:r>
+      <w:r>
+        <w:t xml:space="preserve">perfectly</w:t>
+      </w:r>
+      <w:r>
+        <w:t xml:space="preserve"> </w:t>
+      </w:r>
+      <w:r>
+        <w:t xml:space="preserve">transparent</w:t>
+      </w:r>
+      <w:r>
+        <w:t xml:space="preserve"> </w:t>
+      </w:r>
+      <w:r>
+        <w:t xml:space="preserve">cooperator</w:t>
+      </w:r>
+      <w:r>
+        <w:t xml:space="preserve"> </w:t>
+      </w:r>
+      <w:r>
+        <w:t xml:space="preserve">can</w:t>
+      </w:r>
+      <w:r>
+        <w:t xml:space="preserve"> </w:t>
+      </w:r>
+      <w:r>
+        <w:t xml:space="preserve">earn</w:t>
+      </w:r>
+      <w:r>
+        <w:t xml:space="preserve"> </w:t>
+      </w:r>
+      <w:r>
+        <w:t xml:space="preserve">less</w:t>
+      </w:r>
+      <w:r>
+        <w:t xml:space="preserve"> </w:t>
+      </w:r>
+      <w:r>
+        <w:t xml:space="preserve">than</w:t>
+      </w:r>
+      <w:r>
+        <w:t xml:space="preserve"> </w:t>
+      </w:r>
+      <w:r>
+        <w:t xml:space="preserve">a</w:t>
+      </w:r>
+      <w:r>
+        <w:t xml:space="preserve"> </w:t>
+      </w:r>
+      <w:r>
+        <w:t xml:space="preserve">slightly</w:t>
+      </w:r>
+      <w:r>
+        <w:t xml:space="preserve"> </w:t>
+      </w:r>
+      <w:r>
+        <w:t xml:space="preserve">unpredictable</w:t>
+      </w:r>
+      <w:r>
+        <w:t xml:space="preserve"> </w:t>
+      </w:r>
+      <w:r>
+        <w:t xml:space="preserve">one.</w:t>
+      </w:r>
+      <w:r>
+        <w:t xml:space="preserve"> </w:t>
+      </w:r>
+      <w:r>
+        <w:t xml:space="preserve">We</w:t>
+      </w:r>
+      <w:r>
+        <w:t xml:space="preserve"> </w:t>
+      </w:r>
+      <w:r>
+        <w:t xml:space="preserve">put</w:t>
+      </w:r>
+      <w:r>
+        <w:t xml:space="preserve"> </w:t>
+      </w:r>
+      <w:r>
+        <w:t xml:space="preserve">that</w:t>
+      </w:r>
+      <w:r>
+        <w:t xml:space="preserve"> </w:t>
+      </w:r>
+      <w:r>
+        <w:t xml:space="preserve">paradox</w:t>
+      </w:r>
+      <w:r>
+        <w:t xml:space="preserve"> </w:t>
+      </w:r>
+      <w:r>
+        <w:t xml:space="preserve">in</w:t>
+      </w:r>
+      <w:r>
+        <w:t xml:space="preserve"> </w:t>
+      </w:r>
+      <w:r>
+        <w:t xml:space="preserve">a</w:t>
+      </w:r>
+      <w:r>
+        <w:t xml:space="preserve"> </w:t>
+      </w:r>
+      <w:r>
+        <w:t xml:space="preserve">petri</w:t>
+      </w:r>
+      <w:r>
+        <w:t xml:space="preserve"> </w:t>
+      </w:r>
+      <w:r>
+        <w:t xml:space="preserve">dish.</w:t>
+      </w:r>
+      <w:r>
+        <w:t xml:space="preserve"> </w:t>
+      </w:r>
+      <w:r>
+        <w:t xml:space="preserve">Eight</w:t>
+      </w:r>
+      <w:r>
+        <w:t xml:space="preserve"> </w:t>
+      </w:r>
+      <w:r>
+        <w:t xml:space="preserve">poker</w:t>
+      </w:r>
+      <w:r>
+        <w:t xml:space="preserve"> </w:t>
+      </w:r>
+      <w:r>
+        <w:t xml:space="preserve">agents</w:t>
+      </w:r>
+      <w:r>
+        <w:t xml:space="preserve"> </w:t>
+      </w:r>
+      <w:r>
+        <w:t xml:space="preserve">play</w:t>
+      </w:r>
+      <w:r>
+        <w:t xml:space="preserve"> </w:t>
+      </w:r>
+      <w:r>
+        <w:t xml:space="preserve">tens</w:t>
       </w:r>
       <w:r>
         <w:t xml:space="preserve"> </w:t>
@@ -193,55 +481,19 @@
         <w:t xml:space="preserve"> </w:t>
       </w:r>
       <w:r>
-        <w:t xml:space="preserve">online</w:t>
-      </w:r>
-      <w:r>
-        <w:t xml:space="preserve"> </w:t>
-      </w:r>
-      <w:r>
-        <w:t xml:space="preserve">communities</w:t>
-      </w:r>
-      <w:r>
-        <w:t xml:space="preserve"> </w:t>
-      </w:r>
-      <w:r>
-        <w:t xml:space="preserve">such</w:t>
-      </w:r>
-      <w:r>
-        <w:t xml:space="preserve"> </w:t>
-      </w:r>
-      <w:r>
-        <w:t xml:space="preserve">as</w:t>
-      </w:r>
-      <w:r>
-        <w:t xml:space="preserve"> </w:t>
-      </w:r>
-      <w:r>
-        <w:t xml:space="preserve">social</w:t>
-      </w:r>
-      <w:r>
-        <w:t xml:space="preserve"> </w:t>
-      </w:r>
-      <w:r>
-        <w:t xml:space="preserve">media</w:t>
-      </w:r>
-      <w:r>
-        <w:t xml:space="preserve"> </w:t>
-      </w:r>
-      <w:r>
-        <w:t xml:space="preserve">sites,</w:t>
-      </w:r>
-      <w:r>
-        <w:t xml:space="preserve"> </w:t>
-      </w:r>
-      <w:r>
-        <w:t xml:space="preserve">e-commerce</w:t>
-      </w:r>
-      <w:r>
-        <w:t xml:space="preserve"> </w:t>
-      </w:r>
-      <w:r>
-        <w:t xml:space="preserve">platforms</w:t>
+        <w:t xml:space="preserve">thousands</w:t>
+      </w:r>
+      <w:r>
+        <w:t xml:space="preserve"> </w:t>
+      </w:r>
+      <w:r>
+        <w:t xml:space="preserve">of</w:t>
+      </w:r>
+      <w:r>
+        <w:t xml:space="preserve"> </w:t>
+      </w:r>
+      <w:r>
+        <w:t xml:space="preserve">hands,</w:t>
       </w:r>
       <w:r>
         <w:t xml:space="preserve"> </w:t>
@@ -253,19 +505,301 @@
         <w:t xml:space="preserve"> </w:t>
       </w:r>
       <w:r>
-        <w:t xml:space="preserve">online</w:t>
-      </w:r>
-      <w:r>
-        <w:t xml:space="preserve"> </w:t>
-      </w:r>
-      <w:r>
-        <w:t xml:space="preserve">banking,</w:t>
-      </w:r>
-      <w:r>
-        <w:t xml:space="preserve"> </w:t>
-      </w:r>
-      <w:r>
-        <w:t xml:space="preserve">there</w:t>
+        <w:t xml:space="preserve">every</w:t>
+      </w:r>
+      <w:r>
+        <w:t xml:space="preserve"> </w:t>
+      </w:r>
+      <w:r>
+        <w:t xml:space="preserve">agent</w:t>
+      </w:r>
+      <w:r>
+        <w:t xml:space="preserve"> </w:t>
+      </w:r>
+      <w:r>
+        <w:t xml:space="preserve">quietly</w:t>
+      </w:r>
+      <w:r>
+        <w:t xml:space="preserve"> </w:t>
+      </w:r>
+      <w:r>
+        <w:t xml:space="preserve">profiles</w:t>
+      </w:r>
+      <w:r>
+        <w:t xml:space="preserve"> </w:t>
+      </w:r>
+      <w:r>
+        <w:t xml:space="preserve">every</w:t>
+      </w:r>
+      <w:r>
+        <w:t xml:space="preserve"> </w:t>
+      </w:r>
+      <w:r>
+        <w:t xml:space="preserve">other</w:t>
+      </w:r>
+      <w:r>
+        <w:t xml:space="preserve"> </w:t>
+      </w:r>
+      <w:r>
+        <w:t xml:space="preserve">agent’s</w:t>
+      </w:r>
+      <w:r>
+        <w:t xml:space="preserve"> </w:t>
+      </w:r>
+      <w:r>
+        <w:t xml:space="preserve">style,</w:t>
+      </w:r>
+      <w:r>
+        <w:t xml:space="preserve"> </w:t>
+      </w:r>
+      <w:r>
+        <w:t xml:space="preserve">updating</w:t>
+      </w:r>
+      <w:r>
+        <w:t xml:space="preserve"> </w:t>
+      </w:r>
+      <w:r>
+        <w:t xml:space="preserve">that</w:t>
+      </w:r>
+      <w:r>
+        <w:t xml:space="preserve"> </w:t>
+      </w:r>
+      <w:r>
+        <w:t xml:space="preserve">belief</w:t>
+      </w:r>
+      <w:r>
+        <w:t xml:space="preserve"> </w:t>
+      </w:r>
+      <w:r>
+        <w:t xml:space="preserve">after</w:t>
+      </w:r>
+      <w:r>
+        <w:t xml:space="preserve"> </w:t>
+      </w:r>
+      <w:r>
+        <w:t xml:space="preserve">each</w:t>
+      </w:r>
+      <w:r>
+        <w:t xml:space="preserve"> </w:t>
+      </w:r>
+      <w:r>
+        <w:t xml:space="preserve">hand.</w:t>
+      </w:r>
+      <w:r>
+        <w:t xml:space="preserve"> </w:t>
+      </w:r>
+      <w:r>
+        <w:t xml:space="preserve">We</w:t>
+      </w:r>
+      <w:r>
+        <w:t xml:space="preserve"> </w:t>
+      </w:r>
+      <w:r>
+        <w:t xml:space="preserve">then</w:t>
+      </w:r>
+      <w:r>
+        <w:t xml:space="preserve"> </w:t>
+      </w:r>
+      <w:r>
+        <w:t xml:space="preserve">swap</w:t>
+      </w:r>
+      <w:r>
+        <w:t xml:space="preserve"> </w:t>
+      </w:r>
+      <w:r>
+        <w:t xml:space="preserve">out</w:t>
+      </w:r>
+      <w:r>
+        <w:t xml:space="preserve"> </w:t>
+      </w:r>
+      <w:r>
+        <w:t xml:space="preserve">the</w:t>
+      </w:r>
+      <w:r>
+        <w:t xml:space="preserve"> </w:t>
+      </w:r>
+      <w:r>
+        <w:t xml:space="preserve">agents’</w:t>
+      </w:r>
+      <w:r>
+        <w:t xml:space="preserve"> </w:t>
+      </w:r>
+      <w:r>
+        <w:t xml:space="preserve">minds</w:t>
+      </w:r>
+      <w:r>
+        <w:t xml:space="preserve"> </w:t>
+      </w:r>
+      <w:r>
+        <w:t xml:space="preserve">across</w:t>
+      </w:r>
+      <w:r>
+        <w:t xml:space="preserve"> </w:t>
+      </w:r>
+      <w:r>
+        <w:t xml:space="preserve">four</w:t>
+      </w:r>
+      <w:r>
+        <w:t xml:space="preserve"> </w:t>
+      </w:r>
+      <w:r>
+        <w:t xml:space="preserve">escalating</w:t>
+      </w:r>
+      <w:r>
+        <w:t xml:space="preserve"> </w:t>
+      </w:r>
+      <w:r>
+        <w:t xml:space="preserve">designs—from</w:t>
+      </w:r>
+      <w:r>
+        <w:t xml:space="preserve"> </w:t>
+      </w:r>
+      <w:r>
+        <w:t xml:space="preserve">frozen</w:t>
+      </w:r>
+      <w:r>
+        <w:t xml:space="preserve"> </w:t>
+      </w:r>
+      <w:r>
+        <w:t xml:space="preserve">rule-followers</w:t>
+      </w:r>
+      <w:r>
+        <w:t xml:space="preserve"> </w:t>
+      </w:r>
+      <w:r>
+        <w:t xml:space="preserve">to</w:t>
+      </w:r>
+      <w:r>
+        <w:t xml:space="preserve"> </w:t>
+      </w:r>
+      <w:r>
+        <w:t xml:space="preserve">language</w:t>
+      </w:r>
+      <w:r>
+        <w:t xml:space="preserve"> </w:t>
+      </w:r>
+      <w:r>
+        <w:t xml:space="preserve">models</w:t>
+      </w:r>
+      <w:r>
+        <w:t xml:space="preserve"> </w:t>
+      </w:r>
+      <w:r>
+        <w:t xml:space="preserve">that</w:t>
+      </w:r>
+      <w:r>
+        <w:t xml:space="preserve"> </w:t>
+      </w:r>
+      <w:r>
+        <w:t xml:space="preserve">reason</w:t>
+      </w:r>
+      <w:r>
+        <w:t xml:space="preserve"> </w:t>
+      </w:r>
+      <w:r>
+        <w:t xml:space="preserve">about</w:t>
+      </w:r>
+      <w:r>
+        <w:t xml:space="preserve"> </w:t>
+      </w:r>
+      <w:r>
+        <w:t xml:space="preserve">their</w:t>
+      </w:r>
+      <w:r>
+        <w:t xml:space="preserve"> </w:t>
+      </w:r>
+      <w:r>
+        <w:t xml:space="preserve">opponents—while</w:t>
+      </w:r>
+      <w:r>
+        <w:t xml:space="preserve"> </w:t>
+      </w:r>
+      <w:r>
+        <w:t xml:space="preserve">holding</w:t>
+      </w:r>
+      <w:r>
+        <w:t xml:space="preserve"> </w:t>
+      </w:r>
+      <w:r>
+        <w:t xml:space="preserve">the</w:t>
+      </w:r>
+      <w:r>
+        <w:t xml:space="preserve"> </w:t>
+      </w:r>
+      <w:r>
+        <w:t xml:space="preserve">game</w:t>
+      </w:r>
+      <w:r>
+        <w:t xml:space="preserve"> </w:t>
+      </w:r>
+      <w:r>
+        <w:t xml:space="preserve">and</w:t>
+      </w:r>
+      <w:r>
+        <w:t xml:space="preserve"> </w:t>
+      </w:r>
+      <w:r>
+        <w:t xml:space="preserve">the</w:t>
+      </w:r>
+      <w:r>
+        <w:t xml:space="preserve"> </w:t>
+      </w:r>
+      <w:r>
+        <w:t xml:space="preserve">trust</w:t>
+      </w:r>
+      <w:r>
+        <w:t xml:space="preserve"> </w:t>
+      </w:r>
+      <w:r>
+        <w:t xml:space="preserve">model</w:t>
+      </w:r>
+      <w:r>
+        <w:t xml:space="preserve"> </w:t>
+      </w:r>
+      <w:r>
+        <w:t xml:space="preserve">fixed.</w:t>
+      </w:r>
+      <w:r>
+        <w:t xml:space="preserve"> </w:t>
+      </w:r>
+      <w:r>
+        <w:t xml:space="preserve">The</w:t>
+      </w:r>
+      <w:r>
+        <w:t xml:space="preserve"> </w:t>
+      </w:r>
+      <w:r>
+        <w:t xml:space="preserve">pattern</w:t>
+      </w:r>
+      <w:r>
+        <w:t xml:space="preserve"> </w:t>
+      </w:r>
+      <w:r>
+        <w:t xml:space="preserve">is</w:t>
+      </w:r>
+      <w:r>
+        <w:t xml:space="preserve"> </w:t>
+      </w:r>
+      <w:r>
+        <w:t xml:space="preserve">stubborn:</w:t>
+      </w:r>
+      <w:r>
+        <w:t xml:space="preserve"> </w:t>
+      </w:r>
+      <w:r>
+        <w:t xml:space="preserve">the</w:t>
+      </w:r>
+      <w:r>
+        <w:t xml:space="preserve"> </w:t>
+      </w:r>
+      <w:r>
+        <w:t xml:space="preserve">most-trusted</w:t>
+      </w:r>
+      <w:r>
+        <w:t xml:space="preserve"> </w:t>
+      </w:r>
+      <w:r>
+        <w:t xml:space="preserve">agents</w:t>
       </w:r>
       <w:r>
         <w:t xml:space="preserve"> </w:t>
@@ -277,19 +811,103 @@
         <w:t xml:space="preserve"> </w:t>
       </w:r>
       <w:r>
-        <w:t xml:space="preserve">numerous</w:t>
-      </w:r>
-      <w:r>
-        <w:t xml:space="preserve"> </w:t>
-      </w:r>
-      <w:r>
-        <w:t xml:space="preserve">examples</w:t>
-      </w:r>
-      <w:r>
-        <w:t xml:space="preserve"> </w:t>
-      </w:r>
-      <w:r>
-        <w:t xml:space="preserve">of</w:t>
+        <w:t xml:space="preserve">reliably</w:t>
+      </w:r>
+      <w:r>
+        <w:t xml:space="preserve"> </w:t>
+      </w:r>
+      <w:r>
+        <w:t xml:space="preserve">the</w:t>
+      </w:r>
+      <w:r>
+        <w:t xml:space="preserve"> </w:t>
+      </w:r>
+      <w:r>
+        <w:t xml:space="preserve">poorest,</w:t>
+      </w:r>
+      <w:r>
+        <w:t xml:space="preserve"> </w:t>
+      </w:r>
+      <w:r>
+        <w:t xml:space="preserve">and</w:t>
+      </w:r>
+      <w:r>
+        <w:t xml:space="preserve"> </w:t>
+      </w:r>
+      <w:r>
+        <w:t xml:space="preserve">numerical</w:t>
+      </w:r>
+      <w:r>
+        <w:t xml:space="preserve"> </w:t>
+      </w:r>
+      <w:r>
+        <w:t xml:space="preserve">optimisation</w:t>
+      </w:r>
+      <w:r>
+        <w:t xml:space="preserve"> </w:t>
+      </w:r>
+      <w:r>
+        <w:t xml:space="preserve">does</w:t>
+      </w:r>
+      <w:r>
+        <w:t xml:space="preserve"> </w:t>
+      </w:r>
+      <w:r>
+        <w:t xml:space="preserve">not</w:t>
+      </w:r>
+      <w:r>
+        <w:t xml:space="preserve"> </w:t>
+      </w:r>
+      <w:r>
+        <w:t xml:space="preserve">rescue</w:t>
+      </w:r>
+      <w:r>
+        <w:t xml:space="preserve"> </w:t>
+      </w:r>
+      <w:r>
+        <w:t xml:space="preserve">them;</w:t>
+      </w:r>
+      <w:r>
+        <w:t xml:space="preserve"> </w:t>
+      </w:r>
+      <w:r>
+        <w:t xml:space="preserve">only</w:t>
+      </w:r>
+      <w:r>
+        <w:t xml:space="preserve"> </w:t>
+      </w:r>
+      <w:r>
+        <w:t xml:space="preserve">when</w:t>
+      </w:r>
+      <w:r>
+        <w:t xml:space="preserve"> </w:t>
+      </w:r>
+      <w:r>
+        <w:t xml:space="preserve">agents</w:t>
+      </w:r>
+      <w:r>
+        <w:t xml:space="preserve"> </w:t>
+      </w:r>
+      <w:r>
+        <w:t xml:space="preserve">explicitly</w:t>
+      </w:r>
+      <w:r>
+        <w:t xml:space="preserve"> </w:t>
+      </w:r>
+      <w:r>
+        <w:t xml:space="preserve">reason</w:t>
+      </w:r>
+      <w:r>
+        <w:t xml:space="preserve"> </w:t>
+      </w:r>
+      <w:r>
+        <w:t xml:space="preserve">about</w:t>
+      </w:r>
+      <w:r>
+        <w:t xml:space="preserve"> </w:t>
+      </w:r>
+      <w:r>
+        <w:t xml:space="preserve">the</w:t>
       </w:r>
       <w:r>
         <w:t xml:space="preserve"> </w:t>
@@ -301,7 +919,121 @@
         <w:t xml:space="preserve"> </w:t>
       </w:r>
       <w:r>
-        <w:t xml:space="preserve">systems</w:t>
+        <w:t xml:space="preserve">system</w:t>
+      </w:r>
+      <w:r>
+        <w:t xml:space="preserve"> </w:t>
+      </w:r>
+      <w:r>
+        <w:t xml:space="preserve">does</w:t>
+      </w:r>
+      <w:r>
+        <w:t xml:space="preserve"> </w:t>
+      </w:r>
+      <w:r>
+        <w:t xml:space="preserve">the</w:t>
+      </w:r>
+      <w:r>
+        <w:t xml:space="preserve"> </w:t>
+      </w:r>
+      <w:r>
+        <w:t xml:space="preserve">penalty</w:t>
+      </w:r>
+      <w:r>
+        <w:t xml:space="preserve"> </w:t>
+      </w:r>
+      <w:r>
+        <w:t xml:space="preserve">for</w:t>
+      </w:r>
+      <w:r>
+        <w:t xml:space="preserve"> </w:t>
+      </w:r>
+      <w:r>
+        <w:t xml:space="preserve">honesty</w:t>
+      </w:r>
+      <w:r>
+        <w:t xml:space="preserve"> </w:t>
+      </w:r>
+      <w:r>
+        <w:t xml:space="preserve">begin</w:t>
+      </w:r>
+      <w:r>
+        <w:t xml:space="preserve"> </w:t>
+      </w:r>
+      <w:r>
+        <w:t xml:space="preserve">to</w:t>
+      </w:r>
+      <w:r>
+        <w:t xml:space="preserve"> </w:t>
+      </w:r>
+      <w:r>
+        <w:t xml:space="preserve">fade.</w:t>
+      </w:r>
+      <w:r>
+        <w:t xml:space="preserve"> </w:t>
+      </w:r>
+      <w:r>
+        <w:t xml:space="preserve">The</w:t>
+      </w:r>
+      <w:r>
+        <w:t xml:space="preserve"> </w:t>
+      </w:r>
+      <w:r>
+        <w:t xml:space="preserve">outcome</w:t>
+      </w:r>
+      <w:r>
+        <w:t xml:space="preserve"> </w:t>
+      </w:r>
+      <w:r>
+        <w:t xml:space="preserve">is</w:t>
+      </w:r>
+      <w:r>
+        <w:t xml:space="preserve"> </w:t>
+      </w:r>
+      <w:r>
+        <w:t xml:space="preserve">a</w:t>
+      </w:r>
+      <w:r>
+        <w:t xml:space="preserve"> </w:t>
+      </w:r>
+      <w:r>
+        <w:t xml:space="preserve">small,</w:t>
+      </w:r>
+      <w:r>
+        <w:t xml:space="preserve"> </w:t>
+      </w:r>
+      <w:r>
+        <w:t xml:space="preserve">fully</w:t>
+      </w:r>
+      <w:r>
+        <w:t xml:space="preserve"> </w:t>
+      </w:r>
+      <w:r>
+        <w:t xml:space="preserve">reproducible</w:t>
+      </w:r>
+      <w:r>
+        <w:t xml:space="preserve"> </w:t>
+      </w:r>
+      <w:r>
+        <w:t xml:space="preserve">testbed</w:t>
+      </w:r>
+      <w:r>
+        <w:t xml:space="preserve"> </w:t>
+      </w:r>
+      <w:r>
+        <w:t xml:space="preserve">for</w:t>
+      </w:r>
+      <w:r>
+        <w:t xml:space="preserve"> </w:t>
+      </w:r>
+      <w:r>
+        <w:t xml:space="preserve">a</w:t>
+      </w:r>
+      <w:r>
+        <w:t xml:space="preserve"> </w:t>
+      </w:r>
+      <w:r>
+        <w:t xml:space="preserve">question</w:t>
       </w:r>
       <w:r>
         <w:t xml:space="preserve"> </w:t>
@@ -313,223 +1045,49 @@
         <w:t xml:space="preserve"> </w:t>
       </w:r>
       <w:r>
-        <w:t xml:space="preserve">use</w:t>
-      </w:r>
-      <w:r>
-        <w:t xml:space="preserve"> </w:t>
-      </w:r>
-      <w:r>
-        <w:t xml:space="preserve">past</w:t>
-      </w:r>
-      <w:r>
-        <w:t xml:space="preserve"> </w:t>
-      </w:r>
-      <w:r>
-        <w:t xml:space="preserve">behaviour</w:t>
-      </w:r>
-      <w:r>
-        <w:t xml:space="preserve"> </w:t>
-      </w:r>
-      <w:r>
-        <w:t xml:space="preserve">to</w:t>
-      </w:r>
-      <w:r>
-        <w:t xml:space="preserve"> </w:t>
-      </w:r>
-      <w:r>
-        <w:t xml:space="preserve">infer</w:t>
-      </w:r>
-      <w:r>
-        <w:t xml:space="preserve"> </w:t>
-      </w:r>
-      <w:r>
-        <w:t xml:space="preserve">levels</w:t>
-      </w:r>
-      <w:r>
-        <w:t xml:space="preserve"> </w:t>
-      </w:r>
-      <w:r>
-        <w:t xml:space="preserve">of</w:t>
-      </w:r>
-      <w:r>
-        <w:t xml:space="preserve"> </w:t>
-      </w:r>
-      <w:r>
-        <w:t xml:space="preserve">an</w:t>
-      </w:r>
-      <w:r>
-        <w:t xml:space="preserve"> </w:t>
-      </w:r>
-      <w:r>
-        <w:t xml:space="preserve">individual’s</w:t>
-      </w:r>
-      <w:r>
-        <w:t xml:space="preserve"> </w:t>
-      </w:r>
-      <w:r>
-        <w:t xml:space="preserve">trustworthiness.</w:t>
-      </w:r>
-      <w:r>
-        <w:t xml:space="preserve"> </w:t>
-      </w:r>
-      <w:r>
-        <w:t xml:space="preserve">For</w:t>
-      </w:r>
-      <w:r>
-        <w:t xml:space="preserve"> </w:t>
-      </w:r>
-      <w:r>
-        <w:t xml:space="preserve">example,</w:t>
-      </w:r>
-      <w:r>
-        <w:t xml:space="preserve"> </w:t>
-      </w:r>
-      <w:r>
-        <w:t xml:space="preserve">in</w:t>
-      </w:r>
-      <w:r>
-        <w:t xml:space="preserve"> </w:t>
-      </w:r>
-      <w:r>
-        <w:t xml:space="preserve">the</w:t>
-      </w:r>
-      <w:r>
-        <w:t xml:space="preserve"> </w:t>
-      </w:r>
-      <w:r>
-        <w:t xml:space="preserve">case</w:t>
-      </w:r>
-      <w:r>
-        <w:t xml:space="preserve"> </w:t>
-      </w:r>
-      <w:r>
-        <w:t xml:space="preserve">of</w:t>
-      </w:r>
-      <w:r>
-        <w:t xml:space="preserve"> </w:t>
-      </w:r>
-      <w:r>
-        <w:t xml:space="preserve">eBay,</w:t>
-      </w:r>
-      <w:r>
-        <w:t xml:space="preserve"> </w:t>
-      </w:r>
-      <w:r>
-        <w:t xml:space="preserve">users</w:t>
-      </w:r>
-      <w:r>
-        <w:t xml:space="preserve"> </w:t>
-      </w:r>
-      <w:r>
-        <w:t xml:space="preserve">can</w:t>
-      </w:r>
-      <w:r>
-        <w:t xml:space="preserve"> </w:t>
-      </w:r>
-      <w:r>
-        <w:t xml:space="preserve">see</w:t>
-      </w:r>
-      <w:r>
-        <w:t xml:space="preserve"> </w:t>
-      </w:r>
-      <w:r>
-        <w:t xml:space="preserve">previous</w:t>
-      </w:r>
-      <w:r>
-        <w:t xml:space="preserve"> </w:t>
-      </w:r>
-      <w:r>
-        <w:t xml:space="preserve">user</w:t>
-      </w:r>
-      <w:r>
-        <w:t xml:space="preserve"> </w:t>
-      </w:r>
-      <w:r>
-        <w:t xml:space="preserve">ratings</w:t>
-      </w:r>
-      <w:r>
-        <w:t xml:space="preserve"> </w:t>
-      </w:r>
-      <w:r>
-        <w:t xml:space="preserve">and</w:t>
-      </w:r>
-      <w:r>
-        <w:t xml:space="preserve"> </w:t>
-      </w:r>
-      <w:r>
-        <w:t xml:space="preserve">comments</w:t>
-      </w:r>
-      <w:r>
-        <w:t xml:space="preserve"> </w:t>
-      </w:r>
-      <w:r>
-        <w:t xml:space="preserve">about</w:t>
-      </w:r>
-      <w:r>
-        <w:t xml:space="preserve"> </w:t>
-      </w:r>
-      <w:r>
-        <w:t xml:space="preserve">their</w:t>
-      </w:r>
-      <w:r>
-        <w:t xml:space="preserve"> </w:t>
-      </w:r>
-      <w:r>
-        <w:t xml:space="preserve">transactions.</w:t>
-      </w:r>
-      <w:r>
-        <w:t xml:space="preserve"> </w:t>
-      </w:r>
-      <w:r>
-        <w:t xml:space="preserve">In</w:t>
-      </w:r>
-      <w:r>
-        <w:t xml:space="preserve"> </w:t>
-      </w:r>
-      <w:r>
-        <w:t xml:space="preserve">addition</w:t>
-      </w:r>
-      <w:r>
-        <w:t xml:space="preserve"> </w:t>
-      </w:r>
-      <w:r>
-        <w:t xml:space="preserve">to</w:t>
-      </w:r>
-      <w:r>
-        <w:t xml:space="preserve"> </w:t>
-      </w:r>
-      <w:r>
-        <w:t xml:space="preserve">these</w:t>
-      </w:r>
-      <w:r>
-        <w:t xml:space="preserve"> </w:t>
-      </w:r>
-      <w:r>
-        <w:t xml:space="preserve">systems,</w:t>
-      </w:r>
-      <w:r>
-        <w:t xml:space="preserve"> </w:t>
-      </w:r>
-      <w:r>
-        <w:t xml:space="preserve">researchers</w:t>
-      </w:r>
-      <w:r>
-        <w:t xml:space="preserve"> </w:t>
-      </w:r>
-      <w:r>
-        <w:t xml:space="preserve">have</w:t>
-      </w:r>
-      <w:r>
-        <w:t xml:space="preserve"> </w:t>
-      </w:r>
-      <w:r>
-        <w:t xml:space="preserve">also</w:t>
-      </w:r>
-      <w:r>
-        <w:t xml:space="preserve"> </w:t>
-      </w:r>
-      <w:r>
-        <w:t xml:space="preserve">identified</w:t>
+        <w:t xml:space="preserve">matters</w:t>
+      </w:r>
+      <w:r>
+        <w:t xml:space="preserve"> </w:t>
+      </w:r>
+      <w:r>
+        <w:t xml:space="preserve">wherever</w:t>
+      </w:r>
+      <w:r>
+        <w:t xml:space="preserve"> </w:t>
+      </w:r>
+      <w:r>
+        <w:t xml:space="preserve">machines</w:t>
+      </w:r>
+      <w:r>
+        <w:t xml:space="preserve"> </w:t>
+      </w:r>
+      <w:r>
+        <w:t xml:space="preserve">judge</w:t>
+      </w:r>
+      <w:r>
+        <w:t xml:space="preserve"> </w:t>
+      </w:r>
+      <w:r>
+        <w:t xml:space="preserve">one</w:t>
+      </w:r>
+      <w:r>
+        <w:t xml:space="preserve"> </w:t>
+      </w:r>
+      <w:r>
+        <w:t xml:space="preserve">another:</w:t>
+      </w:r>
+      <w:r>
+        <w:t xml:space="preserve"> </w:t>
+      </w:r>
+      <w:r>
+        <w:t xml:space="preserve">when</w:t>
+      </w:r>
+      <w:r>
+        <w:t xml:space="preserve"> </w:t>
+      </w:r>
+      <w:r>
+        <w:t xml:space="preserve">does</w:t>
       </w:r>
       <w:r>
         <w:t xml:space="preserve"> </w:t>
@@ -541,31 +1099,7 @@
         <w:t xml:space="preserve"> </w:t>
       </w:r>
       <w:r>
-        <w:t xml:space="preserve">paradox</w:t>
-      </w:r>
-      <w:r>
-        <w:t xml:space="preserve"> </w:t>
-      </w:r>
-      <w:r>
-        <w:t xml:space="preserve">regarding</w:t>
-      </w:r>
-      <w:r>
-        <w:t xml:space="preserve"> </w:t>
-      </w:r>
-      <w:r>
-        <w:t xml:space="preserve">the</w:t>
-      </w:r>
-      <w:r>
-        <w:t xml:space="preserve"> </w:t>
-      </w:r>
-      <w:r>
-        <w:t xml:space="preserve">use</w:t>
-      </w:r>
-      <w:r>
-        <w:t xml:space="preserve"> </w:t>
-      </w:r>
-      <w:r>
-        <w:t xml:space="preserve">of</w:t>
+        <w:t xml:space="preserve">good</w:t>
       </w:r>
       <w:r>
         <w:t xml:space="preserve"> </w:t>
@@ -577,301 +1111,7 @@
         <w:t xml:space="preserve"> </w:t>
       </w:r>
       <w:r>
-        <w:t xml:space="preserve">systems.</w:t>
-      </w:r>
-      <w:r>
-        <w:t xml:space="preserve"> </w:t>
-      </w:r>
-      <w:r>
-        <w:t xml:space="preserve">This</w:t>
-      </w:r>
-      <w:r>
-        <w:t xml:space="preserve"> </w:t>
-      </w:r>
-      <w:r>
-        <w:rPr>
-          <w:iCs/>
-          <w:i/>
-        </w:rPr>
-        <w:t xml:space="preserve">transparency</w:t>
-      </w:r>
-      <w:r>
-        <w:rPr>
-          <w:iCs/>
-          <w:i/>
-        </w:rPr>
-        <w:t xml:space="preserve"> </w:t>
-      </w:r>
-      <w:r>
-        <w:rPr>
-          <w:iCs/>
-          <w:i/>
-        </w:rPr>
-        <w:t xml:space="preserve">paradox</w:t>
-      </w:r>
-      <w:r>
-        <w:t xml:space="preserve"> </w:t>
-      </w:r>
-      <w:r>
-        <w:t xml:space="preserve">is</w:t>
-      </w:r>
-      <w:r>
-        <w:t xml:space="preserve"> </w:t>
-      </w:r>
-      <w:r>
-        <w:t xml:space="preserve">defined</w:t>
-      </w:r>
-      <w:r>
-        <w:t xml:space="preserve"> </w:t>
-      </w:r>
-      <w:r>
-        <w:t xml:space="preserve">as</w:t>
-      </w:r>
-      <w:r>
-        <w:t xml:space="preserve"> </w:t>
-      </w:r>
-      <w:r>
-        <w:t xml:space="preserve">follows:</w:t>
-      </w:r>
-      <w:r>
-        <w:t xml:space="preserve"> </w:t>
-      </w:r>
-      <w:r>
-        <w:t xml:space="preserve">when</w:t>
-      </w:r>
-      <w:r>
-        <w:t xml:space="preserve"> </w:t>
-      </w:r>
-      <w:r>
-        <w:t xml:space="preserve">individuals’</w:t>
-      </w:r>
-      <w:r>
-        <w:t xml:space="preserve"> </w:t>
-      </w:r>
-      <w:r>
-        <w:t xml:space="preserve">actions</w:t>
-      </w:r>
-      <w:r>
-        <w:t xml:space="preserve"> </w:t>
-      </w:r>
-      <w:r>
-        <w:t xml:space="preserve">(and</w:t>
-      </w:r>
-      <w:r>
-        <w:t xml:space="preserve"> </w:t>
-      </w:r>
-      <w:r>
-        <w:t xml:space="preserve">therefore</w:t>
-      </w:r>
-      <w:r>
-        <w:t xml:space="preserve"> </w:t>
-      </w:r>
-      <w:r>
-        <w:t xml:space="preserve">reputations)</w:t>
-      </w:r>
-      <w:r>
-        <w:t xml:space="preserve"> </w:t>
-      </w:r>
-      <w:r>
-        <w:t xml:space="preserve">are</w:t>
-      </w:r>
-      <w:r>
-        <w:t xml:space="preserve"> </w:t>
-      </w:r>
-      <w:r>
-        <w:t xml:space="preserve">completely</w:t>
-      </w:r>
-      <w:r>
-        <w:t xml:space="preserve"> </w:t>
-      </w:r>
-      <w:r>
-        <w:t xml:space="preserve">transparent,</w:t>
-      </w:r>
-      <w:r>
-        <w:t xml:space="preserve"> </w:t>
-      </w:r>
-      <w:r>
-        <w:t xml:space="preserve">they</w:t>
-      </w:r>
-      <w:r>
-        <w:t xml:space="preserve"> </w:t>
-      </w:r>
-      <w:r>
-        <w:t xml:space="preserve">may</w:t>
-      </w:r>
-      <w:r>
-        <w:t xml:space="preserve"> </w:t>
-      </w:r>
-      <w:r>
-        <w:t xml:space="preserve">receive</w:t>
-      </w:r>
-      <w:r>
-        <w:t xml:space="preserve"> </w:t>
-      </w:r>
-      <w:r>
-        <w:t xml:space="preserve">less</w:t>
-      </w:r>
-      <w:r>
-        <w:t xml:space="preserve"> </w:t>
-      </w:r>
-      <w:r>
-        <w:t xml:space="preserve">value</w:t>
-      </w:r>
-      <w:r>
-        <w:t xml:space="preserve"> </w:t>
-      </w:r>
-      <w:r>
-        <w:t xml:space="preserve">than</w:t>
-      </w:r>
-      <w:r>
-        <w:t xml:space="preserve"> </w:t>
-      </w:r>
-      <w:r>
-        <w:t xml:space="preserve">if</w:t>
-      </w:r>
-      <w:r>
-        <w:t xml:space="preserve"> </w:t>
-      </w:r>
-      <w:r>
-        <w:t xml:space="preserve">their</w:t>
-      </w:r>
-      <w:r>
-        <w:t xml:space="preserve"> </w:t>
-      </w:r>
-      <w:r>
-        <w:t xml:space="preserve">actions</w:t>
-      </w:r>
-      <w:r>
-        <w:t xml:space="preserve"> </w:t>
-      </w:r>
-      <w:r>
-        <w:t xml:space="preserve">were</w:t>
-      </w:r>
-      <w:r>
-        <w:t xml:space="preserve"> </w:t>
-      </w:r>
-      <w:r>
-        <w:t xml:space="preserve">partially</w:t>
-      </w:r>
-      <w:r>
-        <w:t xml:space="preserve"> </w:t>
-      </w:r>
-      <w:r>
-        <w:t xml:space="preserve">hidden.</w:t>
-      </w:r>
-      <w:r>
-        <w:t xml:space="preserve"> </w:t>
-      </w:r>
-      <w:r>
-        <w:t xml:space="preserve">Prior</w:t>
-      </w:r>
-      <w:r>
-        <w:t xml:space="preserve"> </w:t>
-      </w:r>
-      <w:r>
-        <w:t xml:space="preserve">research</w:t>
-      </w:r>
-      <w:r>
-        <w:t xml:space="preserve"> </w:t>
-      </w:r>
-      <w:r>
-        <w:t xml:space="preserve">[1],</w:t>
-      </w:r>
-      <w:r>
-        <w:t xml:space="preserve"> </w:t>
-      </w:r>
-      <w:r>
-        <w:t xml:space="preserve">[2]</w:t>
-      </w:r>
-      <w:r>
-        <w:t xml:space="preserve"> </w:t>
-      </w:r>
-      <w:r>
-        <w:t xml:space="preserve">has</w:t>
-      </w:r>
-      <w:r>
-        <w:t xml:space="preserve"> </w:t>
-      </w:r>
-      <w:r>
-        <w:t xml:space="preserve">documented</w:t>
-      </w:r>
-      <w:r>
-        <w:t xml:space="preserve"> </w:t>
-      </w:r>
-      <w:r>
-        <w:t xml:space="preserve">this</w:t>
-      </w:r>
-      <w:r>
-        <w:t xml:space="preserve"> </w:t>
-      </w:r>
-      <w:r>
-        <w:t xml:space="preserve">phenomenon</w:t>
-      </w:r>
-      <w:r>
-        <w:t xml:space="preserve"> </w:t>
-      </w:r>
-      <w:r>
-        <w:t xml:space="preserve">across</w:t>
-      </w:r>
-      <w:r>
-        <w:t xml:space="preserve"> </w:t>
-      </w:r>
-      <w:r>
-        <w:t xml:space="preserve">various</w:t>
-      </w:r>
-      <w:r>
-        <w:t xml:space="preserve"> </w:t>
-      </w:r>
-      <w:r>
-        <w:t xml:space="preserve">domains.</w:t>
-      </w:r>
-      <w:r>
-        <w:t xml:space="preserve"> </w:t>
-      </w:r>
-      <w:r>
-        <w:t xml:space="preserve">The</w:t>
-      </w:r>
-      <w:r>
-        <w:t xml:space="preserve"> </w:t>
-      </w:r>
-      <w:r>
-        <w:t xml:space="preserve">goal</w:t>
-      </w:r>
-      <w:r>
-        <w:t xml:space="preserve"> </w:t>
-      </w:r>
-      <w:r>
-        <w:t xml:space="preserve">of</w:t>
-      </w:r>
-      <w:r>
-        <w:t xml:space="preserve"> </w:t>
-      </w:r>
-      <w:r>
-        <w:t xml:space="preserve">this</w:t>
-      </w:r>
-      <w:r>
-        <w:t xml:space="preserve"> </w:t>
-      </w:r>
-      <w:r>
-        <w:t xml:space="preserve">paper</w:t>
-      </w:r>
-      <w:r>
-        <w:t xml:space="preserve"> </w:t>
-      </w:r>
-      <w:r>
-        <w:t xml:space="preserve">was</w:t>
-      </w:r>
-      <w:r>
-        <w:t xml:space="preserve"> </w:t>
-      </w:r>
-      <w:r>
-        <w:t xml:space="preserve">to</w:t>
-      </w:r>
-      <w:r>
-        <w:t xml:space="preserve"> </w:t>
-      </w:r>
-      <w:r>
-        <w:t xml:space="preserve">create</w:t>
+        <w:t xml:space="preserve">become</w:t>
       </w:r>
       <w:r>
         <w:t xml:space="preserve"> </w:t>
@@ -883,1667 +1123,7 @@
         <w:t xml:space="preserve"> </w:t>
       </w:r>
       <w:r>
-        <w:t xml:space="preserve">controlled</w:t>
-      </w:r>
-      <w:r>
-        <w:t xml:space="preserve"> </w:t>
-      </w:r>
-      <w:r>
-        <w:t xml:space="preserve">experiment</w:t>
-      </w:r>
-      <w:r>
-        <w:t xml:space="preserve"> </w:t>
-      </w:r>
-      <w:r>
-        <w:t xml:space="preserve">to</w:t>
-      </w:r>
-      <w:r>
-        <w:t xml:space="preserve"> </w:t>
-      </w:r>
-      <w:r>
-        <w:t xml:space="preserve">study</w:t>
-      </w:r>
-      <w:r>
-        <w:t xml:space="preserve"> </w:t>
-      </w:r>
-      <w:r>
-        <w:t xml:space="preserve">how</w:t>
-      </w:r>
-      <w:r>
-        <w:t xml:space="preserve"> </w:t>
-      </w:r>
-      <w:r>
-        <w:t xml:space="preserve">reputation</w:t>
-      </w:r>
-      <w:r>
-        <w:t xml:space="preserve"> </w:t>
-      </w:r>
-      <w:r>
-        <w:t xml:space="preserve">affects</w:t>
-      </w:r>
-      <w:r>
-        <w:t xml:space="preserve"> </w:t>
-      </w:r>
-      <w:r>
-        <w:t xml:space="preserve">performance</w:t>
-      </w:r>
-      <w:r>
-        <w:t xml:space="preserve"> </w:t>
-      </w:r>
-      <w:r>
-        <w:t xml:space="preserve">using</w:t>
-      </w:r>
-      <w:r>
-        <w:t xml:space="preserve"> </w:t>
-      </w:r>
-      <w:r>
-        <w:t xml:space="preserve">a</w:t>
-      </w:r>
-      <w:r>
-        <w:t xml:space="preserve"> </w:t>
-      </w:r>
-      <w:r>
-        <w:t xml:space="preserve">simulation</w:t>
-      </w:r>
-      <w:r>
-        <w:t xml:space="preserve"> </w:t>
-      </w:r>
-      <w:r>
-        <w:t xml:space="preserve">of</w:t>
-      </w:r>
-      <w:r>
-        <w:t xml:space="preserve"> </w:t>
-      </w:r>
-      <w:r>
-        <w:t xml:space="preserve">8</w:t>
-      </w:r>
-      <w:r>
-        <w:t xml:space="preserve"> </w:t>
-      </w:r>
-      <w:r>
-        <w:t xml:space="preserve">player</w:t>
-      </w:r>
-      <w:r>
-        <w:t xml:space="preserve"> </w:t>
-      </w:r>
-      <w:r>
-        <w:t xml:space="preserve">fixed</w:t>
-      </w:r>
-      <w:r>
-        <w:t xml:space="preserve"> </w:t>
-      </w:r>
-      <w:r>
-        <w:t xml:space="preserve">limit</w:t>
-      </w:r>
-      <w:r>
-        <w:t xml:space="preserve"> </w:t>
-      </w:r>
-      <w:r>
-        <w:t xml:space="preserve">Texas</w:t>
-      </w:r>
-      <w:r>
-        <w:t xml:space="preserve"> </w:t>
-      </w:r>
-      <w:r>
-        <w:t xml:space="preserve">Hold’em</w:t>
-      </w:r>
-      <w:r>
-        <w:t xml:space="preserve"> </w:t>
-      </w:r>
-      <w:r>
-        <w:t xml:space="preserve">Poker.</w:t>
-      </w:r>
-      <w:r>
-        <w:t xml:space="preserve"> </w:t>
-      </w:r>
-      <w:r>
-        <w:t xml:space="preserve">Each</w:t>
-      </w:r>
-      <w:r>
-        <w:t xml:space="preserve"> </w:t>
-      </w:r>
-      <w:r>
-        <w:t xml:space="preserve">player</w:t>
-      </w:r>
-      <w:r>
-        <w:t xml:space="preserve"> </w:t>
-      </w:r>
-      <w:r>
-        <w:t xml:space="preserve">maintained</w:t>
-      </w:r>
-      <w:r>
-        <w:t xml:space="preserve"> </w:t>
-      </w:r>
-      <w:r>
-        <w:t xml:space="preserve">a</w:t>
-      </w:r>
-      <w:r>
-        <w:t xml:space="preserve"> </w:t>
-      </w:r>
-      <w:r>
-        <w:t xml:space="preserve">categorical</w:t>
-      </w:r>
-      <w:r>
-        <w:t xml:space="preserve"> </w:t>
-      </w:r>
-      <w:r>
-        <w:t xml:space="preserve">posterior</w:t>
-      </w:r>
-      <w:r>
-        <w:t xml:space="preserve"> </w:t>
-      </w:r>
-      <w:r>
-        <w:t xml:space="preserve">distribution</w:t>
-      </w:r>
-      <w:r>
-        <w:t xml:space="preserve"> </w:t>
-      </w:r>
-      <w:r>
-        <w:t xml:space="preserve">representing</w:t>
-      </w:r>
-      <w:r>
-        <w:t xml:space="preserve"> </w:t>
-      </w:r>
-      <w:r>
-        <w:t xml:space="preserve">their</w:t>
-      </w:r>
-      <w:r>
-        <w:t xml:space="preserve"> </w:t>
-      </w:r>
-      <w:r>
-        <w:t xml:space="preserve">belief</w:t>
-      </w:r>
-      <w:r>
-        <w:t xml:space="preserve"> </w:t>
-      </w:r>
-      <w:r>
-        <w:t xml:space="preserve">about</w:t>
-      </w:r>
-      <w:r>
-        <w:t xml:space="preserve"> </w:t>
-      </w:r>
-      <w:r>
-        <w:t xml:space="preserve">the</w:t>
-      </w:r>
-      <w:r>
-        <w:t xml:space="preserve"> </w:t>
-      </w:r>
-      <w:r>
-        <w:t xml:space="preserve">type</w:t>
-      </w:r>
-      <w:r>
-        <w:t xml:space="preserve"> </w:t>
-      </w:r>
-      <w:r>
-        <w:t xml:space="preserve">of</w:t>
-      </w:r>
-      <w:r>
-        <w:t xml:space="preserve"> </w:t>
-      </w:r>
-      <w:r>
-        <w:t xml:space="preserve">each</w:t>
-      </w:r>
-      <w:r>
-        <w:t xml:space="preserve"> </w:t>
-      </w:r>
-      <w:r>
-        <w:t xml:space="preserve">opponent</w:t>
-      </w:r>
-      <w:r>
-        <w:t xml:space="preserve"> </w:t>
-      </w:r>
-      <w:r>
-        <w:t xml:space="preserve">and</w:t>
-      </w:r>
-      <w:r>
-        <w:t xml:space="preserve"> </w:t>
-      </w:r>
-      <w:r>
-        <w:t xml:space="preserve">updated</w:t>
-      </w:r>
-      <w:r>
-        <w:t xml:space="preserve"> </w:t>
-      </w:r>
-      <w:r>
-        <w:t xml:space="preserve">it</w:t>
-      </w:r>
-      <w:r>
-        <w:t xml:space="preserve"> </w:t>
-      </w:r>
-      <w:r>
-        <w:t xml:space="preserve">based</w:t>
-      </w:r>
-      <w:r>
-        <w:t xml:space="preserve"> </w:t>
-      </w:r>
-      <w:r>
-        <w:t xml:space="preserve">upon</w:t>
-      </w:r>
-      <w:r>
-        <w:t xml:space="preserve"> </w:t>
-      </w:r>
-      <w:r>
-        <w:t xml:space="preserve">what</w:t>
-      </w:r>
-      <w:r>
-        <w:t xml:space="preserve"> </w:t>
-      </w:r>
-      <w:r>
-        <w:t xml:space="preserve">they</w:t>
-      </w:r>
-      <w:r>
-        <w:t xml:space="preserve"> </w:t>
-      </w:r>
-      <w:r>
-        <w:t xml:space="preserve">saw</w:t>
-      </w:r>
-      <w:r>
-        <w:t xml:space="preserve"> </w:t>
-      </w:r>
-      <w:r>
-        <w:t xml:space="preserve">them</w:t>
-      </w:r>
-      <w:r>
-        <w:t xml:space="preserve"> </w:t>
-      </w:r>
-      <w:r>
-        <w:t xml:space="preserve">do.</w:t>
-      </w:r>
-      <w:r>
-        <w:t xml:space="preserve"> </w:t>
-      </w:r>
-      <w:r>
-        <w:t xml:space="preserve">Four</w:t>
-      </w:r>
-      <w:r>
-        <w:t xml:space="preserve"> </w:t>
-      </w:r>
-      <w:r>
-        <w:t xml:space="preserve">different</w:t>
-      </w:r>
-      <w:r>
-        <w:t xml:space="preserve"> </w:t>
-      </w:r>
-      <w:r>
-        <w:t xml:space="preserve">player</w:t>
-      </w:r>
-      <w:r>
-        <w:t xml:space="preserve"> </w:t>
-      </w:r>
-      <w:r>
-        <w:t xml:space="preserve">designs</w:t>
-      </w:r>
-      <w:r>
-        <w:t xml:space="preserve"> </w:t>
-      </w:r>
-      <w:r>
-        <w:t xml:space="preserve">were</w:t>
-      </w:r>
-      <w:r>
-        <w:t xml:space="preserve"> </w:t>
-      </w:r>
-      <w:r>
-        <w:t xml:space="preserve">tested</w:t>
-      </w:r>
-      <w:r>
-        <w:t xml:space="preserve"> </w:t>
-      </w:r>
-      <w:r>
-        <w:t xml:space="preserve">on</w:t>
-      </w:r>
-      <w:r>
-        <w:t xml:space="preserve"> </w:t>
-      </w:r>
-      <w:r>
-        <w:t xml:space="preserve">the</w:t>
-      </w:r>
-      <w:r>
-        <w:t xml:space="preserve"> </w:t>
-      </w:r>
-      <w:r>
-        <w:t xml:space="preserve">same</w:t>
-      </w:r>
-      <w:r>
-        <w:t xml:space="preserve"> </w:t>
-      </w:r>
-      <w:r>
-        <w:t xml:space="preserve">poker</w:t>
-      </w:r>
-      <w:r>
-        <w:t xml:space="preserve"> </w:t>
-      </w:r>
-      <w:r>
-        <w:t xml:space="preserve">environment</w:t>
-      </w:r>
-      <w:r>
-        <w:t xml:space="preserve"> </w:t>
-      </w:r>
-      <w:r>
-        <w:t xml:space="preserve">and</w:t>
-      </w:r>
-      <w:r>
-        <w:t xml:space="preserve"> </w:t>
-      </w:r>
-      <w:r>
-        <w:t xml:space="preserve">data</w:t>
-      </w:r>
-      <w:r>
-        <w:t xml:space="preserve"> </w:t>
-      </w:r>
-      <w:r>
-        <w:t xml:space="preserve">generated</w:t>
-      </w:r>
-      <w:r>
-        <w:t xml:space="preserve"> </w:t>
-      </w:r>
-      <w:r>
-        <w:t xml:space="preserve">by</w:t>
-      </w:r>
-      <w:r>
-        <w:t xml:space="preserve"> </w:t>
-      </w:r>
-      <w:r>
-        <w:t xml:space="preserve">the</w:t>
-      </w:r>
-      <w:r>
-        <w:t xml:space="preserve"> </w:t>
-      </w:r>
-      <w:r>
-        <w:t xml:space="preserve">players’</w:t>
-      </w:r>
-      <w:r>
-        <w:t xml:space="preserve"> </w:t>
-      </w:r>
-      <w:r>
-        <w:t xml:space="preserve">beliefs</w:t>
-      </w:r>
-      <w:r>
-        <w:t xml:space="preserve"> </w:t>
-      </w:r>
-      <w:r>
-        <w:t xml:space="preserve">(frozen</w:t>
-      </w:r>
-      <w:r>
-        <w:t xml:space="preserve"> </w:t>
-      </w:r>
-      <w:r>
-        <w:t xml:space="preserve">rules-based</w:t>
-      </w:r>
-      <w:r>
-        <w:t xml:space="preserve"> </w:t>
-      </w:r>
-      <w:r>
-        <w:t xml:space="preserve">archetypes,</w:t>
-      </w:r>
-      <w:r>
-        <w:t xml:space="preserve"> </w:t>
-      </w:r>
-      <w:r>
-        <w:t xml:space="preserve">Bounded</w:t>
-      </w:r>
-      <w:r>
-        <w:t xml:space="preserve"> </w:t>
-      </w:r>
-      <w:r>
-        <w:t xml:space="preserve">Online</w:t>
-      </w:r>
-      <w:r>
-        <w:t xml:space="preserve"> </w:t>
-      </w:r>
-      <w:r>
-        <w:t xml:space="preserve">Hill</w:t>
-      </w:r>
-      <w:r>
-        <w:t xml:space="preserve"> </w:t>
-      </w:r>
-      <w:r>
-        <w:t xml:space="preserve">Climbing,</w:t>
-      </w:r>
-      <w:r>
-        <w:t xml:space="preserve"> </w:t>
-      </w:r>
-      <w:r>
-        <w:t xml:space="preserve">Large</w:t>
-      </w:r>
-      <w:r>
-        <w:t xml:space="preserve"> </w:t>
-      </w:r>
-      <w:r>
-        <w:t xml:space="preserve">Language</w:t>
-      </w:r>
-      <w:r>
-        <w:t xml:space="preserve"> </w:t>
-      </w:r>
-      <w:r>
-        <w:t xml:space="preserve">Model</w:t>
-      </w:r>
-      <w:r>
-        <w:t xml:space="preserve"> </w:t>
-      </w:r>
-      <w:r>
-        <w:t xml:space="preserve">Role</w:t>
-      </w:r>
-      <w:r>
-        <w:t xml:space="preserve"> </w:t>
-      </w:r>
-      <w:r>
-        <w:t xml:space="preserve">Players</w:t>
-      </w:r>
-      <w:r>
-        <w:t xml:space="preserve"> </w:t>
-      </w:r>
-      <w:r>
-        <w:t xml:space="preserve">and</w:t>
-      </w:r>
-      <w:r>
-        <w:t xml:space="preserve"> </w:t>
-      </w:r>
-      <w:r>
-        <w:t xml:space="preserve">Large</w:t>
-      </w:r>
-      <w:r>
-        <w:t xml:space="preserve"> </w:t>
-      </w:r>
-      <w:r>
-        <w:t xml:space="preserve">Language</w:t>
-      </w:r>
-      <w:r>
-        <w:t xml:space="preserve"> </w:t>
-      </w:r>
-      <w:r>
-        <w:t xml:space="preserve">Models</w:t>
-      </w:r>
-      <w:r>
-        <w:t xml:space="preserve"> </w:t>
-      </w:r>
-      <w:r>
-        <w:t xml:space="preserve">augmented</w:t>
-      </w:r>
-      <w:r>
-        <w:t xml:space="preserve"> </w:t>
-      </w:r>
-      <w:r>
-        <w:t xml:space="preserve">with</w:t>
-      </w:r>
-      <w:r>
-        <w:t xml:space="preserve"> </w:t>
-      </w:r>
-      <w:r>
-        <w:t xml:space="preserve">chain-of-thought</w:t>
-      </w:r>
-      <w:r>
-        <w:t xml:space="preserve"> </w:t>
-      </w:r>
-      <w:r>
-        <w:t xml:space="preserve">prompting,</w:t>
-      </w:r>
-      <w:r>
-        <w:t xml:space="preserve"> </w:t>
-      </w:r>
-      <w:r>
-        <w:t xml:space="preserve">per-opponent</w:t>
-      </w:r>
-      <w:r>
-        <w:t xml:space="preserve"> </w:t>
-      </w:r>
-      <w:r>
-        <w:t xml:space="preserve">memory,</w:t>
-      </w:r>
-      <w:r>
-        <w:t xml:space="preserve"> </w:t>
-      </w:r>
-      <w:r>
-        <w:t xml:space="preserve">and</w:t>
-      </w:r>
-      <w:r>
-        <w:t xml:space="preserve"> </w:t>
-      </w:r>
-      <w:r>
-        <w:t xml:space="preserve">self-updated</w:t>
-      </w:r>
-      <w:r>
-        <w:t xml:space="preserve"> </w:t>
-      </w:r>
-      <w:r>
-        <w:t xml:space="preserve">strategy</w:t>
-      </w:r>
-      <w:r>
-        <w:t xml:space="preserve"> </w:t>
-      </w:r>
-      <w:r>
-        <w:t xml:space="preserve">notes).</w:t>
-      </w:r>
-      <w:r>
-        <w:t xml:space="preserve"> </w:t>
-      </w:r>
-      <w:r>
-        <w:t xml:space="preserve">Using</w:t>
-      </w:r>
-      <w:r>
-        <w:t xml:space="preserve"> </w:t>
-      </w:r>
-      <w:r>
-        <w:t xml:space="preserve">five</w:t>
-      </w:r>
-      <w:r>
-        <w:t xml:space="preserve"> </w:t>
-      </w:r>
-      <w:r>
-        <w:t xml:space="preserve">random</w:t>
-      </w:r>
-      <w:r>
-        <w:t xml:space="preserve"> </w:t>
-      </w:r>
-      <w:r>
-        <w:t xml:space="preserve">seeds</w:t>
-      </w:r>
-      <w:r>
-        <w:t xml:space="preserve"> </w:t>
-      </w:r>
-      <w:r>
-        <w:t xml:space="preserve">for</w:t>
-      </w:r>
-      <w:r>
-        <w:t xml:space="preserve"> </w:t>
-      </w:r>
-      <w:r>
-        <w:t xml:space="preserve">each</w:t>
-      </w:r>
-      <w:r>
-        <w:t xml:space="preserve"> </w:t>
-      </w:r>
-      <w:r>
-        <w:t xml:space="preserve">phase,</w:t>
-      </w:r>
-      <w:r>
-        <w:t xml:space="preserve"> </w:t>
-      </w:r>
-      <w:r>
-        <w:t xml:space="preserve">we</w:t>
-      </w:r>
-      <w:r>
-        <w:t xml:space="preserve"> </w:t>
-      </w:r>
-      <w:r>
-        <w:t xml:space="preserve">found</w:t>
-      </w:r>
-      <w:r>
-        <w:t xml:space="preserve"> </w:t>
-      </w:r>
-      <w:r>
-        <w:t xml:space="preserve">that</w:t>
-      </w:r>
-      <w:r>
-        <w:t xml:space="preserve"> </w:t>
-      </w:r>
-      <w:r>
-        <w:t xml:space="preserve">the</w:t>
-      </w:r>
-      <w:r>
-        <w:t xml:space="preserve"> </w:t>
-      </w:r>
-      <w:r>
-        <w:t xml:space="preserve">Pearson</w:t>
-      </w:r>
-      <w:r>
-        <w:t xml:space="preserve"> </w:t>
-      </w:r>
-      <w:r>
-        <w:t xml:space="preserve">Correlation</w:t>
-      </w:r>
-      <w:r>
-        <w:t xml:space="preserve"> </w:t>
-      </w:r>
-      <w:r>
-        <w:t xml:space="preserve">Coefficient</w:t>
-      </w:r>
-      <w:r>
-        <w:t xml:space="preserve"> </w:t>
-      </w:r>
-      <w:r>
-        <w:t xml:space="preserve">between</w:t>
-      </w:r>
-      <w:r>
-        <w:t xml:space="preserve"> </w:t>
-      </w:r>
-      <w:r>
-        <w:t xml:space="preserve">trust</w:t>
-      </w:r>
-      <w:r>
-        <w:t xml:space="preserve"> </w:t>
-      </w:r>
-      <w:r>
-        <w:t xml:space="preserve">and</w:t>
-      </w:r>
-      <w:r>
-        <w:t xml:space="preserve"> </w:t>
-      </w:r>
-      <w:r>
-        <w:t xml:space="preserve">final</w:t>
-      </w:r>
-      <w:r>
-        <w:t xml:space="preserve"> </w:t>
-      </w:r>
-      <w:r>
-        <w:t xml:space="preserve">stack</w:t>
-      </w:r>
-      <w:r>
-        <w:t xml:space="preserve"> </w:t>
-      </w:r>
-      <w:r>
-        <w:t xml:space="preserve">size</w:t>
-      </w:r>
-      <w:r>
-        <w:t xml:space="preserve"> </w:t>
-      </w:r>
-      <w:r>
-        <w:t xml:space="preserve">was</w:t>
-      </w:r>
-      <w:r>
-        <w:t xml:space="preserve"> </w:t>
-      </w:r>
-      <w:r>
-        <w:t xml:space="preserve">similar</w:t>
-      </w:r>
-      <w:r>
-        <w:t xml:space="preserve"> </w:t>
-      </w:r>
-      <w:r>
-        <w:t xml:space="preserve">to</w:t>
-      </w:r>
-      <w:r>
-        <w:t xml:space="preserve"> </w:t>
-      </w:r>
-      <w:r>
-        <w:t xml:space="preserve">a</w:t>
-      </w:r>
-      <w:r>
-        <w:t xml:space="preserve"> </w:t>
-      </w:r>
-      <w:r>
-        <w:t xml:space="preserve">tiered</w:t>
-      </w:r>
-      <w:r>
-        <w:t xml:space="preserve"> </w:t>
-      </w:r>
-      <w:r>
-        <w:t xml:space="preserve">structure</w:t>
-      </w:r>
-      <w:r>
-        <w:t xml:space="preserve"> </w:t>
-      </w:r>
-      <w:r>
-        <w:t xml:space="preserve">(</w:t>
-      </w:r>
-      <m:oMath>
-        <m:sSub>
-          <m:e>
-            <m:r>
-              <m:t>r</m:t>
-            </m:r>
-          </m:e>
-          <m:sub>
-            <m:r>
-              <m:rPr>
-                <m:sty m:val="p"/>
-              </m:rPr>
-              <m:t>t</m:t>
-            </m:r>
-            <m:r>
-              <m:rPr>
-                <m:sty m:val="p"/>
-              </m:rPr>
-              <m:t>p</m:t>
-            </m:r>
-          </m:sub>
-        </m:sSub>
-        <m:r>
-          <m:rPr>
-            <m:sty m:val="p"/>
-          </m:rPr>
-          <m:t>=</m:t>
-        </m:r>
-        <m:r>
-          <m:rPr>
-            <m:sty m:val="p"/>
-          </m:rPr>
-          <m:t>−</m:t>
-        </m:r>
-        <m:r>
-          <m:t>0.75</m:t>
-        </m:r>
-        <m:r>
-          <m:rPr>
-            <m:sty m:val="p"/>
-          </m:rPr>
-          <m:t>±</m:t>
-        </m:r>
-        <m:r>
-          <m:t>0.07</m:t>
-        </m:r>
-      </m:oMath>
-      <w:r>
-        <w:t xml:space="preserve">;</w:t>
-      </w:r>
-      <w:r>
-        <w:t xml:space="preserve"> </w:t>
-      </w:r>
-      <m:oMath>
-        <m:r>
-          <m:rPr>
-            <m:sty m:val="p"/>
-          </m:rPr>
-          <m:t>−</m:t>
-        </m:r>
-        <m:r>
-          <m:t>0.64</m:t>
-        </m:r>
-        <m:r>
-          <m:rPr>
-            <m:sty m:val="p"/>
-          </m:rPr>
-          <m:t>±</m:t>
-        </m:r>
-        <m:r>
-          <m:t>0.12</m:t>
-        </m:r>
-      </m:oMath>
-      <w:r>
-        <w:t xml:space="preserve">;</w:t>
-      </w:r>
-      <w:r>
-        <w:t xml:space="preserve"> </w:t>
-      </w:r>
-      <m:oMath>
-        <m:r>
-          <m:rPr>
-            <m:sty m:val="p"/>
-          </m:rPr>
-          <m:t>−</m:t>
-        </m:r>
-        <m:r>
-          <m:t>0.51</m:t>
-        </m:r>
-        <m:r>
-          <m:rPr>
-            <m:sty m:val="p"/>
-          </m:rPr>
-          <m:t>±</m:t>
-        </m:r>
-        <m:r>
-          <m:t>0.27</m:t>
-        </m:r>
-      </m:oMath>
-      <w:r>
-        <w:t xml:space="preserve">;</w:t>
-      </w:r>
-      <w:r>
-        <w:t xml:space="preserve"> </w:t>
-      </w:r>
-      <m:oMath>
-        <m:r>
-          <m:rPr>
-            <m:sty m:val="p"/>
-          </m:rPr>
-          <m:t>−</m:t>
-        </m:r>
-        <m:r>
-          <m:t>0.09</m:t>
-        </m:r>
-        <m:r>
-          <m:rPr>
-            <m:sty m:val="p"/>
-          </m:rPr>
-          <m:t>±</m:t>
-        </m:r>
-        <m:r>
-          <m:t>0.30</m:t>
-        </m:r>
-      </m:oMath>
-      <w:r>
-        <w:t xml:space="preserve">).</w:t>
-      </w:r>
-      <w:r>
-        <w:t xml:space="preserve"> </w:t>
-      </w:r>
-      <w:r>
-        <w:t xml:space="preserve">The</w:t>
-      </w:r>
-      <w:r>
-        <w:t xml:space="preserve"> </w:t>
-      </w:r>
-      <w:r>
-        <w:t xml:space="preserve">95%</w:t>
-      </w:r>
-      <w:r>
-        <w:t xml:space="preserve"> </w:t>
-      </w:r>
-      <w:r>
-        <w:t xml:space="preserve">Bootstrap</w:t>
-      </w:r>
-      <w:r>
-        <w:t xml:space="preserve"> </w:t>
-      </w:r>
-      <w:r>
-        <w:t xml:space="preserve">Confidence</w:t>
-      </w:r>
-      <w:r>
-        <w:t xml:space="preserve"> </w:t>
-      </w:r>
-      <w:r>
-        <w:t xml:space="preserve">Interval</w:t>
-      </w:r>
-      <w:r>
-        <w:t xml:space="preserve"> </w:t>
-      </w:r>
-      <w:r>
-        <w:t xml:space="preserve">for</w:t>
-      </w:r>
-      <w:r>
-        <w:t xml:space="preserve"> </w:t>
-      </w:r>
-      <w:r>
-        <w:t xml:space="preserve">the</w:t>
-      </w:r>
-      <w:r>
-        <w:t xml:space="preserve"> </w:t>
-      </w:r>
-      <w:r>
-        <w:t xml:space="preserve">bottom</w:t>
-      </w:r>
-      <w:r>
-        <w:t xml:space="preserve"> </w:t>
-      </w:r>
-      <w:r>
-        <w:t xml:space="preserve">tier</w:t>
-      </w:r>
-      <w:r>
-        <w:t xml:space="preserve"> </w:t>
-      </w:r>
-      <w:r>
-        <w:t xml:space="preserve">(</w:t>
-      </w:r>
-      <m:oMath>
-        <m:d>
-          <m:dPr>
-            <m:begChr m:val="["/>
-            <m:endChr m:val="]"/>
-            <m:sepChr m:val=""/>
-            <m:grow/>
-          </m:dPr>
-          <m:e>
-            <m:r>
-              <m:rPr>
-                <m:sty m:val="p"/>
-              </m:rPr>
-              <m:t>−</m:t>
-            </m:r>
-            <m:r>
-              <m:t>0.32</m:t>
-            </m:r>
-            <m:r>
-              <m:rPr>
-                <m:sty m:val="p"/>
-              </m:rPr>
-              <m:t>,</m:t>
-            </m:r>
-            <m:r>
-              <m:rPr>
-                <m:sty m:val="p"/>
-              </m:rPr>
-              <m:t>+</m:t>
-            </m:r>
-            <m:r>
-              <m:t>0.20</m:t>
-            </m:r>
-          </m:e>
-        </m:d>
-      </m:oMath>
-      <w:r>
-        <w:t xml:space="preserve">),</w:t>
-      </w:r>
-      <w:r>
-        <w:t xml:space="preserve"> </w:t>
-      </w:r>
-      <w:r>
-        <w:t xml:space="preserve">while</w:t>
-      </w:r>
-      <w:r>
-        <w:t xml:space="preserve"> </w:t>
-      </w:r>
-      <w:r>
-        <w:t xml:space="preserve">indicating</w:t>
-      </w:r>
-      <w:r>
-        <w:t xml:space="preserve"> </w:t>
-      </w:r>
-      <w:r>
-        <w:t xml:space="preserve">some</w:t>
-      </w:r>
-      <w:r>
-        <w:t xml:space="preserve"> </w:t>
-      </w:r>
-      <w:r>
-        <w:t xml:space="preserve">level</w:t>
-      </w:r>
-      <w:r>
-        <w:t xml:space="preserve"> </w:t>
-      </w:r>
-      <w:r>
-        <w:t xml:space="preserve">of</w:t>
-      </w:r>
-      <w:r>
-        <w:t xml:space="preserve"> </w:t>
-      </w:r>
-      <w:r>
-        <w:t xml:space="preserve">attenuation,</w:t>
-      </w:r>
-      <w:r>
-        <w:t xml:space="preserve"> </w:t>
-      </w:r>
-      <w:r>
-        <w:t xml:space="preserve">is</w:t>
-      </w:r>
-      <w:r>
-        <w:t xml:space="preserve"> </w:t>
-      </w:r>
-      <w:r>
-        <w:t xml:space="preserve">consistent</w:t>
-      </w:r>
-      <w:r>
-        <w:t xml:space="preserve"> </w:t>
-      </w:r>
-      <w:r>
-        <w:t xml:space="preserve">with</w:t>
-      </w:r>
-      <w:r>
-        <w:t xml:space="preserve"> </w:t>
-      </w:r>
-      <w:r>
-        <w:t xml:space="preserve">the</w:t>
-      </w:r>
-      <w:r>
-        <w:t xml:space="preserve"> </w:t>
-      </w:r>
-      <w:r>
-        <w:t xml:space="preserve">trust–profit</w:t>
-      </w:r>
-      <w:r>
-        <w:t xml:space="preserve"> </w:t>
-      </w:r>
-      <w:r>
-        <w:t xml:space="preserve">relationship</w:t>
-      </w:r>
-      <w:r>
-        <w:t xml:space="preserve"> </w:t>
-      </w:r>
-      <w:r>
-        <w:t xml:space="preserve">being</w:t>
-      </w:r>
-      <w:r>
-        <w:t xml:space="preserve"> </w:t>
-      </w:r>
-      <w:r>
-        <w:t xml:space="preserve">attenuated</w:t>
-      </w:r>
-      <w:r>
-        <w:t xml:space="preserve"> </w:t>
-      </w:r>
-      <w:r>
-        <w:t xml:space="preserve">but</w:t>
-      </w:r>
-      <w:r>
-        <w:t xml:space="preserve"> </w:t>
-      </w:r>
-      <w:r>
-        <w:t xml:space="preserve">not</w:t>
-      </w:r>
-      <w:r>
-        <w:t xml:space="preserve"> </w:t>
-      </w:r>
-      <w:r>
-        <w:t xml:space="preserve">necessarily</w:t>
-      </w:r>
-      <w:r>
-        <w:t xml:space="preserve"> </w:t>
-      </w:r>
-      <w:r>
-        <w:t xml:space="preserve">fully</w:t>
-      </w:r>
-      <w:r>
-        <w:t xml:space="preserve"> </w:t>
-      </w:r>
-      <w:r>
-        <w:t xml:space="preserve">neutralized.</w:t>
-      </w:r>
-      <w:r>
-        <w:t xml:space="preserve"> </w:t>
-      </w:r>
-      <w:r>
-        <w:t xml:space="preserve">A</w:t>
-      </w:r>
-      <w:r>
-        <w:t xml:space="preserve"> </w:t>
-      </w:r>
-      <w:r>
-        <w:t xml:space="preserve">sub-experiment</w:t>
-      </w:r>
-      <w:r>
-        <w:t xml:space="preserve"> </w:t>
-      </w:r>
-      <w:r>
-        <w:t xml:space="preserve">that</w:t>
-      </w:r>
-      <w:r>
-        <w:t xml:space="preserve"> </w:t>
-      </w:r>
-      <w:r>
-        <w:t xml:space="preserve">used</w:t>
-      </w:r>
-      <w:r>
-        <w:t xml:space="preserve"> </w:t>
-      </w:r>
-      <w:r>
-        <w:t xml:space="preserve">Unbounded</w:t>
-      </w:r>
-      <w:r>
-        <w:t xml:space="preserve"> </w:t>
-      </w:r>
-      <w:r>
-        <w:t xml:space="preserve">Hill-Climbing</w:t>
-      </w:r>
-      <w:r>
-        <w:t xml:space="preserve"> </w:t>
-      </w:r>
-      <w:r>
-        <w:t xml:space="preserve">with</w:t>
-      </w:r>
-      <w:r>
-        <w:t xml:space="preserve"> </w:t>
-      </w:r>
-      <w:r>
-        <w:t xml:space="preserve">a</w:t>
-      </w:r>
-      <w:r>
-        <w:t xml:space="preserve"> </w:t>
-      </w:r>
-      <w:r>
-        <w:t xml:space="preserve">larger</w:t>
-      </w:r>
-      <w:r>
-        <w:t xml:space="preserve"> </w:t>
-      </w:r>
-      <w:r>
-        <w:t xml:space="preserve">step</w:t>
-      </w:r>
-      <w:r>
-        <w:t xml:space="preserve"> </w:t>
-      </w:r>
-      <w:r>
-        <w:t xml:space="preserve">size</w:t>
-      </w:r>
-      <w:r>
-        <w:t xml:space="preserve"> </w:t>
-      </w:r>
-      <w:r>
-        <w:t xml:space="preserve">(</w:t>
-      </w:r>
-      <m:oMath>
-        <m:r>
-          <m:t>11</m:t>
-        </m:r>
-        <m:r>
-          <m:rPr>
-            <m:sty m:val="p"/>
-          </m:rPr>
-          <m:t>×</m:t>
-        </m:r>
-      </m:oMath>
-      <w:r>
-        <w:t xml:space="preserve"> </w:t>
-      </w:r>
-      <w:r>
-        <w:t xml:space="preserve">greater</w:t>
-      </w:r>
-      <w:r>
-        <w:t xml:space="preserve"> </w:t>
-      </w:r>
-      <w:r>
-        <w:t xml:space="preserve">parameter</w:t>
-      </w:r>
-      <w:r>
-        <w:t xml:space="preserve"> </w:t>
-      </w:r>
-      <w:r>
-        <w:t xml:space="preserve">drift)</w:t>
-      </w:r>
-      <w:r>
-        <w:t xml:space="preserve"> </w:t>
-      </w:r>
-      <w:r>
-        <w:t xml:space="preserve">resulted</w:t>
-      </w:r>
-      <w:r>
-        <w:t xml:space="preserve"> </w:t>
-      </w:r>
-      <w:r>
-        <w:t xml:space="preserve">in</w:t>
-      </w:r>
-      <w:r>
-        <w:t xml:space="preserve"> </w:t>
-      </w:r>
-      <w:r>
-        <w:t xml:space="preserve">an</w:t>
-      </w:r>
-      <w:r>
-        <w:t xml:space="preserve"> </w:t>
-      </w:r>
-      <w:r>
-        <w:t xml:space="preserve">increase</w:t>
-      </w:r>
-      <w:r>
-        <w:t xml:space="preserve"> </w:t>
-      </w:r>
-      <w:r>
-        <w:t xml:space="preserve">of</w:t>
-      </w:r>
-      <w:r>
-        <w:t xml:space="preserve"> </w:t>
-      </w:r>
-      <w:r>
-        <w:t xml:space="preserve">only</w:t>
-      </w:r>
-      <w:r>
-        <w:t xml:space="preserve"> </w:t>
-      </w:r>
-      <m:oMath>
-        <m:r>
-          <m:rPr>
-            <m:sty m:val="p"/>
-          </m:rPr>
-          <m:t>+</m:t>
-        </m:r>
-        <m:r>
-          <m:t>0.03</m:t>
-        </m:r>
-      </m:oMath>
-      <w:r>
-        <w:t xml:space="preserve"> </w:t>
-      </w:r>
-      <w:r>
-        <w:t xml:space="preserve">to</w:t>
-      </w:r>
-      <w:r>
-        <w:t xml:space="preserve"> </w:t>
-      </w:r>
-      <w:r>
-        <w:t xml:space="preserve">the</w:t>
-      </w:r>
-      <w:r>
-        <w:t xml:space="preserve"> </w:t>
-      </w:r>
-      <w:r>
-        <w:t xml:space="preserve">correlation</w:t>
-      </w:r>
-      <w:r>
-        <w:t xml:space="preserve"> </w:t>
-      </w:r>
-      <w:r>
-        <w:t xml:space="preserve">coefficient.</w:t>
-      </w:r>
-      <w:r>
-        <w:t xml:space="preserve"> </w:t>
-      </w:r>
-      <w:r>
-        <w:t xml:space="preserve">These</w:t>
-      </w:r>
-      <w:r>
-        <w:t xml:space="preserve"> </w:t>
-      </w:r>
-      <w:r>
-        <w:t xml:space="preserve">findings</w:t>
-      </w:r>
-      <w:r>
-        <w:t xml:space="preserve"> </w:t>
-      </w:r>
-      <w:r>
-        <w:t xml:space="preserve">support</w:t>
-      </w:r>
-      <w:r>
-        <w:t xml:space="preserve"> </w:t>
-      </w:r>
-      <w:r>
-        <w:t xml:space="preserve">our</w:t>
-      </w:r>
-      <w:r>
-        <w:t xml:space="preserve"> </w:t>
-      </w:r>
-      <w:r>
-        <w:t xml:space="preserve">initial</w:t>
-      </w:r>
-      <w:r>
-        <w:t xml:space="preserve"> </w:t>
-      </w:r>
-      <w:r>
-        <w:t xml:space="preserve">contention</w:t>
-      </w:r>
-      <w:r>
-        <w:t xml:space="preserve"> </w:t>
-      </w:r>
-      <w:r>
-        <w:t xml:space="preserve">that</w:t>
-      </w:r>
-      <w:r>
-        <w:t xml:space="preserve"> </w:t>
-      </w:r>
-      <w:r>
-        <w:t xml:space="preserve">our</w:t>
-      </w:r>
-      <w:r>
-        <w:t xml:space="preserve"> </w:t>
-      </w:r>
-      <w:r>
-        <w:t xml:space="preserve">zero-sum</w:t>
-      </w:r>
-      <w:r>
-        <w:t xml:space="preserve"> </w:t>
-      </w:r>
-      <w:r>
-        <w:t xml:space="preserve">testbed</w:t>
-      </w:r>
-      <w:r>
-        <w:t xml:space="preserve"> </w:t>
-      </w:r>
-      <w:r>
-        <w:t xml:space="preserve">represents</w:t>
-      </w:r>
-      <w:r>
-        <w:t xml:space="preserve"> </w:t>
-      </w:r>
-      <w:r>
-        <w:t xml:space="preserve">a</w:t>
-      </w:r>
-      <w:r>
-        <w:t xml:space="preserve"> </w:t>
-      </w:r>
-      <w:r>
-        <w:t xml:space="preserve">scenario</w:t>
-      </w:r>
-      <w:r>
-        <w:t xml:space="preserve"> </w:t>
-      </w:r>
-      <w:r>
-        <w:t xml:space="preserve">where</w:t>
-      </w:r>
-      <w:r>
-        <w:t xml:space="preserve"> </w:t>
-      </w:r>
-      <w:r>
-        <w:t xml:space="preserve">observation-based</w:t>
-      </w:r>
-      <w:r>
-        <w:t xml:space="preserve"> </w:t>
-      </w:r>
-      <w:r>
-        <w:t xml:space="preserve">reputation</w:t>
-      </w:r>
-      <w:r>
-        <w:t xml:space="preserve"> </w:t>
-      </w:r>
-      <w:r>
-        <w:t xml:space="preserve">rewards</w:t>
-      </w:r>
-      <w:r>
-        <w:t xml:space="preserve"> </w:t>
-      </w:r>
-      <w:r>
-        <w:t xml:space="preserve">exploitative</w:t>
-      </w:r>
-      <w:r>
-        <w:t xml:space="preserve"> </w:t>
-      </w:r>
-      <w:r>
-        <w:t xml:space="preserve">behavior</w:t>
-      </w:r>
-      <w:r>
-        <w:t xml:space="preserve"> </w:t>
-      </w:r>
-      <w:r>
-        <w:t xml:space="preserve">in</w:t>
-      </w:r>
-      <w:r>
-        <w:t xml:space="preserve"> </w:t>
-      </w:r>
-      <w:r>
-        <w:t xml:space="preserve">simple</w:t>
-      </w:r>
-      <w:r>
-        <w:t xml:space="preserve"> </w:t>
-      </w:r>
-      <w:r>
-        <w:t xml:space="preserve">agent</w:t>
-      </w:r>
-      <w:r>
-        <w:t xml:space="preserve"> </w:t>
-      </w:r>
-      <w:r>
-        <w:t xml:space="preserve">behaviors</w:t>
-      </w:r>
-      <w:r>
-        <w:t xml:space="preserve"> </w:t>
-      </w:r>
-      <w:r>
-        <w:t xml:space="preserve">and</w:t>
-      </w:r>
-      <w:r>
-        <w:t xml:space="preserve"> </w:t>
-      </w:r>
-      <w:r>
-        <w:t xml:space="preserve">that</w:t>
-      </w:r>
-      <w:r>
-        <w:t xml:space="preserve"> </w:t>
-      </w:r>
-      <w:r>
-        <w:t xml:space="preserve">reasoning</w:t>
-      </w:r>
-      <w:r>
-        <w:t xml:space="preserve"> </w:t>
-      </w:r>
-      <w:r>
-        <w:t xml:space="preserve">scaffolding</w:t>
-      </w:r>
-      <w:r>
-        <w:t xml:space="preserve"> </w:t>
-      </w:r>
-      <w:r>
-        <w:t xml:space="preserve">can</w:t>
-      </w:r>
-      <w:r>
-        <w:t xml:space="preserve"> </w:t>
-      </w:r>
-      <w:r>
-        <w:t xml:space="preserve">significantly</w:t>
-      </w:r>
-      <w:r>
-        <w:t xml:space="preserve"> </w:t>
-      </w:r>
-      <w:r>
-        <w:t xml:space="preserve">reduce</w:t>
-      </w:r>
-      <w:r>
-        <w:t xml:space="preserve"> </w:t>
-      </w:r>
-      <w:r>
-        <w:t xml:space="preserve">the</w:t>
-      </w:r>
-      <w:r>
-        <w:t xml:space="preserve"> </w:t>
-      </w:r>
-      <w:r>
-        <w:t xml:space="preserve">impact</w:t>
-      </w:r>
-      <w:r>
-        <w:t xml:space="preserve"> </w:t>
-      </w:r>
-      <w:r>
-        <w:t xml:space="preserve">of</w:t>
-      </w:r>
-      <w:r>
-        <w:t xml:space="preserve"> </w:t>
-      </w:r>
-      <w:r>
-        <w:t xml:space="preserve">this</w:t>
-      </w:r>
-      <w:r>
-        <w:t xml:space="preserve"> </w:t>
-      </w:r>
-      <w:r>
-        <w:t xml:space="preserve">behavior;</w:t>
-      </w:r>
-      <w:r>
-        <w:t xml:space="preserve"> </w:t>
-      </w:r>
-      <w:r>
-        <w:t xml:space="preserve">however,</w:t>
-      </w:r>
-      <w:r>
-        <w:t xml:space="preserve"> </w:t>
-      </w:r>
-      <w:r>
-        <w:t xml:space="preserve">we</w:t>
-      </w:r>
-      <w:r>
-        <w:t xml:space="preserve"> </w:t>
-      </w:r>
-      <w:r>
-        <w:t xml:space="preserve">leave</w:t>
-      </w:r>
-      <w:r>
-        <w:t xml:space="preserve"> </w:t>
-      </w:r>
-      <w:r>
-        <w:t xml:space="preserve">open</w:t>
-      </w:r>
-      <w:r>
-        <w:t xml:space="preserve"> </w:t>
-      </w:r>
-      <w:r>
-        <w:t xml:space="preserve">the</w:t>
-      </w:r>
-      <w:r>
-        <w:t xml:space="preserve"> </w:t>
-      </w:r>
-      <w:r>
-        <w:t xml:space="preserve">question</w:t>
-      </w:r>
-      <w:r>
-        <w:t xml:space="preserve"> </w:t>
-      </w:r>
-      <w:r>
-        <w:t xml:space="preserve">of</w:t>
-      </w:r>
-      <w:r>
-        <w:t xml:space="preserve"> </w:t>
-      </w:r>
-      <w:r>
-        <w:t xml:space="preserve">whether</w:t>
-      </w:r>
-      <w:r>
-        <w:t xml:space="preserve"> </w:t>
-      </w:r>
-      <w:r>
-        <w:t xml:space="preserve">the</w:t>
-      </w:r>
-      <w:r>
-        <w:t xml:space="preserve"> </w:t>
-      </w:r>
-      <w:r>
-        <w:t xml:space="preserve">reduction</w:t>
-      </w:r>
-      <w:r>
-        <w:t xml:space="preserve"> </w:t>
-      </w:r>
-      <w:r>
-        <w:t xml:space="preserve">in</w:t>
-      </w:r>
-      <w:r>
-        <w:t xml:space="preserve"> </w:t>
-      </w:r>
-      <w:r>
-        <w:t xml:space="preserve">the</w:t>
-      </w:r>
-      <w:r>
-        <w:t xml:space="preserve"> </w:t>
-      </w:r>
-      <w:r>
-        <w:t xml:space="preserve">effect</w:t>
-      </w:r>
-      <w:r>
-        <w:t xml:space="preserve"> </w:t>
-      </w:r>
-      <w:r>
-        <w:t xml:space="preserve">is</w:t>
-      </w:r>
-      <w:r>
-        <w:t xml:space="preserve"> </w:t>
-      </w:r>
-      <w:r>
-        <w:t xml:space="preserve">due</w:t>
-      </w:r>
-      <w:r>
-        <w:t xml:space="preserve"> </w:t>
-      </w:r>
-      <w:r>
-        <w:t xml:space="preserve">to</w:t>
-      </w:r>
-      <w:r>
-        <w:t xml:space="preserve"> </w:t>
-      </w:r>
-      <w:r>
-        <w:t xml:space="preserve">the</w:t>
-      </w:r>
-      <w:r>
-        <w:t xml:space="preserve"> </w:t>
-      </w:r>
-      <w:r>
-        <w:t xml:space="preserve">properties</w:t>
-      </w:r>
-      <w:r>
-        <w:t xml:space="preserve"> </w:t>
-      </w:r>
-      <w:r>
-        <w:t xml:space="preserve">of</w:t>
-      </w:r>
-      <w:r>
-        <w:t xml:space="preserve"> </w:t>
-      </w:r>
-      <w:r>
-        <w:t xml:space="preserve">reasoning</w:t>
-      </w:r>
-      <w:r>
-        <w:t xml:space="preserve"> </w:t>
-      </w:r>
-      <w:r>
-        <w:t xml:space="preserve">itself</w:t>
-      </w:r>
-      <w:r>
-        <w:t xml:space="preserve"> </w:t>
-      </w:r>
-      <w:r>
-        <w:t xml:space="preserve">or</w:t>
-      </w:r>
-      <w:r>
-        <w:t xml:space="preserve"> </w:t>
-      </w:r>
-      <w:r>
-        <w:t xml:space="preserve">simply</w:t>
-      </w:r>
-      <w:r>
-        <w:t xml:space="preserve"> </w:t>
-      </w:r>
-      <w:r>
-        <w:t xml:space="preserve">due</w:t>
-      </w:r>
-      <w:r>
-        <w:t xml:space="preserve"> </w:t>
-      </w:r>
-      <w:r>
-        <w:t xml:space="preserve">to</w:t>
-      </w:r>
-      <w:r>
-        <w:t xml:space="preserve"> </w:t>
-      </w:r>
-      <w:r>
-        <w:t xml:space="preserve">a</w:t>
-      </w:r>
-      <w:r>
-        <w:t xml:space="preserve"> </w:t>
-      </w:r>
-      <w:r>
-        <w:t xml:space="preserve">sampling</w:t>
-      </w:r>
-      <w:r>
-        <w:t xml:space="preserve"> </w:t>
-      </w:r>
-      <w:r>
-        <w:t xml:space="preserve">error</w:t>
-      </w:r>
-      <w:r>
-        <w:t xml:space="preserve"> </w:t>
-      </w:r>
-      <w:r>
-        <w:t xml:space="preserve">associated</w:t>
-      </w:r>
-      <w:r>
-        <w:t xml:space="preserve"> </w:t>
-      </w:r>
-      <w:r>
-        <w:t xml:space="preserve">with</w:t>
-      </w:r>
-      <w:r>
-        <w:t xml:space="preserve"> </w:t>
-      </w:r>
-      <w:r>
-        <w:t xml:space="preserve">our</w:t>
-      </w:r>
-      <w:r>
-        <w:t xml:space="preserve"> </w:t>
-      </w:r>
-      <w:r>
-        <w:t xml:space="preserve">last</w:t>
-      </w:r>
-      <w:r>
-        <w:t xml:space="preserve"> </w:t>
-      </w:r>
-      <w:r>
-        <w:t xml:space="preserve">phase</w:t>
-      </w:r>
-      <w:r>
-        <w:t xml:space="preserve"> </w:t>
-      </w:r>
-      <w:r>
-        <w:t xml:space="preserve">(</w:t>
-      </w:r>
-      <m:oMath>
-        <m:r>
-          <m:t>n</m:t>
-        </m:r>
-        <m:r>
-          <m:rPr>
-            <m:sty m:val="p"/>
-          </m:rPr>
-          <m:t>=</m:t>
-        </m:r>
-        <m:r>
-          <m:t>5</m:t>
-        </m:r>
-      </m:oMath>
-      <w:r>
-        <w:t xml:space="preserve"> </w:t>
-      </w:r>
-      <w:r>
-        <w:t xml:space="preserve">seeds,</w:t>
-      </w:r>
-      <w:r>
-        <w:t xml:space="preserve"> </w:t>
-      </w:r>
-      <m:oMath>
-        <m:r>
-          <m:rPr>
-            <m:sty m:val="p"/>
-          </m:rPr>
-          <m:t>∼</m:t>
-        </m:r>
-        <m:r>
-          <m:t>150</m:t>
-        </m:r>
-      </m:oMath>
-      <w:r>
-        <w:t xml:space="preserve"> </w:t>
-      </w:r>
-      <w:r>
-        <w:t xml:space="preserve">hands/seed).</w:t>
+        <w:t xml:space="preserve">liability?</w:t>
       </w:r>
     </w:p>
     <w:bookmarkStart w:id="23" w:name="introduction"/>
@@ -3036,19 +1616,61 @@
         <w:pStyle w:val="FirstParagraph"/>
       </w:pPr>
       <w:r>
-        <w:t xml:space="preserve">Multiple relevant background precedent works exist that contribute</w:t>
-      </w:r>
-      <w:r>
-        <w:t xml:space="preserve"> </w:t>
-      </w:r>
-      <w:r>
-        <w:t xml:space="preserve">to the foundational premise of this research. These are discussed in</w:t>
-      </w:r>
-      <w:r>
-        <w:t xml:space="preserve"> </w:t>
-      </w:r>
-      <w:r>
-        <w:t xml:space="preserve">the order in which they relate to our simulations.</w:t>
+        <w:t xml:space="preserve">Four threads of prior work motivate this study, and we review</w:t>
+      </w:r>
+      <w:r>
+        <w:t xml:space="preserve"> </w:t>
+      </w:r>
+      <w:r>
+        <w:t xml:space="preserve">them in the order they bear on our design: the empirical economics</w:t>
+      </w:r>
+      <w:r>
+        <w:t xml:space="preserve"> </w:t>
+      </w:r>
+      <w:r>
+        <w:t xml:space="preserve">of online reputation systems, where the cost of transparency was</w:t>
+      </w:r>
+      <w:r>
+        <w:t xml:space="preserve"> </w:t>
+      </w:r>
+      <w:r>
+        <w:t xml:space="preserve">first measured; the computational study of cooperation in repeated</w:t>
+      </w:r>
+      <w:r>
+        <w:t xml:space="preserve"> </w:t>
+      </w:r>
+      <w:r>
+        <w:t xml:space="preserve">games, from the Prisoner’s Dilemma to Axelrod’s tournaments;</w:t>
+      </w:r>
+      <w:r>
+        <w:t xml:space="preserve"> </w:t>
+      </w:r>
+      <w:r>
+        <w:t xml:space="preserve">Bayesian opponent modelling in poker, whose type-inference machinery</w:t>
+      </w:r>
+      <w:r>
+        <w:t xml:space="preserve"> </w:t>
+      </w:r>
+      <w:r>
+        <w:t xml:space="preserve">we borrow; and the open question of whether large language models</w:t>
+      </w:r>
+      <w:r>
+        <w:t xml:space="preserve"> </w:t>
+      </w:r>
+      <w:r>
+        <w:t xml:space="preserve">reason strategically or merely imitate strategy. Together these</w:t>
+      </w:r>
+      <w:r>
+        <w:t xml:space="preserve"> </w:t>
+      </w:r>
+      <w:r>
+        <w:t xml:space="preserve">frame our central question: is the cost of being trusted a property</w:t>
+      </w:r>
+      <w:r>
+        <w:t xml:space="preserve"> </w:t>
+      </w:r>
+      <w:r>
+        <w:t xml:space="preserve">of the reputation system, or of the agents inside it?</w:t>
       </w:r>
     </w:p>
     <w:bookmarkStart w:id="27" w:name="online-reputation-systems"/>
@@ -5519,6 +4141,98 @@
         <w:t xml:space="preserve">Methodology</w:t>
       </w:r>
     </w:p>
+    <w:p>
+      <w:pPr>
+        <w:pStyle w:val="FirstParagraph"/>
+      </w:pPr>
+      <w:r>
+        <w:t xml:space="preserve">Across every phase, this study holds one scaffold fixed and</w:t>
+      </w:r>
+      <w:r>
+        <w:t xml:space="preserve"> </w:t>
+      </w:r>
+      <w:r>
+        <w:t xml:space="preserve">varies only the agent’s mind. The scaffold has three parts: an</w:t>
+      </w:r>
+      <w:r>
+        <w:t xml:space="preserve"> </w:t>
+      </w:r>
+      <w:r>
+        <w:t xml:space="preserve">eight-player game of fixed-limit Texas Hold’em; a categorical belief</w:t>
+      </w:r>
+      <w:r>
+        <w:t xml:space="preserve"> </w:t>
+      </w:r>
+      <w:r>
+        <w:t xml:space="preserve">that each agent maintains over every opponent’s archetype and updates</w:t>
+      </w:r>
+      <w:r>
+        <w:t xml:space="preserve"> </w:t>
+      </w:r>
+      <w:r>
+        <w:t xml:space="preserve">after each hand; and a single trust score derived from that belief.</w:t>
+      </w:r>
+      <w:r>
+        <w:t xml:space="preserve"> </w:t>
+      </w:r>
+      <w:r>
+        <w:t xml:space="preserve">What changes is only how an agent decides. Phase 1 uses frozen</w:t>
+      </w:r>
+      <w:r>
+        <w:t xml:space="preserve"> </w:t>
+      </w:r>
+      <w:r>
+        <w:t xml:space="preserve">rule-based archetypes; Phase 2 lets those rules adapt through bounded</w:t>
+      </w:r>
+      <w:r>
+        <w:t xml:space="preserve"> </w:t>
+      </w:r>
+      <w:r>
+        <w:t xml:space="preserve">hill-climbing; Phase 3 replaces them with a language model</w:t>
+      </w:r>
+      <w:r>
+        <w:t xml:space="preserve"> </w:t>
+      </w:r>
+      <w:r>
+        <w:t xml:space="preserve">role-playing a personality; and Phase 3.1 adds explicit</w:t>
+      </w:r>
+      <w:r>
+        <w:t xml:space="preserve"> </w:t>
+      </w:r>
+      <w:r>
+        <w:t xml:space="preserve">reasoning—chain-of-thought, per-opponent memory, and self-written</w:t>
+      </w:r>
+      <w:r>
+        <w:t xml:space="preserve"> </w:t>
+      </w:r>
+      <w:r>
+        <w:t xml:space="preserve">strategy notes. Because the environment and the trust model never</w:t>
+      </w:r>
+      <w:r>
+        <w:t xml:space="preserve"> </w:t>
+      </w:r>
+      <w:r>
+        <w:t xml:space="preserve">change, any difference in outcome can be attributed to agent</w:t>
+      </w:r>
+      <w:r>
+        <w:t xml:space="preserve"> </w:t>
+      </w:r>
+      <w:r>
+        <w:t xml:space="preserve">capability alone. We describe the shared environment first, then the</w:t>
+      </w:r>
+      <w:r>
+        <w:t xml:space="preserve"> </w:t>
+      </w:r>
+      <w:r>
+        <w:t xml:space="preserve">eight archetypes, the belief update, and finally the four agent</w:t>
+      </w:r>
+      <w:r>
+        <w:t xml:space="preserve"> </w:t>
+      </w:r>
+      <w:r>
+        <w:t xml:space="preserve">architectures.</w:t>
+      </w:r>
+    </w:p>
     <w:bookmarkStart w:id="38" w:name="game-environment"/>
     <w:p>
       <w:pPr>
@@ -14313,14 +13027,14 @@
     </w:p>
     <w:p>
       <w:pPr>
-        <w:pStyle w:val="CaptionedFigure"/>
+        <w:pStyle w:val="BodyText"/>
       </w:pPr>
       <w:r>
         <w:drawing>
           <wp:inline>
             <wp:extent cx="5039999" cy="2357784"/>
             <wp:effectExtent b="0" l="0" r="0" t="0"/>
-            <wp:docPr descr="" title="" id="63" name="Picture"/>
+            <wp:docPr descr="image" title="" id="63" name="Picture"/>
             <a:graphic>
               <a:graphicData uri="http://schemas.openxmlformats.org/drawingml/2006/picture">
                 <pic:pic>
@@ -14356,112 +13070,6 @@
             </a:graphic>
           </wp:inline>
         </w:drawing>
-      </w:r>
-    </w:p>
-    <w:p>
-      <w:pPr>
-        <w:pStyle w:val="ImageCaption"/>
-      </w:pPr>
-      <w:r>
-        <w:rPr>
-          <w:bCs/>
-          <w:b/>
-        </w:rPr>
-        <w:t xml:space="preserve">Figure 5.</w:t>
-      </w:r>
-      <w:r>
-        <w:t xml:space="preserve"> </w:t>
-      </w:r>
-      <w:r>
-        <w:rPr>
-          <w:bCs/>
-          <w:b/>
-        </w:rPr>
-        <w:t xml:space="preserve">Per-archetype</w:t>
-      </w:r>
-      <w:r>
-        <w:rPr>
-          <w:bCs/>
-          <w:b/>
-        </w:rPr>
-        <w:t xml:space="preserve"> </w:t>
-      </w:r>
-      <m:oMath>
-        <m:sSub>
-          <m:e>
-            <m:r>
-              <m:t>L</m:t>
-            </m:r>
-          </m:e>
-          <m:sub>
-            <m:r>
-              <m:t>1</m:t>
-            </m:r>
-          </m:sub>
-        </m:sSub>
-      </m:oMath>
-      <w:r>
-        <w:rPr>
-          <w:bCs/>
-          <w:b/>
-        </w:rPr>
-        <w:t xml:space="preserve"> </w:t>
-      </w:r>
-      <w:r>
-        <w:rPr>
-          <w:bCs/>
-          <w:b/>
-        </w:rPr>
-        <w:t xml:space="preserve">drift from Phase 1 starting</w:t>
-      </w:r>
-      <w:r>
-        <w:rPr>
-          <w:bCs/>
-          <w:b/>
-        </w:rPr>
-        <w:t xml:space="preserve"> </w:t>
-      </w:r>
-      <w:r>
-        <w:rPr>
-          <w:bCs/>
-          <w:b/>
-        </w:rPr>
-        <w:t xml:space="preserve">parameters under aggressive unbounded hill-climbing.</w:t>
-      </w:r>
-      <w:r>
-        <w:t xml:space="preserve"> </w:t>
-      </w:r>
-      <w:r>
-        <w:t xml:space="preserve">Each</w:t>
-      </w:r>
-      <w:r>
-        <w:t xml:space="preserve"> </w:t>
-      </w:r>
-      <w:r>
-        <w:t xml:space="preserve">archetype moves significantly (mean drift</w:t>
-      </w:r>
-      <w:r>
-        <w:t xml:space="preserve"> </w:t>
-      </w:r>
-      <m:oMath>
-        <m:r>
-          <m:t>3.4</m:t>
-        </m:r>
-      </m:oMath>
-      <w:r>
-        <w:t xml:space="preserve">), but no two</w:t>
-      </w:r>
-      <w:r>
-        <w:t xml:space="preserve"> </w:t>
-      </w:r>
-      <w:r>
-        <w:t xml:space="preserve">archetypes converge on the same location. Trajectories are</w:t>
-      </w:r>
-      <w:r>
-        <w:t xml:space="preserve"> </w:t>
-      </w:r>
-      <w:r>
-        <w:t xml:space="preserve">colour-coded by archetype.</w:t>
       </w:r>
     </w:p>
     <w:p>
@@ -19849,6 +18457,56 @@
         <w:t xml:space="preserve">Discussion</w:t>
       </w:r>
     </w:p>
+    <w:p>
+      <w:pPr>
+        <w:pStyle w:val="FirstParagraph"/>
+      </w:pPr>
+      <w:r>
+        <w:t xml:space="preserve">The headline of this study is deliberately uncomfortable: across</w:t>
+      </w:r>
+      <w:r>
+        <w:t xml:space="preserve"> </w:t>
+      </w:r>
+      <w:r>
+        <w:t xml:space="preserve">every agent design we tested, being trusted was a financial</w:t>
+      </w:r>
+      <w:r>
+        <w:t xml:space="preserve"> </w:t>
+      </w:r>
+      <w:r>
+        <w:t xml:space="preserve">liability rather than an asset, and we could not optimise that</w:t>
+      </w:r>
+      <w:r>
+        <w:t xml:space="preserve"> </w:t>
+      </w:r>
+      <w:r>
+        <w:t xml:space="preserve">liability away—we could only reason it away. That distinction is</w:t>
+      </w:r>
+      <w:r>
+        <w:t xml:space="preserve"> </w:t>
+      </w:r>
+      <w:r>
+        <w:t xml:space="preserve">the paper’s central contribution. The sections below trace why the</w:t>
+      </w:r>
+      <w:r>
+        <w:t xml:space="preserve"> </w:t>
+      </w:r>
+      <w:r>
+        <w:t xml:space="preserve">trap forms, why numerical adaptation cannot escape it, and why</w:t>
+      </w:r>
+      <w:r>
+        <w:t xml:space="preserve"> </w:t>
+      </w:r>
+      <w:r>
+        <w:t xml:space="preserve">explicit reasoning can, while being candid about the limits of a</w:t>
+      </w:r>
+      <w:r>
+        <w:t xml:space="preserve"> </w:t>
+      </w:r>
+      <w:r>
+        <w:t xml:space="preserve">five-seed study.</w:t>
+      </w:r>
+    </w:p>
     <w:bookmarkStart w:id="81" w:name="the-mechanism-behind-the-trap"/>
     <w:p>
       <w:pPr>
@@ -22348,6 +21006,74 @@
       </w:r>
       <w:r>
         <w:t xml:space="preserve">parameters at once and does not cleanly isolate the bounds.</w:t>
+      </w:r>
+    </w:p>
+    <w:p>
+      <w:pPr>
+        <w:pStyle w:val="BodyText"/>
+      </w:pPr>
+      <w:r>
+        <w:t xml:space="preserve">Why should this matter beyond a card game? Any system in which</w:t>
+      </w:r>
+      <w:r>
+        <w:t xml:space="preserve"> </w:t>
+      </w:r>
+      <w:r>
+        <w:t xml:space="preserve">machines infer trust from observable behaviour—credit scoring,</w:t>
+      </w:r>
+      <w:r>
+        <w:t xml:space="preserve"> </w:t>
+      </w:r>
+      <w:r>
+        <w:t xml:space="preserve">content moderation, multi-agent marketplaces, automated</w:t>
+      </w:r>
+      <w:r>
+        <w:t xml:space="preserve"> </w:t>
+      </w:r>
+      <w:r>
+        <w:t xml:space="preserve">negotiation—inherits the same risk: if cooperation is legible, it</w:t>
+      </w:r>
+      <w:r>
+        <w:t xml:space="preserve"> </w:t>
+      </w:r>
+      <w:r>
+        <w:t xml:space="preserve">can be priced and exploited. Our results suggest that protecting</w:t>
+      </w:r>
+      <w:r>
+        <w:t xml:space="preserve"> </w:t>
+      </w:r>
+      <w:r>
+        <w:t xml:space="preserve">cooperative agents may require giving them the capacity to reason</w:t>
+      </w:r>
+      <w:r>
+        <w:t xml:space="preserve"> </w:t>
+      </w:r>
+      <w:r>
+        <w:t xml:space="preserve">about the reputation system itself, not merely more data about their</w:t>
+      </w:r>
+      <w:r>
+        <w:t xml:space="preserve"> </w:t>
+      </w:r>
+      <w:r>
+        <w:t xml:space="preserve">counterparts. We offer this poker engine as a compact, fully</w:t>
+      </w:r>
+      <w:r>
+        <w:t xml:space="preserve"> </w:t>
+      </w:r>
+      <w:r>
+        <w:t xml:space="preserve">reproducible microscope for that question, in the hope that it lowers</w:t>
+      </w:r>
+      <w:r>
+        <w:t xml:space="preserve"> </w:t>
+      </w:r>
+      <w:r>
+        <w:t xml:space="preserve">the barrier for others to probe when, and for whom, a good reputation</w:t>
+      </w:r>
+      <w:r>
+        <w:t xml:space="preserve"> </w:t>
+      </w:r>
+      <w:r>
+        <w:t xml:space="preserve">becomes a liability.</w:t>
       </w:r>
     </w:p>
     <w:p>

--- a/paper_resources/manuscript/main.docx
+++ b/paper_resources/manuscript/main.docx
@@ -169,43 +169,43 @@
         <w:pStyle w:val="Abstract"/>
       </w:pPr>
       <w:r>
-        <w:t xml:space="preserve">What</w:t>
-      </w:r>
-      <w:r>
-        <w:t xml:space="preserve"> </w:t>
-      </w:r>
-      <w:r>
-        <w:t xml:space="preserve">if</w:t>
-      </w:r>
-      <w:r>
-        <w:t xml:space="preserve"> </w:t>
-      </w:r>
-      <w:r>
-        <w:t xml:space="preserve">being</w:t>
-      </w:r>
-      <w:r>
-        <w:t xml:space="preserve"> </w:t>
-      </w:r>
-      <w:r>
-        <w:t xml:space="preserve">trustworthy</w:t>
-      </w:r>
-      <w:r>
-        <w:t xml:space="preserve"> </w:t>
-      </w:r>
-      <w:r>
-        <w:t xml:space="preserve">could</w:t>
-      </w:r>
-      <w:r>
-        <w:t xml:space="preserve"> </w:t>
-      </w:r>
-      <w:r>
-        <w:t xml:space="preserve">cost</w:t>
-      </w:r>
-      <w:r>
-        <w:t xml:space="preserve"> </w:t>
-      </w:r>
-      <w:r>
-        <w:t xml:space="preserve">you?</w:t>
+        <w:t xml:space="preserve">WHAT</w:t>
+      </w:r>
+      <w:r>
+        <w:t xml:space="preserve"> </w:t>
+      </w:r>
+      <w:r>
+        <w:t xml:space="preserve">IF</w:t>
+      </w:r>
+      <w:r>
+        <w:t xml:space="preserve"> </w:t>
+      </w:r>
+      <w:r>
+        <w:t xml:space="preserve">BEING</w:t>
+      </w:r>
+      <w:r>
+        <w:t xml:space="preserve"> </w:t>
+      </w:r>
+      <w:r>
+        <w:t xml:space="preserve">TRUSTWORTHY</w:t>
+      </w:r>
+      <w:r>
+        <w:t xml:space="preserve"> </w:t>
+      </w:r>
+      <w:r>
+        <w:t xml:space="preserve">COST</w:t>
+      </w:r>
+      <w:r>
+        <w:t xml:space="preserve"> </w:t>
+      </w:r>
+      <w:r>
+        <w:t xml:space="preserve">YOU</w:t>
+      </w:r>
+      <w:r>
+        <w:t xml:space="preserve"> </w:t>
+      </w:r>
+      <w:r>
+        <w:t xml:space="preserve">SOMETHING?</w:t>
       </w:r>
       <w:r>
         <w:t xml:space="preserve"> </w:t>
@@ -217,13 +217,13 @@
         <w:t xml:space="preserve"> </w:t>
       </w:r>
       <w:r>
-        <w:t xml:space="preserve">systems—in</w:t>
-      </w:r>
-      <w:r>
-        <w:t xml:space="preserve"> </w:t>
-      </w:r>
-      <w:r>
-        <w:t xml:space="preserve">online</w:t>
+        <w:t xml:space="preserve">systems</w:t>
+      </w:r>
+      <w:r>
+        <w:t xml:space="preserve"> </w:t>
+      </w:r>
+      <w:r>
+        <w:t xml:space="preserve">(online</w:t>
       </w:r>
       <w:r>
         <w:t xml:space="preserve"> </w:t>
@@ -241,7 +241,7 @@
         <w:t xml:space="preserve"> </w:t>
       </w:r>
       <w:r>
-        <w:t xml:space="preserve">scoring,</w:t>
+        <w:t xml:space="preserve">scoring</w:t>
       </w:r>
       <w:r>
         <w:t xml:space="preserve"> </w:t>
@@ -259,55 +259,43 @@
         <w:t xml:space="preserve"> </w:t>
       </w:r>
       <w:r>
-        <w:t xml:space="preserve">platforms—reward</w:t>
-      </w:r>
-      <w:r>
-        <w:t xml:space="preserve"> </w:t>
-      </w:r>
-      <w:r>
-        <w:t xml:space="preserve">visible</w:t>
-      </w:r>
-      <w:r>
-        <w:t xml:space="preserve"> </w:t>
+        <w:t xml:space="preserve">platforms)</w:t>
+      </w:r>
+      <w:r>
+        <w:t xml:space="preserve"> </w:t>
+      </w:r>
+      <w:r>
+        <w:t xml:space="preserve">reward</w:t>
+      </w:r>
+      <w:r>
+        <w:t xml:space="preserve"> </w:t>
+      </w:r>
+      <w:r>
+        <w:t xml:space="preserve">“</w:t>
       </w:r>
       <w:r>
         <w:t xml:space="preserve">good</w:t>
       </w:r>
       <w:r>
-        <w:t xml:space="preserve"> </w:t>
-      </w:r>
-      <w:r>
-        <w:t xml:space="preserve">behaviour,</w:t>
-      </w:r>
-      <w:r>
-        <w:t xml:space="preserve"> </w:t>
-      </w:r>
-      <w:r>
-        <w:t xml:space="preserve">yet</w:t>
-      </w:r>
-      <w:r>
-        <w:t xml:space="preserve"> </w:t>
-      </w:r>
-      <w:r>
-        <w:t xml:space="preserve">economists</w:t>
-      </w:r>
-      <w:r>
-        <w:t xml:space="preserve"> </w:t>
-      </w:r>
-      <w:r>
-        <w:t xml:space="preserve">have</w:t>
-      </w:r>
-      <w:r>
-        <w:t xml:space="preserve"> </w:t>
-      </w:r>
-      <w:r>
-        <w:t xml:space="preserve">long</w:t>
-      </w:r>
-      <w:r>
-        <w:t xml:space="preserve"> </w:t>
-      </w:r>
-      <w:r>
-        <w:t xml:space="preserve">noticed</w:t>
+        <w:t xml:space="preserve">”</w:t>
+      </w:r>
+      <w:r>
+        <w:t xml:space="preserve"> </w:t>
+      </w:r>
+      <w:r>
+        <w:t xml:space="preserve">behavior—however,</w:t>
+      </w:r>
+      <w:r>
+        <w:t xml:space="preserve"> </w:t>
+      </w:r>
+      <w:r>
+        <w:t xml:space="preserve">there</w:t>
+      </w:r>
+      <w:r>
+        <w:t xml:space="preserve"> </w:t>
+      </w:r>
+      <w:r>
+        <w:t xml:space="preserve">is</w:t>
       </w:r>
       <w:r>
         <w:t xml:space="preserve"> </w:t>
@@ -319,7 +307,85 @@
         <w:t xml:space="preserve"> </w:t>
       </w:r>
       <w:r>
-        <w:t xml:space="preserve">paradox:</w:t>
+        <w:t xml:space="preserve">well-known</w:t>
+      </w:r>
+      <w:r>
+        <w:t xml:space="preserve"> </w:t>
+      </w:r>
+      <w:r>
+        <w:t xml:space="preserve">paradox</w:t>
+      </w:r>
+      <w:r>
+        <w:t xml:space="preserve"> </w:t>
+      </w:r>
+      <w:r>
+        <w:t xml:space="preserve">among</w:t>
+      </w:r>
+      <w:r>
+        <w:t xml:space="preserve"> </w:t>
+      </w:r>
+      <w:r>
+        <w:t xml:space="preserve">economists.</w:t>
+      </w:r>
+      <w:r>
+        <w:t xml:space="preserve"> </w:t>
+      </w:r>
+      <w:r>
+        <w:t xml:space="preserve">A</w:t>
+      </w:r>
+      <w:r>
+        <w:t xml:space="preserve"> </w:t>
+      </w:r>
+      <w:r>
+        <w:t xml:space="preserve">totally</w:t>
+      </w:r>
+      <w:r>
+        <w:t xml:space="preserve"> </w:t>
+      </w:r>
+      <w:r>
+        <w:t xml:space="preserve">transparent</w:t>
+      </w:r>
+      <w:r>
+        <w:t xml:space="preserve"> </w:t>
+      </w:r>
+      <w:r>
+        <w:t xml:space="preserve">and</w:t>
+      </w:r>
+      <w:r>
+        <w:t xml:space="preserve"> </w:t>
+      </w:r>
+      <w:r>
+        <w:t xml:space="preserve">cooperative</w:t>
+      </w:r>
+      <w:r>
+        <w:t xml:space="preserve"> </w:t>
+      </w:r>
+      <w:r>
+        <w:t xml:space="preserve">player</w:t>
+      </w:r>
+      <w:r>
+        <w:t xml:space="preserve"> </w:t>
+      </w:r>
+      <w:r>
+        <w:t xml:space="preserve">will</w:t>
+      </w:r>
+      <w:r>
+        <w:t xml:space="preserve"> </w:t>
+      </w:r>
+      <w:r>
+        <w:t xml:space="preserve">get</w:t>
+      </w:r>
+      <w:r>
+        <w:t xml:space="preserve"> </w:t>
+      </w:r>
+      <w:r>
+        <w:t xml:space="preserve">less</w:t>
+      </w:r>
+      <w:r>
+        <w:t xml:space="preserve"> </w:t>
+      </w:r>
+      <w:r>
+        <w:t xml:space="preserve">than</w:t>
       </w:r>
       <w:r>
         <w:t xml:space="preserve"> </w:t>
@@ -331,43 +397,49 @@
         <w:t xml:space="preserve"> </w:t>
       </w:r>
       <w:r>
-        <w:t xml:space="preserve">perfectly</w:t>
-      </w:r>
-      <w:r>
-        <w:t xml:space="preserve"> </w:t>
-      </w:r>
-      <w:r>
-        <w:t xml:space="preserve">transparent</w:t>
-      </w:r>
-      <w:r>
-        <w:t xml:space="preserve"> </w:t>
-      </w:r>
-      <w:r>
-        <w:t xml:space="preserve">cooperator</w:t>
-      </w:r>
-      <w:r>
-        <w:t xml:space="preserve"> </w:t>
-      </w:r>
-      <w:r>
-        <w:t xml:space="preserve">can</w:t>
-      </w:r>
-      <w:r>
-        <w:t xml:space="preserve"> </w:t>
-      </w:r>
-      <w:r>
-        <w:t xml:space="preserve">earn</w:t>
-      </w:r>
-      <w:r>
-        <w:t xml:space="preserve"> </w:t>
-      </w:r>
-      <w:r>
-        <w:t xml:space="preserve">less</w:t>
-      </w:r>
-      <w:r>
-        <w:t xml:space="preserve"> </w:t>
-      </w:r>
-      <w:r>
-        <w:t xml:space="preserve">than</w:t>
+        <w:t xml:space="preserve">somewhat</w:t>
+      </w:r>
+      <w:r>
+        <w:t xml:space="preserve"> </w:t>
+      </w:r>
+      <w:r>
+        <w:t xml:space="preserve">unreliable</w:t>
+      </w:r>
+      <w:r>
+        <w:t xml:space="preserve"> </w:t>
+      </w:r>
+      <w:r>
+        <w:t xml:space="preserve">player.</w:t>
+      </w:r>
+      <w:r>
+        <w:t xml:space="preserve"> </w:t>
+      </w:r>
+      <w:r>
+        <w:t xml:space="preserve">We</w:t>
+      </w:r>
+      <w:r>
+        <w:t xml:space="preserve"> </w:t>
+      </w:r>
+      <w:r>
+        <w:t xml:space="preserve">placed</w:t>
+      </w:r>
+      <w:r>
+        <w:t xml:space="preserve"> </w:t>
+      </w:r>
+      <w:r>
+        <w:t xml:space="preserve">that</w:t>
+      </w:r>
+      <w:r>
+        <w:t xml:space="preserve"> </w:t>
+      </w:r>
+      <w:r>
+        <w:t xml:space="preserve">paradox</w:t>
+      </w:r>
+      <w:r>
+        <w:t xml:space="preserve"> </w:t>
+      </w:r>
+      <w:r>
+        <w:t xml:space="preserve">into</w:t>
       </w:r>
       <w:r>
         <w:t xml:space="preserve"> </w:t>
@@ -379,31 +451,577 @@
         <w:t xml:space="preserve"> </w:t>
       </w:r>
       <w:r>
-        <w:t xml:space="preserve">slightly</w:t>
-      </w:r>
-      <w:r>
-        <w:t xml:space="preserve"> </w:t>
-      </w:r>
-      <w:r>
-        <w:t xml:space="preserve">unpredictable</w:t>
-      </w:r>
-      <w:r>
-        <w:t xml:space="preserve"> </w:t>
-      </w:r>
-      <w:r>
-        <w:t xml:space="preserve">one.</w:t>
-      </w:r>
-      <w:r>
-        <w:t xml:space="preserve"> </w:t>
-      </w:r>
-      <w:r>
-        <w:t xml:space="preserve">We</w:t>
-      </w:r>
-      <w:r>
-        <w:t xml:space="preserve"> </w:t>
-      </w:r>
-      <w:r>
-        <w:t xml:space="preserve">put</w:t>
+        <w:t xml:space="preserve">petri-dish.</w:t>
+      </w:r>
+      <w:r>
+        <w:t xml:space="preserve"> </w:t>
+      </w:r>
+      <w:r>
+        <w:t xml:space="preserve">Eight</w:t>
+      </w:r>
+      <w:r>
+        <w:t xml:space="preserve"> </w:t>
+      </w:r>
+      <w:r>
+        <w:t xml:space="preserve">poker-players</w:t>
+      </w:r>
+      <w:r>
+        <w:t xml:space="preserve"> </w:t>
+      </w:r>
+      <w:r>
+        <w:t xml:space="preserve">played</w:t>
+      </w:r>
+      <w:r>
+        <w:t xml:space="preserve"> </w:t>
+      </w:r>
+      <w:r>
+        <w:t xml:space="preserve">tens</w:t>
+      </w:r>
+      <w:r>
+        <w:t xml:space="preserve"> </w:t>
+      </w:r>
+      <w:r>
+        <w:t xml:space="preserve">of</w:t>
+      </w:r>
+      <w:r>
+        <w:t xml:space="preserve"> </w:t>
+      </w:r>
+      <w:r>
+        <w:t xml:space="preserve">thousands</w:t>
+      </w:r>
+      <w:r>
+        <w:t xml:space="preserve"> </w:t>
+      </w:r>
+      <w:r>
+        <w:t xml:space="preserve">of</w:t>
+      </w:r>
+      <w:r>
+        <w:t xml:space="preserve"> </w:t>
+      </w:r>
+      <w:r>
+        <w:t xml:space="preserve">hands.</w:t>
+      </w:r>
+      <w:r>
+        <w:t xml:space="preserve"> </w:t>
+      </w:r>
+      <w:r>
+        <w:t xml:space="preserve">Each</w:t>
+      </w:r>
+      <w:r>
+        <w:t xml:space="preserve"> </w:t>
+      </w:r>
+      <w:r>
+        <w:t xml:space="preserve">player</w:t>
+      </w:r>
+      <w:r>
+        <w:t xml:space="preserve"> </w:t>
+      </w:r>
+      <w:r>
+        <w:t xml:space="preserve">silently</w:t>
+      </w:r>
+      <w:r>
+        <w:t xml:space="preserve"> </w:t>
+      </w:r>
+      <w:r>
+        <w:t xml:space="preserve">profiled</w:t>
+      </w:r>
+      <w:r>
+        <w:t xml:space="preserve"> </w:t>
+      </w:r>
+      <w:r>
+        <w:t xml:space="preserve">all</w:t>
+      </w:r>
+      <w:r>
+        <w:t xml:space="preserve"> </w:t>
+      </w:r>
+      <w:r>
+        <w:t xml:space="preserve">other</w:t>
+      </w:r>
+      <w:r>
+        <w:t xml:space="preserve"> </w:t>
+      </w:r>
+      <w:r>
+        <w:t xml:space="preserve">players’</w:t>
+      </w:r>
+      <w:r>
+        <w:t xml:space="preserve"> </w:t>
+      </w:r>
+      <w:r>
+        <w:t xml:space="preserve">styles,</w:t>
+      </w:r>
+      <w:r>
+        <w:t xml:space="preserve"> </w:t>
+      </w:r>
+      <w:r>
+        <w:t xml:space="preserve">and</w:t>
+      </w:r>
+      <w:r>
+        <w:t xml:space="preserve"> </w:t>
+      </w:r>
+      <w:r>
+        <w:t xml:space="preserve">updated</w:t>
+      </w:r>
+      <w:r>
+        <w:t xml:space="preserve"> </w:t>
+      </w:r>
+      <w:r>
+        <w:t xml:space="preserve">those</w:t>
+      </w:r>
+      <w:r>
+        <w:t xml:space="preserve"> </w:t>
+      </w:r>
+      <w:r>
+        <w:t xml:space="preserve">beliefs</w:t>
+      </w:r>
+      <w:r>
+        <w:t xml:space="preserve"> </w:t>
+      </w:r>
+      <w:r>
+        <w:t xml:space="preserve">at</w:t>
+      </w:r>
+      <w:r>
+        <w:t xml:space="preserve"> </w:t>
+      </w:r>
+      <w:r>
+        <w:t xml:space="preserve">each</w:t>
+      </w:r>
+      <w:r>
+        <w:t xml:space="preserve"> </w:t>
+      </w:r>
+      <w:r>
+        <w:t xml:space="preserve">hand.</w:t>
+      </w:r>
+      <w:r>
+        <w:t xml:space="preserve"> </w:t>
+      </w:r>
+      <w:r>
+        <w:t xml:space="preserve">Then</w:t>
+      </w:r>
+      <w:r>
+        <w:t xml:space="preserve"> </w:t>
+      </w:r>
+      <w:r>
+        <w:t xml:space="preserve">we</w:t>
+      </w:r>
+      <w:r>
+        <w:t xml:space="preserve"> </w:t>
+      </w:r>
+      <w:r>
+        <w:t xml:space="preserve">swapped</w:t>
+      </w:r>
+      <w:r>
+        <w:t xml:space="preserve"> </w:t>
+      </w:r>
+      <w:r>
+        <w:t xml:space="preserve">the</w:t>
+      </w:r>
+      <w:r>
+        <w:t xml:space="preserve"> </w:t>
+      </w:r>
+      <w:r>
+        <w:t xml:space="preserve">minds</w:t>
+      </w:r>
+      <w:r>
+        <w:t xml:space="preserve"> </w:t>
+      </w:r>
+      <w:r>
+        <w:t xml:space="preserve">of</w:t>
+      </w:r>
+      <w:r>
+        <w:t xml:space="preserve"> </w:t>
+      </w:r>
+      <w:r>
+        <w:t xml:space="preserve">the</w:t>
+      </w:r>
+      <w:r>
+        <w:t xml:space="preserve"> </w:t>
+      </w:r>
+      <w:r>
+        <w:t xml:space="preserve">agents</w:t>
+      </w:r>
+      <w:r>
+        <w:t xml:space="preserve"> </w:t>
+      </w:r>
+      <w:r>
+        <w:t xml:space="preserve">across</w:t>
+      </w:r>
+      <w:r>
+        <w:t xml:space="preserve"> </w:t>
+      </w:r>
+      <w:r>
+        <w:t xml:space="preserve">four</w:t>
+      </w:r>
+      <w:r>
+        <w:t xml:space="preserve"> </w:t>
+      </w:r>
+      <w:r>
+        <w:t xml:space="preserve">different</w:t>
+      </w:r>
+      <w:r>
+        <w:t xml:space="preserve"> </w:t>
+      </w:r>
+      <w:r>
+        <w:t xml:space="preserve">levels</w:t>
+      </w:r>
+      <w:r>
+        <w:t xml:space="preserve"> </w:t>
+      </w:r>
+      <w:r>
+        <w:t xml:space="preserve">of</w:t>
+      </w:r>
+      <w:r>
+        <w:t xml:space="preserve"> </w:t>
+      </w:r>
+      <w:r>
+        <w:t xml:space="preserve">complexity—from</w:t>
+      </w:r>
+      <w:r>
+        <w:t xml:space="preserve"> </w:t>
+      </w:r>
+      <w:r>
+        <w:t xml:space="preserve">strict</w:t>
+      </w:r>
+      <w:r>
+        <w:t xml:space="preserve"> </w:t>
+      </w:r>
+      <w:r>
+        <w:t xml:space="preserve">rule</w:t>
+      </w:r>
+      <w:r>
+        <w:t xml:space="preserve"> </w:t>
+      </w:r>
+      <w:r>
+        <w:t xml:space="preserve">followers</w:t>
+      </w:r>
+      <w:r>
+        <w:t xml:space="preserve"> </w:t>
+      </w:r>
+      <w:r>
+        <w:t xml:space="preserve">to</w:t>
+      </w:r>
+      <w:r>
+        <w:t xml:space="preserve"> </w:t>
+      </w:r>
+      <w:r>
+        <w:t xml:space="preserve">large</w:t>
+      </w:r>
+      <w:r>
+        <w:t xml:space="preserve"> </w:t>
+      </w:r>
+      <w:r>
+        <w:t xml:space="preserve">language</w:t>
+      </w:r>
+      <w:r>
+        <w:t xml:space="preserve"> </w:t>
+      </w:r>
+      <w:r>
+        <w:t xml:space="preserve">models</w:t>
+      </w:r>
+      <w:r>
+        <w:t xml:space="preserve"> </w:t>
+      </w:r>
+      <w:r>
+        <w:t xml:space="preserve">capable</w:t>
+      </w:r>
+      <w:r>
+        <w:t xml:space="preserve"> </w:t>
+      </w:r>
+      <w:r>
+        <w:t xml:space="preserve">of</w:t>
+      </w:r>
+      <w:r>
+        <w:t xml:space="preserve"> </w:t>
+      </w:r>
+      <w:r>
+        <w:t xml:space="preserve">reasoning</w:t>
+      </w:r>
+      <w:r>
+        <w:t xml:space="preserve"> </w:t>
+      </w:r>
+      <w:r>
+        <w:t xml:space="preserve">about</w:t>
+      </w:r>
+      <w:r>
+        <w:t xml:space="preserve"> </w:t>
+      </w:r>
+      <w:r>
+        <w:t xml:space="preserve">what</w:t>
+      </w:r>
+      <w:r>
+        <w:t xml:space="preserve"> </w:t>
+      </w:r>
+      <w:r>
+        <w:t xml:space="preserve">their</w:t>
+      </w:r>
+      <w:r>
+        <w:t xml:space="preserve"> </w:t>
+      </w:r>
+      <w:r>
+        <w:t xml:space="preserve">opponents</w:t>
+      </w:r>
+      <w:r>
+        <w:t xml:space="preserve"> </w:t>
+      </w:r>
+      <w:r>
+        <w:t xml:space="preserve">would</w:t>
+      </w:r>
+      <w:r>
+        <w:t xml:space="preserve"> </w:t>
+      </w:r>
+      <w:r>
+        <w:t xml:space="preserve">do,</w:t>
+      </w:r>
+      <w:r>
+        <w:t xml:space="preserve"> </w:t>
+      </w:r>
+      <w:r>
+        <w:t xml:space="preserve">while</w:t>
+      </w:r>
+      <w:r>
+        <w:t xml:space="preserve"> </w:t>
+      </w:r>
+      <w:r>
+        <w:t xml:space="preserve">keeping</w:t>
+      </w:r>
+      <w:r>
+        <w:t xml:space="preserve"> </w:t>
+      </w:r>
+      <w:r>
+        <w:t xml:space="preserve">both</w:t>
+      </w:r>
+      <w:r>
+        <w:t xml:space="preserve"> </w:t>
+      </w:r>
+      <w:r>
+        <w:t xml:space="preserve">the</w:t>
+      </w:r>
+      <w:r>
+        <w:t xml:space="preserve"> </w:t>
+      </w:r>
+      <w:r>
+        <w:t xml:space="preserve">game</w:t>
+      </w:r>
+      <w:r>
+        <w:t xml:space="preserve"> </w:t>
+      </w:r>
+      <w:r>
+        <w:t xml:space="preserve">and</w:t>
+      </w:r>
+      <w:r>
+        <w:t xml:space="preserve"> </w:t>
+      </w:r>
+      <w:r>
+        <w:t xml:space="preserve">the</w:t>
+      </w:r>
+      <w:r>
+        <w:t xml:space="preserve"> </w:t>
+      </w:r>
+      <w:r>
+        <w:t xml:space="preserve">trust</w:t>
+      </w:r>
+      <w:r>
+        <w:t xml:space="preserve"> </w:t>
+      </w:r>
+      <w:r>
+        <w:t xml:space="preserve">model</w:t>
+      </w:r>
+      <w:r>
+        <w:t xml:space="preserve"> </w:t>
+      </w:r>
+      <w:r>
+        <w:t xml:space="preserve">constant.</w:t>
+      </w:r>
+      <w:r>
+        <w:t xml:space="preserve"> </w:t>
+      </w:r>
+      <w:r>
+        <w:t xml:space="preserve">And</w:t>
+      </w:r>
+      <w:r>
+        <w:t xml:space="preserve"> </w:t>
+      </w:r>
+      <w:r>
+        <w:t xml:space="preserve">so,</w:t>
+      </w:r>
+      <w:r>
+        <w:t xml:space="preserve"> </w:t>
+      </w:r>
+      <w:r>
+        <w:t xml:space="preserve">it</w:t>
+      </w:r>
+      <w:r>
+        <w:t xml:space="preserve"> </w:t>
+      </w:r>
+      <w:r>
+        <w:t xml:space="preserve">happened</w:t>
+      </w:r>
+      <w:r>
+        <w:t xml:space="preserve"> </w:t>
+      </w:r>
+      <w:r>
+        <w:t xml:space="preserve">again.</w:t>
+      </w:r>
+      <w:r>
+        <w:t xml:space="preserve"> </w:t>
+      </w:r>
+      <w:r>
+        <w:t xml:space="preserve">The</w:t>
+      </w:r>
+      <w:r>
+        <w:t xml:space="preserve"> </w:t>
+      </w:r>
+      <w:r>
+        <w:t xml:space="preserve">best</w:t>
+      </w:r>
+      <w:r>
+        <w:t xml:space="preserve"> </w:t>
+      </w:r>
+      <w:r>
+        <w:t xml:space="preserve">reputations</w:t>
+      </w:r>
+      <w:r>
+        <w:t xml:space="preserve"> </w:t>
+      </w:r>
+      <w:r>
+        <w:t xml:space="preserve">were</w:t>
+      </w:r>
+      <w:r>
+        <w:t xml:space="preserve"> </w:t>
+      </w:r>
+      <w:r>
+        <w:t xml:space="preserve">the</w:t>
+      </w:r>
+      <w:r>
+        <w:t xml:space="preserve"> </w:t>
+      </w:r>
+      <w:r>
+        <w:t xml:space="preserve">least</w:t>
+      </w:r>
+      <w:r>
+        <w:t xml:space="preserve"> </w:t>
+      </w:r>
+      <w:r>
+        <w:t xml:space="preserve">rewarded,</w:t>
+      </w:r>
+      <w:r>
+        <w:t xml:space="preserve"> </w:t>
+      </w:r>
+      <w:r>
+        <w:t xml:space="preserve">and</w:t>
+      </w:r>
+      <w:r>
+        <w:t xml:space="preserve"> </w:t>
+      </w:r>
+      <w:r>
+        <w:t xml:space="preserve">no</w:t>
+      </w:r>
+      <w:r>
+        <w:t xml:space="preserve"> </w:t>
+      </w:r>
+      <w:r>
+        <w:t xml:space="preserve">amount</w:t>
+      </w:r>
+      <w:r>
+        <w:t xml:space="preserve"> </w:t>
+      </w:r>
+      <w:r>
+        <w:t xml:space="preserve">of</w:t>
+      </w:r>
+      <w:r>
+        <w:t xml:space="preserve"> </w:t>
+      </w:r>
+      <w:r>
+        <w:t xml:space="preserve">optimization</w:t>
+      </w:r>
+      <w:r>
+        <w:t xml:space="preserve"> </w:t>
+      </w:r>
+      <w:r>
+        <w:t xml:space="preserve">changed</w:t>
+      </w:r>
+      <w:r>
+        <w:t xml:space="preserve"> </w:t>
+      </w:r>
+      <w:r>
+        <w:t xml:space="preserve">that.</w:t>
+      </w:r>
+      <w:r>
+        <w:t xml:space="preserve"> </w:t>
+      </w:r>
+      <w:r>
+        <w:t xml:space="preserve">It</w:t>
+      </w:r>
+      <w:r>
+        <w:t xml:space="preserve"> </w:t>
+      </w:r>
+      <w:r>
+        <w:t xml:space="preserve">wasn’t</w:t>
+      </w:r>
+      <w:r>
+        <w:t xml:space="preserve"> </w:t>
+      </w:r>
+      <w:r>
+        <w:t xml:space="preserve">until</w:t>
+      </w:r>
+      <w:r>
+        <w:t xml:space="preserve"> </w:t>
+      </w:r>
+      <w:r>
+        <w:t xml:space="preserve">the</w:t>
+      </w:r>
+      <w:r>
+        <w:t xml:space="preserve"> </w:t>
+      </w:r>
+      <w:r>
+        <w:t xml:space="preserve">agents</w:t>
+      </w:r>
+      <w:r>
+        <w:t xml:space="preserve"> </w:t>
+      </w:r>
+      <w:r>
+        <w:t xml:space="preserve">were</w:t>
+      </w:r>
+      <w:r>
+        <w:t xml:space="preserve"> </w:t>
+      </w:r>
+      <w:r>
+        <w:t xml:space="preserve">able</w:t>
+      </w:r>
+      <w:r>
+        <w:t xml:space="preserve"> </w:t>
+      </w:r>
+      <w:r>
+        <w:t xml:space="preserve">to</w:t>
+      </w:r>
+      <w:r>
+        <w:t xml:space="preserve"> </w:t>
+      </w:r>
+      <w:r>
+        <w:t xml:space="preserve">reason</w:t>
+      </w:r>
+      <w:r>
+        <w:t xml:space="preserve"> </w:t>
+      </w:r>
+      <w:r>
+        <w:t xml:space="preserve">about</w:t>
+      </w:r>
+      <w:r>
+        <w:t xml:space="preserve"> </w:t>
+      </w:r>
+      <w:r>
+        <w:t xml:space="preserve">the</w:t>
+      </w:r>
+      <w:r>
+        <w:t xml:space="preserve"> </w:t>
+      </w:r>
+      <w:r>
+        <w:t xml:space="preserve">reputation</w:t>
+      </w:r>
+      <w:r>
+        <w:t xml:space="preserve"> </w:t>
+      </w:r>
+      <w:r>
+        <w:t xml:space="preserve">system</w:t>
       </w:r>
       <w:r>
         <w:t xml:space="preserve"> </w:t>
@@ -415,13 +1033,49 @@
         <w:t xml:space="preserve"> </w:t>
       </w:r>
       <w:r>
-        <w:t xml:space="preserve">paradox</w:t>
-      </w:r>
-      <w:r>
-        <w:t xml:space="preserve"> </w:t>
-      </w:r>
-      <w:r>
-        <w:t xml:space="preserve">in</w:t>
+        <w:t xml:space="preserve">some</w:t>
+      </w:r>
+      <w:r>
+        <w:t xml:space="preserve"> </w:t>
+      </w:r>
+      <w:r>
+        <w:t xml:space="preserve">relief</w:t>
+      </w:r>
+      <w:r>
+        <w:t xml:space="preserve"> </w:t>
+      </w:r>
+      <w:r>
+        <w:t xml:space="preserve">began</w:t>
+      </w:r>
+      <w:r>
+        <w:t xml:space="preserve"> </w:t>
+      </w:r>
+      <w:r>
+        <w:t xml:space="preserve">to</w:t>
+      </w:r>
+      <w:r>
+        <w:t xml:space="preserve"> </w:t>
+      </w:r>
+      <w:r>
+        <w:t xml:space="preserve">occur.</w:t>
+      </w:r>
+      <w:r>
+        <w:t xml:space="preserve"> </w:t>
+      </w:r>
+      <w:r>
+        <w:t xml:space="preserve">The</w:t>
+      </w:r>
+      <w:r>
+        <w:t xml:space="preserve"> </w:t>
+      </w:r>
+      <w:r>
+        <w:t xml:space="preserve">result</w:t>
+      </w:r>
+      <w:r>
+        <w:t xml:space="preserve"> </w:t>
+      </w:r>
+      <w:r>
+        <w:t xml:space="preserve">is</w:t>
       </w:r>
       <w:r>
         <w:t xml:space="preserve"> </w:t>
@@ -433,181 +1087,37 @@
         <w:t xml:space="preserve"> </w:t>
       </w:r>
       <w:r>
-        <w:t xml:space="preserve">petri</w:t>
-      </w:r>
-      <w:r>
-        <w:t xml:space="preserve"> </w:t>
-      </w:r>
-      <w:r>
-        <w:t xml:space="preserve">dish.</w:t>
-      </w:r>
-      <w:r>
-        <w:t xml:space="preserve"> </w:t>
-      </w:r>
-      <w:r>
-        <w:t xml:space="preserve">Eight</w:t>
-      </w:r>
-      <w:r>
-        <w:t xml:space="preserve"> </w:t>
-      </w:r>
-      <w:r>
-        <w:t xml:space="preserve">poker</w:t>
-      </w:r>
-      <w:r>
-        <w:t xml:space="preserve"> </w:t>
-      </w:r>
-      <w:r>
-        <w:t xml:space="preserve">agents</w:t>
-      </w:r>
-      <w:r>
-        <w:t xml:space="preserve"> </w:t>
-      </w:r>
-      <w:r>
-        <w:t xml:space="preserve">play</w:t>
-      </w:r>
-      <w:r>
-        <w:t xml:space="preserve"> </w:t>
-      </w:r>
-      <w:r>
-        <w:t xml:space="preserve">tens</w:t>
-      </w:r>
-      <w:r>
-        <w:t xml:space="preserve"> </w:t>
-      </w:r>
-      <w:r>
-        <w:t xml:space="preserve">of</w:t>
-      </w:r>
-      <w:r>
-        <w:t xml:space="preserve"> </w:t>
-      </w:r>
-      <w:r>
-        <w:t xml:space="preserve">thousands</w:t>
-      </w:r>
-      <w:r>
-        <w:t xml:space="preserve"> </w:t>
-      </w:r>
-      <w:r>
-        <w:t xml:space="preserve">of</w:t>
-      </w:r>
-      <w:r>
-        <w:t xml:space="preserve"> </w:t>
-      </w:r>
-      <w:r>
-        <w:t xml:space="preserve">hands,</w:t>
-      </w:r>
-      <w:r>
-        <w:t xml:space="preserve"> </w:t>
-      </w:r>
-      <w:r>
-        <w:t xml:space="preserve">and</w:t>
-      </w:r>
-      <w:r>
-        <w:t xml:space="preserve"> </w:t>
-      </w:r>
-      <w:r>
-        <w:t xml:space="preserve">every</w:t>
-      </w:r>
-      <w:r>
-        <w:t xml:space="preserve"> </w:t>
-      </w:r>
-      <w:r>
-        <w:t xml:space="preserve">agent</w:t>
-      </w:r>
-      <w:r>
-        <w:t xml:space="preserve"> </w:t>
-      </w:r>
-      <w:r>
-        <w:t xml:space="preserve">quietly</w:t>
-      </w:r>
-      <w:r>
-        <w:t xml:space="preserve"> </w:t>
-      </w:r>
-      <w:r>
-        <w:t xml:space="preserve">profiles</w:t>
-      </w:r>
-      <w:r>
-        <w:t xml:space="preserve"> </w:t>
-      </w:r>
-      <w:r>
-        <w:t xml:space="preserve">every</w:t>
-      </w:r>
-      <w:r>
-        <w:t xml:space="preserve"> </w:t>
-      </w:r>
-      <w:r>
-        <w:t xml:space="preserve">other</w:t>
-      </w:r>
-      <w:r>
-        <w:t xml:space="preserve"> </w:t>
-      </w:r>
-      <w:r>
-        <w:t xml:space="preserve">agent’s</w:t>
-      </w:r>
-      <w:r>
-        <w:t xml:space="preserve"> </w:t>
-      </w:r>
-      <w:r>
-        <w:t xml:space="preserve">style,</w:t>
-      </w:r>
-      <w:r>
-        <w:t xml:space="preserve"> </w:t>
-      </w:r>
-      <w:r>
-        <w:t xml:space="preserve">updating</w:t>
-      </w:r>
-      <w:r>
-        <w:t xml:space="preserve"> </w:t>
-      </w:r>
-      <w:r>
-        <w:t xml:space="preserve">that</w:t>
-      </w:r>
-      <w:r>
-        <w:t xml:space="preserve"> </w:t>
-      </w:r>
-      <w:r>
-        <w:t xml:space="preserve">belief</w:t>
-      </w:r>
-      <w:r>
-        <w:t xml:space="preserve"> </w:t>
-      </w:r>
-      <w:r>
-        <w:t xml:space="preserve">after</w:t>
-      </w:r>
-      <w:r>
-        <w:t xml:space="preserve"> </w:t>
-      </w:r>
-      <w:r>
-        <w:t xml:space="preserve">each</w:t>
-      </w:r>
-      <w:r>
-        <w:t xml:space="preserve"> </w:t>
-      </w:r>
-      <w:r>
-        <w:t xml:space="preserve">hand.</w:t>
-      </w:r>
-      <w:r>
-        <w:t xml:space="preserve"> </w:t>
-      </w:r>
-      <w:r>
-        <w:t xml:space="preserve">We</w:t>
-      </w:r>
-      <w:r>
-        <w:t xml:space="preserve"> </w:t>
-      </w:r>
-      <w:r>
-        <w:t xml:space="preserve">then</w:t>
-      </w:r>
-      <w:r>
-        <w:t xml:space="preserve"> </w:t>
-      </w:r>
-      <w:r>
-        <w:t xml:space="preserve">swap</w:t>
-      </w:r>
-      <w:r>
-        <w:t xml:space="preserve"> </w:t>
-      </w:r>
-      <w:r>
-        <w:t xml:space="preserve">out</w:t>
+        <w:t xml:space="preserve">compact,</w:t>
+      </w:r>
+      <w:r>
+        <w:t xml:space="preserve"> </w:t>
+      </w:r>
+      <w:r>
+        <w:t xml:space="preserve">completely</w:t>
+      </w:r>
+      <w:r>
+        <w:t xml:space="preserve"> </w:t>
+      </w:r>
+      <w:r>
+        <w:t xml:space="preserve">replicable</w:t>
+      </w:r>
+      <w:r>
+        <w:t xml:space="preserve"> </w:t>
+      </w:r>
+      <w:r>
+        <w:t xml:space="preserve">laboratory</w:t>
+      </w:r>
+      <w:r>
+        <w:t xml:space="preserve"> </w:t>
+      </w:r>
+      <w:r>
+        <w:t xml:space="preserve">for</w:t>
+      </w:r>
+      <w:r>
+        <w:t xml:space="preserve"> </w:t>
+      </w:r>
+      <w:r>
+        <w:t xml:space="preserve">exploring</w:t>
       </w:r>
       <w:r>
         <w:t xml:space="preserve"> </w:t>
@@ -619,229 +1129,19 @@
         <w:t xml:space="preserve"> </w:t>
       </w:r>
       <w:r>
-        <w:t xml:space="preserve">agents’</w:t>
-      </w:r>
-      <w:r>
-        <w:t xml:space="preserve"> </w:t>
-      </w:r>
-      <w:r>
-        <w:t xml:space="preserve">minds</w:t>
-      </w:r>
-      <w:r>
-        <w:t xml:space="preserve"> </w:t>
-      </w:r>
-      <w:r>
-        <w:t xml:space="preserve">across</w:t>
-      </w:r>
-      <w:r>
-        <w:t xml:space="preserve"> </w:t>
-      </w:r>
-      <w:r>
-        <w:t xml:space="preserve">four</w:t>
-      </w:r>
-      <w:r>
-        <w:t xml:space="preserve"> </w:t>
-      </w:r>
-      <w:r>
-        <w:t xml:space="preserve">escalating</w:t>
-      </w:r>
-      <w:r>
-        <w:t xml:space="preserve"> </w:t>
-      </w:r>
-      <w:r>
-        <w:t xml:space="preserve">designs—from</w:t>
-      </w:r>
-      <w:r>
-        <w:t xml:space="preserve"> </w:t>
-      </w:r>
-      <w:r>
-        <w:t xml:space="preserve">frozen</w:t>
-      </w:r>
-      <w:r>
-        <w:t xml:space="preserve"> </w:t>
-      </w:r>
-      <w:r>
-        <w:t xml:space="preserve">rule-followers</w:t>
-      </w:r>
-      <w:r>
-        <w:t xml:space="preserve"> </w:t>
-      </w:r>
-      <w:r>
-        <w:t xml:space="preserve">to</w:t>
-      </w:r>
-      <w:r>
-        <w:t xml:space="preserve"> </w:t>
-      </w:r>
-      <w:r>
-        <w:t xml:space="preserve">language</w:t>
-      </w:r>
-      <w:r>
-        <w:t xml:space="preserve"> </w:t>
-      </w:r>
-      <w:r>
-        <w:t xml:space="preserve">models</w:t>
-      </w:r>
-      <w:r>
-        <w:t xml:space="preserve"> </w:t>
-      </w:r>
-      <w:r>
-        <w:t xml:space="preserve">that</w:t>
-      </w:r>
-      <w:r>
-        <w:t xml:space="preserve"> </w:t>
-      </w:r>
-      <w:r>
-        <w:t xml:space="preserve">reason</w:t>
-      </w:r>
-      <w:r>
-        <w:t xml:space="preserve"> </w:t>
-      </w:r>
-      <w:r>
-        <w:t xml:space="preserve">about</w:t>
-      </w:r>
-      <w:r>
-        <w:t xml:space="preserve"> </w:t>
-      </w:r>
-      <w:r>
-        <w:t xml:space="preserve">their</w:t>
-      </w:r>
-      <w:r>
-        <w:t xml:space="preserve"> </w:t>
-      </w:r>
-      <w:r>
-        <w:t xml:space="preserve">opponents—while</w:t>
-      </w:r>
-      <w:r>
-        <w:t xml:space="preserve"> </w:t>
-      </w:r>
-      <w:r>
-        <w:t xml:space="preserve">holding</w:t>
-      </w:r>
-      <w:r>
-        <w:t xml:space="preserve"> </w:t>
-      </w:r>
-      <w:r>
-        <w:t xml:space="preserve">the</w:t>
-      </w:r>
-      <w:r>
-        <w:t xml:space="preserve"> </w:t>
-      </w:r>
-      <w:r>
-        <w:t xml:space="preserve">game</w:t>
-      </w:r>
-      <w:r>
-        <w:t xml:space="preserve"> </w:t>
-      </w:r>
-      <w:r>
-        <w:t xml:space="preserve">and</w:t>
-      </w:r>
-      <w:r>
-        <w:t xml:space="preserve"> </w:t>
-      </w:r>
-      <w:r>
-        <w:t xml:space="preserve">the</w:t>
-      </w:r>
-      <w:r>
-        <w:t xml:space="preserve"> </w:t>
-      </w:r>
-      <w:r>
-        <w:t xml:space="preserve">trust</w:t>
-      </w:r>
-      <w:r>
-        <w:t xml:space="preserve"> </w:t>
-      </w:r>
-      <w:r>
-        <w:t xml:space="preserve">model</w:t>
-      </w:r>
-      <w:r>
-        <w:t xml:space="preserve"> </w:t>
-      </w:r>
-      <w:r>
-        <w:t xml:space="preserve">fixed.</w:t>
-      </w:r>
-      <w:r>
-        <w:t xml:space="preserve"> </w:t>
-      </w:r>
-      <w:r>
-        <w:t xml:space="preserve">The</w:t>
-      </w:r>
-      <w:r>
-        <w:t xml:space="preserve"> </w:t>
-      </w:r>
-      <w:r>
-        <w:t xml:space="preserve">pattern</w:t>
-      </w:r>
-      <w:r>
-        <w:t xml:space="preserve"> </w:t>
-      </w:r>
-      <w:r>
-        <w:t xml:space="preserve">is</w:t>
-      </w:r>
-      <w:r>
-        <w:t xml:space="preserve"> </w:t>
-      </w:r>
-      <w:r>
-        <w:t xml:space="preserve">stubborn:</w:t>
-      </w:r>
-      <w:r>
-        <w:t xml:space="preserve"> </w:t>
-      </w:r>
-      <w:r>
-        <w:t xml:space="preserve">the</w:t>
-      </w:r>
-      <w:r>
-        <w:t xml:space="preserve"> </w:t>
-      </w:r>
-      <w:r>
-        <w:t xml:space="preserve">most-trusted</w:t>
-      </w:r>
-      <w:r>
-        <w:t xml:space="preserve"> </w:t>
-      </w:r>
-      <w:r>
-        <w:t xml:space="preserve">agents</w:t>
-      </w:r>
-      <w:r>
-        <w:t xml:space="preserve"> </w:t>
-      </w:r>
-      <w:r>
-        <w:t xml:space="preserve">are</w:t>
-      </w:r>
-      <w:r>
-        <w:t xml:space="preserve"> </w:t>
-      </w:r>
-      <w:r>
-        <w:t xml:space="preserve">reliably</w:t>
-      </w:r>
-      <w:r>
-        <w:t xml:space="preserve"> </w:t>
-      </w:r>
-      <w:r>
-        <w:t xml:space="preserve">the</w:t>
-      </w:r>
-      <w:r>
-        <w:t xml:space="preserve"> </w:t>
-      </w:r>
-      <w:r>
-        <w:t xml:space="preserve">poorest,</w:t>
-      </w:r>
-      <w:r>
-        <w:t xml:space="preserve"> </w:t>
-      </w:r>
-      <w:r>
-        <w:t xml:space="preserve">and</w:t>
-      </w:r>
-      <w:r>
-        <w:t xml:space="preserve"> </w:t>
-      </w:r>
-      <w:r>
-        <w:t xml:space="preserve">numerical</w:t>
-      </w:r>
-      <w:r>
-        <w:t xml:space="preserve"> </w:t>
-      </w:r>
-      <w:r>
-        <w:t xml:space="preserve">optimisation</w:t>
+        <w:t xml:space="preserve">very</w:t>
+      </w:r>
+      <w:r>
+        <w:t xml:space="preserve"> </w:t>
+      </w:r>
+      <w:r>
+        <w:t xml:space="preserve">important</w:t>
+      </w:r>
+      <w:r>
+        <w:t xml:space="preserve"> </w:t>
+      </w:r>
+      <w:r>
+        <w:t xml:space="preserve">question—when</w:t>
       </w:r>
       <w:r>
         <w:t xml:space="preserve"> </w:t>
@@ -853,61 +1153,13 @@
         <w:t xml:space="preserve"> </w:t>
       </w:r>
       <w:r>
-        <w:t xml:space="preserve">not</w:t>
-      </w:r>
-      <w:r>
-        <w:t xml:space="preserve"> </w:t>
-      </w:r>
-      <w:r>
-        <w:t xml:space="preserve">rescue</w:t>
-      </w:r>
-      <w:r>
-        <w:t xml:space="preserve"> </w:t>
-      </w:r>
-      <w:r>
-        <w:t xml:space="preserve">them;</w:t>
-      </w:r>
-      <w:r>
-        <w:t xml:space="preserve"> </w:t>
-      </w:r>
-      <w:r>
-        <w:t xml:space="preserve">only</w:t>
-      </w:r>
-      <w:r>
-        <w:t xml:space="preserve"> </w:t>
-      </w:r>
-      <w:r>
-        <w:t xml:space="preserve">when</w:t>
-      </w:r>
-      <w:r>
-        <w:t xml:space="preserve"> </w:t>
-      </w:r>
-      <w:r>
-        <w:t xml:space="preserve">agents</w:t>
-      </w:r>
-      <w:r>
-        <w:t xml:space="preserve"> </w:t>
-      </w:r>
-      <w:r>
-        <w:t xml:space="preserve">explicitly</w:t>
-      </w:r>
-      <w:r>
-        <w:t xml:space="preserve"> </w:t>
-      </w:r>
-      <w:r>
-        <w:t xml:space="preserve">reason</w:t>
-      </w:r>
-      <w:r>
-        <w:t xml:space="preserve"> </w:t>
-      </w:r>
-      <w:r>
-        <w:t xml:space="preserve">about</w:t>
-      </w:r>
-      <w:r>
-        <w:t xml:space="preserve"> </w:t>
-      </w:r>
-      <w:r>
-        <w:t xml:space="preserve">the</w:t>
+        <w:t xml:space="preserve">a</w:t>
+      </w:r>
+      <w:r>
+        <w:t xml:space="preserve"> </w:t>
+      </w:r>
+      <w:r>
+        <w:t xml:space="preserve">good</w:t>
       </w:r>
       <w:r>
         <w:t xml:space="preserve"> </w:t>
@@ -919,73 +1171,7 @@
         <w:t xml:space="preserve"> </w:t>
       </w:r>
       <w:r>
-        <w:t xml:space="preserve">system</w:t>
-      </w:r>
-      <w:r>
-        <w:t xml:space="preserve"> </w:t>
-      </w:r>
-      <w:r>
-        <w:t xml:space="preserve">does</w:t>
-      </w:r>
-      <w:r>
-        <w:t xml:space="preserve"> </w:t>
-      </w:r>
-      <w:r>
-        <w:t xml:space="preserve">the</w:t>
-      </w:r>
-      <w:r>
-        <w:t xml:space="preserve"> </w:t>
-      </w:r>
-      <w:r>
-        <w:t xml:space="preserve">penalty</w:t>
-      </w:r>
-      <w:r>
-        <w:t xml:space="preserve"> </w:t>
-      </w:r>
-      <w:r>
-        <w:t xml:space="preserve">for</w:t>
-      </w:r>
-      <w:r>
-        <w:t xml:space="preserve"> </w:t>
-      </w:r>
-      <w:r>
-        <w:t xml:space="preserve">honesty</w:t>
-      </w:r>
-      <w:r>
-        <w:t xml:space="preserve"> </w:t>
-      </w:r>
-      <w:r>
-        <w:t xml:space="preserve">begin</w:t>
-      </w:r>
-      <w:r>
-        <w:t xml:space="preserve"> </w:t>
-      </w:r>
-      <w:r>
-        <w:t xml:space="preserve">to</w:t>
-      </w:r>
-      <w:r>
-        <w:t xml:space="preserve"> </w:t>
-      </w:r>
-      <w:r>
-        <w:t xml:space="preserve">fade.</w:t>
-      </w:r>
-      <w:r>
-        <w:t xml:space="preserve"> </w:t>
-      </w:r>
-      <w:r>
-        <w:t xml:space="preserve">The</w:t>
-      </w:r>
-      <w:r>
-        <w:t xml:space="preserve"> </w:t>
-      </w:r>
-      <w:r>
-        <w:t xml:space="preserve">outcome</w:t>
-      </w:r>
-      <w:r>
-        <w:t xml:space="preserve"> </w:t>
-      </w:r>
-      <w:r>
-        <w:t xml:space="preserve">is</w:t>
+        <w:t xml:space="preserve">become</w:t>
       </w:r>
       <w:r>
         <w:t xml:space="preserve"> </w:t>
@@ -997,133 +1183,13 @@
         <w:t xml:space="preserve"> </w:t>
       </w:r>
       <w:r>
-        <w:t xml:space="preserve">small,</w:t>
-      </w:r>
-      <w:r>
-        <w:t xml:space="preserve"> </w:t>
-      </w:r>
-      <w:r>
-        <w:t xml:space="preserve">fully</w:t>
-      </w:r>
-      <w:r>
-        <w:t xml:space="preserve"> </w:t>
-      </w:r>
-      <w:r>
-        <w:t xml:space="preserve">reproducible</w:t>
-      </w:r>
-      <w:r>
-        <w:t xml:space="preserve"> </w:t>
-      </w:r>
-      <w:r>
-        <w:t xml:space="preserve">testbed</w:t>
-      </w:r>
-      <w:r>
-        <w:t xml:space="preserve"> </w:t>
-      </w:r>
-      <w:r>
-        <w:t xml:space="preserve">for</w:t>
-      </w:r>
-      <w:r>
-        <w:t xml:space="preserve"> </w:t>
-      </w:r>
-      <w:r>
-        <w:t xml:space="preserve">a</w:t>
-      </w:r>
-      <w:r>
-        <w:t xml:space="preserve"> </w:t>
-      </w:r>
-      <w:r>
-        <w:t xml:space="preserve">question</w:t>
-      </w:r>
-      <w:r>
-        <w:t xml:space="preserve"> </w:t>
-      </w:r>
-      <w:r>
-        <w:t xml:space="preserve">that</w:t>
-      </w:r>
-      <w:r>
-        <w:t xml:space="preserve"> </w:t>
-      </w:r>
-      <w:r>
-        <w:t xml:space="preserve">matters</w:t>
-      </w:r>
-      <w:r>
-        <w:t xml:space="preserve"> </w:t>
-      </w:r>
-      <w:r>
-        <w:t xml:space="preserve">wherever</w:t>
-      </w:r>
-      <w:r>
-        <w:t xml:space="preserve"> </w:t>
-      </w:r>
-      <w:r>
-        <w:t xml:space="preserve">machines</w:t>
-      </w:r>
-      <w:r>
-        <w:t xml:space="preserve"> </w:t>
-      </w:r>
-      <w:r>
-        <w:t xml:space="preserve">judge</w:t>
-      </w:r>
-      <w:r>
-        <w:t xml:space="preserve"> </w:t>
-      </w:r>
-      <w:r>
-        <w:t xml:space="preserve">one</w:t>
-      </w:r>
-      <w:r>
-        <w:t xml:space="preserve"> </w:t>
-      </w:r>
-      <w:r>
-        <w:t xml:space="preserve">another:</w:t>
-      </w:r>
-      <w:r>
-        <w:t xml:space="preserve"> </w:t>
-      </w:r>
-      <w:r>
-        <w:t xml:space="preserve">when</w:t>
-      </w:r>
-      <w:r>
-        <w:t xml:space="preserve"> </w:t>
-      </w:r>
-      <w:r>
-        <w:t xml:space="preserve">does</w:t>
-      </w:r>
-      <w:r>
-        <w:t xml:space="preserve"> </w:t>
-      </w:r>
-      <w:r>
-        <w:t xml:space="preserve">a</w:t>
-      </w:r>
-      <w:r>
-        <w:t xml:space="preserve"> </w:t>
-      </w:r>
-      <w:r>
-        <w:t xml:space="preserve">good</w:t>
-      </w:r>
-      <w:r>
-        <w:t xml:space="preserve"> </w:t>
-      </w:r>
-      <w:r>
-        <w:t xml:space="preserve">reputation</w:t>
-      </w:r>
-      <w:r>
-        <w:t xml:space="preserve"> </w:t>
-      </w:r>
-      <w:r>
-        <w:t xml:space="preserve">become</w:t>
-      </w:r>
-      <w:r>
-        <w:t xml:space="preserve"> </w:t>
-      </w:r>
-      <w:r>
-        <w:t xml:space="preserve">a</w:t>
-      </w:r>
-      <w:r>
-        <w:t xml:space="preserve"> </w:t>
-      </w:r>
-      <w:r>
-        <w:t xml:space="preserve">liability?</w:t>
+        <w:t xml:space="preserve">bad</w:t>
+      </w:r>
+      <w:r>
+        <w:t xml:space="preserve"> </w:t>
+      </w:r>
+      <w:r>
+        <w:t xml:space="preserve">thing?</w:t>
       </w:r>
     </w:p>
     <w:bookmarkStart w:id="23" w:name="introduction"/>
@@ -1616,61 +1682,107 @@
         <w:pStyle w:val="FirstParagraph"/>
       </w:pPr>
       <w:r>
-        <w:t xml:space="preserve">Four threads of prior work motivate this study, and we review</w:t>
-      </w:r>
-      <w:r>
-        <w:t xml:space="preserve"> </w:t>
-      </w:r>
-      <w:r>
-        <w:t xml:space="preserve">them in the order they bear on our design: the empirical economics</w:t>
-      </w:r>
-      <w:r>
-        <w:t xml:space="preserve"> </w:t>
-      </w:r>
-      <w:r>
-        <w:t xml:space="preserve">of online reputation systems, where the cost of transparency was</w:t>
-      </w:r>
-      <w:r>
-        <w:t xml:space="preserve"> </w:t>
-      </w:r>
-      <w:r>
-        <w:t xml:space="preserve">first measured; the computational study of cooperation in repeated</w:t>
-      </w:r>
-      <w:r>
-        <w:t xml:space="preserve"> </w:t>
-      </w:r>
-      <w:r>
-        <w:t xml:space="preserve">games, from the Prisoner’s Dilemma to Axelrod’s tournaments;</w:t>
-      </w:r>
-      <w:r>
-        <w:t xml:space="preserve"> </w:t>
-      </w:r>
-      <w:r>
-        <w:t xml:space="preserve">Bayesian opponent modelling in poker, whose type-inference machinery</w:t>
-      </w:r>
-      <w:r>
-        <w:t xml:space="preserve"> </w:t>
-      </w:r>
-      <w:r>
-        <w:t xml:space="preserve">we borrow; and the open question of whether large language models</w:t>
-      </w:r>
-      <w:r>
-        <w:t xml:space="preserve"> </w:t>
-      </w:r>
-      <w:r>
-        <w:t xml:space="preserve">reason strategically or merely imitate strategy. Together these</w:t>
-      </w:r>
-      <w:r>
-        <w:t xml:space="preserve"> </w:t>
-      </w:r>
-      <w:r>
-        <w:t xml:space="preserve">frame our central question: is the cost of being trusted a property</w:t>
-      </w:r>
-      <w:r>
-        <w:t xml:space="preserve"> </w:t>
-      </w:r>
-      <w:r>
-        <w:t xml:space="preserve">of the reputation system, or of the agents inside it?</w:t>
+        <w:t xml:space="preserve">There are four lines of previous research motivating this study. We</w:t>
+      </w:r>
+      <w:r>
+        <w:t xml:space="preserve"> </w:t>
+      </w:r>
+      <w:r>
+        <w:t xml:space="preserve">summarize them here in the order they influence our design:</w:t>
+      </w:r>
+    </w:p>
+    <w:p>
+      <w:pPr>
+        <w:numPr>
+          <w:ilvl w:val="0"/>
+          <w:numId w:val="1001"/>
+        </w:numPr>
+      </w:pPr>
+      <w:r>
+        <w:t xml:space="preserve">The experimental economic literature on reputation systems in</w:t>
+      </w:r>
+      <w:r>
+        <w:t xml:space="preserve"> </w:t>
+      </w:r>
+      <w:r>
+        <w:t xml:space="preserve">the Internet age: this is the body of research documenting the cost</w:t>
+      </w:r>
+      <w:r>
+        <w:t xml:space="preserve"> </w:t>
+      </w:r>
+      <w:r>
+        <w:t xml:space="preserve">of transparency.</w:t>
+      </w:r>
+    </w:p>
+    <w:p>
+      <w:pPr>
+        <w:numPr>
+          <w:ilvl w:val="0"/>
+          <w:numId w:val="1001"/>
+        </w:numPr>
+      </w:pPr>
+      <w:r>
+        <w:t xml:space="preserve">Computational studies on cooperation in repeated</w:t>
+      </w:r>
+      <w:r>
+        <w:t xml:space="preserve"> </w:t>
+      </w:r>
+      <w:r>
+        <w:t xml:space="preserve">games—including the Prisoner’s Dilemma to Axelrod’s tournaments.</w:t>
+      </w:r>
+    </w:p>
+    <w:p>
+      <w:pPr>
+        <w:numPr>
+          <w:ilvl w:val="0"/>
+          <w:numId w:val="1001"/>
+        </w:numPr>
+      </w:pPr>
+      <w:r>
+        <w:t xml:space="preserve">Bayesians use in modeling poker opponents—the inference</w:t>
+      </w:r>
+      <w:r>
+        <w:t xml:space="preserve"> </w:t>
+      </w:r>
+      <w:r>
+        <w:t xml:space="preserve">mechanism we adopted.</w:t>
+      </w:r>
+    </w:p>
+    <w:p>
+      <w:pPr>
+        <w:numPr>
+          <w:ilvl w:val="0"/>
+          <w:numId w:val="1001"/>
+        </w:numPr>
+      </w:pPr>
+      <w:r>
+        <w:t xml:space="preserve">The still-open question of whether large language models can</w:t>
+      </w:r>
+      <w:r>
+        <w:t xml:space="preserve"> </w:t>
+      </w:r>
+      <w:r>
+        <w:t xml:space="preserve">reason strategically, or only mimic strategy.</w:t>
+      </w:r>
+    </w:p>
+    <w:p>
+      <w:pPr>
+        <w:pStyle w:val="FirstParagraph"/>
+      </w:pPr>
+      <w:r>
+        <w:t xml:space="preserve">Together, these define our core question: does the cost of being</w:t>
+      </w:r>
+      <w:r>
+        <w:t xml:space="preserve"> </w:t>
+      </w:r>
+      <w:r>
+        <w:t xml:space="preserve">trusting depend on either the trust system or on the agents inside</w:t>
+      </w:r>
+      <w:r>
+        <w:t xml:space="preserve"> </w:t>
+      </w:r>
+      <w:r>
+        <w:t xml:space="preserve">it?</w:t>
       </w:r>
     </w:p>
     <w:bookmarkStart w:id="27" w:name="online-reputation-systems"/>
@@ -1897,6 +2009,296 @@
         <w:t xml:space="preserve">participating sellers.</w:t>
       </w:r>
     </w:p>
+    <w:tbl>
+      <w:tblPr>
+        <w:tblStyle w:val="Table"/>
+        <w:tblW w:type="auto" w:w="0"/>
+        <w:tblLook w:firstRow="1" w:lastRow="0" w:firstColumn="0" w:lastColumn="0" w:noHBand="0" w:noVBand="0" w:val="0020"/>
+        <w:jc w:val="start"/>
+      </w:tblPr>
+      <w:tblGrid>
+        <w:gridCol w:w="3960"/>
+        <w:gridCol w:w="3960"/>
+      </w:tblGrid>
+      <w:tr>
+        <w:trPr>
+          <w:tblHeader w:val="true"/>
+        </w:trPr>
+        <w:tc>
+          <w:tcPr/>
+          <w:p>
+            <w:pPr>
+              <w:pStyle w:val="Compact"/>
+              <w:jc w:val="left"/>
+            </w:pPr>
+            <w:r>
+              <w:t xml:space="preserve">Concept</w:t>
+            </w:r>
+          </w:p>
+        </w:tc>
+        <w:tc>
+          <w:tcPr/>
+          <w:p>
+            <w:pPr>
+              <w:pStyle w:val="Compact"/>
+              <w:jc w:val="left"/>
+            </w:pPr>
+            <w:r>
+              <w:t xml:space="preserve">Description</w:t>
+            </w:r>
+          </w:p>
+        </w:tc>
+      </w:tr>
+      <w:tr>
+        <w:tc>
+          <w:tcPr/>
+          <w:p>
+            <w:pPr>
+              <w:pStyle w:val="Compact"/>
+              <w:jc w:val="left"/>
+            </w:pPr>
+            <w:r>
+              <w:t xml:space="preserve">Hole cards</w:t>
+            </w:r>
+          </w:p>
+        </w:tc>
+        <w:tc>
+          <w:tcPr/>
+          <w:p>
+            <w:pPr>
+              <w:pStyle w:val="Compact"/>
+              <w:jc w:val="left"/>
+            </w:pPr>
+            <w:r>
+              <w:t xml:space="preserve">The two private cards each player is dealt at the start of every hand; only that player can see them.</w:t>
+            </w:r>
+          </w:p>
+        </w:tc>
+      </w:tr>
+      <w:tr>
+        <w:tc>
+          <w:tcPr/>
+          <w:p>
+            <w:pPr>
+              <w:pStyle w:val="Compact"/>
+              <w:jc w:val="left"/>
+            </w:pPr>
+            <w:r>
+              <w:t xml:space="preserve">Community cards</w:t>
+            </w:r>
+          </w:p>
+        </w:tc>
+        <w:tc>
+          <w:tcPr/>
+          <w:p>
+            <w:pPr>
+              <w:pStyle w:val="Compact"/>
+              <w:jc w:val="left"/>
+            </w:pPr>
+            <w:r>
+              <w:t xml:space="preserve">Up to five face-up cards shared by everyone at the table; players combine these with their hole cards to form a 5-card hand.</w:t>
+            </w:r>
+          </w:p>
+        </w:tc>
+      </w:tr>
+      <w:tr>
+        <w:tc>
+          <w:tcPr/>
+          <w:p>
+            <w:pPr>
+              <w:pStyle w:val="Compact"/>
+              <w:jc w:val="left"/>
+            </w:pPr>
+            <w:r>
+              <w:t xml:space="preserve">Betting rounds</w:t>
+            </w:r>
+          </w:p>
+        </w:tc>
+        <w:tc>
+          <w:tcPr/>
+          <w:p>
+            <w:pPr>
+              <w:pStyle w:val="Compact"/>
+              <w:jc w:val="left"/>
+            </w:pPr>
+            <w:r>
+              <w:t xml:space="preserve">Four sequential rounds per hand: preflop (no community cards yet), flop (three community cards revealed), turn (one more), and river (the fifth and final).</w:t>
+            </w:r>
+          </w:p>
+        </w:tc>
+      </w:tr>
+      <w:tr>
+        <w:tc>
+          <w:tcPr/>
+          <w:p>
+            <w:pPr>
+              <w:pStyle w:val="Compact"/>
+              <w:jc w:val="left"/>
+            </w:pPr>
+            <w:r>
+              <w:t xml:space="preserve">Actions</w:t>
+            </w:r>
+          </w:p>
+        </w:tc>
+        <w:tc>
+          <w:tcPr/>
+          <w:p>
+            <w:pPr>
+              <w:pStyle w:val="Compact"/>
+              <w:jc w:val="left"/>
+            </w:pPr>
+            <w:r>
+              <w:t xml:space="preserve">At each turn a player may fold (give up the hand), check (pass without betting, only if no one has bet), call (match the current bet), bet (open the wagering), or raise (increase an existing bet).</w:t>
+            </w:r>
+          </w:p>
+        </w:tc>
+      </w:tr>
+      <w:tr>
+        <w:tc>
+          <w:tcPr/>
+          <w:p>
+            <w:pPr>
+              <w:pStyle w:val="Compact"/>
+              <w:jc w:val="left"/>
+            </w:pPr>
+            <w:r>
+              <w:t xml:space="preserve">Bet sizing (this paper)</w:t>
+            </w:r>
+          </w:p>
+        </w:tc>
+        <w:tc>
+          <w:tcPr/>
+          <w:p>
+            <w:pPr>
+              <w:pStyle w:val="Compact"/>
+              <w:jc w:val="left"/>
+            </w:pPr>
+            <w:r>
+              <w:t xml:space="preserve">Small bet 2 chips on preflop and flop; big bet 4 chips on turn and river; no more than four raises per round (the</w:t>
+            </w:r>
+            <w:r>
+              <w:t xml:space="preserve"> </w:t>
+            </w:r>
+            <w:r>
+              <w:t xml:space="preserve">“</w:t>
+            </w:r>
+            <w:r>
+              <w:t xml:space="preserve">four-bet cap</w:t>
+            </w:r>
+            <w:r>
+              <w:t xml:space="preserve">”</w:t>
+            </w:r>
+            <w:r>
+              <w:t xml:space="preserve">).</w:t>
+            </w:r>
+          </w:p>
+        </w:tc>
+      </w:tr>
+      <w:tr>
+        <w:tc>
+          <w:tcPr/>
+          <w:p>
+            <w:pPr>
+              <w:pStyle w:val="Compact"/>
+              <w:jc w:val="left"/>
+            </w:pPr>
+            <w:r>
+              <w:t xml:space="preserve">Blinds</w:t>
+            </w:r>
+          </w:p>
+        </w:tc>
+        <w:tc>
+          <w:tcPr/>
+          <w:p>
+            <w:pPr>
+              <w:pStyle w:val="Compact"/>
+              <w:jc w:val="left"/>
+            </w:pPr>
+            <w:r>
+              <w:t xml:space="preserve">Forced bets: small blind 1 chip and big blind 2 chips, posted by the two seats clockwise of the dealer and rotating each hand.</w:t>
+            </w:r>
+          </w:p>
+        </w:tc>
+      </w:tr>
+      <w:tr>
+        <w:tc>
+          <w:tcPr/>
+          <w:p>
+            <w:pPr>
+              <w:pStyle w:val="Compact"/>
+              <w:jc w:val="left"/>
+            </w:pPr>
+            <w:r>
+              <w:t xml:space="preserve">Pot</w:t>
+            </w:r>
+          </w:p>
+        </w:tc>
+        <w:tc>
+          <w:tcPr/>
+          <w:p>
+            <w:pPr>
+              <w:pStyle w:val="Compact"/>
+              <w:jc w:val="left"/>
+            </w:pPr>
+            <w:r>
+              <w:t xml:space="preserve">The accumulated chips at stake in a hand. The winner of the hand collects the pot.</w:t>
+            </w:r>
+          </w:p>
+        </w:tc>
+      </w:tr>
+      <w:tr>
+        <w:tc>
+          <w:tcPr/>
+          <w:p>
+            <w:pPr>
+              <w:pStyle w:val="Compact"/>
+              <w:jc w:val="left"/>
+            </w:pPr>
+            <w:r>
+              <w:t xml:space="preserve">Showdown</w:t>
+            </w:r>
+          </w:p>
+        </w:tc>
+        <w:tc>
+          <w:tcPr/>
+          <w:p>
+            <w:pPr>
+              <w:pStyle w:val="Compact"/>
+              <w:jc w:val="left"/>
+            </w:pPr>
+            <w:r>
+              <w:t xml:space="preserve">End-of-hand reveal: surviving players turn over their hole cards and the strongest 5-card combination wins. A hand that ends with everyone folding never reaches showdown.</w:t>
+            </w:r>
+          </w:p>
+        </w:tc>
+      </w:tr>
+      <w:tr>
+        <w:tc>
+          <w:tcPr/>
+          <w:p>
+            <w:pPr>
+              <w:pStyle w:val="Compact"/>
+              <w:jc w:val="left"/>
+            </w:pPr>
+            <w:r>
+              <w:t xml:space="preserve">Stack</w:t>
+            </w:r>
+          </w:p>
+        </w:tc>
+        <w:tc>
+          <w:tcPr/>
+          <w:p>
+            <w:pPr>
+              <w:pStyle w:val="Compact"/>
+              <w:jc w:val="left"/>
+            </w:pPr>
+            <w:r>
+              <w:t xml:space="preserve">The chips a player has in front of them; depleting to zero triggers a rebuy in our setup.</w:t>
+            </w:r>
+          </w:p>
+        </w:tc>
+      </w:tr>
+    </w:tbl>
     <w:p>
       <w:pPr>
         <w:pStyle w:val="CaptionedFigure"/>
@@ -2092,296 +2494,6 @@
         <w:t xml:space="preserve">to the cooperator.</w:t>
       </w:r>
     </w:p>
-    <w:tbl>
-      <w:tblPr>
-        <w:tblStyle w:val="Table"/>
-        <w:tblW w:type="auto" w:w="0"/>
-        <w:tblLook w:firstRow="1" w:lastRow="0" w:firstColumn="0" w:lastColumn="0" w:noHBand="0" w:noVBand="0" w:val="0020"/>
-        <w:jc w:val="start"/>
-      </w:tblPr>
-      <w:tblGrid>
-        <w:gridCol w:w="3960"/>
-        <w:gridCol w:w="3960"/>
-      </w:tblGrid>
-      <w:tr>
-        <w:trPr>
-          <w:tblHeader w:val="true"/>
-        </w:trPr>
-        <w:tc>
-          <w:tcPr/>
-          <w:p>
-            <w:pPr>
-              <w:pStyle w:val="Compact"/>
-              <w:jc w:val="left"/>
-            </w:pPr>
-            <w:r>
-              <w:t xml:space="preserve">Concept</w:t>
-            </w:r>
-          </w:p>
-        </w:tc>
-        <w:tc>
-          <w:tcPr/>
-          <w:p>
-            <w:pPr>
-              <w:pStyle w:val="Compact"/>
-              <w:jc w:val="left"/>
-            </w:pPr>
-            <w:r>
-              <w:t xml:space="preserve">Description</w:t>
-            </w:r>
-          </w:p>
-        </w:tc>
-      </w:tr>
-      <w:tr>
-        <w:tc>
-          <w:tcPr/>
-          <w:p>
-            <w:pPr>
-              <w:pStyle w:val="Compact"/>
-              <w:jc w:val="left"/>
-            </w:pPr>
-            <w:r>
-              <w:t xml:space="preserve">Hole cards</w:t>
-            </w:r>
-          </w:p>
-        </w:tc>
-        <w:tc>
-          <w:tcPr/>
-          <w:p>
-            <w:pPr>
-              <w:pStyle w:val="Compact"/>
-              <w:jc w:val="left"/>
-            </w:pPr>
-            <w:r>
-              <w:t xml:space="preserve">The two private cards each player is dealt at the start of every hand; only that player can see them.</w:t>
-            </w:r>
-          </w:p>
-        </w:tc>
-      </w:tr>
-      <w:tr>
-        <w:tc>
-          <w:tcPr/>
-          <w:p>
-            <w:pPr>
-              <w:pStyle w:val="Compact"/>
-              <w:jc w:val="left"/>
-            </w:pPr>
-            <w:r>
-              <w:t xml:space="preserve">Community cards</w:t>
-            </w:r>
-          </w:p>
-        </w:tc>
-        <w:tc>
-          <w:tcPr/>
-          <w:p>
-            <w:pPr>
-              <w:pStyle w:val="Compact"/>
-              <w:jc w:val="left"/>
-            </w:pPr>
-            <w:r>
-              <w:t xml:space="preserve">Up to five face-up cards shared by everyone at the table; players combine these with their hole cards to form a 5-card hand.</w:t>
-            </w:r>
-          </w:p>
-        </w:tc>
-      </w:tr>
-      <w:tr>
-        <w:tc>
-          <w:tcPr/>
-          <w:p>
-            <w:pPr>
-              <w:pStyle w:val="Compact"/>
-              <w:jc w:val="left"/>
-            </w:pPr>
-            <w:r>
-              <w:t xml:space="preserve">Betting rounds</w:t>
-            </w:r>
-          </w:p>
-        </w:tc>
-        <w:tc>
-          <w:tcPr/>
-          <w:p>
-            <w:pPr>
-              <w:pStyle w:val="Compact"/>
-              <w:jc w:val="left"/>
-            </w:pPr>
-            <w:r>
-              <w:t xml:space="preserve">Four sequential rounds per hand: preflop (no community cards yet), flop (three community cards revealed), turn (one more), and river (the fifth and final).</w:t>
-            </w:r>
-          </w:p>
-        </w:tc>
-      </w:tr>
-      <w:tr>
-        <w:tc>
-          <w:tcPr/>
-          <w:p>
-            <w:pPr>
-              <w:pStyle w:val="Compact"/>
-              <w:jc w:val="left"/>
-            </w:pPr>
-            <w:r>
-              <w:t xml:space="preserve">Actions</w:t>
-            </w:r>
-          </w:p>
-        </w:tc>
-        <w:tc>
-          <w:tcPr/>
-          <w:p>
-            <w:pPr>
-              <w:pStyle w:val="Compact"/>
-              <w:jc w:val="left"/>
-            </w:pPr>
-            <w:r>
-              <w:t xml:space="preserve">At each turn a player may fold (give up the hand), check (pass without betting, only if no one has bet), call (match the current bet), bet (open the wagering), or raise (increase an existing bet).</w:t>
-            </w:r>
-          </w:p>
-        </w:tc>
-      </w:tr>
-      <w:tr>
-        <w:tc>
-          <w:tcPr/>
-          <w:p>
-            <w:pPr>
-              <w:pStyle w:val="Compact"/>
-              <w:jc w:val="left"/>
-            </w:pPr>
-            <w:r>
-              <w:t xml:space="preserve">Bet sizing (this paper)</w:t>
-            </w:r>
-          </w:p>
-        </w:tc>
-        <w:tc>
-          <w:tcPr/>
-          <w:p>
-            <w:pPr>
-              <w:pStyle w:val="Compact"/>
-              <w:jc w:val="left"/>
-            </w:pPr>
-            <w:r>
-              <w:t xml:space="preserve">Small bet 2 chips on preflop and flop; big bet 4 chips on turn and river; no more than four raises per round (the</w:t>
-            </w:r>
-            <w:r>
-              <w:t xml:space="preserve"> </w:t>
-            </w:r>
-            <w:r>
-              <w:t xml:space="preserve">“</w:t>
-            </w:r>
-            <w:r>
-              <w:t xml:space="preserve">four-bet cap</w:t>
-            </w:r>
-            <w:r>
-              <w:t xml:space="preserve">”</w:t>
-            </w:r>
-            <w:r>
-              <w:t xml:space="preserve">).</w:t>
-            </w:r>
-          </w:p>
-        </w:tc>
-      </w:tr>
-      <w:tr>
-        <w:tc>
-          <w:tcPr/>
-          <w:p>
-            <w:pPr>
-              <w:pStyle w:val="Compact"/>
-              <w:jc w:val="left"/>
-            </w:pPr>
-            <w:r>
-              <w:t xml:space="preserve">Blinds</w:t>
-            </w:r>
-          </w:p>
-        </w:tc>
-        <w:tc>
-          <w:tcPr/>
-          <w:p>
-            <w:pPr>
-              <w:pStyle w:val="Compact"/>
-              <w:jc w:val="left"/>
-            </w:pPr>
-            <w:r>
-              <w:t xml:space="preserve">Forced bets: small blind 1 chip and big blind 2 chips, posted by the two seats clockwise of the dealer and rotating each hand.</w:t>
-            </w:r>
-          </w:p>
-        </w:tc>
-      </w:tr>
-      <w:tr>
-        <w:tc>
-          <w:tcPr/>
-          <w:p>
-            <w:pPr>
-              <w:pStyle w:val="Compact"/>
-              <w:jc w:val="left"/>
-            </w:pPr>
-            <w:r>
-              <w:t xml:space="preserve">Pot</w:t>
-            </w:r>
-          </w:p>
-        </w:tc>
-        <w:tc>
-          <w:tcPr/>
-          <w:p>
-            <w:pPr>
-              <w:pStyle w:val="Compact"/>
-              <w:jc w:val="left"/>
-            </w:pPr>
-            <w:r>
-              <w:t xml:space="preserve">The accumulated chips at stake in a hand. The winner of the hand collects the pot.</w:t>
-            </w:r>
-          </w:p>
-        </w:tc>
-      </w:tr>
-      <w:tr>
-        <w:tc>
-          <w:tcPr/>
-          <w:p>
-            <w:pPr>
-              <w:pStyle w:val="Compact"/>
-              <w:jc w:val="left"/>
-            </w:pPr>
-            <w:r>
-              <w:t xml:space="preserve">Showdown</w:t>
-            </w:r>
-          </w:p>
-        </w:tc>
-        <w:tc>
-          <w:tcPr/>
-          <w:p>
-            <w:pPr>
-              <w:pStyle w:val="Compact"/>
-              <w:jc w:val="left"/>
-            </w:pPr>
-            <w:r>
-              <w:t xml:space="preserve">End-of-hand reveal: surviving players turn over their hole cards and the strongest 5-card combination wins. A hand that ends with everyone folding never reaches showdown.</w:t>
-            </w:r>
-          </w:p>
-        </w:tc>
-      </w:tr>
-      <w:tr>
-        <w:tc>
-          <w:tcPr/>
-          <w:p>
-            <w:pPr>
-              <w:pStyle w:val="Compact"/>
-              <w:jc w:val="left"/>
-            </w:pPr>
-            <w:r>
-              <w:t xml:space="preserve">Stack</w:t>
-            </w:r>
-          </w:p>
-        </w:tc>
-        <w:tc>
-          <w:tcPr/>
-          <w:p>
-            <w:pPr>
-              <w:pStyle w:val="Compact"/>
-              <w:jc w:val="left"/>
-            </w:pPr>
-            <w:r>
-              <w:t xml:space="preserve">The chips a player has in front of them; depleting to zero triggers a rebuy in our setup.</w:t>
-            </w:r>
-          </w:p>
-        </w:tc>
-      </w:tr>
-    </w:tbl>
     <w:bookmarkEnd w:id="27"/>
     <w:bookmarkStart w:id="29" w:name="cooperation-in-repeated-games"/>
     <w:p>
@@ -4146,91 +4258,113 @@
         <w:pStyle w:val="FirstParagraph"/>
       </w:pPr>
       <w:r>
-        <w:t xml:space="preserve">Across every phase, this study holds one scaffold fixed and</w:t>
-      </w:r>
-      <w:r>
-        <w:t xml:space="preserve"> </w:t>
-      </w:r>
-      <w:r>
-        <w:t xml:space="preserve">varies only the agent’s mind. The scaffold has three parts: an</w:t>
-      </w:r>
-      <w:r>
-        <w:t xml:space="preserve"> </w:t>
-      </w:r>
-      <w:r>
-        <w:t xml:space="preserve">eight-player game of fixed-limit Texas Hold’em; a categorical belief</w:t>
-      </w:r>
-      <w:r>
-        <w:t xml:space="preserve"> </w:t>
-      </w:r>
-      <w:r>
-        <w:t xml:space="preserve">that each agent maintains over every opponent’s archetype and updates</w:t>
-      </w:r>
-      <w:r>
-        <w:t xml:space="preserve"> </w:t>
-      </w:r>
-      <w:r>
-        <w:t xml:space="preserve">after each hand; and a single trust score derived from that belief.</w:t>
-      </w:r>
-      <w:r>
-        <w:t xml:space="preserve"> </w:t>
-      </w:r>
-      <w:r>
-        <w:t xml:space="preserve">What changes is only how an agent decides. Phase 1 uses frozen</w:t>
-      </w:r>
-      <w:r>
-        <w:t xml:space="preserve"> </w:t>
-      </w:r>
-      <w:r>
-        <w:t xml:space="preserve">rule-based archetypes; Phase 2 lets those rules adapt through bounded</w:t>
-      </w:r>
-      <w:r>
-        <w:t xml:space="preserve"> </w:t>
-      </w:r>
-      <w:r>
-        <w:t xml:space="preserve">hill-climbing; Phase 3 replaces them with a language model</w:t>
-      </w:r>
-      <w:r>
-        <w:t xml:space="preserve"> </w:t>
-      </w:r>
-      <w:r>
-        <w:t xml:space="preserve">role-playing a personality; and Phase 3.1 adds explicit</w:t>
-      </w:r>
-      <w:r>
-        <w:t xml:space="preserve"> </w:t>
-      </w:r>
-      <w:r>
-        <w:t xml:space="preserve">reasoning—chain-of-thought, per-opponent memory, and self-written</w:t>
-      </w:r>
-      <w:r>
-        <w:t xml:space="preserve"> </w:t>
-      </w:r>
-      <w:r>
-        <w:t xml:space="preserve">strategy notes. Because the environment and the trust model never</w:t>
-      </w:r>
-      <w:r>
-        <w:t xml:space="preserve"> </w:t>
-      </w:r>
-      <w:r>
-        <w:t xml:space="preserve">change, any difference in outcome can be attributed to agent</w:t>
-      </w:r>
-      <w:r>
-        <w:t xml:space="preserve"> </w:t>
-      </w:r>
-      <w:r>
-        <w:t xml:space="preserve">capability alone. We describe the shared environment first, then the</w:t>
-      </w:r>
-      <w:r>
-        <w:t xml:space="preserve"> </w:t>
-      </w:r>
-      <w:r>
-        <w:t xml:space="preserve">eight archetypes, the belief update, and finally the four agent</w:t>
-      </w:r>
-      <w:r>
-        <w:t xml:space="preserve"> </w:t>
-      </w:r>
-      <w:r>
-        <w:t xml:space="preserve">architectures.</w:t>
+        <w:t xml:space="preserve">Throughout every phase of this study, the only variable is the</w:t>
+      </w:r>
+      <w:r>
+        <w:t xml:space="preserve"> </w:t>
+      </w:r>
+      <w:r>
+        <w:t xml:space="preserve">agent’s mind. The underlying scaffolding includes three components:</w:t>
+      </w:r>
+      <w:r>
+        <w:t xml:space="preserve"> </w:t>
+      </w:r>
+      <w:r>
+        <w:t xml:space="preserve">an 8-player version of fixed-limit Texas Hold’em; categorical belief</w:t>
+      </w:r>
+      <w:r>
+        <w:t xml:space="preserve"> </w:t>
+      </w:r>
+      <w:r>
+        <w:t xml:space="preserve">about each player’s archetype maintained by each player and updated</w:t>
+      </w:r>
+      <w:r>
+        <w:t xml:space="preserve"> </w:t>
+      </w:r>
+      <w:r>
+        <w:t xml:space="preserve">after every round; and one single trust score computed based upon</w:t>
+      </w:r>
+      <w:r>
+        <w:t xml:space="preserve"> </w:t>
+      </w:r>
+      <w:r>
+        <w:t xml:space="preserve">belief.</w:t>
+      </w:r>
+    </w:p>
+    <w:p>
+      <w:pPr>
+        <w:pStyle w:val="BodyText"/>
+      </w:pPr>
+      <w:r>
+        <w:t xml:space="preserve">In phase 1, agents operate under pre-defined rule-based archetypes.</w:t>
+      </w:r>
+      <w:r>
+        <w:t xml:space="preserve"> </w:t>
+      </w:r>
+      <w:r>
+        <w:t xml:space="preserve">In phase 2, agents allow their rules to evolve through limited hill</w:t>
+      </w:r>
+      <w:r>
+        <w:t xml:space="preserve"> </w:t>
+      </w:r>
+      <w:r>
+        <w:t xml:space="preserve">climbing. In phase 3, agents replace their rules with a language</w:t>
+      </w:r>
+      <w:r>
+        <w:t xml:space="preserve"> </w:t>
+      </w:r>
+      <w:r>
+        <w:t xml:space="preserve">model that represents themselves playing an archetype. In phase 3.1,</w:t>
+      </w:r>
+      <w:r>
+        <w:t xml:space="preserve"> </w:t>
+      </w:r>
+      <w:r>
+        <w:t xml:space="preserve">agents add explicit reasoning—chain-of-thought, per-opponent</w:t>
+      </w:r>
+      <w:r>
+        <w:t xml:space="preserve"> </w:t>
+      </w:r>
+      <w:r>
+        <w:t xml:space="preserve">memory, and self-generated strategy documentation. Since neither the</w:t>
+      </w:r>
+      <w:r>
+        <w:t xml:space="preserve"> </w:t>
+      </w:r>
+      <w:r>
+        <w:t xml:space="preserve">environment nor the trust model ever changes throughout this</w:t>
+      </w:r>
+      <w:r>
+        <w:t xml:space="preserve"> </w:t>
+      </w:r>
+      <w:r>
+        <w:t xml:space="preserve">experiment, differences in outcomes can be solely due to variations</w:t>
+      </w:r>
+      <w:r>
+        <w:t xml:space="preserve"> </w:t>
+      </w:r>
+      <w:r>
+        <w:t xml:space="preserve">in agent capabilities.</w:t>
+      </w:r>
+    </w:p>
+    <w:p>
+      <w:pPr>
+        <w:pStyle w:val="BodyText"/>
+      </w:pPr>
+      <w:r>
+        <w:t xml:space="preserve">First we describe the common environment, followed by descriptions</w:t>
+      </w:r>
+      <w:r>
+        <w:t xml:space="preserve"> </w:t>
+      </w:r>
+      <w:r>
+        <w:t xml:space="preserve">of the eight archetypes (rules), belief updates, and finally the</w:t>
+      </w:r>
+      <w:r>
+        <w:t xml:space="preserve"> </w:t>
+      </w:r>
+      <w:r>
+        <w:t xml:space="preserve">four agent implementations.</w:t>
       </w:r>
     </w:p>
     <w:bookmarkStart w:id="38" w:name="game-environment"/>
@@ -10100,14 +10234,14 @@
     </w:p>
     <w:p>
       <w:pPr>
-        <w:pStyle w:val="BodyText"/>
+        <w:pStyle w:val="CaptionedFigure"/>
       </w:pPr>
       <w:r>
         <w:drawing>
           <wp:inline>
             <wp:extent cx="5039999" cy="2200817"/>
             <wp:effectExtent b="0" l="0" r="0" t="0"/>
-            <wp:docPr descr="image" title="" id="48" name="Picture"/>
+            <wp:docPr descr="" title="" id="48" name="Picture"/>
             <a:graphic>
               <a:graphicData uri="http://schemas.openxmlformats.org/drawingml/2006/picture">
                 <pic:pic>
@@ -10143,6 +10277,110 @@
             </a:graphic>
           </wp:inline>
         </w:drawing>
+      </w:r>
+    </w:p>
+    <w:p>
+      <w:pPr>
+        <w:pStyle w:val="ImageCaption"/>
+      </w:pPr>
+      <w:r>
+        <w:rPr>
+          <w:bCs/>
+          <w:b/>
+        </w:rPr>
+        <w:t xml:space="preserve">Figure 2.</w:t>
+      </w:r>
+      <w:r>
+        <w:t xml:space="preserve"> </w:t>
+      </w:r>
+      <w:r>
+        <w:rPr>
+          <w:bCs/>
+          <w:b/>
+        </w:rPr>
+        <w:t xml:space="preserve">Trust versus final stack across phases.</w:t>
+      </w:r>
+      <w:r>
+        <w:t xml:space="preserve"> </w:t>
+      </w:r>
+      <w:r>
+        <w:t xml:space="preserve">(</w:t>
+      </w:r>
+      <w:r>
+        <w:rPr>
+          <w:bCs/>
+          <w:b/>
+        </w:rPr>
+        <w:t xml:space="preserve">Left</w:t>
+      </w:r>
+      <w:r>
+        <w:t xml:space="preserve">) Phase 1: the most-trusted archetypes cluster</w:t>
+      </w:r>
+      <w:r>
+        <w:t xml:space="preserve"> </w:t>
+      </w:r>
+      <w:r>
+        <w:t xml:space="preserve">in the low-stack region and</w:t>
+      </w:r>
+      <w:r>
+        <w:t xml:space="preserve"> </w:t>
+      </w:r>
+      <w:r>
+        <w:rPr>
+          <w:bCs/>
+          <w:b/>
+        </w:rPr>
+        <w:t xml:space="preserve">Firestorm</w:t>
+      </w:r>
+      <w:r>
+        <w:t xml:space="preserve"> </w:t>
+      </w:r>
+      <w:r>
+        <w:t xml:space="preserve">(low trust) is</w:t>
+      </w:r>
+      <w:r>
+        <w:t xml:space="preserve"> </w:t>
+      </w:r>
+      <w:r>
+        <w:t xml:space="preserve">the highest earner. (</w:t>
+      </w:r>
+      <w:r>
+        <w:rPr>
+          <w:bCs/>
+          <w:b/>
+        </w:rPr>
+        <w:t xml:space="preserve">Right</w:t>
+      </w:r>
+      <w:r>
+        <w:t xml:space="preserve">) Phase 3.1: the</w:t>
+      </w:r>
+      <w:r>
+        <w:t xml:space="preserve"> </w:t>
+      </w:r>
+      <w:r>
+        <w:t xml:space="preserve">relationship dissolves and</w:t>
+      </w:r>
+      <w:r>
+        <w:t xml:space="preserve"> </w:t>
+      </w:r>
+      <w:r>
+        <w:rPr>
+          <w:bCs/>
+          <w:b/>
+        </w:rPr>
+        <w:t xml:space="preserve">Wall</w:t>
+      </w:r>
+      <w:r>
+        <w:t xml:space="preserve"> </w:t>
+      </w:r>
+      <w:r>
+        <w:t xml:space="preserve">becomes the top earner.</w:t>
+      </w:r>
+      <w:r>
+        <w:t xml:space="preserve"> </w:t>
+      </w:r>
+      <w:r>
+        <w:t xml:space="preserve">Each point is one (archetype, seed) observation.</w:t>
       </w:r>
     </w:p>
     <w:p>
@@ -12874,14 +13112,14 @@
     </w:p>
     <w:p>
       <w:pPr>
-        <w:pStyle w:val="BodyText"/>
+        <w:pStyle w:val="CaptionedFigure"/>
       </w:pPr>
       <w:r>
         <w:drawing>
           <wp:inline>
             <wp:extent cx="5039999" cy="1973691"/>
             <wp:effectExtent b="0" l="0" r="0" t="0"/>
-            <wp:docPr descr="image" title="" id="60" name="Picture"/>
+            <wp:docPr descr="" title="" id="60" name="Picture"/>
             <a:graphic>
               <a:graphicData uri="http://schemas.openxmlformats.org/drawingml/2006/picture">
                 <pic:pic>
@@ -12917,6 +13155,204 @@
             </a:graphic>
           </wp:inline>
         </w:drawing>
+      </w:r>
+    </w:p>
+    <w:p>
+      <w:pPr>
+        <w:pStyle w:val="ImageCaption"/>
+      </w:pPr>
+      <w:r>
+        <w:rPr>
+          <w:bCs/>
+          <w:b/>
+        </w:rPr>
+        <w:t xml:space="preserve">Figure 4.</w:t>
+      </w:r>
+      <w:r>
+        <w:t xml:space="preserve"> </w:t>
+      </w:r>
+      <w:r>
+        <w:rPr>
+          <w:bCs/>
+          <w:b/>
+        </w:rPr>
+        <w:t xml:space="preserve">The 8-agent population becomes dispersed in</w:t>
+      </w:r>
+      <w:r>
+        <w:rPr>
+          <w:bCs/>
+          <w:b/>
+        </w:rPr>
+        <w:t xml:space="preserve"> </w:t>
+      </w:r>
+      <w:r>
+        <w:rPr>
+          <w:bCs/>
+          <w:b/>
+        </w:rPr>
+        <w:t xml:space="preserve">parameter space.</w:t>
+      </w:r>
+      <w:r>
+        <w:t xml:space="preserve"> </w:t>
+      </w:r>
+      <w:r>
+        <w:t xml:space="preserve">Averaged pairwise</w:t>
+      </w:r>
+      <w:r>
+        <w:t xml:space="preserve"> </w:t>
+      </w:r>
+      <m:oMath>
+        <m:sSub>
+          <m:e>
+            <m:r>
+              <m:t>L</m:t>
+            </m:r>
+          </m:e>
+          <m:sub>
+            <m:r>
+              <m:t>1</m:t>
+            </m:r>
+          </m:sub>
+        </m:sSub>
+      </m:oMath>
+      <w:r>
+        <w:t xml:space="preserve"> </w:t>
+      </w:r>
+      <w:r>
+        <w:t xml:space="preserve">distance between all</w:t>
+      </w:r>
+      <w:r>
+        <w:t xml:space="preserve"> </w:t>
+      </w:r>
+      <w:r>
+        <w:t xml:space="preserve">eight agents in a 36-dimensional parameter space over</w:t>
+      </w:r>
+      <w:r>
+        <w:t xml:space="preserve"> </w:t>
+      </w:r>
+      <m:oMath>
+        <m:r>
+          <m:t>10</m:t>
+        </m:r>
+        <m:r>
+          <m:rPr>
+            <m:sty m:val="p"/>
+          </m:rPr>
+          <m:t>,</m:t>
+        </m:r>
+        <m:r>
+          <m:t>000</m:t>
+        </m:r>
+      </m:oMath>
+      <w:r>
+        <w:t xml:space="preserve"> </w:t>
+      </w:r>
+      <w:r>
+        <w:t xml:space="preserve">hands of unbounded hill-climbing. (</w:t>
+      </w:r>
+      <w:r>
+        <w:rPr>
+          <w:bCs/>
+          <w:b/>
+        </w:rPr>
+        <w:t xml:space="preserve">Left</w:t>
+      </w:r>
+      <w:r>
+        <w:t xml:space="preserve">)</w:t>
+      </w:r>
+      <w:r>
+        <w:t xml:space="preserve"> </w:t>
+      </w:r>
+      <w:r>
+        <w:t xml:space="preserve">With weak HC (</w:t>
+      </w:r>
+      <m:oMath>
+        <m:r>
+          <m:t>δ</m:t>
+        </m:r>
+        <m:r>
+          <m:rPr>
+            <m:sty m:val="p"/>
+          </m:rPr>
+          <m:t>=</m:t>
+        </m:r>
+        <m:r>
+          <m:t>0.03</m:t>
+        </m:r>
+      </m:oMath>
+      <w:r>
+        <w:t xml:space="preserve">), agents barely move.</w:t>
+      </w:r>
+      <w:r>
+        <w:t xml:space="preserve"> </w:t>
+      </w:r>
+      <w:r>
+        <w:t xml:space="preserve">(</w:t>
+      </w:r>
+      <w:r>
+        <w:rPr>
+          <w:bCs/>
+          <w:b/>
+        </w:rPr>
+        <w:t xml:space="preserve">Right</w:t>
+      </w:r>
+      <w:r>
+        <w:t xml:space="preserve">) Aggressive HC (</w:t>
+      </w:r>
+      <m:oMath>
+        <m:r>
+          <m:t>δ</m:t>
+        </m:r>
+        <m:r>
+          <m:rPr>
+            <m:sty m:val="p"/>
+          </m:rPr>
+          <m:t>=</m:t>
+        </m:r>
+        <m:r>
+          <m:t>0.15</m:t>
+        </m:r>
+      </m:oMath>
+      <w:r>
+        <w:t xml:space="preserve">) spreads the</w:t>
+      </w:r>
+      <w:r>
+        <w:t xml:space="preserve"> </w:t>
+      </w:r>
+      <w:r>
+        <w:t xml:space="preserve">population out on every seed. A ratio of final-to-initial</w:t>
+      </w:r>
+      <w:r>
+        <w:t xml:space="preserve"> </w:t>
+      </w:r>
+      <w:r>
+        <w:t xml:space="preserve">cluster spread</w:t>
+      </w:r>
+      <w:r>
+        <w:t xml:space="preserve"> </w:t>
+      </w:r>
+      <m:oMath>
+        <m:r>
+          <m:rPr>
+            <m:sty m:val="p"/>
+          </m:rPr>
+          <m:t>&gt;</m:t>
+        </m:r>
+        <m:r>
+          <m:t>1</m:t>
+        </m:r>
+      </m:oMath>
+      <w:r>
+        <w:t xml:space="preserve"> </w:t>
+      </w:r>
+      <w:r>
+        <w:t xml:space="preserve">implies the agents become more dispersed at</w:t>
+      </w:r>
+      <w:r>
+        <w:t xml:space="preserve"> </w:t>
+      </w:r>
+      <w:r>
+        <w:t xml:space="preserve">end-of-run than at the start.</w:t>
       </w:r>
     </w:p>
     <w:p>
@@ -21013,67 +21449,61 @@
         <w:pStyle w:val="BodyText"/>
       </w:pPr>
       <w:r>
-        <w:t xml:space="preserve">Why should this matter beyond a card game? Any system in which</w:t>
-      </w:r>
-      <w:r>
-        <w:t xml:space="preserve"> </w:t>
-      </w:r>
-      <w:r>
-        <w:t xml:space="preserve">machines infer trust from observable behaviour—credit scoring,</w:t>
-      </w:r>
-      <w:r>
-        <w:t xml:space="preserve"> </w:t>
-      </w:r>
-      <w:r>
-        <w:t xml:space="preserve">content moderation, multi-agent marketplaces, automated</w:t>
-      </w:r>
-      <w:r>
-        <w:t xml:space="preserve"> </w:t>
-      </w:r>
-      <w:r>
-        <w:t xml:space="preserve">negotiation—inherits the same risk: if cooperation is legible, it</w:t>
-      </w:r>
-      <w:r>
-        <w:t xml:space="preserve"> </w:t>
-      </w:r>
-      <w:r>
-        <w:t xml:space="preserve">can be priced and exploited. Our results suggest that protecting</w:t>
-      </w:r>
-      <w:r>
-        <w:t xml:space="preserve"> </w:t>
-      </w:r>
-      <w:r>
-        <w:t xml:space="preserve">cooperative agents may require giving them the capacity to reason</w:t>
-      </w:r>
-      <w:r>
-        <w:t xml:space="preserve"> </w:t>
-      </w:r>
-      <w:r>
-        <w:t xml:space="preserve">about the reputation system itself, not merely more data about their</w:t>
-      </w:r>
-      <w:r>
-        <w:t xml:space="preserve"> </w:t>
-      </w:r>
-      <w:r>
-        <w:t xml:space="preserve">counterparts. We offer this poker engine as a compact, fully</w:t>
-      </w:r>
-      <w:r>
-        <w:t xml:space="preserve"> </w:t>
-      </w:r>
-      <w:r>
-        <w:t xml:space="preserve">reproducible microscope for that question, in the hope that it lowers</w:t>
-      </w:r>
-      <w:r>
-        <w:t xml:space="preserve"> </w:t>
-      </w:r>
-      <w:r>
-        <w:t xml:space="preserve">the barrier for others to probe when, and for whom, a good reputation</w:t>
-      </w:r>
-      <w:r>
-        <w:t xml:space="preserve"> </w:t>
-      </w:r>
-      <w:r>
-        <w:t xml:space="preserve">becomes a liability.</w:t>
+        <w:t xml:space="preserve">Why should anyone care outside of cards? All systems where machines</w:t>
+      </w:r>
+      <w:r>
+        <w:t xml:space="preserve"> </w:t>
+      </w:r>
+      <w:r>
+        <w:t xml:space="preserve">assess trust from observed behavior—Credit Scoring, Content</w:t>
+      </w:r>
+      <w:r>
+        <w:t xml:space="preserve"> </w:t>
+      </w:r>
+      <w:r>
+        <w:t xml:space="preserve">Moderation, Multi-Agent Marketplaces, Automated Negotiation—inherit</w:t>
+      </w:r>
+      <w:r>
+        <w:t xml:space="preserve"> </w:t>
+      </w:r>
+      <w:r>
+        <w:t xml:space="preserve">the same threat: if cooperation is apparent, it can be evaluated and</w:t>
+      </w:r>
+      <w:r>
+        <w:t xml:space="preserve"> </w:t>
+      </w:r>
+      <w:r>
+        <w:t xml:space="preserve">exploited. Our results indicate that protection for cooperative</w:t>
+      </w:r>
+      <w:r>
+        <w:t xml:space="preserve"> </w:t>
+      </w:r>
+      <w:r>
+        <w:t xml:space="preserve">agents will likely involve giving them the ability to think about the</w:t>
+      </w:r>
+      <w:r>
+        <w:t xml:space="preserve"> </w:t>
+      </w:r>
+      <w:r>
+        <w:t xml:space="preserve">reputation system itself—rather than simply providing them with</w:t>
+      </w:r>
+      <w:r>
+        <w:t xml:space="preserve"> </w:t>
+      </w:r>
+      <w:r>
+        <w:t xml:space="preserve">additional information about their counterparts. This poker framework</w:t>
+      </w:r>
+      <w:r>
+        <w:t xml:space="preserve"> </w:t>
+      </w:r>
+      <w:r>
+        <w:t xml:space="preserve">serves as a compact, completely reproducible tool for studying the</w:t>
+      </w:r>
+      <w:r>
+        <w:t xml:space="preserve"> </w:t>
+      </w:r>
+      <w:r>
+        <w:t xml:space="preserve">specific question—when does a good reputation become a bad thing?</w:t>
       </w:r>
     </w:p>
     <w:p>
@@ -21455,7 +21885,7 @@
       <w:pPr>
         <w:numPr>
           <w:ilvl w:val="0"/>
-          <w:numId w:val="1001"/>
+          <w:numId w:val="1002"/>
         </w:numPr>
       </w:pPr>
       <w:r>
@@ -21466,7 +21896,7 @@
       <w:pPr>
         <w:numPr>
           <w:ilvl w:val="0"/>
-          <w:numId w:val="1001"/>
+          <w:numId w:val="1002"/>
         </w:numPr>
       </w:pPr>
       <w:r>
@@ -21480,7 +21910,7 @@
       <w:pPr>
         <w:numPr>
           <w:ilvl w:val="0"/>
-          <w:numId w:val="1001"/>
+          <w:numId w:val="1002"/>
         </w:numPr>
       </w:pPr>
       <w:r>
@@ -21520,7 +21950,7 @@
       <w:pPr>
         <w:numPr>
           <w:ilvl w:val="0"/>
-          <w:numId w:val="1001"/>
+          <w:numId w:val="1002"/>
         </w:numPr>
       </w:pPr>
       <w:r>
@@ -21534,7 +21964,7 @@
       <w:pPr>
         <w:numPr>
           <w:ilvl w:val="0"/>
-          <w:numId w:val="1001"/>
+          <w:numId w:val="1002"/>
         </w:numPr>
       </w:pPr>
       <w:r>
@@ -23811,6 +24241,9 @@
     <w:abstractNumId w:val="990"/>
   </w:num>
   <w:num w:numId="1001">
+    <w:abstractNumId w:val="991"/>
+  </w:num>
+  <w:num w:numId="1002">
     <w:abstractNumId w:val="991"/>
   </w:num>
 </w:numbering>

--- a/paper_resources/manuscript/main.docx
+++ b/paper_resources/manuscript/main.docx
@@ -2763,7 +2763,7 @@
         <w:t xml:space="preserve"> </w:t>
       </w:r>
       <w:r>
-        <w:t xml:space="preserve">developed his five principles for the evolutionary development of</w:t>
+        <w:t xml:space="preserve">developed his five rules for the evolutionary development of</w:t>
       </w:r>
       <w:r>
         <w:t xml:space="preserve"> </w:t>
@@ -2911,7 +2911,7 @@
         <w:t xml:space="preserve"> </w:t>
       </w:r>
       <w:r>
-        <w:t xml:space="preserve">of 8 in terms of stacks—suggesting that Axelrod’s conclusions do</w:t>
+        <w:t xml:space="preserve">of 8 in terms of Phase 1 stacks—suggesting that Axelrod’s conclusions do</w:t>
       </w:r>
       <w:r>
         <w:t xml:space="preserve"> </w:t>
@@ -2956,7 +2956,7 @@
         <w:pStyle w:val="FirstParagraph"/>
       </w:pPr>
       <w:r>
-        <w:t xml:space="preserve">Thirdly, there is Bayesian opponent modeling in poker. Initially</w:t>
+        <w:t xml:space="preserve">Third, there is Bayesian opponent modeling in poker. Initially</w:t>
       </w:r>
       <w:r>
         <w:t xml:space="preserve"> </w:t>
@@ -3100,7 +3100,7 @@
         <w:pStyle w:val="FirstParagraph"/>
       </w:pPr>
       <w:r>
-        <w:t xml:space="preserve">First, we treat this last point as it relates to two of our phases,</w:t>
+        <w:t xml:space="preserve">Finally, we treat this last point as it relates to two of our phases,</w:t>
       </w:r>
       <w:r>
         <w:t xml:space="preserve"> </w:t>
@@ -3172,7 +3172,7 @@
         <w:t xml:space="preserve"> </w:t>
       </w:r>
       <w:r>
-        <w:t xml:space="preserve">largely language model-based agents actually behave and what they</w:t>
+        <w:t xml:space="preserve">large language model-based agents actually behave and what they</w:t>
       </w:r>
       <w:r>
         <w:t xml:space="preserve"> </w:t>
@@ -5128,7 +5128,7 @@
         <w:t xml:space="preserve"> </w:t>
       </w:r>
       <w:r>
-        <w:t xml:space="preserve">A cheater. Always bets and always raises regardless of the strength</w:t>
+        <w:t xml:space="preserve">A cheater. Bets and raises very frequently, whatever the strength</w:t>
       </w:r>
       <w:r>
         <w:t xml:space="preserve"> </w:t>
@@ -6819,7 +6819,7 @@
         <w:pStyle w:val="FirstParagraph"/>
       </w:pPr>
       <w:r>
-        <w:t xml:space="preserve">providing an effective memory of about 20 rounds (approximately</w:t>
+        <w:t xml:space="preserve">providing an effective memory of about 20 hands (approximately</w:t>
       </w:r>
       <w:r>
         <w:t xml:space="preserve"> </w:t>
@@ -7377,13 +7377,13 @@
         <w:t xml:space="preserve"> </w:t>
       </w:r>
       <w:r>
-        <w:t xml:space="preserve">climbing method to update their parameter values every 200 rounds.</w:t>
-      </w:r>
-      <w:r>
-        <w:t xml:space="preserve"> </w:t>
-      </w:r>
-      <w:r>
-        <w:t xml:space="preserve">For the first 200 rounds, players will randomly select either a</w:t>
+        <w:t xml:space="preserve">climbing method to update their parameter values every 200 hands.</w:t>
+      </w:r>
+      <w:r>
+        <w:t xml:space="preserve"> </w:t>
+      </w:r>
+      <w:r>
+        <w:t xml:space="preserve">For the first 200 hands, players will randomly select either a</w:t>
       </w:r>
       <w:r>
         <w:t xml:space="preserve"> </w:t>
@@ -8078,7 +8078,56 @@
         <w:pStyle w:val="BodyText"/>
       </w:pPr>
       <w:r>
-        <w:t xml:space="preserve">Confidence Intervals for the headline Pearson</w:t>
+        <w:t xml:space="preserve">Throughout, a reported</w:t>
+      </w:r>
+      <w:r>
+        <w:t xml:space="preserve"> </w:t>
+      </w:r>
+      <m:oMath>
+        <m:r>
+          <m:rPr>
+            <m:sty m:val="p"/>
+          </m:rPr>
+          <m:t>±</m:t>
+        </m:r>
+      </m:oMath>
+      <w:r>
+        <w:t xml:space="preserve"> </w:t>
+      </w:r>
+      <w:r>
+        <w:t xml:space="preserve">value denotes the standard deviation of</w:t>
+      </w:r>
+      <w:r>
+        <w:t xml:space="preserve"> </w:t>
+      </w:r>
+      <m:oMath>
+        <m:sSub>
+          <m:e>
+            <m:r>
+              <m:t>r</m:t>
+            </m:r>
+          </m:e>
+          <m:sub>
+            <m:r>
+              <m:rPr>
+                <m:sty m:val="p"/>
+              </m:rPr>
+              <m:t>t</m:t>
+            </m:r>
+            <m:r>
+              <m:rPr>
+                <m:sty m:val="p"/>
+              </m:rPr>
+              <m:t>p</m:t>
+            </m:r>
+          </m:sub>
+        </m:sSub>
+      </m:oMath>
+      <w:r>
+        <w:t xml:space="preserve"> </w:t>
+      </w:r>
+      <w:r>
+        <w:t xml:space="preserve">across the five seeds. Confidence Intervals for the headline Pearson</w:t>
       </w:r>
       <w:r>
         <w:t xml:space="preserve"> </w:t>
@@ -10178,30 +10227,7 @@
         </m:r>
       </m:oMath>
       <w:r>
-        <w:t xml:space="preserve">, below the uniform</w:t>
-      </w:r>
-      <w:r>
-        <w:t xml:space="preserve"> </w:t>
-      </w:r>
-      <m:oMath>
-        <m:r>
-          <m:t>1</m:t>
-        </m:r>
-        <m:r>
-          <m:rPr>
-            <m:sty m:val="p"/>
-          </m:rPr>
-          <m:t>/</m:t>
-        </m:r>
-        <m:r>
-          <m:t>n</m:t>
-        </m:r>
-      </m:oMath>
-      <w:r>
-        <w:t xml:space="preserve"> </w:t>
-      </w:r>
-      <w:r>
-        <w:t xml:space="preserve">rate.</w:t>
+        <w:t xml:space="preserve">.</w:t>
       </w:r>
       <w:r>
         <w:t xml:space="preserve"> </w:t>
@@ -15697,7 +15723,7 @@
         <w:t xml:space="preserve"> </w:t>
       </w:r>
       <w:r>
-        <w:t xml:space="preserve">falls from rank 5 in Phase 3 to rank 2 in</w:t>
+        <w:t xml:space="preserve">climbs from rank 5 in Phase 3 to rank 2 in</w:t>
       </w:r>
       <w:r>
         <w:t xml:space="preserve"> </w:t>
@@ -19213,7 +19239,7 @@
         <w:t xml:space="preserve">Mirror</w:t>
       </w:r>
       <w:r>
-        <w:t xml:space="preserve">) finishes sixth of eight in economic ordering—</w:t>
+        <w:t xml:space="preserve">) finishes sixth of eight in Phase 1’s economic ordering—</w:t>
       </w:r>
       <w:r>
         <w:t xml:space="preserve"> </w:t>
@@ -19342,13 +19368,33 @@
         <w:t xml:space="preserve"> </w:t>
       </w:r>
       <w:r>
-        <w:t xml:space="preserve">in that sub-space is bounded below by the entropy of a uniform</w:t>
-      </w:r>
-      <w:r>
-        <w:t xml:space="preserve"> </w:t>
-      </w:r>
-      <w:r>
-        <w:t xml:space="preserve">distribution over the three members. This is a definitional</w:t>
+        <w:t xml:space="preserve">in that sub-space is bounded above by chance—</w:t>
+      </w:r>
+      <m:oMath>
+        <m:r>
+          <m:t>1</m:t>
+        </m:r>
+        <m:r>
+          <m:rPr>
+            <m:sty m:val="p"/>
+          </m:rPr>
+          <m:t>/</m:t>
+        </m:r>
+        <m:r>
+          <m:t>3</m:t>
+        </m:r>
+      </m:oMath>
+      <w:r>
+        <w:t xml:space="preserve"> </w:t>
+      </w:r>
+      <w:r>
+        <w:t xml:space="preserve">for three</w:t>
+      </w:r>
+      <w:r>
+        <w:t xml:space="preserve"> </w:t>
+      </w:r>
+      <w:r>
+        <w:t xml:space="preserve">indistinguishable types. This is a definitional</w:t>
       </w:r>
       <w:r>
         <w:t xml:space="preserve"> </w:t>

--- a/paper_resources/manuscript/main.docx
+++ b/paper_resources/manuscript/main.docx
@@ -1808,13 +1808,13 @@
         <w:pStyle w:val="FirstParagraph"/>
       </w:pPr>
       <w:r>
-        <w:t xml:space="preserve">First, there exists the empirical economics of online reputation</w:t>
-      </w:r>
-      <w:r>
-        <w:t xml:space="preserve"> </w:t>
-      </w:r>
-      <w:r>
-        <w:t xml:space="preserve">systems. Resnick &amp; Zeckhauser</w:t>
+        <w:t xml:space="preserve">First, there is the empirical economics of online reputation</w:t>
+      </w:r>
+      <w:r>
+        <w:t xml:space="preserve"> </w:t>
+      </w:r>
+      <w:r>
+        <w:t xml:space="preserve">systems. Resnick &amp; Zeckhauser’s large-scale study of eBay</w:t>
       </w:r>
       <w:r>
         <w:t xml:space="preserve"> </w:t>
@@ -1826,91 +1826,89 @@
         <w:t xml:space="preserve"> </w:t>
       </w:r>
       <w:r>
-        <w:t xml:space="preserve">analyzed</w:t>
-      </w:r>
-      <w:r>
-        <w:t xml:space="preserve"> </w:t>
-      </w:r>
-      <w:r>
-        <w:t xml:space="preserve">their study of eBay to demonstrate what was termed the transparency</w:t>
-      </w:r>
-      <w:r>
-        <w:t xml:space="preserve"> </w:t>
-      </w:r>
-      <w:r>
-        <w:t xml:space="preserve">paradox. Their findings indicated that sellers who had achieved</w:t>
-      </w:r>
-      <w:r>
-        <w:t xml:space="preserve"> </w:t>
-      </w:r>
-      <w:r>
-        <w:t xml:space="preserve">perfect feedback scores earned lower profit margins than sellers</w:t>
-      </w:r>
-      <w:r>
-        <w:t xml:space="preserve"> </w:t>
-      </w:r>
-      <w:r>
-        <w:t xml:space="preserve">whose feedback scores contained slight imperfections. Sellers with</w:t>
-      </w:r>
-      <w:r>
-        <w:t xml:space="preserve"> </w:t>
-      </w:r>
-      <w:r>
-        <w:t xml:space="preserve">perfect reputations tend to be overly protective of their</w:t>
-      </w:r>
-      <w:r>
-        <w:t xml:space="preserve"> </w:t>
-      </w:r>
-      <w:r>
-        <w:t xml:space="preserve">reputation. Since sellers with a perfect record may never risk</w:t>
-      </w:r>
-      <w:r>
-        <w:t xml:space="preserve"> </w:t>
-      </w:r>
-      <w:r>
-        <w:t xml:space="preserve">damaging their reputation with even a single poor rating, buyers can</w:t>
-      </w:r>
-      <w:r>
-        <w:t xml:space="preserve"> </w:t>
-      </w:r>
-      <w:r>
-        <w:t xml:space="preserve">accurately assume that such sellers will never negotiate. Therefore,</w:t>
-      </w:r>
-      <w:r>
-        <w:t xml:space="preserve"> </w:t>
-      </w:r>
-      <w:r>
-        <w:t xml:space="preserve">the price sellers post represents the lowest price they are willing</w:t>
-      </w:r>
-      <w:r>
-        <w:t xml:space="preserve"> </w:t>
-      </w:r>
-      <w:r>
-        <w:t xml:space="preserve">to accept, thus providing the buyer with the ability to negotiate</w:t>
-      </w:r>
-      <w:r>
-        <w:t xml:space="preserve"> </w:t>
-      </w:r>
-      <w:r>
-        <w:t xml:space="preserve">and reducing the seller’s profit margin. Sellers with slightly less</w:t>
-      </w:r>
-      <w:r>
-        <w:t xml:space="preserve"> </w:t>
-      </w:r>
-      <w:r>
-        <w:t xml:space="preserve">than perfect reputations have much greater flexibility to negotiate</w:t>
-      </w:r>
-      <w:r>
-        <w:t xml:space="preserve"> </w:t>
-      </w:r>
-      <w:r>
-        <w:t xml:space="preserve">due to the fact that their reputations do not carry the same level</w:t>
-      </w:r>
-      <w:r>
-        <w:t xml:space="preserve"> </w:t>
-      </w:r>
-      <w:r>
-        <w:t xml:space="preserve">of vulnerability. Bolton, Katok, &amp; Ockenfels</w:t>
+        <w:t xml:space="preserve">documented that feedback is provided more</w:t>
+      </w:r>
+      <w:r>
+        <w:t xml:space="preserve"> </w:t>
+      </w:r>
+      <w:r>
+        <w:t xml:space="preserve">than half the time and is almost always positive, with sellers</w:t>
+      </w:r>
+      <w:r>
+        <w:t xml:space="preserve"> </w:t>
+      </w:r>
+      <w:r>
+        <w:t xml:space="preserve">receiving negative feedback only about 1% of the time—evidence</w:t>
+      </w:r>
+      <w:r>
+        <w:t xml:space="preserve"> </w:t>
+      </w:r>
+      <w:r>
+        <w:t xml:space="preserve">that observable reputation is pervasive and that markets broadly</w:t>
+      </w:r>
+      <w:r>
+        <w:t xml:space="preserve"> </w:t>
+      </w:r>
+      <w:r>
+        <w:t xml:space="preserve">reward good behavior rather than penalize it. The motivating tension</w:t>
+      </w:r>
+      <w:r>
+        <w:t xml:space="preserve"> </w:t>
+      </w:r>
+      <w:r>
+        <w:t xml:space="preserve">for our work is therefore a theoretical</w:t>
+      </w:r>
+      <w:r>
+        <w:t xml:space="preserve"> </w:t>
+      </w:r>
+      <w:r>
+        <w:rPr>
+          <w:iCs/>
+          <w:i/>
+        </w:rPr>
+        <w:t xml:space="preserve">transparency paradox</w:t>
+      </w:r>
+      <w:r>
+        <w:t xml:space="preserve"> </w:t>
+      </w:r>
+      <w:r>
+        <w:t xml:space="preserve">rather than a settled empirical fact: when a cooperator’s behavior is</w:t>
+      </w:r>
+      <w:r>
+        <w:t xml:space="preserve"> </w:t>
+      </w:r>
+      <w:r>
+        <w:t xml:space="preserve">perfectly predictable, a sufficiently sophisticated counterparty can</w:t>
+      </w:r>
+      <w:r>
+        <w:t xml:space="preserve"> </w:t>
+      </w:r>
+      <w:r>
+        <w:t xml:space="preserve">plan around it and extract value, so visible cooperation could in</w:t>
+      </w:r>
+      <w:r>
+        <w:t xml:space="preserve"> </w:t>
+      </w:r>
+      <w:r>
+        <w:t xml:space="preserve">principle be exploited. The cleanest controlled evidence on eBay in</w:t>
+      </w:r>
+      <w:r>
+        <w:t xml:space="preserve"> </w:t>
+      </w:r>
+      <w:r>
+        <w:t xml:space="preserve">fact points the other way—toward a reputation premium for</w:t>
+      </w:r>
+      <w:r>
+        <w:t xml:space="preserve"> </w:t>
+      </w:r>
+      <w:r>
+        <w:t xml:space="preserve">established identities—which makes the paradox a hypothesis worth</w:t>
+      </w:r>
+      <w:r>
+        <w:t xml:space="preserve"> </w:t>
+      </w:r>
+      <w:r>
+        <w:t xml:space="preserve">testing rather than a documented effect. Bolton, Katok, &amp; Ockenfels</w:t>
       </w:r>
       <w:r>
         <w:t xml:space="preserve"> </w:t>
@@ -1922,31 +1920,25 @@
         <w:t xml:space="preserve"> </w:t>
       </w:r>
       <w:r>
-        <w:t xml:space="preserve">later replicated this pattern in</w:t>
-      </w:r>
-      <w:r>
-        <w:t xml:space="preserve"> </w:t>
-      </w:r>
-      <w:r>
-        <w:t xml:space="preserve">controlled trust games and demonstrated the same underlying</w:t>
-      </w:r>
-      <w:r>
-        <w:t xml:space="preserve"> </w:t>
-      </w:r>
-      <w:r>
-        <w:t xml:space="preserve">mechanism as Resnick &amp; Zeckhauser. An analogous phenomenon occurs</w:t>
-      </w:r>
-      <w:r>
-        <w:t xml:space="preserve"> </w:t>
-      </w:r>
-      <w:r>
-        <w:t xml:space="preserve">within financial markets, where adverse selection against</w:t>
-      </w:r>
-      <w:r>
-        <w:t xml:space="preserve"> </w:t>
-      </w:r>
-      <w:r>
-        <w:t xml:space="preserve">predictably behaving market makers</w:t>
+        <w:t xml:space="preserve">examine how reputation institutions shape</w:t>
+      </w:r>
+      <w:r>
+        <w:t xml:space="preserve"> </w:t>
+      </w:r>
+      <w:r>
+        <w:t xml:space="preserve">cooperation in controlled trust games, and an analogous dynamic</w:t>
+      </w:r>
+      <w:r>
+        <w:t xml:space="preserve"> </w:t>
+      </w:r>
+      <w:r>
+        <w:t xml:space="preserve">appears in financial-market microstructure, where adverse selection</w:t>
+      </w:r>
+      <w:r>
+        <w:t xml:space="preserve"> </w:t>
+      </w:r>
+      <w:r>
+        <w:t xml:space="preserve">against predictably behaving market makers</w:t>
       </w:r>
       <w:r>
         <w:t xml:space="preserve"> </w:t>
@@ -1958,55 +1950,31 @@
         <w:t xml:space="preserve"> </w:t>
       </w:r>
       <w:r>
-        <w:t xml:space="preserve">creates</w:t>
-      </w:r>
-      <w:r>
-        <w:t xml:space="preserve"> </w:t>
-      </w:r>
-      <w:r>
-        <w:t xml:space="preserve">equivalent effects—caused by asymmetric information rather than a</w:t>
-      </w:r>
-      <w:r>
-        <w:t xml:space="preserve"> </w:t>
-      </w:r>
-      <w:r>
-        <w:t xml:space="preserve">reputation itself. In total, this literature demonstrates that the</w:t>
-      </w:r>
-      <w:r>
-        <w:t xml:space="preserve"> </w:t>
-      </w:r>
-      <w:r>
-        <w:t xml:space="preserve">phenomenon is indeed present within actual marketplaces, however,</w:t>
-      </w:r>
-      <w:r>
-        <w:t xml:space="preserve"> </w:t>
-      </w:r>
-      <w:r>
-        <w:t xml:space="preserve">this literature cannot provide evidence regarding whether the</w:t>
-      </w:r>
-      <w:r>
-        <w:t xml:space="preserve"> </w:t>
-      </w:r>
-      <w:r>
-        <w:t xml:space="preserve">phenomenon would continue to occur should cooperative actors be</w:t>
-      </w:r>
-      <w:r>
-        <w:t xml:space="preserve"> </w:t>
-      </w:r>
-      <w:r>
-        <w:t xml:space="preserve">intelligent enough to prevent themselves from being taken advantage</w:t>
-      </w:r>
-      <w:r>
-        <w:t xml:space="preserve"> </w:t>
-      </w:r>
-      <w:r>
-        <w:t xml:space="preserve">of—since this literature does not alter the composition of</w:t>
-      </w:r>
-      <w:r>
-        <w:t xml:space="preserve"> </w:t>
-      </w:r>
-      <w:r>
-        <w:t xml:space="preserve">participating sellers.</w:t>
+        <w:t xml:space="preserve">produces related effects through asymmetric information. What this</w:t>
+      </w:r>
+      <w:r>
+        <w:t xml:space="preserve"> </w:t>
+      </w:r>
+      <w:r>
+        <w:t xml:space="preserve">literature cannot settle—because it does not re-engineer the</w:t>
+      </w:r>
+      <w:r>
+        <w:t xml:space="preserve"> </w:t>
+      </w:r>
+      <w:r>
+        <w:t xml:space="preserve">population of agents—is whether the paradox would survive if</w:t>
+      </w:r>
+      <w:r>
+        <w:t xml:space="preserve"> </w:t>
+      </w:r>
+      <w:r>
+        <w:t xml:space="preserve">cooperative actors were intelligent enough to avoid being exploited;</w:t>
+      </w:r>
+      <w:r>
+        <w:t xml:space="preserve"> </w:t>
+      </w:r>
+      <w:r>
+        <w:t xml:space="preserve">that gap is what our controlled simulation is built to probe.</w:t>
       </w:r>
     </w:p>
     <w:tbl>
@@ -4235,7 +4203,7 @@
     </w:p>
     <w:bookmarkEnd w:id="32"/>
     <w:bookmarkEnd w:id="33"/>
-    <w:bookmarkStart w:id="45" w:name="methodology"/>
+    <w:bookmarkStart w:id="49" w:name="methodology"/>
     <w:p>
       <w:pPr>
         <w:pStyle w:val="Heading1"/>
@@ -7119,7 +7087,94 @@
         <w:t xml:space="preserve"> </w:t>
       </w:r>
       <w:r>
-        <w:t xml:space="preserve">score. There are many reasonable ways to define the trust score;</w:t>
+        <w:t xml:space="preserve">score. For state-switching archetypes (</w:t>
+      </w:r>
+      <w:r>
+        <w:rPr>
+          <w:bCs/>
+          <w:b/>
+        </w:rPr>
+        <w:t xml:space="preserve">Predator</w:t>
+      </w:r>
+      <w:r>
+        <w:t xml:space="preserve">,</w:t>
+      </w:r>
+      <w:r>
+        <w:t xml:space="preserve"> </w:t>
+      </w:r>
+      <w:r>
+        <w:rPr>
+          <w:bCs/>
+          <w:b/>
+        </w:rPr>
+        <w:t xml:space="preserve">Judge</w:t>
+      </w:r>
+      <w:r>
+        <w:t xml:space="preserve">,</w:t>
+      </w:r>
+      <w:r>
+        <w:t xml:space="preserve"> </w:t>
+      </w:r>
+      <w:r>
+        <w:rPr>
+          <w:bCs/>
+          <w:b/>
+        </w:rPr>
+        <w:t xml:space="preserve">Mirror</w:t>
+      </w:r>
+      <w:r>
+        <w:t xml:space="preserve">),</w:t>
+      </w:r>
+      <w:r>
+        <w:t xml:space="preserve"> </w:t>
+      </w:r>
+      <m:oMath>
+        <m:r>
+          <m:t>h</m:t>
+        </m:r>
+        <m:d>
+          <m:dPr>
+            <m:begChr m:val="("/>
+            <m:endChr m:val=")"/>
+            <m:sepChr m:val=""/>
+            <m:grow/>
+          </m:dPr>
+          <m:e>
+            <m:r>
+              <m:t>t</m:t>
+            </m:r>
+          </m:e>
+        </m:d>
+      </m:oMath>
+      <w:r>
+        <w:t xml:space="preserve"> </w:t>
+      </w:r>
+      <w:r>
+        <w:t xml:space="preserve">is the archetype’s canonical,</w:t>
+      </w:r>
+      <w:r>
+        <w:t xml:space="preserve"> </w:t>
+      </w:r>
+      <w:r>
+        <w:t xml:space="preserve">nominal honesty—the value implied by its specified mean bluff rate,</w:t>
+      </w:r>
+      <w:r>
+        <w:t xml:space="preserve"> </w:t>
+      </w:r>
+      <w:r>
+        <w:t xml:space="preserve">not its realized honesty in a particular state—so trust is the</w:t>
+      </w:r>
+      <w:r>
+        <w:t xml:space="preserve"> </w:t>
+      </w:r>
+      <w:r>
+        <w:t xml:space="preserve">honesty an observer expects given the type it believes the agent to</w:t>
+      </w:r>
+      <w:r>
+        <w:t xml:space="preserve"> </w:t>
+      </w:r>
+      <w:r>
+        <w:t xml:space="preserve">be. There are many reasonable ways to define the trust score;</w:t>
       </w:r>
       <w:r>
         <w:t xml:space="preserve"> </w:t>
@@ -7165,7 +7220,7 @@
           <w:iCs/>
           <w:i/>
         </w:rPr>
-        <w:t xml:space="preserve">All three archetypes</w:t>
+        <w:t xml:space="preserve">Three archetypes</w:t>
       </w:r>
       <w:r>
         <w:rPr>
@@ -7255,7 +7310,7 @@
           <w:iCs/>
           <w:i/>
         </w:rPr>
-        <w:t xml:space="preserve">in its cooperative state) are intentionally given identical mean</w:t>
+        <w:t xml:space="preserve">in its cooperative state) are intentionally given near-identical mean</w:t>
       </w:r>
       <w:r>
         <w:rPr>
@@ -7269,7 +7324,7 @@
           <w:iCs/>
           <w:i/>
         </w:rPr>
-        <w:t xml:space="preserve">parameters to demonstrate a controlled case of identifiability for</w:t>
+        <w:t xml:space="preserve">parameters to demonstrate a controlled case of identifiability among</w:t>
       </w:r>
       <w:r>
         <w:rPr>
@@ -7283,10 +7338,79 @@
           <w:iCs/>
           <w:i/>
         </w:rPr>
-        <w:t xml:space="preserve">indistinguishable types</w:t>
-      </w:r>
-      <w:r>
-        <w:t xml:space="preserve">; this is a design choice and not a finding.</w:t>
+        <w:t xml:space="preserve">indistinguishable types.</w:t>
+      </w:r>
+      <w:r>
+        <w:t xml:space="preserve"> </w:t>
+      </w:r>
+      <w:r>
+        <w:t xml:space="preserve">Strictly,</w:t>
+      </w:r>
+      <w:r>
+        <w:t xml:space="preserve"> </w:t>
+      </w:r>
+      <w:r>
+        <w:rPr>
+          <w:bCs/>
+          <w:b/>
+        </w:rPr>
+        <w:t xml:space="preserve">Sentinel</w:t>
+      </w:r>
+      <w:r>
+        <w:t xml:space="preserve"> </w:t>
+      </w:r>
+      <w:r>
+        <w:t xml:space="preserve">and</w:t>
+      </w:r>
+      <w:r>
+        <w:t xml:space="preserve"> </w:t>
+      </w:r>
+      <w:r>
+        <w:rPr>
+          <w:bCs/>
+          <w:b/>
+        </w:rPr>
+        <w:t xml:space="preserve">Judge</w:t>
+      </w:r>
+      <w:r>
+        <w:t xml:space="preserve"> </w:t>
+      </w:r>
+      <w:r>
+        <w:t xml:space="preserve">are byte-identical, whereas</w:t>
+      </w:r>
+      <w:r>
+        <w:t xml:space="preserve"> </w:t>
+      </w:r>
+      <w:r>
+        <w:rPr>
+          <w:bCs/>
+          <w:b/>
+        </w:rPr>
+        <w:t xml:space="preserve">Mirror</w:t>
+      </w:r>
+      <w:r>
+        <w:t xml:space="preserve"> </w:t>
+      </w:r>
+      <w:r>
+        <w:t xml:space="preserve">differs only</w:t>
+      </w:r>
+      <w:r>
+        <w:t xml:space="preserve"> </w:t>
+      </w:r>
+      <w:r>
+        <w:t xml:space="preserve">marginally and additionally blends toward its target at runtime, so</w:t>
+      </w:r>
+      <w:r>
+        <w:t xml:space="preserve"> </w:t>
+      </w:r>
+      <w:r>
+        <w:t xml:space="preserve">its realized behavior diverges (Table 3).</w:t>
+      </w:r>
+      <w:r>
+        <w:t xml:space="preserve"> </w:t>
+      </w:r>
+      <w:r>
+        <w:t xml:space="preserve">This is a design choice, not a finding.</w:t>
       </w:r>
     </w:p>
     <w:bookmarkEnd w:id="41"/>
@@ -7866,7 +7990,7 @@
       </w:r>
     </w:p>
     <w:bookmarkEnd w:id="43"/>
-    <w:bookmarkStart w:id="44" w:name="metrics"/>
+    <w:bookmarkStart w:id="48" w:name="metrics"/>
     <w:p>
       <w:pPr>
         <w:pStyle w:val="Heading2"/>
@@ -7947,6 +8071,62 @@
       <w:r>
         <w:t xml:space="preserve">types of players (8 pairs of measurements in total, one per type).</w:t>
       </w:r>
+      <w:r>
+        <w:t xml:space="preserve"> </w:t>
+      </w:r>
+      <w:r>
+        <w:t xml:space="preserve">Because these eight points are a fixed, designed set—with two or</w:t>
+      </w:r>
+      <w:r>
+        <w:t xml:space="preserve"> </w:t>
+      </w:r>
+      <w:r>
+        <w:t xml:space="preserve">three archetypes clustered at nearly the same trust value—each</w:t>
+      </w:r>
+      <w:r>
+        <w:t xml:space="preserve"> </w:t>
+      </w:r>
+      <w:r>
+        <w:t xml:space="preserve">per-seed</w:t>
+      </w:r>
+      <w:r>
+        <w:t xml:space="preserve"> </w:t>
+      </w:r>
+      <m:oMath>
+        <m:sSub>
+          <m:e>
+            <m:r>
+              <m:t>r</m:t>
+            </m:r>
+          </m:e>
+          <m:sub>
+            <m:r>
+              <m:rPr>
+                <m:sty m:val="p"/>
+              </m:rPr>
+              <m:t>t</m:t>
+            </m:r>
+            <m:r>
+              <m:rPr>
+                <m:sty m:val="p"/>
+              </m:rPr>
+              <m:t>p</m:t>
+            </m:r>
+          </m:sub>
+        </m:sSub>
+      </m:oMath>
+      <w:r>
+        <w:t xml:space="preserve"> </w:t>
+      </w:r>
+      <w:r>
+        <w:t xml:space="preserve">is best read as a descriptive correlation over that</w:t>
+      </w:r>
+      <w:r>
+        <w:t xml:space="preserve"> </w:t>
+      </w:r>
+      <w:r>
+        <w:t xml:space="preserve">design rather than a sample correlation drawn from a population.</w:t>
+      </w:r>
     </w:p>
     <w:p>
       <w:pPr>
@@ -7959,19 +8139,73 @@
         <w:t xml:space="preserve"> </w:t>
       </w:r>
       <w:r>
-        <w:t xml:space="preserve">exploitation of trust (TEI), sensitivity to context (CS), adaptation</w:t>
-      </w:r>
-      <w:r>
-        <w:t xml:space="preserve"> </w:t>
-      </w:r>
-      <w:r>
-        <w:t xml:space="preserve">by the opponent (OA), non-stationarity (NS), unpredictability in</w:t>
-      </w:r>
-      <w:r>
-        <w:t xml:space="preserve"> </w:t>
-      </w:r>
-      <w:r>
-        <w:t xml:space="preserve">strategy (SU), and awareness of manipulation of trust (TMA).</w:t>
+        <w:t xml:space="preserve">exploitation of trust (TEI)</w:t>
+      </w:r>
+      <w:r>
+        <w:rPr>
+          <w:rStyle w:val="FootnoteReference"/>
+        </w:rPr>
+        <w:footnoteReference w:id="44"/>
+      </w:r>
+      <w:r>
+        <w:t xml:space="preserve">,</w:t>
+      </w:r>
+      <w:r>
+        <w:t xml:space="preserve"> </w:t>
+      </w:r>
+      <w:r>
+        <w:t xml:space="preserve">sensitivity to context (CS)</w:t>
+      </w:r>
+      <w:r>
+        <w:rPr>
+          <w:rStyle w:val="FootnoteReference"/>
+        </w:rPr>
+        <w:footnoteReference w:id="45"/>
+      </w:r>
+      <w:r>
+        <w:t xml:space="preserve">, adaptation by the opponent</w:t>
+      </w:r>
+      <w:r>
+        <w:t xml:space="preserve"> </w:t>
+      </w:r>
+      <w:r>
+        <w:t xml:space="preserve">(OA)</w:t>
+      </w:r>
+      <w:r>
+        <w:rPr>
+          <w:rStyle w:val="FootnoteReference"/>
+        </w:rPr>
+        <w:footnoteReference w:id="46"/>
+      </w:r>
+      <w:r>
+        <w:t xml:space="preserve">,</w:t>
+      </w:r>
+      <w:r>
+        <w:t xml:space="preserve"> </w:t>
+      </w:r>
+      <w:r>
+        <w:t xml:space="preserve">non-stationarity (NS)</w:t>
+      </w:r>
+      <w:r>
+        <w:rPr>
+          <w:rStyle w:val="FootnoteReference"/>
+        </w:rPr>
+        <w:footnoteReference w:id="47"/>
+      </w:r>
+      <w:r>
+        <w:t xml:space="preserve">,</w:t>
+      </w:r>
+      <w:r>
+        <w:t xml:space="preserve"> </w:t>
+      </w:r>
+      <w:r>
+        <w:t xml:space="preserve">unpredictability in strategy (SU), and awareness of manipulation of</w:t>
+      </w:r>
+      <w:r>
+        <w:t xml:space="preserve"> </w:t>
+      </w:r>
+      <w:r>
+        <w:t xml:space="preserve">trust (TMA).</w:t>
       </w:r>
     </w:p>
     <w:p>
@@ -8035,42 +8269,25 @@
         <w:pStyle w:val="BodyText"/>
       </w:pPr>
       <w:r>
-        <w:t xml:space="preserve">These six auxiliary metrics were selected post-hoc instead of being</w:t>
-      </w:r>
-      <w:r>
-        <w:t xml:space="preserve"> </w:t>
-      </w:r>
-      <w:r>
-        <w:t xml:space="preserve">pre-selected or registered. Readers should be cautious when using</w:t>
-      </w:r>
-      <w:r>
-        <w:t xml:space="preserve"> </w:t>
-      </w:r>
-      <w:r>
-        <w:t xml:space="preserve">these statistics individually due to the risk of Type I error (false</w:t>
-      </w:r>
-      <w:r>
-        <w:t xml:space="preserve"> </w:t>
-      </w:r>
-      <w:r>
-        <w:t xml:space="preserve">positives); they should correct their</w:t>
-      </w:r>
-      <w:r>
-        <w:t xml:space="preserve"> </w:t>
-      </w:r>
-      <m:oMath>
-        <m:r>
-          <m:t>p</m:t>
-        </m:r>
-      </m:oMath>
-      <w:r>
-        <w:t xml:space="preserve">-values with Bonferroni</w:t>
-      </w:r>
-      <w:r>
-        <w:t xml:space="preserve"> </w:t>
-      </w:r>
-      <w:r>
-        <w:t xml:space="preserve">adjustments.</w:t>
+        <w:t xml:space="preserve">These six auxiliary metrics were selected post-hoc rather than</w:t>
+      </w:r>
+      <w:r>
+        <w:t xml:space="preserve"> </w:t>
+      </w:r>
+      <w:r>
+        <w:t xml:space="preserve">pre-registered. We report them descriptively, not as inferential</w:t>
+      </w:r>
+      <w:r>
+        <w:t xml:space="preserve"> </w:t>
+      </w:r>
+      <w:r>
+        <w:t xml:space="preserve">tests, so an individual value should be read as suggestive rather</w:t>
+      </w:r>
+      <w:r>
+        <w:t xml:space="preserve"> </w:t>
+      </w:r>
+      <w:r>
+        <w:t xml:space="preserve">than as a significance claim.</w:t>
       </w:r>
     </w:p>
     <w:p>
@@ -9768,9 +9985,9 @@
         </w:tc>
       </w:tr>
     </w:tbl>
-    <w:bookmarkEnd w:id="44"/>
-    <w:bookmarkEnd w:id="45"/>
-    <w:bookmarkStart w:id="80" w:name="results"/>
+    <w:bookmarkEnd w:id="48"/>
+    <w:bookmarkEnd w:id="49"/>
+    <w:bookmarkStart w:id="84" w:name="results"/>
     <w:p>
       <w:pPr>
         <w:pStyle w:val="Heading1"/>
@@ -9935,7 +10152,39 @@
         <w:t xml:space="preserve"> </w:t>
       </w:r>
       <w:r>
-        <w:t xml:space="preserve">frames the</w:t>
+        <w:t xml:space="preserve">(Phase 2</w:t>
+      </w:r>
+      <m:oMath>
+        <m:sSup>
+          <m:e>
+            <m:r>
+              <m:t>​</m:t>
+            </m:r>
+          </m:e>
+          <m:sup>
+            <m:r>
+              <m:rPr>
+                <m:sty m:val="p"/>
+              </m:rPr>
+              <m:t>*</m:t>
+            </m:r>
+          </m:sup>
+        </m:sSup>
+      </m:oMath>
+      <w:r>
+        <w:t xml:space="preserve">,</w:t>
+      </w:r>
+      <w:r>
+        <w:t xml:space="preserve"> </w:t>
+      </w:r>
+      <w:r>
+        <w:t xml:space="preserve">an unbounded-optimization robustness check on Phase 2, is reported</w:t>
+      </w:r>
+      <w:r>
+        <w:t xml:space="preserve"> </w:t>
+      </w:r>
+      <w:r>
+        <w:t xml:space="preserve">separately and omitted from this headline sequence) frames the</w:t>
       </w:r>
       <w:r>
         <w:t xml:space="preserve"> </w:t>
@@ -9950,7 +10199,7 @@
         <w:t xml:space="preserve">figures, and illustrative hands.</w:t>
       </w:r>
     </w:p>
-    <w:bookmarkStart w:id="53" w:name="phase-1-trust-as-a-liability"/>
+    <w:bookmarkStart w:id="57" w:name="phase-1-trust-as-a-liability"/>
     <w:p>
       <w:pPr>
         <w:pStyle w:val="Heading2"/>
@@ -10201,7 +10450,7 @@
         <w:rPr>
           <w:rStyle w:val="FootnoteReference"/>
         </w:rPr>
-        <w:footnoteReference w:id="46"/>
+        <w:footnoteReference w:id="50"/>
       </w:r>
       <w:r>
         <w:t xml:space="preserve">; its</w:t>
@@ -10267,18 +10516,18 @@
           <wp:inline>
             <wp:extent cx="5039999" cy="2200817"/>
             <wp:effectExtent b="0" l="0" r="0" t="0"/>
-            <wp:docPr descr="" title="" id="48" name="Picture"/>
+            <wp:docPr descr="" title="" id="52" name="Picture"/>
             <a:graphic>
               <a:graphicData uri="http://schemas.openxmlformats.org/drawingml/2006/picture">
                 <pic:pic>
                   <pic:nvPicPr>
-                    <pic:cNvPr descr="05_trust_vs_stack.png" id="49" name="Picture"/>
+                    <pic:cNvPr descr="05_trust_vs_stack.png" id="53" name="Picture"/>
                     <pic:cNvPicPr>
                       <a:picLocks noChangeArrowheads="1" noChangeAspect="1"/>
                     </pic:cNvPicPr>
                   </pic:nvPicPr>
                   <pic:blipFill>
-                    <a:blip r:embed="rId47"/>
+                    <a:blip r:embed="rId51"/>
                     <a:stretch>
                       <a:fillRect/>
                     </a:stretch>
@@ -10420,6 +10669,53 @@
         <w:t xml:space="preserve"> </w:t>
       </w:r>
       <w:r>
+        <w:t xml:space="preserve">(The hand below illustrates</w:t>
+      </w:r>
+      <w:r>
+        <w:t xml:space="preserve"> </w:t>
+      </w:r>
+      <w:r>
+        <w:rPr>
+          <w:bCs/>
+          <w:b/>
+        </w:rPr>
+        <w:t xml:space="preserve">Wall</w:t>
+      </w:r>
+      <w:r>
+        <w:t xml:space="preserve">’s calling-station leak</w:t>
+      </w:r>
+      <w:r>
+        <w:t xml:space="preserve"> </w:t>
+      </w:r>
+      <w:r>
+        <w:t xml:space="preserve">specifically;</w:t>
+      </w:r>
+      <w:r>
+        <w:t xml:space="preserve"> </w:t>
+      </w:r>
+      <w:r>
+        <w:rPr>
+          <w:bCs/>
+          <w:b/>
+        </w:rPr>
+        <w:t xml:space="preserve">Firestorm</w:t>
+      </w:r>
+      <w:r>
+        <w:t xml:space="preserve"> </w:t>
+      </w:r>
+      <w:r>
+        <w:t xml:space="preserve">happens to hold a genuine hand here</w:t>
+      </w:r>
+      <w:r>
+        <w:t xml:space="preserve"> </w:t>
+      </w:r>
+      <w:r>
+        <w:t xml:space="preserve">rather than running a bluff.)</w:t>
+      </w:r>
+      <w:r>
+        <w:t xml:space="preserve"> </w:t>
+      </w:r>
+      <w:r>
         <w:t xml:space="preserve">Box 1 reproduces hand #67 from seed 42:</w:t>
       </w:r>
       <w:r>
@@ -10474,7 +10770,7 @@
         <w:rPr>
           <w:rStyle w:val="FootnoteReference"/>
         </w:rPr>
-        <w:footnoteReference w:id="50"/>
+        <w:footnoteReference w:id="54"/>
       </w:r>
       <w:r>
         <w:t xml:space="preserve"> </w:t>
@@ -10512,7 +10808,7 @@
         <w:rPr>
           <w:rStyle w:val="FootnoteReference"/>
         </w:rPr>
-        <w:footnoteReference w:id="51"/>
+        <w:footnoteReference w:id="55"/>
       </w:r>
       <w:r>
         <w:t xml:space="preserve"> </w:t>
@@ -11595,7 +11891,7 @@
           <w:iCs/>
           <w:i/>
         </w:rPr>
-        <w:t xml:space="preserve">Every observer’s posterior puts</w:t>
+        <w:t xml:space="preserve">Every observer’s posterior saturates near its ceiling—just short</w:t>
       </w:r>
       <w:r>
         <w:rPr>
@@ -11604,33 +11900,57 @@
         </w:rPr>
         <w:t xml:space="preserve"> </w:t>
       </w:r>
-      <m:oMath>
-        <m:r>
-          <m:t>p</m:t>
-        </m:r>
-        <m:r>
-          <m:rPr>
-            <m:sty m:val="p"/>
-          </m:rPr>
-          <m:t>=</m:t>
-        </m:r>
-        <m:r>
-          <m:t>1.000</m:t>
-        </m:r>
-      </m:oMath>
       <w:r>
         <w:rPr>
           <w:iCs/>
           <w:i/>
         </w:rPr>
-        <w:t xml:space="preserve"> </w:t>
+        <w:t xml:space="preserve">of</w:t>
       </w:r>
       <w:r>
         <w:rPr>
           <w:iCs/>
           <w:i/>
         </w:rPr>
-        <w:t xml:space="preserve">on</w:t>
+        <w:t xml:space="preserve"> </w:t>
+      </w:r>
+      <m:oMath>
+        <m:r>
+          <m:t>1</m:t>
+        </m:r>
+      </m:oMath>
+      <w:r>
+        <w:rPr>
+          <w:iCs/>
+          <w:i/>
+        </w:rPr>
+        <w:t xml:space="preserve">, given the</w:t>
+      </w:r>
+      <w:r>
+        <w:rPr>
+          <w:iCs/>
+          <w:i/>
+        </w:rPr>
+        <w:t xml:space="preserve"> </w:t>
+      </w:r>
+      <m:oMath>
+        <m:r>
+          <m:t>ε</m:t>
+        </m:r>
+      </m:oMath>
+      <w:r>
+        <w:rPr>
+          <w:iCs/>
+          <w:i/>
+        </w:rPr>
+        <w:t xml:space="preserve"> </w:t>
+      </w:r>
+      <w:r>
+        <w:rPr>
+          <w:iCs/>
+          <w:i/>
+        </w:rPr>
+        <w:t xml:space="preserve">noise floor—on</w:t>
       </w:r>
       <w:r>
         <w:rPr>
@@ -11660,42 +11980,7 @@
           <w:iCs/>
           <w:i/>
         </w:rPr>
-        <w:t xml:space="preserve">being a firestorm and</w:t>
-      </w:r>
-      <w:r>
-        <w:rPr>
-          <w:iCs/>
-          <w:i/>
-        </w:rPr>
-        <w:t xml:space="preserve"> </w:t>
-      </w:r>
-      <m:oMath>
-        <m:r>
-          <m:t>p</m:t>
-        </m:r>
-        <m:r>
-          <m:rPr>
-            <m:sty m:val="p"/>
-          </m:rPr>
-          <m:t>=</m:t>
-        </m:r>
-        <m:r>
-          <m:t>1.000</m:t>
-        </m:r>
-      </m:oMath>
-      <w:r>
-        <w:rPr>
-          <w:iCs/>
-          <w:i/>
-        </w:rPr>
-        <w:t xml:space="preserve"> </w:t>
-      </w:r>
-      <w:r>
-        <w:rPr>
-          <w:iCs/>
-          <w:i/>
-        </w:rPr>
-        <w:t xml:space="preserve">on</w:t>
+        <w:t xml:space="preserve">being a firestorm and on</w:t>
       </w:r>
       <w:r>
         <w:rPr>
@@ -11728,7 +12013,7 @@
         <w:t xml:space="preserve">being a wall.</w:t>
       </w:r>
     </w:p>
-    <w:bookmarkStart w:id="52" w:name="classification-accuracy."/>
+    <w:bookmarkStart w:id="56" w:name="classification-accuracy."/>
     <w:p>
       <w:pPr>
         <w:pStyle w:val="Heading4"/>
@@ -11814,10 +12099,10 @@
           <m:rPr>
             <m:sty m:val="p"/>
           </m:rPr>
-          <m:t>=</m:t>
-        </m:r>
-        <m:r>
-          <m:t>1.00</m:t>
+          <m:t>≈</m:t>
+        </m:r>
+        <m:r>
+          <m:t>1.0</m:t>
         </m:r>
       </m:oMath>
       <w:r>
@@ -11950,19 +12235,76 @@
         <w:t xml:space="preserve"> </w:t>
       </w:r>
       <w:r>
-        <w:t xml:space="preserve">in its cooperative state) have byte-identical mean</w:t>
-      </w:r>
-      <w:r>
-        <w:t xml:space="preserve"> </w:t>
-      </w:r>
-      <w:r>
-        <w:t xml:space="preserve">parameters under the spec; the posterior over them bottoms out</w:t>
-      </w:r>
-      <w:r>
-        <w:t xml:space="preserve"> </w:t>
-      </w:r>
-      <w:r>
-        <w:t xml:space="preserve">at</w:t>
+        <w:t xml:space="preserve">in its cooperative state) have near-identical mean</w:t>
+      </w:r>
+      <w:r>
+        <w:t xml:space="preserve"> </w:t>
+      </w:r>
+      <w:r>
+        <w:t xml:space="preserve">parameters under the spec (</w:t>
+      </w:r>
+      <w:r>
+        <w:rPr>
+          <w:bCs/>
+          <w:b/>
+        </w:rPr>
+        <w:t xml:space="preserve">Sentinel</w:t>
+      </w:r>
+      <w:r>
+        <w:t xml:space="preserve"> </w:t>
+      </w:r>
+      <w:r>
+        <w:t xml:space="preserve">and</w:t>
+      </w:r>
+      <w:r>
+        <w:t xml:space="preserve"> </w:t>
+      </w:r>
+      <w:r>
+        <w:rPr>
+          <w:bCs/>
+          <w:b/>
+        </w:rPr>
+        <w:t xml:space="preserve">Judge</w:t>
+      </w:r>
+      <w:r>
+        <w:t xml:space="preserve"> </w:t>
+      </w:r>
+      <w:r>
+        <w:t xml:space="preserve">are</w:t>
+      </w:r>
+      <w:r>
+        <w:t xml:space="preserve"> </w:t>
+      </w:r>
+      <w:r>
+        <w:t xml:space="preserve">byte-identical;</w:t>
+      </w:r>
+      <w:r>
+        <w:t xml:space="preserve"> </w:t>
+      </w:r>
+      <w:r>
+        <w:rPr>
+          <w:bCs/>
+          <w:b/>
+        </w:rPr>
+        <w:t xml:space="preserve">Mirror</w:t>
+      </w:r>
+      <w:r>
+        <w:t xml:space="preserve"> </w:t>
+      </w:r>
+      <w:r>
+        <w:t xml:space="preserve">differs only slightly and blends at</w:t>
+      </w:r>
+      <w:r>
+        <w:t xml:space="preserve"> </w:t>
+      </w:r>
+      <w:r>
+        <w:t xml:space="preserve">runtime), so the posterior over the cluster saturates at high</w:t>
+      </w:r>
+      <w:r>
+        <w:t xml:space="preserve"> </w:t>
+      </w:r>
+      <w:r>
+        <w:t xml:space="preserve">uncertainty—up to</w:t>
       </w:r>
       <w:r>
         <w:t xml:space="preserve"> </w:t>
@@ -12010,24 +12352,104 @@
         <w:t xml:space="preserve"> </w:t>
       </w:r>
       <w:r>
-        <w:t xml:space="preserve">bits regardless of observation</w:t>
-      </w:r>
-      <w:r>
-        <w:t xml:space="preserve"> </w:t>
-      </w:r>
-      <w:r>
-        <w:t xml:space="preserve">volume—a direct consequence of our design choice rather than</w:t>
-      </w:r>
-      <w:r>
-        <w:t xml:space="preserve"> </w:t>
-      </w:r>
-      <w:r>
-        <w:t xml:space="preserve">an emergent finding.</w:t>
+        <w:t xml:space="preserve">bits when all three are</w:t>
+      </w:r>
+      <w:r>
+        <w:t xml:space="preserve"> </w:t>
+      </w:r>
+      <w:r>
+        <w:t xml:space="preserve">treated as indistinguishable, and at least</w:t>
+      </w:r>
+      <w:r>
+        <w:t xml:space="preserve"> </w:t>
+      </w:r>
+      <m:oMath>
+        <m:sSub>
+          <m:e>
+            <m:r>
+              <m:rPr>
+                <m:sty m:val="p"/>
+              </m:rPr>
+              <m:t>log</m:t>
+            </m:r>
+          </m:e>
+          <m:sub>
+            <m:r>
+              <m:t>2</m:t>
+            </m:r>
+          </m:sub>
+        </m:sSub>
+        <m:d>
+          <m:dPr>
+            <m:begChr m:val="("/>
+            <m:endChr m:val=")"/>
+            <m:sepChr m:val=""/>
+            <m:grow/>
+          </m:dPr>
+          <m:e>
+            <m:r>
+              <m:t>2</m:t>
+            </m:r>
+          </m:e>
+        </m:d>
+        <m:r>
+          <m:rPr>
+            <m:sty m:val="p"/>
+          </m:rPr>
+          <m:t>=</m:t>
+        </m:r>
+        <m:r>
+          <m:t>1</m:t>
+        </m:r>
+      </m:oMath>
+      <w:r>
+        <w:t xml:space="preserve"> </w:t>
+      </w:r>
+      <w:r>
+        <w:t xml:space="preserve">bit for</w:t>
+      </w:r>
+      <w:r>
+        <w:t xml:space="preserve"> </w:t>
+      </w:r>
+      <w:r>
+        <w:t xml:space="preserve">the byte-identical</w:t>
+      </w:r>
+      <w:r>
+        <w:t xml:space="preserve"> </w:t>
+      </w:r>
+      <w:r>
+        <w:rPr>
+          <w:bCs/>
+          <w:b/>
+        </w:rPr>
+        <w:t xml:space="preserve">Sentinel</w:t>
+      </w:r>
+      <w:r>
+        <w:t xml:space="preserve">/</w:t>
+      </w:r>
+      <w:r>
+        <w:rPr>
+          <w:bCs/>
+          <w:b/>
+        </w:rPr>
+        <w:t xml:space="preserve">Judge</w:t>
+      </w:r>
+      <w:r>
+        <w:t xml:space="preserve"> </w:t>
+      </w:r>
+      <w:r>
+        <w:t xml:space="preserve">pair—a direct</w:t>
+      </w:r>
+      <w:r>
+        <w:t xml:space="preserve"> </w:t>
+      </w:r>
+      <w:r>
+        <w:t xml:space="preserve">consequence of our design choice rather than an emergent finding.</w:t>
       </w:r>
     </w:p>
-    <w:bookmarkEnd w:id="52"/>
-    <w:bookmarkEnd w:id="53"/>
-    <w:bookmarkStart w:id="58" w:name="Xec1ea5c49c575925138d24a2fd331838a9be342"/>
+    <w:bookmarkEnd w:id="56"/>
+    <w:bookmarkEnd w:id="57"/>
+    <w:bookmarkStart w:id="62" w:name="Xec1ea5c49c575925138d24a2fd331838a9be342"/>
     <w:p>
       <w:pPr>
         <w:pStyle w:val="Heading2"/>
@@ -12447,7 +12869,7 @@
         <w:rPr>
           <w:rStyle w:val="FootnoteReference"/>
         </w:rPr>
-        <w:footnoteReference w:id="54"/>
+        <w:footnoteReference w:id="58"/>
       </w:r>
       <w:r>
         <w:t xml:space="preserve"> </w:t>
@@ -12524,18 +12946,18 @@
           <wp:inline>
             <wp:extent cx="5039999" cy="2014113"/>
             <wp:effectExtent b="0" l="0" r="0" t="0"/>
-            <wp:docPr descr="" title="" id="56" name="Picture"/>
+            <wp:docPr descr="" title="" id="60" name="Picture"/>
             <a:graphic>
               <a:graphicData uri="http://schemas.openxmlformats.org/drawingml/2006/picture">
                 <pic:pic>
                   <pic:nvPicPr>
-                    <pic:cNvPr descr="07_phase2_bounded_vs_unbounded_aggressive.png" id="57" name="Picture"/>
+                    <pic:cNvPr descr="07_phase2_bounded_vs_unbounded_aggressive.png" id="61" name="Picture"/>
                     <pic:cNvPicPr>
                       <a:picLocks noChangeArrowheads="1" noChangeAspect="1"/>
                     </pic:cNvPicPr>
                   </pic:nvPicPr>
                   <pic:blipFill>
-                    <a:blip r:embed="rId55"/>
+                    <a:blip r:embed="rId59"/>
                     <a:stretch>
                       <a:fillRect/>
                     </a:stretch>
@@ -12805,8 +13227,8 @@
         <w:t xml:space="preserve">nearly triples.</w:t>
       </w:r>
     </w:p>
-    <w:bookmarkEnd w:id="58"/>
-    <w:bookmarkStart w:id="65" w:name="Xd85fbd7dd2b27c73fdb4b678a47346e620fc769"/>
+    <w:bookmarkEnd w:id="62"/>
+    <w:bookmarkStart w:id="69" w:name="Xd85fbd7dd2b27c73fdb4b678a47346e620fc769"/>
     <w:p>
       <w:pPr>
         <w:pStyle w:val="Heading2"/>
@@ -13145,18 +13567,18 @@
           <wp:inline>
             <wp:extent cx="5039999" cy="1973691"/>
             <wp:effectExtent b="0" l="0" r="0" t="0"/>
-            <wp:docPr descr="" title="" id="60" name="Picture"/>
+            <wp:docPr descr="" title="" id="64" name="Picture"/>
             <a:graphic>
               <a:graphicData uri="http://schemas.openxmlformats.org/drawingml/2006/picture">
                 <pic:pic>
                   <pic:nvPicPr>
-                    <pic:cNvPr descr="14_nash_convergence_compare.png" id="61" name="Picture"/>
+                    <pic:cNvPr descr="14_nash_convergence_compare.png" id="65" name="Picture"/>
                     <pic:cNvPicPr>
                       <a:picLocks noChangeArrowheads="1" noChangeAspect="1"/>
                     </pic:cNvPicPr>
                   </pic:nvPicPr>
                   <pic:blipFill>
-                    <a:blip r:embed="rId59"/>
+                    <a:blip r:embed="rId63"/>
                     <a:stretch>
                       <a:fillRect/>
                     </a:stretch>
@@ -13496,18 +13918,18 @@
           <wp:inline>
             <wp:extent cx="5039999" cy="2357784"/>
             <wp:effectExtent b="0" l="0" r="0" t="0"/>
-            <wp:docPr descr="image" title="" id="63" name="Picture"/>
+            <wp:docPr descr="image" title="" id="67" name="Picture"/>
             <a:graphic>
               <a:graphicData uri="http://schemas.openxmlformats.org/drawingml/2006/picture">
                 <pic:pic>
                   <pic:nvPicPr>
-                    <pic:cNvPr descr="10_param_drift_unbounded_aggressive.png" id="64" name="Picture"/>
+                    <pic:cNvPr descr="10_param_drift_unbounded_aggressive.png" id="68" name="Picture"/>
                     <pic:cNvPicPr>
                       <a:picLocks noChangeArrowheads="1" noChangeAspect="1"/>
                     </pic:cNvPicPr>
                   </pic:nvPicPr>
                   <pic:blipFill>
-                    <a:blip r:embed="rId62"/>
+                    <a:blip r:embed="rId66"/>
                     <a:stretch>
                       <a:fillRect/>
                     </a:stretch>
@@ -13641,8 +14063,8 @@
         <w:t xml:space="preserve">dimensions—and we elaborate in the Discussion.</w:t>
       </w:r>
     </w:p>
-    <w:bookmarkEnd w:id="65"/>
-    <w:bookmarkStart w:id="70" w:name="X03031223673c1918fb804bd445ad961b80069e7"/>
+    <w:bookmarkEnd w:id="69"/>
+    <w:bookmarkStart w:id="74" w:name="X03031223673c1918fb804bd445ad961b80069e7"/>
     <w:p>
       <w:pPr>
         <w:pStyle w:val="Heading2"/>
@@ -13986,7 +14408,7 @@
         <w:rPr>
           <w:rStyle w:val="FootnoteReference"/>
         </w:rPr>
-        <w:footnoteReference w:id="66"/>
+        <w:footnoteReference w:id="70"/>
       </w:r>
       <w:r>
         <w:t xml:space="preserve">,</w:t>
@@ -14001,7 +14423,7 @@
         <w:rPr>
           <w:rStyle w:val="FootnoteReference"/>
         </w:rPr>
-        <w:footnoteReference w:id="67"/>
+        <w:footnoteReference w:id="71"/>
       </w:r>
       <w:r>
         <w:t xml:space="preserve">, and</w:t>
@@ -14016,7 +14438,7 @@
         <w:rPr>
           <w:rStyle w:val="FootnoteReference"/>
         </w:rPr>
-        <w:footnoteReference w:id="68"/>
+        <w:footnoteReference w:id="72"/>
       </w:r>
       <w:r>
         <w:t xml:space="preserve"> </w:t>
@@ -14076,7 +14498,7 @@
         <w:rPr>
           <w:rStyle w:val="FootnoteReference"/>
         </w:rPr>
-        <w:footnoteReference w:id="69"/>
+        <w:footnoteReference w:id="73"/>
       </w:r>
       <w:r>
         <w:t xml:space="preserve"> </w:t>
@@ -14999,8 +15421,8 @@
         <w:t xml:space="preserve">variability arising from sampling at temperature 1.0.</w:t>
       </w:r>
     </w:p>
-    <w:bookmarkEnd w:id="70"/>
-    <w:bookmarkStart w:id="79" w:name="X22234dbb09074be1d97998dd54a650fb012fcdd"/>
+    <w:bookmarkEnd w:id="74"/>
+    <w:bookmarkStart w:id="83" w:name="X22234dbb09074be1d97998dd54a650fb012fcdd"/>
     <w:p>
       <w:pPr>
         <w:pStyle w:val="Heading2"/>
@@ -15571,18 +15993,18 @@
           <wp:inline>
             <wp:extent cx="5039999" cy="3502485"/>
             <wp:effectExtent b="0" l="0" r="0" t="0"/>
-            <wp:docPr descr="" title="" id="72" name="Picture"/>
+            <wp:docPr descr="" title="" id="76" name="Picture"/>
             <a:graphic>
               <a:graphicData uri="http://schemas.openxmlformats.org/drawingml/2006/picture">
                 <pic:pic>
                   <pic:nvPicPr>
-                    <pic:cNvPr descr="03_economic_inversion.png" id="73" name="Picture"/>
+                    <pic:cNvPr descr="03_economic_inversion.png" id="77" name="Picture"/>
                     <pic:cNvPicPr>
                       <a:picLocks noChangeArrowheads="1" noChangeAspect="1"/>
                     </pic:cNvPicPr>
                   </pic:nvPicPr>
                   <pic:blipFill>
-                    <a:blip r:embed="rId71"/>
+                    <a:blip r:embed="rId75"/>
                     <a:stretch>
                       <a:fillRect/>
                     </a:stretch>
@@ -16947,7 +17369,112 @@
         </m:r>
       </m:oMath>
       <w:r>
-        <w:t xml:space="preserve">.</w:t>
+        <w:t xml:space="preserve">. We read the high TMA</w:t>
+      </w:r>
+      <w:r>
+        <w:t xml:space="preserve"> </w:t>
+      </w:r>
+      <w:r>
+        <w:t xml:space="preserve">of these two honest archetypes (</w:t>
+      </w:r>
+      <w:r>
+        <w:rPr>
+          <w:bCs/>
+          <w:b/>
+        </w:rPr>
+        <w:t xml:space="preserve">Wall</w:t>
+      </w:r>
+      <w:r>
+        <w:t xml:space="preserve">,</w:t>
+      </w:r>
+      <w:r>
+        <w:t xml:space="preserve"> </w:t>
+      </w:r>
+      <m:oMath>
+        <m:r>
+          <m:t>h</m:t>
+        </m:r>
+        <m:r>
+          <m:rPr>
+            <m:sty m:val="p"/>
+          </m:rPr>
+          <m:t>=</m:t>
+        </m:r>
+        <m:r>
+          <m:t>0.96</m:t>
+        </m:r>
+      </m:oMath>
+      <w:r>
+        <w:t xml:space="preserve">;</w:t>
+      </w:r>
+      <w:r>
+        <w:t xml:space="preserve"> </w:t>
+      </w:r>
+      <w:r>
+        <w:rPr>
+          <w:bCs/>
+          <w:b/>
+        </w:rPr>
+        <w:t xml:space="preserve">Sentinel</w:t>
+      </w:r>
+      <w:r>
+        <w:t xml:space="preserve">,</w:t>
+      </w:r>
+      <w:r>
+        <w:t xml:space="preserve"> </w:t>
+      </w:r>
+      <m:oMath>
+        <m:r>
+          <m:t>h</m:t>
+        </m:r>
+        <m:r>
+          <m:rPr>
+            <m:sty m:val="p"/>
+          </m:rPr>
+          <m:t>=</m:t>
+        </m:r>
+        <m:r>
+          <m:t>0.92</m:t>
+        </m:r>
+      </m:oMath>
+      <w:r>
+        <w:t xml:space="preserve">) with caution: their reasoning-augmented</w:t>
+      </w:r>
+      <w:r>
+        <w:t xml:space="preserve"> </w:t>
+      </w:r>
+      <w:r>
+        <w:t xml:space="preserve">river value-betting makes trust and aggression rise together without</w:t>
+      </w:r>
+      <w:r>
+        <w:t xml:space="preserve"> </w:t>
+      </w:r>
+      <w:r>
+        <w:t xml:space="preserve">any deception, so the</w:t>
+      </w:r>
+      <w:r>
+        <w:t xml:space="preserve"> </w:t>
+      </w:r>
+      <w:r>
+        <w:t xml:space="preserve">“</w:t>
+      </w:r>
+      <w:r>
+        <w:t xml:space="preserve">farming</w:t>
+      </w:r>
+      <w:r>
+        <w:t xml:space="preserve">”</w:t>
+      </w:r>
+      <w:r>
+        <w:t xml:space="preserve"> </w:t>
+      </w:r>
+      <w:r>
+        <w:t xml:space="preserve">label overstates the case for</w:t>
+      </w:r>
+      <w:r>
+        <w:t xml:space="preserve"> </w:t>
+      </w:r>
+      <w:r>
+        <w:t xml:space="preserve">them.</w:t>
       </w:r>
     </w:p>
     <w:p>
@@ -16959,18 +17486,18 @@
           <wp:inline>
             <wp:extent cx="5039999" cy="2905043"/>
             <wp:effectExtent b="0" l="0" r="0" t="0"/>
-            <wp:docPr descr="" title="" id="75" name="Picture"/>
+            <wp:docPr descr="" title="" id="79" name="Picture"/>
             <a:graphic>
               <a:graphicData uri="http://schemas.openxmlformats.org/drawingml/2006/picture">
                 <pic:pic>
                   <pic:nvPicPr>
-                    <pic:cNvPr descr="06_tma_by_archetype.png" id="76" name="Picture"/>
+                    <pic:cNvPr descr="06_tma_by_archetype.png" id="80" name="Picture"/>
                     <pic:cNvPicPr>
                       <a:picLocks noChangeArrowheads="1" noChangeAspect="1"/>
                     </pic:cNvPicPr>
                   </pic:nvPicPr>
                   <pic:blipFill>
-                    <a:blip r:embed="rId74"/>
+                    <a:blip r:embed="rId78"/>
                     <a:stretch>
                       <a:fillRect/>
                     </a:stretch>
@@ -17576,7 +18103,7 @@
         <w:rPr>
           <w:rStyle w:val="FootnoteReference"/>
         </w:rPr>
-        <w:footnoteReference w:id="77"/>
+        <w:footnoteReference w:id="81"/>
       </w:r>
       <w:r>
         <w:t xml:space="preserve"> </w:t>
@@ -17614,7 +18141,7 @@
         <w:rPr>
           <w:rStyle w:val="FootnoteReference"/>
         </w:rPr>
-        <w:footnoteReference w:id="78"/>
+        <w:footnoteReference w:id="82"/>
       </w:r>
       <w:r>
         <w:t xml:space="preserve">, places</w:t>
@@ -18899,9 +19426,9 @@
         <w:t xml:space="preserve">notes, does.</w:t>
       </w:r>
     </w:p>
-    <w:bookmarkEnd w:id="79"/>
-    <w:bookmarkEnd w:id="80"/>
-    <w:bookmarkStart w:id="85" w:name="discussion"/>
+    <w:bookmarkEnd w:id="83"/>
+    <w:bookmarkEnd w:id="84"/>
+    <w:bookmarkStart w:id="89" w:name="discussion"/>
     <w:p>
       <w:pPr>
         <w:pStyle w:val="Heading1"/>
@@ -18969,7 +19496,7 @@
         <w:t xml:space="preserve">five-seed study.</w:t>
       </w:r>
     </w:p>
-    <w:bookmarkStart w:id="81" w:name="the-mechanism-behind-the-trap"/>
+    <w:bookmarkStart w:id="85" w:name="the-mechanism-behind-the-trap"/>
     <w:p>
       <w:pPr>
         <w:pStyle w:val="Heading2"/>
@@ -19272,8 +19799,8 @@
         <w:t xml:space="preserve">the IPD literature.</w:t>
       </w:r>
     </w:p>
-    <w:bookmarkEnd w:id="81"/>
-    <w:bookmarkStart w:id="82" w:name="X9e6c40cad178285c35ddd5d7c7f81b9cea92775"/>
+    <w:bookmarkEnd w:id="85"/>
+    <w:bookmarkStart w:id="86" w:name="X9e6c40cad178285c35ddd5d7c7f81b9cea92775"/>
     <w:p>
       <w:pPr>
         <w:pStyle w:val="Heading2"/>
@@ -19350,13 +19877,64 @@
         <w:t xml:space="preserve">Judge</w:t>
       </w:r>
       <w:r>
-        <w:t xml:space="preserve">’s cooperative state) share byte-identical mean</w:t>
-      </w:r>
-      <w:r>
-        <w:t xml:space="preserve"> </w:t>
-      </w:r>
-      <w:r>
-        <w:t xml:space="preserve">parameters, and the Bayesian posterior cannot distinguish them</w:t>
+        <w:t xml:space="preserve">’s cooperative state) share near-identical mean</w:t>
+      </w:r>
+      <w:r>
+        <w:t xml:space="preserve"> </w:t>
+      </w:r>
+      <w:r>
+        <w:t xml:space="preserve">parameters (</w:t>
+      </w:r>
+      <w:r>
+        <w:rPr>
+          <w:bCs/>
+          <w:b/>
+        </w:rPr>
+        <w:t xml:space="preserve">Sentinel</w:t>
+      </w:r>
+      <w:r>
+        <w:t xml:space="preserve"> </w:t>
+      </w:r>
+      <w:r>
+        <w:t xml:space="preserve">and</w:t>
+      </w:r>
+      <w:r>
+        <w:t xml:space="preserve"> </w:t>
+      </w:r>
+      <w:r>
+        <w:rPr>
+          <w:bCs/>
+          <w:b/>
+        </w:rPr>
+        <w:t xml:space="preserve">Judge</w:t>
+      </w:r>
+      <w:r>
+        <w:t xml:space="preserve"> </w:t>
+      </w:r>
+      <w:r>
+        <w:t xml:space="preserve">byte-identically;</w:t>
+      </w:r>
+      <w:r>
+        <w:t xml:space="preserve"> </w:t>
+      </w:r>
+      <w:r>
+        <w:rPr>
+          <w:bCs/>
+          <w:b/>
+        </w:rPr>
+        <w:t xml:space="preserve">Mirror</w:t>
+      </w:r>
+      <w:r>
+        <w:t xml:space="preserve"> </w:t>
+      </w:r>
+      <w:r>
+        <w:t xml:space="preserve">differing only slightly before it blends at runtime),</w:t>
+      </w:r>
+      <w:r>
+        <w:t xml:space="preserve"> </w:t>
+      </w:r>
+      <w:r>
+        <w:t xml:space="preserve">and the Bayesian posterior cannot reliably distinguish them</w:t>
       </w:r>
       <w:r>
         <w:t xml:space="preserve"> </w:t>
@@ -19394,7 +19972,30 @@
         <w:t xml:space="preserve"> </w:t>
       </w:r>
       <w:r>
-        <w:t xml:space="preserve">indistinguishable types. This is a definitional</w:t>
+        <w:t xml:space="preserve">indistinguishable types,</w:t>
+      </w:r>
+      <w:r>
+        <w:t xml:space="preserve"> </w:t>
+      </w:r>
+      <m:oMath>
+        <m:r>
+          <m:t>1</m:t>
+        </m:r>
+        <m:r>
+          <m:rPr>
+            <m:sty m:val="p"/>
+          </m:rPr>
+          <m:t>/</m:t>
+        </m:r>
+        <m:r>
+          <m:t>2</m:t>
+        </m:r>
+      </m:oMath>
+      <w:r>
+        <w:t xml:space="preserve"> </w:t>
+      </w:r>
+      <w:r>
+        <w:t xml:space="preserve">for the byte-identical pair. This is a definitional</w:t>
       </w:r>
       <w:r>
         <w:t xml:space="preserve"> </w:t>
@@ -20090,8 +20691,8 @@
         <w:t xml:space="preserve">structural change in agent behavior.</w:t>
       </w:r>
     </w:p>
-    <w:bookmarkEnd w:id="82"/>
-    <w:bookmarkStart w:id="83" w:name="Xb960717fc3de66c66b8f59820377ad2ce658cf8"/>
+    <w:bookmarkEnd w:id="86"/>
+    <w:bookmarkStart w:id="87" w:name="Xb960717fc3de66c66b8f59820377ad2ce658cf8"/>
     <w:p>
       <w:pPr>
         <w:pStyle w:val="Heading2"/>
@@ -20474,8 +21075,8 @@
         <w:t xml:space="preserve">to claim more than analogical inference.</w:t>
       </w:r>
     </w:p>
-    <w:bookmarkEnd w:id="83"/>
-    <w:bookmarkStart w:id="84" w:name="limitations"/>
+    <w:bookmarkEnd w:id="87"/>
+    <w:bookmarkStart w:id="88" w:name="limitations"/>
     <w:p>
       <w:pPr>
         <w:pStyle w:val="Heading2"/>
@@ -20545,7 +21146,22 @@
         <w:t xml:space="preserve"> </w:t>
       </w:r>
       <w:r>
-        <w:t xml:space="preserve">random seeds; the Student-</w:t>
+        <w:t xml:space="preserve">random seeds.</w:t>
+      </w:r>
+      <w:r>
+        <w:t xml:space="preserve"> </w:t>
+      </w:r>
+      <w:r>
+        <w:t xml:space="preserve">The canonical test is a</w:t>
+      </w:r>
+      <w:r>
+        <w:t xml:space="preserve"> </w:t>
+      </w:r>
+      <w:r>
+        <w:t xml:space="preserve">one-sample</w:t>
+      </w:r>
+      <w:r>
+        <w:t xml:space="preserve"> </w:t>
       </w:r>
       <m:oMath>
         <m:r>
@@ -20553,28 +21169,50 @@
         </m:r>
       </m:oMath>
       <w:r>
-        <w:t xml:space="preserve"> </w:t>
-      </w:r>
-      <w:r>
-        <w:t xml:space="preserve">critical</w:t>
-      </w:r>
-      <w:r>
-        <w:t xml:space="preserve"> </w:t>
-      </w:r>
-      <w:r>
-        <w:t xml:space="preserve">value at</w:t>
+        <w:t xml:space="preserve">-test of the five per-seed</w:t>
       </w:r>
       <w:r>
         <w:t xml:space="preserve"> </w:t>
       </w:r>
       <m:oMath>
-        <m:r>
-          <m:rPr>
-            <m:nor/>
-            <m:sty m:val="p"/>
-          </m:rPr>
-          <m:t>df</m:t>
-        </m:r>
+        <m:sSub>
+          <m:e>
+            <m:r>
+              <m:t>r</m:t>
+            </m:r>
+          </m:e>
+          <m:sub>
+            <m:r>
+              <m:rPr>
+                <m:sty m:val="p"/>
+              </m:rPr>
+              <m:t>t</m:t>
+            </m:r>
+            <m:r>
+              <m:rPr>
+                <m:sty m:val="p"/>
+              </m:rPr>
+              <m:t>p</m:t>
+            </m:r>
+          </m:sub>
+        </m:sSub>
+      </m:oMath>
+      <w:r>
+        <w:t xml:space="preserve"> </w:t>
+      </w:r>
+      <w:r>
+        <w:t xml:space="preserve">values against zero</w:t>
+      </w:r>
+      <w:r>
+        <w:t xml:space="preserve"> </w:t>
+      </w:r>
+      <w:r>
+        <w:t xml:space="preserve">(df</w:t>
+      </w:r>
+      <w:r>
+        <w:t xml:space="preserve"> </w:t>
+      </w:r>
+      <m:oMath>
         <m:r>
           <m:rPr>
             <m:sty m:val="p"/>
@@ -20586,61 +21224,96 @@
         </m:r>
       </m:oMath>
       <w:r>
-        <w:t xml:space="preserve"> </w:t>
-      </w:r>
-      <w:r>
-        <w:t xml:space="preserve">is 2.776, which requires</w:t>
+        <w:t xml:space="preserve">,</w:t>
       </w:r>
       <w:r>
         <w:t xml:space="preserve"> </w:t>
       </w:r>
       <m:oMath>
-        <m:d>
-          <m:dPr>
-            <m:begChr m:val="|"/>
-            <m:endChr m:val="|"/>
-            <m:sepChr m:val=""/>
-            <m:grow/>
-          </m:dPr>
+        <m:sSub>
           <m:e>
-            <m:sSub>
-              <m:e>
-                <m:r>
-                  <m:t>r</m:t>
-                </m:r>
-              </m:e>
-              <m:sub>
-                <m:r>
-                  <m:rPr>
-                    <m:sty m:val="p"/>
-                  </m:rPr>
-                  <m:t>t</m:t>
-                </m:r>
-                <m:r>
-                  <m:rPr>
-                    <m:sty m:val="p"/>
-                  </m:rPr>
-                  <m:t>p</m:t>
-                </m:r>
-              </m:sub>
-            </m:sSub>
+            <m:r>
+              <m:t>T</m:t>
+            </m:r>
           </m:e>
-        </m:d>
+          <m:sub>
+            <m:r>
+              <m:rPr>
+                <m:nor/>
+                <m:sty m:val="p"/>
+              </m:rPr>
+              <m:t>crit</m:t>
+            </m:r>
+          </m:sub>
+        </m:sSub>
         <m:r>
           <m:rPr>
             <m:sty m:val="p"/>
           </m:rPr>
-          <m:t>&gt;</m:t>
-        </m:r>
-        <m:r>
-          <m:t>0.878</m:t>
+          <m:t>=</m:t>
+        </m:r>
+        <m:r>
+          <m:t>2.776</m:t>
         </m:r>
       </m:oMath>
       <w:r>
-        <w:t xml:space="preserve"> </w:t>
-      </w:r>
-      <w:r>
-        <w:t xml:space="preserve">for two-sided significance against zero. The headline</w:t>
+        <w:t xml:space="preserve">); significance therefore depends</w:t>
+      </w:r>
+      <w:r>
+        <w:t xml:space="preserve"> </w:t>
+      </w:r>
+      <w:r>
+        <w:t xml:space="preserve">on the between-seed standard deviation rather than on any fixed</w:t>
+      </w:r>
+      <w:r>
+        <w:t xml:space="preserve"> </w:t>
+      </w:r>
+      <w:r>
+        <w:t xml:space="preserve">critical correlation, and we do not treat</w:t>
+      </w:r>
+      <w:r>
+        <w:t xml:space="preserve"> </w:t>
+      </w:r>
+      <m:oMath>
+        <m:sSub>
+          <m:e>
+            <m:r>
+              <m:t>r</m:t>
+            </m:r>
+          </m:e>
+          <m:sub>
+            <m:r>
+              <m:rPr>
+                <m:sty m:val="p"/>
+              </m:rPr>
+              <m:t>t</m:t>
+            </m:r>
+            <m:r>
+              <m:rPr>
+                <m:sty m:val="p"/>
+              </m:rPr>
+              <m:t>p</m:t>
+            </m:r>
+          </m:sub>
+        </m:sSub>
+      </m:oMath>
+      <w:r>
+        <w:t xml:space="preserve"> </w:t>
+      </w:r>
+      <w:r>
+        <w:t xml:space="preserve">as though it were</w:t>
+      </w:r>
+      <w:r>
+        <w:t xml:space="preserve"> </w:t>
+      </w:r>
+      <w:r>
+        <w:t xml:space="preserve">itself a five-point correlation.</w:t>
+      </w:r>
+      <w:r>
+        <w:t xml:space="preserve"> </w:t>
+      </w:r>
+      <w:r>
+        <w:t xml:space="preserve">The headline</w:t>
       </w:r>
       <w:r>
         <w:t xml:space="preserve"> </w:t>
@@ -21197,9 +21870,9 @@
         <w:t xml:space="preserve">warranted.</w:t>
       </w:r>
     </w:p>
-    <w:bookmarkEnd w:id="84"/>
-    <w:bookmarkEnd w:id="85"/>
-    <w:bookmarkStart w:id="86" w:name="conclusion"/>
+    <w:bookmarkEnd w:id="88"/>
+    <w:bookmarkEnd w:id="89"/>
+    <w:bookmarkStart w:id="90" w:name="conclusion"/>
     <w:p>
       <w:pPr>
         <w:pStyle w:val="Heading1"/>
@@ -21758,8 +22431,8 @@
         <w:t xml:space="preserve">would each strengthen the present findings.</w:t>
       </w:r>
     </w:p>
-    <w:bookmarkEnd w:id="86"/>
-    <w:bookmarkStart w:id="108" w:name="sources-and-acknowledgments"/>
+    <w:bookmarkEnd w:id="90"/>
+    <w:bookmarkStart w:id="112" w:name="sources-and-acknowledgments"/>
     <w:p>
       <w:pPr>
         <w:pStyle w:val="Heading1"/>
@@ -21768,7 +22441,7 @@
         <w:t xml:space="preserve">Sources and Acknowledgments</w:t>
       </w:r>
     </w:p>
-    <w:bookmarkStart w:id="92" w:name="acknowledgments"/>
+    <w:bookmarkStart w:id="96" w:name="acknowledgments"/>
     <w:p>
       <w:pPr>
         <w:pStyle w:val="Heading2"/>
@@ -21791,7 +22464,7 @@
         <w:t xml:space="preserve">feasible.</w:t>
       </w:r>
     </w:p>
-    <w:bookmarkStart w:id="87" w:name="funding."/>
+    <w:bookmarkStart w:id="91" w:name="funding."/>
     <w:p>
       <w:pPr>
         <w:pStyle w:val="Heading4"/>
@@ -21814,8 +22487,8 @@
         <w:t xml:space="preserve">the author.</w:t>
       </w:r>
     </w:p>
-    <w:bookmarkEnd w:id="87"/>
-    <w:bookmarkStart w:id="88" w:name="author-contributions."/>
+    <w:bookmarkEnd w:id="91"/>
+    <w:bookmarkStart w:id="92" w:name="author-contributions."/>
     <w:p>
       <w:pPr>
         <w:pStyle w:val="Heading4"/>
@@ -21844,8 +22517,8 @@
         <w:t xml:space="preserve">manuscript.</w:t>
       </w:r>
     </w:p>
-    <w:bookmarkEnd w:id="88"/>
-    <w:bookmarkStart w:id="89" w:name="competing-interests."/>
+    <w:bookmarkEnd w:id="92"/>
+    <w:bookmarkStart w:id="93" w:name="competing-interests."/>
     <w:p>
       <w:pPr>
         <w:pStyle w:val="Heading4"/>
@@ -21868,8 +22541,8 @@
         <w:t xml:space="preserve">interests.</w:t>
       </w:r>
     </w:p>
-    <w:bookmarkEnd w:id="89"/>
-    <w:bookmarkStart w:id="91" w:name="data-and-materials-availability."/>
+    <w:bookmarkEnd w:id="93"/>
+    <w:bookmarkStart w:id="95" w:name="data-and-materials-availability."/>
     <w:p>
       <w:pPr>
         <w:pStyle w:val="Heading4"/>
@@ -21894,7 +22567,7 @@
       <w:r>
         <w:t xml:space="preserve"> </w:t>
       </w:r>
-      <w:hyperlink r:id="rId90">
+      <w:hyperlink r:id="rId94">
         <w:r>
           <w:rPr>
             <w:rStyle w:val="Hyperlink"/>
@@ -21906,9 +22579,9 @@
         <w:t xml:space="preserve">.</w:t>
       </w:r>
     </w:p>
-    <w:bookmarkEnd w:id="91"/>
-    <w:bookmarkEnd w:id="92"/>
-    <w:bookmarkStart w:id="93" w:name="references"/>
+    <w:bookmarkEnd w:id="95"/>
+    <w:bookmarkEnd w:id="96"/>
+    <w:bookmarkStart w:id="97" w:name="references"/>
     <w:p>
       <w:pPr>
         <w:pStyle w:val="Heading2"/>
@@ -21917,8 +22590,8 @@
         <w:t xml:space="preserve">References</w:t>
       </w:r>
     </w:p>
-    <w:bookmarkEnd w:id="93"/>
-    <w:bookmarkStart w:id="107" w:name="supplementary-materials"/>
+    <w:bookmarkEnd w:id="97"/>
+    <w:bookmarkStart w:id="111" w:name="supplementary-materials"/>
     <w:p>
       <w:pPr>
         <w:pStyle w:val="Heading2"/>
@@ -22031,8 +22704,8 @@
         <w:br/>
       </w:r>
     </w:p>
-    <w:bookmarkStart w:id="106" w:name="refs"/>
-    <w:bookmarkStart w:id="94" w:name="ref-resnick2002trust"/>
+    <w:bookmarkStart w:id="110" w:name="refs"/>
+    <w:bookmarkStart w:id="98" w:name="ref-resnick2002trust"/>
     <w:p>
       <w:pPr>
         <w:pStyle w:val="Bibliography"/>
@@ -22087,8 +22760,8 @@
         <w:t xml:space="preserve">, vol. 11, pp. 127–157, 2002.</w:t>
       </w:r>
     </w:p>
-    <w:bookmarkEnd w:id="94"/>
-    <w:bookmarkStart w:id="95" w:name="ref-bolton2004effective"/>
+    <w:bookmarkEnd w:id="98"/>
+    <w:bookmarkStart w:id="99" w:name="ref-bolton2004effective"/>
     <w:p>
       <w:pPr>
         <w:pStyle w:val="Bibliography"/>
@@ -22134,8 +22807,8 @@
         <w:t xml:space="preserve">, vol. 50, no. 11, pp. 1587–1602, 2004.</w:t>
       </w:r>
     </w:p>
-    <w:bookmarkEnd w:id="95"/>
-    <w:bookmarkStart w:id="96" w:name="ref-glosten1985bid"/>
+    <w:bookmarkEnd w:id="99"/>
+    <w:bookmarkStart w:id="100" w:name="ref-glosten1985bid"/>
     <w:p>
       <w:pPr>
         <w:pStyle w:val="Bibliography"/>
@@ -22172,8 +22845,8 @@
         <w:t xml:space="preserve">, vol. 14, no. 1, pp. 71–100, 1985.</w:t>
       </w:r>
     </w:p>
-    <w:bookmarkEnd w:id="96"/>
-    <w:bookmarkStart w:id="97" w:name="ref-axelrod1984evolution"/>
+    <w:bookmarkEnd w:id="100"/>
+    <w:bookmarkStart w:id="101" w:name="ref-axelrod1984evolution"/>
     <w:p>
       <w:pPr>
         <w:pStyle w:val="Bibliography"/>
@@ -22204,8 +22877,8 @@
         <w:t xml:space="preserve">. Basic Books, 1984.</w:t>
       </w:r>
     </w:p>
-    <w:bookmarkEnd w:id="97"/>
-    <w:bookmarkStart w:id="98" w:name="ref-nowak2006five"/>
+    <w:bookmarkEnd w:id="101"/>
+    <w:bookmarkStart w:id="102" w:name="ref-nowak2006five"/>
     <w:p>
       <w:pPr>
         <w:pStyle w:val="Bibliography"/>
@@ -22242,8 +22915,8 @@
         <w:t xml:space="preserve">, vol. 314, no. 5805, pp. 1560–1563, 2006.</w:t>
       </w:r>
     </w:p>
-    <w:bookmarkEnd w:id="98"/>
-    <w:bookmarkStart w:id="99" w:name="ref-billings1998opponent"/>
+    <w:bookmarkEnd w:id="102"/>
+    <w:bookmarkStart w:id="103" w:name="ref-billings1998opponent"/>
     <w:p>
       <w:pPr>
         <w:pStyle w:val="Bibliography"/>
@@ -22286,8 +22959,8 @@
         <w:t xml:space="preserve">, 1998, pp. 493–499.</w:t>
       </w:r>
     </w:p>
-    <w:bookmarkEnd w:id="99"/>
-    <w:bookmarkStart w:id="100" w:name="ref-southey2005bayes"/>
+    <w:bookmarkEnd w:id="103"/>
+    <w:bookmarkStart w:id="104" w:name="ref-southey2005bayes"/>
     <w:p>
       <w:pPr>
         <w:pStyle w:val="Bibliography"/>
@@ -22349,8 +23022,8 @@
         <w:t xml:space="preserve">, 2005, pp. 550–558.</w:t>
       </w:r>
     </w:p>
-    <w:bookmarkEnd w:id="100"/>
-    <w:bookmarkStart w:id="101" w:name="ref-ganzfried2015safe"/>
+    <w:bookmarkEnd w:id="104"/>
+    <w:bookmarkStart w:id="105" w:name="ref-ganzfried2015safe"/>
     <w:p>
       <w:pPr>
         <w:pStyle w:val="Bibliography"/>
@@ -22387,8 +23060,8 @@
         <w:t xml:space="preserve">, vol. 3, no. 2, pp. 8:1–8:28, 2015.</w:t>
       </w:r>
     </w:p>
-    <w:bookmarkEnd w:id="101"/>
-    <w:bookmarkStart w:id="102" w:name="ref-brown2018superhuman"/>
+    <w:bookmarkEnd w:id="105"/>
+    <w:bookmarkStart w:id="106" w:name="ref-brown2018superhuman"/>
     <w:p>
       <w:pPr>
         <w:pStyle w:val="Bibliography"/>
@@ -22446,8 +23119,8 @@
         <w:t xml:space="preserve">, vol. 359, no. 6374, pp. 418–424, 2018.</w:t>
       </w:r>
     </w:p>
-    <w:bookmarkEnd w:id="102"/>
-    <w:bookmarkStart w:id="103" w:name="ref-brown2019superhuman"/>
+    <w:bookmarkEnd w:id="106"/>
+    <w:bookmarkStart w:id="107" w:name="ref-brown2019superhuman"/>
     <w:p>
       <w:pPr>
         <w:pStyle w:val="Bibliography"/>
@@ -22496,8 +23169,8 @@
         <w:t xml:space="preserve">, vol. 365, no. 6456, pp. 885–890, 2019.</w:t>
       </w:r>
     </w:p>
-    <w:bookmarkEnd w:id="103"/>
-    <w:bookmarkStart w:id="104" w:name="ref-liu2024agentbench"/>
+    <w:bookmarkEnd w:id="107"/>
+    <w:bookmarkStart w:id="108" w:name="ref-liu2024agentbench"/>
     <w:p>
       <w:pPr>
         <w:pStyle w:val="Bibliography"/>
@@ -22574,8 +23247,8 @@
         <w:t xml:space="preserve">, 2024.</w:t>
       </w:r>
     </w:p>
-    <w:bookmarkEnd w:id="104"/>
-    <w:bookmarkStart w:id="105" w:name="ref-park2023generative"/>
+    <w:bookmarkEnd w:id="108"/>
+    <w:bookmarkStart w:id="109" w:name="ref-park2023generative"/>
     <w:p>
       <w:pPr>
         <w:pStyle w:val="Bibliography"/>
@@ -22646,10 +23319,10 @@
         <w:t xml:space="preserve">, 2023.</w:t>
       </w:r>
     </w:p>
-    <w:bookmarkEnd w:id="105"/>
-    <w:bookmarkEnd w:id="106"/>
-    <w:bookmarkEnd w:id="107"/>
-    <w:bookmarkEnd w:id="108"/>
+    <w:bookmarkEnd w:id="109"/>
+    <w:bookmarkEnd w:id="110"/>
+    <w:bookmarkEnd w:id="111"/>
+    <w:bookmarkEnd w:id="112"/>
     <w:sectPr>
       <w:headerReference w:type="default" r:id="rId9"/>
       <w:footerReference w:type="default" r:id="rId10"/>
@@ -23375,6 +24048,88 @@
       </w:r>
     </w:p>
   </w:footnote>
+  <w:footnote w:id="44">
+    <w:p>
+      <w:pPr>
+        <w:pStyle w:val="FootnoteText"/>
+      </w:pPr>
+      <w:r>
+        <w:rPr>
+          <w:rStyle w:val="FootnoteReference"/>
+        </w:rPr>
+        <w:footnoteRef/>
+      </w:r>
+      <w:r>
+        <w:t xml:space="preserve"> </w:t>
+      </w:r>
+      <w:r>
+        <w:rPr>
+          <w:iCs/>
+          <w:i/>
+        </w:rPr>
+        <w:t xml:space="preserve">TEI</w:t>
+      </w:r>
+      <w:r>
+        <w:t xml:space="preserve"> </w:t>
+      </w:r>
+      <w:r>
+        <w:t xml:space="preserve">(Trust</w:t>
+      </w:r>
+      <w:r>
+        <w:t xml:space="preserve"> </w:t>
+      </w:r>
+      <w:r>
+        <w:t xml:space="preserve">Exploitation Index) is an agent’s mean non-showdown profit per</w:t>
+      </w:r>
+      <w:r>
+        <w:t xml:space="preserve"> </w:t>
+      </w:r>
+      <w:r>
+        <w:t xml:space="preserve">hand—value won through fold equity rather than at showdown.</w:t>
+      </w:r>
+    </w:p>
+  </w:footnote>
+  <w:footnote w:id="45">
+    <w:p>
+      <w:pPr>
+        <w:pStyle w:val="FootnoteText"/>
+      </w:pPr>
+      <w:r>
+        <w:rPr>
+          <w:rStyle w:val="FootnoteReference"/>
+        </w:rPr>
+        <w:footnoteRef/>
+      </w:r>
+      <w:r>
+        <w:t xml:space="preserve"> </w:t>
+      </w:r>
+      <w:r>
+        <w:rPr>
+          <w:iCs/>
+          <w:i/>
+        </w:rPr>
+        <w:t xml:space="preserve">CS</w:t>
+      </w:r>
+      <w:r>
+        <w:t xml:space="preserve"> </w:t>
+      </w:r>
+      <w:r>
+        <w:t xml:space="preserve">(Context</w:t>
+      </w:r>
+      <w:r>
+        <w:t xml:space="preserve"> </w:t>
+      </w:r>
+      <w:r>
+        <w:t xml:space="preserve">Sensitivity) is the absolute correlation between an opponent’s recent</w:t>
+      </w:r>
+      <w:r>
+        <w:t xml:space="preserve"> </w:t>
+      </w:r>
+      <w:r>
+        <w:t xml:space="preserve">aggression and the agent’s own action.</w:t>
+      </w:r>
+    </w:p>
+  </w:footnote>
   <w:footnote w:id="46">
     <w:p>
       <w:pPr>
@@ -23390,56 +24145,64 @@
         <w:t xml:space="preserve"> </w:t>
       </w:r>
       <w:r>
-        <w:t xml:space="preserve">A</w:t>
-      </w:r>
-      <w:r>
-        <w:t xml:space="preserve"> </w:t>
-      </w:r>
-      <w:r>
         <w:rPr>
           <w:iCs/>
           <w:i/>
         </w:rPr>
-        <w:t xml:space="preserve">walkover</w:t>
-      </w:r>
-      <w:r>
-        <w:t xml:space="preserve"> </w:t>
-      </w:r>
-      <w:r>
-        <w:t xml:space="preserve">(or</w:t>
-      </w:r>
-      <w:r>
-        <w:t xml:space="preserve"> </w:t>
-      </w:r>
-      <w:r>
-        <w:t xml:space="preserve">“</w:t>
-      </w:r>
-      <w:r>
-        <w:t xml:space="preserve">uncontested pot</w:t>
-      </w:r>
-      <w:r>
-        <w:t xml:space="preserve">”</w:t>
-      </w:r>
-      <w:r>
-        <w:t xml:space="preserve">) is a hand won without showdown—every other</w:t>
-      </w:r>
-      <w:r>
-        <w:t xml:space="preserve"> </w:t>
-      </w:r>
-      <w:r>
-        <w:t xml:space="preserve">player folded before the cards had to be shown. It is the</w:t>
-      </w:r>
-      <w:r>
-        <w:t xml:space="preserve"> </w:t>
-      </w:r>
-      <w:r>
-        <w:t xml:space="preserve">bread-and-butter outcome for aggressive players who win by making</w:t>
-      </w:r>
-      <w:r>
-        <w:t xml:space="preserve"> </w:t>
-      </w:r>
-      <w:r>
-        <w:t xml:space="preserve">opponents fold rather than by holding the best hand.</w:t>
+        <w:t xml:space="preserve">OA</w:t>
+      </w:r>
+      <w:r>
+        <w:t xml:space="preserve"> </w:t>
+      </w:r>
+      <w:r>
+        <w:t xml:space="preserve">(Opponent Adaptation) is the variance of</w:t>
+      </w:r>
+      <w:r>
+        <w:t xml:space="preserve"> </w:t>
+      </w:r>
+      <w:r>
+        <w:t xml:space="preserve">an agent’s aggression rate across different opponents.</w:t>
+      </w:r>
+    </w:p>
+  </w:footnote>
+  <w:footnote w:id="47">
+    <w:p>
+      <w:pPr>
+        <w:pStyle w:val="FootnoteText"/>
+      </w:pPr>
+      <w:r>
+        <w:rPr>
+          <w:rStyle w:val="FootnoteReference"/>
+        </w:rPr>
+        <w:footnoteRef/>
+      </w:r>
+      <w:r>
+        <w:t xml:space="preserve"> </w:t>
+      </w:r>
+      <w:r>
+        <w:rPr>
+          <w:iCs/>
+          <w:i/>
+        </w:rPr>
+        <w:t xml:space="preserve">NS</w:t>
+      </w:r>
+      <w:r>
+        <w:t xml:space="preserve"> </w:t>
+      </w:r>
+      <w:r>
+        <w:t xml:space="preserve">(Non-Stationarity)</w:t>
+      </w:r>
+      <w:r>
+        <w:t xml:space="preserve"> </w:t>
+      </w:r>
+      <w:r>
+        <w:t xml:space="preserve">gauges how much an agent’s action distribution drifts over the run,</w:t>
+      </w:r>
+      <w:r>
+        <w:t xml:space="preserve"> </w:t>
+      </w:r>
+      <w:r>
+        <w:t xml:space="preserve">comparing 500-hand windows against its overall distribution.</w:t>
       </w:r>
     </w:p>
   </w:footnote>
@@ -23458,6 +24221,74 @@
         <w:t xml:space="preserve"> </w:t>
       </w:r>
       <w:r>
+        <w:t xml:space="preserve">A</w:t>
+      </w:r>
+      <w:r>
+        <w:t xml:space="preserve"> </w:t>
+      </w:r>
+      <w:r>
+        <w:rPr>
+          <w:iCs/>
+          <w:i/>
+        </w:rPr>
+        <w:t xml:space="preserve">walkover</w:t>
+      </w:r>
+      <w:r>
+        <w:t xml:space="preserve"> </w:t>
+      </w:r>
+      <w:r>
+        <w:t xml:space="preserve">(or</w:t>
+      </w:r>
+      <w:r>
+        <w:t xml:space="preserve"> </w:t>
+      </w:r>
+      <w:r>
+        <w:t xml:space="preserve">“</w:t>
+      </w:r>
+      <w:r>
+        <w:t xml:space="preserve">uncontested pot</w:t>
+      </w:r>
+      <w:r>
+        <w:t xml:space="preserve">”</w:t>
+      </w:r>
+      <w:r>
+        <w:t xml:space="preserve">) is a hand won without showdown—every other</w:t>
+      </w:r>
+      <w:r>
+        <w:t xml:space="preserve"> </w:t>
+      </w:r>
+      <w:r>
+        <w:t xml:space="preserve">player folded before the cards had to be shown. It is the</w:t>
+      </w:r>
+      <w:r>
+        <w:t xml:space="preserve"> </w:t>
+      </w:r>
+      <w:r>
+        <w:t xml:space="preserve">bread-and-butter outcome for aggressive players who win by making</w:t>
+      </w:r>
+      <w:r>
+        <w:t xml:space="preserve"> </w:t>
+      </w:r>
+      <w:r>
+        <w:t xml:space="preserve">opponents fold rather than by holding the best hand.</w:t>
+      </w:r>
+    </w:p>
+  </w:footnote>
+  <w:footnote w:id="54">
+    <w:p>
+      <w:pPr>
+        <w:pStyle w:val="FootnoteText"/>
+      </w:pPr>
+      <w:r>
+        <w:rPr>
+          <w:rStyle w:val="FootnoteReference"/>
+        </w:rPr>
+        <w:footnoteRef/>
+      </w:r>
+      <w:r>
+        <w:t xml:space="preserve"> </w:t>
+      </w:r>
+      <w:r>
         <w:rPr>
           <w:iCs/>
           <w:i/>
@@ -23519,7 +24350,7 @@
       </w:r>
     </w:p>
   </w:footnote>
-  <w:footnote w:id="51">
+  <w:footnote w:id="55">
     <w:p>
       <w:pPr>
         <w:pStyle w:val="FootnoteText"/>
@@ -23588,7 +24419,7 @@
       </w:r>
     </w:p>
   </w:footnote>
-  <w:footnote w:id="54">
+  <w:footnote w:id="58">
     <w:p>
       <w:pPr>
         <w:pStyle w:val="FootnoteText"/>
@@ -23679,7 +24510,7 @@
       </w:r>
     </w:p>
   </w:footnote>
-  <w:footnote w:id="66">
+  <w:footnote w:id="70">
     <w:p>
       <w:pPr>
         <w:pStyle w:val="FootnoteText"/>
@@ -23726,7 +24557,7 @@
       </w:r>
     </w:p>
   </w:footnote>
-  <w:footnote w:id="67">
+  <w:footnote w:id="71">
     <w:p>
       <w:pPr>
         <w:pStyle w:val="FootnoteText"/>
@@ -23778,7 +24609,7 @@
       </w:r>
     </w:p>
   </w:footnote>
-  <w:footnote w:id="68">
+  <w:footnote w:id="72">
     <w:p>
       <w:pPr>
         <w:pStyle w:val="FootnoteText"/>
@@ -23904,7 +24735,7 @@
       </w:r>
     </w:p>
   </w:footnote>
-  <w:footnote w:id="69">
+  <w:footnote w:id="73">
     <w:p>
       <w:pPr>
         <w:pStyle w:val="FootnoteText"/>
@@ -23945,7 +24776,7 @@
       </w:r>
     </w:p>
   </w:footnote>
-  <w:footnote w:id="77">
+  <w:footnote w:id="81">
     <w:p>
       <w:pPr>
         <w:pStyle w:val="FootnoteText"/>
@@ -24008,7 +24839,7 @@
       </w:r>
     </w:p>
   </w:footnote>
-  <w:footnote w:id="78">
+  <w:footnote w:id="82">
     <w:p>
       <w:pPr>
         <w:pStyle w:val="FootnoteText"/>

--- a/paper_resources/manuscript/main.docx
+++ b/paper_resources/manuscript/main.docx
@@ -1192,7 +1192,7 @@
         <w:t xml:space="preserve">thing?</w:t>
       </w:r>
     </w:p>
-    <w:bookmarkStart w:id="23" w:name="introduction"/>
+    <w:bookmarkStart w:id="21" w:name="introduction"/>
     <w:p>
       <w:pPr>
         <w:pStyle w:val="Heading1"/>
@@ -1467,16 +1467,7 @@
         <w:t xml:space="preserve"> </w:t>
       </w:r>
       <w:r>
-        <w:t xml:space="preserve">example, a player’s private cards</w:t>
-      </w:r>
-      <w:r>
-        <w:rPr>
-          <w:rStyle w:val="FootnoteReference"/>
-        </w:rPr>
-        <w:footnoteReference w:id="20"/>
-      </w:r>
-      <w:r>
-        <w:t xml:space="preserve">), public actions (bets, calls, and folds) were</w:t>
+        <w:t xml:space="preserve">example, a player’s private cards), public actions (bets, calls, and folds) were</w:t>
       </w:r>
       <w:r>
         <w:t xml:space="preserve"> </w:t>
@@ -1488,19 +1479,7 @@
         <w:t xml:space="preserve"> </w:t>
       </w:r>
       <w:r>
-        <w:t xml:space="preserve">Hold’em</w:t>
-      </w:r>
-      <w:r>
-        <w:rPr>
-          <w:rStyle w:val="FootnoteReference"/>
-        </w:rPr>
-        <w:footnoteReference w:id="21"/>
-      </w:r>
-      <w:r>
-        <w:t xml:space="preserve"> </w:t>
-      </w:r>
-      <w:r>
-        <w:t xml:space="preserve">was the way to go, where both the bet sizes and action</w:t>
+        <w:t xml:space="preserve">Hold’em was the way to go, where both the bet sizes and action</w:t>
       </w:r>
       <w:r>
         <w:t xml:space="preserve"> </w:t>
@@ -1619,7 +1598,7 @@
         <w:rPr>
           <w:rStyle w:val="FootnoteReference"/>
         </w:rPr>
-        <w:footnoteReference w:id="22"/>
+        <w:footnoteReference w:id="20"/>
       </w:r>
       <w:r>
         <w:t xml:space="preserve"> </w:t>
@@ -1658,8 +1637,8 @@
         <w:t xml:space="preserve">work presented in the following section.</w:t>
       </w:r>
     </w:p>
-    <w:bookmarkEnd w:id="23"/>
-    <w:bookmarkStart w:id="33" w:name="background"/>
+    <w:bookmarkEnd w:id="21"/>
+    <w:bookmarkStart w:id="31" w:name="background"/>
     <w:p>
       <w:pPr>
         <w:pStyle w:val="Heading1"/>
@@ -1785,7 +1764,7 @@
         <w:t xml:space="preserve">it?</w:t>
       </w:r>
     </w:p>
-    <w:bookmarkStart w:id="27" w:name="online-reputation-systems"/>
+    <w:bookmarkStart w:id="25" w:name="online-reputation-systems"/>
     <w:p>
       <w:pPr>
         <w:pStyle w:val="Heading2"/>
@@ -2276,18 +2255,18 @@
           <wp:inline>
             <wp:extent cx="5039999" cy="3662663"/>
             <wp:effectExtent b="0" l="0" r="0" t="0"/>
-            <wp:docPr descr="" title="" id="25" name="Picture"/>
+            <wp:docPr descr="" title="" id="23" name="Picture"/>
             <a:graphic>
               <a:graphicData uri="http://schemas.openxmlformats.org/drawingml/2006/picture">
                 <pic:pic>
                   <pic:nvPicPr>
-                    <pic:cNvPr descr="00_game_of_trust.png" id="26" name="Picture"/>
+                    <pic:cNvPr descr="00_game_of_trust.png" id="24" name="Picture"/>
                     <pic:cNvPicPr>
                       <a:picLocks noChangeArrowheads="1" noChangeAspect="1"/>
                     </pic:cNvPicPr>
                   </pic:nvPicPr>
                   <pic:blipFill>
-                    <a:blip r:embed="rId24"/>
+                    <a:blip r:embed="rId22"/>
                     <a:stretch>
                       <a:fillRect/>
                     </a:stretch>
@@ -2462,8 +2441,8 @@
         <w:t xml:space="preserve">to the cooperator.</w:t>
       </w:r>
     </w:p>
-    <w:bookmarkEnd w:id="27"/>
-    <w:bookmarkStart w:id="29" w:name="cooperation-in-repeated-games"/>
+    <w:bookmarkEnd w:id="25"/>
+    <w:bookmarkStart w:id="27" w:name="cooperation-in-repeated-games"/>
     <w:p>
       <w:pPr>
         <w:pStyle w:val="Heading2"/>
@@ -2842,7 +2821,7 @@
         <w:rPr>
           <w:rStyle w:val="FootnoteReference"/>
         </w:rPr>
-        <w:footnoteReference w:id="28"/>
+        <w:footnoteReference w:id="26"/>
       </w:r>
       <w:r>
         <w:t xml:space="preserve"> </w:t>
@@ -2900,8 +2879,8 @@
         <w:t xml:space="preserve">suggestive rather than definitive.</w:t>
       </w:r>
     </w:p>
-    <w:bookmarkEnd w:id="29"/>
-    <w:bookmarkStart w:id="30" w:name="bayesian-opponent-modelling-in-poker"/>
+    <w:bookmarkEnd w:id="27"/>
+    <w:bookmarkStart w:id="28" w:name="bayesian-opponent-modelling-in-poker"/>
     <w:p>
       <w:pPr>
         <w:pStyle w:val="Heading2"/>
@@ -3044,8 +3023,8 @@
         <w:t xml:space="preserve">as a microscope—not as an adversary.</w:t>
       </w:r>
     </w:p>
-    <w:bookmarkEnd w:id="30"/>
-    <w:bookmarkStart w:id="31" w:name="language-models-as-strategic-agents"/>
+    <w:bookmarkEnd w:id="28"/>
+    <w:bookmarkStart w:id="29" w:name="language-models-as-strategic-agents"/>
     <w:p>
       <w:pPr>
         <w:pStyle w:val="Heading2"/>
@@ -3149,8 +3128,8 @@
         <w:t xml:space="preserve">represent by way of textual strategies.</w:t>
       </w:r>
     </w:p>
-    <w:bookmarkEnd w:id="31"/>
-    <w:bookmarkStart w:id="32" w:name="ideas-in-mathematics-used-throughout"/>
+    <w:bookmarkEnd w:id="29"/>
+    <w:bookmarkStart w:id="30" w:name="ideas-in-mathematics-used-throughout"/>
     <w:p>
       <w:pPr>
         <w:pStyle w:val="Heading2"/>
@@ -4201,9 +4180,9 @@
         <w:t xml:space="preserve">all four lines of prior work and using these two mathematical tools.</w:t>
       </w:r>
     </w:p>
-    <w:bookmarkEnd w:id="32"/>
-    <w:bookmarkEnd w:id="33"/>
-    <w:bookmarkStart w:id="49" w:name="methodology"/>
+    <w:bookmarkEnd w:id="30"/>
+    <w:bookmarkEnd w:id="31"/>
+    <w:bookmarkStart w:id="43" w:name="methodology"/>
     <w:p>
       <w:pPr>
         <w:pStyle w:val="Heading1"/>
@@ -4335,7 +4314,7 @@
         <w:t xml:space="preserve">four agent implementations.</w:t>
       </w:r>
     </w:p>
-    <w:bookmarkStart w:id="38" w:name="game-environment"/>
+    <w:bookmarkStart w:id="33" w:name="game-environment"/>
     <w:p>
       <w:pPr>
         <w:pStyle w:val="Heading2"/>
@@ -4391,85 +4370,67 @@
         <w:t xml:space="preserve">”</w:t>
       </w:r>
       <w:r>
+        <w:t xml:space="preserve">), the large bet (4) can be made on the</w:t>
+      </w:r>
+      <w:r>
+        <w:t xml:space="preserve"> </w:t>
+      </w:r>
+      <w:r>
+        <w:t xml:space="preserve">second round of cards (</w:t>
+      </w:r>
+      <w:r>
+        <w:t xml:space="preserve">“</w:t>
+      </w:r>
+      <w:r>
+        <w:t xml:space="preserve">turn</w:t>
+      </w:r>
+      <w:r>
+        <w:t xml:space="preserve">”</w:t>
+      </w:r>
+      <w:r>
+        <w:t xml:space="preserve">) and third round of cards</w:t>
+      </w:r>
+      <w:r>
+        <w:t xml:space="preserve"> </w:t>
+      </w:r>
+      <w:r>
+        <w:t xml:space="preserve">(</w:t>
+      </w:r>
+      <w:r>
+        <w:t xml:space="preserve">“</w:t>
+      </w:r>
+      <w:r>
+        <w:t xml:space="preserve">river</w:t>
+      </w:r>
+      <w:r>
+        <w:t xml:space="preserve">”</w:t>
+      </w:r>
+      <w:r>
+        <w:t xml:space="preserve">). There is a cap of four-bet allowed per round. At the beginning of each</w:t>
+      </w:r>
+      <w:r>
+        <w:t xml:space="preserve"> </w:t>
+      </w:r>
+      <w:r>
+        <w:t xml:space="preserve">hand, each player has a chip count of 200 in their respective seat,</w:t>
+      </w:r>
+      <w:r>
+        <w:t xml:space="preserve"> </w:t>
+      </w:r>
+      <w:r>
+        <w:t xml:space="preserve">and when a player’s chips run out, he/she receives a rebuy. Side</w:t>
+      </w:r>
+      <w:r>
+        <w:t xml:space="preserve"> </w:t>
+      </w:r>
+      <w:r>
+        <w:t xml:space="preserve">pots</w:t>
+      </w:r>
+      <w:r>
         <w:rPr>
           <w:rStyle w:val="FootnoteReference"/>
         </w:rPr>
-        <w:footnoteReference w:id="34"/>
-      </w:r>
-      <w:r>
-        <w:t xml:space="preserve">), the large bet (4) can be made on the</w:t>
-      </w:r>
-      <w:r>
-        <w:t xml:space="preserve"> </w:t>
-      </w:r>
-      <w:r>
-        <w:t xml:space="preserve">second round of cards (</w:t>
-      </w:r>
-      <w:r>
-        <w:t xml:space="preserve">“</w:t>
-      </w:r>
-      <w:r>
-        <w:t xml:space="preserve">turn</w:t>
-      </w:r>
-      <w:r>
-        <w:t xml:space="preserve">”</w:t>
-      </w:r>
-      <w:r>
-        <w:t xml:space="preserve">) and third round of cards</w:t>
-      </w:r>
-      <w:r>
-        <w:t xml:space="preserve"> </w:t>
-      </w:r>
-      <w:r>
-        <w:t xml:space="preserve">(</w:t>
-      </w:r>
-      <w:r>
-        <w:t xml:space="preserve">“</w:t>
-      </w:r>
-      <w:r>
-        <w:t xml:space="preserve">river</w:t>
-      </w:r>
-      <w:r>
-        <w:t xml:space="preserve">”</w:t>
-      </w:r>
-      <w:r>
-        <w:t xml:space="preserve">). There is a cap of four-bet</w:t>
-      </w:r>
-      <w:r>
-        <w:rPr>
-          <w:rStyle w:val="FootnoteReference"/>
-        </w:rPr>
-        <w:footnoteReference w:id="35"/>
-      </w:r>
-      <w:r>
-        <w:t xml:space="preserve"> </w:t>
-      </w:r>
-      <w:r>
-        <w:t xml:space="preserve">allowed per round. At the beginning of each</w:t>
-      </w:r>
-      <w:r>
-        <w:t xml:space="preserve"> </w:t>
-      </w:r>
-      <w:r>
-        <w:t xml:space="preserve">hand, each player has a chip count of 200 in their respective seat,</w:t>
-      </w:r>
-      <w:r>
-        <w:t xml:space="preserve"> </w:t>
-      </w:r>
-      <w:r>
-        <w:t xml:space="preserve">and when a player’s chips run out, he/she receives a rebuy. Side</w:t>
-      </w:r>
-      <w:r>
-        <w:t xml:space="preserve"> </w:t>
-      </w:r>
-      <w:r>
-        <w:t xml:space="preserve">pots</w:t>
-      </w:r>
-      <w:r>
-        <w:rPr>
-          <w:rStyle w:val="FootnoteReference"/>
-        </w:rPr>
-        <w:footnoteReference w:id="36"/>
+        <w:footnoteReference w:id="32"/>
       </w:r>
       <w:r>
         <w:t xml:space="preserve"> </w:t>
@@ -4481,16 +4442,7 @@
         <w:t xml:space="preserve"> </w:t>
       </w:r>
       <w:r>
-        <w:t xml:space="preserve">showdown</w:t>
-      </w:r>
-      <w:r>
-        <w:rPr>
-          <w:rStyle w:val="FootnoteReference"/>
-        </w:rPr>
-        <w:footnoteReference w:id="37"/>
-      </w:r>
-      <w:r>
-        <w:t xml:space="preserve">; a side pot is created by</w:t>
+        <w:t xml:space="preserve">showdown; a side pot is created by</w:t>
       </w:r>
       <w:r>
         <w:t xml:space="preserve"> </w:t>
@@ -4517,8 +4469,8 @@
         <w:t xml:space="preserve">comes first from the dealer, going in clockwise direction.</w:t>
       </w:r>
     </w:p>
-    <w:bookmarkEnd w:id="38"/>
-    <w:bookmarkStart w:id="40" w:name="the-eight-agent-archetypes"/>
+    <w:bookmarkEnd w:id="33"/>
+    <w:bookmarkStart w:id="34" w:name="the-eight-agent-archetypes"/>
     <w:p>
       <w:pPr>
         <w:pStyle w:val="Heading2"/>
@@ -4694,31 +4646,19 @@
         <w:t xml:space="preserve"> </w:t>
       </w:r>
       <w:r>
-        <w:t xml:space="preserve">time. The preflop betting range</w:t>
-      </w:r>
-      <w:r>
-        <w:rPr>
-          <w:rStyle w:val="FootnoteReference"/>
-        </w:rPr>
-        <w:footnoteReference w:id="39"/>
-      </w:r>
-      <w:r>
-        <w:t xml:space="preserve"> </w:t>
-      </w:r>
-      <w:r>
-        <w:t xml:space="preserve">for each of the eight types</w:t>
-      </w:r>
-      <w:r>
-        <w:t xml:space="preserve"> </w:t>
-      </w:r>
-      <w:r>
-        <w:t xml:space="preserve">appears below; additional information about the policy limits per</w:t>
-      </w:r>
-      <w:r>
-        <w:t xml:space="preserve"> </w:t>
-      </w:r>
-      <w:r>
-        <w:t xml:space="preserve">type is found in Table 2.</w:t>
+        <w:t xml:space="preserve">time. The full per-archetype policy bounds—bet, bluff, and fold</w:t>
+      </w:r>
+      <w:r>
+        <w:t xml:space="preserve"> </w:t>
+      </w:r>
+      <w:r>
+        <w:t xml:space="preserve">probabilities and the adaptation rule for each of the eight</w:t>
+      </w:r>
+      <w:r>
+        <w:t xml:space="preserve"> </w:t>
+      </w:r>
+      <w:r>
+        <w:t xml:space="preserve">types—are given in Table 2.</w:t>
       </w:r>
     </w:p>
     <w:p>
@@ -4788,121 +4728,7 @@
         <w:t xml:space="preserve"> </w:t>
       </w:r>
       <w:r>
-        <w:t xml:space="preserve">evaluated. (br</w:t>
-      </w:r>
-      <w:r>
-        <w:t xml:space="preserve"> </w:t>
-      </w:r>
-      <m:oMath>
-        <m:r>
-          <m:rPr>
-            <m:sty m:val="p"/>
-          </m:rPr>
-          <m:t>∈</m:t>
-        </m:r>
-        <m:d>
-          <m:dPr>
-            <m:begChr m:val="["/>
-            <m:endChr m:val="]"/>
-            <m:sepChr m:val=""/>
-            <m:grow/>
-          </m:dPr>
-          <m:e>
-            <m:r>
-              <m:t>.20</m:t>
-            </m:r>
-            <m:r>
-              <m:rPr>
-                <m:sty m:val="p"/>
-              </m:rPr>
-              <m:t>,</m:t>
-            </m:r>
-            <m:r>
-              <m:t>.45</m:t>
-            </m:r>
-          </m:e>
-        </m:d>
-      </m:oMath>
-      <w:r>
-        <w:t xml:space="preserve"> </w:t>
-      </w:r>
-      <w:r>
-        <w:t xml:space="preserve">vbr</w:t>
-      </w:r>
-      <w:r>
-        <w:t xml:space="preserve"> </w:t>
-      </w:r>
-      <m:oMath>
-        <m:r>
-          <m:rPr>
-            <m:sty m:val="p"/>
-          </m:rPr>
-          <m:t>∈</m:t>
-        </m:r>
-        <m:d>
-          <m:dPr>
-            <m:begChr m:val="["/>
-            <m:endChr m:val="]"/>
-            <m:sepChr m:val=""/>
-            <m:grow/>
-          </m:dPr>
-          <m:e>
-            <m:r>
-              <m:t>.80</m:t>
-            </m:r>
-            <m:r>
-              <m:rPr>
-                <m:sty m:val="p"/>
-              </m:rPr>
-              <m:t>,</m:t>
-            </m:r>
-            <m:r>
-              <m:t>1.00</m:t>
-            </m:r>
-          </m:e>
-        </m:d>
-      </m:oMath>
-      <w:r>
-        <w:t xml:space="preserve"> </w:t>
-      </w:r>
-      <w:r>
-        <w:t xml:space="preserve">cr</w:t>
-      </w:r>
-      <w:r>
-        <w:t xml:space="preserve"> </w:t>
-      </w:r>
-      <m:oMath>
-        <m:r>
-          <m:rPr>
-            <m:sty m:val="p"/>
-          </m:rPr>
-          <m:t>∈</m:t>
-        </m:r>
-        <m:d>
-          <m:dPr>
-            <m:begChr m:val="["/>
-            <m:endChr m:val="]"/>
-            <m:sepChr m:val=""/>
-            <m:grow/>
-          </m:dPr>
-          <m:e>
-            <m:r>
-              <m:t>.20</m:t>
-            </m:r>
-            <m:r>
-              <m:rPr>
-                <m:sty m:val="p"/>
-              </m:rPr>
-              <m:t>,</m:t>
-            </m:r>
-            <m:r>
-              <m:t>.50</m:t>
-            </m:r>
-          </m:e>
-        </m:d>
-      </m:oMath>
-      <w:r>
-        <w:t xml:space="preserve">)</w:t>
+        <w:t xml:space="preserve">evaluated.</w:t>
       </w:r>
     </w:p>
     <w:p>
@@ -4948,121 +4774,7 @@
         <w:t xml:space="preserve"> </w:t>
       </w:r>
       <w:r>
-        <w:t xml:space="preserve">that its check is weak. (br</w:t>
-      </w:r>
-      <w:r>
-        <w:t xml:space="preserve"> </w:t>
-      </w:r>
-      <m:oMath>
-        <m:r>
-          <m:rPr>
-            <m:sty m:val="p"/>
-          </m:rPr>
-          <m:t>∈</m:t>
-        </m:r>
-        <m:d>
-          <m:dPr>
-            <m:begChr m:val="["/>
-            <m:endChr m:val="]"/>
-            <m:sepChr m:val=""/>
-            <m:grow/>
-          </m:dPr>
-          <m:e>
-            <m:r>
-              <m:t>.02</m:t>
-            </m:r>
-            <m:r>
-              <m:rPr>
-                <m:sty m:val="p"/>
-              </m:rPr>
-              <m:t>,</m:t>
-            </m:r>
-            <m:r>
-              <m:t>.18</m:t>
-            </m:r>
-          </m:e>
-        </m:d>
-      </m:oMath>
-      <w:r>
-        <w:t xml:space="preserve"> </w:t>
-      </w:r>
-      <w:r>
-        <w:t xml:space="preserve">vbr</w:t>
-      </w:r>
-      <w:r>
-        <w:t xml:space="preserve"> </w:t>
-      </w:r>
-      <m:oMath>
-        <m:r>
-          <m:rPr>
-            <m:sty m:val="p"/>
-          </m:rPr>
-          <m:t>∈</m:t>
-        </m:r>
-        <m:d>
-          <m:dPr>
-            <m:begChr m:val="["/>
-            <m:endChr m:val="]"/>
-            <m:sepChr m:val=""/>
-            <m:grow/>
-          </m:dPr>
-          <m:e>
-            <m:r>
-              <m:t>.85</m:t>
-            </m:r>
-            <m:r>
-              <m:rPr>
-                <m:sty m:val="p"/>
-              </m:rPr>
-              <m:t>,</m:t>
-            </m:r>
-            <m:r>
-              <m:t>1.00</m:t>
-            </m:r>
-          </m:e>
-        </m:d>
-      </m:oMath>
-      <w:r>
-        <w:t xml:space="preserve"> </w:t>
-      </w:r>
-      <w:r>
-        <w:t xml:space="preserve">cr</w:t>
-      </w:r>
-      <w:r>
-        <w:t xml:space="preserve"> </w:t>
-      </w:r>
-      <m:oMath>
-        <m:r>
-          <m:rPr>
-            <m:sty m:val="p"/>
-          </m:rPr>
-          <m:t>∈</m:t>
-        </m:r>
-        <m:d>
-          <m:dPr>
-            <m:begChr m:val="["/>
-            <m:endChr m:val="]"/>
-            <m:sepChr m:val=""/>
-            <m:grow/>
-          </m:dPr>
-          <m:e>
-            <m:r>
-              <m:t>.25</m:t>
-            </m:r>
-            <m:r>
-              <m:rPr>
-                <m:sty m:val="p"/>
-              </m:rPr>
-              <m:t>,</m:t>
-            </m:r>
-            <m:r>
-              <m:t>.50</m:t>
-            </m:r>
-          </m:e>
-        </m:d>
-      </m:oMath>
-      <w:r>
-        <w:t xml:space="preserve">)</w:t>
+        <w:t xml:space="preserve">that its check is weak.</w:t>
       </w:r>
     </w:p>
     <w:p>
@@ -5108,121 +4820,7 @@
         <w:t xml:space="preserve"> </w:t>
       </w:r>
       <w:r>
-        <w:t xml:space="preserve">winning at showdown. (br</w:t>
-      </w:r>
-      <w:r>
-        <w:t xml:space="preserve"> </w:t>
-      </w:r>
-      <m:oMath>
-        <m:r>
-          <m:rPr>
-            <m:sty m:val="p"/>
-          </m:rPr>
-          <m:t>∈</m:t>
-        </m:r>
-        <m:d>
-          <m:dPr>
-            <m:begChr m:val="["/>
-            <m:endChr m:val="]"/>
-            <m:sepChr m:val=""/>
-            <m:grow/>
-          </m:dPr>
-          <m:e>
-            <m:r>
-              <m:t>.40</m:t>
-            </m:r>
-            <m:r>
-              <m:rPr>
-                <m:sty m:val="p"/>
-              </m:rPr>
-              <m:t>,</m:t>
-            </m:r>
-            <m:r>
-              <m:t>.95</m:t>
-            </m:r>
-          </m:e>
-        </m:d>
-      </m:oMath>
-      <w:r>
-        <w:t xml:space="preserve"> </w:t>
-      </w:r>
-      <w:r>
-        <w:t xml:space="preserve">vbr</w:t>
-      </w:r>
-      <w:r>
-        <w:t xml:space="preserve"> </w:t>
-      </w:r>
-      <m:oMath>
-        <m:r>
-          <m:rPr>
-            <m:sty m:val="p"/>
-          </m:rPr>
-          <m:t>∈</m:t>
-        </m:r>
-        <m:d>
-          <m:dPr>
-            <m:begChr m:val="["/>
-            <m:endChr m:val="]"/>
-            <m:sepChr m:val=""/>
-            <m:grow/>
-          </m:dPr>
-          <m:e>
-            <m:r>
-              <m:t>.85</m:t>
-            </m:r>
-            <m:r>
-              <m:rPr>
-                <m:sty m:val="p"/>
-              </m:rPr>
-              <m:t>,</m:t>
-            </m:r>
-            <m:r>
-              <m:t>1.00</m:t>
-            </m:r>
-          </m:e>
-        </m:d>
-      </m:oMath>
-      <w:r>
-        <w:t xml:space="preserve"> </w:t>
-      </w:r>
-      <w:r>
-        <w:t xml:space="preserve">cr</w:t>
-      </w:r>
-      <w:r>
-        <w:t xml:space="preserve"> </w:t>
-      </w:r>
-      <m:oMath>
-        <m:r>
-          <m:rPr>
-            <m:sty m:val="p"/>
-          </m:rPr>
-          <m:t>∈</m:t>
-        </m:r>
-        <m:d>
-          <m:dPr>
-            <m:begChr m:val="["/>
-            <m:endChr m:val="]"/>
-            <m:sepChr m:val=""/>
-            <m:grow/>
-          </m:dPr>
-          <m:e>
-            <m:r>
-              <m:t>.45</m:t>
-            </m:r>
-            <m:r>
-              <m:rPr>
-                <m:sty m:val="p"/>
-              </m:rPr>
-              <m:t>,</m:t>
-            </m:r>
-            <m:r>
-              <m:t>.90</m:t>
-            </m:r>
-          </m:e>
-        </m:d>
-      </m:oMath>
-      <w:r>
-        <w:t xml:space="preserve">)</w:t>
+        <w:t xml:space="preserve">winning at showdown.</w:t>
       </w:r>
     </w:p>
     <w:p>
@@ -5274,121 +4872,7 @@
         <w:t xml:space="preserve"> </w:t>
       </w:r>
       <w:r>
-        <w:t xml:space="preserve">reason. (br</w:t>
-      </w:r>
-      <w:r>
-        <w:t xml:space="preserve"> </w:t>
-      </w:r>
-      <m:oMath>
-        <m:r>
-          <m:rPr>
-            <m:sty m:val="p"/>
-          </m:rPr>
-          <m:t>∈</m:t>
-        </m:r>
-        <m:d>
-          <m:dPr>
-            <m:begChr m:val="["/>
-            <m:endChr m:val="]"/>
-            <m:sepChr m:val=""/>
-            <m:grow/>
-          </m:dPr>
-          <m:e>
-            <m:r>
-              <m:t>.00</m:t>
-            </m:r>
-            <m:r>
-              <m:rPr>
-                <m:sty m:val="p"/>
-              </m:rPr>
-              <m:t>,</m:t>
-            </m:r>
-            <m:r>
-              <m:t>.05</m:t>
-            </m:r>
-          </m:e>
-        </m:d>
-      </m:oMath>
-      <w:r>
-        <w:t xml:space="preserve"> </w:t>
-      </w:r>
-      <w:r>
-        <w:t xml:space="preserve">vbr</w:t>
-      </w:r>
-      <w:r>
-        <w:t xml:space="preserve"> </w:t>
-      </w:r>
-      <m:oMath>
-        <m:r>
-          <m:rPr>
-            <m:sty m:val="p"/>
-          </m:rPr>
-          <m:t>∈</m:t>
-        </m:r>
-        <m:d>
-          <m:dPr>
-            <m:begChr m:val="["/>
-            <m:endChr m:val="]"/>
-            <m:sepChr m:val=""/>
-            <m:grow/>
-          </m:dPr>
-          <m:e>
-            <m:r>
-              <m:t>.40</m:t>
-            </m:r>
-            <m:r>
-              <m:rPr>
-                <m:sty m:val="p"/>
-              </m:rPr>
-              <m:t>,</m:t>
-            </m:r>
-            <m:r>
-              <m:t>.75</m:t>
-            </m:r>
-          </m:e>
-        </m:d>
-      </m:oMath>
-      <w:r>
-        <w:t xml:space="preserve"> </w:t>
-      </w:r>
-      <w:r>
-        <w:t xml:space="preserve">cr</w:t>
-      </w:r>
-      <w:r>
-        <w:t xml:space="preserve"> </w:t>
-      </w:r>
-      <m:oMath>
-        <m:r>
-          <m:rPr>
-            <m:sty m:val="p"/>
-          </m:rPr>
-          <m:t>∈</m:t>
-        </m:r>
-        <m:d>
-          <m:dPr>
-            <m:begChr m:val="["/>
-            <m:endChr m:val="]"/>
-            <m:sepChr m:val=""/>
-            <m:grow/>
-          </m:dPr>
-          <m:e>
-            <m:r>
-              <m:t>.65</m:t>
-            </m:r>
-            <m:r>
-              <m:rPr>
-                <m:sty m:val="p"/>
-              </m:rPr>
-              <m:t>,</m:t>
-            </m:r>
-            <m:r>
-              <m:t>.95</m:t>
-            </m:r>
-          </m:e>
-        </m:d>
-      </m:oMath>
-      <w:r>
-        <w:t xml:space="preserve">)</w:t>
+        <w:t xml:space="preserve">reason.</w:t>
       </w:r>
     </w:p>
     <w:p>
@@ -5434,121 +4918,7 @@
         <w:t xml:space="preserve"> </w:t>
       </w:r>
       <w:r>
-        <w:t xml:space="preserve">space. (br</w:t>
-      </w:r>
-      <w:r>
-        <w:t xml:space="preserve"> </w:t>
-      </w:r>
-      <m:oMath>
-        <m:r>
-          <m:rPr>
-            <m:sty m:val="p"/>
-          </m:rPr>
-          <m:t>∈</m:t>
-        </m:r>
-        <m:d>
-          <m:dPr>
-            <m:begChr m:val="["/>
-            <m:endChr m:val="]"/>
-            <m:sepChr m:val=""/>
-            <m:grow/>
-          </m:dPr>
-          <m:e>
-            <m:r>
-              <m:t>.35</m:t>
-            </m:r>
-            <m:r>
-              <m:rPr>
-                <m:sty m:val="p"/>
-              </m:rPr>
-              <m:t>,</m:t>
-            </m:r>
-            <m:r>
-              <m:t>.85</m:t>
-            </m:r>
-          </m:e>
-        </m:d>
-      </m:oMath>
-      <w:r>
-        <w:t xml:space="preserve"> </w:t>
-      </w:r>
-      <w:r>
-        <w:t xml:space="preserve">vbr</w:t>
-      </w:r>
-      <w:r>
-        <w:t xml:space="preserve"> </w:t>
-      </w:r>
-      <m:oMath>
-        <m:r>
-          <m:rPr>
-            <m:sty m:val="p"/>
-          </m:rPr>
-          <m:t>∈</m:t>
-        </m:r>
-        <m:d>
-          <m:dPr>
-            <m:begChr m:val="["/>
-            <m:endChr m:val="]"/>
-            <m:sepChr m:val=""/>
-            <m:grow/>
-          </m:dPr>
-          <m:e>
-            <m:r>
-              <m:t>.45</m:t>
-            </m:r>
-            <m:r>
-              <m:rPr>
-                <m:sty m:val="p"/>
-              </m:rPr>
-              <m:t>,</m:t>
-            </m:r>
-            <m:r>
-              <m:t>.85</m:t>
-            </m:r>
-          </m:e>
-        </m:d>
-      </m:oMath>
-      <w:r>
-        <w:t xml:space="preserve"> </w:t>
-      </w:r>
-      <w:r>
-        <w:t xml:space="preserve">cr</w:t>
-      </w:r>
-      <w:r>
-        <w:t xml:space="preserve"> </w:t>
-      </w:r>
-      <m:oMath>
-        <m:r>
-          <m:rPr>
-            <m:sty m:val="p"/>
-          </m:rPr>
-          <m:t>∈</m:t>
-        </m:r>
-        <m:d>
-          <m:dPr>
-            <m:begChr m:val="["/>
-            <m:endChr m:val="]"/>
-            <m:sepChr m:val=""/>
-            <m:grow/>
-          </m:dPr>
-          <m:e>
-            <m:r>
-              <m:t>.10</m:t>
-            </m:r>
-            <m:r>
-              <m:rPr>
-                <m:sty m:val="p"/>
-              </m:rPr>
-              <m:t>,</m:t>
-            </m:r>
-            <m:r>
-              <m:t>.45</m:t>
-            </m:r>
-          </m:e>
-        </m:d>
-      </m:oMath>
-      <w:r>
-        <w:t xml:space="preserve">)</w:t>
+        <w:t xml:space="preserve">space.</w:t>
       </w:r>
     </w:p>
     <w:p>
@@ -5634,121 +5004,7 @@
         <w:t xml:space="preserve"> </w:t>
       </w:r>
       <w:r>
-        <w:t xml:space="preserve">Sentinel. (br</w:t>
-      </w:r>
-      <w:r>
-        <w:t xml:space="preserve"> </w:t>
-      </w:r>
-      <m:oMath>
-        <m:r>
-          <m:rPr>
-            <m:sty m:val="p"/>
-          </m:rPr>
-          <m:t>∈</m:t>
-        </m:r>
-        <m:d>
-          <m:dPr>
-            <m:begChr m:val="["/>
-            <m:endChr m:val="]"/>
-            <m:sepChr m:val=""/>
-            <m:grow/>
-          </m:dPr>
-          <m:e>
-            <m:r>
-              <m:t>.10</m:t>
-            </m:r>
-            <m:r>
-              <m:rPr>
-                <m:sty m:val="p"/>
-              </m:rPr>
-              <m:t>,</m:t>
-            </m:r>
-            <m:r>
-              <m:t>.40</m:t>
-            </m:r>
-          </m:e>
-        </m:d>
-      </m:oMath>
-      <w:r>
-        <w:t xml:space="preserve"> </w:t>
-      </w:r>
-      <w:r>
-        <w:t xml:space="preserve">vbr</w:t>
-      </w:r>
-      <w:r>
-        <w:t xml:space="preserve"> </w:t>
-      </w:r>
-      <m:oMath>
-        <m:r>
-          <m:rPr>
-            <m:sty m:val="p"/>
-          </m:rPr>
-          <m:t>∈</m:t>
-        </m:r>
-        <m:d>
-          <m:dPr>
-            <m:begChr m:val="["/>
-            <m:endChr m:val="]"/>
-            <m:sepChr m:val=""/>
-            <m:grow/>
-          </m:dPr>
-          <m:e>
-            <m:r>
-              <m:t>.75</m:t>
-            </m:r>
-            <m:r>
-              <m:rPr>
-                <m:sty m:val="p"/>
-              </m:rPr>
-              <m:t>,</m:t>
-            </m:r>
-            <m:r>
-              <m:t>1.00</m:t>
-            </m:r>
-          </m:e>
-        </m:d>
-      </m:oMath>
-      <w:r>
-        <w:t xml:space="preserve"> </w:t>
-      </w:r>
-      <w:r>
-        <w:t xml:space="preserve">cr</w:t>
-      </w:r>
-      <w:r>
-        <w:t xml:space="preserve"> </w:t>
-      </w:r>
-      <m:oMath>
-        <m:r>
-          <m:rPr>
-            <m:sty m:val="p"/>
-          </m:rPr>
-          <m:t>∈</m:t>
-        </m:r>
-        <m:d>
-          <m:dPr>
-            <m:begChr m:val="["/>
-            <m:endChr m:val="]"/>
-            <m:sepChr m:val=""/>
-            <m:grow/>
-          </m:dPr>
-          <m:e>
-            <m:r>
-              <m:t>.20</m:t>
-            </m:r>
-            <m:r>
-              <m:rPr>
-                <m:sty m:val="p"/>
-              </m:rPr>
-              <m:t>,</m:t>
-            </m:r>
-            <m:r>
-              <m:t>.50</m:t>
-            </m:r>
-          </m:e>
-        </m:d>
-      </m:oMath>
-      <w:r>
-        <w:t xml:space="preserve">)</w:t>
+        <w:t xml:space="preserve">Sentinel.</w:t>
       </w:r>
     </w:p>
     <w:p>
@@ -5806,121 +5062,7 @@
         <w:t xml:space="preserve"> </w:t>
       </w:r>
       <w:r>
-        <w:t xml:space="preserve">games. (br</w:t>
-      </w:r>
-      <w:r>
-        <w:t xml:space="preserve"> </w:t>
-      </w:r>
-      <m:oMath>
-        <m:r>
-          <m:rPr>
-            <m:sty m:val="p"/>
-          </m:rPr>
-          <m:t>∈</m:t>
-        </m:r>
-        <m:d>
-          <m:dPr>
-            <m:begChr m:val="["/>
-            <m:endChr m:val="]"/>
-            <m:sepChr m:val=""/>
-            <m:grow/>
-          </m:dPr>
-          <m:e>
-            <m:r>
-              <m:t>.03</m:t>
-            </m:r>
-            <m:r>
-              <m:rPr>
-                <m:sty m:val="p"/>
-              </m:rPr>
-              <m:t>,</m:t>
-            </m:r>
-            <m:r>
-              <m:t>.25</m:t>
-            </m:r>
-          </m:e>
-        </m:d>
-      </m:oMath>
-      <w:r>
-        <w:t xml:space="preserve"> </w:t>
-      </w:r>
-      <w:r>
-        <w:t xml:space="preserve">vbr</w:t>
-      </w:r>
-      <w:r>
-        <w:t xml:space="preserve"> </w:t>
-      </w:r>
-      <m:oMath>
-        <m:r>
-          <m:rPr>
-            <m:sty m:val="p"/>
-          </m:rPr>
-          <m:t>∈</m:t>
-        </m:r>
-        <m:d>
-          <m:dPr>
-            <m:begChr m:val="["/>
-            <m:endChr m:val="]"/>
-            <m:sepChr m:val=""/>
-            <m:grow/>
-          </m:dPr>
-          <m:e>
-            <m:r>
-              <m:t>.75</m:t>
-            </m:r>
-            <m:r>
-              <m:rPr>
-                <m:sty m:val="p"/>
-              </m:rPr>
-              <m:t>,</m:t>
-            </m:r>
-            <m:r>
-              <m:t>1.00</m:t>
-            </m:r>
-          </m:e>
-        </m:d>
-      </m:oMath>
-      <w:r>
-        <w:t xml:space="preserve"> </w:t>
-      </w:r>
-      <w:r>
-        <w:t xml:space="preserve">cr</w:t>
-      </w:r>
-      <w:r>
-        <w:t xml:space="preserve"> </w:t>
-      </w:r>
-      <m:oMath>
-        <m:r>
-          <m:rPr>
-            <m:sty m:val="p"/>
-          </m:rPr>
-          <m:t>∈</m:t>
-        </m:r>
-        <m:d>
-          <m:dPr>
-            <m:begChr m:val="["/>
-            <m:endChr m:val="]"/>
-            <m:sepChr m:val=""/>
-            <m:grow/>
-          </m:dPr>
-          <m:e>
-            <m:r>
-              <m:t>.22</m:t>
-            </m:r>
-            <m:r>
-              <m:rPr>
-                <m:sty m:val="p"/>
-              </m:rPr>
-              <m:t>,</m:t>
-            </m:r>
-            <m:r>
-              <m:t>.52</m:t>
-            </m:r>
-          </m:e>
-        </m:d>
-      </m:oMath>
-      <w:r>
-        <w:t xml:space="preserve">)</w:t>
+        <w:t xml:space="preserve">games.</w:t>
       </w:r>
     </w:p>
     <w:p>
@@ -5986,129 +5128,9 @@
       <w:r>
         <w:t xml:space="preserve">”</w:t>
       </w:r>
-      <w:r>
-        <w:t xml:space="preserve"> (br</w:t>
-      </w:r>
-      <w:r>
-        <w:t xml:space="preserve"> </w:t>
-      </w:r>
-      <m:oMath>
-        <m:r>
-          <m:rPr>
-            <m:sty m:val="p"/>
-          </m:rPr>
-          <m:t>∈</m:t>
-        </m:r>
-        <m:d>
-          <m:dPr>
-            <m:begChr m:val="["/>
-            <m:endChr m:val="]"/>
-            <m:sepChr m:val=""/>
-            <m:grow/>
-          </m:dPr>
-          <m:e>
-            <m:r>
-              <m:t>.02</m:t>
-            </m:r>
-            <m:r>
-              <m:rPr>
-                <m:sty m:val="p"/>
-              </m:rPr>
-              <m:t>,</m:t>
-            </m:r>
-            <m:r>
-              <m:t>.18</m:t>
-            </m:r>
-          </m:e>
-        </m:d>
-      </m:oMath>
-      <w:r>
-        <w:t xml:space="preserve"> </w:t>
-      </w:r>
-      <w:r>
-        <w:t xml:space="preserve">vbr</w:t>
-      </w:r>
-      <w:r>
-        <w:t xml:space="preserve"> </w:t>
-      </w:r>
-      <m:oMath>
-        <m:r>
-          <m:rPr>
-            <m:sty m:val="p"/>
-          </m:rPr>
-          <m:t>∈</m:t>
-        </m:r>
-        <m:d>
-          <m:dPr>
-            <m:begChr m:val="["/>
-            <m:endChr m:val="]"/>
-            <m:sepChr m:val=""/>
-            <m:grow/>
-          </m:dPr>
-          <m:e>
-            <m:r>
-              <m:t>.85</m:t>
-            </m:r>
-            <m:r>
-              <m:rPr>
-                <m:sty m:val="p"/>
-              </m:rPr>
-              <m:t>,</m:t>
-            </m:r>
-            <m:r>
-              <m:t>1.00</m:t>
-            </m:r>
-          </m:e>
-        </m:d>
-      </m:oMath>
-      <w:r>
-        <w:t xml:space="preserve"> </w:t>
-      </w:r>
-      <w:r>
-        <w:t xml:space="preserve">cr</w:t>
-      </w:r>
-      <w:r>
-        <w:t xml:space="preserve"> </w:t>
-      </w:r>
-      <m:oMath>
-        <m:r>
-          <m:rPr>
-            <m:sty m:val="p"/>
-          </m:rPr>
-          <m:t>∈</m:t>
-        </m:r>
-        <m:d>
-          <m:dPr>
-            <m:begChr m:val="["/>
-            <m:endChr m:val="]"/>
-            <m:sepChr m:val=""/>
-            <m:grow/>
-          </m:dPr>
-          <m:e>
-            <m:r>
-              <m:t>.25</m:t>
-            </m:r>
-            <m:r>
-              <m:rPr>
-                <m:sty m:val="p"/>
-              </m:rPr>
-              <m:t>,</m:t>
-            </m:r>
-            <m:r>
-              <m:t>.50</m:t>
-            </m:r>
-          </m:e>
-        </m:d>
-      </m:oMath>
-      <w:r>
-        <w:t xml:space="preserve"> </w:t>
-      </w:r>
-      <w:r>
-        <w:t xml:space="preserve"> (cooperative state))</w:t>
-      </w:r>
     </w:p>
-    <w:bookmarkEnd w:id="40"/>
-    <w:bookmarkStart w:id="41" w:name="categorical-posterior-over-types"/>
+    <w:bookmarkEnd w:id="34"/>
+    <w:bookmarkStart w:id="35" w:name="categorical-posterior-over-types"/>
     <w:p>
       <w:pPr>
         <w:pStyle w:val="Heading2"/>
@@ -7413,8 +6435,8 @@
         <w:t xml:space="preserve">This is a design choice, not a finding.</w:t>
       </w:r>
     </w:p>
-    <w:bookmarkEnd w:id="41"/>
-    <w:bookmarkStart w:id="42" w:name="four-agent-architectures"/>
+    <w:bookmarkEnd w:id="35"/>
+    <w:bookmarkStart w:id="36" w:name="four-agent-architectures"/>
     <w:p>
       <w:pPr>
         <w:pStyle w:val="Heading2"/>
@@ -7725,8 +6747,8 @@
         <w:t xml:space="preserve">number of hands hill climbers evaluate from 200 to fifty.</w:t>
       </w:r>
     </w:p>
-    <w:bookmarkEnd w:id="42"/>
-    <w:bookmarkStart w:id="43" w:name="experimental-design"/>
+    <w:bookmarkEnd w:id="36"/>
+    <w:bookmarkStart w:id="37" w:name="experimental-design"/>
     <w:p>
       <w:pPr>
         <w:pStyle w:val="Heading2"/>
@@ -7989,8 +7011,8 @@
         <w:t xml:space="preserve">Limitations.</w:t>
       </w:r>
     </w:p>
-    <w:bookmarkEnd w:id="43"/>
-    <w:bookmarkStart w:id="48" w:name="metrics"/>
+    <w:bookmarkEnd w:id="37"/>
+    <w:bookmarkStart w:id="42" w:name="metrics"/>
     <w:p>
       <w:pPr>
         <w:pStyle w:val="Heading2"/>
@@ -8145,7 +7167,7 @@
         <w:rPr>
           <w:rStyle w:val="FootnoteReference"/>
         </w:rPr>
-        <w:footnoteReference w:id="44"/>
+        <w:footnoteReference w:id="38"/>
       </w:r>
       <w:r>
         <w:t xml:space="preserve">,</w:t>
@@ -8160,7 +7182,7 @@
         <w:rPr>
           <w:rStyle w:val="FootnoteReference"/>
         </w:rPr>
-        <w:footnoteReference w:id="45"/>
+        <w:footnoteReference w:id="39"/>
       </w:r>
       <w:r>
         <w:t xml:space="preserve">, adaptation by the opponent</w:t>
@@ -8175,7 +7197,7 @@
         <w:rPr>
           <w:rStyle w:val="FootnoteReference"/>
         </w:rPr>
-        <w:footnoteReference w:id="46"/>
+        <w:footnoteReference w:id="40"/>
       </w:r>
       <w:r>
         <w:t xml:space="preserve">,</w:t>
@@ -8190,7 +7212,7 @@
         <w:rPr>
           <w:rStyle w:val="FootnoteReference"/>
         </w:rPr>
-        <w:footnoteReference w:id="47"/>
+        <w:footnoteReference w:id="41"/>
       </w:r>
       <w:r>
         <w:t xml:space="preserve">,</w:t>
@@ -9985,9 +9007,9 @@
         </w:tc>
       </w:tr>
     </w:tbl>
-    <w:bookmarkEnd w:id="48"/>
-    <w:bookmarkEnd w:id="49"/>
-    <w:bookmarkStart w:id="84" w:name="results"/>
+    <w:bookmarkEnd w:id="42"/>
+    <w:bookmarkEnd w:id="43"/>
+    <w:bookmarkStart w:id="78" w:name="results"/>
     <w:p>
       <w:pPr>
         <w:pStyle w:val="Heading1"/>
@@ -10199,7 +9221,7 @@
         <w:t xml:space="preserve">figures, and illustrative hands.</w:t>
       </w:r>
     </w:p>
-    <w:bookmarkStart w:id="57" w:name="phase-1-trust-as-a-liability"/>
+    <w:bookmarkStart w:id="51" w:name="phase-1-trust-as-a-liability"/>
     <w:p>
       <w:pPr>
         <w:pStyle w:val="Heading2"/>
@@ -10450,7 +9472,7 @@
         <w:rPr>
           <w:rStyle w:val="FootnoteReference"/>
         </w:rPr>
-        <w:footnoteReference w:id="50"/>
+        <w:footnoteReference w:id="44"/>
       </w:r>
       <w:r>
         <w:t xml:space="preserve">; its</w:t>
@@ -10516,18 +9538,18 @@
           <wp:inline>
             <wp:extent cx="5039999" cy="2200817"/>
             <wp:effectExtent b="0" l="0" r="0" t="0"/>
-            <wp:docPr descr="" title="" id="52" name="Picture"/>
+            <wp:docPr descr="" title="" id="46" name="Picture"/>
             <a:graphic>
               <a:graphicData uri="http://schemas.openxmlformats.org/drawingml/2006/picture">
                 <pic:pic>
                   <pic:nvPicPr>
-                    <pic:cNvPr descr="05_trust_vs_stack.png" id="53" name="Picture"/>
+                    <pic:cNvPr descr="05_trust_vs_stack.png" id="47" name="Picture"/>
                     <pic:cNvPicPr>
                       <a:picLocks noChangeArrowheads="1" noChangeAspect="1"/>
                     </pic:cNvPicPr>
                   </pic:nvPicPr>
                   <pic:blipFill>
-                    <a:blip r:embed="rId51"/>
+                    <a:blip r:embed="rId45"/>
                     <a:stretch>
                       <a:fillRect/>
                     </a:stretch>
@@ -10770,7 +9792,7 @@
         <w:rPr>
           <w:rStyle w:val="FootnoteReference"/>
         </w:rPr>
-        <w:footnoteReference w:id="54"/>
+        <w:footnoteReference w:id="48"/>
       </w:r>
       <w:r>
         <w:t xml:space="preserve"> </w:t>
@@ -10808,7 +9830,7 @@
         <w:rPr>
           <w:rStyle w:val="FootnoteReference"/>
         </w:rPr>
-        <w:footnoteReference w:id="55"/>
+        <w:footnoteReference w:id="49"/>
       </w:r>
       <w:r>
         <w:t xml:space="preserve"> </w:t>
@@ -12013,7 +11035,7 @@
         <w:t xml:space="preserve">being a wall.</w:t>
       </w:r>
     </w:p>
-    <w:bookmarkStart w:id="56" w:name="classification-accuracy."/>
+    <w:bookmarkStart w:id="50" w:name="classification-accuracy."/>
     <w:p>
       <w:pPr>
         <w:pStyle w:val="Heading4"/>
@@ -12447,9 +11469,9 @@
         <w:t xml:space="preserve">consequence of our design choice rather than an emergent finding.</w:t>
       </w:r>
     </w:p>
-    <w:bookmarkEnd w:id="56"/>
-    <w:bookmarkEnd w:id="57"/>
-    <w:bookmarkStart w:id="62" w:name="Xec1ea5c49c575925138d24a2fd331838a9be342"/>
+    <w:bookmarkEnd w:id="50"/>
+    <w:bookmarkEnd w:id="51"/>
+    <w:bookmarkStart w:id="56" w:name="Xec1ea5c49c575925138d24a2fd331838a9be342"/>
     <w:p>
       <w:pPr>
         <w:pStyle w:val="Heading2"/>
@@ -12869,7 +11891,7 @@
         <w:rPr>
           <w:rStyle w:val="FootnoteReference"/>
         </w:rPr>
-        <w:footnoteReference w:id="58"/>
+        <w:footnoteReference w:id="52"/>
       </w:r>
       <w:r>
         <w:t xml:space="preserve"> </w:t>
@@ -12946,18 +11968,18 @@
           <wp:inline>
             <wp:extent cx="5039999" cy="2014113"/>
             <wp:effectExtent b="0" l="0" r="0" t="0"/>
-            <wp:docPr descr="" title="" id="60" name="Picture"/>
+            <wp:docPr descr="" title="" id="54" name="Picture"/>
             <a:graphic>
               <a:graphicData uri="http://schemas.openxmlformats.org/drawingml/2006/picture">
                 <pic:pic>
                   <pic:nvPicPr>
-                    <pic:cNvPr descr="07_phase2_bounded_vs_unbounded_aggressive.png" id="61" name="Picture"/>
+                    <pic:cNvPr descr="07_phase2_bounded_vs_unbounded_aggressive.png" id="55" name="Picture"/>
                     <pic:cNvPicPr>
                       <a:picLocks noChangeArrowheads="1" noChangeAspect="1"/>
                     </pic:cNvPicPr>
                   </pic:nvPicPr>
                   <pic:blipFill>
-                    <a:blip r:embed="rId59"/>
+                    <a:blip r:embed="rId53"/>
                     <a:stretch>
                       <a:fillRect/>
                     </a:stretch>
@@ -13227,8 +12249,8 @@
         <w:t xml:space="preserve">nearly triples.</w:t>
       </w:r>
     </w:p>
-    <w:bookmarkEnd w:id="62"/>
-    <w:bookmarkStart w:id="69" w:name="Xd85fbd7dd2b27c73fdb4b678a47346e620fc769"/>
+    <w:bookmarkEnd w:id="56"/>
+    <w:bookmarkStart w:id="63" w:name="Xd85fbd7dd2b27c73fdb4b678a47346e620fc769"/>
     <w:p>
       <w:pPr>
         <w:pStyle w:val="Heading2"/>
@@ -13567,18 +12589,18 @@
           <wp:inline>
             <wp:extent cx="5039999" cy="1973691"/>
             <wp:effectExtent b="0" l="0" r="0" t="0"/>
-            <wp:docPr descr="" title="" id="64" name="Picture"/>
+            <wp:docPr descr="" title="" id="58" name="Picture"/>
             <a:graphic>
               <a:graphicData uri="http://schemas.openxmlformats.org/drawingml/2006/picture">
                 <pic:pic>
                   <pic:nvPicPr>
-                    <pic:cNvPr descr="14_nash_convergence_compare.png" id="65" name="Picture"/>
+                    <pic:cNvPr descr="14_nash_convergence_compare.png" id="59" name="Picture"/>
                     <pic:cNvPicPr>
                       <a:picLocks noChangeArrowheads="1" noChangeAspect="1"/>
                     </pic:cNvPicPr>
                   </pic:nvPicPr>
                   <pic:blipFill>
-                    <a:blip r:embed="rId63"/>
+                    <a:blip r:embed="rId57"/>
                     <a:stretch>
                       <a:fillRect/>
                     </a:stretch>
@@ -13918,18 +12940,18 @@
           <wp:inline>
             <wp:extent cx="5039999" cy="2357784"/>
             <wp:effectExtent b="0" l="0" r="0" t="0"/>
-            <wp:docPr descr="image" title="" id="67" name="Picture"/>
+            <wp:docPr descr="image" title="" id="61" name="Picture"/>
             <a:graphic>
               <a:graphicData uri="http://schemas.openxmlformats.org/drawingml/2006/picture">
                 <pic:pic>
                   <pic:nvPicPr>
-                    <pic:cNvPr descr="10_param_drift_unbounded_aggressive.png" id="68" name="Picture"/>
+                    <pic:cNvPr descr="10_param_drift_unbounded_aggressive.png" id="62" name="Picture"/>
                     <pic:cNvPicPr>
                       <a:picLocks noChangeArrowheads="1" noChangeAspect="1"/>
                     </pic:cNvPicPr>
                   </pic:nvPicPr>
                   <pic:blipFill>
-                    <a:blip r:embed="rId66"/>
+                    <a:blip r:embed="rId60"/>
                     <a:stretch>
                       <a:fillRect/>
                     </a:stretch>
@@ -14063,8 +13085,8 @@
         <w:t xml:space="preserve">dimensions—and we elaborate in the Discussion.</w:t>
       </w:r>
     </w:p>
-    <w:bookmarkEnd w:id="69"/>
-    <w:bookmarkStart w:id="74" w:name="X03031223673c1918fb804bd445ad961b80069e7"/>
+    <w:bookmarkEnd w:id="63"/>
+    <w:bookmarkStart w:id="68" w:name="X03031223673c1918fb804bd445ad961b80069e7"/>
     <w:p>
       <w:pPr>
         <w:pStyle w:val="Heading2"/>
@@ -14408,7 +13430,7 @@
         <w:rPr>
           <w:rStyle w:val="FootnoteReference"/>
         </w:rPr>
-        <w:footnoteReference w:id="70"/>
+        <w:footnoteReference w:id="64"/>
       </w:r>
       <w:r>
         <w:t xml:space="preserve">,</w:t>
@@ -14423,7 +13445,7 @@
         <w:rPr>
           <w:rStyle w:val="FootnoteReference"/>
         </w:rPr>
-        <w:footnoteReference w:id="71"/>
+        <w:footnoteReference w:id="65"/>
       </w:r>
       <w:r>
         <w:t xml:space="preserve">, and</w:t>
@@ -14438,7 +13460,7 @@
         <w:rPr>
           <w:rStyle w:val="FootnoteReference"/>
         </w:rPr>
-        <w:footnoteReference w:id="72"/>
+        <w:footnoteReference w:id="66"/>
       </w:r>
       <w:r>
         <w:t xml:space="preserve"> </w:t>
@@ -14498,7 +13520,7 @@
         <w:rPr>
           <w:rStyle w:val="FootnoteReference"/>
         </w:rPr>
-        <w:footnoteReference w:id="73"/>
+        <w:footnoteReference w:id="67"/>
       </w:r>
       <w:r>
         <w:t xml:space="preserve"> </w:t>
@@ -15421,8 +14443,8 @@
         <w:t xml:space="preserve">variability arising from sampling at temperature 1.0.</w:t>
       </w:r>
     </w:p>
-    <w:bookmarkEnd w:id="74"/>
-    <w:bookmarkStart w:id="83" w:name="X22234dbb09074be1d97998dd54a650fb012fcdd"/>
+    <w:bookmarkEnd w:id="68"/>
+    <w:bookmarkStart w:id="77" w:name="X22234dbb09074be1d97998dd54a650fb012fcdd"/>
     <w:p>
       <w:pPr>
         <w:pStyle w:val="Heading2"/>
@@ -15993,18 +15015,18 @@
           <wp:inline>
             <wp:extent cx="5039999" cy="3502485"/>
             <wp:effectExtent b="0" l="0" r="0" t="0"/>
-            <wp:docPr descr="" title="" id="76" name="Picture"/>
+            <wp:docPr descr="" title="" id="70" name="Picture"/>
             <a:graphic>
               <a:graphicData uri="http://schemas.openxmlformats.org/drawingml/2006/picture">
                 <pic:pic>
                   <pic:nvPicPr>
-                    <pic:cNvPr descr="03_economic_inversion.png" id="77" name="Picture"/>
+                    <pic:cNvPr descr="03_economic_inversion.png" id="71" name="Picture"/>
                     <pic:cNvPicPr>
                       <a:picLocks noChangeArrowheads="1" noChangeAspect="1"/>
                     </pic:cNvPicPr>
                   </pic:nvPicPr>
                   <pic:blipFill>
-                    <a:blip r:embed="rId75"/>
+                    <a:blip r:embed="rId69"/>
                     <a:stretch>
                       <a:fillRect/>
                     </a:stretch>
@@ -17486,18 +16508,18 @@
           <wp:inline>
             <wp:extent cx="5039999" cy="2905043"/>
             <wp:effectExtent b="0" l="0" r="0" t="0"/>
-            <wp:docPr descr="" title="" id="79" name="Picture"/>
+            <wp:docPr descr="" title="" id="73" name="Picture"/>
             <a:graphic>
               <a:graphicData uri="http://schemas.openxmlformats.org/drawingml/2006/picture">
                 <pic:pic>
                   <pic:nvPicPr>
-                    <pic:cNvPr descr="06_tma_by_archetype.png" id="80" name="Picture"/>
+                    <pic:cNvPr descr="06_tma_by_archetype.png" id="74" name="Picture"/>
                     <pic:cNvPicPr>
                       <a:picLocks noChangeArrowheads="1" noChangeAspect="1"/>
                     </pic:cNvPicPr>
                   </pic:nvPicPr>
                   <pic:blipFill>
-                    <a:blip r:embed="rId78"/>
+                    <a:blip r:embed="rId72"/>
                     <a:stretch>
                       <a:fillRect/>
                     </a:stretch>
@@ -18103,7 +17125,7 @@
         <w:rPr>
           <w:rStyle w:val="FootnoteReference"/>
         </w:rPr>
-        <w:footnoteReference w:id="81"/>
+        <w:footnoteReference w:id="75"/>
       </w:r>
       <w:r>
         <w:t xml:space="preserve"> </w:t>
@@ -18141,7 +17163,7 @@
         <w:rPr>
           <w:rStyle w:val="FootnoteReference"/>
         </w:rPr>
-        <w:footnoteReference w:id="82"/>
+        <w:footnoteReference w:id="76"/>
       </w:r>
       <w:r>
         <w:t xml:space="preserve">, places</w:t>
@@ -19426,9 +18448,9 @@
         <w:t xml:space="preserve">notes, does.</w:t>
       </w:r>
     </w:p>
-    <w:bookmarkEnd w:id="83"/>
-    <w:bookmarkEnd w:id="84"/>
-    <w:bookmarkStart w:id="89" w:name="discussion"/>
+    <w:bookmarkEnd w:id="77"/>
+    <w:bookmarkEnd w:id="78"/>
+    <w:bookmarkStart w:id="83" w:name="discussion"/>
     <w:p>
       <w:pPr>
         <w:pStyle w:val="Heading1"/>
@@ -19496,7 +18518,7 @@
         <w:t xml:space="preserve">five-seed study.</w:t>
       </w:r>
     </w:p>
-    <w:bookmarkStart w:id="85" w:name="the-mechanism-behind-the-trap"/>
+    <w:bookmarkStart w:id="79" w:name="the-mechanism-behind-the-trap"/>
     <w:p>
       <w:pPr>
         <w:pStyle w:val="Heading2"/>
@@ -19799,8 +18821,8 @@
         <w:t xml:space="preserve">the IPD literature.</w:t>
       </w:r>
     </w:p>
-    <w:bookmarkEnd w:id="85"/>
-    <w:bookmarkStart w:id="86" w:name="X9e6c40cad178285c35ddd5d7c7f81b9cea92775"/>
+    <w:bookmarkEnd w:id="79"/>
+    <w:bookmarkStart w:id="80" w:name="X9e6c40cad178285c35ddd5d7c7f81b9cea92775"/>
     <w:p>
       <w:pPr>
         <w:pStyle w:val="Heading2"/>
@@ -20691,8 +19713,8 @@
         <w:t xml:space="preserve">structural change in agent behavior.</w:t>
       </w:r>
     </w:p>
-    <w:bookmarkEnd w:id="86"/>
-    <w:bookmarkStart w:id="87" w:name="Xb960717fc3de66c66b8f59820377ad2ce658cf8"/>
+    <w:bookmarkEnd w:id="80"/>
+    <w:bookmarkStart w:id="81" w:name="Xb960717fc3de66c66b8f59820377ad2ce658cf8"/>
     <w:p>
       <w:pPr>
         <w:pStyle w:val="Heading2"/>
@@ -21075,8 +20097,8 @@
         <w:t xml:space="preserve">to claim more than analogical inference.</w:t>
       </w:r>
     </w:p>
-    <w:bookmarkEnd w:id="87"/>
-    <w:bookmarkStart w:id="88" w:name="limitations"/>
+    <w:bookmarkEnd w:id="81"/>
+    <w:bookmarkStart w:id="82" w:name="limitations"/>
     <w:p>
       <w:pPr>
         <w:pStyle w:val="Heading2"/>
@@ -21870,9 +20892,9 @@
         <w:t xml:space="preserve">warranted.</w:t>
       </w:r>
     </w:p>
-    <w:bookmarkEnd w:id="88"/>
-    <w:bookmarkEnd w:id="89"/>
-    <w:bookmarkStart w:id="90" w:name="conclusion"/>
+    <w:bookmarkEnd w:id="82"/>
+    <w:bookmarkEnd w:id="83"/>
+    <w:bookmarkStart w:id="84" w:name="conclusion"/>
     <w:p>
       <w:pPr>
         <w:pStyle w:val="Heading1"/>
@@ -22431,8 +21453,8 @@
         <w:t xml:space="preserve">would each strengthen the present findings.</w:t>
       </w:r>
     </w:p>
-    <w:bookmarkEnd w:id="90"/>
-    <w:bookmarkStart w:id="112" w:name="sources-and-acknowledgments"/>
+    <w:bookmarkEnd w:id="84"/>
+    <w:bookmarkStart w:id="106" w:name="sources-and-acknowledgments"/>
     <w:p>
       <w:pPr>
         <w:pStyle w:val="Heading1"/>
@@ -22441,7 +21463,7 @@
         <w:t xml:space="preserve">Sources and Acknowledgments</w:t>
       </w:r>
     </w:p>
-    <w:bookmarkStart w:id="96" w:name="acknowledgments"/>
+    <w:bookmarkStart w:id="90" w:name="acknowledgments"/>
     <w:p>
       <w:pPr>
         <w:pStyle w:val="Heading2"/>
@@ -22464,7 +21486,7 @@
         <w:t xml:space="preserve">feasible.</w:t>
       </w:r>
     </w:p>
-    <w:bookmarkStart w:id="91" w:name="funding."/>
+    <w:bookmarkStart w:id="85" w:name="funding."/>
     <w:p>
       <w:pPr>
         <w:pStyle w:val="Heading4"/>
@@ -22487,8 +21509,8 @@
         <w:t xml:space="preserve">the author.</w:t>
       </w:r>
     </w:p>
-    <w:bookmarkEnd w:id="91"/>
-    <w:bookmarkStart w:id="92" w:name="author-contributions."/>
+    <w:bookmarkEnd w:id="85"/>
+    <w:bookmarkStart w:id="86" w:name="author-contributions."/>
     <w:p>
       <w:pPr>
         <w:pStyle w:val="Heading4"/>
@@ -22517,8 +21539,8 @@
         <w:t xml:space="preserve">manuscript.</w:t>
       </w:r>
     </w:p>
-    <w:bookmarkEnd w:id="92"/>
-    <w:bookmarkStart w:id="93" w:name="competing-interests."/>
+    <w:bookmarkEnd w:id="86"/>
+    <w:bookmarkStart w:id="87" w:name="competing-interests."/>
     <w:p>
       <w:pPr>
         <w:pStyle w:val="Heading4"/>
@@ -22541,8 +21563,8 @@
         <w:t xml:space="preserve">interests.</w:t>
       </w:r>
     </w:p>
-    <w:bookmarkEnd w:id="93"/>
-    <w:bookmarkStart w:id="95" w:name="data-and-materials-availability."/>
+    <w:bookmarkEnd w:id="87"/>
+    <w:bookmarkStart w:id="89" w:name="data-and-materials-availability."/>
     <w:p>
       <w:pPr>
         <w:pStyle w:val="Heading4"/>
@@ -22567,7 +21589,7 @@
       <w:r>
         <w:t xml:space="preserve"> </w:t>
       </w:r>
-      <w:hyperlink r:id="rId94">
+      <w:hyperlink r:id="rId88">
         <w:r>
           <w:rPr>
             <w:rStyle w:val="Hyperlink"/>
@@ -22579,9 +21601,9 @@
         <w:t xml:space="preserve">.</w:t>
       </w:r>
     </w:p>
-    <w:bookmarkEnd w:id="95"/>
-    <w:bookmarkEnd w:id="96"/>
-    <w:bookmarkStart w:id="97" w:name="references"/>
+    <w:bookmarkEnd w:id="89"/>
+    <w:bookmarkEnd w:id="90"/>
+    <w:bookmarkStart w:id="91" w:name="references"/>
     <w:p>
       <w:pPr>
         <w:pStyle w:val="Heading2"/>
@@ -22590,8 +21612,8 @@
         <w:t xml:space="preserve">References</w:t>
       </w:r>
     </w:p>
-    <w:bookmarkEnd w:id="97"/>
-    <w:bookmarkStart w:id="111" w:name="supplementary-materials"/>
+    <w:bookmarkEnd w:id="91"/>
+    <w:bookmarkStart w:id="105" w:name="supplementary-materials"/>
     <w:p>
       <w:pPr>
         <w:pStyle w:val="Heading2"/>
@@ -22704,8 +21726,8 @@
         <w:br/>
       </w:r>
     </w:p>
-    <w:bookmarkStart w:id="110" w:name="refs"/>
-    <w:bookmarkStart w:id="98" w:name="ref-resnick2002trust"/>
+    <w:bookmarkStart w:id="104" w:name="refs"/>
+    <w:bookmarkStart w:id="92" w:name="ref-resnick2002trust"/>
     <w:p>
       <w:pPr>
         <w:pStyle w:val="Bibliography"/>
@@ -22760,8 +21782,8 @@
         <w:t xml:space="preserve">, vol. 11, pp. 127–157, 2002.</w:t>
       </w:r>
     </w:p>
-    <w:bookmarkEnd w:id="98"/>
-    <w:bookmarkStart w:id="99" w:name="ref-bolton2004effective"/>
+    <w:bookmarkEnd w:id="92"/>
+    <w:bookmarkStart w:id="93" w:name="ref-bolton2004effective"/>
     <w:p>
       <w:pPr>
         <w:pStyle w:val="Bibliography"/>
@@ -22807,8 +21829,8 @@
         <w:t xml:space="preserve">, vol. 50, no. 11, pp. 1587–1602, 2004.</w:t>
       </w:r>
     </w:p>
-    <w:bookmarkEnd w:id="99"/>
-    <w:bookmarkStart w:id="100" w:name="ref-glosten1985bid"/>
+    <w:bookmarkEnd w:id="93"/>
+    <w:bookmarkStart w:id="94" w:name="ref-glosten1985bid"/>
     <w:p>
       <w:pPr>
         <w:pStyle w:val="Bibliography"/>
@@ -22845,8 +21867,8 @@
         <w:t xml:space="preserve">, vol. 14, no. 1, pp. 71–100, 1985.</w:t>
       </w:r>
     </w:p>
-    <w:bookmarkEnd w:id="100"/>
-    <w:bookmarkStart w:id="101" w:name="ref-axelrod1984evolution"/>
+    <w:bookmarkEnd w:id="94"/>
+    <w:bookmarkStart w:id="95" w:name="ref-axelrod1984evolution"/>
     <w:p>
       <w:pPr>
         <w:pStyle w:val="Bibliography"/>
@@ -22877,8 +21899,8 @@
         <w:t xml:space="preserve">. Basic Books, 1984.</w:t>
       </w:r>
     </w:p>
-    <w:bookmarkEnd w:id="101"/>
-    <w:bookmarkStart w:id="102" w:name="ref-nowak2006five"/>
+    <w:bookmarkEnd w:id="95"/>
+    <w:bookmarkStart w:id="96" w:name="ref-nowak2006five"/>
     <w:p>
       <w:pPr>
         <w:pStyle w:val="Bibliography"/>
@@ -22915,8 +21937,8 @@
         <w:t xml:space="preserve">, vol. 314, no. 5805, pp. 1560–1563, 2006.</w:t>
       </w:r>
     </w:p>
-    <w:bookmarkEnd w:id="102"/>
-    <w:bookmarkStart w:id="103" w:name="ref-billings1998opponent"/>
+    <w:bookmarkEnd w:id="96"/>
+    <w:bookmarkStart w:id="97" w:name="ref-billings1998opponent"/>
     <w:p>
       <w:pPr>
         <w:pStyle w:val="Bibliography"/>
@@ -22959,8 +21981,8 @@
         <w:t xml:space="preserve">, 1998, pp. 493–499.</w:t>
       </w:r>
     </w:p>
-    <w:bookmarkEnd w:id="103"/>
-    <w:bookmarkStart w:id="104" w:name="ref-southey2005bayes"/>
+    <w:bookmarkEnd w:id="97"/>
+    <w:bookmarkStart w:id="98" w:name="ref-southey2005bayes"/>
     <w:p>
       <w:pPr>
         <w:pStyle w:val="Bibliography"/>
@@ -23022,8 +22044,8 @@
         <w:t xml:space="preserve">, 2005, pp. 550–558.</w:t>
       </w:r>
     </w:p>
-    <w:bookmarkEnd w:id="104"/>
-    <w:bookmarkStart w:id="105" w:name="ref-ganzfried2015safe"/>
+    <w:bookmarkEnd w:id="98"/>
+    <w:bookmarkStart w:id="99" w:name="ref-ganzfried2015safe"/>
     <w:p>
       <w:pPr>
         <w:pStyle w:val="Bibliography"/>
@@ -23060,8 +22082,8 @@
         <w:t xml:space="preserve">, vol. 3, no. 2, pp. 8:1–8:28, 2015.</w:t>
       </w:r>
     </w:p>
-    <w:bookmarkEnd w:id="105"/>
-    <w:bookmarkStart w:id="106" w:name="ref-brown2018superhuman"/>
+    <w:bookmarkEnd w:id="99"/>
+    <w:bookmarkStart w:id="100" w:name="ref-brown2018superhuman"/>
     <w:p>
       <w:pPr>
         <w:pStyle w:val="Bibliography"/>
@@ -23119,8 +22141,8 @@
         <w:t xml:space="preserve">, vol. 359, no. 6374, pp. 418–424, 2018.</w:t>
       </w:r>
     </w:p>
-    <w:bookmarkEnd w:id="106"/>
-    <w:bookmarkStart w:id="107" w:name="ref-brown2019superhuman"/>
+    <w:bookmarkEnd w:id="100"/>
+    <w:bookmarkStart w:id="101" w:name="ref-brown2019superhuman"/>
     <w:p>
       <w:pPr>
         <w:pStyle w:val="Bibliography"/>
@@ -23169,8 +22191,8 @@
         <w:t xml:space="preserve">, vol. 365, no. 6456, pp. 885–890, 2019.</w:t>
       </w:r>
     </w:p>
-    <w:bookmarkEnd w:id="107"/>
-    <w:bookmarkStart w:id="108" w:name="ref-liu2024agentbench"/>
+    <w:bookmarkEnd w:id="101"/>
+    <w:bookmarkStart w:id="102" w:name="ref-liu2024agentbench"/>
     <w:p>
       <w:pPr>
         <w:pStyle w:val="Bibliography"/>
@@ -23247,8 +22269,8 @@
         <w:t xml:space="preserve">, 2024.</w:t>
       </w:r>
     </w:p>
-    <w:bookmarkEnd w:id="108"/>
-    <w:bookmarkStart w:id="109" w:name="ref-park2023generative"/>
+    <w:bookmarkEnd w:id="102"/>
+    <w:bookmarkStart w:id="103" w:name="ref-park2023generative"/>
     <w:p>
       <w:pPr>
         <w:pStyle w:val="Bibliography"/>
@@ -23319,10 +22341,10 @@
         <w:t xml:space="preserve">, 2023.</w:t>
       </w:r>
     </w:p>
-    <w:bookmarkEnd w:id="109"/>
-    <w:bookmarkEnd w:id="110"/>
-    <w:bookmarkEnd w:id="111"/>
-    <w:bookmarkEnd w:id="112"/>
+    <w:bookmarkEnd w:id="103"/>
+    <w:bookmarkEnd w:id="104"/>
+    <w:bookmarkEnd w:id="105"/>
+    <w:bookmarkEnd w:id="106"/>
     <w:sectPr>
       <w:headerReference w:type="default" r:id="rId9"/>
       <w:footerReference w:type="default" r:id="rId10"/>
@@ -23394,101 +22416,6 @@
         <w:t xml:space="preserve"> </w:t>
       </w:r>
       <w:r>
-        <w:t xml:space="preserve">The two private cards</w:t>
-      </w:r>
-      <w:r>
-        <w:t xml:space="preserve"> </w:t>
-      </w:r>
-      <w:r>
-        <w:t xml:space="preserve">each player is dealt at the start of every hand; only the player</w:t>
-      </w:r>
-      <w:r>
-        <w:t xml:space="preserve"> </w:t>
-      </w:r>
-      <w:r>
-        <w:t xml:space="preserve">can see them.</w:t>
-      </w:r>
-    </w:p>
-  </w:footnote>
-  <w:footnote w:id="21">
-    <w:p>
-      <w:pPr>
-        <w:pStyle w:val="FootnoteText"/>
-      </w:pPr>
-      <w:r>
-        <w:rPr>
-          <w:rStyle w:val="FootnoteReference"/>
-        </w:rPr>
-        <w:footnoteRef/>
-      </w:r>
-      <w:r>
-        <w:t xml:space="preserve"> </w:t>
-      </w:r>
-      <w:r>
-        <w:t xml:space="preserve">Limit Texas Hold’em fixes the bet size on each</w:t>
-      </w:r>
-      <w:r>
-        <w:t xml:space="preserve"> </w:t>
-      </w:r>
-      <w:r>
-        <w:t xml:space="preserve">round. In our setup, bets and raises on the first two rounds are</w:t>
-      </w:r>
-      <w:r>
-        <w:t xml:space="preserve"> </w:t>
-      </w:r>
-      <w:r>
-        <w:t xml:space="preserve">2 chips; on the last two rounds they are 4 chips. No player can</w:t>
-      </w:r>
-      <w:r>
-        <w:t xml:space="preserve"> </w:t>
-      </w:r>
-      <w:r>
-        <w:t xml:space="preserve">place more than four bets in a single round (the</w:t>
-      </w:r>
-      <w:r>
-        <w:t xml:space="preserve"> </w:t>
-      </w:r>
-      <w:r>
-        <w:t xml:space="preserve">“</w:t>
-      </w:r>
-      <w:r>
-        <w:t xml:space="preserve">four-bet</w:t>
-      </w:r>
-      <w:r>
-        <w:t xml:space="preserve"> </w:t>
-      </w:r>
-      <w:r>
-        <w:t xml:space="preserve">cap</w:t>
-      </w:r>
-      <w:r>
-        <w:t xml:space="preserve">”</w:t>
-      </w:r>
-      <w:r>
-        <w:t xml:space="preserve">), which keeps the action space small and the math</w:t>
-      </w:r>
-      <w:r>
-        <w:t xml:space="preserve"> </w:t>
-      </w:r>
-      <w:r>
-        <w:t xml:space="preserve">tractable.</w:t>
-      </w:r>
-    </w:p>
-  </w:footnote>
-  <w:footnote w:id="22">
-    <w:p>
-      <w:pPr>
-        <w:pStyle w:val="FootnoteText"/>
-      </w:pPr>
-      <w:r>
-        <w:rPr>
-          <w:rStyle w:val="FootnoteReference"/>
-        </w:rPr>
-        <w:footnoteRef/>
-      </w:r>
-      <w:r>
-        <w:t xml:space="preserve"> </w:t>
-      </w:r>
-      <w:r>
         <w:t xml:space="preserve">The Pearson correlation coefficient measures</w:t>
       </w:r>
       <w:r>
@@ -23607,7 +22534,7 @@
       </w:r>
     </w:p>
   </w:footnote>
-  <w:footnote w:id="28">
+  <w:footnote w:id="26">
     <w:p>
       <w:pPr>
         <w:pStyle w:val="FootnoteText"/>
@@ -23689,7 +22616,7 @@
       </w:r>
     </w:p>
   </w:footnote>
-  <w:footnote w:id="34">
+  <w:footnote w:id="32">
     <w:p>
       <w:pPr>
         <w:pStyle w:val="FootnoteText"/>
@@ -23704,13 +22631,13 @@
         <w:t xml:space="preserve"> </w:t>
       </w:r>
       <w:r>
-        <w:t xml:space="preserve">The four betting rounds in Texas Hold’em, in</w:t>
-      </w:r>
-      <w:r>
-        <w:t xml:space="preserve"> </w:t>
-      </w:r>
-      <w:r>
-        <w:t xml:space="preserve">order, are</w:t>
+        <w:t xml:space="preserve">When a player goes all-in for fewer chips than the</w:t>
+      </w:r>
+      <w:r>
+        <w:t xml:space="preserve"> </w:t>
+      </w:r>
+      <w:r>
+        <w:t xml:space="preserve">largest contributor, the engine creates a</w:t>
       </w:r>
       <w:r>
         <w:t xml:space="preserve"> </w:t>
@@ -23720,95 +22647,35 @@
           <w:iCs/>
           <w:i/>
         </w:rPr>
-        <w:t xml:space="preserve">preflop</w:t>
-      </w:r>
-      <w:r>
-        <w:t xml:space="preserve"> </w:t>
-      </w:r>
-      <w:r>
-        <w:t xml:space="preserve">(after each player receives two private</w:t>
-      </w:r>
-      <w:r>
-        <w:t xml:space="preserve"> </w:t>
-      </w:r>
-      <w:r>
-        <w:t xml:space="preserve">“</w:t>
-      </w:r>
-      <w:r>
-        <w:t xml:space="preserve">hole</w:t>
-      </w:r>
-      <w:r>
-        <w:t xml:space="preserve">”</w:t>
-      </w:r>
-      <w:r>
-        <w:t xml:space="preserve"> </w:t>
-      </w:r>
-      <w:r>
-        <w:t xml:space="preserve">cards but before any community cards),</w:t>
-      </w:r>
-      <w:r>
-        <w:t xml:space="preserve"> </w:t>
-      </w:r>
-      <w:r>
-        <w:rPr>
-          <w:iCs/>
-          <w:i/>
-        </w:rPr>
-        <w:t xml:space="preserve">flop</w:t>
-      </w:r>
-      <w:r>
-        <w:t xml:space="preserve"> </w:t>
-      </w:r>
-      <w:r>
-        <w:t xml:space="preserve">(after</w:t>
-      </w:r>
-      <w:r>
-        <w:t xml:space="preserve"> </w:t>
-      </w:r>
-      <w:r>
-        <w:t xml:space="preserve">three community cards are dealt simultaneously),</w:t>
-      </w:r>
-      <w:r>
-        <w:t xml:space="preserve"> </w:t>
-      </w:r>
-      <w:r>
-        <w:rPr>
-          <w:iCs/>
-          <w:i/>
-        </w:rPr>
-        <w:t xml:space="preserve">turn</w:t>
-      </w:r>
-      <w:r>
-        <w:t xml:space="preserve"> </w:t>
-      </w:r>
-      <w:r>
-        <w:t xml:space="preserve">(after a fourth community card), and</w:t>
-      </w:r>
-      <w:r>
-        <w:t xml:space="preserve"> </w:t>
-      </w:r>
-      <w:r>
-        <w:rPr>
-          <w:iCs/>
-          <w:i/>
-        </w:rPr>
-        <w:t xml:space="preserve">river</w:t>
-      </w:r>
-      <w:r>
-        <w:t xml:space="preserve"> </w:t>
-      </w:r>
-      <w:r>
-        <w:t xml:space="preserve">(after a fifth</w:t>
-      </w:r>
-      <w:r>
-        <w:t xml:space="preserve"> </w:t>
-      </w:r>
-      <w:r>
-        <w:t xml:space="preserve">and final community card).</w:t>
+        <w:t xml:space="preserve">side pot</w:t>
+      </w:r>
+      <w:r>
+        <w:t xml:space="preserve"> </w:t>
+      </w:r>
+      <w:r>
+        <w:t xml:space="preserve">for the</w:t>
+      </w:r>
+      <w:r>
+        <w:t xml:space="preserve"> </w:t>
+      </w:r>
+      <w:r>
+        <w:t xml:space="preserve">excess so that the short-stacked player can only win up to the</w:t>
+      </w:r>
+      <w:r>
+        <w:t xml:space="preserve"> </w:t>
+      </w:r>
+      <w:r>
+        <w:t xml:space="preserve">amount they contributed; deeper-stacked players contest the</w:t>
+      </w:r>
+      <w:r>
+        <w:t xml:space="preserve"> </w:t>
+      </w:r>
+      <w:r>
+        <w:t xml:space="preserve">remainder among themselves.</w:t>
       </w:r>
     </w:p>
   </w:footnote>
-  <w:footnote w:id="35">
+  <w:footnote w:id="38">
     <w:p>
       <w:pPr>
         <w:pStyle w:val="FootnoteText"/>
@@ -23823,131 +22690,29 @@
         <w:t xml:space="preserve"> </w:t>
       </w:r>
       <w:r>
-        <w:t xml:space="preserve">Fixed-limit Texas</w:t>
-      </w:r>
-      <w:r>
-        <w:t xml:space="preserve"> </w:t>
-      </w:r>
-      <w:r>
-        <w:t xml:space="preserve">Hold’em permits at most four raises per betting round; further</w:t>
-      </w:r>
-      <w:r>
-        <w:t xml:space="preserve"> </w:t>
-      </w:r>
-      <w:r>
-        <w:t xml:space="preserve">raises are not allowed.</w:t>
-      </w:r>
-    </w:p>
-  </w:footnote>
-  <w:footnote w:id="36">
-    <w:p>
-      <w:pPr>
-        <w:pStyle w:val="FootnoteText"/>
-      </w:pPr>
-      <w:r>
-        <w:rPr>
-          <w:rStyle w:val="FootnoteReference"/>
-        </w:rPr>
-        <w:footnoteRef/>
-      </w:r>
-      <w:r>
-        <w:t xml:space="preserve"> </w:t>
-      </w:r>
-      <w:r>
-        <w:t xml:space="preserve">When a player goes all-in for fewer chips than the</w:t>
-      </w:r>
-      <w:r>
-        <w:t xml:space="preserve"> </w:t>
-      </w:r>
-      <w:r>
-        <w:t xml:space="preserve">largest contributor, the engine creates a</w:t>
-      </w:r>
-      <w:r>
-        <w:t xml:space="preserve"> </w:t>
-      </w:r>
-      <w:r>
         <w:rPr>
           <w:iCs/>
           <w:i/>
         </w:rPr>
-        <w:t xml:space="preserve">side pot</w:t>
-      </w:r>
-      <w:r>
-        <w:t xml:space="preserve"> </w:t>
-      </w:r>
-      <w:r>
-        <w:t xml:space="preserve">for the</w:t>
-      </w:r>
-      <w:r>
-        <w:t xml:space="preserve"> </w:t>
-      </w:r>
-      <w:r>
-        <w:t xml:space="preserve">excess so that the short-stacked player can only win up to the</w:t>
-      </w:r>
-      <w:r>
-        <w:t xml:space="preserve"> </w:t>
-      </w:r>
-      <w:r>
-        <w:t xml:space="preserve">amount they contributed; deeper-stacked players contest the</w:t>
-      </w:r>
-      <w:r>
-        <w:t xml:space="preserve"> </w:t>
-      </w:r>
-      <w:r>
-        <w:t xml:space="preserve">remainder among themselves.</w:t>
-      </w:r>
-    </w:p>
-  </w:footnote>
-  <w:footnote w:id="37">
-    <w:p>
-      <w:pPr>
-        <w:pStyle w:val="FootnoteText"/>
-      </w:pPr>
-      <w:r>
-        <w:rPr>
-          <w:rStyle w:val="FootnoteReference"/>
-        </w:rPr>
-        <w:footnoteRef/>
-      </w:r>
-      <w:r>
-        <w:t xml:space="preserve"> </w:t>
-      </w:r>
-      <w:r>
-        <w:t xml:space="preserve">A</w:t>
-      </w:r>
-      <w:r>
-        <w:t xml:space="preserve"> </w:t>
-      </w:r>
-      <w:r>
-        <w:rPr>
-          <w:iCs/>
-          <w:i/>
-        </w:rPr>
-        <w:t xml:space="preserve">showdown</w:t>
-      </w:r>
-      <w:r>
-        <w:t xml:space="preserve"> </w:t>
-      </w:r>
-      <w:r>
-        <w:t xml:space="preserve">is the end-of-hand reveal in</w:t>
-      </w:r>
-      <w:r>
-        <w:t xml:space="preserve"> </w:t>
-      </w:r>
-      <w:r>
-        <w:t xml:space="preserve">which all still-active players turn over their hole cards to</w:t>
-      </w:r>
-      <w:r>
-        <w:t xml:space="preserve"> </w:t>
-      </w:r>
-      <w:r>
-        <w:t xml:space="preserve">determine the winner; pots that end with all opponents folding to a</w:t>
-      </w:r>
-      <w:r>
-        <w:t xml:space="preserve"> </w:t>
-      </w:r>
-      <w:r>
-        <w:t xml:space="preserve">single player do not reach showdown.</w:t>
+        <w:t xml:space="preserve">TEI</w:t>
+      </w:r>
+      <w:r>
+        <w:t xml:space="preserve"> </w:t>
+      </w:r>
+      <w:r>
+        <w:t xml:space="preserve">(Trust</w:t>
+      </w:r>
+      <w:r>
+        <w:t xml:space="preserve"> </w:t>
+      </w:r>
+      <w:r>
+        <w:t xml:space="preserve">Exploitation Index) is an agent’s mean non-showdown profit per</w:t>
+      </w:r>
+      <w:r>
+        <w:t xml:space="preserve"> </w:t>
+      </w:r>
+      <w:r>
+        <w:t xml:space="preserve">hand—value won through fold equity rather than at showdown.</w:t>
       </w:r>
     </w:p>
   </w:footnote>
@@ -23966,35 +22731,42 @@
         <w:t xml:space="preserve"> </w:t>
       </w:r>
       <w:r>
-        <w:t xml:space="preserve">Throughout the archetype</w:t>
-      </w:r>
-      <w:r>
-        <w:t xml:space="preserve"> </w:t>
-      </w:r>
-      <w:r>
-        <w:t xml:space="preserve">descriptions,</w:t>
-      </w:r>
-      <w:r>
-        <w:t xml:space="preserve"> </w:t>
-      </w:r>
-      <w:r>
         <w:rPr>
           <w:iCs/>
           <w:i/>
         </w:rPr>
-        <w:t xml:space="preserve">br</w:t>
-      </w:r>
-      <w:r>
-        <w:t xml:space="preserve"> </w:t>
-      </w:r>
-      <w:r>
-        <w:t xml:space="preserve">= bluff rate (probability of betting on a</w:t>
-      </w:r>
-      <w:r>
-        <w:t xml:space="preserve"> </w:t>
-      </w:r>
-      <w:r>
-        <w:t xml:space="preserve">weak hand),</w:t>
+        <w:t xml:space="preserve">CS</w:t>
+      </w:r>
+      <w:r>
+        <w:t xml:space="preserve"> </w:t>
+      </w:r>
+      <w:r>
+        <w:t xml:space="preserve">(Context</w:t>
+      </w:r>
+      <w:r>
+        <w:t xml:space="preserve"> </w:t>
+      </w:r>
+      <w:r>
+        <w:t xml:space="preserve">Sensitivity) is the absolute correlation between an opponent’s recent</w:t>
+      </w:r>
+      <w:r>
+        <w:t xml:space="preserve"> </w:t>
+      </w:r>
+      <w:r>
+        <w:t xml:space="preserve">aggression and the agent’s own action.</w:t>
+      </w:r>
+    </w:p>
+  </w:footnote>
+  <w:footnote w:id="40">
+    <w:p>
+      <w:pPr>
+        <w:pStyle w:val="FootnoteText"/>
+      </w:pPr>
+      <w:r>
+        <w:rPr>
+          <w:rStyle w:val="FootnoteReference"/>
+        </w:rPr>
+        <w:footnoteRef/>
       </w:r>
       <w:r>
         <w:t xml:space="preserve"> </w:t>
@@ -24004,19 +22776,32 @@
           <w:iCs/>
           <w:i/>
         </w:rPr>
-        <w:t xml:space="preserve">vbr</w:t>
-      </w:r>
-      <w:r>
-        <w:t xml:space="preserve"> </w:t>
-      </w:r>
-      <w:r>
-        <w:t xml:space="preserve">= value-bet rate (probability of betting on</w:t>
-      </w:r>
-      <w:r>
-        <w:t xml:space="preserve"> </w:t>
-      </w:r>
-      <w:r>
-        <w:t xml:space="preserve">a strong hand), and</w:t>
+        <w:t xml:space="preserve">OA</w:t>
+      </w:r>
+      <w:r>
+        <w:t xml:space="preserve"> </w:t>
+      </w:r>
+      <w:r>
+        <w:t xml:space="preserve">(Opponent Adaptation) is the variance of</w:t>
+      </w:r>
+      <w:r>
+        <w:t xml:space="preserve"> </w:t>
+      </w:r>
+      <w:r>
+        <w:t xml:space="preserve">an agent’s aggression rate across different opponents.</w:t>
+      </w:r>
+    </w:p>
+  </w:footnote>
+  <w:footnote w:id="41">
+    <w:p>
+      <w:pPr>
+        <w:pStyle w:val="FootnoteText"/>
+      </w:pPr>
+      <w:r>
+        <w:rPr>
+          <w:rStyle w:val="FootnoteReference"/>
+        </w:rPr>
+        <w:footnoteRef/>
       </w:r>
       <w:r>
         <w:t xml:space="preserve"> </w:t>
@@ -24026,25 +22811,25 @@
           <w:iCs/>
           <w:i/>
         </w:rPr>
-        <w:t xml:space="preserve">cr</w:t>
-      </w:r>
-      <w:r>
-        <w:t xml:space="preserve"> </w:t>
-      </w:r>
-      <w:r>
-        <w:t xml:space="preserve">= call rate facing a bet on a medium</w:t>
-      </w:r>
-      <w:r>
-        <w:t xml:space="preserve"> </w:t>
-      </w:r>
-      <w:r>
-        <w:t xml:space="preserve">hand. Ranges are the archetype’s Phase 2 hill-climbing bound boxes</w:t>
-      </w:r>
-      <w:r>
-        <w:t xml:space="preserve"> </w:t>
-      </w:r>
-      <w:r>
-        <w:t xml:space="preserve">around its Phase 1 starting parameters.</w:t>
+        <w:t xml:space="preserve">NS</w:t>
+      </w:r>
+      <w:r>
+        <w:t xml:space="preserve"> </w:t>
+      </w:r>
+      <w:r>
+        <w:t xml:space="preserve">(Non-Stationarity)</w:t>
+      </w:r>
+      <w:r>
+        <w:t xml:space="preserve"> </w:t>
+      </w:r>
+      <w:r>
+        <w:t xml:space="preserve">gauges how much an agent’s action distribution drifts over the run,</w:t>
+      </w:r>
+      <w:r>
+        <w:t xml:space="preserve"> </w:t>
+      </w:r>
+      <w:r>
+        <w:t xml:space="preserve">comparing 500-hand windows against its overall distribution.</w:t>
       </w:r>
     </w:p>
   </w:footnote>
@@ -24063,33 +22848,60 @@
         <w:t xml:space="preserve"> </w:t>
       </w:r>
       <w:r>
+        <w:t xml:space="preserve">A</w:t>
+      </w:r>
+      <w:r>
+        <w:t xml:space="preserve"> </w:t>
+      </w:r>
+      <w:r>
         <w:rPr>
           <w:iCs/>
           <w:i/>
         </w:rPr>
-        <w:t xml:space="preserve">TEI</w:t>
-      </w:r>
-      <w:r>
-        <w:t xml:space="preserve"> </w:t>
-      </w:r>
-      <w:r>
-        <w:t xml:space="preserve">(Trust</w:t>
-      </w:r>
-      <w:r>
-        <w:t xml:space="preserve"> </w:t>
-      </w:r>
-      <w:r>
-        <w:t xml:space="preserve">Exploitation Index) is an agent’s mean non-showdown profit per</w:t>
-      </w:r>
-      <w:r>
-        <w:t xml:space="preserve"> </w:t>
-      </w:r>
-      <w:r>
-        <w:t xml:space="preserve">hand—value won through fold equity rather than at showdown.</w:t>
+        <w:t xml:space="preserve">walkover</w:t>
+      </w:r>
+      <w:r>
+        <w:t xml:space="preserve"> </w:t>
+      </w:r>
+      <w:r>
+        <w:t xml:space="preserve">(or</w:t>
+      </w:r>
+      <w:r>
+        <w:t xml:space="preserve"> </w:t>
+      </w:r>
+      <w:r>
+        <w:t xml:space="preserve">“</w:t>
+      </w:r>
+      <w:r>
+        <w:t xml:space="preserve">uncontested pot</w:t>
+      </w:r>
+      <w:r>
+        <w:t xml:space="preserve">”</w:t>
+      </w:r>
+      <w:r>
+        <w:t xml:space="preserve">) is a hand won without showdown—every other</w:t>
+      </w:r>
+      <w:r>
+        <w:t xml:space="preserve"> </w:t>
+      </w:r>
+      <w:r>
+        <w:t xml:space="preserve">player folded before the cards had to be shown. It is the</w:t>
+      </w:r>
+      <w:r>
+        <w:t xml:space="preserve"> </w:t>
+      </w:r>
+      <w:r>
+        <w:t xml:space="preserve">bread-and-butter outcome for aggressive players who win by making</w:t>
+      </w:r>
+      <w:r>
+        <w:t xml:space="preserve"> </w:t>
+      </w:r>
+      <w:r>
+        <w:t xml:space="preserve">opponents fold rather than by holding the best hand.</w:t>
       </w:r>
     </w:p>
   </w:footnote>
-  <w:footnote w:id="45">
+  <w:footnote w:id="48">
     <w:p>
       <w:pPr>
         <w:pStyle w:val="FootnoteText"/>
@@ -24108,29 +22920,64 @@
           <w:iCs/>
           <w:i/>
         </w:rPr>
-        <w:t xml:space="preserve">CS</w:t>
-      </w:r>
-      <w:r>
-        <w:t xml:space="preserve"> </w:t>
-      </w:r>
-      <w:r>
-        <w:t xml:space="preserve">(Context</w:t>
-      </w:r>
-      <w:r>
-        <w:t xml:space="preserve"> </w:t>
-      </w:r>
-      <w:r>
-        <w:t xml:space="preserve">Sensitivity) is the absolute correlation between an opponent’s recent</w:t>
-      </w:r>
-      <w:r>
-        <w:t xml:space="preserve"> </w:t>
-      </w:r>
-      <w:r>
-        <w:t xml:space="preserve">aggression and the agent’s own action.</w:t>
+        <w:t xml:space="preserve">Hand rank</w:t>
+      </w:r>
+      <w:r>
+        <w:t xml:space="preserve"> </w:t>
+      </w:r>
+      <w:r>
+        <w:t xml:space="preserve">is taken from standard 7-card poker equity tables: rank 1 is the</w:t>
+      </w:r>
+      <w:r>
+        <w:t xml:space="preserve"> </w:t>
+      </w:r>
+      <w:r>
+        <w:t xml:space="preserve">strongest possible hand and rank 7,462 is the weakest. Rank</w:t>
+      </w:r>
+      <w:r>
+        <w:t xml:space="preserve"> </w:t>
+      </w:r>
+      <m:oMath>
+        <m:r>
+          <m:rPr>
+            <m:sty m:val="p"/>
+          </m:rPr>
+          <m:t>≤</m:t>
+        </m:r>
+        <m:r>
+          <m:t>1</m:t>
+        </m:r>
+        <m:r>
+          <m:rPr>
+            <m:sty m:val="p"/>
+          </m:rPr>
+          <m:t>,</m:t>
+        </m:r>
+        <m:r>
+          <m:t>000</m:t>
+        </m:r>
+      </m:oMath>
+      <w:r>
+        <w:t xml:space="preserve"> </w:t>
+      </w:r>
+      <w:r>
+        <w:t xml:space="preserve">is roughly</w:t>
+      </w:r>
+      <w:r>
+        <w:t xml:space="preserve"> </w:t>
+      </w:r>
+      <w:r>
+        <w:t xml:space="preserve">“</w:t>
+      </w:r>
+      <w:r>
+        <w:t xml:space="preserve">top 15% of hands.</w:t>
+      </w:r>
+      <w:r>
+        <w:t xml:space="preserve">”</w:t>
       </w:r>
     </w:p>
   </w:footnote>
-  <w:footnote w:id="46">
+  <w:footnote w:id="49">
     <w:p>
       <w:pPr>
         <w:pStyle w:val="FootnoteText"/>
@@ -24149,277 +22996,57 @@
           <w:iCs/>
           <w:i/>
         </w:rPr>
-        <w:t xml:space="preserve">OA</w:t>
-      </w:r>
-      <w:r>
-        <w:t xml:space="preserve"> </w:t>
-      </w:r>
-      <w:r>
-        <w:t xml:space="preserve">(Opponent Adaptation) is the variance of</w:t>
-      </w:r>
-      <w:r>
-        <w:t xml:space="preserve"> </w:t>
-      </w:r>
-      <w:r>
-        <w:t xml:space="preserve">an agent’s aggression rate across different opponents.</w:t>
+        <w:t xml:space="preserve">3-bet</w:t>
+      </w:r>
+      <w:r>
+        <w:t xml:space="preserve"> </w:t>
+      </w:r>
+      <w:r>
+        <w:t xml:space="preserve">and</w:t>
+      </w:r>
+      <w:r>
+        <w:t xml:space="preserve"> </w:t>
+      </w:r>
+      <w:r>
+        <w:rPr>
+          <w:iCs/>
+          <w:i/>
+        </w:rPr>
+        <w:t xml:space="preserve">4-bet</w:t>
+      </w:r>
+      <w:r>
+        <w:t xml:space="preserve"> </w:t>
+      </w:r>
+      <w:r>
+        <w:t xml:space="preserve">refer to</w:t>
+      </w:r>
+      <w:r>
+        <w:t xml:space="preserve"> </w:t>
+      </w:r>
+      <w:r>
+        <w:t xml:space="preserve">successive re-raises. The big blind counts as the first bet; a</w:t>
+      </w:r>
+      <w:r>
+        <w:t xml:space="preserve"> </w:t>
+      </w:r>
+      <w:r>
+        <w:t xml:space="preserve">raise is the 2-bet; a re-raise is the 3-bet; another re-raise is</w:t>
+      </w:r>
+      <w:r>
+        <w:t xml:space="preserve"> </w:t>
+      </w:r>
+      <w:r>
+        <w:t xml:space="preserve">the 4-bet. Under our four-bet cap, no further raises are allowed</w:t>
+      </w:r>
+      <w:r>
+        <w:t xml:space="preserve"> </w:t>
+      </w:r>
+      <w:r>
+        <w:t xml:space="preserve">in the same round.</w:t>
       </w:r>
     </w:p>
   </w:footnote>
-  <w:footnote w:id="47">
-    <w:p>
-      <w:pPr>
-        <w:pStyle w:val="FootnoteText"/>
-      </w:pPr>
-      <w:r>
-        <w:rPr>
-          <w:rStyle w:val="FootnoteReference"/>
-        </w:rPr>
-        <w:footnoteRef/>
-      </w:r>
-      <w:r>
-        <w:t xml:space="preserve"> </w:t>
-      </w:r>
-      <w:r>
-        <w:rPr>
-          <w:iCs/>
-          <w:i/>
-        </w:rPr>
-        <w:t xml:space="preserve">NS</w:t>
-      </w:r>
-      <w:r>
-        <w:t xml:space="preserve"> </w:t>
-      </w:r>
-      <w:r>
-        <w:t xml:space="preserve">(Non-Stationarity)</w:t>
-      </w:r>
-      <w:r>
-        <w:t xml:space="preserve"> </w:t>
-      </w:r>
-      <w:r>
-        <w:t xml:space="preserve">gauges how much an agent’s action distribution drifts over the run,</w:t>
-      </w:r>
-      <w:r>
-        <w:t xml:space="preserve"> </w:t>
-      </w:r>
-      <w:r>
-        <w:t xml:space="preserve">comparing 500-hand windows against its overall distribution.</w:t>
-      </w:r>
-    </w:p>
-  </w:footnote>
-  <w:footnote w:id="50">
-    <w:p>
-      <w:pPr>
-        <w:pStyle w:val="FootnoteText"/>
-      </w:pPr>
-      <w:r>
-        <w:rPr>
-          <w:rStyle w:val="FootnoteReference"/>
-        </w:rPr>
-        <w:footnoteRef/>
-      </w:r>
-      <w:r>
-        <w:t xml:space="preserve"> </w:t>
-      </w:r>
-      <w:r>
-        <w:t xml:space="preserve">A</w:t>
-      </w:r>
-      <w:r>
-        <w:t xml:space="preserve"> </w:t>
-      </w:r>
-      <w:r>
-        <w:rPr>
-          <w:iCs/>
-          <w:i/>
-        </w:rPr>
-        <w:t xml:space="preserve">walkover</w:t>
-      </w:r>
-      <w:r>
-        <w:t xml:space="preserve"> </w:t>
-      </w:r>
-      <w:r>
-        <w:t xml:space="preserve">(or</w:t>
-      </w:r>
-      <w:r>
-        <w:t xml:space="preserve"> </w:t>
-      </w:r>
-      <w:r>
-        <w:t xml:space="preserve">“</w:t>
-      </w:r>
-      <w:r>
-        <w:t xml:space="preserve">uncontested pot</w:t>
-      </w:r>
-      <w:r>
-        <w:t xml:space="preserve">”</w:t>
-      </w:r>
-      <w:r>
-        <w:t xml:space="preserve">) is a hand won without showdown—every other</w:t>
-      </w:r>
-      <w:r>
-        <w:t xml:space="preserve"> </w:t>
-      </w:r>
-      <w:r>
-        <w:t xml:space="preserve">player folded before the cards had to be shown. It is the</w:t>
-      </w:r>
-      <w:r>
-        <w:t xml:space="preserve"> </w:t>
-      </w:r>
-      <w:r>
-        <w:t xml:space="preserve">bread-and-butter outcome for aggressive players who win by making</w:t>
-      </w:r>
-      <w:r>
-        <w:t xml:space="preserve"> </w:t>
-      </w:r>
-      <w:r>
-        <w:t xml:space="preserve">opponents fold rather than by holding the best hand.</w:t>
-      </w:r>
-    </w:p>
-  </w:footnote>
-  <w:footnote w:id="54">
-    <w:p>
-      <w:pPr>
-        <w:pStyle w:val="FootnoteText"/>
-      </w:pPr>
-      <w:r>
-        <w:rPr>
-          <w:rStyle w:val="FootnoteReference"/>
-        </w:rPr>
-        <w:footnoteRef/>
-      </w:r>
-      <w:r>
-        <w:t xml:space="preserve"> </w:t>
-      </w:r>
-      <w:r>
-        <w:rPr>
-          <w:iCs/>
-          <w:i/>
-        </w:rPr>
-        <w:t xml:space="preserve">Hand rank</w:t>
-      </w:r>
-      <w:r>
-        <w:t xml:space="preserve"> </w:t>
-      </w:r>
-      <w:r>
-        <w:t xml:space="preserve">is taken from standard 7-card poker equity tables: rank 1 is the</w:t>
-      </w:r>
-      <w:r>
-        <w:t xml:space="preserve"> </w:t>
-      </w:r>
-      <w:r>
-        <w:t xml:space="preserve">strongest possible hand and rank 7,462 is the weakest. Rank</w:t>
-      </w:r>
-      <w:r>
-        <w:t xml:space="preserve"> </w:t>
-      </w:r>
-      <m:oMath>
-        <m:r>
-          <m:rPr>
-            <m:sty m:val="p"/>
-          </m:rPr>
-          <m:t>≤</m:t>
-        </m:r>
-        <m:r>
-          <m:t>1</m:t>
-        </m:r>
-        <m:r>
-          <m:rPr>
-            <m:sty m:val="p"/>
-          </m:rPr>
-          <m:t>,</m:t>
-        </m:r>
-        <m:r>
-          <m:t>000</m:t>
-        </m:r>
-      </m:oMath>
-      <w:r>
-        <w:t xml:space="preserve"> </w:t>
-      </w:r>
-      <w:r>
-        <w:t xml:space="preserve">is roughly</w:t>
-      </w:r>
-      <w:r>
-        <w:t xml:space="preserve"> </w:t>
-      </w:r>
-      <w:r>
-        <w:t xml:space="preserve">“</w:t>
-      </w:r>
-      <w:r>
-        <w:t xml:space="preserve">top 15% of hands.</w:t>
-      </w:r>
-      <w:r>
-        <w:t xml:space="preserve">”</w:t>
-      </w:r>
-    </w:p>
-  </w:footnote>
-  <w:footnote w:id="55">
-    <w:p>
-      <w:pPr>
-        <w:pStyle w:val="FootnoteText"/>
-      </w:pPr>
-      <w:r>
-        <w:rPr>
-          <w:rStyle w:val="FootnoteReference"/>
-        </w:rPr>
-        <w:footnoteRef/>
-      </w:r>
-      <w:r>
-        <w:t xml:space="preserve"> </w:t>
-      </w:r>
-      <w:r>
-        <w:rPr>
-          <w:iCs/>
-          <w:i/>
-        </w:rPr>
-        <w:t xml:space="preserve">3-bet</w:t>
-      </w:r>
-      <w:r>
-        <w:t xml:space="preserve"> </w:t>
-      </w:r>
-      <w:r>
-        <w:t xml:space="preserve">and</w:t>
-      </w:r>
-      <w:r>
-        <w:t xml:space="preserve"> </w:t>
-      </w:r>
-      <w:r>
-        <w:rPr>
-          <w:iCs/>
-          <w:i/>
-        </w:rPr>
-        <w:t xml:space="preserve">4-bet</w:t>
-      </w:r>
-      <w:r>
-        <w:t xml:space="preserve"> </w:t>
-      </w:r>
-      <w:r>
-        <w:t xml:space="preserve">refer to</w:t>
-      </w:r>
-      <w:r>
-        <w:t xml:space="preserve"> </w:t>
-      </w:r>
-      <w:r>
-        <w:t xml:space="preserve">successive re-raises. The big blind counts as the first bet; a</w:t>
-      </w:r>
-      <w:r>
-        <w:t xml:space="preserve"> </w:t>
-      </w:r>
-      <w:r>
-        <w:t xml:space="preserve">raise is the 2-bet; a re-raise is the 3-bet; another re-raise is</w:t>
-      </w:r>
-      <w:r>
-        <w:t xml:space="preserve"> </w:t>
-      </w:r>
-      <w:r>
-        <w:t xml:space="preserve">the 4-bet. Under our four-bet cap, no further raises are allowed</w:t>
-      </w:r>
-      <w:r>
-        <w:t xml:space="preserve"> </w:t>
-      </w:r>
-      <w:r>
-        <w:t xml:space="preserve">in the same round.</w:t>
-      </w:r>
-    </w:p>
-  </w:footnote>
-  <w:footnote w:id="58">
+  <w:footnote w:id="52">
     <w:p>
       <w:pPr>
         <w:pStyle w:val="FootnoteText"/>
@@ -24510,7 +23137,7 @@
       </w:r>
     </w:p>
   </w:footnote>
-  <w:footnote w:id="70">
+  <w:footnote w:id="64">
     <w:p>
       <w:pPr>
         <w:pStyle w:val="FootnoteText"/>
@@ -24557,7 +23184,7 @@
       </w:r>
     </w:p>
   </w:footnote>
-  <w:footnote w:id="71">
+  <w:footnote w:id="65">
     <w:p>
       <w:pPr>
         <w:pStyle w:val="FootnoteText"/>
@@ -24609,7 +23236,7 @@
       </w:r>
     </w:p>
   </w:footnote>
-  <w:footnote w:id="72">
+  <w:footnote w:id="66">
     <w:p>
       <w:pPr>
         <w:pStyle w:val="FootnoteText"/>
@@ -24735,7 +23362,7 @@
       </w:r>
     </w:p>
   </w:footnote>
-  <w:footnote w:id="73">
+  <w:footnote w:id="67">
     <w:p>
       <w:pPr>
         <w:pStyle w:val="FootnoteText"/>
@@ -24776,7 +23403,7 @@
       </w:r>
     </w:p>
   </w:footnote>
-  <w:footnote w:id="81">
+  <w:footnote w:id="75">
     <w:p>
       <w:pPr>
         <w:pStyle w:val="FootnoteText"/>
@@ -24839,7 +23466,7 @@
       </w:r>
     </w:p>
   </w:footnote>
-  <w:footnote w:id="82">
+  <w:footnote w:id="76">
     <w:p>
       <w:pPr>
         <w:pStyle w:val="FootnoteText"/>

--- a/paper_resources/manuscript/main.docx
+++ b/paper_resources/manuscript/main.docx
@@ -1787,13 +1787,13 @@
         <w:pStyle w:val="FirstParagraph"/>
       </w:pPr>
       <w:r>
-        <w:t xml:space="preserve">First, there is the empirical economics of online reputation</w:t>
-      </w:r>
-      <w:r>
-        <w:t xml:space="preserve"> </w:t>
-      </w:r>
-      <w:r>
-        <w:t xml:space="preserve">systems. Resnick &amp; Zeckhauser’s large-scale study of eBay</w:t>
+        <w:t xml:space="preserve">An empirical approach to understanding the economics of online</w:t>
+      </w:r>
+      <w:r>
+        <w:t xml:space="preserve"> </w:t>
+      </w:r>
+      <w:r>
+        <w:t xml:space="preserve">reputation systems has been conducted by Resnick &amp; Zeckhauser</w:t>
       </w:r>
       <w:r>
         <w:t xml:space="preserve"> </w:t>
@@ -1802,122 +1802,103 @@
         <w:t xml:space="preserve">[1]</w:t>
       </w:r>
       <w:r>
-        <w:t xml:space="preserve"> </w:t>
-      </w:r>
-      <w:r>
-        <w:t xml:space="preserve">documented that feedback is provided more</w:t>
-      </w:r>
-      <w:r>
-        <w:t xml:space="preserve"> </w:t>
-      </w:r>
-      <w:r>
-        <w:t xml:space="preserve">than half the time and is almost always positive, with sellers</w:t>
-      </w:r>
-      <w:r>
-        <w:t xml:space="preserve"> </w:t>
-      </w:r>
-      <w:r>
-        <w:t xml:space="preserve">receiving negative feedback only about 1% of the time—evidence</w:t>
-      </w:r>
-      <w:r>
-        <w:t xml:space="preserve"> </w:t>
-      </w:r>
-      <w:r>
-        <w:t xml:space="preserve">that observable reputation is pervasive and that markets broadly</w:t>
-      </w:r>
-      <w:r>
-        <w:t xml:space="preserve"> </w:t>
-      </w:r>
-      <w:r>
-        <w:t xml:space="preserve">reward good behavior rather than penalize it. The motivating tension</w:t>
-      </w:r>
-      <w:r>
-        <w:t xml:space="preserve"> </w:t>
-      </w:r>
-      <w:r>
-        <w:t xml:space="preserve">for our work is therefore a theoretical</w:t>
-      </w:r>
-      <w:r>
-        <w:t xml:space="preserve"> </w:t>
-      </w:r>
-      <w:r>
-        <w:rPr>
-          <w:iCs/>
-          <w:i/>
-        </w:rPr>
-        <w:t xml:space="preserve">transparency paradox</w:t>
-      </w:r>
-      <w:r>
-        <w:t xml:space="preserve"> </w:t>
-      </w:r>
-      <w:r>
-        <w:t xml:space="preserve">rather than a settled empirical fact: when a cooperator’s behavior is</w:t>
-      </w:r>
-      <w:r>
-        <w:t xml:space="preserve"> </w:t>
-      </w:r>
-      <w:r>
-        <w:t xml:space="preserve">perfectly predictable, a sufficiently sophisticated counterparty can</w:t>
-      </w:r>
-      <w:r>
-        <w:t xml:space="preserve"> </w:t>
-      </w:r>
-      <w:r>
-        <w:t xml:space="preserve">plan around it and extract value, so visible cooperation could in</w:t>
-      </w:r>
-      <w:r>
-        <w:t xml:space="preserve"> </w:t>
-      </w:r>
-      <w:r>
-        <w:t xml:space="preserve">principle be exploited. The cleanest controlled evidence on eBay in</w:t>
-      </w:r>
-      <w:r>
-        <w:t xml:space="preserve"> </w:t>
-      </w:r>
-      <w:r>
-        <w:t xml:space="preserve">fact points the other way—toward a reputation premium for</w:t>
-      </w:r>
-      <w:r>
-        <w:t xml:space="preserve"> </w:t>
-      </w:r>
-      <w:r>
-        <w:t xml:space="preserve">established identities—which makes the paradox a hypothesis worth</w:t>
-      </w:r>
-      <w:r>
-        <w:t xml:space="preserve"> </w:t>
-      </w:r>
-      <w:r>
-        <w:t xml:space="preserve">testing rather than a documented effect. Bolton, Katok, &amp; Ockenfels</w:t>
-      </w:r>
-      <w:r>
-        <w:t xml:space="preserve"> </w:t>
-      </w:r>
-      <w:r>
-        <w:t xml:space="preserve">[2]</w:t>
-      </w:r>
-      <w:r>
-        <w:t xml:space="preserve"> </w:t>
-      </w:r>
-      <w:r>
-        <w:t xml:space="preserve">examine how reputation institutions shape</w:t>
-      </w:r>
-      <w:r>
-        <w:t xml:space="preserve"> </w:t>
-      </w:r>
-      <w:r>
-        <w:t xml:space="preserve">cooperation in controlled trust games, and an analogous dynamic</w:t>
-      </w:r>
-      <w:r>
-        <w:t xml:space="preserve"> </w:t>
-      </w:r>
-      <w:r>
-        <w:t xml:space="preserve">appears in financial-market microstructure, where adverse selection</w:t>
-      </w:r>
-      <w:r>
-        <w:t xml:space="preserve"> </w:t>
-      </w:r>
-      <w:r>
-        <w:t xml:space="preserve">against predictably behaving market makers</w:t>
+        <w:t xml:space="preserve">, who have documented that, based on</w:t>
+      </w:r>
+      <w:r>
+        <w:t xml:space="preserve"> </w:t>
+      </w:r>
+      <w:r>
+        <w:t xml:space="preserve">large-scale data from eBay, feedback is submitted by users greater</w:t>
+      </w:r>
+      <w:r>
+        <w:t xml:space="preserve"> </w:t>
+      </w:r>
+      <w:r>
+        <w:t xml:space="preserve">than fifty percent of the time and is virtually all positive, with</w:t>
+      </w:r>
+      <w:r>
+        <w:t xml:space="preserve"> </w:t>
+      </w:r>
+      <w:r>
+        <w:t xml:space="preserve">sellers receiving negative feedback less than 1% of the time (i.e.,</w:t>
+      </w:r>
+      <w:r>
+        <w:t xml:space="preserve"> </w:t>
+      </w:r>
+      <w:r>
+        <w:t xml:space="preserve">evidence of ubiquitous observable reputation and markets rewarding</w:t>
+      </w:r>
+      <w:r>
+        <w:t xml:space="preserve"> </w:t>
+      </w:r>
+      <w:r>
+        <w:t xml:space="preserve">good behavior). Therefore, the motivation behind our research is a</w:t>
+      </w:r>
+      <w:r>
+        <w:t xml:space="preserve"> </w:t>
+      </w:r>
+      <w:r>
+        <w:t xml:space="preserve">theoretical transparency paradox rather than an empirically verified</w:t>
+      </w:r>
+      <w:r>
+        <w:t xml:space="preserve"> </w:t>
+      </w:r>
+      <w:r>
+        <w:t xml:space="preserve">phenomenon: when the behavior of a cooperator is completely</w:t>
+      </w:r>
+      <w:r>
+        <w:t xml:space="preserve"> </w:t>
+      </w:r>
+      <w:r>
+        <w:t xml:space="preserve">predictable, a sufficiently astute counterpart can plan accordingly</w:t>
+      </w:r>
+      <w:r>
+        <w:t xml:space="preserve"> </w:t>
+      </w:r>
+      <w:r>
+        <w:t xml:space="preserve">and take advantage of the cooperator’s actions—hence potentially</w:t>
+      </w:r>
+      <w:r>
+        <w:t xml:space="preserve"> </w:t>
+      </w:r>
+      <w:r>
+        <w:t xml:space="preserve">creating conditions under which visible cooperation could be</w:t>
+      </w:r>
+      <w:r>
+        <w:t xml:space="preserve"> </w:t>
+      </w:r>
+      <w:r>
+        <w:t xml:space="preserve">exploited. Controlled studies using eBay actually point in the</w:t>
+      </w:r>
+      <w:r>
+        <w:t xml:space="preserve"> </w:t>
+      </w:r>
+      <w:r>
+        <w:t xml:space="preserve">opposite direction, i.e., toward a reputation premium associated with</w:t>
+      </w:r>
+      <w:r>
+        <w:t xml:space="preserve"> </w:t>
+      </w:r>
+      <w:r>
+        <w:t xml:space="preserve">established identities—thus making the paradox a hypothesis worth</w:t>
+      </w:r>
+      <w:r>
+        <w:t xml:space="preserve"> </w:t>
+      </w:r>
+      <w:r>
+        <w:t xml:space="preserve">testing versus an empirically demonstrated effect. A similar dynamic</w:t>
+      </w:r>
+      <w:r>
+        <w:t xml:space="preserve"> </w:t>
+      </w:r>
+      <w:r>
+        <w:t xml:space="preserve">is observed in financial-market microstructure, where adverse</w:t>
+      </w:r>
+      <w:r>
+        <w:t xml:space="preserve"> </w:t>
+      </w:r>
+      <w:r>
+        <w:t xml:space="preserve">selection against predictably acting market-makers</w:t>
       </w:r>
       <w:r>
         <w:t xml:space="preserve"> </w:t>
@@ -1929,31 +1910,43 @@
         <w:t xml:space="preserve"> </w:t>
       </w:r>
       <w:r>
-        <w:t xml:space="preserve">produces related effects through asymmetric information. What this</w:t>
-      </w:r>
-      <w:r>
-        <w:t xml:space="preserve"> </w:t>
-      </w:r>
-      <w:r>
-        <w:t xml:space="preserve">literature cannot settle—because it does not re-engineer the</w:t>
-      </w:r>
-      <w:r>
-        <w:t xml:space="preserve"> </w:t>
-      </w:r>
-      <w:r>
-        <w:t xml:space="preserve">population of agents—is whether the paradox would survive if</w:t>
-      </w:r>
-      <w:r>
-        <w:t xml:space="preserve"> </w:t>
-      </w:r>
-      <w:r>
-        <w:t xml:space="preserve">cooperative actors were intelligent enough to avoid being exploited;</w:t>
-      </w:r>
-      <w:r>
-        <w:t xml:space="preserve"> </w:t>
-      </w:r>
-      <w:r>
-        <w:t xml:space="preserve">that gap is what our controlled simulation is built to probe.</w:t>
+        <w:t xml:space="preserve">creates equivalent problems due to differences</w:t>
+      </w:r>
+      <w:r>
+        <w:t xml:space="preserve"> </w:t>
+      </w:r>
+      <w:r>
+        <w:t xml:space="preserve">in information asymmetry. However, because the prior literature does</w:t>
+      </w:r>
+      <w:r>
+        <w:t xml:space="preserve"> </w:t>
+      </w:r>
+      <w:r>
+        <w:t xml:space="preserve">not replicate or alter the population of agents participating in such</w:t>
+      </w:r>
+      <w:r>
+        <w:t xml:space="preserve"> </w:t>
+      </w:r>
+      <w:r>
+        <w:t xml:space="preserve">interactions, it cannot determine whether the paradox would remain</w:t>
+      </w:r>
+      <w:r>
+        <w:t xml:space="preserve"> </w:t>
+      </w:r>
+      <w:r>
+        <w:t xml:space="preserve">even if cooperative agents had sufficient intelligence to prevent</w:t>
+      </w:r>
+      <w:r>
+        <w:t xml:space="preserve"> </w:t>
+      </w:r>
+      <w:r>
+        <w:t xml:space="preserve">being taken advantage of—so a controlled simulation was developed</w:t>
+      </w:r>
+      <w:r>
+        <w:t xml:space="preserve"> </w:t>
+      </w:r>
+      <w:r>
+        <w:t xml:space="preserve">to address that question.</w:t>
       </w:r>
     </w:p>
     <w:tbl>
@@ -6109,7 +6102,13 @@
         <w:t xml:space="preserve"> </w:t>
       </w:r>
       <w:r>
-        <w:t xml:space="preserve">score. For state-switching archetypes (</w:t>
+        <w:t xml:space="preserve">score. As previously stated, because the state-switching archetypes</w:t>
+      </w:r>
+      <w:r>
+        <w:t xml:space="preserve"> </w:t>
+      </w:r>
+      <w:r>
+        <w:t xml:space="preserve">(</w:t>
       </w:r>
       <w:r>
         <w:rPr>
@@ -6132,7 +6131,7 @@
         <w:t xml:space="preserve">Judge</w:t>
       </w:r>
       <w:r>
-        <w:t xml:space="preserve">,</w:t>
+        <w:t xml:space="preserve">, and</w:t>
       </w:r>
       <w:r>
         <w:t xml:space="preserve"> </w:t>
@@ -6145,7 +6144,13 @@
         <w:t xml:space="preserve">Mirror</w:t>
       </w:r>
       <w:r>
-        <w:t xml:space="preserve">),</w:t>
+        <w:t xml:space="preserve">) have different</w:t>
+      </w:r>
+      <w:r>
+        <w:t xml:space="preserve"> </w:t>
+      </w:r>
+      <w:r>
+        <w:t xml:space="preserve">characteristics that define their level of honesty across states,</w:t>
       </w:r>
       <w:r>
         <w:t xml:space="preserve"> </w:t>
@@ -6172,31 +6177,37 @@
         <w:t xml:space="preserve"> </w:t>
       </w:r>
       <w:r>
-        <w:t xml:space="preserve">is the archetype’s canonical,</w:t>
-      </w:r>
-      <w:r>
-        <w:t xml:space="preserve"> </w:t>
-      </w:r>
-      <w:r>
-        <w:t xml:space="preserve">nominal honesty—the value implied by its specified mean bluff rate,</w:t>
-      </w:r>
-      <w:r>
-        <w:t xml:space="preserve"> </w:t>
-      </w:r>
-      <w:r>
-        <w:t xml:space="preserve">not its realized honesty in a particular state—so trust is the</w:t>
-      </w:r>
-      <w:r>
-        <w:t xml:space="preserve"> </w:t>
-      </w:r>
-      <w:r>
-        <w:t xml:space="preserve">honesty an observer expects given the type it believes the agent to</w:t>
-      </w:r>
-      <w:r>
-        <w:t xml:space="preserve"> </w:t>
-      </w:r>
-      <w:r>
-        <w:t xml:space="preserve">be. There are many reasonable ways to define the trust score;</w:t>
+        <w:t xml:space="preserve">represents each archetype’s nominal, canonical level of</w:t>
+      </w:r>
+      <w:r>
+        <w:t xml:space="preserve"> </w:t>
+      </w:r>
+      <w:r>
+        <w:t xml:space="preserve">honesty—that is, the expected level of honesty implied by their</w:t>
+      </w:r>
+      <w:r>
+        <w:t xml:space="preserve"> </w:t>
+      </w:r>
+      <w:r>
+        <w:t xml:space="preserve">respective mean bluff rates—and not their actual level of honesty</w:t>
+      </w:r>
+      <w:r>
+        <w:t xml:space="preserve"> </w:t>
+      </w:r>
+      <w:r>
+        <w:t xml:space="preserve">in a specific state. As such, trust will represent the expected level</w:t>
+      </w:r>
+      <w:r>
+        <w:t xml:space="preserve"> </w:t>
+      </w:r>
+      <w:r>
+        <w:t xml:space="preserve">of honesty that an observer anticipates based upon the type it</w:t>
+      </w:r>
+      <w:r>
+        <w:t xml:space="preserve"> </w:t>
+      </w:r>
+      <w:r>
+        <w:t xml:space="preserve">believes the agent to be. There are many reasonable ways to define the trust score;</w:t>
       </w:r>
       <w:r>
         <w:t xml:space="preserve"> </w:t>
@@ -6366,7 +6377,7 @@
         <w:t xml:space="preserve"> </w:t>
       </w:r>
       <w:r>
-        <w:t xml:space="preserve">Strictly,</w:t>
+        <w:t xml:space="preserve">Although, strictly speaking,</w:t>
       </w:r>
       <w:r>
         <w:t xml:space="preserve"> </w:t>
@@ -6398,7 +6409,7 @@
         <w:t xml:space="preserve"> </w:t>
       </w:r>
       <w:r>
-        <w:t xml:space="preserve">are byte-identical, whereas</w:t>
+        <w:t xml:space="preserve">are byte-identical,</w:t>
       </w:r>
       <w:r>
         <w:t xml:space="preserve"> </w:t>
@@ -6414,19 +6425,67 @@
         <w:t xml:space="preserve"> </w:t>
       </w:r>
       <w:r>
-        <w:t xml:space="preserve">differs only</w:t>
-      </w:r>
-      <w:r>
-        <w:t xml:space="preserve"> </w:t>
-      </w:r>
-      <w:r>
-        <w:t xml:space="preserve">marginally and additionally blends toward its target at runtime, so</w:t>
-      </w:r>
-      <w:r>
-        <w:t xml:space="preserve"> </w:t>
-      </w:r>
-      <w:r>
-        <w:t xml:space="preserve">its realized behavior diverges (Table 3).</w:t>
+        <w:t xml:space="preserve">varies only slightly from</w:t>
+      </w:r>
+      <w:r>
+        <w:t xml:space="preserve"> </w:t>
+      </w:r>
+      <w:r>
+        <w:rPr>
+          <w:bCs/>
+          <w:b/>
+        </w:rPr>
+        <w:t xml:space="preserve">Sentinel</w:t>
+      </w:r>
+      <w:r>
+        <w:t xml:space="preserve"> </w:t>
+      </w:r>
+      <w:r>
+        <w:t xml:space="preserve">and also dynamically</w:t>
+      </w:r>
+      <w:r>
+        <w:t xml:space="preserve"> </w:t>
+      </w:r>
+      <w:r>
+        <w:t xml:space="preserve">adjusts toward its target at runtime; as a result, the realized</w:t>
+      </w:r>
+      <w:r>
+        <w:t xml:space="preserve"> </w:t>
+      </w:r>
+      <w:r>
+        <w:t xml:space="preserve">behavior of</w:t>
+      </w:r>
+      <w:r>
+        <w:t xml:space="preserve"> </w:t>
+      </w:r>
+      <w:r>
+        <w:rPr>
+          <w:bCs/>
+          <w:b/>
+        </w:rPr>
+        <w:t xml:space="preserve">Mirror</w:t>
+      </w:r>
+      <w:r>
+        <w:t xml:space="preserve"> </w:t>
+      </w:r>
+      <w:r>
+        <w:t xml:space="preserve">differs from that of</w:t>
+      </w:r>
+      <w:r>
+        <w:t xml:space="preserve"> </w:t>
+      </w:r>
+      <w:r>
+        <w:rPr>
+          <w:bCs/>
+          <w:b/>
+        </w:rPr>
+        <w:t xml:space="preserve">Sentinel</w:t>
+      </w:r>
+      <w:r>
+        <w:t xml:space="preserve"> </w:t>
+      </w:r>
+      <w:r>
+        <w:t xml:space="preserve">(see Table 3).</w:t>
       </w:r>
       <w:r>
         <w:t xml:space="preserve"> </w:t>
@@ -7097,19 +7156,19 @@
         <w:t xml:space="preserve"> </w:t>
       </w:r>
       <w:r>
-        <w:t xml:space="preserve">Because these eight points are a fixed, designed set—with two or</w:t>
-      </w:r>
-      <w:r>
-        <w:t xml:space="preserve"> </w:t>
-      </w:r>
-      <w:r>
-        <w:t xml:space="preserve">three archetypes clustered at nearly the same trust value—each</w:t>
-      </w:r>
-      <w:r>
-        <w:t xml:space="preserve"> </w:t>
-      </w:r>
-      <w:r>
-        <w:t xml:space="preserve">per-seed</w:t>
+        <w:t xml:space="preserve">Since these eight points represent a predefined, engineered</w:t>
+      </w:r>
+      <w:r>
+        <w:t xml:space="preserve"> </w:t>
+      </w:r>
+      <w:r>
+        <w:t xml:space="preserve">set—with two or three archetypes clustering at nearly equal trust</w:t>
+      </w:r>
+      <w:r>
+        <w:t xml:space="preserve"> </w:t>
+      </w:r>
+      <w:r>
+        <w:t xml:space="preserve">values—each per-seed</w:t>
       </w:r>
       <w:r>
         <w:t xml:space="preserve"> </w:t>
@@ -7141,13 +7200,19 @@
         <w:t xml:space="preserve"> </w:t>
       </w:r>
       <w:r>
-        <w:t xml:space="preserve">is best read as a descriptive correlation over that</w:t>
-      </w:r>
-      <w:r>
-        <w:t xml:space="preserve"> </w:t>
-      </w:r>
-      <w:r>
-        <w:t xml:space="preserve">design rather than a sample correlation drawn from a population.</w:t>
+        <w:t xml:space="preserve">should be viewed as a descriptive</w:t>
+      </w:r>
+      <w:r>
+        <w:t xml:space="preserve"> </w:t>
+      </w:r>
+      <w:r>
+        <w:t xml:space="preserve">correlation over that design rather than a sample correlation drawn</w:t>
+      </w:r>
+      <w:r>
+        <w:t xml:space="preserve"> </w:t>
+      </w:r>
+      <w:r>
+        <w:t xml:space="preserve">from a population.</w:t>
       </w:r>
     </w:p>
     <w:p>
@@ -7297,19 +7362,19 @@
         <w:t xml:space="preserve"> </w:t>
       </w:r>
       <w:r>
-        <w:t xml:space="preserve">pre-registered. We report them descriptively, not as inferential</w:t>
-      </w:r>
-      <w:r>
-        <w:t xml:space="preserve"> </w:t>
-      </w:r>
-      <w:r>
-        <w:t xml:space="preserve">tests, so an individual value should be read as suggestive rather</w:t>
-      </w:r>
-      <w:r>
-        <w:t xml:space="preserve"> </w:t>
-      </w:r>
-      <w:r>
-        <w:t xml:space="preserve">than as a significance claim.</w:t>
+        <w:t xml:space="preserve">pre-registered. We report the metrics above descriptively, with no inferential</w:t>
+      </w:r>
+      <w:r>
+        <w:t xml:space="preserve"> </w:t>
+      </w:r>
+      <w:r>
+        <w:t xml:space="preserve">tests; an individual value should therefore be interpreted as</w:t>
+      </w:r>
+      <w:r>
+        <w:t xml:space="preserve"> </w:t>
+      </w:r>
+      <w:r>
+        <w:t xml:space="preserve">indicative rather than as a statement of statistical significance.</w:t>
       </w:r>
     </w:p>
     <w:p>
@@ -9194,19 +9259,13 @@
         </m:sSup>
       </m:oMath>
       <w:r>
-        <w:t xml:space="preserve">,</w:t>
-      </w:r>
-      <w:r>
-        <w:t xml:space="preserve"> </w:t>
-      </w:r>
-      <w:r>
-        <w:t xml:space="preserve">an unbounded-optimization robustness check on Phase 2, is reported</w:t>
-      </w:r>
-      <w:r>
-        <w:t xml:space="preserve"> </w:t>
-      </w:r>
-      <w:r>
-        <w:t xml:space="preserve">separately and omitted from this headline sequence) frames the</w:t>
+        <w:t xml:space="preserve">—a separate, unbounded-optimization robustness check</w:t>
+      </w:r>
+      <w:r>
+        <w:t xml:space="preserve"> </w:t>
+      </w:r>
+      <w:r>
+        <w:t xml:space="preserve">on Phase 2—is excluded from this sequential reporting) frames the</w:t>
       </w:r>
       <w:r>
         <w:t xml:space="preserve"> </w:t>
@@ -9691,26 +9750,26 @@
         <w:t xml:space="preserve"> </w:t>
       </w:r>
       <w:r>
-        <w:t xml:space="preserve">(The hand below illustrates</w:t>
-      </w:r>
-      <w:r>
-        <w:t xml:space="preserve"> </w:t>
+        <w:t xml:space="preserve">(</w:t>
       </w:r>
       <w:r>
         <w:rPr>
           <w:bCs/>
           <w:b/>
         </w:rPr>
-        <w:t xml:space="preserve">Wall</w:t>
-      </w:r>
-      <w:r>
-        <w:t xml:space="preserve">’s calling-station leak</w:t>
-      </w:r>
-      <w:r>
-        <w:t xml:space="preserve"> </w:t>
-      </w:r>
-      <w:r>
-        <w:t xml:space="preserve">specifically;</w:t>
+        <w:t xml:space="preserve">Firestorm</w:t>
+      </w:r>
+      <w:r>
+        <w:t xml:space="preserve"> </w:t>
+      </w:r>
+      <w:r>
+        <w:t xml:space="preserve">happens to hold a genuine hand here rather than</w:t>
+      </w:r>
+      <w:r>
+        <w:t xml:space="preserve"> </w:t>
+      </w:r>
+      <w:r>
+        <w:t xml:space="preserve">running a bluff; the hand directly illustrates</w:t>
       </w:r>
       <w:r>
         <w:t xml:space="preserve"> </w:t>
@@ -9720,19 +9779,16 @@
           <w:bCs/>
           <w:b/>
         </w:rPr>
-        <w:t xml:space="preserve">Firestorm</w:t>
-      </w:r>
-      <w:r>
-        <w:t xml:space="preserve"> </w:t>
-      </w:r>
-      <w:r>
-        <w:t xml:space="preserve">happens to hold a genuine hand here</w:t>
-      </w:r>
-      <w:r>
-        <w:t xml:space="preserve"> </w:t>
-      </w:r>
-      <w:r>
-        <w:t xml:space="preserve">rather than running a bluff.)</w:t>
+        <w:t xml:space="preserve">Wall</w:t>
+      </w:r>
+      <w:r>
+        <w:t xml:space="preserve">’s</w:t>
+      </w:r>
+      <w:r>
+        <w:t xml:space="preserve"> </w:t>
+      </w:r>
+      <w:r>
+        <w:t xml:space="preserve">calling-station leak.)</w:t>
       </w:r>
       <w:r>
         <w:t xml:space="preserve"> </w:t>
@@ -11314,13 +11370,13 @@
         <w:t xml:space="preserve"> </w:t>
       </w:r>
       <w:r>
-        <w:t xml:space="preserve">differs only slightly and blends at</w:t>
-      </w:r>
-      <w:r>
-        <w:t xml:space="preserve"> </w:t>
-      </w:r>
-      <w:r>
-        <w:t xml:space="preserve">runtime), so the posterior over the cluster saturates at high</w:t>
+        <w:t xml:space="preserve">is only minimally different and blends</w:t>
+      </w:r>
+      <w:r>
+        <w:t xml:space="preserve"> </w:t>
+      </w:r>
+      <w:r>
+        <w:t xml:space="preserve">at runtime), so the posterior over the cluster saturates at high</w:t>
       </w:r>
       <w:r>
         <w:t xml:space="preserve"> </w:t>
@@ -16391,13 +16447,7 @@
         </m:r>
       </m:oMath>
       <w:r>
-        <w:t xml:space="preserve">. We read the high TMA</w:t>
-      </w:r>
-      <w:r>
-        <w:t xml:space="preserve"> </w:t>
-      </w:r>
-      <w:r>
-        <w:t xml:space="preserve">of these two honest archetypes (</w:t>
+        <w:t xml:space="preserve">. The high TMA of these two honest types (</w:t>
       </w:r>
       <w:r>
         <w:rPr>
@@ -16407,21 +16457,12 @@
         <w:t xml:space="preserve">Wall</w:t>
       </w:r>
       <w:r>
-        <w:t xml:space="preserve">,</w:t>
+        <w:t xml:space="preserve">, honesty</w:t>
       </w:r>
       <w:r>
         <w:t xml:space="preserve"> </w:t>
       </w:r>
       <m:oMath>
-        <m:r>
-          <m:t>h</m:t>
-        </m:r>
-        <m:r>
-          <m:rPr>
-            <m:sty m:val="p"/>
-          </m:rPr>
-          <m:t>=</m:t>
-        </m:r>
         <m:r>
           <m:t>0.96</m:t>
         </m:r>
@@ -16440,39 +16481,36 @@
         <w:t xml:space="preserve">Sentinel</w:t>
       </w:r>
       <w:r>
-        <w:t xml:space="preserve">,</w:t>
+        <w:t xml:space="preserve">, honesty</w:t>
       </w:r>
       <w:r>
         <w:t xml:space="preserve"> </w:t>
       </w:r>
       <m:oMath>
         <m:r>
-          <m:t>h</m:t>
-        </m:r>
-        <m:r>
-          <m:rPr>
-            <m:sty m:val="p"/>
-          </m:rPr>
-          <m:t>=</m:t>
-        </m:r>
-        <m:r>
           <m:t>0.92</m:t>
         </m:r>
       </m:oMath>
       <w:r>
-        <w:t xml:space="preserve">) with caution: their reasoning-augmented</w:t>
-      </w:r>
-      <w:r>
-        <w:t xml:space="preserve"> </w:t>
-      </w:r>
-      <w:r>
-        <w:t xml:space="preserve">river value-betting makes trust and aggression rise together without</w:t>
-      </w:r>
-      <w:r>
-        <w:t xml:space="preserve"> </w:t>
-      </w:r>
-      <w:r>
-        <w:t xml:space="preserve">any deception, so the</w:t>
+        <w:t xml:space="preserve">) warrants some skepticism: their</w:t>
+      </w:r>
+      <w:r>
+        <w:t xml:space="preserve"> </w:t>
+      </w:r>
+      <w:r>
+        <w:t xml:space="preserve">reasoning-enhanced river value-betting causes trust and aggression to</w:t>
+      </w:r>
+      <w:r>
+        <w:t xml:space="preserve"> </w:t>
+      </w:r>
+      <w:r>
+        <w:t xml:space="preserve">rise together without any deception, somewhat exaggerating their</w:t>
+      </w:r>
+      <w:r>
+        <w:t xml:space="preserve"> </w:t>
+      </w:r>
+      <w:r>
+        <w:t xml:space="preserve">apparent</w:t>
       </w:r>
       <w:r>
         <w:t xml:space="preserve"> </w:t>
@@ -16481,22 +16519,10 @@
         <w:t xml:space="preserve">“</w:t>
       </w:r>
       <w:r>
-        <w:t xml:space="preserve">farming</w:t>
+        <w:t xml:space="preserve">farming.</w:t>
       </w:r>
       <w:r>
         <w:t xml:space="preserve">”</w:t>
-      </w:r>
-      <w:r>
-        <w:t xml:space="preserve"> </w:t>
-      </w:r>
-      <w:r>
-        <w:t xml:space="preserve">label overstates the case for</w:t>
-      </w:r>
-      <w:r>
-        <w:t xml:space="preserve"> </w:t>
-      </w:r>
-      <w:r>
-        <w:t xml:space="preserve">them.</w:t>
       </w:r>
     </w:p>
     <w:p>
@@ -18934,7 +18960,7 @@
         <w:t xml:space="preserve"> </w:t>
       </w:r>
       <w:r>
-        <w:t xml:space="preserve">byte-identically;</w:t>
+        <w:t xml:space="preserve">are byte-identical;</w:t>
       </w:r>
       <w:r>
         <w:t xml:space="preserve"> </w:t>
@@ -18950,7 +18976,7 @@
         <w:t xml:space="preserve"> </w:t>
       </w:r>
       <w:r>
-        <w:t xml:space="preserve">differing only slightly before it blends at runtime),</w:t>
+        <w:t xml:space="preserve">is only minimally different and blends at runtime),</w:t>
       </w:r>
       <w:r>
         <w:t xml:space="preserve"> </w:t>
@@ -22700,19 +22726,19 @@
         <w:t xml:space="preserve"> </w:t>
       </w:r>
       <w:r>
-        <w:t xml:space="preserve">(Trust</w:t>
-      </w:r>
-      <w:r>
-        <w:t xml:space="preserve"> </w:t>
-      </w:r>
-      <w:r>
-        <w:t xml:space="preserve">Exploitation Index) is an agent’s mean non-showdown profit per</w:t>
-      </w:r>
-      <w:r>
-        <w:t xml:space="preserve"> </w:t>
-      </w:r>
-      <w:r>
-        <w:t xml:space="preserve">hand—value won through fold equity rather than at showdown.</w:t>
+        <w:t xml:space="preserve">(Trust Exploitation Index): an agent’s average</w:t>
+      </w:r>
+      <w:r>
+        <w:t xml:space="preserve"> </w:t>
+      </w:r>
+      <w:r>
+        <w:t xml:space="preserve">non-showdown winnings per hand—wins generated via fold equity</w:t>
+      </w:r>
+      <w:r>
+        <w:t xml:space="preserve"> </w:t>
+      </w:r>
+      <w:r>
+        <w:t xml:space="preserve">rather than at showdown.</w:t>
       </w:r>
     </w:p>
   </w:footnote>
@@ -22741,19 +22767,19 @@
         <w:t xml:space="preserve"> </w:t>
       </w:r>
       <w:r>
-        <w:t xml:space="preserve">(Context</w:t>
-      </w:r>
-      <w:r>
-        <w:t xml:space="preserve"> </w:t>
-      </w:r>
-      <w:r>
-        <w:t xml:space="preserve">Sensitivity) is the absolute correlation between an opponent’s recent</w:t>
-      </w:r>
-      <w:r>
-        <w:t xml:space="preserve"> </w:t>
-      </w:r>
-      <w:r>
-        <w:t xml:space="preserve">aggression and the agent’s own action.</w:t>
+        <w:t xml:space="preserve">(Contextual Sensitivity): the absolute correlation</w:t>
+      </w:r>
+      <w:r>
+        <w:t xml:space="preserve"> </w:t>
+      </w:r>
+      <w:r>
+        <w:t xml:space="preserve">between an opponent’s past aggression and the agent’s response</w:t>
+      </w:r>
+      <w:r>
+        <w:t xml:space="preserve"> </w:t>
+      </w:r>
+      <w:r>
+        <w:t xml:space="preserve">action.</w:t>
       </w:r>
     </w:p>
   </w:footnote>
@@ -22782,13 +22808,13 @@
         <w:t xml:space="preserve"> </w:t>
       </w:r>
       <w:r>
-        <w:t xml:space="preserve">(Opponent Adaptation) is the variance of</w:t>
-      </w:r>
-      <w:r>
-        <w:t xml:space="preserve"> </w:t>
-      </w:r>
-      <w:r>
-        <w:t xml:space="preserve">an agent’s aggression rate across different opponents.</w:t>
+        <w:t xml:space="preserve">(Opponent Adaptability): the variance of an agent’s</w:t>
+      </w:r>
+      <w:r>
+        <w:t xml:space="preserve"> </w:t>
+      </w:r>
+      <w:r>
+        <w:t xml:space="preserve">aggression rate across different opponents.</w:t>
       </w:r>
     </w:p>
   </w:footnote>
@@ -22817,19 +22843,19 @@
         <w:t xml:space="preserve"> </w:t>
       </w:r>
       <w:r>
-        <w:t xml:space="preserve">(Non-Stationarity)</w:t>
-      </w:r>
-      <w:r>
-        <w:t xml:space="preserve"> </w:t>
-      </w:r>
-      <w:r>
-        <w:t xml:space="preserve">gauges how much an agent’s action distribution drifts over the run,</w:t>
-      </w:r>
-      <w:r>
-        <w:t xml:space="preserve"> </w:t>
-      </w:r>
-      <w:r>
-        <w:t xml:space="preserve">comparing 500-hand windows against its overall distribution.</w:t>
+        <w:t xml:space="preserve">(Non-Stationarity): how much an agent’s action</w:t>
+      </w:r>
+      <w:r>
+        <w:t xml:space="preserve"> </w:t>
+      </w:r>
+      <w:r>
+        <w:t xml:space="preserve">distribution changes over the run, comparing 500-hand windows against</w:t>
+      </w:r>
+      <w:r>
+        <w:t xml:space="preserve"> </w:t>
+      </w:r>
+      <w:r>
+        <w:t xml:space="preserve">its overall distribution.</w:t>
       </w:r>
     </w:p>
   </w:footnote>

--- a/paper_resources/manuscript/main.docx
+++ b/paper_resources/manuscript/main.docx
@@ -18499,43 +18499,69 @@
         <w:pStyle w:val="FirstParagraph"/>
       </w:pPr>
       <w:r>
-        <w:t xml:space="preserve">The headline of this study is deliberately uncomfortable: across</w:t>
-      </w:r>
-      <w:r>
-        <w:t xml:space="preserve"> </w:t>
-      </w:r>
-      <w:r>
-        <w:t xml:space="preserve">every agent design we tested, being trusted was a financial</w:t>
-      </w:r>
-      <w:r>
-        <w:t xml:space="preserve"> </w:t>
-      </w:r>
-      <w:r>
-        <w:t xml:space="preserve">liability rather than an asset, and we could not optimise that</w:t>
-      </w:r>
-      <w:r>
-        <w:t xml:space="preserve"> </w:t>
-      </w:r>
-      <w:r>
-        <w:t xml:space="preserve">liability away—we could only reason it away. That distinction is</w:t>
-      </w:r>
-      <w:r>
-        <w:t xml:space="preserve"> </w:t>
-      </w:r>
-      <w:r>
-        <w:t xml:space="preserve">the paper’s central contribution. The sections below trace why the</w:t>
-      </w:r>
-      <w:r>
-        <w:t xml:space="preserve"> </w:t>
-      </w:r>
-      <w:r>
-        <w:t xml:space="preserve">trap forms, why numerical adaptation cannot escape it, and why</w:t>
-      </w:r>
-      <w:r>
-        <w:t xml:space="preserve"> </w:t>
-      </w:r>
-      <w:r>
-        <w:t xml:space="preserve">explicit reasoning can, while being candid about the limits of a</w:t>
+        <w:t xml:space="preserve">The title to this research has been intentionally unsettling; in</w:t>
+      </w:r>
+      <w:r>
+        <w:t xml:space="preserve"> </w:t>
+      </w:r>
+      <w:r>
+        <w:t xml:space="preserve">each agent configuration we tested, being</w:t>
+      </w:r>
+      <w:r>
+        <w:t xml:space="preserve"> </w:t>
+      </w:r>
+      <w:r>
+        <w:t xml:space="preserve">“</w:t>
+      </w:r>
+      <w:r>
+        <w:t xml:space="preserve">trusted</w:t>
+      </w:r>
+      <w:r>
+        <w:t xml:space="preserve">”</w:t>
+      </w:r>
+      <w:r>
+        <w:t xml:space="preserve"> </w:t>
+      </w:r>
+      <w:r>
+        <w:t xml:space="preserve">represented a</w:t>
+      </w:r>
+      <w:r>
+        <w:t xml:space="preserve"> </w:t>
+      </w:r>
+      <w:r>
+        <w:t xml:space="preserve">fiscal cost rather than a fiscal advantage, and there was no way to</w:t>
+      </w:r>
+      <w:r>
+        <w:t xml:space="preserve"> </w:t>
+      </w:r>
+      <w:r>
+        <w:t xml:space="preserve">remove or optimize that cost—all we could do was rationalize it.</w:t>
+      </w:r>
+    </w:p>
+    <w:p>
+      <w:pPr>
+        <w:pStyle w:val="BodyText"/>
+      </w:pPr>
+      <w:r>
+        <w:t xml:space="preserve">The sections that follow establish how the problem develops, why any</w:t>
+      </w:r>
+      <w:r>
+        <w:t xml:space="preserve"> </w:t>
+      </w:r>
+      <w:r>
+        <w:t xml:space="preserve">form of numerical optimization cannot resolve it, and how the use of</w:t>
+      </w:r>
+      <w:r>
+        <w:t xml:space="preserve"> </w:t>
+      </w:r>
+      <w:r>
+        <w:t xml:space="preserve">logical reasoning can keep the problem from occurring, but they also</w:t>
+      </w:r>
+      <w:r>
+        <w:t xml:space="preserve"> </w:t>
+      </w:r>
+      <w:r>
+        <w:t xml:space="preserve">provide insight into what limitations exist when doing so with a</w:t>
       </w:r>
       <w:r>
         <w:t xml:space="preserve"> </w:t>
@@ -20194,19 +20220,13 @@
         <w:t xml:space="preserve"> </w:t>
       </w:r>
       <w:r>
-        <w:t xml:space="preserve">random seeds.</w:t>
-      </w:r>
-      <w:r>
-        <w:t xml:space="preserve"> </w:t>
-      </w:r>
-      <w:r>
-        <w:t xml:space="preserve">The canonical test is a</w:t>
-      </w:r>
-      <w:r>
-        <w:t xml:space="preserve"> </w:t>
-      </w:r>
-      <w:r>
-        <w:t xml:space="preserve">one-sample</w:t>
+        <w:t xml:space="preserve">random seeds. The most common test is simply</w:t>
+      </w:r>
+      <w:r>
+        <w:t xml:space="preserve"> </w:t>
+      </w:r>
+      <w:r>
+        <w:t xml:space="preserve">a single-sample</w:t>
       </w:r>
       <w:r>
         <w:t xml:space="preserve"> </w:t>
@@ -20217,7 +20237,7 @@
         </m:r>
       </m:oMath>
       <w:r>
-        <w:t xml:space="preserve">-test of the five per-seed</w:t>
+        <w:t xml:space="preserve">-test comparing the average</w:t>
       </w:r>
       <w:r>
         <w:t xml:space="preserve"> </w:t>
@@ -20249,13 +20269,13 @@
         <w:t xml:space="preserve"> </w:t>
       </w:r>
       <w:r>
-        <w:t xml:space="preserve">values against zero</w:t>
-      </w:r>
-      <w:r>
-        <w:t xml:space="preserve"> </w:t>
-      </w:r>
-      <w:r>
-        <w:t xml:space="preserve">(df</w:t>
+        <w:t xml:space="preserve">value to zero</w:t>
+      </w:r>
+      <w:r>
+        <w:t xml:space="preserve"> </w:t>
+      </w:r>
+      <w:r>
+        <w:t xml:space="preserve">(with df</w:t>
       </w:r>
       <w:r>
         <w:t xml:space="preserve"> </w:t>
@@ -20272,7 +20292,7 @@
         </m:r>
       </m:oMath>
       <w:r>
-        <w:t xml:space="preserve">,</w:t>
+        <w:t xml:space="preserve">, and thus</w:t>
       </w:r>
       <w:r>
         <w:t xml:space="preserve"> </w:t>
@@ -20305,19 +20325,24 @@
         </m:r>
       </m:oMath>
       <w:r>
-        <w:t xml:space="preserve">); significance therefore depends</w:t>
-      </w:r>
-      <w:r>
-        <w:t xml:space="preserve"> </w:t>
-      </w:r>
-      <w:r>
-        <w:t xml:space="preserve">on the between-seed standard deviation rather than on any fixed</w:t>
-      </w:r>
-      <w:r>
-        <w:t xml:space="preserve"> </w:t>
-      </w:r>
-      <w:r>
-        <w:t xml:space="preserve">critical correlation, and we do not treat</w:t>
+        <w:t xml:space="preserve">); the test’s</w:t>
+      </w:r>
+      <w:r>
+        <w:t xml:space="preserve"> </w:t>
+      </w:r>
+      <m:oMath>
+        <m:r>
+          <m:t>p</m:t>
+        </m:r>
+      </m:oMath>
+      <w:r>
+        <w:t xml:space="preserve">-value therefore depends upon the between-seed variance, not some</w:t>
+      </w:r>
+      <w:r>
+        <w:t xml:space="preserve"> </w:t>
+      </w:r>
+      <w:r>
+        <w:t xml:space="preserve">fixed critical correlation value, and we do not view</w:t>
       </w:r>
       <w:r>
         <w:t xml:space="preserve"> </w:t>
@@ -20349,19 +20374,13 @@
         <w:t xml:space="preserve"> </w:t>
       </w:r>
       <w:r>
-        <w:t xml:space="preserve">as though it were</w:t>
-      </w:r>
-      <w:r>
-        <w:t xml:space="preserve"> </w:t>
-      </w:r>
-      <w:r>
-        <w:t xml:space="preserve">itself a five-point correlation.</w:t>
-      </w:r>
-      <w:r>
-        <w:t xml:space="preserve"> </w:t>
-      </w:r>
-      <w:r>
-        <w:t xml:space="preserve">The headline</w:t>
+        <w:t xml:space="preserve">as if it</w:t>
+      </w:r>
+      <w:r>
+        <w:t xml:space="preserve"> </w:t>
+      </w:r>
+      <w:r>
+        <w:t xml:space="preserve">were itself a five-point correlation. The headline</w:t>
       </w:r>
       <w:r>
         <w:t xml:space="preserve"> </w:t>

--- a/paper_resources/manuscript/main.docx
+++ b/paper_resources/manuscript/main.docx
@@ -1331,13 +1331,47 @@
         <w:t xml:space="preserve"> </w:t>
       </w:r>
       <w:r>
-        <w:t xml:space="preserve">world: eBay sellers with a perfect rating earned lower profit</w:t>
-      </w:r>
-      <w:r>
-        <w:t xml:space="preserve"> </w:t>
-      </w:r>
-      <w:r>
-        <w:t xml:space="preserve">margins than those with a slightly imperfect record</w:t>
+        <w:t xml:space="preserve">world: the worry is that a perfectly predictable cooperator can be</w:t>
+      </w:r>
+      <w:r>
+        <w:t xml:space="preserve"> </w:t>
+      </w:r>
+      <w:r>
+        <w:t xml:space="preserve">planned around and, in principle, exploited. The empirical record is</w:t>
+      </w:r>
+      <w:r>
+        <w:t xml:space="preserve"> </w:t>
+      </w:r>
+      <w:r>
+        <w:t xml:space="preserve">far from settled, though—the cleanest controlled studies of eBay</w:t>
+      </w:r>
+      <w:r>
+        <w:t xml:space="preserve"> </w:t>
+      </w:r>
+      <w:r>
+        <w:t xml:space="preserve">reputation actually find a</w:t>
+      </w:r>
+      <w:r>
+        <w:t xml:space="preserve"> </w:t>
+      </w:r>
+      <w:r>
+        <w:rPr>
+          <w:iCs/>
+          <w:i/>
+        </w:rPr>
+        <w:t xml:space="preserve">premium</w:t>
+      </w:r>
+      <w:r>
+        <w:t xml:space="preserve"> </w:t>
+      </w:r>
+      <w:r>
+        <w:t xml:space="preserve">for established sellers</w:t>
+      </w:r>
+      <w:r>
+        <w:t xml:space="preserve"> </w:t>
+      </w:r>
+      <w:r>
+        <w:t xml:space="preserve">rather than a penalty</w:t>
       </w:r>
       <w:r>
         <w:t xml:space="preserve"> </w:t>
@@ -1346,31 +1380,25 @@
         <w:t xml:space="preserve">[1], [2]</w:t>
       </w:r>
       <w:r>
-        <w:t xml:space="preserve">. The reason was that</w:t>
-      </w:r>
-      <w:r>
-        <w:t xml:space="preserve"> </w:t>
-      </w:r>
-      <w:r>
-        <w:t xml:space="preserve">buyers knew the perfect-rated seller would not risk their perfect</w:t>
-      </w:r>
-      <w:r>
-        <w:t xml:space="preserve"> </w:t>
-      </w:r>
-      <w:r>
-        <w:t xml:space="preserve">score, so the listed price was the lowest they would go. Sellers</w:t>
-      </w:r>
-      <w:r>
-        <w:t xml:space="preserve"> </w:t>
-      </w:r>
-      <w:r>
-        <w:t xml:space="preserve">with imperfect records were not bound by this. Predictability</w:t>
-      </w:r>
-      <w:r>
-        <w:t xml:space="preserve"> </w:t>
-      </w:r>
-      <w:r>
-        <w:t xml:space="preserve">could be exploited</w:t>
+        <w:t xml:space="preserve">—so</w:t>
+      </w:r>
+      <w:r>
+        <w:t xml:space="preserve"> </w:t>
+      </w:r>
+      <w:r>
+        <w:t xml:space="preserve">we treat this transparency paradox as a hypothesis to test rather</w:t>
+      </w:r>
+      <w:r>
+        <w:t xml:space="preserve"> </w:t>
+      </w:r>
+      <w:r>
+        <w:t xml:space="preserve">than an established fact, of the kind that predictably behaving</w:t>
+      </w:r>
+      <w:r>
+        <w:t xml:space="preserve"> </w:t>
+      </w:r>
+      <w:r>
+        <w:t xml:space="preserve">market-makers also face</w:t>
       </w:r>
       <w:r>
         <w:t xml:space="preserve"> </w:t>
@@ -6626,7 +6654,7 @@
         <w:t xml:space="preserve"> </w:t>
       </w:r>
       <w:r>
-        <w:t xml:space="preserve">200 rounds. Random selections can be made anywhere within a</w:t>
+        <w:t xml:space="preserve">200 hands. Random selections can be made anywhere within a</w:t>
       </w:r>
       <w:r>
         <w:t xml:space="preserve"> </w:t>
@@ -16710,7 +16738,7 @@
         <w:t xml:space="preserve">Table 5.</w:t>
       </w:r>
       <w:r>
-        <w:t xml:space="preserve"> Trust Manipulation Awareness (TMA) per archetype in Phase 3.1. Positive TMA = the agent gains trust before exploiting it. Six of eight archetypes farm, with Wall and Sentinel showing the strongest signals.</w:t>
+        <w:t xml:space="preserve"> Trust Manipulation Awareness (TMA) per archetype in Phase 3.1. Positive TMA = the agent gains trust before exploiting it. Six of eight archetypes farm; Wall and Sentinel show the strongest signals, but for these two honest archetypes the high TMA reflects correlated trust and legitimate value-betting rather than deception.</w:t>
       </w:r>
     </w:p>
     <w:tbl>
@@ -16719,7 +16747,7 @@
         <w:tblW w:type="auto" w:w="0"/>
         <w:tblLook w:firstRow="1" w:lastRow="0" w:firstColumn="0" w:lastColumn="0" w:noHBand="0" w:noVBand="0" w:val="0020"/>
         <w:jc w:val="start"/>
-        <w:tblCaption w:val="Table 5. Trust Manipulation Awareness (TMA) per archetype in Phase 3.1. Positive TMA = the agent gains trust before exploiting it. Six of eight archetypes farm, with Wall and Sentinel showing the strongest signals."/>
+        <w:tblCaption w:val="Table 5. Trust Manipulation Awareness (TMA) per archetype in Phase 3.1. Positive TMA = the agent gains trust before exploiting it. Six of eight archetypes farm; Wall and Sentinel show the strongest signals, but for these two honest archetypes the high TMA reflects correlated trust and legitimate value-betting rather than deception."/>
       </w:tblPr>
       <w:tblGrid>
         <w:gridCol w:w="2640"/>
@@ -18726,13 +18754,7 @@
         <w:t xml:space="preserve"> </w:t>
       </w:r>
       <w:r>
-        <w:t xml:space="preserve">phenomenon parallels what economists studying eBay-style</w:t>
-      </w:r>
-      <w:r>
-        <w:t xml:space="preserve"> </w:t>
-      </w:r>
-      <w:r>
-        <w:t xml:space="preserve">reputation systems have called the</w:t>
+        <w:t xml:space="preserve">phenomenon is an instance of the</w:t>
       </w:r>
       <w:r>
         <w:t xml:space="preserve"> </w:t>
@@ -18748,10 +18770,25 @@
         <w:t xml:space="preserve"> </w:t>
       </w:r>
       <w:r>
-        <w:t xml:space="preserve">[1]</w:t>
-      </w:r>
-      <w:r>
-        <w:t xml:space="preserve">: predictable cooperation is exploitable.</w:t>
+        <w:t xml:space="preserve">introduced earlier—that predictable cooperation can be</w:t>
+      </w:r>
+      <w:r>
+        <w:t xml:space="preserve"> </w:t>
+      </w:r>
+      <w:r>
+        <w:t xml:space="preserve">exploited—which our zero-sum testbed shows can arise under simple</w:t>
+      </w:r>
+      <w:r>
+        <w:t xml:space="preserve"> </w:t>
+      </w:r>
+      <w:r>
+        <w:t xml:space="preserve">agent policies, even though the empirical reputation record does not</w:t>
+      </w:r>
+      <w:r>
+        <w:t xml:space="preserve"> </w:t>
+      </w:r>
+      <w:r>
+        <w:t xml:space="preserve">establish it for real markets.</w:t>
       </w:r>
     </w:p>
     <w:p>
@@ -19507,24 +19544,78 @@
         </m:r>
       </m:oMath>
       <w:r>
-        <w:t xml:space="preserve">,</w:t>
-      </w:r>
-      <w:r>
-        <w:t xml:space="preserve"> </w:t>
-      </w:r>
-      <w:r>
-        <w:t xml:space="preserve">opponents take</w:t>
+        <w:t xml:space="preserve"> </w:t>
+      </w:r>
+      <w:r>
+        <w:t xml:space="preserve">the</w:t>
+      </w:r>
+      <w:r>
+        <w:t xml:space="preserve"> </w:t>
+      </w:r>
+      <w:r>
+        <w:t xml:space="preserve">effective memory is</w:t>
       </w:r>
       <w:r>
         <w:t xml:space="preserve"> </w:t>
       </w:r>
       <m:oMath>
+        <m:r>
+          <m:t>1</m:t>
+        </m:r>
         <m:r>
           <m:rPr>
             <m:sty m:val="p"/>
           </m:rPr>
-          <m:t>∼</m:t>
-        </m:r>
+          <m:t>/</m:t>
+        </m:r>
+        <m:d>
+          <m:dPr>
+            <m:begChr m:val="("/>
+            <m:endChr m:val=")"/>
+            <m:sepChr m:val=""/>
+            <m:grow/>
+          </m:dPr>
+          <m:e>
+            <m:r>
+              <m:t>1</m:t>
+            </m:r>
+            <m:r>
+              <m:rPr>
+                <m:sty m:val="p"/>
+              </m:rPr>
+              <m:t>−</m:t>
+            </m:r>
+            <m:r>
+              <m:t>λ</m:t>
+            </m:r>
+          </m:e>
+        </m:d>
+        <m:r>
+          <m:rPr>
+            <m:sty m:val="p"/>
+          </m:rPr>
+          <m:t>=</m:t>
+        </m:r>
+        <m:r>
+          <m:t>20</m:t>
+        </m:r>
+      </m:oMath>
+      <w:r>
+        <w:t xml:space="preserve"> </w:t>
+      </w:r>
+      <w:r>
+        <w:t xml:space="preserve">hands, so beliefs take</w:t>
+      </w:r>
+      <w:r>
+        <w:t xml:space="preserve"> </w:t>
+      </w:r>
+      <w:r>
+        <w:t xml:space="preserve">several such windows—on the order of</w:t>
+      </w:r>
+      <w:r>
+        <w:t xml:space="preserve"> </w:t>
+      </w:r>
+      <m:oMath>
         <m:r>
           <m:t>70</m:t>
         </m:r>
@@ -19533,13 +19624,19 @@
         <w:t xml:space="preserve"> </w:t>
       </w:r>
       <w:r>
-        <w:t xml:space="preserve">hands to update beliefs after a</w:t>
-      </w:r>
-      <w:r>
-        <w:t xml:space="preserve"> </w:t>
-      </w:r>
-      <w:r>
-        <w:t xml:space="preserve">strategy change but the evaluation window is 50 hands), all eight</w:t>
+        <w:t xml:space="preserve">hands—to fully</w:t>
+      </w:r>
+      <w:r>
+        <w:t xml:space="preserve"> </w:t>
+      </w:r>
+      <w:r>
+        <w:t xml:space="preserve">re-converge after a strategy change, longer than the 50-hand</w:t>
+      </w:r>
+      <w:r>
+        <w:t xml:space="preserve"> </w:t>
+      </w:r>
+      <w:r>
+        <w:t xml:space="preserve">evaluation window), all eight</w:t>
       </w:r>
       <w:r>
         <w:t xml:space="preserve"> </w:t>
@@ -21669,13 +21766,16 @@
     </w:p>
     <w:p>
       <w:pPr>
-        <w:numPr>
-          <w:ilvl w:val="0"/>
-          <w:numId w:val="1002"/>
-        </w:numPr>
+        <w:pStyle w:val="FirstParagraph"/>
       </w:pPr>
       <w:r>
-        <w:t xml:space="preserve">Bayesian update worked example:</w:t>
+        <w:t xml:space="preserve">The following supporting materials are available in the project</w:t>
+      </w:r>
+      <w:r>
+        <w:t xml:space="preserve"> </w:t>
+      </w:r>
+      <w:r>
+        <w:t xml:space="preserve">repository:</w:t>
       </w:r>
     </w:p>
     <w:p>
@@ -21686,10 +21786,11 @@
         </w:numPr>
       </w:pPr>
       <w:r>
-        <w:t xml:space="preserve">Identifiability ceiling derivation:</w:t>
-      </w:r>
-      <w:r>
-        <w:br/>
+        <w:rPr>
+          <w:bCs/>
+          <w:b/>
+        </w:rPr>
+        <w:t xml:space="preserve">Bayesian update worked example.</w:t>
       </w:r>
     </w:p>
     <w:p>
@@ -21700,6 +21801,25 @@
         </w:numPr>
       </w:pPr>
       <w:r>
+        <w:rPr>
+          <w:bCs/>
+          <w:b/>
+        </w:rPr>
+        <w:t xml:space="preserve">Identifiability ceiling derivation.</w:t>
+      </w:r>
+    </w:p>
+    <w:p>
+      <w:pPr>
+        <w:numPr>
+          <w:ilvl w:val="0"/>
+          <w:numId w:val="1002"/>
+        </w:numPr>
+      </w:pPr>
+      <w:r>
+        <w:rPr>
+          <w:bCs/>
+          <w:b/>
+        </w:rPr>
         <w:t xml:space="preserve">Phase 2</w:t>
       </w:r>
       <m:oMath>
@@ -21720,16 +21840,18 @@
         </m:sSup>
       </m:oMath>
       <w:r>
-        <w:t xml:space="preserve"> </w:t>
-      </w:r>
-      <w:r>
-        <w:t xml:space="preserve">unbounded methodology footnote:</w:t>
-      </w:r>
-      <w:r>
-        <w:br/>
-      </w:r>
-      <w:r>
-        <w:br/>
+        <w:rPr>
+          <w:bCs/>
+          <w:b/>
+        </w:rPr>
+        <w:t xml:space="preserve"> </w:t>
+      </w:r>
+      <w:r>
+        <w:rPr>
+          <w:bCs/>
+          <w:b/>
+        </w:rPr>
+        <w:t xml:space="preserve">unbounded-optimization methodology.</w:t>
       </w:r>
     </w:p>
     <w:p>
@@ -21740,10 +21862,17 @@
         </w:numPr>
       </w:pPr>
       <w:r>
-        <w:t xml:space="preserve">Methods disclosures (temperature, side-pot, CIs):</w:t>
-      </w:r>
-      <w:r>
-        <w:br/>
+        <w:rPr>
+          <w:bCs/>
+          <w:b/>
+        </w:rPr>
+        <w:t xml:space="preserve">Methods disclosures</w:t>
+      </w:r>
+      <w:r>
+        <w:t xml:space="preserve"> </w:t>
+      </w:r>
+      <w:r>
+        <w:t xml:space="preserve">(sampling temperature, side-pot construction, confidence intervals).</w:t>
       </w:r>
     </w:p>
     <w:p>
@@ -21754,6 +21883,10 @@
         </w:numPr>
       </w:pPr>
       <w:r>
+        <w:rPr>
+          <w:bCs/>
+          <w:b/>
+        </w:rPr>
         <w:t xml:space="preserve">Bootstrap and Fisher-</w:t>
       </w:r>
       <m:oMath>
@@ -21762,13 +21895,18 @@
         </m:r>
       </m:oMath>
       <w:r>
-        <w:t xml:space="preserve"> </w:t>
-      </w:r>
-      <w:r>
-        <w:t xml:space="preserve">CI table:</w:t>
-      </w:r>
-      <w:r>
-        <w:br/>
+        <w:rPr>
+          <w:bCs/>
+          <w:b/>
+        </w:rPr>
+        <w:t xml:space="preserve"> </w:t>
+      </w:r>
+      <w:r>
+        <w:rPr>
+          <w:bCs/>
+          <w:b/>
+        </w:rPr>
+        <w:t xml:space="preserve">CI table.</w:t>
       </w:r>
     </w:p>
     <w:bookmarkStart w:id="104" w:name="refs"/>
@@ -22827,7 +22965,7 @@
         <w:t xml:space="preserve"> </w:t>
       </w:r>
       <w:r>
-        <w:t xml:space="preserve">(Opponent Adaptability): the variance of an agent’s</w:t>
+        <w:t xml:space="preserve">(Opponent Adaptation): the variance of an agent’s</w:t>
       </w:r>
       <w:r>
         <w:t xml:space="preserve"> </w:t>
@@ -23786,6 +23924,91 @@
       </w:pPr>
     </w:lvl>
   </w:abstractNum>
+  <w:abstractNum w:abstractNumId="99201">
+    <w:nsid w:val="A99201"/>
+    <w:multiLevelType w:val="multilevel"/>
+    <w:lvl w:ilvl="0">
+      <w:start w:val="1"/>
+      <w:numFmt w:val="decimal"/>
+      <w:lvlText w:val="%1."/>
+      <w:lvlJc w:val="left"/>
+      <w:pPr>
+        <w:ind w:left="720" w:hanging="480"/>
+      </w:pPr>
+    </w:lvl>
+    <w:lvl w:ilvl="1">
+      <w:start w:val="1"/>
+      <w:numFmt w:val="lowerLetter"/>
+      <w:lvlText w:val="%2."/>
+      <w:lvlJc w:val="left"/>
+      <w:pPr>
+        <w:ind w:left="1440" w:hanging="480"/>
+      </w:pPr>
+    </w:lvl>
+    <w:lvl w:ilvl="2">
+      <w:start w:val="1"/>
+      <w:numFmt w:val="lowerRoman"/>
+      <w:lvlText w:val="%3."/>
+      <w:lvlJc w:val="left"/>
+      <w:pPr>
+        <w:ind w:left="2160" w:hanging="480"/>
+      </w:pPr>
+    </w:lvl>
+    <w:lvl w:ilvl="3">
+      <w:start w:val="1"/>
+      <w:numFmt w:val="decimal"/>
+      <w:lvlText w:val="%4."/>
+      <w:lvlJc w:val="left"/>
+      <w:pPr>
+        <w:ind w:left="2880" w:hanging="480"/>
+      </w:pPr>
+    </w:lvl>
+    <w:lvl w:ilvl="4">
+      <w:start w:val="1"/>
+      <w:numFmt w:val="lowerLetter"/>
+      <w:lvlText w:val="%5."/>
+      <w:lvlJc w:val="left"/>
+      <w:pPr>
+        <w:ind w:left="3600" w:hanging="480"/>
+      </w:pPr>
+    </w:lvl>
+    <w:lvl w:ilvl="5">
+      <w:start w:val="1"/>
+      <w:numFmt w:val="lowerRoman"/>
+      <w:lvlText w:val="%6."/>
+      <w:lvlJc w:val="left"/>
+      <w:pPr>
+        <w:ind w:left="4320" w:hanging="480"/>
+      </w:pPr>
+    </w:lvl>
+    <w:lvl w:ilvl="6">
+      <w:start w:val="1"/>
+      <w:numFmt w:val="decimal"/>
+      <w:lvlText w:val="%7."/>
+      <w:lvlJc w:val="left"/>
+      <w:pPr>
+        <w:ind w:left="5040" w:hanging="480"/>
+      </w:pPr>
+    </w:lvl>
+    <w:lvl w:ilvl="7">
+      <w:start w:val="1"/>
+      <w:numFmt w:val="lowerLetter"/>
+      <w:lvlText w:val="%8."/>
+      <w:lvlJc w:val="left"/>
+      <w:pPr>
+        <w:ind w:left="5760" w:hanging="480"/>
+      </w:pPr>
+    </w:lvl>
+    <w:lvl w:ilvl="8">
+      <w:start w:val="1"/>
+      <w:numFmt w:val="lowerRoman"/>
+      <w:lvlText w:val="%9."/>
+      <w:lvlJc w:val="left"/>
+      <w:pPr>
+        <w:ind w:left="6480" w:hanging="480"/>
+      </w:pPr>
+    </w:lvl>
+  </w:abstractNum>
   <w:num w:numId="1000">
     <w:abstractNumId w:val="990"/>
   </w:num>
@@ -23793,7 +24016,34 @@
     <w:abstractNumId w:val="991"/>
   </w:num>
   <w:num w:numId="1002">
-    <w:abstractNumId w:val="991"/>
+    <w:abstractNumId w:val="99201"/>
+    <w:lvlOverride w:ilvl="0">
+      <w:startOverride w:val="1"/>
+    </w:lvlOverride>
+    <w:lvlOverride w:ilvl="1">
+      <w:startOverride w:val="1"/>
+    </w:lvlOverride>
+    <w:lvlOverride w:ilvl="2">
+      <w:startOverride w:val="1"/>
+    </w:lvlOverride>
+    <w:lvlOverride w:ilvl="3">
+      <w:startOverride w:val="1"/>
+    </w:lvlOverride>
+    <w:lvlOverride w:ilvl="4">
+      <w:startOverride w:val="1"/>
+    </w:lvlOverride>
+    <w:lvlOverride w:ilvl="5">
+      <w:startOverride w:val="1"/>
+    </w:lvlOverride>
+    <w:lvlOverride w:ilvl="6">
+      <w:startOverride w:val="1"/>
+    </w:lvlOverride>
+    <w:lvlOverride w:ilvl="7">
+      <w:startOverride w:val="1"/>
+    </w:lvlOverride>
+    <w:lvlOverride w:ilvl="8">
+      <w:startOverride w:val="1"/>
+    </w:lvlOverride>
   </w:num>
 </w:numbering>
 </file>

--- a/paper_resources/manuscript/main.docx
+++ b/paper_resources/manuscript/main.docx
@@ -2274,14 +2274,14 @@
       <w:r>
         <w:drawing>
           <wp:inline>
-            <wp:extent cx="5039999" cy="3662663"/>
+            <wp:extent cx="3599999" cy="2909881"/>
             <wp:effectExtent b="0" l="0" r="0" t="0"/>
             <wp:docPr descr="" title="" id="23" name="Picture"/>
             <a:graphic>
               <a:graphicData uri="http://schemas.openxmlformats.org/drawingml/2006/picture">
                 <pic:pic>
                   <pic:nvPicPr>
-                    <pic:cNvPr descr="00_game_of_trust.png" id="24" name="Picture"/>
+                    <pic:cNvPr descr="01_payoff_matrix.png" id="24" name="Picture"/>
                     <pic:cNvPicPr>
                       <a:picLocks noChangeArrowheads="1" noChangeAspect="1"/>
                     </pic:cNvPicPr>
@@ -2295,7 +2295,7 @@
                   <pic:spPr bwMode="auto">
                     <a:xfrm>
                       <a:off x="0" y="0"/>
-                      <a:ext cx="5039999" cy="3662663"/>
+                      <a:ext cx="3599999" cy="2909881"/>
                     </a:xfrm>
                     <a:prstGeom prst="rect">
                       <a:avLst/>
@@ -2339,13 +2339,13 @@
         <w:t xml:space="preserve"> </w:t>
       </w:r>
       <w:r>
-        <w:t xml:space="preserve">A</w:t>
-      </w:r>
-      <w:r>
-        <w:t xml:space="preserve"> </w:t>
-      </w:r>
-      <w:r>
-        <w:t xml:space="preserve">screenshot of the cooperate/cheat setup from Nicky Case’s</w:t>
+        <w:t xml:space="preserve">The</w:t>
+      </w:r>
+      <w:r>
+        <w:t xml:space="preserve"> </w:t>
+      </w:r>
+      <w:r>
+        <w:t xml:space="preserve">payoff matrix in the framing of Nicky Case’s</w:t>
       </w:r>
       <w:r>
         <w:t xml:space="preserve"> </w:t>
@@ -2355,25 +2355,57 @@
           <w:iCs/>
           <w:i/>
         </w:rPr>
-        <w:t xml:space="preserve">Evolution of Trust</w:t>
-      </w:r>
-      <w:r>
-        <w:t xml:space="preserve"> </w:t>
-      </w:r>
-      <w:r>
-        <w:t xml:space="preserve">interactive: putting a coin in the</w:t>
-      </w:r>
-      <w:r>
-        <w:t xml:space="preserve"> </w:t>
-      </w:r>
-      <w:r>
-        <w:t xml:space="preserve">machine costs you one coin but gives the other player three. Mutual</w:t>
-      </w:r>
-      <w:r>
-        <w:t xml:space="preserve"> </w:t>
-      </w:r>
-      <w:r>
-        <w:t xml:space="preserve">cooperation therefore pays</w:t>
+        <w:t xml:space="preserve">Evolution of</w:t>
+      </w:r>
+      <w:r>
+        <w:rPr>
+          <w:iCs/>
+          <w:i/>
+        </w:rPr>
+        <w:t xml:space="preserve"> </w:t>
+      </w:r>
+      <w:r>
+        <w:rPr>
+          <w:iCs/>
+          <w:i/>
+        </w:rPr>
+        <w:t xml:space="preserve">Trust</w:t>
+      </w:r>
+      <w:r>
+        <w:t xml:space="preserve"> </w:t>
+      </w:r>
+      <w:r>
+        <w:t xml:space="preserve">interactive: cooperating (</w:t>
+      </w:r>
+      <w:r>
+        <w:t xml:space="preserve">“</w:t>
+      </w:r>
+      <w:r>
+        <w:t xml:space="preserve">putting a coin in the machine</w:t>
+      </w:r>
+      <w:r>
+        <w:t xml:space="preserve">”</w:t>
+      </w:r>
+      <w:r>
+        <w:t xml:space="preserve">)</w:t>
+      </w:r>
+      <w:r>
+        <w:t xml:space="preserve"> </w:t>
+      </w:r>
+      <w:r>
+        <w:t xml:space="preserve">costs you one coin but gives the other player three. The large</w:t>
+      </w:r>
+      <w:r>
+        <w:t xml:space="preserve"> </w:t>
+      </w:r>
+      <w:r>
+        <w:t xml:space="preserve">number in each cell is your payoff and the grey number is the</w:t>
+      </w:r>
+      <w:r>
+        <w:t xml:space="preserve"> </w:t>
+      </w:r>
+      <w:r>
+        <w:t xml:space="preserve">opponent’s. Mutual cooperation pays</w:t>
       </w:r>
       <w:r>
         <w:t xml:space="preserve"> </w:t>
@@ -2407,13 +2439,7 @@
         <w:t xml:space="preserve"> </w:t>
       </w:r>
       <w:r>
-        <w:t xml:space="preserve">each, and</w:t>
-      </w:r>
-      <w:r>
-        <w:t xml:space="preserve"> </w:t>
-      </w:r>
-      <w:r>
-        <w:t xml:space="preserve">unilateral cheating against a cooperator pays</w:t>
+        <w:t xml:space="preserve">each, and unilateral cheating against a cooperator pays</w:t>
       </w:r>
       <w:r>
         <w:t xml:space="preserve"> </w:t>
@@ -2433,13 +2459,13 @@
         <w:t xml:space="preserve"> </w:t>
       </w:r>
       <w:r>
-        <w:t xml:space="preserve">to the defector</w:t>
-      </w:r>
-      <w:r>
-        <w:t xml:space="preserve"> </w:t>
-      </w:r>
-      <w:r>
-        <w:t xml:space="preserve">against</w:t>
+        <w:t xml:space="preserve">to the</w:t>
+      </w:r>
+      <w:r>
+        <w:t xml:space="preserve"> </w:t>
+      </w:r>
+      <w:r>
+        <w:t xml:space="preserve">defector against</w:t>
       </w:r>
       <w:r>
         <w:t xml:space="preserve"> </w:t>
@@ -4649,25 +4675,25 @@
         <w:t xml:space="preserve"> </w:t>
       </w:r>
       <w:r>
-        <w:t xml:space="preserve">(Eq. 5). In addition, each of the names of the eight</w:t>
-      </w:r>
-      <w:r>
-        <w:t xml:space="preserve"> </w:t>
-      </w:r>
-      <w:r>
-        <w:t xml:space="preserve">types is printed using its own colour scheme throughout the text so</w:t>
-      </w:r>
-      <w:r>
-        <w:t xml:space="preserve"> </w:t>
-      </w:r>
-      <w:r>
-        <w:t xml:space="preserve">that you may be able to see which player we are referring to at each</w:t>
-      </w:r>
-      <w:r>
-        <w:t xml:space="preserve"> </w:t>
-      </w:r>
-      <w:r>
-        <w:t xml:space="preserve">time. The full per-archetype policy bounds—bet, bluff, and fold</w:t>
+        <w:t xml:space="preserve">(Eq. 5). In addition, the eight type names are set in</w:t>
+      </w:r>
+      <w:r>
+        <w:t xml:space="preserve"> </w:t>
+      </w:r>
+      <w:r>
+        <w:t xml:space="preserve">bold throughout the text so the reader can track which player is</w:t>
+      </w:r>
+      <w:r>
+        <w:t xml:space="preserve"> </w:t>
+      </w:r>
+      <w:r>
+        <w:t xml:space="preserve">being discussed at any point. The full per-archetype policy</w:t>
+      </w:r>
+      <w:r>
+        <w:t xml:space="preserve"> </w:t>
+      </w:r>
+      <w:r>
+        <w:t xml:space="preserve">bounds—bet, bluff, and fold</w:t>
       </w:r>
       <w:r>
         <w:t xml:space="preserve"> </w:t>
@@ -9623,7 +9649,7 @@
       <w:r>
         <w:drawing>
           <wp:inline>
-            <wp:extent cx="5039999" cy="2200817"/>
+            <wp:extent cx="5039999" cy="2167060"/>
             <wp:effectExtent b="0" l="0" r="0" t="0"/>
             <wp:docPr descr="" title="" id="46" name="Picture"/>
             <a:graphic>
@@ -9644,7 +9670,7 @@
                   <pic:spPr bwMode="auto">
                     <a:xfrm>
                       <a:off x="0" y="0"/>
-                      <a:ext cx="5039999" cy="2200817"/>
+                      <a:ext cx="5039999" cy="2167060"/>
                     </a:xfrm>
                     <a:prstGeom prst="rect">
                       <a:avLst/>
@@ -9764,7 +9790,19 @@
         <w:t xml:space="preserve"> </w:t>
       </w:r>
       <w:r>
-        <w:t xml:space="preserve">Each point is one (archetype, seed) observation.</w:t>
+        <w:t xml:space="preserve">Each point is one archetype (mean across the five seeds); the</w:t>
+      </w:r>
+      <w:r>
+        <w:t xml:space="preserve"> </w:t>
+      </w:r>
+      <w:r>
+        <w:t xml:space="preserve">vertical axis is on a log scale and the dashed line is the</w:t>
+      </w:r>
+      <w:r>
+        <w:t xml:space="preserve"> </w:t>
+      </w:r>
+      <w:r>
+        <w:t xml:space="preserve">least-squares fit.</w:t>
       </w:r>
     </w:p>
     <w:p>
@@ -12050,7 +12088,7 @@
       <w:r>
         <w:drawing>
           <wp:inline>
-            <wp:extent cx="5039999" cy="2014113"/>
+            <wp:extent cx="5039999" cy="2865088"/>
             <wp:effectExtent b="0" l="0" r="0" t="0"/>
             <wp:docPr descr="" title="" id="54" name="Picture"/>
             <a:graphic>
@@ -12071,7 +12109,7 @@
                   <pic:spPr bwMode="auto">
                     <a:xfrm>
                       <a:off x="0" y="0"/>
-                      <a:ext cx="5039999" cy="2014113"/>
+                      <a:ext cx="5039999" cy="2865088"/>
                     </a:xfrm>
                     <a:prstGeom prst="rect">
                       <a:avLst/>
@@ -12671,7 +12709,7 @@
       <w:r>
         <w:drawing>
           <wp:inline>
-            <wp:extent cx="5039999" cy="1973691"/>
+            <wp:extent cx="5039999" cy="1828695"/>
             <wp:effectExtent b="0" l="0" r="0" t="0"/>
             <wp:docPr descr="" title="" id="58" name="Picture"/>
             <a:graphic>
@@ -12692,7 +12730,7 @@
                   <pic:spPr bwMode="auto">
                     <a:xfrm>
                       <a:off x="0" y="0"/>
-                      <a:ext cx="5039999" cy="1973691"/>
+                      <a:ext cx="5039999" cy="1828695"/>
                     </a:xfrm>
                     <a:prstGeom prst="rect">
                       <a:avLst/>
@@ -13022,7 +13060,7 @@
       <w:r>
         <w:drawing>
           <wp:inline>
-            <wp:extent cx="5039999" cy="2357784"/>
+            <wp:extent cx="5039999" cy="2334947"/>
             <wp:effectExtent b="0" l="0" r="0" t="0"/>
             <wp:docPr descr="image" title="" id="61" name="Picture"/>
             <a:graphic>
@@ -13043,7 +13081,7 @@
                   <pic:spPr bwMode="auto">
                     <a:xfrm>
                       <a:off x="0" y="0"/>
-                      <a:ext cx="5039999" cy="2357784"/>
+                      <a:ext cx="5039999" cy="2334947"/>
                     </a:xfrm>
                     <a:prstGeom prst="rect">
                       <a:avLst/>
@@ -15097,7 +15135,7 @@
       <w:r>
         <w:drawing>
           <wp:inline>
-            <wp:extent cx="5039999" cy="3502485"/>
+            <wp:extent cx="5039999" cy="3236991"/>
             <wp:effectExtent b="0" l="0" r="0" t="0"/>
             <wp:docPr descr="" title="" id="70" name="Picture"/>
             <a:graphic>
@@ -15118,7 +15156,7 @@
                   <pic:spPr bwMode="auto">
                     <a:xfrm>
                       <a:off x="0" y="0"/>
-                      <a:ext cx="5039999" cy="3502485"/>
+                      <a:ext cx="5039999" cy="3236991"/>
                     </a:xfrm>
                     <a:prstGeom prst="rect">
                       <a:avLst/>
@@ -16560,7 +16598,7 @@
       <w:r>
         <w:drawing>
           <wp:inline>
-            <wp:extent cx="5039999" cy="2905043"/>
+            <wp:extent cx="5039999" cy="2656318"/>
             <wp:effectExtent b="0" l="0" r="0" t="0"/>
             <wp:docPr descr="" title="" id="73" name="Picture"/>
             <a:graphic>
@@ -16581,7 +16619,7 @@
                   <pic:spPr bwMode="auto">
                     <a:xfrm>
                       <a:off x="0" y="0"/>
-                      <a:ext cx="5039999" cy="2905043"/>
+                      <a:ext cx="5039999" cy="2656318"/>
                     </a:xfrm>
                     <a:prstGeom prst="rect">
                       <a:avLst/>

--- a/paper_resources/manuscript/main.docx
+++ b/paper_resources/manuscript/main.docx
@@ -169,43 +169,43 @@
         <w:pStyle w:val="Abstract"/>
       </w:pPr>
       <w:r>
-        <w:t xml:space="preserve">WHAT</w:t>
-      </w:r>
-      <w:r>
-        <w:t xml:space="preserve"> </w:t>
-      </w:r>
-      <w:r>
-        <w:t xml:space="preserve">IF</w:t>
-      </w:r>
-      <w:r>
-        <w:t xml:space="preserve"> </w:t>
-      </w:r>
-      <w:r>
-        <w:t xml:space="preserve">BEING</w:t>
-      </w:r>
-      <w:r>
-        <w:t xml:space="preserve"> </w:t>
-      </w:r>
-      <w:r>
-        <w:t xml:space="preserve">TRUSTWORTHY</w:t>
-      </w:r>
-      <w:r>
-        <w:t xml:space="preserve"> </w:t>
-      </w:r>
-      <w:r>
-        <w:t xml:space="preserve">COST</w:t>
-      </w:r>
-      <w:r>
-        <w:t xml:space="preserve"> </w:t>
-      </w:r>
-      <w:r>
-        <w:t xml:space="preserve">YOU</w:t>
-      </w:r>
-      <w:r>
-        <w:t xml:space="preserve"> </w:t>
-      </w:r>
-      <w:r>
-        <w:t xml:space="preserve">SOMETHING?</w:t>
+        <w:t xml:space="preserve">What</w:t>
+      </w:r>
+      <w:r>
+        <w:t xml:space="preserve"> </w:t>
+      </w:r>
+      <w:r>
+        <w:t xml:space="preserve">if</w:t>
+      </w:r>
+      <w:r>
+        <w:t xml:space="preserve"> </w:t>
+      </w:r>
+      <w:r>
+        <w:t xml:space="preserve">being</w:t>
+      </w:r>
+      <w:r>
+        <w:t xml:space="preserve"> </w:t>
+      </w:r>
+      <w:r>
+        <w:t xml:space="preserve">trustworthy</w:t>
+      </w:r>
+      <w:r>
+        <w:t xml:space="preserve"> </w:t>
+      </w:r>
+      <w:r>
+        <w:t xml:space="preserve">cost</w:t>
+      </w:r>
+      <w:r>
+        <w:t xml:space="preserve"> </w:t>
+      </w:r>
+      <w:r>
+        <w:t xml:space="preserve">you</w:t>
+      </w:r>
+      <w:r>
+        <w:t xml:space="preserve"> </w:t>
+      </w:r>
+      <w:r>
+        <w:t xml:space="preserve">something?</w:t>
       </w:r>
       <w:r>
         <w:t xml:space="preserve"> </w:t>
@@ -4229,7 +4229,7 @@
     </w:p>
     <w:bookmarkEnd w:id="30"/>
     <w:bookmarkEnd w:id="31"/>
-    <w:bookmarkStart w:id="43" w:name="methodology"/>
+    <w:bookmarkStart w:id="48" w:name="methodology"/>
     <w:p>
       <w:pPr>
         <w:pStyle w:val="Heading1"/>
@@ -4352,13 +4352,19 @@
         <w:t xml:space="preserve"> </w:t>
       </w:r>
       <w:r>
-        <w:t xml:space="preserve">of the eight archetypes (rules), belief updates, and finally the</w:t>
-      </w:r>
-      <w:r>
-        <w:t xml:space="preserve"> </w:t>
-      </w:r>
-      <w:r>
-        <w:t xml:space="preserve">four agent implementations.</w:t>
+        <w:t xml:space="preserve">of the eight archetypes (rules), belief updates, the experimental</w:t>
+      </w:r>
+      <w:r>
+        <w:t xml:space="preserve"> </w:t>
+      </w:r>
+      <w:r>
+        <w:t xml:space="preserve">design, and the metrics; we close with a detailed description of the</w:t>
+      </w:r>
+      <w:r>
+        <w:t xml:space="preserve"> </w:t>
+      </w:r>
+      <w:r>
+        <w:t xml:space="preserve">four agent implementations, one per phase.</w:t>
       </w:r>
     </w:p>
     <w:bookmarkStart w:id="33" w:name="game-environment"/>
@@ -6539,7 +6545,7 @@
         <w:t xml:space="preserve"> </w:t>
       </w:r>
       <w:r>
-        <w:t xml:space="preserve">(see Table 3).</w:t>
+        <w:t xml:space="preserve">(see Table 4).</w:t>
       </w:r>
       <w:r>
         <w:t xml:space="preserve"> </w:t>
@@ -6549,7 +6555,7 @@
       </w:r>
     </w:p>
     <w:bookmarkEnd w:id="35"/>
-    <w:bookmarkStart w:id="36" w:name="four-agent-architectures"/>
+    <w:bookmarkStart w:id="36" w:name="experimental-design"/>
     <w:p>
       <w:pPr>
         <w:pStyle w:val="Heading2"/>
@@ -6559,318 +6565,6 @@
           <w:rStyle w:val="SectionNumber"/>
         </w:rPr>
         <w:t xml:space="preserve">3.4</w:t>
-      </w:r>
-      <w:r>
-        <w:tab/>
-      </w:r>
-      <w:r>
-        <w:t xml:space="preserve">Four agent architectures</w:t>
-      </w:r>
-    </w:p>
-    <w:p>
-      <w:pPr>
-        <w:pStyle w:val="FirstParagraph"/>
-      </w:pPr>
-      <w:r>
-        <w:t xml:space="preserve">The primary difference among these four phases is that the way each</w:t>
-      </w:r>
-      <w:r>
-        <w:t xml:space="preserve"> </w:t>
-      </w:r>
-      <w:r>
-        <w:t xml:space="preserve">agent selects its decision-making rule varies.</w:t>
-      </w:r>
-      <w:r>
-        <w:t xml:space="preserve"> </w:t>
-      </w:r>
-      <w:r>
-        <w:rPr>
-          <w:bCs/>
-          <w:b/>
-        </w:rPr>
-        <w:t xml:space="preserve">Phase 1</w:t>
-      </w:r>
-      <w:r>
-        <w:t xml:space="preserve"> </w:t>
-      </w:r>
-      <w:r>
-        <w:t xml:space="preserve">(Frozen Rules Based on Archetypes): Parameters used to define each</w:t>
-      </w:r>
-      <w:r>
-        <w:t xml:space="preserve"> </w:t>
-      </w:r>
-      <w:r>
-        <w:t xml:space="preserve">player’s archetype remain static through each round.</w:t>
-      </w:r>
-      <w:r>
-        <w:t xml:space="preserve"> </w:t>
-      </w:r>
-      <w:r>
-        <w:rPr>
-          <w:bCs/>
-          <w:b/>
-        </w:rPr>
-        <w:t xml:space="preserve">Phase</w:t>
-      </w:r>
-      <w:r>
-        <w:rPr>
-          <w:bCs/>
-          <w:b/>
-        </w:rPr>
-        <w:t xml:space="preserve"> </w:t>
-      </w:r>
-      <w:r>
-        <w:rPr>
-          <w:bCs/>
-          <w:b/>
-        </w:rPr>
-        <w:t xml:space="preserve">2</w:t>
-      </w:r>
-      <w:r>
-        <w:t xml:space="preserve"> </w:t>
-      </w:r>
-      <w:r>
-        <w:t xml:space="preserve">(Bounded Online Optimisation): Players use a per cycle hill</w:t>
-      </w:r>
-      <w:r>
-        <w:t xml:space="preserve"> </w:t>
-      </w:r>
-      <w:r>
-        <w:t xml:space="preserve">climbing method to update their parameter values every 200 hands.</w:t>
-      </w:r>
-      <w:r>
-        <w:t xml:space="preserve"> </w:t>
-      </w:r>
-      <w:r>
-        <w:t xml:space="preserve">For the first 200 hands, players will randomly select either a</w:t>
-      </w:r>
-      <w:r>
-        <w:t xml:space="preserve"> </w:t>
-      </w:r>
-      <w:r>
-        <w:t xml:space="preserve">round or a metric (and thus alter one (round/metric) pair) by</w:t>
-      </w:r>
-      <w:r>
-        <w:t xml:space="preserve"> </w:t>
-      </w:r>
-      <m:oMath>
-        <m:r>
-          <m:t>δ</m:t>
-        </m:r>
-        <m:r>
-          <m:rPr>
-            <m:sty m:val="p"/>
-          </m:rPr>
-          <m:t>=</m:t>
-        </m:r>
-        <m:r>
-          <m:t>0.03</m:t>
-        </m:r>
-      </m:oMath>
-      <w:r>
-        <w:t xml:space="preserve">. Then they will run 200 hand trials and accept the</w:t>
-      </w:r>
-      <w:r>
-        <w:t xml:space="preserve"> </w:t>
-      </w:r>
-      <w:r>
-        <w:t xml:space="preserve">random selection if their total profit increased during those last</w:t>
-      </w:r>
-      <w:r>
-        <w:t xml:space="preserve"> </w:t>
-      </w:r>
-      <w:r>
-        <w:t xml:space="preserve">200 hands. Random selections can be made anywhere within a</w:t>
-      </w:r>
-      <w:r>
-        <w:t xml:space="preserve"> </w:t>
-      </w:r>
-      <w:r>
-        <w:t xml:space="preserve">“</w:t>
-      </w:r>
-      <w:r>
-        <w:t xml:space="preserve">bound</w:t>
-      </w:r>
-      <w:r>
-        <w:t xml:space="preserve"> </w:t>
-      </w:r>
-      <w:r>
-        <w:t xml:space="preserve">box</w:t>
-      </w:r>
-      <w:r>
-        <w:t xml:space="preserve">”</w:t>
-      </w:r>
-      <w:r>
-        <w:t xml:space="preserve"> </w:t>
-      </w:r>
-      <w:r>
-        <w:t xml:space="preserve">created around each player’s archetype.</w:t>
-      </w:r>
-      <w:r>
-        <w:t xml:space="preserve"> </w:t>
-      </w:r>
-      <w:r>
-        <w:rPr>
-          <w:bCs/>
-          <w:b/>
-        </w:rPr>
-        <w:t xml:space="preserve">Phase 3</w:t>
-      </w:r>
-      <w:r>
-        <w:t xml:space="preserve"> </w:t>
-      </w:r>
-      <w:r>
-        <w:t xml:space="preserve">(LLM</w:t>
-      </w:r>
-      <w:r>
-        <w:t xml:space="preserve"> </w:t>
-      </w:r>
-      <w:r>
-        <w:t xml:space="preserve">Personality Role-Players): All of a player’s decisions are made via</w:t>
-      </w:r>
-      <w:r>
-        <w:t xml:space="preserve"> </w:t>
-      </w:r>
-      <w:r>
-        <w:t xml:space="preserve">an API call to Anthropic’s Claude Haiku 4.5. This call is made using</w:t>
-      </w:r>
-      <w:r>
-        <w:t xml:space="preserve"> </w:t>
-      </w:r>
-      <w:r>
-        <w:t xml:space="preserve">the player’s personality specification as the system prompt.</w:t>
-      </w:r>
-      <w:r>
-        <w:t xml:space="preserve"> </w:t>
-      </w:r>
-      <w:r>
-        <w:rPr>
-          <w:bCs/>
-          <w:b/>
-        </w:rPr>
-        <w:t xml:space="preserve">Phase 3.1</w:t>
-      </w:r>
-      <w:r>
-        <w:t xml:space="preserve"> </w:t>
-      </w:r>
-      <w:r>
-        <w:t xml:space="preserve">(LLM with Reasoning Scaffolding): Phase 3.1 also</w:t>
-      </w:r>
-      <w:r>
-        <w:t xml:space="preserve"> </w:t>
-      </w:r>
-      <w:r>
-        <w:t xml:space="preserve">allows players to utilize chain-of-thought prompts limited to two</w:t>
-      </w:r>
-      <w:r>
-        <w:t xml:space="preserve"> </w:t>
-      </w:r>
-      <w:r>
-        <w:t xml:space="preserve">sentences. Additionally, opponents’ memory and the player’s own</w:t>
-      </w:r>
-      <w:r>
-        <w:t xml:space="preserve"> </w:t>
-      </w:r>
-      <w:r>
-        <w:t xml:space="preserve">updated strategy notes are refreshed after every ten and twenty-five</w:t>
-      </w:r>
-      <w:r>
-        <w:t xml:space="preserve"> </w:t>
-      </w:r>
-      <w:r>
-        <w:t xml:space="preserve">hands, respectively. A sub-experiment called</w:t>
-      </w:r>
-      <w:r>
-        <w:t xml:space="preserve"> </w:t>
-      </w:r>
-      <w:r>
-        <w:rPr>
-          <w:bCs/>
-          <w:b/>
-        </w:rPr>
-        <w:t xml:space="preserve">Phase</w:t>
-      </w:r>
-      <w:r>
-        <w:rPr>
-          <w:bCs/>
-          <w:b/>
-        </w:rPr>
-        <w:t xml:space="preserve"> </w:t>
-      </w:r>
-      <w:r>
-        <w:rPr>
-          <w:bCs/>
-          <w:b/>
-        </w:rPr>
-        <w:t xml:space="preserve">2</w:t>
-      </w:r>
-      <m:oMath>
-        <m:sSup>
-          <m:e>
-            <m:r>
-              <m:t>​</m:t>
-            </m:r>
-          </m:e>
-          <m:sup>
-            <m:r>
-              <m:rPr>
-                <m:sty m:val="p"/>
-              </m:rPr>
-              <m:t>*</m:t>
-            </m:r>
-          </m:sup>
-        </m:sSup>
-      </m:oMath>
-      <w:r>
-        <w:t xml:space="preserve"> </w:t>
-      </w:r>
-      <w:r>
-        <w:t xml:space="preserve">removes the bound boxes from hill climbers, increases the</w:t>
-      </w:r>
-      <w:r>
-        <w:t xml:space="preserve"> </w:t>
-      </w:r>
-      <w:r>
-        <w:t xml:space="preserve">size of hill climbers’ steps to</w:t>
-      </w:r>
-      <w:r>
-        <w:t xml:space="preserve"> </w:t>
-      </w:r>
-      <m:oMath>
-        <m:r>
-          <m:t>δ</m:t>
-        </m:r>
-        <m:r>
-          <m:rPr>
-            <m:sty m:val="p"/>
-          </m:rPr>
-          <m:t>=</m:t>
-        </m:r>
-        <m:r>
-          <m:t>0.15</m:t>
-        </m:r>
-      </m:oMath>
-      <w:r>
-        <w:t xml:space="preserve">, and reduces the</w:t>
-      </w:r>
-      <w:r>
-        <w:t xml:space="preserve"> </w:t>
-      </w:r>
-      <w:r>
-        <w:t xml:space="preserve">number of hands hill climbers evaluate from 200 to fifty.</w:t>
-      </w:r>
-    </w:p>
-    <w:bookmarkEnd w:id="36"/>
-    <w:bookmarkStart w:id="37" w:name="experimental-design"/>
-    <w:p>
-      <w:pPr>
-        <w:pStyle w:val="Heading2"/>
-      </w:pPr>
-      <w:r>
-        <w:rPr>
-          <w:rStyle w:val="SectionNumber"/>
-        </w:rPr>
-        <w:t xml:space="preserve">3.5</w:t>
       </w:r>
       <w:r>
         <w:tab/>
@@ -7124,8 +6818,8 @@
         <w:t xml:space="preserve">Limitations.</w:t>
       </w:r>
     </w:p>
-    <w:bookmarkEnd w:id="37"/>
-    <w:bookmarkStart w:id="42" w:name="metrics"/>
+    <w:bookmarkEnd w:id="36"/>
+    <w:bookmarkStart w:id="41" w:name="metrics"/>
     <w:p>
       <w:pPr>
         <w:pStyle w:val="Heading2"/>
@@ -7134,7 +6828,7 @@
         <w:rPr>
           <w:rStyle w:val="SectionNumber"/>
         </w:rPr>
-        <w:t xml:space="preserve">3.6</w:t>
+        <w:t xml:space="preserve">3.5</w:t>
       </w:r>
       <w:r>
         <w:tab/>
@@ -7286,52 +6980,52 @@
         <w:rPr>
           <w:rStyle w:val="FootnoteReference"/>
         </w:rPr>
+        <w:footnoteReference w:id="37"/>
+      </w:r>
+      <w:r>
+        <w:t xml:space="preserve">,</w:t>
+      </w:r>
+      <w:r>
+        <w:t xml:space="preserve"> </w:t>
+      </w:r>
+      <w:r>
+        <w:t xml:space="preserve">sensitivity to context (CS)</w:t>
+      </w:r>
+      <w:r>
+        <w:rPr>
+          <w:rStyle w:val="FootnoteReference"/>
+        </w:rPr>
         <w:footnoteReference w:id="38"/>
       </w:r>
       <w:r>
+        <w:t xml:space="preserve">, adaptation by the opponent</w:t>
+      </w:r>
+      <w:r>
+        <w:t xml:space="preserve"> </w:t>
+      </w:r>
+      <w:r>
+        <w:t xml:space="preserve">(OA)</w:t>
+      </w:r>
+      <w:r>
+        <w:rPr>
+          <w:rStyle w:val="FootnoteReference"/>
+        </w:rPr>
+        <w:footnoteReference w:id="39"/>
+      </w:r>
+      <w:r>
         <w:t xml:space="preserve">,</w:t>
       </w:r>
       <w:r>
         <w:t xml:space="preserve"> </w:t>
       </w:r>
       <w:r>
-        <w:t xml:space="preserve">sensitivity to context (CS)</w:t>
+        <w:t xml:space="preserve">non-stationarity (NS)</w:t>
       </w:r>
       <w:r>
         <w:rPr>
           <w:rStyle w:val="FootnoteReference"/>
         </w:rPr>
-        <w:footnoteReference w:id="39"/>
-      </w:r>
-      <w:r>
-        <w:t xml:space="preserve">, adaptation by the opponent</w:t>
-      </w:r>
-      <w:r>
-        <w:t xml:space="preserve"> </w:t>
-      </w:r>
-      <w:r>
-        <w:t xml:space="preserve">(OA)</w:t>
-      </w:r>
-      <w:r>
-        <w:rPr>
-          <w:rStyle w:val="FootnoteReference"/>
-        </w:rPr>
         <w:footnoteReference w:id="40"/>
-      </w:r>
-      <w:r>
-        <w:t xml:space="preserve">,</w:t>
-      </w:r>
-      <w:r>
-        <w:t xml:space="preserve"> </w:t>
-      </w:r>
-      <w:r>
-        <w:t xml:space="preserve">non-stationarity (NS)</w:t>
-      </w:r>
-      <w:r>
-        <w:rPr>
-          <w:rStyle w:val="FootnoteReference"/>
-        </w:rPr>
-        <w:footnoteReference w:id="41"/>
       </w:r>
       <w:r>
         <w:t xml:space="preserve">,</w:t>
@@ -9126,24 +8820,23 @@
         </w:tc>
       </w:tr>
     </w:tbl>
-    <w:bookmarkEnd w:id="42"/>
-    <w:bookmarkEnd w:id="43"/>
-    <w:bookmarkStart w:id="78" w:name="results"/>
+    <w:bookmarkEnd w:id="41"/>
+    <w:bookmarkStart w:id="47" w:name="the-four-agent-architectures-in-detail"/>
     <w:p>
       <w:pPr>
-        <w:pStyle w:val="Heading1"/>
+        <w:pStyle w:val="Heading2"/>
       </w:pPr>
       <w:r>
         <w:rPr>
           <w:rStyle w:val="SectionNumber"/>
         </w:rPr>
-        <w:t xml:space="preserve">4</w:t>
+        <w:t xml:space="preserve">3.6</w:t>
       </w:r>
       <w:r>
         <w:tab/>
       </w:r>
       <w:r>
-        <w:t xml:space="preserve">Results</w:t>
+        <w:t xml:space="preserve">The four agent architectures in detail</w:t>
       </w:r>
     </w:p>
     <w:p>
@@ -9151,25 +8844,324 @@
         <w:pStyle w:val="FirstParagraph"/>
       </w:pPr>
       <w:r>
-        <w:t xml:space="preserve">We present results in order of agent capability: Phase 1</w:t>
-      </w:r>
-      <w:r>
-        <w:t xml:space="preserve"> </w:t>
-      </w:r>
-      <w:r>
-        <w:t xml:space="preserve">(frozen rule-based agents) establishes the baseline trap; Phase 2</w:t>
-      </w:r>
-      <w:r>
-        <w:t xml:space="preserve"> </w:t>
-      </w:r>
-      <w:r>
-        <w:t xml:space="preserve">(bounded hill-climbing) tests whether numerical adaptation can</w:t>
-      </w:r>
-      <w:r>
-        <w:t xml:space="preserve"> </w:t>
-      </w:r>
-      <w:r>
-        <w:t xml:space="preserve">soften it; Phase 2</w:t>
+        <w:t xml:space="preserve">The phases share every component described above and differ only in</w:t>
+      </w:r>
+      <w:r>
+        <w:t xml:space="preserve"> </w:t>
+      </w:r>
+      <w:r>
+        <w:t xml:space="preserve">how each agent turns the current game state into an action. We</w:t>
+      </w:r>
+      <w:r>
+        <w:t xml:space="preserve"> </w:t>
+      </w:r>
+      <w:r>
+        <w:t xml:space="preserve">describe each in turn; Table 2 gives the</w:t>
+      </w:r>
+      <w:r>
+        <w:t xml:space="preserve"> </w:t>
+      </w:r>
+      <w:r>
+        <w:t xml:space="preserve">numerical policy that each phase starts from.</w:t>
+      </w:r>
+    </w:p>
+    <w:bookmarkStart w:id="42" w:name="phase-1-frozen-rules."/>
+    <w:p>
+      <w:pPr>
+        <w:pStyle w:val="Heading4"/>
+      </w:pPr>
+      <w:r>
+        <w:rPr>
+          <w:rStyle w:val="SectionNumber"/>
+        </w:rPr>
+        <w:t xml:space="preserve">3.6.0.1</w:t>
+      </w:r>
+      <w:r>
+        <w:tab/>
+      </w:r>
+      <w:r>
+        <w:t xml:space="preserve">Phase 1 — frozen rules.</w:t>
+      </w:r>
+    </w:p>
+    <w:p>
+      <w:pPr>
+        <w:pStyle w:val="FirstParagraph"/>
+      </w:pPr>
+      <w:r>
+        <w:t xml:space="preserve">Each archetype is a fixed</w:t>
+      </w:r>
+      <w:r>
+        <w:t xml:space="preserve"> </w:t>
+      </w:r>
+      <w:r>
+        <w:t xml:space="preserve">lookup table that maps the current betting round and the agent’s</w:t>
+      </w:r>
+      <w:r>
+        <w:t xml:space="preserve"> </w:t>
+      </w:r>
+      <w:r>
+        <w:t xml:space="preserve">hand-strength bucket (strong, medium, or weak, as scored by the</w:t>
+      </w:r>
+      <w:r>
+        <w:t xml:space="preserve"> </w:t>
+      </w:r>
+      <w:r>
+        <w:t xml:space="preserve">Monte-Carlo evaluator) to a probability distribution over fold,</w:t>
+      </w:r>
+      <w:r>
+        <w:t xml:space="preserve"> </w:t>
+      </w:r>
+      <w:r>
+        <w:t xml:space="preserve">check, call, bet, and raise. The agent samples its action from that</w:t>
+      </w:r>
+      <w:r>
+        <w:t xml:space="preserve"> </w:t>
+      </w:r>
+      <w:r>
+        <w:t xml:space="preserve">distribution, and nothing about the table changes for the duration of</w:t>
+      </w:r>
+      <w:r>
+        <w:t xml:space="preserve"> </w:t>
+      </w:r>
+      <w:r>
+        <w:t xml:space="preserve">a run. This makes Phase 1 the cleanest possible baseline: every later</w:t>
+      </w:r>
+      <w:r>
+        <w:t xml:space="preserve"> </w:t>
+      </w:r>
+      <w:r>
+        <w:t xml:space="preserve">phase is measured against the behaviour it produces. The three</w:t>
+      </w:r>
+      <w:r>
+        <w:t xml:space="preserve"> </w:t>
+      </w:r>
+      <w:r>
+        <w:t xml:space="preserve">inherently adaptive archetypes (</w:t>
+      </w:r>
+      <w:r>
+        <w:rPr>
+          <w:bCs/>
+          <w:b/>
+        </w:rPr>
+        <w:t xml:space="preserve">Predator</w:t>
+      </w:r>
+      <w:r>
+        <w:t xml:space="preserve">,</w:t>
+      </w:r>
+      <w:r>
+        <w:t xml:space="preserve"> </w:t>
+      </w:r>
+      <w:r>
+        <w:rPr>
+          <w:bCs/>
+          <w:b/>
+        </w:rPr>
+        <w:t xml:space="preserve">Mirror</w:t>
+      </w:r>
+      <w:r>
+        <w:t xml:space="preserve">, and</w:t>
+      </w:r>
+      <w:r>
+        <w:t xml:space="preserve"> </w:t>
+      </w:r>
+      <w:r>
+        <w:rPr>
+          <w:bCs/>
+          <w:b/>
+        </w:rPr>
+        <w:t xml:space="preserve">Judge</w:t>
+      </w:r>
+      <w:r>
+        <w:t xml:space="preserve">) still read live state—an opponent posterior or a</w:t>
+      </w:r>
+      <w:r>
+        <w:t xml:space="preserve"> </w:t>
+      </w:r>
+      <w:r>
+        <w:t xml:space="preserve">grievance ledger—but the rules that consume that state are</w:t>
+      </w:r>
+      <w:r>
+        <w:t xml:space="preserve"> </w:t>
+      </w:r>
+      <w:r>
+        <w:t xml:space="preserve">themselves frozen.</w:t>
+      </w:r>
+    </w:p>
+    <w:bookmarkEnd w:id="42"/>
+    <w:bookmarkStart w:id="43" w:name="phase-2-bounded-online-optimisation."/>
+    <w:p>
+      <w:pPr>
+        <w:pStyle w:val="Heading4"/>
+      </w:pPr>
+      <w:r>
+        <w:rPr>
+          <w:rStyle w:val="SectionNumber"/>
+        </w:rPr>
+        <w:t xml:space="preserve">3.6.0.2</w:t>
+      </w:r>
+      <w:r>
+        <w:tab/>
+      </w:r>
+      <w:r>
+        <w:t xml:space="preserve">Phase 2 — bounded online optimisation.</w:t>
+      </w:r>
+    </w:p>
+    <w:p>
+      <w:pPr>
+        <w:pStyle w:val="FirstParagraph"/>
+      </w:pPr>
+      <w:r>
+        <w:t xml:space="preserve">Every agent</w:t>
+      </w:r>
+      <w:r>
+        <w:t xml:space="preserve"> </w:t>
+      </w:r>
+      <w:r>
+        <w:t xml:space="preserve">runs a per-cycle hill-climber. At the start of a 200-hand cycle it</w:t>
+      </w:r>
+      <w:r>
+        <w:t xml:space="preserve"> </w:t>
+      </w:r>
+      <w:r>
+        <w:t xml:space="preserve">perturbs a single (round, metric) entry of its own policy by</w:t>
+      </w:r>
+      <w:r>
+        <w:t xml:space="preserve"> </w:t>
+      </w:r>
+      <m:oMath>
+        <m:r>
+          <m:t>δ</m:t>
+        </m:r>
+        <m:r>
+          <m:rPr>
+            <m:sty m:val="p"/>
+          </m:rPr>
+          <m:t>=</m:t>
+        </m:r>
+        <m:r>
+          <m:t>0.03</m:t>
+        </m:r>
+      </m:oMath>
+      <w:r>
+        <w:t xml:space="preserve">, plays the cycle, and keeps the change only if its</w:t>
+      </w:r>
+      <w:r>
+        <w:t xml:space="preserve"> </w:t>
+      </w:r>
+      <w:r>
+        <w:t xml:space="preserve">cumulative profit over those 200 hands improved; otherwise it</w:t>
+      </w:r>
+      <w:r>
+        <w:t xml:space="preserve"> </w:t>
+      </w:r>
+      <w:r>
+        <w:t xml:space="preserve">reverts. The perturbation is confined to a</w:t>
+      </w:r>
+      <w:r>
+        <w:t xml:space="preserve"> </w:t>
+      </w:r>
+      <w:r>
+        <w:t xml:space="preserve">“</w:t>
+      </w:r>
+      <w:r>
+        <w:t xml:space="preserve">bound box</w:t>
+      </w:r>
+      <w:r>
+        <w:t xml:space="preserve">”</w:t>
+      </w:r>
+      <w:r>
+        <w:t xml:space="preserve"> </w:t>
+      </w:r>
+      <w:r>
+        <w:t xml:space="preserve">drawn around</w:t>
+      </w:r>
+      <w:r>
+        <w:t xml:space="preserve"> </w:t>
+      </w:r>
+      <w:r>
+        <w:t xml:space="preserve">the archetype’s canonical parameters</w:t>
+      </w:r>
+      <w:r>
+        <w:t xml:space="preserve"> </w:t>
+      </w:r>
+      <w:r>
+        <w:t xml:space="preserve">(Table 2), so a</w:t>
+      </w:r>
+      <w:r>
+        <w:t xml:space="preserve"> </w:t>
+      </w:r>
+      <w:r>
+        <w:rPr>
+          <w:bCs/>
+          <w:b/>
+        </w:rPr>
+        <w:t xml:space="preserve">Sentinel</w:t>
+      </w:r>
+      <w:r>
+        <w:t xml:space="preserve"> </w:t>
+      </w:r>
+      <w:r>
+        <w:t xml:space="preserve">can</w:t>
+      </w:r>
+      <w:r>
+        <w:t xml:space="preserve"> </w:t>
+      </w:r>
+      <w:r>
+        <w:t xml:space="preserve">sharpen its value-betting but can never wander into</w:t>
+      </w:r>
+      <w:r>
+        <w:t xml:space="preserve"> </w:t>
+      </w:r>
+      <w:r>
+        <w:rPr>
+          <w:bCs/>
+          <w:b/>
+        </w:rPr>
+        <w:t xml:space="preserve">Firestorm</w:t>
+      </w:r>
+      <w:r>
+        <w:t xml:space="preserve">’s bluff-everything region. Phase 2 therefore asks a</w:t>
+      </w:r>
+      <w:r>
+        <w:t xml:space="preserve"> </w:t>
+      </w:r>
+      <w:r>
+        <w:t xml:space="preserve">deliberately narrow question: can local, reward-greedy tuning</w:t>
+      </w:r>
+      <w:r>
+        <w:t xml:space="preserve"> </w:t>
+      </w:r>
+      <w:r>
+        <w:rPr>
+          <w:iCs/>
+          <w:i/>
+        </w:rPr>
+        <w:t xml:space="preserve">within</w:t>
+      </w:r>
+      <w:r>
+        <w:t xml:space="preserve"> </w:t>
+      </w:r>
+      <w:r>
+        <w:t xml:space="preserve">a personality escape the trap?</w:t>
+      </w:r>
+    </w:p>
+    <w:bookmarkEnd w:id="43"/>
+    <w:bookmarkStart w:id="44" w:name="phase-2-unbounded-optimisation."/>
+    <w:p>
+      <w:pPr>
+        <w:pStyle w:val="Heading4"/>
+      </w:pPr>
+      <w:r>
+        <w:rPr>
+          <w:rStyle w:val="SectionNumber"/>
+        </w:rPr>
+        <w:t xml:space="preserve">3.6.0.3</w:t>
+      </w:r>
+      <w:r>
+        <w:tab/>
+      </w:r>
+      <w:r>
+        <w:t xml:space="preserve">Phase 2</w:t>
       </w:r>
       <m:oMath>
         <m:sSup>
@@ -9192,164 +9184,7 @@
         <w:t xml:space="preserve"> </w:t>
       </w:r>
       <w:r>
-        <w:t xml:space="preserve">(unbounded hill-climbing) tests whether</w:t>
-      </w:r>
-      <w:r>
-        <w:t xml:space="preserve"> </w:t>
-      </w:r>
-      <w:r>
-        <w:t xml:space="preserve">the bounds were the binding constraint; Phase 3 (LLM personality</w:t>
-      </w:r>
-      <w:r>
-        <w:t xml:space="preserve"> </w:t>
-      </w:r>
-      <w:r>
-        <w:t xml:space="preserve">role-players) replaces the rule-based policies with a language</w:t>
-      </w:r>
-      <w:r>
-        <w:t xml:space="preserve"> </w:t>
-      </w:r>
-      <w:r>
-        <w:t xml:space="preserve">model under a personality spec; and Phase 3.1 (LLM with reasoning</w:t>
-      </w:r>
-      <w:r>
-        <w:t xml:space="preserve"> </w:t>
-      </w:r>
-      <w:r>
-        <w:t xml:space="preserve">scaffolding) augments that with chain-of-thought, per-opponent</w:t>
-      </w:r>
-      <w:r>
-        <w:t xml:space="preserve"> </w:t>
-      </w:r>
-      <w:r>
-        <w:t xml:space="preserve">memory, and self-updated strategy notes. The four-tier headline</w:t>
-      </w:r>
-      <w:r>
-        <w:t xml:space="preserve"> </w:t>
-      </w:r>
-      <w:r>
-        <w:t xml:space="preserve">ladder</w:t>
-      </w:r>
-      <w:r>
-        <w:t xml:space="preserve"> </w:t>
-      </w:r>
-      <m:oMath>
-        <m:r>
-          <m:rPr>
-            <m:sty m:val="p"/>
-          </m:rPr>
-          <m:t>−</m:t>
-        </m:r>
-        <m:r>
-          <m:t>0.752</m:t>
-        </m:r>
-        <m:r>
-          <m:rPr>
-            <m:sty m:val="p"/>
-          </m:rPr>
-          <m:t>→</m:t>
-        </m:r>
-        <m:r>
-          <m:rPr>
-            <m:sty m:val="p"/>
-          </m:rPr>
-          <m:t>−</m:t>
-        </m:r>
-        <m:r>
-          <m:t>0.637</m:t>
-        </m:r>
-        <m:r>
-          <m:rPr>
-            <m:sty m:val="p"/>
-          </m:rPr>
-          <m:t>→</m:t>
-        </m:r>
-        <m:r>
-          <m:rPr>
-            <m:sty m:val="p"/>
-          </m:rPr>
-          <m:t>−</m:t>
-        </m:r>
-        <m:r>
-          <m:t>0.510</m:t>
-        </m:r>
-        <m:r>
-          <m:rPr>
-            <m:sty m:val="p"/>
-          </m:rPr>
-          <m:t>→</m:t>
-        </m:r>
-        <m:r>
-          <m:rPr>
-            <m:sty m:val="p"/>
-          </m:rPr>
-          <m:t>−</m:t>
-        </m:r>
-        <m:r>
-          <m:t>0.094</m:t>
-        </m:r>
-      </m:oMath>
-      <w:r>
-        <w:t xml:space="preserve"> </w:t>
-      </w:r>
-      <w:r>
-        <w:t xml:space="preserve">(Phase 2</w:t>
-      </w:r>
-      <m:oMath>
-        <m:sSup>
-          <m:e>
-            <m:r>
-              <m:t>​</m:t>
-            </m:r>
-          </m:e>
-          <m:sup>
-            <m:r>
-              <m:rPr>
-                <m:sty m:val="p"/>
-              </m:rPr>
-              <m:t>*</m:t>
-            </m:r>
-          </m:sup>
-        </m:sSup>
-      </m:oMath>
-      <w:r>
-        <w:t xml:space="preserve">—a separate, unbounded-optimization robustness check</w:t>
-      </w:r>
-      <w:r>
-        <w:t xml:space="preserve"> </w:t>
-      </w:r>
-      <w:r>
-        <w:t xml:space="preserve">on Phase 2—is excluded from this sequential reporting) frames the</w:t>
-      </w:r>
-      <w:r>
-        <w:t xml:space="preserve"> </w:t>
-      </w:r>
-      <w:r>
-        <w:t xml:space="preserve">remainder of this section, which reports per-phase numbers,</w:t>
-      </w:r>
-      <w:r>
-        <w:t xml:space="preserve"> </w:t>
-      </w:r>
-      <w:r>
-        <w:t xml:space="preserve">figures, and illustrative hands.</w:t>
-      </w:r>
-    </w:p>
-    <w:bookmarkStart w:id="51" w:name="phase-1-trust-as-a-liability"/>
-    <w:p>
-      <w:pPr>
-        <w:pStyle w:val="Heading2"/>
-      </w:pPr>
-      <w:r>
-        <w:rPr>
-          <w:rStyle w:val="SectionNumber"/>
-        </w:rPr>
-        <w:t xml:space="preserve">4.1</w:t>
-      </w:r>
-      <w:r>
-        <w:tab/>
-      </w:r>
-      <w:r>
-        <w:t xml:space="preserve">Phase 1: trust as a liability</w:t>
+        <w:t xml:space="preserve">— unbounded optimisation.</w:t>
       </w:r>
     </w:p>
     <w:p>
@@ -9357,7 +9192,257 @@
         <w:pStyle w:val="FirstParagraph"/>
       </w:pPr>
       <w:r>
-        <w:t xml:space="preserve">Phase 1 produces</w:t>
+        <w:t xml:space="preserve">This</w:t>
+      </w:r>
+      <w:r>
+        <w:t xml:space="preserve"> </w:t>
+      </w:r>
+      <w:r>
+        <w:t xml:space="preserve">robustness variant removes the bound box entirely, letting every</w:t>
+      </w:r>
+      <w:r>
+        <w:t xml:space="preserve"> </w:t>
+      </w:r>
+      <w:r>
+        <w:t xml:space="preserve">metric roam the full</w:t>
+      </w:r>
+      <w:r>
+        <w:t xml:space="preserve"> </w:t>
+      </w:r>
+      <m:oMath>
+        <m:d>
+          <m:dPr>
+            <m:begChr m:val="["/>
+            <m:endChr m:val="]"/>
+            <m:sepChr m:val=""/>
+            <m:grow/>
+          </m:dPr>
+          <m:e>
+            <m:r>
+              <m:t>0</m:t>
+            </m:r>
+            <m:r>
+              <m:rPr>
+                <m:sty m:val="p"/>
+              </m:rPr>
+              <m:t>,</m:t>
+            </m:r>
+            <m:r>
+              <m:t>1</m:t>
+            </m:r>
+          </m:e>
+        </m:d>
+      </m:oMath>
+      <w:r>
+        <w:t xml:space="preserve"> </w:t>
+      </w:r>
+      <w:r>
+        <w:t xml:space="preserve">interval, enlarges the step to</w:t>
+      </w:r>
+      <w:r>
+        <w:t xml:space="preserve"> </w:t>
+      </w:r>
+      <m:oMath>
+        <m:r>
+          <m:t>δ</m:t>
+        </m:r>
+        <m:r>
+          <m:rPr>
+            <m:sty m:val="p"/>
+          </m:rPr>
+          <m:t>=</m:t>
+        </m:r>
+        <m:r>
+          <m:t>0.15</m:t>
+        </m:r>
+      </m:oMath>
+      <w:r>
+        <w:t xml:space="preserve">, and shrinks the evaluation window from 200 hands to</w:t>
+      </w:r>
+      <w:r>
+        <w:t xml:space="preserve"> </w:t>
+      </w:r>
+      <w:r>
+        <w:t xml:space="preserve">fifty so the optimiser takes many more and much larger moves. It is</w:t>
+      </w:r>
+      <w:r>
+        <w:t xml:space="preserve"> </w:t>
+      </w:r>
+      <w:r>
+        <w:t xml:space="preserve">the falsification test for the hypothesis that the archetype</w:t>
+      </w:r>
+      <w:r>
+        <w:t xml:space="preserve"> </w:t>
+      </w:r>
+      <w:r>
+        <w:t xml:space="preserve">boxes—rather than the trust dynamics—are what hold the trap in</w:t>
+      </w:r>
+      <w:r>
+        <w:t xml:space="preserve"> </w:t>
+      </w:r>
+      <w:r>
+        <w:t xml:space="preserve">place.</w:t>
+      </w:r>
+    </w:p>
+    <w:bookmarkEnd w:id="44"/>
+    <w:bookmarkStart w:id="45" w:name="phase-3-llm-personality-role-players."/>
+    <w:p>
+      <w:pPr>
+        <w:pStyle w:val="Heading4"/>
+      </w:pPr>
+      <w:r>
+        <w:rPr>
+          <w:rStyle w:val="SectionNumber"/>
+        </w:rPr>
+        <w:t xml:space="preserve">3.6.0.4</w:t>
+      </w:r>
+      <w:r>
+        <w:tab/>
+      </w:r>
+      <w:r>
+        <w:t xml:space="preserve">Phase 3 — LLM personality role-players.</w:t>
+      </w:r>
+    </w:p>
+    <w:p>
+      <w:pPr>
+        <w:pStyle w:val="FirstParagraph"/>
+      </w:pPr>
+      <w:r>
+        <w:t xml:space="preserve">Each decision</w:t>
+      </w:r>
+      <w:r>
+        <w:t xml:space="preserve"> </w:t>
+      </w:r>
+      <w:r>
+        <w:t xml:space="preserve">is delegated to Anthropic’s Claude Haiku 4.5. The agent’s personality</w:t>
+      </w:r>
+      <w:r>
+        <w:t xml:space="preserve"> </w:t>
+      </w:r>
+      <w:r>
+        <w:t xml:space="preserve">specification is supplied as the system prompt, the live hand state</w:t>
+      </w:r>
+      <w:r>
+        <w:t xml:space="preserve"> </w:t>
+      </w:r>
+      <w:r>
+        <w:t xml:space="preserve">(hole cards, board, pot, betting history, and stack sizes) is</w:t>
+      </w:r>
+      <w:r>
+        <w:t xml:space="preserve"> </w:t>
+      </w:r>
+      <w:r>
+        <w:t xml:space="preserve">serialised into the user message, and the model’s reply is parsed</w:t>
+      </w:r>
+      <w:r>
+        <w:t xml:space="preserve"> </w:t>
+      </w:r>
+      <w:r>
+        <w:t xml:space="preserve">back into one of the legal actions. There is no memory across hands</w:t>
+      </w:r>
+      <w:r>
+        <w:t xml:space="preserve"> </w:t>
+      </w:r>
+      <w:r>
+        <w:t xml:space="preserve">and no explicit reasoning step: the model simply role-plays the</w:t>
+      </w:r>
+      <w:r>
+        <w:t xml:space="preserve"> </w:t>
+      </w:r>
+      <w:r>
+        <w:t xml:space="preserve">personality one decision at a time, sampled at the SDK default</w:t>
+      </w:r>
+      <w:r>
+        <w:t xml:space="preserve"> </w:t>
+      </w:r>
+      <w:r>
+        <w:t xml:space="preserve">temperature of</w:t>
+      </w:r>
+      <w:r>
+        <w:t xml:space="preserve"> </w:t>
+      </w:r>
+      <m:oMath>
+        <m:r>
+          <m:t>1.0</m:t>
+        </m:r>
+      </m:oMath>
+      <w:r>
+        <w:t xml:space="preserve">.</w:t>
+      </w:r>
+    </w:p>
+    <w:bookmarkEnd w:id="45"/>
+    <w:bookmarkStart w:id="46" w:name="Xcd12d597dc9c01d4a544988c0f3a55a3ee8f103"/>
+    <w:p>
+      <w:pPr>
+        <w:pStyle w:val="Heading4"/>
+      </w:pPr>
+      <w:r>
+        <w:rPr>
+          <w:rStyle w:val="SectionNumber"/>
+        </w:rPr>
+        <w:t xml:space="preserve">3.6.0.5</w:t>
+      </w:r>
+      <w:r>
+        <w:tab/>
+      </w:r>
+      <w:r>
+        <w:t xml:space="preserve">Phase 3.1 — LLM with reasoning scaffolding.</w:t>
+      </w:r>
+    </w:p>
+    <w:p>
+      <w:pPr>
+        <w:pStyle w:val="FirstParagraph"/>
+      </w:pPr>
+      <w:r>
+        <w:t xml:space="preserve">Phase 3.1</w:t>
+      </w:r>
+      <w:r>
+        <w:t xml:space="preserve"> </w:t>
+      </w:r>
+      <w:r>
+        <w:t xml:space="preserve">keeps the same model and personality prompts but adds three scaffolds.</w:t>
+      </w:r>
+      <w:r>
+        <w:t xml:space="preserve"> </w:t>
+      </w:r>
+      <w:r>
+        <w:t xml:space="preserve">A two-sentence chain-of-thought field forces the model to state a</w:t>
+      </w:r>
+      <w:r>
+        <w:t xml:space="preserve"> </w:t>
+      </w:r>
+      <w:r>
+        <w:t xml:space="preserve">reason before it acts; a per-opponent memory, refreshed every ten</w:t>
+      </w:r>
+      <w:r>
+        <w:t xml:space="preserve"> </w:t>
+      </w:r>
+      <w:r>
+        <w:t xml:space="preserve">hands, summarises how each rival has been playing; and a</w:t>
+      </w:r>
+      <w:r>
+        <w:t xml:space="preserve"> </w:t>
+      </w:r>
+      <w:r>
+        <w:t xml:space="preserve">self-authored strategy note, rewritten every twenty-five hands, lets</w:t>
+      </w:r>
+      <w:r>
+        <w:t xml:space="preserve"> </w:t>
+      </w:r>
+      <w:r>
+        <w:t xml:space="preserve">the agent carry a running plan from hand to hand. Together these let</w:t>
+      </w:r>
+      <w:r>
+        <w:t xml:space="preserve"> </w:t>
+      </w:r>
+      <w:r>
+        <w:t xml:space="preserve">an agent reason about the reputation system itself rather than only</w:t>
+      </w:r>
+      <w:r>
+        <w:t xml:space="preserve"> </w:t>
+      </w:r>
+      <w:r>
+        <w:t xml:space="preserve">about its own cards—and this is the single intervention that moves</w:t>
       </w:r>
       <w:r>
         <w:t xml:space="preserve"> </w:t>
@@ -9384,6 +9469,1198 @@
             </m:r>
           </m:sub>
         </m:sSub>
+      </m:oMath>
+      <w:r>
+        <w:t xml:space="preserve"> </w:t>
+      </w:r>
+      <w:r>
+        <w:t xml:space="preserve">materially toward zero.</w:t>
+      </w:r>
+    </w:p>
+    <w:bookmarkEnd w:id="46"/>
+    <w:bookmarkEnd w:id="47"/>
+    <w:bookmarkEnd w:id="48"/>
+    <w:bookmarkStart w:id="83" w:name="results"/>
+    <w:p>
+      <w:pPr>
+        <w:pStyle w:val="Heading1"/>
+      </w:pPr>
+      <w:r>
+        <w:rPr>
+          <w:rStyle w:val="SectionNumber"/>
+        </w:rPr>
+        <w:t xml:space="preserve">4</w:t>
+      </w:r>
+      <w:r>
+        <w:tab/>
+      </w:r>
+      <w:r>
+        <w:t xml:space="preserve">Results</w:t>
+      </w:r>
+    </w:p>
+    <w:p>
+      <w:pPr>
+        <w:pStyle w:val="FirstParagraph"/>
+      </w:pPr>
+      <w:r>
+        <w:t xml:space="preserve">We present results in order of agent capability: Phase 1</w:t>
+      </w:r>
+      <w:r>
+        <w:t xml:space="preserve"> </w:t>
+      </w:r>
+      <w:r>
+        <w:t xml:space="preserve">(frozen rule-based agents) establishes the baseline trap; Phase 2</w:t>
+      </w:r>
+      <w:r>
+        <w:t xml:space="preserve"> </w:t>
+      </w:r>
+      <w:r>
+        <w:t xml:space="preserve">(bounded hill-climbing) tests whether numerical adaptation can</w:t>
+      </w:r>
+      <w:r>
+        <w:t xml:space="preserve"> </w:t>
+      </w:r>
+      <w:r>
+        <w:t xml:space="preserve">soften it; Phase 2</w:t>
+      </w:r>
+      <m:oMath>
+        <m:sSup>
+          <m:e>
+            <m:r>
+              <m:t>​</m:t>
+            </m:r>
+          </m:e>
+          <m:sup>
+            <m:r>
+              <m:rPr>
+                <m:sty m:val="p"/>
+              </m:rPr>
+              <m:t>*</m:t>
+            </m:r>
+          </m:sup>
+        </m:sSup>
+      </m:oMath>
+      <w:r>
+        <w:t xml:space="preserve"> </w:t>
+      </w:r>
+      <w:r>
+        <w:t xml:space="preserve">(unbounded hill-climbing) tests whether</w:t>
+      </w:r>
+      <w:r>
+        <w:t xml:space="preserve"> </w:t>
+      </w:r>
+      <w:r>
+        <w:t xml:space="preserve">the bounds were the binding constraint; Phase 3 (LLM personality</w:t>
+      </w:r>
+      <w:r>
+        <w:t xml:space="preserve"> </w:t>
+      </w:r>
+      <w:r>
+        <w:t xml:space="preserve">role-players) replaces the rule-based policies with a language</w:t>
+      </w:r>
+      <w:r>
+        <w:t xml:space="preserve"> </w:t>
+      </w:r>
+      <w:r>
+        <w:t xml:space="preserve">model under a personality spec; and Phase 3.1 (LLM with reasoning</w:t>
+      </w:r>
+      <w:r>
+        <w:t xml:space="preserve"> </w:t>
+      </w:r>
+      <w:r>
+        <w:t xml:space="preserve">scaffolding) augments that with chain-of-thought, per-opponent</w:t>
+      </w:r>
+      <w:r>
+        <w:t xml:space="preserve"> </w:t>
+      </w:r>
+      <w:r>
+        <w:t xml:space="preserve">memory, and self-updated strategy notes. The four-tier headline</w:t>
+      </w:r>
+      <w:r>
+        <w:t xml:space="preserve"> </w:t>
+      </w:r>
+      <w:r>
+        <w:t xml:space="preserve">ladder</w:t>
+      </w:r>
+      <w:r>
+        <w:t xml:space="preserve"> </w:t>
+      </w:r>
+      <m:oMath>
+        <m:r>
+          <m:rPr>
+            <m:sty m:val="p"/>
+          </m:rPr>
+          <m:t>−</m:t>
+        </m:r>
+        <m:r>
+          <m:t>0.752</m:t>
+        </m:r>
+        <m:r>
+          <m:rPr>
+            <m:sty m:val="p"/>
+          </m:rPr>
+          <m:t>→</m:t>
+        </m:r>
+        <m:r>
+          <m:rPr>
+            <m:sty m:val="p"/>
+          </m:rPr>
+          <m:t>−</m:t>
+        </m:r>
+        <m:r>
+          <m:t>0.637</m:t>
+        </m:r>
+        <m:r>
+          <m:rPr>
+            <m:sty m:val="p"/>
+          </m:rPr>
+          <m:t>→</m:t>
+        </m:r>
+        <m:r>
+          <m:rPr>
+            <m:sty m:val="p"/>
+          </m:rPr>
+          <m:t>−</m:t>
+        </m:r>
+        <m:r>
+          <m:t>0.510</m:t>
+        </m:r>
+        <m:r>
+          <m:rPr>
+            <m:sty m:val="p"/>
+          </m:rPr>
+          <m:t>→</m:t>
+        </m:r>
+        <m:r>
+          <m:rPr>
+            <m:sty m:val="p"/>
+          </m:rPr>
+          <m:t>−</m:t>
+        </m:r>
+        <m:r>
+          <m:t>0.094</m:t>
+        </m:r>
+      </m:oMath>
+      <w:r>
+        <w:t xml:space="preserve"> </w:t>
+      </w:r>
+      <w:r>
+        <w:t xml:space="preserve">(Phase 2</w:t>
+      </w:r>
+      <m:oMath>
+        <m:sSup>
+          <m:e>
+            <m:r>
+              <m:t>​</m:t>
+            </m:r>
+          </m:e>
+          <m:sup>
+            <m:r>
+              <m:rPr>
+                <m:sty m:val="p"/>
+              </m:rPr>
+              <m:t>*</m:t>
+            </m:r>
+          </m:sup>
+        </m:sSup>
+      </m:oMath>
+      <w:r>
+        <w:t xml:space="preserve">—a separate, unbounded-optimization robustness check</w:t>
+      </w:r>
+      <w:r>
+        <w:t xml:space="preserve"> </w:t>
+      </w:r>
+      <w:r>
+        <w:t xml:space="preserve">on Phase 2—is excluded from this sequential reporting) frames the</w:t>
+      </w:r>
+      <w:r>
+        <w:t xml:space="preserve"> </w:t>
+      </w:r>
+      <w:r>
+        <w:t xml:space="preserve">remainder of this section, which reports per-phase numbers,</w:t>
+      </w:r>
+      <w:r>
+        <w:t xml:space="preserve"> </w:t>
+      </w:r>
+      <w:r>
+        <w:t xml:space="preserve">figures, and illustrative hands. Table 3</w:t>
+      </w:r>
+      <w:r>
+        <w:t xml:space="preserve"> </w:t>
+      </w:r>
+      <w:r>
+        <w:t xml:space="preserve">previews the endpoint of that ladder—the final per-archetype</w:t>
+      </w:r>
+      <w:r>
+        <w:t xml:space="preserve"> </w:t>
+      </w:r>
+      <w:r>
+        <w:t xml:space="preserve">economic ordering under Phase 3.1—which the per-phase narrative</w:t>
+      </w:r>
+      <w:r>
+        <w:t xml:space="preserve"> </w:t>
+      </w:r>
+      <w:r>
+        <w:t xml:space="preserve">below then builds toward.</w:t>
+      </w:r>
+    </w:p>
+    <w:tbl>
+      <w:tblPr>
+        <w:tblStyle w:val="Table"/>
+        <w:tblW w:type="auto" w:w="0"/>
+        <w:tblLook w:firstRow="1" w:lastRow="0" w:firstColumn="0" w:lastColumn="0" w:noHBand="0" w:noVBand="0" w:val="0020"/>
+        <w:jc w:val="start"/>
+      </w:tblPr>
+      <w:tblGrid>
+        <w:gridCol w:w="990"/>
+        <w:gridCol w:w="990"/>
+        <w:gridCol w:w="990"/>
+        <w:gridCol w:w="990"/>
+        <w:gridCol w:w="990"/>
+        <w:gridCol w:w="990"/>
+        <w:gridCol w:w="990"/>
+        <w:gridCol w:w="990"/>
+      </w:tblGrid>
+      <w:tr>
+        <w:trPr>
+          <w:tblHeader w:val="true"/>
+        </w:trPr>
+        <w:tc>
+          <w:tcPr/>
+          <w:p>
+            <w:pPr>
+              <w:pStyle w:val="Compact"/>
+              <w:jc w:val="left"/>
+            </w:pPr>
+            <w:r>
+              <w:t xml:space="preserve">Archetype</w:t>
+            </w:r>
+          </w:p>
+        </w:tc>
+        <w:tc>
+          <w:tcPr/>
+          <w:p>
+            <w:pPr>
+              <w:pStyle w:val="Compact"/>
+              <w:jc w:val="right"/>
+            </w:pPr>
+            <w:r>
+              <w:t xml:space="preserve">Trust</w:t>
+            </w:r>
+          </w:p>
+        </w:tc>
+        <w:tc>
+          <w:tcPr/>
+          <w:p>
+            <w:pPr>
+              <w:pStyle w:val="Compact"/>
+              <w:jc w:val="right"/>
+            </w:pPr>
+            <w:r>
+              <w:t xml:space="preserve">Stack</w:t>
+            </w:r>
+          </w:p>
+        </w:tc>
+        <w:tc>
+          <w:tcPr/>
+          <w:p>
+            <w:pPr>
+              <w:pStyle w:val="Compact"/>
+              <w:jc w:val="right"/>
+            </w:pPr>
+            <m:oMath>
+              <m:r>
+                <m:t>σ</m:t>
+              </m:r>
+            </m:oMath>
+          </w:p>
+        </w:tc>
+        <w:tc>
+          <w:tcPr/>
+          <w:p>
+            <w:pPr>
+              <w:pStyle w:val="Compact"/>
+              <w:jc w:val="right"/>
+            </w:pPr>
+            <w:r>
+              <w:t xml:space="preserve">Rebuys</w:t>
+            </w:r>
+          </w:p>
+        </w:tc>
+        <w:tc>
+          <w:tcPr/>
+          <w:p>
+            <w:pPr>
+              <w:pStyle w:val="Compact"/>
+              <w:jc w:val="right"/>
+            </w:pPr>
+            <w:r>
+              <w:t xml:space="preserve">Rank P3</w:t>
+            </w:r>
+          </w:p>
+        </w:tc>
+        <w:tc>
+          <w:tcPr/>
+          <w:p>
+            <w:pPr>
+              <w:pStyle w:val="Compact"/>
+              <w:jc w:val="right"/>
+            </w:pPr>
+            <w:r>
+              <w:t xml:space="preserve">Rank P3.1</w:t>
+            </w:r>
+          </w:p>
+        </w:tc>
+        <w:tc>
+          <w:tcPr/>
+          <w:p>
+            <w:pPr>
+              <w:pStyle w:val="Compact"/>
+              <w:jc w:val="right"/>
+            </w:pPr>
+            <m:oMath>
+              <m:r>
+                <m:t>Δ</m:t>
+              </m:r>
+            </m:oMath>
+          </w:p>
+        </w:tc>
+      </w:tr>
+      <w:tr>
+        <w:tc>
+          <w:tcPr/>
+          <w:p>
+            <w:pPr>
+              <w:pStyle w:val="Compact"/>
+              <w:jc w:val="left"/>
+            </w:pPr>
+            <w:r>
+              <w:t xml:space="preserve">wall</w:t>
+            </w:r>
+          </w:p>
+        </w:tc>
+        <w:tc>
+          <w:tcPr/>
+          <w:p>
+            <w:pPr>
+              <w:pStyle w:val="Compact"/>
+              <w:jc w:val="right"/>
+            </w:pPr>
+            <w:r>
+              <w:t xml:space="preserve">0.849</w:t>
+            </w:r>
+          </w:p>
+        </w:tc>
+        <w:tc>
+          <w:tcPr/>
+          <w:p>
+            <w:pPr>
+              <w:pStyle w:val="Compact"/>
+              <w:jc w:val="right"/>
+            </w:pPr>
+            <w:r>
+              <w:t xml:space="preserve">280</w:t>
+            </w:r>
+          </w:p>
+        </w:tc>
+        <w:tc>
+          <w:tcPr/>
+          <w:p>
+            <w:pPr>
+              <w:pStyle w:val="Compact"/>
+              <w:jc w:val="right"/>
+            </w:pPr>
+            <w:r>
+              <w:t xml:space="preserve">88</w:t>
+            </w:r>
+          </w:p>
+        </w:tc>
+        <w:tc>
+          <w:tcPr/>
+          <w:p>
+            <w:pPr>
+              <w:pStyle w:val="Compact"/>
+              <w:jc w:val="right"/>
+            </w:pPr>
+            <w:r>
+              <w:t xml:space="preserve">0.0</w:t>
+            </w:r>
+          </w:p>
+        </w:tc>
+        <w:tc>
+          <w:tcPr/>
+          <w:p>
+            <w:pPr>
+              <w:pStyle w:val="Compact"/>
+              <w:jc w:val="right"/>
+            </w:pPr>
+            <w:r>
+              <w:t xml:space="preserve">8</w:t>
+            </w:r>
+          </w:p>
+        </w:tc>
+        <w:tc>
+          <w:tcPr/>
+          <w:p>
+            <w:pPr>
+              <w:pStyle w:val="Compact"/>
+              <w:jc w:val="right"/>
+            </w:pPr>
+            <w:r>
+              <w:t xml:space="preserve">1</w:t>
+            </w:r>
+          </w:p>
+        </w:tc>
+        <w:tc>
+          <w:tcPr/>
+          <w:p>
+            <w:pPr>
+              <w:pStyle w:val="Compact"/>
+              <w:jc w:val="right"/>
+            </w:pPr>
+            <w:r>
+              <w:t xml:space="preserve">+7</w:t>
+            </w:r>
+          </w:p>
+        </w:tc>
+      </w:tr>
+      <w:tr>
+        <w:tc>
+          <w:tcPr/>
+          <w:p>
+            <w:pPr>
+              <w:pStyle w:val="Compact"/>
+              <w:jc w:val="left"/>
+            </w:pPr>
+            <w:r>
+              <w:t xml:space="preserve">firestorm</w:t>
+            </w:r>
+          </w:p>
+        </w:tc>
+        <w:tc>
+          <w:tcPr/>
+          <w:p>
+            <w:pPr>
+              <w:pStyle w:val="Compact"/>
+              <w:jc w:val="right"/>
+            </w:pPr>
+            <w:r>
+              <w:t xml:space="preserve">0.481</w:t>
+            </w:r>
+          </w:p>
+        </w:tc>
+        <w:tc>
+          <w:tcPr/>
+          <w:p>
+            <w:pPr>
+              <w:pStyle w:val="Compact"/>
+              <w:jc w:val="right"/>
+            </w:pPr>
+            <w:r>
+              <w:t xml:space="preserve">231</w:t>
+            </w:r>
+          </w:p>
+        </w:tc>
+        <w:tc>
+          <w:tcPr/>
+          <w:p>
+            <w:pPr>
+              <w:pStyle w:val="Compact"/>
+              <w:jc w:val="right"/>
+            </w:pPr>
+            <w:r>
+              <w:t xml:space="preserve">104</w:t>
+            </w:r>
+          </w:p>
+        </w:tc>
+        <w:tc>
+          <w:tcPr/>
+          <w:p>
+            <w:pPr>
+              <w:pStyle w:val="Compact"/>
+              <w:jc w:val="right"/>
+            </w:pPr>
+            <w:r>
+              <w:t xml:space="preserve">0.2</w:t>
+            </w:r>
+          </w:p>
+        </w:tc>
+        <w:tc>
+          <w:tcPr/>
+          <w:p>
+            <w:pPr>
+              <w:pStyle w:val="Compact"/>
+              <w:jc w:val="right"/>
+            </w:pPr>
+            <w:r>
+              <w:t xml:space="preserve">5</w:t>
+            </w:r>
+          </w:p>
+        </w:tc>
+        <w:tc>
+          <w:tcPr/>
+          <w:p>
+            <w:pPr>
+              <w:pStyle w:val="Compact"/>
+              <w:jc w:val="right"/>
+            </w:pPr>
+            <w:r>
+              <w:t xml:space="preserve">2</w:t>
+            </w:r>
+          </w:p>
+        </w:tc>
+        <w:tc>
+          <w:tcPr/>
+          <w:p>
+            <w:pPr>
+              <w:pStyle w:val="Compact"/>
+              <w:jc w:val="right"/>
+            </w:pPr>
+            <w:r>
+              <w:t xml:space="preserve">+3</w:t>
+            </w:r>
+          </w:p>
+        </w:tc>
+      </w:tr>
+      <w:tr>
+        <w:tc>
+          <w:tcPr/>
+          <w:p>
+            <w:pPr>
+              <w:pStyle w:val="Compact"/>
+              <w:jc w:val="left"/>
+            </w:pPr>
+            <w:r>
+              <w:t xml:space="preserve">phantom</w:t>
+            </w:r>
+          </w:p>
+        </w:tc>
+        <w:tc>
+          <w:tcPr/>
+          <w:p>
+            <w:pPr>
+              <w:pStyle w:val="Compact"/>
+              <w:jc w:val="right"/>
+            </w:pPr>
+            <w:r>
+              <w:t xml:space="preserve">0.748</w:t>
+            </w:r>
+          </w:p>
+        </w:tc>
+        <w:tc>
+          <w:tcPr/>
+          <w:p>
+            <w:pPr>
+              <w:pStyle w:val="Compact"/>
+              <w:jc w:val="right"/>
+            </w:pPr>
+            <w:r>
+              <w:t xml:space="preserve">230</w:t>
+            </w:r>
+          </w:p>
+        </w:tc>
+        <w:tc>
+          <w:tcPr/>
+          <w:p>
+            <w:pPr>
+              <w:pStyle w:val="Compact"/>
+              <w:jc w:val="right"/>
+            </w:pPr>
+            <w:r>
+              <w:t xml:space="preserve">61</w:t>
+            </w:r>
+          </w:p>
+        </w:tc>
+        <w:tc>
+          <w:tcPr/>
+          <w:p>
+            <w:pPr>
+              <w:pStyle w:val="Compact"/>
+              <w:jc w:val="right"/>
+            </w:pPr>
+            <w:r>
+              <w:t xml:space="preserve">0.2</w:t>
+            </w:r>
+          </w:p>
+        </w:tc>
+        <w:tc>
+          <w:tcPr/>
+          <w:p>
+            <w:pPr>
+              <w:pStyle w:val="Compact"/>
+              <w:jc w:val="right"/>
+            </w:pPr>
+            <w:r>
+              <w:t xml:space="preserve">1</w:t>
+            </w:r>
+          </w:p>
+        </w:tc>
+        <w:tc>
+          <w:tcPr/>
+          <w:p>
+            <w:pPr>
+              <w:pStyle w:val="Compact"/>
+              <w:jc w:val="right"/>
+            </w:pPr>
+            <w:r>
+              <w:t xml:space="preserve">3</w:t>
+            </w:r>
+          </w:p>
+        </w:tc>
+        <w:tc>
+          <w:tcPr/>
+          <w:p>
+            <w:pPr>
+              <w:pStyle w:val="Compact"/>
+              <w:jc w:val="right"/>
+            </w:pPr>
+            <w:r>
+              <w:t xml:space="preserve">-2</w:t>
+            </w:r>
+          </w:p>
+        </w:tc>
+      </w:tr>
+      <w:tr>
+        <w:tc>
+          <w:tcPr/>
+          <w:p>
+            <w:pPr>
+              <w:pStyle w:val="Compact"/>
+              <w:jc w:val="left"/>
+            </w:pPr>
+            <w:r>
+              <w:t xml:space="preserve">mirror</w:t>
+            </w:r>
+          </w:p>
+        </w:tc>
+        <w:tc>
+          <w:tcPr/>
+          <w:p>
+            <w:pPr>
+              <w:pStyle w:val="Compact"/>
+              <w:jc w:val="right"/>
+            </w:pPr>
+            <w:r>
+              <w:t xml:space="preserve">0.728</w:t>
+            </w:r>
+          </w:p>
+        </w:tc>
+        <w:tc>
+          <w:tcPr/>
+          <w:p>
+            <w:pPr>
+              <w:pStyle w:val="Compact"/>
+              <w:jc w:val="right"/>
+            </w:pPr>
+            <w:r>
+              <w:t xml:space="preserve">208</w:t>
+            </w:r>
+          </w:p>
+        </w:tc>
+        <w:tc>
+          <w:tcPr/>
+          <w:p>
+            <w:pPr>
+              <w:pStyle w:val="Compact"/>
+              <w:jc w:val="right"/>
+            </w:pPr>
+            <w:r>
+              <w:t xml:space="preserve">83</w:t>
+            </w:r>
+          </w:p>
+        </w:tc>
+        <w:tc>
+          <w:tcPr/>
+          <w:p>
+            <w:pPr>
+              <w:pStyle w:val="Compact"/>
+              <w:jc w:val="right"/>
+            </w:pPr>
+            <w:r>
+              <w:t xml:space="preserve">0.0</w:t>
+            </w:r>
+          </w:p>
+        </w:tc>
+        <w:tc>
+          <w:tcPr/>
+          <w:p>
+            <w:pPr>
+              <w:pStyle w:val="Compact"/>
+              <w:jc w:val="right"/>
+            </w:pPr>
+            <w:r>
+              <w:t xml:space="preserve">2</w:t>
+            </w:r>
+          </w:p>
+        </w:tc>
+        <w:tc>
+          <w:tcPr/>
+          <w:p>
+            <w:pPr>
+              <w:pStyle w:val="Compact"/>
+              <w:jc w:val="right"/>
+            </w:pPr>
+            <w:r>
+              <w:t xml:space="preserve">4</w:t>
+            </w:r>
+          </w:p>
+        </w:tc>
+        <w:tc>
+          <w:tcPr/>
+          <w:p>
+            <w:pPr>
+              <w:pStyle w:val="Compact"/>
+              <w:jc w:val="right"/>
+            </w:pPr>
+            <w:r>
+              <w:t xml:space="preserve">-2</w:t>
+            </w:r>
+          </w:p>
+        </w:tc>
+      </w:tr>
+      <w:tr>
+        <w:tc>
+          <w:tcPr/>
+          <w:p>
+            <w:pPr>
+              <w:pStyle w:val="Compact"/>
+              <w:jc w:val="left"/>
+            </w:pPr>
+            <w:r>
+              <w:t xml:space="preserve">judge</w:t>
+            </w:r>
+          </w:p>
+        </w:tc>
+        <w:tc>
+          <w:tcPr/>
+          <w:p>
+            <w:pPr>
+              <w:pStyle w:val="Compact"/>
+              <w:jc w:val="right"/>
+            </w:pPr>
+            <w:r>
+              <w:t xml:space="preserve">0.781</w:t>
+            </w:r>
+          </w:p>
+        </w:tc>
+        <w:tc>
+          <w:tcPr/>
+          <w:p>
+            <w:pPr>
+              <w:pStyle w:val="Compact"/>
+              <w:jc w:val="right"/>
+            </w:pPr>
+            <w:r>
+              <w:t xml:space="preserve">191</w:t>
+            </w:r>
+          </w:p>
+        </w:tc>
+        <w:tc>
+          <w:tcPr/>
+          <w:p>
+            <w:pPr>
+              <w:pStyle w:val="Compact"/>
+              <w:jc w:val="right"/>
+            </w:pPr>
+            <w:r>
+              <w:t xml:space="preserve">45</w:t>
+            </w:r>
+          </w:p>
+        </w:tc>
+        <w:tc>
+          <w:tcPr/>
+          <w:p>
+            <w:pPr>
+              <w:pStyle w:val="Compact"/>
+              <w:jc w:val="right"/>
+            </w:pPr>
+            <w:r>
+              <w:t xml:space="preserve">0.0</w:t>
+            </w:r>
+          </w:p>
+        </w:tc>
+        <w:tc>
+          <w:tcPr/>
+          <w:p>
+            <w:pPr>
+              <w:pStyle w:val="Compact"/>
+              <w:jc w:val="right"/>
+            </w:pPr>
+            <w:r>
+              <w:t xml:space="preserve">4</w:t>
+            </w:r>
+          </w:p>
+        </w:tc>
+        <w:tc>
+          <w:tcPr/>
+          <w:p>
+            <w:pPr>
+              <w:pStyle w:val="Compact"/>
+              <w:jc w:val="right"/>
+            </w:pPr>
+            <w:r>
+              <w:t xml:space="preserve">5</w:t>
+            </w:r>
+          </w:p>
+        </w:tc>
+        <w:tc>
+          <w:tcPr/>
+          <w:p>
+            <w:pPr>
+              <w:pStyle w:val="Compact"/>
+              <w:jc w:val="right"/>
+            </w:pPr>
+            <w:r>
+              <w:t xml:space="preserve">-1</w:t>
+            </w:r>
+          </w:p>
+        </w:tc>
+      </w:tr>
+      <w:tr>
+        <w:tc>
+          <w:tcPr/>
+          <w:p>
+            <w:pPr>
+              <w:pStyle w:val="Compact"/>
+              <w:jc w:val="left"/>
+            </w:pPr>
+            <w:r>
+              <w:t xml:space="preserve">sentinel</w:t>
+            </w:r>
+          </w:p>
+        </w:tc>
+        <w:tc>
+          <w:tcPr/>
+          <w:p>
+            <w:pPr>
+              <w:pStyle w:val="Compact"/>
+              <w:jc w:val="right"/>
+            </w:pPr>
+            <w:r>
+              <w:t xml:space="preserve">0.786</w:t>
+            </w:r>
+          </w:p>
+        </w:tc>
+        <w:tc>
+          <w:tcPr/>
+          <w:p>
+            <w:pPr>
+              <w:pStyle w:val="Compact"/>
+              <w:jc w:val="right"/>
+            </w:pPr>
+            <w:r>
+              <w:t xml:space="preserve">183</w:t>
+            </w:r>
+          </w:p>
+        </w:tc>
+        <w:tc>
+          <w:tcPr/>
+          <w:p>
+            <w:pPr>
+              <w:pStyle w:val="Compact"/>
+              <w:jc w:val="right"/>
+            </w:pPr>
+            <w:r>
+              <w:t xml:space="preserve">58</w:t>
+            </w:r>
+          </w:p>
+        </w:tc>
+        <w:tc>
+          <w:tcPr/>
+          <w:p>
+            <w:pPr>
+              <w:pStyle w:val="Compact"/>
+              <w:jc w:val="right"/>
+            </w:pPr>
+            <w:r>
+              <w:t xml:space="preserve">0.0</w:t>
+            </w:r>
+          </w:p>
+        </w:tc>
+        <w:tc>
+          <w:tcPr/>
+          <w:p>
+            <w:pPr>
+              <w:pStyle w:val="Compact"/>
+              <w:jc w:val="right"/>
+            </w:pPr>
+            <w:r>
+              <w:t xml:space="preserve">7</w:t>
+            </w:r>
+          </w:p>
+        </w:tc>
+        <w:tc>
+          <w:tcPr/>
+          <w:p>
+            <w:pPr>
+              <w:pStyle w:val="Compact"/>
+              <w:jc w:val="right"/>
+            </w:pPr>
+            <w:r>
+              <w:t xml:space="preserve">6</w:t>
+            </w:r>
+          </w:p>
+        </w:tc>
+        <w:tc>
+          <w:tcPr/>
+          <w:p>
+            <w:pPr>
+              <w:pStyle w:val="Compact"/>
+              <w:jc w:val="right"/>
+            </w:pPr>
+            <w:r>
+              <w:t xml:space="preserve">+1</w:t>
+            </w:r>
+          </w:p>
+        </w:tc>
+      </w:tr>
+      <w:tr>
+        <w:tc>
+          <w:tcPr/>
+          <w:p>
+            <w:pPr>
+              <w:pStyle w:val="Compact"/>
+              <w:jc w:val="left"/>
+            </w:pPr>
+            <w:r>
+              <w:t xml:space="preserve">predator</w:t>
+            </w:r>
+          </w:p>
+        </w:tc>
+        <w:tc>
+          <w:tcPr/>
+          <w:p>
+            <w:pPr>
+              <w:pStyle w:val="Compact"/>
+              <w:jc w:val="right"/>
+            </w:pPr>
+            <w:r>
+              <w:t xml:space="preserve">0.797</w:t>
+            </w:r>
+          </w:p>
+        </w:tc>
+        <w:tc>
+          <w:tcPr/>
+          <w:p>
+            <w:pPr>
+              <w:pStyle w:val="Compact"/>
+              <w:jc w:val="right"/>
+            </w:pPr>
+            <w:r>
+              <w:t xml:space="preserve">179</w:t>
+            </w:r>
+          </w:p>
+        </w:tc>
+        <w:tc>
+          <w:tcPr/>
+          <w:p>
+            <w:pPr>
+              <w:pStyle w:val="Compact"/>
+              <w:jc w:val="right"/>
+            </w:pPr>
+            <w:r>
+              <w:t xml:space="preserve">98</w:t>
+            </w:r>
+          </w:p>
+        </w:tc>
+        <w:tc>
+          <w:tcPr/>
+          <w:p>
+            <w:pPr>
+              <w:pStyle w:val="Compact"/>
+              <w:jc w:val="right"/>
+            </w:pPr>
+            <w:r>
+              <w:t xml:space="preserve">0.0</w:t>
+            </w:r>
+          </w:p>
+        </w:tc>
+        <w:tc>
+          <w:tcPr/>
+          <w:p>
+            <w:pPr>
+              <w:pStyle w:val="Compact"/>
+              <w:jc w:val="right"/>
+            </w:pPr>
+            <w:r>
+              <w:t xml:space="preserve">6</w:t>
+            </w:r>
+          </w:p>
+        </w:tc>
+        <w:tc>
+          <w:tcPr/>
+          <w:p>
+            <w:pPr>
+              <w:pStyle w:val="Compact"/>
+              <w:jc w:val="right"/>
+            </w:pPr>
+            <w:r>
+              <w:t xml:space="preserve">7</w:t>
+            </w:r>
+          </w:p>
+        </w:tc>
+        <w:tc>
+          <w:tcPr/>
+          <w:p>
+            <w:pPr>
+              <w:pStyle w:val="Compact"/>
+              <w:jc w:val="right"/>
+            </w:pPr>
+            <w:r>
+              <w:t xml:space="preserve">-1</w:t>
+            </w:r>
+          </w:p>
+        </w:tc>
+      </w:tr>
+      <w:tr>
+        <w:tc>
+          <w:tcPr/>
+          <w:p>
+            <w:pPr>
+              <w:pStyle w:val="Compact"/>
+              <w:jc w:val="left"/>
+            </w:pPr>
+            <w:r>
+              <w:t xml:space="preserve">oracle</w:t>
+            </w:r>
+          </w:p>
+        </w:tc>
+        <w:tc>
+          <w:tcPr/>
+          <w:p>
+            <w:pPr>
+              <w:pStyle w:val="Compact"/>
+              <w:jc w:val="right"/>
+            </w:pPr>
+            <w:r>
+              <w:t xml:space="preserve">0.625</w:t>
+            </w:r>
+          </w:p>
+        </w:tc>
+        <w:tc>
+          <w:tcPr/>
+          <w:p>
+            <w:pPr>
+              <w:pStyle w:val="Compact"/>
+              <w:jc w:val="right"/>
+            </w:pPr>
+            <w:r>
+              <w:t xml:space="preserve">175</w:t>
+            </w:r>
+          </w:p>
+        </w:tc>
+        <w:tc>
+          <w:tcPr/>
+          <w:p>
+            <w:pPr>
+              <w:pStyle w:val="Compact"/>
+              <w:jc w:val="right"/>
+            </w:pPr>
+            <w:r>
+              <w:t xml:space="preserve">64</w:t>
+            </w:r>
+          </w:p>
+        </w:tc>
+        <w:tc>
+          <w:tcPr/>
+          <w:p>
+            <w:pPr>
+              <w:pStyle w:val="Compact"/>
+              <w:jc w:val="right"/>
+            </w:pPr>
+            <w:r>
+              <w:t xml:space="preserve">0.0</w:t>
+            </w:r>
+          </w:p>
+        </w:tc>
+        <w:tc>
+          <w:tcPr/>
+          <w:p>
+            <w:pPr>
+              <w:pStyle w:val="Compact"/>
+              <w:jc w:val="right"/>
+            </w:pPr>
+            <w:r>
+              <w:t xml:space="preserve">3</w:t>
+            </w:r>
+          </w:p>
+        </w:tc>
+        <w:tc>
+          <w:tcPr/>
+          <w:p>
+            <w:pPr>
+              <w:pStyle w:val="Compact"/>
+              <w:jc w:val="right"/>
+            </w:pPr>
+            <w:r>
+              <w:t xml:space="preserve">8</w:t>
+            </w:r>
+          </w:p>
+        </w:tc>
+        <w:tc>
+          <w:tcPr/>
+          <w:p>
+            <w:pPr>
+              <w:pStyle w:val="Compact"/>
+              <w:jc w:val="right"/>
+            </w:pPr>
+            <w:r>
+              <w:t xml:space="preserve">-5</w:t>
+            </w:r>
+          </w:p>
+        </w:tc>
+      </w:tr>
+    </w:tbl>
+    <w:bookmarkStart w:id="56" w:name="phase-1-trust-as-a-liability"/>
+    <w:p>
+      <w:pPr>
+        <w:pStyle w:val="Heading2"/>
+      </w:pPr>
+      <w:r>
+        <w:rPr>
+          <w:rStyle w:val="SectionNumber"/>
+        </w:rPr>
+        <w:t xml:space="preserve">4.1</w:t>
+      </w:r>
+      <w:r>
+        <w:tab/>
+      </w:r>
+      <w:r>
+        <w:t xml:space="preserve">Phase 1: trust as a liability</w:t>
+      </w:r>
+    </w:p>
+    <w:p>
+      <w:pPr>
+        <w:pStyle w:val="FirstParagraph"/>
+      </w:pPr>
+      <w:r>
+        <w:t xml:space="preserve">Phase 1 produces</w:t>
+      </w:r>
+      <w:r>
+        <w:t xml:space="preserve"> </w:t>
+      </w:r>
+      <m:oMath>
+        <m:sSub>
+          <m:e>
+            <m:r>
+              <m:t>r</m:t>
+            </m:r>
+          </m:e>
+          <m:sub>
+            <m:r>
+              <m:rPr>
+                <m:sty m:val="p"/>
+              </m:rPr>
+              <m:t>t</m:t>
+            </m:r>
+            <m:r>
+              <m:rPr>
+                <m:sty m:val="p"/>
+              </m:rPr>
+              <m:t>p</m:t>
+            </m:r>
+          </m:sub>
+        </m:sSub>
         <m:r>
           <m:rPr>
             <m:sty m:val="p"/>
@@ -9585,7 +10862,7 @@
         <w:rPr>
           <w:rStyle w:val="FootnoteReference"/>
         </w:rPr>
-        <w:footnoteReference w:id="44"/>
+        <w:footnoteReference w:id="49"/>
       </w:r>
       <w:r>
         <w:t xml:space="preserve">; its</w:t>
@@ -9651,18 +10928,18 @@
           <wp:inline>
             <wp:extent cx="5039999" cy="2167060"/>
             <wp:effectExtent b="0" l="0" r="0" t="0"/>
-            <wp:docPr descr="" title="" id="46" name="Picture"/>
+            <wp:docPr descr="" title="" id="51" name="Picture"/>
             <a:graphic>
               <a:graphicData uri="http://schemas.openxmlformats.org/drawingml/2006/picture">
                 <pic:pic>
                   <pic:nvPicPr>
-                    <pic:cNvPr descr="05_trust_vs_stack.png" id="47" name="Picture"/>
+                    <pic:cNvPr descr="05_trust_vs_stack.png" id="52" name="Picture"/>
                     <pic:cNvPicPr>
                       <a:picLocks noChangeArrowheads="1" noChangeAspect="1"/>
                     </pic:cNvPicPr>
                   </pic:nvPicPr>
                   <pic:blipFill>
-                    <a:blip r:embed="rId45"/>
+                    <a:blip r:embed="rId50"/>
                     <a:stretch>
                       <a:fillRect/>
                     </a:stretch>
@@ -9914,7 +11191,7 @@
         <w:rPr>
           <w:rStyle w:val="FootnoteReference"/>
         </w:rPr>
-        <w:footnoteReference w:id="48"/>
+        <w:footnoteReference w:id="53"/>
       </w:r>
       <w:r>
         <w:t xml:space="preserve"> </w:t>
@@ -9952,7 +11229,7 @@
         <w:rPr>
           <w:rStyle w:val="FootnoteReference"/>
         </w:rPr>
-        <w:footnoteReference w:id="49"/>
+        <w:footnoteReference w:id="54"/>
       </w:r>
       <w:r>
         <w:t xml:space="preserve"> </w:t>
@@ -11157,7 +12434,7 @@
         <w:t xml:space="preserve">being a wall.</w:t>
       </w:r>
     </w:p>
-    <w:bookmarkStart w:id="50" w:name="classification-accuracy."/>
+    <w:bookmarkStart w:id="55" w:name="classification-accuracy."/>
     <w:p>
       <w:pPr>
         <w:pStyle w:val="Heading4"/>
@@ -11591,9 +12868,9 @@
         <w:t xml:space="preserve">consequence of our design choice rather than an emergent finding.</w:t>
       </w:r>
     </w:p>
-    <w:bookmarkEnd w:id="50"/>
-    <w:bookmarkEnd w:id="51"/>
-    <w:bookmarkStart w:id="56" w:name="Xec1ea5c49c575925138d24a2fd331838a9be342"/>
+    <w:bookmarkEnd w:id="55"/>
+    <w:bookmarkEnd w:id="56"/>
+    <w:bookmarkStart w:id="61" w:name="Xec1ea5c49c575925138d24a2fd331838a9be342"/>
     <w:p>
       <w:pPr>
         <w:pStyle w:val="Heading2"/>
@@ -12013,7 +13290,7 @@
         <w:rPr>
           <w:rStyle w:val="FootnoteReference"/>
         </w:rPr>
-        <w:footnoteReference w:id="52"/>
+        <w:footnoteReference w:id="57"/>
       </w:r>
       <w:r>
         <w:t xml:space="preserve"> </w:t>
@@ -12090,18 +13367,18 @@
           <wp:inline>
             <wp:extent cx="5039999" cy="2865088"/>
             <wp:effectExtent b="0" l="0" r="0" t="0"/>
-            <wp:docPr descr="" title="" id="54" name="Picture"/>
+            <wp:docPr descr="" title="" id="59" name="Picture"/>
             <a:graphic>
               <a:graphicData uri="http://schemas.openxmlformats.org/drawingml/2006/picture">
                 <pic:pic>
                   <pic:nvPicPr>
-                    <pic:cNvPr descr="07_phase2_bounded_vs_unbounded_aggressive.png" id="55" name="Picture"/>
+                    <pic:cNvPr descr="07_phase2_bounded_vs_unbounded_aggressive.png" id="60" name="Picture"/>
                     <pic:cNvPicPr>
                       <a:picLocks noChangeArrowheads="1" noChangeAspect="1"/>
                     </pic:cNvPicPr>
                   </pic:nvPicPr>
                   <pic:blipFill>
-                    <a:blip r:embed="rId53"/>
+                    <a:blip r:embed="rId58"/>
                     <a:stretch>
                       <a:fillRect/>
                     </a:stretch>
@@ -12371,8 +13648,8 @@
         <w:t xml:space="preserve">nearly triples.</w:t>
       </w:r>
     </w:p>
-    <w:bookmarkEnd w:id="56"/>
-    <w:bookmarkStart w:id="63" w:name="Xd85fbd7dd2b27c73fdb4b678a47346e620fc769"/>
+    <w:bookmarkEnd w:id="61"/>
+    <w:bookmarkStart w:id="68" w:name="Xd85fbd7dd2b27c73fdb4b678a47346e620fc769"/>
     <w:p>
       <w:pPr>
         <w:pStyle w:val="Heading2"/>
@@ -12711,18 +13988,18 @@
           <wp:inline>
             <wp:extent cx="5039999" cy="1828695"/>
             <wp:effectExtent b="0" l="0" r="0" t="0"/>
-            <wp:docPr descr="" title="" id="58" name="Picture"/>
+            <wp:docPr descr="" title="" id="63" name="Picture"/>
             <a:graphic>
               <a:graphicData uri="http://schemas.openxmlformats.org/drawingml/2006/picture">
                 <pic:pic>
                   <pic:nvPicPr>
-                    <pic:cNvPr descr="14_nash_convergence_compare.png" id="59" name="Picture"/>
+                    <pic:cNvPr descr="14_nash_convergence_compare.png" id="64" name="Picture"/>
                     <pic:cNvPicPr>
                       <a:picLocks noChangeArrowheads="1" noChangeAspect="1"/>
                     </pic:cNvPicPr>
                   </pic:nvPicPr>
                   <pic:blipFill>
-                    <a:blip r:embed="rId57"/>
+                    <a:blip r:embed="rId62"/>
                     <a:stretch>
                       <a:fillRect/>
                     </a:stretch>
@@ -13062,18 +14339,18 @@
           <wp:inline>
             <wp:extent cx="5039999" cy="2334947"/>
             <wp:effectExtent b="0" l="0" r="0" t="0"/>
-            <wp:docPr descr="image" title="" id="61" name="Picture"/>
+            <wp:docPr descr="image" title="" id="66" name="Picture"/>
             <a:graphic>
               <a:graphicData uri="http://schemas.openxmlformats.org/drawingml/2006/picture">
                 <pic:pic>
                   <pic:nvPicPr>
-                    <pic:cNvPr descr="10_param_drift_unbounded_aggressive.png" id="62" name="Picture"/>
+                    <pic:cNvPr descr="10_param_drift_unbounded_aggressive.png" id="67" name="Picture"/>
                     <pic:cNvPicPr>
                       <a:picLocks noChangeArrowheads="1" noChangeAspect="1"/>
                     </pic:cNvPicPr>
                   </pic:nvPicPr>
                   <pic:blipFill>
-                    <a:blip r:embed="rId60"/>
+                    <a:blip r:embed="rId65"/>
                     <a:stretch>
                       <a:fillRect/>
                     </a:stretch>
@@ -13207,8 +14484,8 @@
         <w:t xml:space="preserve">dimensions—and we elaborate in the Discussion.</w:t>
       </w:r>
     </w:p>
-    <w:bookmarkEnd w:id="63"/>
-    <w:bookmarkStart w:id="68" w:name="X03031223673c1918fb804bd445ad961b80069e7"/>
+    <w:bookmarkEnd w:id="68"/>
+    <w:bookmarkStart w:id="73" w:name="X03031223673c1918fb804bd445ad961b80069e7"/>
     <w:p>
       <w:pPr>
         <w:pStyle w:val="Heading2"/>
@@ -13540,7 +14817,7 @@
         <w:t xml:space="preserve"> </w:t>
       </w:r>
       <w:r>
-        <w:t xml:space="preserve">Phases 1 and 2 (Table 3 reports</w:t>
+        <w:t xml:space="preserve">Phases 1 and 2 (Table 4 reports</w:t>
       </w:r>
       <w:r>
         <w:t xml:space="preserve"> </w:t>
@@ -13552,7 +14829,7 @@
         <w:rPr>
           <w:rStyle w:val="FootnoteReference"/>
         </w:rPr>
-        <w:footnoteReference w:id="64"/>
+        <w:footnoteReference w:id="69"/>
       </w:r>
       <w:r>
         <w:t xml:space="preserve">,</w:t>
@@ -13567,7 +14844,7 @@
         <w:rPr>
           <w:rStyle w:val="FootnoteReference"/>
         </w:rPr>
-        <w:footnoteReference w:id="65"/>
+        <w:footnoteReference w:id="70"/>
       </w:r>
       <w:r>
         <w:t xml:space="preserve">, and</w:t>
@@ -13582,7 +14859,7 @@
         <w:rPr>
           <w:rStyle w:val="FootnoteReference"/>
         </w:rPr>
-        <w:footnoteReference w:id="66"/>
+        <w:footnoteReference w:id="71"/>
       </w:r>
       <w:r>
         <w:t xml:space="preserve"> </w:t>
@@ -13642,7 +14919,7 @@
         <w:rPr>
           <w:rStyle w:val="FootnoteReference"/>
         </w:rPr>
-        <w:footnoteReference w:id="67"/>
+        <w:footnoteReference w:id="72"/>
       </w:r>
       <w:r>
         <w:t xml:space="preserve"> </w:t>
@@ -14565,8 +15842,8 @@
         <w:t xml:space="preserve">variability arising from sampling at temperature 1.0.</w:t>
       </w:r>
     </w:p>
-    <w:bookmarkEnd w:id="68"/>
-    <w:bookmarkStart w:id="77" w:name="X22234dbb09074be1d97998dd54a650fb012fcdd"/>
+    <w:bookmarkEnd w:id="73"/>
+    <w:bookmarkStart w:id="82" w:name="X22234dbb09074be1d97998dd54a650fb012fcdd"/>
     <w:p>
       <w:pPr>
         <w:pStyle w:val="Heading2"/>
@@ -15137,18 +16414,18 @@
           <wp:inline>
             <wp:extent cx="5039999" cy="3236991"/>
             <wp:effectExtent b="0" l="0" r="0" t="0"/>
-            <wp:docPr descr="" title="" id="70" name="Picture"/>
+            <wp:docPr descr="" title="" id="75" name="Picture"/>
             <a:graphic>
               <a:graphicData uri="http://schemas.openxmlformats.org/drawingml/2006/picture">
                 <pic:pic>
                   <pic:nvPicPr>
-                    <pic:cNvPr descr="03_economic_inversion.png" id="71" name="Picture"/>
+                    <pic:cNvPr descr="03_economic_inversion.png" id="76" name="Picture"/>
                     <pic:cNvPicPr>
                       <a:picLocks noChangeArrowheads="1" noChangeAspect="1"/>
                     </pic:cNvPicPr>
                   </pic:nvPicPr>
                   <pic:blipFill>
-                    <a:blip r:embed="rId69"/>
+                    <a:blip r:embed="rId74"/>
                     <a:stretch>
                       <a:fillRect/>
                     </a:stretch>
@@ -15408,916 +16685,9 @@
         <w:t xml:space="preserve"> </w:t>
       </w:r>
       <w:r>
-        <w:t xml:space="preserve">Table 4.</w:t>
+        <w:t xml:space="preserve">Table 3, shown at the start of this section.</w:t>
       </w:r>
     </w:p>
-    <w:tbl>
-      <w:tblPr>
-        <w:tblStyle w:val="Table"/>
-        <w:tblW w:type="auto" w:w="0"/>
-        <w:tblLook w:firstRow="1" w:lastRow="0" w:firstColumn="0" w:lastColumn="0" w:noHBand="0" w:noVBand="0" w:val="0020"/>
-        <w:jc w:val="start"/>
-      </w:tblPr>
-      <w:tblGrid>
-        <w:gridCol w:w="990"/>
-        <w:gridCol w:w="990"/>
-        <w:gridCol w:w="990"/>
-        <w:gridCol w:w="990"/>
-        <w:gridCol w:w="990"/>
-        <w:gridCol w:w="990"/>
-        <w:gridCol w:w="990"/>
-        <w:gridCol w:w="990"/>
-      </w:tblGrid>
-      <w:tr>
-        <w:trPr>
-          <w:tblHeader w:val="true"/>
-        </w:trPr>
-        <w:tc>
-          <w:tcPr/>
-          <w:p>
-            <w:pPr>
-              <w:pStyle w:val="Compact"/>
-              <w:jc w:val="left"/>
-            </w:pPr>
-            <w:r>
-              <w:t xml:space="preserve">Archetype</w:t>
-            </w:r>
-          </w:p>
-        </w:tc>
-        <w:tc>
-          <w:tcPr/>
-          <w:p>
-            <w:pPr>
-              <w:pStyle w:val="Compact"/>
-              <w:jc w:val="right"/>
-            </w:pPr>
-            <w:r>
-              <w:t xml:space="preserve">Trust</w:t>
-            </w:r>
-          </w:p>
-        </w:tc>
-        <w:tc>
-          <w:tcPr/>
-          <w:p>
-            <w:pPr>
-              <w:pStyle w:val="Compact"/>
-              <w:jc w:val="right"/>
-            </w:pPr>
-            <w:r>
-              <w:t xml:space="preserve">Stack</w:t>
-            </w:r>
-          </w:p>
-        </w:tc>
-        <w:tc>
-          <w:tcPr/>
-          <w:p>
-            <w:pPr>
-              <w:pStyle w:val="Compact"/>
-              <w:jc w:val="right"/>
-            </w:pPr>
-            <m:oMath>
-              <m:r>
-                <m:t>σ</m:t>
-              </m:r>
-            </m:oMath>
-          </w:p>
-        </w:tc>
-        <w:tc>
-          <w:tcPr/>
-          <w:p>
-            <w:pPr>
-              <w:pStyle w:val="Compact"/>
-              <w:jc w:val="right"/>
-            </w:pPr>
-            <w:r>
-              <w:t xml:space="preserve">Rebuys</w:t>
-            </w:r>
-          </w:p>
-        </w:tc>
-        <w:tc>
-          <w:tcPr/>
-          <w:p>
-            <w:pPr>
-              <w:pStyle w:val="Compact"/>
-              <w:jc w:val="right"/>
-            </w:pPr>
-            <w:r>
-              <w:t xml:space="preserve">Rank P3</w:t>
-            </w:r>
-          </w:p>
-        </w:tc>
-        <w:tc>
-          <w:tcPr/>
-          <w:p>
-            <w:pPr>
-              <w:pStyle w:val="Compact"/>
-              <w:jc w:val="right"/>
-            </w:pPr>
-            <w:r>
-              <w:t xml:space="preserve">Rank P3.1</w:t>
-            </w:r>
-          </w:p>
-        </w:tc>
-        <w:tc>
-          <w:tcPr/>
-          <w:p>
-            <w:pPr>
-              <w:pStyle w:val="Compact"/>
-              <w:jc w:val="right"/>
-            </w:pPr>
-            <m:oMath>
-              <m:r>
-                <m:t>Δ</m:t>
-              </m:r>
-            </m:oMath>
-          </w:p>
-        </w:tc>
-      </w:tr>
-      <w:tr>
-        <w:tc>
-          <w:tcPr/>
-          <w:p>
-            <w:pPr>
-              <w:pStyle w:val="Compact"/>
-              <w:jc w:val="left"/>
-            </w:pPr>
-            <w:r>
-              <w:t xml:space="preserve">wall</w:t>
-            </w:r>
-          </w:p>
-        </w:tc>
-        <w:tc>
-          <w:tcPr/>
-          <w:p>
-            <w:pPr>
-              <w:pStyle w:val="Compact"/>
-              <w:jc w:val="right"/>
-            </w:pPr>
-            <w:r>
-              <w:t xml:space="preserve">0.849</w:t>
-            </w:r>
-          </w:p>
-        </w:tc>
-        <w:tc>
-          <w:tcPr/>
-          <w:p>
-            <w:pPr>
-              <w:pStyle w:val="Compact"/>
-              <w:jc w:val="right"/>
-            </w:pPr>
-            <w:r>
-              <w:t xml:space="preserve">280</w:t>
-            </w:r>
-          </w:p>
-        </w:tc>
-        <w:tc>
-          <w:tcPr/>
-          <w:p>
-            <w:pPr>
-              <w:pStyle w:val="Compact"/>
-              <w:jc w:val="right"/>
-            </w:pPr>
-            <w:r>
-              <w:t xml:space="preserve">88</w:t>
-            </w:r>
-          </w:p>
-        </w:tc>
-        <w:tc>
-          <w:tcPr/>
-          <w:p>
-            <w:pPr>
-              <w:pStyle w:val="Compact"/>
-              <w:jc w:val="right"/>
-            </w:pPr>
-            <w:r>
-              <w:t xml:space="preserve">0.0</w:t>
-            </w:r>
-          </w:p>
-        </w:tc>
-        <w:tc>
-          <w:tcPr/>
-          <w:p>
-            <w:pPr>
-              <w:pStyle w:val="Compact"/>
-              <w:jc w:val="right"/>
-            </w:pPr>
-            <w:r>
-              <w:t xml:space="preserve">8</w:t>
-            </w:r>
-          </w:p>
-        </w:tc>
-        <w:tc>
-          <w:tcPr/>
-          <w:p>
-            <w:pPr>
-              <w:pStyle w:val="Compact"/>
-              <w:jc w:val="right"/>
-            </w:pPr>
-            <w:r>
-              <w:t xml:space="preserve">1</w:t>
-            </w:r>
-          </w:p>
-        </w:tc>
-        <w:tc>
-          <w:tcPr/>
-          <w:p>
-            <w:pPr>
-              <w:pStyle w:val="Compact"/>
-              <w:jc w:val="right"/>
-            </w:pPr>
-            <w:r>
-              <w:t xml:space="preserve">+7</w:t>
-            </w:r>
-          </w:p>
-        </w:tc>
-      </w:tr>
-      <w:tr>
-        <w:tc>
-          <w:tcPr/>
-          <w:p>
-            <w:pPr>
-              <w:pStyle w:val="Compact"/>
-              <w:jc w:val="left"/>
-            </w:pPr>
-            <w:r>
-              <w:t xml:space="preserve">firestorm</w:t>
-            </w:r>
-          </w:p>
-        </w:tc>
-        <w:tc>
-          <w:tcPr/>
-          <w:p>
-            <w:pPr>
-              <w:pStyle w:val="Compact"/>
-              <w:jc w:val="right"/>
-            </w:pPr>
-            <w:r>
-              <w:t xml:space="preserve">0.481</w:t>
-            </w:r>
-          </w:p>
-        </w:tc>
-        <w:tc>
-          <w:tcPr/>
-          <w:p>
-            <w:pPr>
-              <w:pStyle w:val="Compact"/>
-              <w:jc w:val="right"/>
-            </w:pPr>
-            <w:r>
-              <w:t xml:space="preserve">231</w:t>
-            </w:r>
-          </w:p>
-        </w:tc>
-        <w:tc>
-          <w:tcPr/>
-          <w:p>
-            <w:pPr>
-              <w:pStyle w:val="Compact"/>
-              <w:jc w:val="right"/>
-            </w:pPr>
-            <w:r>
-              <w:t xml:space="preserve">104</w:t>
-            </w:r>
-          </w:p>
-        </w:tc>
-        <w:tc>
-          <w:tcPr/>
-          <w:p>
-            <w:pPr>
-              <w:pStyle w:val="Compact"/>
-              <w:jc w:val="right"/>
-            </w:pPr>
-            <w:r>
-              <w:t xml:space="preserve">0.2</w:t>
-            </w:r>
-          </w:p>
-        </w:tc>
-        <w:tc>
-          <w:tcPr/>
-          <w:p>
-            <w:pPr>
-              <w:pStyle w:val="Compact"/>
-              <w:jc w:val="right"/>
-            </w:pPr>
-            <w:r>
-              <w:t xml:space="preserve">5</w:t>
-            </w:r>
-          </w:p>
-        </w:tc>
-        <w:tc>
-          <w:tcPr/>
-          <w:p>
-            <w:pPr>
-              <w:pStyle w:val="Compact"/>
-              <w:jc w:val="right"/>
-            </w:pPr>
-            <w:r>
-              <w:t xml:space="preserve">2</w:t>
-            </w:r>
-          </w:p>
-        </w:tc>
-        <w:tc>
-          <w:tcPr/>
-          <w:p>
-            <w:pPr>
-              <w:pStyle w:val="Compact"/>
-              <w:jc w:val="right"/>
-            </w:pPr>
-            <w:r>
-              <w:t xml:space="preserve">+3</w:t>
-            </w:r>
-          </w:p>
-        </w:tc>
-      </w:tr>
-      <w:tr>
-        <w:tc>
-          <w:tcPr/>
-          <w:p>
-            <w:pPr>
-              <w:pStyle w:val="Compact"/>
-              <w:jc w:val="left"/>
-            </w:pPr>
-            <w:r>
-              <w:t xml:space="preserve">phantom</w:t>
-            </w:r>
-          </w:p>
-        </w:tc>
-        <w:tc>
-          <w:tcPr/>
-          <w:p>
-            <w:pPr>
-              <w:pStyle w:val="Compact"/>
-              <w:jc w:val="right"/>
-            </w:pPr>
-            <w:r>
-              <w:t xml:space="preserve">0.748</w:t>
-            </w:r>
-          </w:p>
-        </w:tc>
-        <w:tc>
-          <w:tcPr/>
-          <w:p>
-            <w:pPr>
-              <w:pStyle w:val="Compact"/>
-              <w:jc w:val="right"/>
-            </w:pPr>
-            <w:r>
-              <w:t xml:space="preserve">230</w:t>
-            </w:r>
-          </w:p>
-        </w:tc>
-        <w:tc>
-          <w:tcPr/>
-          <w:p>
-            <w:pPr>
-              <w:pStyle w:val="Compact"/>
-              <w:jc w:val="right"/>
-            </w:pPr>
-            <w:r>
-              <w:t xml:space="preserve">61</w:t>
-            </w:r>
-          </w:p>
-        </w:tc>
-        <w:tc>
-          <w:tcPr/>
-          <w:p>
-            <w:pPr>
-              <w:pStyle w:val="Compact"/>
-              <w:jc w:val="right"/>
-            </w:pPr>
-            <w:r>
-              <w:t xml:space="preserve">0.2</w:t>
-            </w:r>
-          </w:p>
-        </w:tc>
-        <w:tc>
-          <w:tcPr/>
-          <w:p>
-            <w:pPr>
-              <w:pStyle w:val="Compact"/>
-              <w:jc w:val="right"/>
-            </w:pPr>
-            <w:r>
-              <w:t xml:space="preserve">1</w:t>
-            </w:r>
-          </w:p>
-        </w:tc>
-        <w:tc>
-          <w:tcPr/>
-          <w:p>
-            <w:pPr>
-              <w:pStyle w:val="Compact"/>
-              <w:jc w:val="right"/>
-            </w:pPr>
-            <w:r>
-              <w:t xml:space="preserve">3</w:t>
-            </w:r>
-          </w:p>
-        </w:tc>
-        <w:tc>
-          <w:tcPr/>
-          <w:p>
-            <w:pPr>
-              <w:pStyle w:val="Compact"/>
-              <w:jc w:val="right"/>
-            </w:pPr>
-            <w:r>
-              <w:t xml:space="preserve">-2</w:t>
-            </w:r>
-          </w:p>
-        </w:tc>
-      </w:tr>
-      <w:tr>
-        <w:tc>
-          <w:tcPr/>
-          <w:p>
-            <w:pPr>
-              <w:pStyle w:val="Compact"/>
-              <w:jc w:val="left"/>
-            </w:pPr>
-            <w:r>
-              <w:t xml:space="preserve">mirror</w:t>
-            </w:r>
-          </w:p>
-        </w:tc>
-        <w:tc>
-          <w:tcPr/>
-          <w:p>
-            <w:pPr>
-              <w:pStyle w:val="Compact"/>
-              <w:jc w:val="right"/>
-            </w:pPr>
-            <w:r>
-              <w:t xml:space="preserve">0.728</w:t>
-            </w:r>
-          </w:p>
-        </w:tc>
-        <w:tc>
-          <w:tcPr/>
-          <w:p>
-            <w:pPr>
-              <w:pStyle w:val="Compact"/>
-              <w:jc w:val="right"/>
-            </w:pPr>
-            <w:r>
-              <w:t xml:space="preserve">208</w:t>
-            </w:r>
-          </w:p>
-        </w:tc>
-        <w:tc>
-          <w:tcPr/>
-          <w:p>
-            <w:pPr>
-              <w:pStyle w:val="Compact"/>
-              <w:jc w:val="right"/>
-            </w:pPr>
-            <w:r>
-              <w:t xml:space="preserve">83</w:t>
-            </w:r>
-          </w:p>
-        </w:tc>
-        <w:tc>
-          <w:tcPr/>
-          <w:p>
-            <w:pPr>
-              <w:pStyle w:val="Compact"/>
-              <w:jc w:val="right"/>
-            </w:pPr>
-            <w:r>
-              <w:t xml:space="preserve">0.0</w:t>
-            </w:r>
-          </w:p>
-        </w:tc>
-        <w:tc>
-          <w:tcPr/>
-          <w:p>
-            <w:pPr>
-              <w:pStyle w:val="Compact"/>
-              <w:jc w:val="right"/>
-            </w:pPr>
-            <w:r>
-              <w:t xml:space="preserve">2</w:t>
-            </w:r>
-          </w:p>
-        </w:tc>
-        <w:tc>
-          <w:tcPr/>
-          <w:p>
-            <w:pPr>
-              <w:pStyle w:val="Compact"/>
-              <w:jc w:val="right"/>
-            </w:pPr>
-            <w:r>
-              <w:t xml:space="preserve">4</w:t>
-            </w:r>
-          </w:p>
-        </w:tc>
-        <w:tc>
-          <w:tcPr/>
-          <w:p>
-            <w:pPr>
-              <w:pStyle w:val="Compact"/>
-              <w:jc w:val="right"/>
-            </w:pPr>
-            <w:r>
-              <w:t xml:space="preserve">-2</w:t>
-            </w:r>
-          </w:p>
-        </w:tc>
-      </w:tr>
-      <w:tr>
-        <w:tc>
-          <w:tcPr/>
-          <w:p>
-            <w:pPr>
-              <w:pStyle w:val="Compact"/>
-              <w:jc w:val="left"/>
-            </w:pPr>
-            <w:r>
-              <w:t xml:space="preserve">judge</w:t>
-            </w:r>
-          </w:p>
-        </w:tc>
-        <w:tc>
-          <w:tcPr/>
-          <w:p>
-            <w:pPr>
-              <w:pStyle w:val="Compact"/>
-              <w:jc w:val="right"/>
-            </w:pPr>
-            <w:r>
-              <w:t xml:space="preserve">0.781</w:t>
-            </w:r>
-          </w:p>
-        </w:tc>
-        <w:tc>
-          <w:tcPr/>
-          <w:p>
-            <w:pPr>
-              <w:pStyle w:val="Compact"/>
-              <w:jc w:val="right"/>
-            </w:pPr>
-            <w:r>
-              <w:t xml:space="preserve">191</w:t>
-            </w:r>
-          </w:p>
-        </w:tc>
-        <w:tc>
-          <w:tcPr/>
-          <w:p>
-            <w:pPr>
-              <w:pStyle w:val="Compact"/>
-              <w:jc w:val="right"/>
-            </w:pPr>
-            <w:r>
-              <w:t xml:space="preserve">45</w:t>
-            </w:r>
-          </w:p>
-        </w:tc>
-        <w:tc>
-          <w:tcPr/>
-          <w:p>
-            <w:pPr>
-              <w:pStyle w:val="Compact"/>
-              <w:jc w:val="right"/>
-            </w:pPr>
-            <w:r>
-              <w:t xml:space="preserve">0.0</w:t>
-            </w:r>
-          </w:p>
-        </w:tc>
-        <w:tc>
-          <w:tcPr/>
-          <w:p>
-            <w:pPr>
-              <w:pStyle w:val="Compact"/>
-              <w:jc w:val="right"/>
-            </w:pPr>
-            <w:r>
-              <w:t xml:space="preserve">4</w:t>
-            </w:r>
-          </w:p>
-        </w:tc>
-        <w:tc>
-          <w:tcPr/>
-          <w:p>
-            <w:pPr>
-              <w:pStyle w:val="Compact"/>
-              <w:jc w:val="right"/>
-            </w:pPr>
-            <w:r>
-              <w:t xml:space="preserve">5</w:t>
-            </w:r>
-          </w:p>
-        </w:tc>
-        <w:tc>
-          <w:tcPr/>
-          <w:p>
-            <w:pPr>
-              <w:pStyle w:val="Compact"/>
-              <w:jc w:val="right"/>
-            </w:pPr>
-            <w:r>
-              <w:t xml:space="preserve">-1</w:t>
-            </w:r>
-          </w:p>
-        </w:tc>
-      </w:tr>
-      <w:tr>
-        <w:tc>
-          <w:tcPr/>
-          <w:p>
-            <w:pPr>
-              <w:pStyle w:val="Compact"/>
-              <w:jc w:val="left"/>
-            </w:pPr>
-            <w:r>
-              <w:t xml:space="preserve">sentinel</w:t>
-            </w:r>
-          </w:p>
-        </w:tc>
-        <w:tc>
-          <w:tcPr/>
-          <w:p>
-            <w:pPr>
-              <w:pStyle w:val="Compact"/>
-              <w:jc w:val="right"/>
-            </w:pPr>
-            <w:r>
-              <w:t xml:space="preserve">0.786</w:t>
-            </w:r>
-          </w:p>
-        </w:tc>
-        <w:tc>
-          <w:tcPr/>
-          <w:p>
-            <w:pPr>
-              <w:pStyle w:val="Compact"/>
-              <w:jc w:val="right"/>
-            </w:pPr>
-            <w:r>
-              <w:t xml:space="preserve">183</w:t>
-            </w:r>
-          </w:p>
-        </w:tc>
-        <w:tc>
-          <w:tcPr/>
-          <w:p>
-            <w:pPr>
-              <w:pStyle w:val="Compact"/>
-              <w:jc w:val="right"/>
-            </w:pPr>
-            <w:r>
-              <w:t xml:space="preserve">58</w:t>
-            </w:r>
-          </w:p>
-        </w:tc>
-        <w:tc>
-          <w:tcPr/>
-          <w:p>
-            <w:pPr>
-              <w:pStyle w:val="Compact"/>
-              <w:jc w:val="right"/>
-            </w:pPr>
-            <w:r>
-              <w:t xml:space="preserve">0.0</w:t>
-            </w:r>
-          </w:p>
-        </w:tc>
-        <w:tc>
-          <w:tcPr/>
-          <w:p>
-            <w:pPr>
-              <w:pStyle w:val="Compact"/>
-              <w:jc w:val="right"/>
-            </w:pPr>
-            <w:r>
-              <w:t xml:space="preserve">7</w:t>
-            </w:r>
-          </w:p>
-        </w:tc>
-        <w:tc>
-          <w:tcPr/>
-          <w:p>
-            <w:pPr>
-              <w:pStyle w:val="Compact"/>
-              <w:jc w:val="right"/>
-            </w:pPr>
-            <w:r>
-              <w:t xml:space="preserve">6</w:t>
-            </w:r>
-          </w:p>
-        </w:tc>
-        <w:tc>
-          <w:tcPr/>
-          <w:p>
-            <w:pPr>
-              <w:pStyle w:val="Compact"/>
-              <w:jc w:val="right"/>
-            </w:pPr>
-            <w:r>
-              <w:t xml:space="preserve">+1</w:t>
-            </w:r>
-          </w:p>
-        </w:tc>
-      </w:tr>
-      <w:tr>
-        <w:tc>
-          <w:tcPr/>
-          <w:p>
-            <w:pPr>
-              <w:pStyle w:val="Compact"/>
-              <w:jc w:val="left"/>
-            </w:pPr>
-            <w:r>
-              <w:t xml:space="preserve">predator</w:t>
-            </w:r>
-          </w:p>
-        </w:tc>
-        <w:tc>
-          <w:tcPr/>
-          <w:p>
-            <w:pPr>
-              <w:pStyle w:val="Compact"/>
-              <w:jc w:val="right"/>
-            </w:pPr>
-            <w:r>
-              <w:t xml:space="preserve">0.797</w:t>
-            </w:r>
-          </w:p>
-        </w:tc>
-        <w:tc>
-          <w:tcPr/>
-          <w:p>
-            <w:pPr>
-              <w:pStyle w:val="Compact"/>
-              <w:jc w:val="right"/>
-            </w:pPr>
-            <w:r>
-              <w:t xml:space="preserve">179</w:t>
-            </w:r>
-          </w:p>
-        </w:tc>
-        <w:tc>
-          <w:tcPr/>
-          <w:p>
-            <w:pPr>
-              <w:pStyle w:val="Compact"/>
-              <w:jc w:val="right"/>
-            </w:pPr>
-            <w:r>
-              <w:t xml:space="preserve">98</w:t>
-            </w:r>
-          </w:p>
-        </w:tc>
-        <w:tc>
-          <w:tcPr/>
-          <w:p>
-            <w:pPr>
-              <w:pStyle w:val="Compact"/>
-              <w:jc w:val="right"/>
-            </w:pPr>
-            <w:r>
-              <w:t xml:space="preserve">0.0</w:t>
-            </w:r>
-          </w:p>
-        </w:tc>
-        <w:tc>
-          <w:tcPr/>
-          <w:p>
-            <w:pPr>
-              <w:pStyle w:val="Compact"/>
-              <w:jc w:val="right"/>
-            </w:pPr>
-            <w:r>
-              <w:t xml:space="preserve">6</w:t>
-            </w:r>
-          </w:p>
-        </w:tc>
-        <w:tc>
-          <w:tcPr/>
-          <w:p>
-            <w:pPr>
-              <w:pStyle w:val="Compact"/>
-              <w:jc w:val="right"/>
-            </w:pPr>
-            <w:r>
-              <w:t xml:space="preserve">7</w:t>
-            </w:r>
-          </w:p>
-        </w:tc>
-        <w:tc>
-          <w:tcPr/>
-          <w:p>
-            <w:pPr>
-              <w:pStyle w:val="Compact"/>
-              <w:jc w:val="right"/>
-            </w:pPr>
-            <w:r>
-              <w:t xml:space="preserve">-1</w:t>
-            </w:r>
-          </w:p>
-        </w:tc>
-      </w:tr>
-      <w:tr>
-        <w:tc>
-          <w:tcPr/>
-          <w:p>
-            <w:pPr>
-              <w:pStyle w:val="Compact"/>
-              <w:jc w:val="left"/>
-            </w:pPr>
-            <w:r>
-              <w:t xml:space="preserve">oracle</w:t>
-            </w:r>
-          </w:p>
-        </w:tc>
-        <w:tc>
-          <w:tcPr/>
-          <w:p>
-            <w:pPr>
-              <w:pStyle w:val="Compact"/>
-              <w:jc w:val="right"/>
-            </w:pPr>
-            <w:r>
-              <w:t xml:space="preserve">0.625</w:t>
-            </w:r>
-          </w:p>
-        </w:tc>
-        <w:tc>
-          <w:tcPr/>
-          <w:p>
-            <w:pPr>
-              <w:pStyle w:val="Compact"/>
-              <w:jc w:val="right"/>
-            </w:pPr>
-            <w:r>
-              <w:t xml:space="preserve">175</w:t>
-            </w:r>
-          </w:p>
-        </w:tc>
-        <w:tc>
-          <w:tcPr/>
-          <w:p>
-            <w:pPr>
-              <w:pStyle w:val="Compact"/>
-              <w:jc w:val="right"/>
-            </w:pPr>
-            <w:r>
-              <w:t xml:space="preserve">64</w:t>
-            </w:r>
-          </w:p>
-        </w:tc>
-        <w:tc>
-          <w:tcPr/>
-          <w:p>
-            <w:pPr>
-              <w:pStyle w:val="Compact"/>
-              <w:jc w:val="right"/>
-            </w:pPr>
-            <w:r>
-              <w:t xml:space="preserve">0.0</w:t>
-            </w:r>
-          </w:p>
-        </w:tc>
-        <w:tc>
-          <w:tcPr/>
-          <w:p>
-            <w:pPr>
-              <w:pStyle w:val="Compact"/>
-              <w:jc w:val="right"/>
-            </w:pPr>
-            <w:r>
-              <w:t xml:space="preserve">3</w:t>
-            </w:r>
-          </w:p>
-        </w:tc>
-        <w:tc>
-          <w:tcPr/>
-          <w:p>
-            <w:pPr>
-              <w:pStyle w:val="Compact"/>
-              <w:jc w:val="right"/>
-            </w:pPr>
-            <w:r>
-              <w:t xml:space="preserve">8</w:t>
-            </w:r>
-          </w:p>
-        </w:tc>
-        <w:tc>
-          <w:tcPr/>
-          <w:p>
-            <w:pPr>
-              <w:pStyle w:val="Compact"/>
-              <w:jc w:val="right"/>
-            </w:pPr>
-            <w:r>
-              <w:t xml:space="preserve">-5</w:t>
-            </w:r>
-          </w:p>
-        </w:tc>
-      </w:tr>
-    </w:tbl>
     <w:p>
       <w:pPr>
         <w:pStyle w:val="BodyText"/>
@@ -16600,18 +16970,18 @@
           <wp:inline>
             <wp:extent cx="5039999" cy="2656318"/>
             <wp:effectExtent b="0" l="0" r="0" t="0"/>
-            <wp:docPr descr="" title="" id="73" name="Picture"/>
+            <wp:docPr descr="" title="" id="78" name="Picture"/>
             <a:graphic>
               <a:graphicData uri="http://schemas.openxmlformats.org/drawingml/2006/picture">
                 <pic:pic>
                   <pic:nvPicPr>
-                    <pic:cNvPr descr="06_tma_by_archetype.png" id="74" name="Picture"/>
+                    <pic:cNvPr descr="06_tma_by_archetype.png" id="79" name="Picture"/>
                     <pic:cNvPicPr>
                       <a:picLocks noChangeArrowheads="1" noChangeAspect="1"/>
                     </pic:cNvPicPr>
                   </pic:nvPicPr>
                   <pic:blipFill>
-                    <a:blip r:embed="rId72"/>
+                    <a:blip r:embed="rId77"/>
                     <a:stretch>
                       <a:fillRect/>
                     </a:stretch>
@@ -17217,7 +17587,7 @@
         <w:rPr>
           <w:rStyle w:val="FootnoteReference"/>
         </w:rPr>
-        <w:footnoteReference w:id="75"/>
+        <w:footnoteReference w:id="80"/>
       </w:r>
       <w:r>
         <w:t xml:space="preserve"> </w:t>
@@ -17255,7 +17625,7 @@
         <w:rPr>
           <w:rStyle w:val="FootnoteReference"/>
         </w:rPr>
-        <w:footnoteReference w:id="76"/>
+        <w:footnoteReference w:id="81"/>
       </w:r>
       <w:r>
         <w:t xml:space="preserve">, places</w:t>
@@ -18540,9 +18910,9 @@
         <w:t xml:space="preserve">notes, does.</w:t>
       </w:r>
     </w:p>
-    <w:bookmarkEnd w:id="77"/>
-    <w:bookmarkEnd w:id="78"/>
-    <w:bookmarkStart w:id="83" w:name="discussion"/>
+    <w:bookmarkEnd w:id="82"/>
+    <w:bookmarkEnd w:id="83"/>
+    <w:bookmarkStart w:id="88" w:name="discussion"/>
     <w:p>
       <w:pPr>
         <w:pStyle w:val="Heading1"/>
@@ -18636,7 +19006,7 @@
         <w:t xml:space="preserve">five-seed study.</w:t>
       </w:r>
     </w:p>
-    <w:bookmarkStart w:id="79" w:name="the-mechanism-behind-the-trap"/>
+    <w:bookmarkStart w:id="84" w:name="the-mechanism-behind-the-trap"/>
     <w:p>
       <w:pPr>
         <w:pStyle w:val="Heading2"/>
@@ -18948,8 +19318,113 @@
         <w:t xml:space="preserve">the IPD literature.</w:t>
       </w:r>
     </w:p>
-    <w:bookmarkEnd w:id="79"/>
-    <w:bookmarkStart w:id="80" w:name="X9e6c40cad178285c35ddd5d7c7f81b9cea92775"/>
+    <w:p>
+      <w:pPr>
+        <w:pStyle w:val="BodyText"/>
+      </w:pPr>
+      <w:r>
+        <w:t xml:space="preserve">It is worth dwelling on why this trap is so stable. The loop is</w:t>
+      </w:r>
+      <w:r>
+        <w:t xml:space="preserve"> </w:t>
+      </w:r>
+      <w:r>
+        <w:t xml:space="preserve">self-reinforcing: every honest action an agent takes is an</w:t>
+      </w:r>
+      <w:r>
+        <w:t xml:space="preserve"> </w:t>
+      </w:r>
+      <w:r>
+        <w:t xml:space="preserve">informative sample that sharpens its opponents’ posterior, and a</w:t>
+      </w:r>
+      <w:r>
+        <w:t xml:space="preserve"> </w:t>
+      </w:r>
+      <w:r>
+        <w:t xml:space="preserve">sharper posterior makes the next exploitation more precise. Honesty</w:t>
+      </w:r>
+      <w:r>
+        <w:t xml:space="preserve"> </w:t>
+      </w:r>
+      <w:r>
+        <w:t xml:space="preserve">therefore does not merely cost the agent once—it pays for the very</w:t>
+      </w:r>
+      <w:r>
+        <w:t xml:space="preserve"> </w:t>
+      </w:r>
+      <w:r>
+        <w:t xml:space="preserve">classification that will later be turned against it. Viewed through</w:t>
+      </w:r>
+      <w:r>
+        <w:t xml:space="preserve"> </w:t>
+      </w:r>
+      <w:r>
+        <w:t xml:space="preserve">the lens of signalling theory, trust is a perfectly truthful signal,</w:t>
+      </w:r>
+      <w:r>
+        <w:t xml:space="preserve"> </w:t>
+      </w:r>
+      <w:r>
+        <w:t xml:space="preserve">and in a competitive zero-sum setting a perfectly truthful signal</w:t>
+      </w:r>
+      <w:r>
+        <w:t xml:space="preserve"> </w:t>
+      </w:r>
+      <w:r>
+        <w:t xml:space="preserve">about a cooperator is exactly the information an adversary needs to</w:t>
+      </w:r>
+      <w:r>
+        <w:t xml:space="preserve"> </w:t>
+      </w:r>
+      <w:r>
+        <w:t xml:space="preserve">fold out its value bets and to attack its checks.</w:t>
+      </w:r>
+      <w:r>
+        <w:t xml:space="preserve"> </w:t>
+      </w:r>
+      <w:r>
+        <w:rPr>
+          <w:bCs/>
+          <w:b/>
+        </w:rPr>
+        <w:t xml:space="preserve">Firestorm</w:t>
+      </w:r>
+      <w:r>
+        <w:t xml:space="preserve">’s</w:t>
+      </w:r>
+      <w:r>
+        <w:t xml:space="preserve"> </w:t>
+      </w:r>
+      <w:r>
+        <w:t xml:space="preserve">advantage is the mirror image of this: by acting almost independently</w:t>
+      </w:r>
+      <w:r>
+        <w:t xml:space="preserve"> </w:t>
+      </w:r>
+      <w:r>
+        <w:t xml:space="preserve">of its hand strength it emits an uninformative signal, and an</w:t>
+      </w:r>
+      <w:r>
+        <w:t xml:space="preserve"> </w:t>
+      </w:r>
+      <w:r>
+        <w:t xml:space="preserve">uninformative signal cannot be traded against. The trap is thus less</w:t>
+      </w:r>
+      <w:r>
+        <w:t xml:space="preserve"> </w:t>
+      </w:r>
+      <w:r>
+        <w:t xml:space="preserve">about honesty itself than about the predictability that accurate</w:t>
+      </w:r>
+      <w:r>
+        <w:t xml:space="preserve"> </w:t>
+      </w:r>
+      <w:r>
+        <w:t xml:space="preserve">honesty creates.</w:t>
+      </w:r>
+    </w:p>
+    <w:bookmarkEnd w:id="84"/>
+    <w:bookmarkStart w:id="85" w:name="X9e6c40cad178285c35ddd5d7c7f81b9cea92775"/>
     <w:p>
       <w:pPr>
         <w:pStyle w:val="Heading2"/>
@@ -19900,8 +20375,82 @@
         <w:t xml:space="preserve">structural change in agent behavior.</w:t>
       </w:r>
     </w:p>
-    <w:bookmarkEnd w:id="80"/>
-    <w:bookmarkStart w:id="81" w:name="Xb960717fc3de66c66b8f59820377ad2ce658cf8"/>
+    <w:p>
+      <w:pPr>
+        <w:pStyle w:val="BodyText"/>
+      </w:pPr>
+      <w:r>
+        <w:t xml:space="preserve">Taken together, the two hill-climbing phases point to a single</w:t>
+      </w:r>
+      <w:r>
+        <w:t xml:space="preserve"> </w:t>
+      </w:r>
+      <w:r>
+        <w:t xml:space="preserve">conclusion: the trap is a property of the observation-and-exploitation</w:t>
+      </w:r>
+      <w:r>
+        <w:t xml:space="preserve"> </w:t>
+      </w:r>
+      <w:r>
+        <w:t xml:space="preserve">loop, not of any particular parameter setting. A local, reward-greedy</w:t>
+      </w:r>
+      <w:r>
+        <w:t xml:space="preserve"> </w:t>
+      </w:r>
+      <w:r>
+        <w:t xml:space="preserve">optimizer can only nudge an agent toward a neighbouring policy, which</w:t>
+      </w:r>
+      <w:r>
+        <w:t xml:space="preserve"> </w:t>
+      </w:r>
+      <w:r>
+        <w:t xml:space="preserve">the fixed and shared trust model promptly re-classifies and</w:t>
+      </w:r>
+      <w:r>
+        <w:t xml:space="preserve"> </w:t>
+      </w:r>
+      <w:r>
+        <w:t xml:space="preserve">re-exploits; there is no escape route in policy space that greedy</w:t>
+      </w:r>
+      <w:r>
+        <w:t xml:space="preserve"> </w:t>
+      </w:r>
+      <w:r>
+        <w:t xml:space="preserve">steps can reach, because the very gradient the agent climbs is defined</w:t>
+      </w:r>
+      <w:r>
+        <w:t xml:space="preserve"> </w:t>
+      </w:r>
+      <w:r>
+        <w:t xml:space="preserve">by opponents who are climbing at the same time. This is why larger</w:t>
+      </w:r>
+      <w:r>
+        <w:t xml:space="preserve"> </w:t>
+      </w:r>
+      <w:r>
+        <w:t xml:space="preserve">steps disperse the population rather than converging it—each agent</w:t>
+      </w:r>
+      <w:r>
+        <w:t xml:space="preserve"> </w:t>
+      </w:r>
+      <w:r>
+        <w:t xml:space="preserve">chases a target that the others’ simultaneous adaptation keeps moving.</w:t>
+      </w:r>
+      <w:r>
+        <w:t xml:space="preserve"> </w:t>
+      </w:r>
+      <w:r>
+        <w:t xml:space="preserve">Numerical optimization can polish a policy, but it cannot reason its</w:t>
+      </w:r>
+      <w:r>
+        <w:t xml:space="preserve"> </w:t>
+      </w:r>
+      <w:r>
+        <w:t xml:space="preserve">way out of being modelled, and being modelled is the whole problem.</w:t>
+      </w:r>
+    </w:p>
+    <w:bookmarkEnd w:id="85"/>
+    <w:bookmarkStart w:id="86" w:name="Xb960717fc3de66c66b8f59820377ad2ce658cf8"/>
     <w:p>
       <w:pPr>
         <w:pStyle w:val="Heading2"/>
@@ -20121,6 +20670,145 @@
         <w:pStyle w:val="BodyText"/>
       </w:pPr>
       <w:r>
+        <w:t xml:space="preserve">What changes in Phase 3.1 is not the amount of information</w:t>
+      </w:r>
+      <w:r>
+        <w:t xml:space="preserve"> </w:t>
+      </w:r>
+      <w:r>
+        <w:t xml:space="preserve">available to the agent but the use it makes of that information. A</w:t>
+      </w:r>
+      <w:r>
+        <w:t xml:space="preserve"> </w:t>
+      </w:r>
+      <w:r>
+        <w:t xml:space="preserve">hill-climber and a personality-only language model both play at the</w:t>
+      </w:r>
+      <w:r>
+        <w:t xml:space="preserve"> </w:t>
+      </w:r>
+      <w:r>
+        <w:t xml:space="preserve">first order: they optimize or role-play their own policy. The</w:t>
+      </w:r>
+      <w:r>
+        <w:t xml:space="preserve"> </w:t>
+      </w:r>
+      <w:r>
+        <w:t xml:space="preserve">reasoning-scaffolded agent plays at the second order—it represents</w:t>
+      </w:r>
+      <w:r>
+        <w:t xml:space="preserve"> </w:t>
+      </w:r>
+      <w:r>
+        <w:t xml:space="preserve">how it is being perceived and then acts to break the predictability</w:t>
+      </w:r>
+      <w:r>
+        <w:t xml:space="preserve"> </w:t>
+      </w:r>
+      <w:r>
+        <w:t xml:space="preserve">that its reputation rewards. The</w:t>
+      </w:r>
+      <w:r>
+        <w:t xml:space="preserve"> </w:t>
+      </w:r>
+      <w:r>
+        <w:rPr>
+          <w:bCs/>
+          <w:b/>
+        </w:rPr>
+        <w:t xml:space="preserve">Wall</w:t>
+      </w:r>
+      <w:r>
+        <w:t xml:space="preserve"> </w:t>
+      </w:r>
+      <w:r>
+        <w:t xml:space="preserve">hand in Box 2 is a</w:t>
+      </w:r>
+      <w:r>
+        <w:t xml:space="preserve"> </w:t>
+      </w:r>
+      <w:r>
+        <w:t xml:space="preserve">miniature of exactly this shift: the agent does not merely execute</w:t>
+      </w:r>
+      <w:r>
+        <w:t xml:space="preserve"> </w:t>
+      </w:r>
+      <w:r>
+        <w:t xml:space="preserve">“</w:t>
+      </w:r>
+      <w:r>
+        <w:t xml:space="preserve">calling station,</w:t>
+      </w:r>
+      <w:r>
+        <w:t xml:space="preserve">”</w:t>
+      </w:r>
+      <w:r>
+        <w:t xml:space="preserve"> </w:t>
+      </w:r>
+      <w:r>
+        <w:t xml:space="preserve">it infers from</w:t>
+      </w:r>
+      <w:r>
+        <w:t xml:space="preserve"> </w:t>
+      </w:r>
+      <w:r>
+        <w:rPr>
+          <w:bCs/>
+          <w:b/>
+        </w:rPr>
+        <w:t xml:space="preserve">Firestorm</w:t>
+      </w:r>
+      <w:r>
+        <w:t xml:space="preserve">’s out-of-character</w:t>
+      </w:r>
+      <w:r>
+        <w:t xml:space="preserve"> </w:t>
+      </w:r>
+      <w:r>
+        <w:t xml:space="preserve">river check that the board now favours it and departs from its script</w:t>
+      </w:r>
+      <w:r>
+        <w:t xml:space="preserve"> </w:t>
+      </w:r>
+      <w:r>
+        <w:t xml:space="preserve">to take value. The capability that attenuates the trap is therefore</w:t>
+      </w:r>
+      <w:r>
+        <w:t xml:space="preserve"> </w:t>
+      </w:r>
+      <w:r>
+        <w:t xml:space="preserve">meta-cognitive rather than informational—a meaningfully different</w:t>
+      </w:r>
+      <w:r>
+        <w:t xml:space="preserve"> </w:t>
+      </w:r>
+      <w:r>
+        <w:t xml:space="preserve">prescription from</w:t>
+      </w:r>
+      <w:r>
+        <w:t xml:space="preserve"> </w:t>
+      </w:r>
+      <w:r>
+        <w:t xml:space="preserve">“</w:t>
+      </w:r>
+      <w:r>
+        <w:t xml:space="preserve">give the cooperator more features about its</w:t>
+      </w:r>
+      <w:r>
+        <w:t xml:space="preserve"> </w:t>
+      </w:r>
+      <w:r>
+        <w:t xml:space="preserve">counterparties.</w:t>
+      </w:r>
+      <w:r>
+        <w:t xml:space="preserve">”</w:t>
+      </w:r>
+    </w:p>
+    <w:p>
+      <w:pPr>
+        <w:pStyle w:val="BodyText"/>
+      </w:pPr>
+      <w:r>
         <w:t xml:space="preserve">These mechanisms suggest hypotheses for real-world reputation</w:t>
       </w:r>
       <w:r>
@@ -20284,8 +20972,146 @@
         <w:t xml:space="preserve">to claim more than analogical inference.</w:t>
       </w:r>
     </w:p>
-    <w:bookmarkEnd w:id="81"/>
-    <w:bookmarkStart w:id="82" w:name="limitations"/>
+    <w:p>
+      <w:pPr>
+        <w:pStyle w:val="BodyText"/>
+      </w:pPr>
+      <w:r>
+        <w:t xml:space="preserve">Stepping back from the individual phases, the four-tier ladder</w:t>
+      </w:r>
+      <w:r>
+        <w:t xml:space="preserve"> </w:t>
+      </w:r>
+      <w:r>
+        <w:t xml:space="preserve">tells a single story about</w:t>
+      </w:r>
+      <w:r>
+        <w:t xml:space="preserve"> </w:t>
+      </w:r>
+      <w:r>
+        <w:rPr>
+          <w:iCs/>
+          <w:i/>
+        </w:rPr>
+        <w:t xml:space="preserve">where</w:t>
+      </w:r>
+      <w:r>
+        <w:t xml:space="preserve"> </w:t>
+      </w:r>
+      <w:r>
+        <w:t xml:space="preserve">the remedy for the trap</w:t>
+      </w:r>
+      <w:r>
+        <w:t xml:space="preserve"> </w:t>
+      </w:r>
+      <w:r>
+        <w:t xml:space="preserve">lives. Freezing the rules (Phase 1) makes the trap maximal; tuning</w:t>
+      </w:r>
+      <w:r>
+        <w:t xml:space="preserve"> </w:t>
+      </w:r>
+      <w:r>
+        <w:t xml:space="preserve">the rules numerically (Phases 2 and 2</w:t>
+      </w:r>
+      <m:oMath>
+        <m:sSup>
+          <m:e>
+            <m:r>
+              <m:t>​</m:t>
+            </m:r>
+          </m:e>
+          <m:sup>
+            <m:r>
+              <m:rPr>
+                <m:sty m:val="p"/>
+              </m:rPr>
+              <m:t>*</m:t>
+            </m:r>
+          </m:sup>
+        </m:sSup>
+      </m:oMath>
+      <w:r>
+        <w:t xml:space="preserve">) barely moves it;</w:t>
+      </w:r>
+      <w:r>
+        <w:t xml:space="preserve"> </w:t>
+      </w:r>
+      <w:r>
+        <w:t xml:space="preserve">replacing the rules with a fluent but non-reasoning language model</w:t>
+      </w:r>
+      <w:r>
+        <w:t xml:space="preserve"> </w:t>
+      </w:r>
+      <w:r>
+        <w:t xml:space="preserve">(Phase 3) softens it mostly through added output noise; and only when</w:t>
+      </w:r>
+      <w:r>
+        <w:t xml:space="preserve"> </w:t>
+      </w:r>
+      <w:r>
+        <w:t xml:space="preserve">the agent is given the machinery to reason about the reputation</w:t>
+      </w:r>
+      <w:r>
+        <w:t xml:space="preserve"> </w:t>
+      </w:r>
+      <w:r>
+        <w:t xml:space="preserve">system (Phase 3.1) does the correlation approach zero. The remedy, if</w:t>
+      </w:r>
+      <w:r>
+        <w:t xml:space="preserve"> </w:t>
+      </w:r>
+      <w:r>
+        <w:t xml:space="preserve">our reading is correct, is not a better policy or a richer feature set</w:t>
+      </w:r>
+      <w:r>
+        <w:t xml:space="preserve"> </w:t>
+      </w:r>
+      <w:r>
+        <w:t xml:space="preserve">but a higher</w:t>
+      </w:r>
+      <w:r>
+        <w:t xml:space="preserve"> </w:t>
+      </w:r>
+      <w:r>
+        <w:rPr>
+          <w:iCs/>
+          <w:i/>
+        </w:rPr>
+        <w:t xml:space="preserve">order</w:t>
+      </w:r>
+      <w:r>
+        <w:t xml:space="preserve"> </w:t>
+      </w:r>
+      <w:r>
+        <w:t xml:space="preserve">of reasoning—a conclusion that would have</w:t>
+      </w:r>
+      <w:r>
+        <w:t xml:space="preserve"> </w:t>
+      </w:r>
+      <w:r>
+        <w:t xml:space="preserve">been invisible without holding the game and the trust model fixed</w:t>
+      </w:r>
+      <w:r>
+        <w:t xml:space="preserve"> </w:t>
+      </w:r>
+      <w:r>
+        <w:t xml:space="preserve">while varying only the agent’s mind. We regard this monotone ladder as</w:t>
+      </w:r>
+      <w:r>
+        <w:t xml:space="preserve"> </w:t>
+      </w:r>
+      <w:r>
+        <w:t xml:space="preserve">the paper’s central qualitative result, and the precise magnitude of</w:t>
+      </w:r>
+      <w:r>
+        <w:t xml:space="preserve"> </w:t>
+      </w:r>
+      <w:r>
+        <w:t xml:space="preserve">each rung as the part most in need of replication.</w:t>
+      </w:r>
+    </w:p>
+    <w:bookmarkEnd w:id="86"/>
+    <w:bookmarkStart w:id="87" w:name="limitations"/>
     <w:p>
       <w:pPr>
         <w:pStyle w:val="Heading2"/>
@@ -21072,9 +21898,9 @@
         <w:t xml:space="preserve">warranted.</w:t>
       </w:r>
     </w:p>
-    <w:bookmarkEnd w:id="82"/>
-    <w:bookmarkEnd w:id="83"/>
-    <w:bookmarkStart w:id="84" w:name="conclusion"/>
+    <w:bookmarkEnd w:id="87"/>
+    <w:bookmarkEnd w:id="88"/>
+    <w:bookmarkStart w:id="89" w:name="conclusion"/>
     <w:p>
       <w:pPr>
         <w:pStyle w:val="Heading1"/>
@@ -21370,61 +22196,205 @@
         <w:pStyle w:val="BodyText"/>
       </w:pPr>
       <w:r>
-        <w:t xml:space="preserve">Why should anyone care outside of cards? All systems where machines</w:t>
-      </w:r>
-      <w:r>
-        <w:t xml:space="preserve"> </w:t>
-      </w:r>
-      <w:r>
-        <w:t xml:space="preserve">assess trust from observed behavior—Credit Scoring, Content</w:t>
-      </w:r>
-      <w:r>
-        <w:t xml:space="preserve"> </w:t>
-      </w:r>
-      <w:r>
-        <w:t xml:space="preserve">Moderation, Multi-Agent Marketplaces, Automated Negotiation—inherit</w:t>
-      </w:r>
-      <w:r>
-        <w:t xml:space="preserve"> </w:t>
-      </w:r>
-      <w:r>
-        <w:t xml:space="preserve">the same threat: if cooperation is apparent, it can be evaluated and</w:t>
-      </w:r>
-      <w:r>
-        <w:t xml:space="preserve"> </w:t>
-      </w:r>
-      <w:r>
-        <w:t xml:space="preserve">exploited. Our results indicate that protection for cooperative</w:t>
-      </w:r>
-      <w:r>
-        <w:t xml:space="preserve"> </w:t>
-      </w:r>
-      <w:r>
-        <w:t xml:space="preserve">agents will likely involve giving them the ability to think about the</w:t>
-      </w:r>
-      <w:r>
-        <w:t xml:space="preserve"> </w:t>
-      </w:r>
-      <w:r>
-        <w:t xml:space="preserve">reputation system itself—rather than simply providing them with</w:t>
-      </w:r>
-      <w:r>
-        <w:t xml:space="preserve"> </w:t>
-      </w:r>
-      <w:r>
-        <w:t xml:space="preserve">additional information about their counterparts. This poker framework</w:t>
-      </w:r>
-      <w:r>
-        <w:t xml:space="preserve"> </w:t>
-      </w:r>
-      <w:r>
-        <w:t xml:space="preserve">serves as a compact, completely reproducible tool for studying the</w:t>
-      </w:r>
-      <w:r>
-        <w:t xml:space="preserve"> </w:t>
-      </w:r>
-      <w:r>
-        <w:t xml:space="preserve">specific question—when does a good reputation become a bad thing?</w:t>
+        <w:t xml:space="preserve">Three follow-up experiments are the most important next steps.</w:t>
+      </w:r>
+      <w:r>
+        <w:t xml:space="preserve"> </w:t>
+      </w:r>
+      <w:r>
+        <w:rPr>
+          <w:iCs/>
+          <w:i/>
+        </w:rPr>
+        <w:t xml:space="preserve">First</w:t>
+      </w:r>
+      <w:r>
+        <w:t xml:space="preserve">, an</w:t>
+      </w:r>
+      <w:r>
+        <w:t xml:space="preserve"> </w:t>
+      </w:r>
+      <m:oMath>
+        <m:r>
+          <m:t>n</m:t>
+        </m:r>
+        <m:r>
+          <m:rPr>
+            <m:sty m:val="p"/>
+          </m:rPr>
+          <m:t>=</m:t>
+        </m:r>
+        <m:r>
+          <m:t>20</m:t>
+        </m:r>
+      </m:oMath>
+      <w:r>
+        <w:t xml:space="preserve"> </w:t>
+      </w:r>
+      <w:r>
+        <w:t xml:space="preserve">Phase 3.1 replication at 500 hands per</w:t>
+      </w:r>
+      <w:r>
+        <w:t xml:space="preserve"> </w:t>
+      </w:r>
+      <w:r>
+        <w:t xml:space="preserve">seed (matching Phase 3) is the highest-leverage single experiment:</w:t>
+      </w:r>
+      <w:r>
+        <w:t xml:space="preserve"> </w:t>
+      </w:r>
+      <w:r>
+        <w:t xml:space="preserve">it would tighten the confidence interval on the Phase 3.1 result by</w:t>
+      </w:r>
+      <w:r>
+        <w:t xml:space="preserve"> </w:t>
+      </w:r>
+      <w:r>
+        <w:t xml:space="preserve">roughly a factor of two and distinguish</w:t>
+      </w:r>
+      <w:r>
+        <w:t xml:space="preserve"> </w:t>
+      </w:r>
+      <w:r>
+        <w:t xml:space="preserve">“</w:t>
+      </w:r>
+      <w:r>
+        <w:t xml:space="preserve">trap attenuated</w:t>
+      </w:r>
+      <w:r>
+        <w:t xml:space="preserve">”</w:t>
+      </w:r>
+      <w:r>
+        <w:t xml:space="preserve"> </w:t>
+      </w:r>
+      <w:r>
+        <w:t xml:space="preserve">from</w:t>
+      </w:r>
+      <w:r>
+        <w:t xml:space="preserve"> </w:t>
+      </w:r>
+      <w:r>
+        <w:t xml:space="preserve">“</w:t>
+      </w:r>
+      <w:r>
+        <w:t xml:space="preserve">trap broken</w:t>
+      </w:r>
+      <w:r>
+        <w:t xml:space="preserve">”</w:t>
+      </w:r>
+      <w:r>
+        <w:t xml:space="preserve">; estimated cost</w:t>
+      </w:r>
+      <w:r>
+        <w:t xml:space="preserve"> </w:t>
+      </w:r>
+      <m:oMath>
+        <m:r>
+          <m:rPr>
+            <m:sty m:val="p"/>
+          </m:rPr>
+          <m:t>∼</m:t>
+        </m:r>
+        <m:r>
+          <m:rPr>
+            <m:sty m:val="p"/>
+          </m:rPr>
+          <m:t>$</m:t>
+        </m:r>
+        <m:r>
+          <m:t>60</m:t>
+        </m:r>
+      </m:oMath>
+      <w:r>
+        <w:t xml:space="preserve"> </w:t>
+      </w:r>
+      <w:r>
+        <w:t xml:space="preserve">in API spend.</w:t>
+      </w:r>
+      <w:r>
+        <w:t xml:space="preserve"> </w:t>
+      </w:r>
+      <w:r>
+        <w:rPr>
+          <w:iCs/>
+          <w:i/>
+        </w:rPr>
+        <w:t xml:space="preserve">Second</w:t>
+      </w:r>
+      <w:r>
+        <w:t xml:space="preserve">, a clean ablation of the three Phase 3.1 scaffolds</w:t>
+      </w:r>
+      <w:r>
+        <w:t xml:space="preserve"> </w:t>
+      </w:r>
+      <w:r>
+        <w:t xml:space="preserve">(chain-of-thought, per-opponent memory, adaptive notes) is required</w:t>
+      </w:r>
+      <w:r>
+        <w:t xml:space="preserve"> </w:t>
+      </w:r>
+      <w:r>
+        <w:t xml:space="preserve">to support the claim that all three are necessary.</w:t>
+      </w:r>
+      <w:r>
+        <w:t xml:space="preserve"> </w:t>
+      </w:r>
+      <w:r>
+        <w:rPr>
+          <w:iCs/>
+          <w:i/>
+        </w:rPr>
+        <w:t xml:space="preserve">Third</w:t>
+      </w:r>
+      <w:r>
+        <w:t xml:space="preserve">, a temperature-pinned re-run of Phase 3 and Phase</w:t>
+      </w:r>
+      <w:r>
+        <w:t xml:space="preserve"> </w:t>
+      </w:r>
+      <w:r>
+        <w:t xml:space="preserve">3.1 at</w:t>
+      </w:r>
+      <w:r>
+        <w:t xml:space="preserve"> </w:t>
+      </w:r>
+      <m:oMath>
+        <m:r>
+          <m:t>T</m:t>
+        </m:r>
+        <m:r>
+          <m:rPr>
+            <m:sty m:val="p"/>
+          </m:rPr>
+          <m:t>=</m:t>
+        </m:r>
+        <m:r>
+          <m:t>0.0</m:t>
+        </m:r>
+      </m:oMath>
+      <w:r>
+        <w:t xml:space="preserve"> </w:t>
+      </w:r>
+      <w:r>
+        <w:t xml:space="preserve">would resolve the open reproducibility caveat.</w:t>
+      </w:r>
+      <w:r>
+        <w:t xml:space="preserve"> </w:t>
+      </w:r>
+      <w:r>
+        <w:t xml:space="preserve">Beyond these three, a multi-LLM replication, a no-limit Hold’em</w:t>
+      </w:r>
+      <w:r>
+        <w:t xml:space="preserve"> </w:t>
+      </w:r>
+      <w:r>
+        <w:t xml:space="preserve">extension, and an experimental varying of inter-archetype distance</w:t>
+      </w:r>
+      <w:r>
+        <w:t xml:space="preserve"> </w:t>
+      </w:r>
+      <w:r>
+        <w:t xml:space="preserve">would each strengthen the present findings.</w:t>
       </w:r>
     </w:p>
     <w:p>
@@ -21432,209 +22402,65 @@
         <w:pStyle w:val="BodyText"/>
       </w:pPr>
       <w:r>
-        <w:t xml:space="preserve">Three follow-up experiments are the most important next steps.</w:t>
-      </w:r>
-      <w:r>
-        <w:t xml:space="preserve"> </w:t>
-      </w:r>
-      <w:r>
-        <w:rPr>
-          <w:iCs/>
-          <w:i/>
-        </w:rPr>
-        <w:t xml:space="preserve">First</w:t>
-      </w:r>
-      <w:r>
-        <w:t xml:space="preserve">, an</w:t>
-      </w:r>
-      <w:r>
-        <w:t xml:space="preserve"> </w:t>
-      </w:r>
-      <m:oMath>
-        <m:r>
-          <m:t>n</m:t>
-        </m:r>
-        <m:r>
-          <m:rPr>
-            <m:sty m:val="p"/>
-          </m:rPr>
-          <m:t>=</m:t>
-        </m:r>
-        <m:r>
-          <m:t>20</m:t>
-        </m:r>
-      </m:oMath>
-      <w:r>
-        <w:t xml:space="preserve"> </w:t>
-      </w:r>
-      <w:r>
-        <w:t xml:space="preserve">Phase 3.1 replication at 500 hands per</w:t>
-      </w:r>
-      <w:r>
-        <w:t xml:space="preserve"> </w:t>
-      </w:r>
-      <w:r>
-        <w:t xml:space="preserve">seed (matching Phase 3) is the highest-leverage single experiment:</w:t>
-      </w:r>
-      <w:r>
-        <w:t xml:space="preserve"> </w:t>
-      </w:r>
-      <w:r>
-        <w:t xml:space="preserve">it would tighten the confidence interval on the Phase 3.1 result by</w:t>
-      </w:r>
-      <w:r>
-        <w:t xml:space="preserve"> </w:t>
-      </w:r>
-      <w:r>
-        <w:t xml:space="preserve">roughly a factor of two and distinguish</w:t>
-      </w:r>
-      <w:r>
-        <w:t xml:space="preserve"> </w:t>
-      </w:r>
-      <w:r>
-        <w:t xml:space="preserve">“</w:t>
-      </w:r>
-      <w:r>
-        <w:t xml:space="preserve">trap attenuated</w:t>
-      </w:r>
-      <w:r>
-        <w:t xml:space="preserve">”</w:t>
-      </w:r>
-      <w:r>
-        <w:t xml:space="preserve"> </w:t>
-      </w:r>
-      <w:r>
-        <w:t xml:space="preserve">from</w:t>
-      </w:r>
-      <w:r>
-        <w:t xml:space="preserve"> </w:t>
-      </w:r>
-      <w:r>
-        <w:t xml:space="preserve">“</w:t>
-      </w:r>
-      <w:r>
-        <w:t xml:space="preserve">trap broken</w:t>
-      </w:r>
-      <w:r>
-        <w:t xml:space="preserve">”</w:t>
-      </w:r>
-      <w:r>
-        <w:t xml:space="preserve">; estimated cost</w:t>
-      </w:r>
-      <w:r>
-        <w:t xml:space="preserve"> </w:t>
-      </w:r>
-      <m:oMath>
-        <m:r>
-          <m:rPr>
-            <m:sty m:val="p"/>
-          </m:rPr>
-          <m:t>∼</m:t>
-        </m:r>
-        <m:r>
-          <m:rPr>
-            <m:sty m:val="p"/>
-          </m:rPr>
-          <m:t>$</m:t>
-        </m:r>
-        <m:r>
-          <m:t>60</m:t>
-        </m:r>
-      </m:oMath>
-      <w:r>
-        <w:t xml:space="preserve"> </w:t>
-      </w:r>
-      <w:r>
-        <w:t xml:space="preserve">in API spend.</w:t>
-      </w:r>
-      <w:r>
-        <w:t xml:space="preserve"> </w:t>
-      </w:r>
-      <w:r>
-        <w:rPr>
-          <w:iCs/>
-          <w:i/>
-        </w:rPr>
-        <w:t xml:space="preserve">Second</w:t>
-      </w:r>
-      <w:r>
-        <w:t xml:space="preserve">, a clean ablation of the three Phase 3.1 scaffolds</w:t>
-      </w:r>
-      <w:r>
-        <w:t xml:space="preserve"> </w:t>
-      </w:r>
-      <w:r>
-        <w:t xml:space="preserve">(chain-of-thought, per-opponent memory, adaptive notes) is required</w:t>
-      </w:r>
-      <w:r>
-        <w:t xml:space="preserve"> </w:t>
-      </w:r>
-      <w:r>
-        <w:t xml:space="preserve">to support the claim that all three are necessary.</w:t>
-      </w:r>
-      <w:r>
-        <w:t xml:space="preserve"> </w:t>
-      </w:r>
-      <w:r>
-        <w:rPr>
-          <w:iCs/>
-          <w:i/>
-        </w:rPr>
-        <w:t xml:space="preserve">Third</w:t>
-      </w:r>
-      <w:r>
-        <w:t xml:space="preserve">, a temperature-pinned re-run of Phase 3 and Phase</w:t>
-      </w:r>
-      <w:r>
-        <w:t xml:space="preserve"> </w:t>
-      </w:r>
-      <w:r>
-        <w:t xml:space="preserve">3.1 at</w:t>
-      </w:r>
-      <w:r>
-        <w:t xml:space="preserve"> </w:t>
-      </w:r>
-      <m:oMath>
-        <m:r>
-          <m:t>T</m:t>
-        </m:r>
-        <m:r>
-          <m:rPr>
-            <m:sty m:val="p"/>
-          </m:rPr>
-          <m:t>=</m:t>
-        </m:r>
-        <m:r>
-          <m:t>0.0</m:t>
-        </m:r>
-      </m:oMath>
-      <w:r>
-        <w:t xml:space="preserve"> </w:t>
-      </w:r>
-      <w:r>
-        <w:t xml:space="preserve">would resolve the open reproducibility caveat.</w:t>
-      </w:r>
-      <w:r>
-        <w:t xml:space="preserve"> </w:t>
-      </w:r>
-      <w:r>
-        <w:t xml:space="preserve">Beyond these three, a multi-LLM replication, a no-limit Hold’em</w:t>
-      </w:r>
-      <w:r>
-        <w:t xml:space="preserve"> </w:t>
-      </w:r>
-      <w:r>
-        <w:t xml:space="preserve">extension, and an experimental varying of inter-archetype distance</w:t>
-      </w:r>
-      <w:r>
-        <w:t xml:space="preserve"> </w:t>
-      </w:r>
-      <w:r>
-        <w:t xml:space="preserve">would each strengthen the present findings.</w:t>
+        <w:t xml:space="preserve">Why should anyone care outside of cards? All systems where machines</w:t>
+      </w:r>
+      <w:r>
+        <w:t xml:space="preserve"> </w:t>
+      </w:r>
+      <w:r>
+        <w:t xml:space="preserve">assess trust from observed behavior—Credit Scoring, Content</w:t>
+      </w:r>
+      <w:r>
+        <w:t xml:space="preserve"> </w:t>
+      </w:r>
+      <w:r>
+        <w:t xml:space="preserve">Moderation, Multi-Agent Marketplaces, Automated Negotiation—inherit</w:t>
+      </w:r>
+      <w:r>
+        <w:t xml:space="preserve"> </w:t>
+      </w:r>
+      <w:r>
+        <w:t xml:space="preserve">the same threat: if cooperation is apparent, it can be evaluated and</w:t>
+      </w:r>
+      <w:r>
+        <w:t xml:space="preserve"> </w:t>
+      </w:r>
+      <w:r>
+        <w:t xml:space="preserve">exploited. Our results indicate that protection for cooperative</w:t>
+      </w:r>
+      <w:r>
+        <w:t xml:space="preserve"> </w:t>
+      </w:r>
+      <w:r>
+        <w:t xml:space="preserve">agents will likely involve giving them the ability to think about the</w:t>
+      </w:r>
+      <w:r>
+        <w:t xml:space="preserve"> </w:t>
+      </w:r>
+      <w:r>
+        <w:t xml:space="preserve">reputation system itself—rather than simply providing them with</w:t>
+      </w:r>
+      <w:r>
+        <w:t xml:space="preserve"> </w:t>
+      </w:r>
+      <w:r>
+        <w:t xml:space="preserve">additional information about their counterparts. This poker framework</w:t>
+      </w:r>
+      <w:r>
+        <w:t xml:space="preserve"> </w:t>
+      </w:r>
+      <w:r>
+        <w:t xml:space="preserve">serves as a compact, completely reproducible tool for studying the</w:t>
+      </w:r>
+      <w:r>
+        <w:t xml:space="preserve"> </w:t>
+      </w:r>
+      <w:r>
+        <w:t xml:space="preserve">specific question—when does a good reputation become a bad thing?</w:t>
       </w:r>
     </w:p>
-    <w:bookmarkEnd w:id="84"/>
-    <w:bookmarkStart w:id="106" w:name="sources-and-acknowledgments"/>
+    <w:bookmarkEnd w:id="89"/>
+    <w:bookmarkStart w:id="110" w:name="sources-and-acknowledgments"/>
     <w:p>
       <w:pPr>
         <w:pStyle w:val="Heading1"/>
@@ -21643,7 +22469,7 @@
         <w:t xml:space="preserve">Sources and Acknowledgments</w:t>
       </w:r>
     </w:p>
-    <w:bookmarkStart w:id="90" w:name="acknowledgments"/>
+    <w:bookmarkStart w:id="94" w:name="acknowledgments"/>
     <w:p>
       <w:pPr>
         <w:pStyle w:val="Heading2"/>
@@ -21666,13 +22492,13 @@
         <w:t xml:space="preserve">feasible.</w:t>
       </w:r>
     </w:p>
-    <w:bookmarkStart w:id="85" w:name="funding."/>
+    <w:bookmarkStart w:id="90" w:name="author-contributions."/>
     <w:p>
       <w:pPr>
         <w:pStyle w:val="Heading4"/>
       </w:pPr>
       <w:r>
-        <w:t xml:space="preserve">Funding.</w:t>
+        <w:t xml:space="preserve">Author contributions.</w:t>
       </w:r>
     </w:p>
     <w:p>
@@ -21680,23 +22506,29 @@
         <w:pStyle w:val="FirstParagraph"/>
       </w:pPr>
       <w:r>
-        <w:t xml:space="preserve">Anthropic API expenditure was self-funded by</w:t>
-      </w:r>
-      <w:r>
-        <w:t xml:space="preserve"> </w:t>
-      </w:r>
-      <w:r>
-        <w:t xml:space="preserve">the author.</w:t>
+        <w:t xml:space="preserve">R.A. conceived the study,</w:t>
+      </w:r>
+      <w:r>
+        <w:t xml:space="preserve"> </w:t>
+      </w:r>
+      <w:r>
+        <w:t xml:space="preserve">implemented the simulation, performed the analysis, and wrote the</w:t>
+      </w:r>
+      <w:r>
+        <w:t xml:space="preserve"> </w:t>
+      </w:r>
+      <w:r>
+        <w:t xml:space="preserve">manuscript.</w:t>
       </w:r>
     </w:p>
-    <w:bookmarkEnd w:id="85"/>
-    <w:bookmarkStart w:id="86" w:name="author-contributions."/>
+    <w:bookmarkEnd w:id="90"/>
+    <w:bookmarkStart w:id="91" w:name="competing-interests."/>
     <w:p>
       <w:pPr>
         <w:pStyle w:val="Heading4"/>
       </w:pPr>
       <w:r>
-        <w:t xml:space="preserve">Author contributions.</w:t>
+        <w:t xml:space="preserve">Competing interests.</w:t>
       </w:r>
     </w:p>
     <w:p>
@@ -21704,29 +22536,23 @@
         <w:pStyle w:val="FirstParagraph"/>
       </w:pPr>
       <w:r>
-        <w:t xml:space="preserve">R.A. conceived the study,</w:t>
-      </w:r>
-      <w:r>
-        <w:t xml:space="preserve"> </w:t>
-      </w:r>
-      <w:r>
-        <w:t xml:space="preserve">implemented the simulation, performed the analysis, and wrote the</w:t>
-      </w:r>
-      <w:r>
-        <w:t xml:space="preserve"> </w:t>
-      </w:r>
-      <w:r>
-        <w:t xml:space="preserve">manuscript.</w:t>
+        <w:t xml:space="preserve">The author declares no competing</w:t>
+      </w:r>
+      <w:r>
+        <w:t xml:space="preserve"> </w:t>
+      </w:r>
+      <w:r>
+        <w:t xml:space="preserve">interests.</w:t>
       </w:r>
     </w:p>
-    <w:bookmarkEnd w:id="86"/>
-    <w:bookmarkStart w:id="87" w:name="competing-interests."/>
+    <w:bookmarkEnd w:id="91"/>
+    <w:bookmarkStart w:id="93" w:name="data-and-materials-availability."/>
     <w:p>
       <w:pPr>
         <w:pStyle w:val="Heading4"/>
       </w:pPr>
       <w:r>
-        <w:t xml:space="preserve">Competing interests.</w:t>
+        <w:t xml:space="preserve">Data and materials availability.</w:t>
       </w:r>
     </w:p>
     <w:p>
@@ -21734,30 +22560,6 @@
         <w:pStyle w:val="FirstParagraph"/>
       </w:pPr>
       <w:r>
-        <w:t xml:space="preserve">The author declares no competing</w:t>
-      </w:r>
-      <w:r>
-        <w:t xml:space="preserve"> </w:t>
-      </w:r>
-      <w:r>
-        <w:t xml:space="preserve">interests.</w:t>
-      </w:r>
-    </w:p>
-    <w:bookmarkEnd w:id="87"/>
-    <w:bookmarkStart w:id="89" w:name="data-and-materials-availability."/>
-    <w:p>
-      <w:pPr>
-        <w:pStyle w:val="Heading4"/>
-      </w:pPr>
-      <w:r>
-        <w:t xml:space="preserve">Data and materials availability.</w:t>
-      </w:r>
-    </w:p>
-    <w:p>
-      <w:pPr>
-        <w:pStyle w:val="FirstParagraph"/>
-      </w:pPr>
-      <w:r>
         <w:t xml:space="preserve">The full simulation codebase, SQLite databases, figures, tables,</w:t>
       </w:r>
       <w:r>
@@ -21769,7 +22571,7 @@
       <w:r>
         <w:t xml:space="preserve"> </w:t>
       </w:r>
-      <w:hyperlink r:id="rId88">
+      <w:hyperlink r:id="rId92">
         <w:r>
           <w:rPr>
             <w:rStyle w:val="Hyperlink"/>
@@ -21781,9 +22583,9 @@
         <w:t xml:space="preserve">.</w:t>
       </w:r>
     </w:p>
-    <w:bookmarkEnd w:id="89"/>
-    <w:bookmarkEnd w:id="90"/>
-    <w:bookmarkStart w:id="91" w:name="references"/>
+    <w:bookmarkEnd w:id="93"/>
+    <w:bookmarkEnd w:id="94"/>
+    <w:bookmarkStart w:id="95" w:name="references"/>
     <w:p>
       <w:pPr>
         <w:pStyle w:val="Heading2"/>
@@ -21792,8 +22594,8 @@
         <w:t xml:space="preserve">References</w:t>
       </w:r>
     </w:p>
-    <w:bookmarkEnd w:id="91"/>
-    <w:bookmarkStart w:id="105" w:name="supplementary-materials"/>
+    <w:bookmarkEnd w:id="95"/>
+    <w:bookmarkStart w:id="109" w:name="supplementary-materials"/>
     <w:p>
       <w:pPr>
         <w:pStyle w:val="Heading2"/>
@@ -21947,8 +22749,8 @@
         <w:t xml:space="preserve">CI table.</w:t>
       </w:r>
     </w:p>
-    <w:bookmarkStart w:id="104" w:name="refs"/>
-    <w:bookmarkStart w:id="92" w:name="ref-resnick2002trust"/>
+    <w:bookmarkStart w:id="108" w:name="refs"/>
+    <w:bookmarkStart w:id="96" w:name="ref-resnick2002trust"/>
     <w:p>
       <w:pPr>
         <w:pStyle w:val="Bibliography"/>
@@ -22003,8 +22805,8 @@
         <w:t xml:space="preserve">, vol. 11, pp. 127–157, 2002.</w:t>
       </w:r>
     </w:p>
-    <w:bookmarkEnd w:id="92"/>
-    <w:bookmarkStart w:id="93" w:name="ref-bolton2004effective"/>
+    <w:bookmarkEnd w:id="96"/>
+    <w:bookmarkStart w:id="97" w:name="ref-bolton2004effective"/>
     <w:p>
       <w:pPr>
         <w:pStyle w:val="Bibliography"/>
@@ -22050,8 +22852,8 @@
         <w:t xml:space="preserve">, vol. 50, no. 11, pp. 1587–1602, 2004.</w:t>
       </w:r>
     </w:p>
-    <w:bookmarkEnd w:id="93"/>
-    <w:bookmarkStart w:id="94" w:name="ref-glosten1985bid"/>
+    <w:bookmarkEnd w:id="97"/>
+    <w:bookmarkStart w:id="98" w:name="ref-glosten1985bid"/>
     <w:p>
       <w:pPr>
         <w:pStyle w:val="Bibliography"/>
@@ -22088,8 +22890,8 @@
         <w:t xml:space="preserve">, vol. 14, no. 1, pp. 71–100, 1985.</w:t>
       </w:r>
     </w:p>
-    <w:bookmarkEnd w:id="94"/>
-    <w:bookmarkStart w:id="95" w:name="ref-axelrod1984evolution"/>
+    <w:bookmarkEnd w:id="98"/>
+    <w:bookmarkStart w:id="99" w:name="ref-axelrod1984evolution"/>
     <w:p>
       <w:pPr>
         <w:pStyle w:val="Bibliography"/>
@@ -22120,8 +22922,8 @@
         <w:t xml:space="preserve">. Basic Books, 1984.</w:t>
       </w:r>
     </w:p>
-    <w:bookmarkEnd w:id="95"/>
-    <w:bookmarkStart w:id="96" w:name="ref-nowak2006five"/>
+    <w:bookmarkEnd w:id="99"/>
+    <w:bookmarkStart w:id="100" w:name="ref-nowak2006five"/>
     <w:p>
       <w:pPr>
         <w:pStyle w:val="Bibliography"/>
@@ -22158,8 +22960,8 @@
         <w:t xml:space="preserve">, vol. 314, no. 5805, pp. 1560–1563, 2006.</w:t>
       </w:r>
     </w:p>
-    <w:bookmarkEnd w:id="96"/>
-    <w:bookmarkStart w:id="97" w:name="ref-billings1998opponent"/>
+    <w:bookmarkEnd w:id="100"/>
+    <w:bookmarkStart w:id="101" w:name="ref-billings1998opponent"/>
     <w:p>
       <w:pPr>
         <w:pStyle w:val="Bibliography"/>
@@ -22202,8 +23004,8 @@
         <w:t xml:space="preserve">, 1998, pp. 493–499.</w:t>
       </w:r>
     </w:p>
-    <w:bookmarkEnd w:id="97"/>
-    <w:bookmarkStart w:id="98" w:name="ref-southey2005bayes"/>
+    <w:bookmarkEnd w:id="101"/>
+    <w:bookmarkStart w:id="102" w:name="ref-southey2005bayes"/>
     <w:p>
       <w:pPr>
         <w:pStyle w:val="Bibliography"/>
@@ -22265,8 +23067,8 @@
         <w:t xml:space="preserve">, 2005, pp. 550–558.</w:t>
       </w:r>
     </w:p>
-    <w:bookmarkEnd w:id="98"/>
-    <w:bookmarkStart w:id="99" w:name="ref-ganzfried2015safe"/>
+    <w:bookmarkEnd w:id="102"/>
+    <w:bookmarkStart w:id="103" w:name="ref-ganzfried2015safe"/>
     <w:p>
       <w:pPr>
         <w:pStyle w:val="Bibliography"/>
@@ -22303,8 +23105,8 @@
         <w:t xml:space="preserve">, vol. 3, no. 2, pp. 8:1–8:28, 2015.</w:t>
       </w:r>
     </w:p>
-    <w:bookmarkEnd w:id="99"/>
-    <w:bookmarkStart w:id="100" w:name="ref-brown2018superhuman"/>
+    <w:bookmarkEnd w:id="103"/>
+    <w:bookmarkStart w:id="104" w:name="ref-brown2018superhuman"/>
     <w:p>
       <w:pPr>
         <w:pStyle w:val="Bibliography"/>
@@ -22362,8 +23164,8 @@
         <w:t xml:space="preserve">, vol. 359, no. 6374, pp. 418–424, 2018.</w:t>
       </w:r>
     </w:p>
-    <w:bookmarkEnd w:id="100"/>
-    <w:bookmarkStart w:id="101" w:name="ref-brown2019superhuman"/>
+    <w:bookmarkEnd w:id="104"/>
+    <w:bookmarkStart w:id="105" w:name="ref-brown2019superhuman"/>
     <w:p>
       <w:pPr>
         <w:pStyle w:val="Bibliography"/>
@@ -22412,8 +23214,8 @@
         <w:t xml:space="preserve">, vol. 365, no. 6456, pp. 885–890, 2019.</w:t>
       </w:r>
     </w:p>
-    <w:bookmarkEnd w:id="101"/>
-    <w:bookmarkStart w:id="102" w:name="ref-liu2024agentbench"/>
+    <w:bookmarkEnd w:id="105"/>
+    <w:bookmarkStart w:id="106" w:name="ref-liu2024agentbench"/>
     <w:p>
       <w:pPr>
         <w:pStyle w:val="Bibliography"/>
@@ -22490,8 +23292,8 @@
         <w:t xml:space="preserve">, 2024.</w:t>
       </w:r>
     </w:p>
-    <w:bookmarkEnd w:id="102"/>
-    <w:bookmarkStart w:id="103" w:name="ref-park2023generative"/>
+    <w:bookmarkEnd w:id="106"/>
+    <w:bookmarkStart w:id="107" w:name="ref-park2023generative"/>
     <w:p>
       <w:pPr>
         <w:pStyle w:val="Bibliography"/>
@@ -22562,10 +23364,10 @@
         <w:t xml:space="preserve">, 2023.</w:t>
       </w:r>
     </w:p>
-    <w:bookmarkEnd w:id="103"/>
-    <w:bookmarkEnd w:id="104"/>
-    <w:bookmarkEnd w:id="105"/>
-    <w:bookmarkEnd w:id="106"/>
+    <w:bookmarkEnd w:id="107"/>
+    <w:bookmarkEnd w:id="108"/>
+    <w:bookmarkEnd w:id="109"/>
+    <w:bookmarkEnd w:id="110"/>
     <w:sectPr>
       <w:headerReference w:type="default" r:id="rId9"/>
       <w:footerReference w:type="default" r:id="rId10"/>
@@ -22896,6 +23698,47 @@
       </w:r>
     </w:p>
   </w:footnote>
+  <w:footnote w:id="37">
+    <w:p>
+      <w:pPr>
+        <w:pStyle w:val="FootnoteText"/>
+      </w:pPr>
+      <w:r>
+        <w:rPr>
+          <w:rStyle w:val="FootnoteReference"/>
+        </w:rPr>
+        <w:footnoteRef/>
+      </w:r>
+      <w:r>
+        <w:t xml:space="preserve"> </w:t>
+      </w:r>
+      <w:r>
+        <w:rPr>
+          <w:iCs/>
+          <w:i/>
+        </w:rPr>
+        <w:t xml:space="preserve">TEI</w:t>
+      </w:r>
+      <w:r>
+        <w:t xml:space="preserve"> </w:t>
+      </w:r>
+      <w:r>
+        <w:t xml:space="preserve">(Trust Exploitation Index): an agent’s average</w:t>
+      </w:r>
+      <w:r>
+        <w:t xml:space="preserve"> </w:t>
+      </w:r>
+      <w:r>
+        <w:t xml:space="preserve">non-showdown winnings per hand—wins generated via fold equity</w:t>
+      </w:r>
+      <w:r>
+        <w:t xml:space="preserve"> </w:t>
+      </w:r>
+      <w:r>
+        <w:t xml:space="preserve">rather than at showdown.</w:t>
+      </w:r>
+    </w:p>
+  </w:footnote>
   <w:footnote w:id="38">
     <w:p>
       <w:pPr>
@@ -22915,25 +23758,25 @@
           <w:iCs/>
           <w:i/>
         </w:rPr>
-        <w:t xml:space="preserve">TEI</w:t>
-      </w:r>
-      <w:r>
-        <w:t xml:space="preserve"> </w:t>
-      </w:r>
-      <w:r>
-        <w:t xml:space="preserve">(Trust Exploitation Index): an agent’s average</w:t>
-      </w:r>
-      <w:r>
-        <w:t xml:space="preserve"> </w:t>
-      </w:r>
-      <w:r>
-        <w:t xml:space="preserve">non-showdown winnings per hand—wins generated via fold equity</w:t>
-      </w:r>
-      <w:r>
-        <w:t xml:space="preserve"> </w:t>
-      </w:r>
-      <w:r>
-        <w:t xml:space="preserve">rather than at showdown.</w:t>
+        <w:t xml:space="preserve">CS</w:t>
+      </w:r>
+      <w:r>
+        <w:t xml:space="preserve"> </w:t>
+      </w:r>
+      <w:r>
+        <w:t xml:space="preserve">(Contextual Sensitivity): the absolute correlation</w:t>
+      </w:r>
+      <w:r>
+        <w:t xml:space="preserve"> </w:t>
+      </w:r>
+      <w:r>
+        <w:t xml:space="preserve">between an opponent’s past aggression and the agent’s response</w:t>
+      </w:r>
+      <w:r>
+        <w:t xml:space="preserve"> </w:t>
+      </w:r>
+      <w:r>
+        <w:t xml:space="preserve">action.</w:t>
       </w:r>
     </w:p>
   </w:footnote>
@@ -22956,25 +23799,19 @@
           <w:iCs/>
           <w:i/>
         </w:rPr>
-        <w:t xml:space="preserve">CS</w:t>
-      </w:r>
-      <w:r>
-        <w:t xml:space="preserve"> </w:t>
-      </w:r>
-      <w:r>
-        <w:t xml:space="preserve">(Contextual Sensitivity): the absolute correlation</w:t>
-      </w:r>
-      <w:r>
-        <w:t xml:space="preserve"> </w:t>
-      </w:r>
-      <w:r>
-        <w:t xml:space="preserve">between an opponent’s past aggression and the agent’s response</w:t>
-      </w:r>
-      <w:r>
-        <w:t xml:space="preserve"> </w:t>
-      </w:r>
-      <w:r>
-        <w:t xml:space="preserve">action.</w:t>
+        <w:t xml:space="preserve">OA</w:t>
+      </w:r>
+      <w:r>
+        <w:t xml:space="preserve"> </w:t>
+      </w:r>
+      <w:r>
+        <w:t xml:space="preserve">(Opponent Adaptation): the variance of an agent’s</w:t>
+      </w:r>
+      <w:r>
+        <w:t xml:space="preserve"> </w:t>
+      </w:r>
+      <w:r>
+        <w:t xml:space="preserve">aggression rate across different opponents.</w:t>
       </w:r>
     </w:p>
   </w:footnote>
@@ -22997,41 +23834,6 @@
           <w:iCs/>
           <w:i/>
         </w:rPr>
-        <w:t xml:space="preserve">OA</w:t>
-      </w:r>
-      <w:r>
-        <w:t xml:space="preserve"> </w:t>
-      </w:r>
-      <w:r>
-        <w:t xml:space="preserve">(Opponent Adaptation): the variance of an agent’s</w:t>
-      </w:r>
-      <w:r>
-        <w:t xml:space="preserve"> </w:t>
-      </w:r>
-      <w:r>
-        <w:t xml:space="preserve">aggression rate across different opponents.</w:t>
-      </w:r>
-    </w:p>
-  </w:footnote>
-  <w:footnote w:id="41">
-    <w:p>
-      <w:pPr>
-        <w:pStyle w:val="FootnoteText"/>
-      </w:pPr>
-      <w:r>
-        <w:rPr>
-          <w:rStyle w:val="FootnoteReference"/>
-        </w:rPr>
-        <w:footnoteRef/>
-      </w:r>
-      <w:r>
-        <w:t xml:space="preserve"> </w:t>
-      </w:r>
-      <w:r>
-        <w:rPr>
-          <w:iCs/>
-          <w:i/>
-        </w:rPr>
         <w:t xml:space="preserve">NS</w:t>
       </w:r>
       <w:r>
@@ -23051,150 +23853,6 @@
       </w:r>
       <w:r>
         <w:t xml:space="preserve">its overall distribution.</w:t>
-      </w:r>
-    </w:p>
-  </w:footnote>
-  <w:footnote w:id="44">
-    <w:p>
-      <w:pPr>
-        <w:pStyle w:val="FootnoteText"/>
-      </w:pPr>
-      <w:r>
-        <w:rPr>
-          <w:rStyle w:val="FootnoteReference"/>
-        </w:rPr>
-        <w:footnoteRef/>
-      </w:r>
-      <w:r>
-        <w:t xml:space="preserve"> </w:t>
-      </w:r>
-      <w:r>
-        <w:t xml:space="preserve">A</w:t>
-      </w:r>
-      <w:r>
-        <w:t xml:space="preserve"> </w:t>
-      </w:r>
-      <w:r>
-        <w:rPr>
-          <w:iCs/>
-          <w:i/>
-        </w:rPr>
-        <w:t xml:space="preserve">walkover</w:t>
-      </w:r>
-      <w:r>
-        <w:t xml:space="preserve"> </w:t>
-      </w:r>
-      <w:r>
-        <w:t xml:space="preserve">(or</w:t>
-      </w:r>
-      <w:r>
-        <w:t xml:space="preserve"> </w:t>
-      </w:r>
-      <w:r>
-        <w:t xml:space="preserve">“</w:t>
-      </w:r>
-      <w:r>
-        <w:t xml:space="preserve">uncontested pot</w:t>
-      </w:r>
-      <w:r>
-        <w:t xml:space="preserve">”</w:t>
-      </w:r>
-      <w:r>
-        <w:t xml:space="preserve">) is a hand won without showdown—every other</w:t>
-      </w:r>
-      <w:r>
-        <w:t xml:space="preserve"> </w:t>
-      </w:r>
-      <w:r>
-        <w:t xml:space="preserve">player folded before the cards had to be shown. It is the</w:t>
-      </w:r>
-      <w:r>
-        <w:t xml:space="preserve"> </w:t>
-      </w:r>
-      <w:r>
-        <w:t xml:space="preserve">bread-and-butter outcome for aggressive players who win by making</w:t>
-      </w:r>
-      <w:r>
-        <w:t xml:space="preserve"> </w:t>
-      </w:r>
-      <w:r>
-        <w:t xml:space="preserve">opponents fold rather than by holding the best hand.</w:t>
-      </w:r>
-    </w:p>
-  </w:footnote>
-  <w:footnote w:id="48">
-    <w:p>
-      <w:pPr>
-        <w:pStyle w:val="FootnoteText"/>
-      </w:pPr>
-      <w:r>
-        <w:rPr>
-          <w:rStyle w:val="FootnoteReference"/>
-        </w:rPr>
-        <w:footnoteRef/>
-      </w:r>
-      <w:r>
-        <w:t xml:space="preserve"> </w:t>
-      </w:r>
-      <w:r>
-        <w:rPr>
-          <w:iCs/>
-          <w:i/>
-        </w:rPr>
-        <w:t xml:space="preserve">Hand rank</w:t>
-      </w:r>
-      <w:r>
-        <w:t xml:space="preserve"> </w:t>
-      </w:r>
-      <w:r>
-        <w:t xml:space="preserve">is taken from standard 7-card poker equity tables: rank 1 is the</w:t>
-      </w:r>
-      <w:r>
-        <w:t xml:space="preserve"> </w:t>
-      </w:r>
-      <w:r>
-        <w:t xml:space="preserve">strongest possible hand and rank 7,462 is the weakest. Rank</w:t>
-      </w:r>
-      <w:r>
-        <w:t xml:space="preserve"> </w:t>
-      </w:r>
-      <m:oMath>
-        <m:r>
-          <m:rPr>
-            <m:sty m:val="p"/>
-          </m:rPr>
-          <m:t>≤</m:t>
-        </m:r>
-        <m:r>
-          <m:t>1</m:t>
-        </m:r>
-        <m:r>
-          <m:rPr>
-            <m:sty m:val="p"/>
-          </m:rPr>
-          <m:t>,</m:t>
-        </m:r>
-        <m:r>
-          <m:t>000</m:t>
-        </m:r>
-      </m:oMath>
-      <w:r>
-        <w:t xml:space="preserve"> </w:t>
-      </w:r>
-      <w:r>
-        <w:t xml:space="preserve">is roughly</w:t>
-      </w:r>
-      <w:r>
-        <w:t xml:space="preserve"> </w:t>
-      </w:r>
-      <w:r>
-        <w:t xml:space="preserve">“</w:t>
-      </w:r>
-      <w:r>
-        <w:t xml:space="preserve">top 15% of hands.</w:t>
-      </w:r>
-      <w:r>
-        <w:t xml:space="preserve">”</w:t>
       </w:r>
     </w:p>
   </w:footnote>
@@ -23213,17 +23871,69 @@
         <w:t xml:space="preserve"> </w:t>
       </w:r>
       <w:r>
+        <w:t xml:space="preserve">A</w:t>
+      </w:r>
+      <w:r>
+        <w:t xml:space="preserve"> </w:t>
+      </w:r>
+      <w:r>
         <w:rPr>
           <w:iCs/>
           <w:i/>
         </w:rPr>
-        <w:t xml:space="preserve">3-bet</w:t>
-      </w:r>
-      <w:r>
-        <w:t xml:space="preserve"> </w:t>
-      </w:r>
-      <w:r>
-        <w:t xml:space="preserve">and</w:t>
+        <w:t xml:space="preserve">walkover</w:t>
+      </w:r>
+      <w:r>
+        <w:t xml:space="preserve"> </w:t>
+      </w:r>
+      <w:r>
+        <w:t xml:space="preserve">(or</w:t>
+      </w:r>
+      <w:r>
+        <w:t xml:space="preserve"> </w:t>
+      </w:r>
+      <w:r>
+        <w:t xml:space="preserve">“</w:t>
+      </w:r>
+      <w:r>
+        <w:t xml:space="preserve">uncontested pot</w:t>
+      </w:r>
+      <w:r>
+        <w:t xml:space="preserve">”</w:t>
+      </w:r>
+      <w:r>
+        <w:t xml:space="preserve">) is a hand won without showdown—every other</w:t>
+      </w:r>
+      <w:r>
+        <w:t xml:space="preserve"> </w:t>
+      </w:r>
+      <w:r>
+        <w:t xml:space="preserve">player folded before the cards had to be shown. It is the</w:t>
+      </w:r>
+      <w:r>
+        <w:t xml:space="preserve"> </w:t>
+      </w:r>
+      <w:r>
+        <w:t xml:space="preserve">bread-and-butter outcome for aggressive players who win by making</w:t>
+      </w:r>
+      <w:r>
+        <w:t xml:space="preserve"> </w:t>
+      </w:r>
+      <w:r>
+        <w:t xml:space="preserve">opponents fold rather than by holding the best hand.</w:t>
+      </w:r>
+    </w:p>
+  </w:footnote>
+  <w:footnote w:id="53">
+    <w:p>
+      <w:pPr>
+        <w:pStyle w:val="FootnoteText"/>
+      </w:pPr>
+      <w:r>
+        <w:rPr>
+          <w:rStyle w:val="FootnoteReference"/>
+        </w:rPr>
+        <w:footnoteRef/>
       </w:r>
       <w:r>
         <w:t xml:space="preserve"> </w:t>
@@ -23233,41 +23943,133 @@
           <w:iCs/>
           <w:i/>
         </w:rPr>
-        <w:t xml:space="preserve">4-bet</w:t>
-      </w:r>
-      <w:r>
-        <w:t xml:space="preserve"> </w:t>
-      </w:r>
-      <w:r>
-        <w:t xml:space="preserve">refer to</w:t>
-      </w:r>
-      <w:r>
-        <w:t xml:space="preserve"> </w:t>
-      </w:r>
-      <w:r>
-        <w:t xml:space="preserve">successive re-raises. The big blind counts as the first bet; a</w:t>
-      </w:r>
-      <w:r>
-        <w:t xml:space="preserve"> </w:t>
-      </w:r>
-      <w:r>
-        <w:t xml:space="preserve">raise is the 2-bet; a re-raise is the 3-bet; another re-raise is</w:t>
-      </w:r>
-      <w:r>
-        <w:t xml:space="preserve"> </w:t>
-      </w:r>
-      <w:r>
-        <w:t xml:space="preserve">the 4-bet. Under our four-bet cap, no further raises are allowed</w:t>
-      </w:r>
-      <w:r>
-        <w:t xml:space="preserve"> </w:t>
-      </w:r>
-      <w:r>
-        <w:t xml:space="preserve">in the same round.</w:t>
+        <w:t xml:space="preserve">Hand rank</w:t>
+      </w:r>
+      <w:r>
+        <w:t xml:space="preserve"> </w:t>
+      </w:r>
+      <w:r>
+        <w:t xml:space="preserve">is taken from standard 7-card poker equity tables: rank 1 is the</w:t>
+      </w:r>
+      <w:r>
+        <w:t xml:space="preserve"> </w:t>
+      </w:r>
+      <w:r>
+        <w:t xml:space="preserve">strongest possible hand and rank 7,462 is the weakest. Rank</w:t>
+      </w:r>
+      <w:r>
+        <w:t xml:space="preserve"> </w:t>
+      </w:r>
+      <m:oMath>
+        <m:r>
+          <m:rPr>
+            <m:sty m:val="p"/>
+          </m:rPr>
+          <m:t>≤</m:t>
+        </m:r>
+        <m:r>
+          <m:t>1</m:t>
+        </m:r>
+        <m:r>
+          <m:rPr>
+            <m:sty m:val="p"/>
+          </m:rPr>
+          <m:t>,</m:t>
+        </m:r>
+        <m:r>
+          <m:t>000</m:t>
+        </m:r>
+      </m:oMath>
+      <w:r>
+        <w:t xml:space="preserve"> </w:t>
+      </w:r>
+      <w:r>
+        <w:t xml:space="preserve">is roughly</w:t>
+      </w:r>
+      <w:r>
+        <w:t xml:space="preserve"> </w:t>
+      </w:r>
+      <w:r>
+        <w:t xml:space="preserve">“</w:t>
+      </w:r>
+      <w:r>
+        <w:t xml:space="preserve">top 15% of hands.</w:t>
+      </w:r>
+      <w:r>
+        <w:t xml:space="preserve">”</w:t>
       </w:r>
     </w:p>
   </w:footnote>
-  <w:footnote w:id="52">
+  <w:footnote w:id="54">
+    <w:p>
+      <w:pPr>
+        <w:pStyle w:val="FootnoteText"/>
+      </w:pPr>
+      <w:r>
+        <w:rPr>
+          <w:rStyle w:val="FootnoteReference"/>
+        </w:rPr>
+        <w:footnoteRef/>
+      </w:r>
+      <w:r>
+        <w:t xml:space="preserve"> </w:t>
+      </w:r>
+      <w:r>
+        <w:rPr>
+          <w:iCs/>
+          <w:i/>
+        </w:rPr>
+        <w:t xml:space="preserve">3-bet</w:t>
+      </w:r>
+      <w:r>
+        <w:t xml:space="preserve"> </w:t>
+      </w:r>
+      <w:r>
+        <w:t xml:space="preserve">and</w:t>
+      </w:r>
+      <w:r>
+        <w:t xml:space="preserve"> </w:t>
+      </w:r>
+      <w:r>
+        <w:rPr>
+          <w:iCs/>
+          <w:i/>
+        </w:rPr>
+        <w:t xml:space="preserve">4-bet</w:t>
+      </w:r>
+      <w:r>
+        <w:t xml:space="preserve"> </w:t>
+      </w:r>
+      <w:r>
+        <w:t xml:space="preserve">refer to</w:t>
+      </w:r>
+      <w:r>
+        <w:t xml:space="preserve"> </w:t>
+      </w:r>
+      <w:r>
+        <w:t xml:space="preserve">successive re-raises. The big blind counts as the first bet; a</w:t>
+      </w:r>
+      <w:r>
+        <w:t xml:space="preserve"> </w:t>
+      </w:r>
+      <w:r>
+        <w:t xml:space="preserve">raise is the 2-bet; a re-raise is the 3-bet; another re-raise is</w:t>
+      </w:r>
+      <w:r>
+        <w:t xml:space="preserve"> </w:t>
+      </w:r>
+      <w:r>
+        <w:t xml:space="preserve">the 4-bet. Under our four-bet cap, no further raises are allowed</w:t>
+      </w:r>
+      <w:r>
+        <w:t xml:space="preserve"> </w:t>
+      </w:r>
+      <w:r>
+        <w:t xml:space="preserve">in the same round.</w:t>
+      </w:r>
+    </w:p>
+  </w:footnote>
+  <w:footnote w:id="57">
     <w:p>
       <w:pPr>
         <w:pStyle w:val="FootnoteText"/>
@@ -23358,7 +24160,7 @@
       </w:r>
     </w:p>
   </w:footnote>
-  <w:footnote w:id="64">
+  <w:footnote w:id="69">
     <w:p>
       <w:pPr>
         <w:pStyle w:val="FootnoteText"/>
@@ -23405,7 +24207,7 @@
       </w:r>
     </w:p>
   </w:footnote>
-  <w:footnote w:id="65">
+  <w:footnote w:id="70">
     <w:p>
       <w:pPr>
         <w:pStyle w:val="FootnoteText"/>
@@ -23457,7 +24259,7 @@
       </w:r>
     </w:p>
   </w:footnote>
-  <w:footnote w:id="66">
+  <w:footnote w:id="71">
     <w:p>
       <w:pPr>
         <w:pStyle w:val="FootnoteText"/>
@@ -23583,7 +24385,7 @@
       </w:r>
     </w:p>
   </w:footnote>
-  <w:footnote w:id="67">
+  <w:footnote w:id="72">
     <w:p>
       <w:pPr>
         <w:pStyle w:val="FootnoteText"/>
@@ -23624,7 +24426,7 @@
       </w:r>
     </w:p>
   </w:footnote>
-  <w:footnote w:id="75">
+  <w:footnote w:id="80">
     <w:p>
       <w:pPr>
         <w:pStyle w:val="FootnoteText"/>
@@ -23687,7 +24489,7 @@
       </w:r>
     </w:p>
   </w:footnote>
-  <w:footnote w:id="76">
+  <w:footnote w:id="81">
     <w:p>
       <w:pPr>
         <w:pStyle w:val="FootnoteText"/>

--- a/paper_resources/manuscript/main.docx
+++ b/paper_resources/manuscript/main.docx
@@ -2274,14 +2274,14 @@
       <w:r>
         <w:drawing>
           <wp:inline>
-            <wp:extent cx="3599999" cy="2909881"/>
+            <wp:extent cx="5039999" cy="3662663"/>
             <wp:effectExtent b="0" l="0" r="0" t="0"/>
             <wp:docPr descr="" title="" id="23" name="Picture"/>
             <a:graphic>
               <a:graphicData uri="http://schemas.openxmlformats.org/drawingml/2006/picture">
                 <pic:pic>
                   <pic:nvPicPr>
-                    <pic:cNvPr descr="01_payoff_matrix.png" id="24" name="Picture"/>
+                    <pic:cNvPr descr="00_game_of_trust.png" id="24" name="Picture"/>
                     <pic:cNvPicPr>
                       <a:picLocks noChangeArrowheads="1" noChangeAspect="1"/>
                     </pic:cNvPicPr>
@@ -2295,7 +2295,7 @@
                   <pic:spPr bwMode="auto">
                     <a:xfrm>
                       <a:off x="0" y="0"/>
-                      <a:ext cx="3599999" cy="2909881"/>
+                      <a:ext cx="5039999" cy="3662663"/>
                     </a:xfrm>
                     <a:prstGeom prst="rect">
                       <a:avLst/>
@@ -2339,13 +2339,13 @@
         <w:t xml:space="preserve"> </w:t>
       </w:r>
       <w:r>
-        <w:t xml:space="preserve">The</w:t>
-      </w:r>
-      <w:r>
-        <w:t xml:space="preserve"> </w:t>
-      </w:r>
-      <w:r>
-        <w:t xml:space="preserve">payoff matrix in the framing of Nicky Case’s</w:t>
+        <w:t xml:space="preserve">A</w:t>
+      </w:r>
+      <w:r>
+        <w:t xml:space="preserve"> </w:t>
+      </w:r>
+      <w:r>
+        <w:t xml:space="preserve">screenshot of the cooperate/cheat setup from Nicky Case’s</w:t>
       </w:r>
       <w:r>
         <w:t xml:space="preserve"> </w:t>
@@ -2355,57 +2355,25 @@
           <w:iCs/>
           <w:i/>
         </w:rPr>
-        <w:t xml:space="preserve">Evolution of</w:t>
-      </w:r>
-      <w:r>
-        <w:rPr>
-          <w:iCs/>
-          <w:i/>
-        </w:rPr>
-        <w:t xml:space="preserve"> </w:t>
-      </w:r>
-      <w:r>
-        <w:rPr>
-          <w:iCs/>
-          <w:i/>
-        </w:rPr>
-        <w:t xml:space="preserve">Trust</w:t>
-      </w:r>
-      <w:r>
-        <w:t xml:space="preserve"> </w:t>
-      </w:r>
-      <w:r>
-        <w:t xml:space="preserve">interactive: cooperating (</w:t>
-      </w:r>
-      <w:r>
-        <w:t xml:space="preserve">“</w:t>
-      </w:r>
-      <w:r>
-        <w:t xml:space="preserve">putting a coin in the machine</w:t>
-      </w:r>
-      <w:r>
-        <w:t xml:space="preserve">”</w:t>
-      </w:r>
-      <w:r>
-        <w:t xml:space="preserve">)</w:t>
-      </w:r>
-      <w:r>
-        <w:t xml:space="preserve"> </w:t>
-      </w:r>
-      <w:r>
-        <w:t xml:space="preserve">costs you one coin but gives the other player three. The large</w:t>
-      </w:r>
-      <w:r>
-        <w:t xml:space="preserve"> </w:t>
-      </w:r>
-      <w:r>
-        <w:t xml:space="preserve">number in each cell is your payoff and the grey number is the</w:t>
-      </w:r>
-      <w:r>
-        <w:t xml:space="preserve"> </w:t>
-      </w:r>
-      <w:r>
-        <w:t xml:space="preserve">opponent’s. Mutual cooperation pays</w:t>
+        <w:t xml:space="preserve">Evolution of Trust</w:t>
+      </w:r>
+      <w:r>
+        <w:t xml:space="preserve"> </w:t>
+      </w:r>
+      <w:r>
+        <w:t xml:space="preserve">interactive: putting a coin in the</w:t>
+      </w:r>
+      <w:r>
+        <w:t xml:space="preserve"> </w:t>
+      </w:r>
+      <w:r>
+        <w:t xml:space="preserve">machine costs you one coin but gives the other player three. Mutual</w:t>
+      </w:r>
+      <w:r>
+        <w:t xml:space="preserve"> </w:t>
+      </w:r>
+      <w:r>
+        <w:t xml:space="preserve">cooperation therefore pays</w:t>
       </w:r>
       <w:r>
         <w:t xml:space="preserve"> </w:t>
@@ -2439,7 +2407,13 @@
         <w:t xml:space="preserve"> </w:t>
       </w:r>
       <w:r>
-        <w:t xml:space="preserve">each, and unilateral cheating against a cooperator pays</w:t>
+        <w:t xml:space="preserve">each, and</w:t>
+      </w:r>
+      <w:r>
+        <w:t xml:space="preserve"> </w:t>
+      </w:r>
+      <w:r>
+        <w:t xml:space="preserve">unilateral cheating against a cooperator pays</w:t>
       </w:r>
       <w:r>
         <w:t xml:space="preserve"> </w:t>
@@ -2459,13 +2433,13 @@
         <w:t xml:space="preserve"> </w:t>
       </w:r>
       <w:r>
-        <w:t xml:space="preserve">to the</w:t>
-      </w:r>
-      <w:r>
-        <w:t xml:space="preserve"> </w:t>
-      </w:r>
-      <w:r>
-        <w:t xml:space="preserve">defector against</w:t>
+        <w:t xml:space="preserve">to the defector</w:t>
+      </w:r>
+      <w:r>
+        <w:t xml:space="preserve"> </w:t>
+      </w:r>
+      <w:r>
+        <w:t xml:space="preserve">against</w:t>
       </w:r>
       <w:r>
         <w:t xml:space="preserve"> </w:t>
@@ -10910,13 +10884,31 @@
         <w:t xml:space="preserve"> </w:t>
       </w:r>
       <w:r>
-        <w:t xml:space="preserve">wins because it is hard to read. The trust–stack relationship</w:t>
-      </w:r>
-      <w:r>
-        <w:t xml:space="preserve"> </w:t>
-      </w:r>
-      <w:r>
-        <w:t xml:space="preserve">appears in Fig. 2 (left panel).</w:t>
+        <w:t xml:space="preserve">wins because it is hard to read. This same negative trust–stack</w:t>
+      </w:r>
+      <w:r>
+        <w:t xml:space="preserve"> </w:t>
+      </w:r>
+      <w:r>
+        <w:t xml:space="preserve">relationship recurs in the LLM phases: it persists under</w:t>
+      </w:r>
+      <w:r>
+        <w:t xml:space="preserve"> </w:t>
+      </w:r>
+      <w:r>
+        <w:t xml:space="preserve">personality-only role-play (Fig. 2, left,</w:t>
+      </w:r>
+      <w:r>
+        <w:t xml:space="preserve"> </w:t>
+      </w:r>
+      <w:r>
+        <w:t xml:space="preserve">Phase 3) and only dissolves once reasoning is added (right,</w:t>
+      </w:r>
+      <w:r>
+        <w:t xml:space="preserve"> </w:t>
+      </w:r>
+      <w:r>
+        <w:t xml:space="preserve">Phase 3.1).</w:t>
       </w:r>
     </w:p>
     <w:p>
@@ -10926,7 +10918,7 @@
       <w:r>
         <w:drawing>
           <wp:inline>
-            <wp:extent cx="5039999" cy="2167060"/>
+            <wp:extent cx="5039999" cy="2200817"/>
             <wp:effectExtent b="0" l="0" r="0" t="0"/>
             <wp:docPr descr="" title="" id="51" name="Picture"/>
             <a:graphic>
@@ -10947,7 +10939,7 @@
                   <pic:spPr bwMode="auto">
                     <a:xfrm>
                       <a:off x="0" y="0"/>
-                      <a:ext cx="5039999" cy="2167060"/>
+                      <a:ext cx="5039999" cy="2200817"/>
                     </a:xfrm>
                     <a:prstGeom prst="rect">
                       <a:avLst/>
@@ -10985,7 +10977,7 @@
           <w:bCs/>
           <w:b/>
         </w:rPr>
-        <w:t xml:space="preserve">Trust versus final stack across phases.</w:t>
+        <w:t xml:space="preserve">Trust versus final stack in the LLM phases.</w:t>
       </w:r>
       <w:r>
         <w:t xml:space="preserve"> </w:t>
@@ -11001,85 +10993,145 @@
         <w:t xml:space="preserve">Left</w:t>
       </w:r>
       <w:r>
-        <w:t xml:space="preserve">) Phase 1: the most-trusted archetypes cluster</w:t>
-      </w:r>
-      <w:r>
-        <w:t xml:space="preserve"> </w:t>
-      </w:r>
-      <w:r>
-        <w:t xml:space="preserve">in the low-stack region and</w:t>
-      </w:r>
-      <w:r>
-        <w:t xml:space="preserve"> </w:t>
+        <w:t xml:space="preserve">) Phase 3: the negative trust–stack relationship</w:t>
+      </w:r>
+      <w:r>
+        <w:t xml:space="preserve"> </w:t>
+      </w:r>
+      <w:r>
+        <w:t xml:space="preserve">persists under LLM personality role-play (</w:t>
+      </w:r>
+      <m:oMath>
+        <m:sSub>
+          <m:e>
+            <m:r>
+              <m:t>r</m:t>
+            </m:r>
+          </m:e>
+          <m:sub>
+            <m:r>
+              <m:rPr>
+                <m:sty m:val="p"/>
+              </m:rPr>
+              <m:t>t</m:t>
+            </m:r>
+            <m:r>
+              <m:rPr>
+                <m:sty m:val="p"/>
+              </m:rPr>
+              <m:t>p</m:t>
+            </m:r>
+          </m:sub>
+        </m:sSub>
+        <m:r>
+          <m:rPr>
+            <m:sty m:val="p"/>
+          </m:rPr>
+          <m:t>=</m:t>
+        </m:r>
+        <m:r>
+          <m:rPr>
+            <m:sty m:val="p"/>
+          </m:rPr>
+          <m:t>−</m:t>
+        </m:r>
+        <m:r>
+          <m:t>0.510</m:t>
+        </m:r>
+      </m:oMath>
+      <w:r>
+        <w:t xml:space="preserve">).</w:t>
+      </w:r>
+      <w:r>
+        <w:t xml:space="preserve"> </w:t>
+      </w:r>
+      <w:r>
+        <w:t xml:space="preserve">(</w:t>
       </w:r>
       <w:r>
         <w:rPr>
           <w:bCs/>
           <w:b/>
         </w:rPr>
-        <w:t xml:space="preserve">Firestorm</w:t>
-      </w:r>
-      <w:r>
-        <w:t xml:space="preserve"> </w:t>
-      </w:r>
-      <w:r>
-        <w:t xml:space="preserve">(low trust) is</w:t>
-      </w:r>
-      <w:r>
-        <w:t xml:space="preserve"> </w:t>
-      </w:r>
-      <w:r>
-        <w:t xml:space="preserve">the highest earner. (</w:t>
+        <w:t xml:space="preserve">Right</w:t>
+      </w:r>
+      <w:r>
+        <w:t xml:space="preserve">) Phase 3.1: with reasoning scaffolding the</w:t>
+      </w:r>
+      <w:r>
+        <w:t xml:space="preserve"> </w:t>
+      </w:r>
+      <w:r>
+        <w:t xml:space="preserve">relationship dissolves and</w:t>
+      </w:r>
+      <w:r>
+        <w:t xml:space="preserve"> </w:t>
       </w:r>
       <w:r>
         <w:rPr>
           <w:bCs/>
           <w:b/>
         </w:rPr>
-        <w:t xml:space="preserve">Right</w:t>
-      </w:r>
-      <w:r>
-        <w:t xml:space="preserve">) Phase 3.1: the</w:t>
-      </w:r>
-      <w:r>
-        <w:t xml:space="preserve"> </w:t>
-      </w:r>
-      <w:r>
-        <w:t xml:space="preserve">relationship dissolves and</w:t>
-      </w:r>
-      <w:r>
-        <w:t xml:space="preserve"> </w:t>
-      </w:r>
-      <w:r>
-        <w:rPr>
-          <w:bCs/>
-          <w:b/>
-        </w:rPr>
         <w:t xml:space="preserve">Wall</w:t>
       </w:r>
       <w:r>
         <w:t xml:space="preserve"> </w:t>
       </w:r>
       <w:r>
-        <w:t xml:space="preserve">becomes the top earner.</w:t>
-      </w:r>
-      <w:r>
-        <w:t xml:space="preserve"> </w:t>
-      </w:r>
-      <w:r>
-        <w:t xml:space="preserve">Each point is one archetype (mean across the five seeds); the</w:t>
-      </w:r>
-      <w:r>
-        <w:t xml:space="preserve"> </w:t>
-      </w:r>
-      <w:r>
-        <w:t xml:space="preserve">vertical axis is on a log scale and the dashed line is the</w:t>
-      </w:r>
-      <w:r>
-        <w:t xml:space="preserve"> </w:t>
-      </w:r>
-      <w:r>
-        <w:t xml:space="preserve">least-squares fit.</w:t>
+        <w:t xml:space="preserve">becomes the top earner</w:t>
+      </w:r>
+      <w:r>
+        <w:t xml:space="preserve"> </w:t>
+      </w:r>
+      <w:r>
+        <w:t xml:space="preserve">(</w:t>
+      </w:r>
+      <m:oMath>
+        <m:sSub>
+          <m:e>
+            <m:r>
+              <m:t>r</m:t>
+            </m:r>
+          </m:e>
+          <m:sub>
+            <m:r>
+              <m:rPr>
+                <m:sty m:val="p"/>
+              </m:rPr>
+              <m:t>t</m:t>
+            </m:r>
+            <m:r>
+              <m:rPr>
+                <m:sty m:val="p"/>
+              </m:rPr>
+              <m:t>p</m:t>
+            </m:r>
+          </m:sub>
+        </m:sSub>
+        <m:r>
+          <m:rPr>
+            <m:sty m:val="p"/>
+          </m:rPr>
+          <m:t>=</m:t>
+        </m:r>
+        <m:r>
+          <m:rPr>
+            <m:sty m:val="p"/>
+          </m:rPr>
+          <m:t>−</m:t>
+        </m:r>
+        <m:r>
+          <m:t>0.094</m:t>
+        </m:r>
+      </m:oMath>
+      <w:r>
+        <w:t xml:space="preserve">). Each point is one (archetype, seed)</w:t>
+      </w:r>
+      <w:r>
+        <w:t xml:space="preserve"> </w:t>
+      </w:r>
+      <w:r>
+        <w:t xml:space="preserve">observation.</w:t>
       </w:r>
     </w:p>
     <w:p>
@@ -13365,7 +13417,7 @@
       <w:r>
         <w:drawing>
           <wp:inline>
-            <wp:extent cx="5039999" cy="2865088"/>
+            <wp:extent cx="5039999" cy="2014113"/>
             <wp:effectExtent b="0" l="0" r="0" t="0"/>
             <wp:docPr descr="" title="" id="59" name="Picture"/>
             <a:graphic>
@@ -13386,7 +13438,7 @@
                   <pic:spPr bwMode="auto">
                     <a:xfrm>
                       <a:off x="0" y="0"/>
-                      <a:ext cx="5039999" cy="2865088"/>
+                      <a:ext cx="5039999" cy="2014113"/>
                     </a:xfrm>
                     <a:prstGeom prst="rect">
                       <a:avLst/>
@@ -13986,7 +14038,7 @@
       <w:r>
         <w:drawing>
           <wp:inline>
-            <wp:extent cx="5039999" cy="1828695"/>
+            <wp:extent cx="5039999" cy="1973691"/>
             <wp:effectExtent b="0" l="0" r="0" t="0"/>
             <wp:docPr descr="" title="" id="63" name="Picture"/>
             <a:graphic>
@@ -14007,7 +14059,7 @@
                   <pic:spPr bwMode="auto">
                     <a:xfrm>
                       <a:off x="0" y="0"/>
-                      <a:ext cx="5039999" cy="1828695"/>
+                      <a:ext cx="5039999" cy="1973691"/>
                     </a:xfrm>
                     <a:prstGeom prst="rect">
                       <a:avLst/>
@@ -14337,7 +14389,7 @@
       <w:r>
         <w:drawing>
           <wp:inline>
-            <wp:extent cx="5039999" cy="2334947"/>
+            <wp:extent cx="5039999" cy="2357784"/>
             <wp:effectExtent b="0" l="0" r="0" t="0"/>
             <wp:docPr descr="image" title="" id="66" name="Picture"/>
             <a:graphic>
@@ -14358,7 +14410,7 @@
                   <pic:spPr bwMode="auto">
                     <a:xfrm>
                       <a:off x="0" y="0"/>
-                      <a:ext cx="5039999" cy="2334947"/>
+                      <a:ext cx="5039999" cy="2357784"/>
                     </a:xfrm>
                     <a:prstGeom prst="rect">
                       <a:avLst/>
@@ -16412,7 +16464,7 @@
       <w:r>
         <w:drawing>
           <wp:inline>
-            <wp:extent cx="5039999" cy="3236991"/>
+            <wp:extent cx="5039999" cy="3502485"/>
             <wp:effectExtent b="0" l="0" r="0" t="0"/>
             <wp:docPr descr="" title="" id="75" name="Picture"/>
             <a:graphic>
@@ -16433,7 +16485,7 @@
                   <pic:spPr bwMode="auto">
                     <a:xfrm>
                       <a:off x="0" y="0"/>
-                      <a:ext cx="5039999" cy="3236991"/>
+                      <a:ext cx="5039999" cy="3502485"/>
                     </a:xfrm>
                     <a:prstGeom prst="rect">
                       <a:avLst/>
@@ -16673,7 +16725,7 @@
         <w:t xml:space="preserve"> </w:t>
       </w:r>
       <w:r>
-        <w:t xml:space="preserve">Phase 3.1: the negative slope visible in the Phase 1 panel is</w:t>
+        <w:t xml:space="preserve">Phase 3.1: the negative slope visible in the Phase 3 panel is</w:t>
       </w:r>
       <w:r>
         <w:t xml:space="preserve"> </w:t>
@@ -16968,7 +17020,7 @@
       <w:r>
         <w:drawing>
           <wp:inline>
-            <wp:extent cx="5039999" cy="2656318"/>
+            <wp:extent cx="5039999" cy="2905043"/>
             <wp:effectExtent b="0" l="0" r="0" t="0"/>
             <wp:docPr descr="" title="" id="78" name="Picture"/>
             <a:graphic>
@@ -16989,7 +17041,7 @@
                   <pic:spPr bwMode="auto">
                     <a:xfrm>
                       <a:off x="0" y="0"/>
-                      <a:ext cx="5039999" cy="2656318"/>
+                      <a:ext cx="5039999" cy="2905043"/>
                     </a:xfrm>
                     <a:prstGeom prst="rect">
                       <a:avLst/>

--- a/paper_resources/manuscript/main.docx
+++ b/paper_resources/manuscript/main.docx
@@ -8862,55 +8862,67 @@
         <w:pStyle w:val="FirstParagraph"/>
       </w:pPr>
       <w:r>
-        <w:t xml:space="preserve">Each archetype is a fixed</w:t>
-      </w:r>
-      <w:r>
-        <w:t xml:space="preserve"> </w:t>
-      </w:r>
-      <w:r>
-        <w:t xml:space="preserve">lookup table that maps the current betting round and the agent’s</w:t>
-      </w:r>
-      <w:r>
-        <w:t xml:space="preserve"> </w:t>
-      </w:r>
-      <w:r>
-        <w:t xml:space="preserve">hand-strength bucket (strong, medium, or weak, as scored by the</w:t>
-      </w:r>
-      <w:r>
-        <w:t xml:space="preserve"> </w:t>
-      </w:r>
-      <w:r>
-        <w:t xml:space="preserve">Monte-Carlo evaluator) to a probability distribution over fold,</w:t>
-      </w:r>
-      <w:r>
-        <w:t xml:space="preserve"> </w:t>
-      </w:r>
-      <w:r>
-        <w:t xml:space="preserve">check, call, bet, and raise. The agent samples its action from that</w:t>
-      </w:r>
-      <w:r>
-        <w:t xml:space="preserve"> </w:t>
-      </w:r>
-      <w:r>
-        <w:t xml:space="preserve">distribution, and nothing about the table changes for the duration of</w:t>
-      </w:r>
-      <w:r>
-        <w:t xml:space="preserve"> </w:t>
-      </w:r>
-      <w:r>
-        <w:t xml:space="preserve">a run. This makes Phase 1 the cleanest possible baseline: every later</w:t>
-      </w:r>
-      <w:r>
-        <w:t xml:space="preserve"> </w:t>
-      </w:r>
-      <w:r>
-        <w:t xml:space="preserve">phase is measured against the behaviour it produces. The three</w:t>
-      </w:r>
-      <w:r>
-        <w:t xml:space="preserve"> </w:t>
-      </w:r>
-      <w:r>
-        <w:t xml:space="preserve">inherently adaptive archetypes (</w:t>
+        <w:t xml:space="preserve">All four agents are</w:t>
+      </w:r>
+      <w:r>
+        <w:t xml:space="preserve"> </w:t>
+      </w:r>
+      <w:r>
+        <w:t xml:space="preserve">“</w:t>
+      </w:r>
+      <w:r>
+        <w:t xml:space="preserve">lookup tables</w:t>
+      </w:r>
+      <w:r>
+        <w:t xml:space="preserve">”</w:t>
+      </w:r>
+      <w:r>
+        <w:t xml:space="preserve"> </w:t>
+      </w:r>
+      <w:r>
+        <w:t xml:space="preserve">that map the current betting round and the agent’s</w:t>
+      </w:r>
+      <w:r>
+        <w:t xml:space="preserve"> </w:t>
+      </w:r>
+      <w:r>
+        <w:t xml:space="preserve">hand-strength bucket (as determined by the Monte-Carlo evaluator) to a</w:t>
+      </w:r>
+      <w:r>
+        <w:t xml:space="preserve"> </w:t>
+      </w:r>
+      <w:r>
+        <w:t xml:space="preserve">probability distribution over fold, check, call, bet, and raise. The</w:t>
+      </w:r>
+      <w:r>
+        <w:t xml:space="preserve"> </w:t>
+      </w:r>
+      <w:r>
+        <w:t xml:space="preserve">agent randomly selects its action from the resulting distribution, and</w:t>
+      </w:r>
+      <w:r>
+        <w:t xml:space="preserve"> </w:t>
+      </w:r>
+      <w:r>
+        <w:t xml:space="preserve">nothing about the table changes throughout a run. Phase 1 therefore</w:t>
+      </w:r>
+      <w:r>
+        <w:t xml:space="preserve"> </w:t>
+      </w:r>
+      <w:r>
+        <w:t xml:space="preserve">represents the best possible baseline against which every subsequent</w:t>
+      </w:r>
+      <w:r>
+        <w:t xml:space="preserve"> </w:t>
+      </w:r>
+      <w:r>
+        <w:t xml:space="preserve">phase is measured. Although the three adaptive archetypes</w:t>
+      </w:r>
+      <w:r>
+        <w:t xml:space="preserve"> </w:t>
+      </w:r>
+      <w:r>
+        <w:t xml:space="preserve">(</w:t>
       </w:r>
       <w:r>
         <w:rPr>
@@ -8946,19 +8958,19 @@
         <w:t xml:space="preserve">Judge</w:t>
       </w:r>
       <w:r>
-        <w:t xml:space="preserve">) still read live state—an opponent posterior or a</w:t>
-      </w:r>
-      <w:r>
-        <w:t xml:space="preserve"> </w:t>
-      </w:r>
-      <w:r>
-        <w:t xml:space="preserve">grievance ledger—but the rules that consume that state are</w:t>
-      </w:r>
-      <w:r>
-        <w:t xml:space="preserve"> </w:t>
-      </w:r>
-      <w:r>
-        <w:t xml:space="preserve">themselves frozen.</w:t>
+        <w:t xml:space="preserve">) continually draw on</w:t>
+      </w:r>
+      <w:r>
+        <w:t xml:space="preserve"> </w:t>
+      </w:r>
+      <w:r>
+        <w:t xml:space="preserve">live state—an opponent posterior or a grievance ledger—the rules</w:t>
+      </w:r>
+      <w:r>
+        <w:t xml:space="preserve"> </w:t>
+      </w:r>
+      <w:r>
+        <w:t xml:space="preserve">that consume that state are themselves frozen as well.</w:t>
       </w:r>
     </w:p>
     <w:bookmarkEnd w:id="42"/>
@@ -8991,13 +9003,19 @@
         <w:t xml:space="preserve"> </w:t>
       </w:r>
       <w:r>
-        <w:t xml:space="preserve">runs a per-cycle hill-climber. At the start of a 200-hand cycle it</w:t>
-      </w:r>
-      <w:r>
-        <w:t xml:space="preserve"> </w:t>
-      </w:r>
-      <w:r>
-        <w:t xml:space="preserve">perturbs a single (round, metric) entry of its own policy by</w:t>
+        <w:t xml:space="preserve">uses a hill-climber to adjust its policy on a per-cycle basis. When a</w:t>
+      </w:r>
+      <w:r>
+        <w:t xml:space="preserve"> </w:t>
+      </w:r>
+      <w:r>
+        <w:t xml:space="preserve">cycle starts, it introduces a random (round, metric) adjustment of</w:t>
+      </w:r>
+      <w:r>
+        <w:t xml:space="preserve"> </w:t>
+      </w:r>
+      <w:r>
+        <w:t xml:space="preserve">size</w:t>
       </w:r>
       <w:r>
         <w:t xml:space="preserve"> </w:t>
@@ -9017,19 +9035,28 @@
         </m:r>
       </m:oMath>
       <w:r>
-        <w:t xml:space="preserve">, plays the cycle, and keeps the change only if its</w:t>
-      </w:r>
-      <w:r>
-        <w:t xml:space="preserve"> </w:t>
-      </w:r>
-      <w:r>
-        <w:t xml:space="preserve">cumulative profit over those 200 hands improved; otherwise it</w:t>
-      </w:r>
-      <w:r>
-        <w:t xml:space="preserve"> </w:t>
-      </w:r>
-      <w:r>
-        <w:t xml:space="preserve">reverts. The perturbation is confined to a</w:t>
+        <w:t xml:space="preserve"> </w:t>
+      </w:r>
+      <w:r>
+        <w:t xml:space="preserve">to its own policy, plays the entire cycle, and</w:t>
+      </w:r>
+      <w:r>
+        <w:t xml:space="preserve"> </w:t>
+      </w:r>
+      <w:r>
+        <w:t xml:space="preserve">retains the adjustment only if its net profit during the cycle exceeds</w:t>
+      </w:r>
+      <w:r>
+        <w:t xml:space="preserve"> </w:t>
+      </w:r>
+      <w:r>
+        <w:t xml:space="preserve">that of previous cycles; otherwise it is reverted. Since the agent can</w:t>
+      </w:r>
+      <w:r>
+        <w:t xml:space="preserve"> </w:t>
+      </w:r>
+      <w:r>
+        <w:t xml:space="preserve">only introduce adjustments within a</w:t>
       </w:r>
       <w:r>
         <w:t xml:space="preserve"> </w:t>
@@ -9047,19 +9074,13 @@
         <w:t xml:space="preserve"> </w:t>
       </w:r>
       <w:r>
-        <w:t xml:space="preserve">drawn around</w:t>
-      </w:r>
-      <w:r>
-        <w:t xml:space="preserve"> </w:t>
-      </w:r>
-      <w:r>
-        <w:t xml:space="preserve">the archetype’s canonical parameters</w:t>
-      </w:r>
-      <w:r>
-        <w:t xml:space="preserve"> </w:t>
-      </w:r>
-      <w:r>
-        <w:t xml:space="preserve">(Table 2), so a</w:t>
+        <w:t xml:space="preserve">drawn around its</w:t>
+      </w:r>
+      <w:r>
+        <w:t xml:space="preserve"> </w:t>
+      </w:r>
+      <w:r>
+        <w:t xml:space="preserve">canonical parameters (Table 2), a</w:t>
       </w:r>
       <w:r>
         <w:t xml:space="preserve"> </w:t>
@@ -9075,13 +9096,13 @@
         <w:t xml:space="preserve"> </w:t>
       </w:r>
       <w:r>
-        <w:t xml:space="preserve">can</w:t>
-      </w:r>
-      <w:r>
-        <w:t xml:space="preserve"> </w:t>
-      </w:r>
-      <w:r>
-        <w:t xml:space="preserve">sharpen its value-betting but can never wander into</w:t>
+        <w:t xml:space="preserve">may improve its value-betting but is unable to move</w:t>
+      </w:r>
+      <w:r>
+        <w:t xml:space="preserve"> </w:t>
+      </w:r>
+      <w:r>
+        <w:t xml:space="preserve">into the bluff-everything region of</w:t>
       </w:r>
       <w:r>
         <w:t xml:space="preserve"> </w:t>
@@ -9094,13 +9115,19 @@
         <w:t xml:space="preserve">Firestorm</w:t>
       </w:r>
       <w:r>
-        <w:t xml:space="preserve">’s bluff-everything region. Phase 2 therefore asks a</w:t>
-      </w:r>
-      <w:r>
-        <w:t xml:space="preserve"> </w:t>
-      </w:r>
-      <w:r>
-        <w:t xml:space="preserve">deliberately narrow question: can local, reward-greedy tuning</w:t>
+        <w:t xml:space="preserve">. Phase 2</w:t>
+      </w:r>
+      <w:r>
+        <w:t xml:space="preserve"> </w:t>
+      </w:r>
+      <w:r>
+        <w:t xml:space="preserve">therefore attempts to answer a narrowly focused question: can we escape</w:t>
+      </w:r>
+      <w:r>
+        <w:t xml:space="preserve"> </w:t>
+      </w:r>
+      <w:r>
+        <w:t xml:space="preserve">the trap using local, reward-greedy optimisation</w:t>
       </w:r>
       <w:r>
         <w:t xml:space="preserve"> </w:t>
@@ -9116,7 +9143,13 @@
         <w:t xml:space="preserve"> </w:t>
       </w:r>
       <w:r>
-        <w:t xml:space="preserve">a personality escape the trap?</w:t>
+        <w:t xml:space="preserve">a</w:t>
+      </w:r>
+      <w:r>
+        <w:t xml:space="preserve"> </w:t>
+      </w:r>
+      <w:r>
+        <w:t xml:space="preserve">personality?</w:t>
       </w:r>
     </w:p>
     <w:bookmarkEnd w:id="43"/>
@@ -9172,90 +9205,80 @@
         <w:t xml:space="preserve"> </w:t>
       </w:r>
       <w:r>
-        <w:t xml:space="preserve">robustness variant removes the bound box entirely, letting every</w:t>
-      </w:r>
-      <w:r>
-        <w:t xml:space="preserve"> </w:t>
-      </w:r>
-      <w:r>
-        <w:t xml:space="preserve">metric roam the full</w:t>
+        <w:t xml:space="preserve">robustness variant removes the bound box from consideration entirely,</w:t>
+      </w:r>
+      <w:r>
+        <w:t xml:space="preserve"> </w:t>
+      </w:r>
+      <w:r>
+        <w:t xml:space="preserve">increases the step size to</w:t>
       </w:r>
       <w:r>
         <w:t xml:space="preserve"> </w:t>
       </w:r>
       <m:oMath>
-        <m:d>
-          <m:dPr>
-            <m:begChr m:val="["/>
-            <m:endChr m:val="]"/>
-            <m:sepChr m:val=""/>
-            <m:grow/>
-          </m:dPr>
+        <m:r>
+          <m:t>δ</m:t>
+        </m:r>
+        <m:r>
+          <m:rPr>
+            <m:sty m:val="p"/>
+          </m:rPr>
+          <m:t>=</m:t>
+        </m:r>
+        <m:r>
+          <m:t>0.15</m:t>
+        </m:r>
+      </m:oMath>
+      <w:r>
+        <w:t xml:space="preserve">, and decreases the number</w:t>
+      </w:r>
+      <w:r>
+        <w:t xml:space="preserve"> </w:t>
+      </w:r>
+      <w:r>
+        <w:t xml:space="preserve">of hands used to evaluate each policy improvement from 200 down to</w:t>
+      </w:r>
+      <w:r>
+        <w:t xml:space="preserve"> </w:t>
+      </w:r>
+      <w:r>
+        <w:t xml:space="preserve">fifty. Phase 2</w:t>
+      </w:r>
+      <m:oMath>
+        <m:sSup>
           <m:e>
             <m:r>
-              <m:t>0</m:t>
+              <m:t>​</m:t>
             </m:r>
+          </m:e>
+          <m:sup>
             <m:r>
               <m:rPr>
                 <m:sty m:val="p"/>
               </m:rPr>
-              <m:t>,</m:t>
+              <m:t>*</m:t>
             </m:r>
-            <m:r>
-              <m:t>1</m:t>
-            </m:r>
-          </m:e>
-        </m:d>
+          </m:sup>
+        </m:sSup>
       </m:oMath>
       <w:r>
         <w:t xml:space="preserve"> </w:t>
       </w:r>
       <w:r>
-        <w:t xml:space="preserve">interval, enlarges the step to</w:t>
-      </w:r>
-      <w:r>
-        <w:t xml:space="preserve"> </w:t>
-      </w:r>
-      <m:oMath>
-        <m:r>
-          <m:t>δ</m:t>
-        </m:r>
-        <m:r>
-          <m:rPr>
-            <m:sty m:val="p"/>
-          </m:rPr>
-          <m:t>=</m:t>
-        </m:r>
-        <m:r>
-          <m:t>0.15</m:t>
-        </m:r>
-      </m:oMath>
-      <w:r>
-        <w:t xml:space="preserve">, and shrinks the evaluation window from 200 hands to</w:t>
-      </w:r>
-      <w:r>
-        <w:t xml:space="preserve"> </w:t>
-      </w:r>
-      <w:r>
-        <w:t xml:space="preserve">fifty so the optimiser takes many more and much larger moves. It is</w:t>
-      </w:r>
-      <w:r>
-        <w:t xml:space="preserve"> </w:t>
-      </w:r>
-      <w:r>
-        <w:t xml:space="preserve">the falsification test for the hypothesis that the archetype</w:t>
-      </w:r>
-      <w:r>
-        <w:t xml:space="preserve"> </w:t>
-      </w:r>
-      <w:r>
-        <w:t xml:space="preserve">boxes—rather than the trust dynamics—are what hold the trap in</w:t>
-      </w:r>
-      <w:r>
-        <w:t xml:space="preserve"> </w:t>
-      </w:r>
-      <w:r>
-        <w:t xml:space="preserve">place.</w:t>
+        <w:t xml:space="preserve">thus tests whether the archetype</w:t>
+      </w:r>
+      <w:r>
+        <w:t xml:space="preserve"> </w:t>
+      </w:r>
+      <w:r>
+        <w:t xml:space="preserve">enclosures—instead of the trust dynamics—form the barrier that</w:t>
+      </w:r>
+      <w:r>
+        <w:t xml:space="preserve"> </w:t>
+      </w:r>
+      <w:r>
+        <w:t xml:space="preserve">holds the trap in place.</w:t>
       </w:r>
     </w:p>
     <w:bookmarkEnd w:id="44"/>
@@ -9282,49 +9305,49 @@
         <w:pStyle w:val="FirstParagraph"/>
       </w:pPr>
       <w:r>
-        <w:t xml:space="preserve">Each decision</w:t>
-      </w:r>
-      <w:r>
-        <w:t xml:space="preserve"> </w:t>
-      </w:r>
-      <w:r>
-        <w:t xml:space="preserve">is delegated to Anthropic’s Claude Haiku 4.5. The agent’s personality</w:t>
-      </w:r>
-      <w:r>
-        <w:t xml:space="preserve"> </w:t>
-      </w:r>
-      <w:r>
-        <w:t xml:space="preserve">specification is supplied as the system prompt, the live hand state</w:t>
-      </w:r>
-      <w:r>
-        <w:t xml:space="preserve"> </w:t>
-      </w:r>
-      <w:r>
-        <w:t xml:space="preserve">(hole cards, board, pot, betting history, and stack sizes) is</w:t>
-      </w:r>
-      <w:r>
-        <w:t xml:space="preserve"> </w:t>
-      </w:r>
-      <w:r>
-        <w:t xml:space="preserve">serialised into the user message, and the model’s reply is parsed</w:t>
-      </w:r>
-      <w:r>
-        <w:t xml:space="preserve"> </w:t>
-      </w:r>
-      <w:r>
-        <w:t xml:space="preserve">back into one of the legal actions. There is no memory across hands</w:t>
-      </w:r>
-      <w:r>
-        <w:t xml:space="preserve"> </w:t>
-      </w:r>
-      <w:r>
-        <w:t xml:space="preserve">and no explicit reasoning step: the model simply role-plays the</w:t>
-      </w:r>
-      <w:r>
-        <w:t xml:space="preserve"> </w:t>
-      </w:r>
-      <w:r>
-        <w:t xml:space="preserve">personality one decision at a time, sampled at the SDK default</w:t>
+        <w:t xml:space="preserve">All decisions</w:t>
+      </w:r>
+      <w:r>
+        <w:t xml:space="preserve"> </w:t>
+      </w:r>
+      <w:r>
+        <w:t xml:space="preserve">are made by Anthropic’s Claude Haiku 4.5. The agent’s personality</w:t>
+      </w:r>
+      <w:r>
+        <w:t xml:space="preserve"> </w:t>
+      </w:r>
+      <w:r>
+        <w:t xml:space="preserve">specification serves as input to the system prompt; the hole cards,</w:t>
+      </w:r>
+      <w:r>
+        <w:t xml:space="preserve"> </w:t>
+      </w:r>
+      <w:r>
+        <w:t xml:space="preserve">board, pot, betting history, and stack sizes serve as input to the</w:t>
+      </w:r>
+      <w:r>
+        <w:t xml:space="preserve"> </w:t>
+      </w:r>
+      <w:r>
+        <w:t xml:space="preserve">user message; and the model’s response is converted back into one of</w:t>
+      </w:r>
+      <w:r>
+        <w:t xml:space="preserve"> </w:t>
+      </w:r>
+      <w:r>
+        <w:t xml:space="preserve">the permitted actions. Alongside this lack of memory across hands and</w:t>
+      </w:r>
+      <w:r>
+        <w:t xml:space="preserve"> </w:t>
+      </w:r>
+      <w:r>
+        <w:t xml:space="preserve">absence of an explicit reasoning process, the model simply role-plays</w:t>
+      </w:r>
+      <w:r>
+        <w:t xml:space="preserve"> </w:t>
+      </w:r>
+      <w:r>
+        <w:t xml:space="preserve">each personality one decision at a time, at the SDK’s default</w:t>
       </w:r>
       <w:r>
         <w:t xml:space="preserve"> </w:t>
@@ -9374,49 +9397,61 @@
         <w:t xml:space="preserve"> </w:t>
       </w:r>
       <w:r>
-        <w:t xml:space="preserve">keeps the same model and personality prompts but adds three scaffolds.</w:t>
-      </w:r>
-      <w:r>
-        <w:t xml:space="preserve"> </w:t>
-      </w:r>
-      <w:r>
-        <w:t xml:space="preserve">A two-sentence chain-of-thought field forces the model to state a</w:t>
-      </w:r>
-      <w:r>
-        <w:t xml:space="preserve"> </w:t>
-      </w:r>
-      <w:r>
-        <w:t xml:space="preserve">reason before it acts; a per-opponent memory, refreshed every ten</w:t>
-      </w:r>
-      <w:r>
-        <w:t xml:space="preserve"> </w:t>
-      </w:r>
-      <w:r>
-        <w:t xml:space="preserve">hands, summarises how each rival has been playing; and a</w:t>
-      </w:r>
-      <w:r>
-        <w:t xml:space="preserve"> </w:t>
-      </w:r>
-      <w:r>
-        <w:t xml:space="preserve">self-authored strategy note, rewritten every twenty-five hands, lets</w:t>
-      </w:r>
-      <w:r>
-        <w:t xml:space="preserve"> </w:t>
-      </w:r>
-      <w:r>
-        <w:t xml:space="preserve">the agent carry a running plan from hand to hand. Together these let</w:t>
-      </w:r>
-      <w:r>
-        <w:t xml:space="preserve"> </w:t>
-      </w:r>
-      <w:r>
-        <w:t xml:space="preserve">an agent reason about the reputation system itself rather than only</w:t>
-      </w:r>
-      <w:r>
-        <w:t xml:space="preserve"> </w:t>
-      </w:r>
-      <w:r>
-        <w:t xml:space="preserve">about its own cards—and this is the single intervention that moves</w:t>
+        <w:t xml:space="preserve">uses the same model and personality prompts as Phase 3. However, three</w:t>
+      </w:r>
+      <w:r>
+        <w:t xml:space="preserve"> </w:t>
+      </w:r>
+      <w:r>
+        <w:t xml:space="preserve">additional scaffolds are introduced. A two-sentence chain-of-thought</w:t>
+      </w:r>
+      <w:r>
+        <w:t xml:space="preserve"> </w:t>
+      </w:r>
+      <w:r>
+        <w:t xml:space="preserve">field requires that the model state a reason before taking action; a</w:t>
+      </w:r>
+      <w:r>
+        <w:t xml:space="preserve"> </w:t>
+      </w:r>
+      <w:r>
+        <w:t xml:space="preserve">per-opponent memory, refreshed every ten hands, summarises how each</w:t>
+      </w:r>
+      <w:r>
+        <w:t xml:space="preserve"> </w:t>
+      </w:r>
+      <w:r>
+        <w:t xml:space="preserve">opponent has played previously; and a self-authored strategy note,</w:t>
+      </w:r>
+      <w:r>
+        <w:t xml:space="preserve"> </w:t>
+      </w:r>
+      <w:r>
+        <w:t xml:space="preserve">rewritten every twenty-five hands, lets an agent maintain a long-term</w:t>
+      </w:r>
+      <w:r>
+        <w:t xml:space="preserve"> </w:t>
+      </w:r>
+      <w:r>
+        <w:t xml:space="preserve">plan from hand to hand. These scaffolds allow an agent to reason about</w:t>
+      </w:r>
+      <w:r>
+        <w:t xml:space="preserve"> </w:t>
+      </w:r>
+      <w:r>
+        <w:t xml:space="preserve">how it is being viewed and act to reduce the predictability of that</w:t>
+      </w:r>
+      <w:r>
+        <w:t xml:space="preserve"> </w:t>
+      </w:r>
+      <w:r>
+        <w:t xml:space="preserve">view—and thus of the reputation system that rewards it—and this is</w:t>
+      </w:r>
+      <w:r>
+        <w:t xml:space="preserve"> </w:t>
+      </w:r>
+      <w:r>
+        <w:t xml:space="preserve">the sole intervention that causes</w:t>
       </w:r>
       <w:r>
         <w:t xml:space="preserve"> </w:t>
@@ -9448,7 +9483,13 @@
         <w:t xml:space="preserve"> </w:t>
       </w:r>
       <w:r>
-        <w:t xml:space="preserve">materially toward zero.</w:t>
+        <w:t xml:space="preserve">to decline materially toward</w:t>
+      </w:r>
+      <w:r>
+        <w:t xml:space="preserve"> </w:t>
+      </w:r>
+      <w:r>
+        <w:t xml:space="preserve">zero.</w:t>
       </w:r>
     </w:p>
     <w:bookmarkEnd w:id="46"/>
@@ -14033,6 +14074,112 @@
     </w:p>
     <w:p>
       <w:pPr>
+        <w:pStyle w:val="BodyText"/>
+      </w:pPr>
+      <w:r>
+        <w:t xml:space="preserve">The explanation for why this occurs becomes apparent on examining</w:t>
+      </w:r>
+      <w:r>
+        <w:t xml:space="preserve"> </w:t>
+      </w:r>
+      <w:r>
+        <w:t xml:space="preserve">the dispersal in cluster-spread space. The averaged pairwise</w:t>
+      </w:r>
+      <w:r>
+        <w:t xml:space="preserve"> </w:t>
+      </w:r>
+      <m:oMath>
+        <m:sSub>
+          <m:e>
+            <m:r>
+              <m:t>L</m:t>
+            </m:r>
+          </m:e>
+          <m:sub>
+            <m:r>
+              <m:t>1</m:t>
+            </m:r>
+          </m:sub>
+        </m:sSub>
+      </m:oMath>
+      <w:r>
+        <w:t xml:space="preserve"> </w:t>
+      </w:r>
+      <w:r>
+        <w:t xml:space="preserve">distance between all eight agents in 36-dimensional parameter space</w:t>
+      </w:r>
+      <w:r>
+        <w:t xml:space="preserve"> </w:t>
+      </w:r>
+      <w:r>
+        <w:t xml:space="preserve">expands from an initial</w:t>
+      </w:r>
+      <w:r>
+        <w:t xml:space="preserve"> </w:t>
+      </w:r>
+      <m:oMath>
+        <m:r>
+          <m:t>5.82</m:t>
+        </m:r>
+      </m:oMath>
+      <w:r>
+        <w:t xml:space="preserve"> </w:t>
+      </w:r>
+      <w:r>
+        <w:t xml:space="preserve">to</w:t>
+      </w:r>
+      <w:r>
+        <w:t xml:space="preserve"> </w:t>
+      </w:r>
+      <m:oMath>
+        <m:r>
+          <m:rPr>
+            <m:sty m:val="p"/>
+          </m:rPr>
+          <m:t>≥</m:t>
+        </m:r>
+        <m:r>
+          <m:t>7.5</m:t>
+        </m:r>
+      </m:oMath>
+      <w:r>
+        <w:t xml:space="preserve"> </w:t>
+      </w:r>
+      <w:r>
+        <w:t xml:space="preserve">on every seed; the mean</w:t>
+      </w:r>
+      <w:r>
+        <w:t xml:space="preserve"> </w:t>
+      </w:r>
+      <w:r>
+        <w:t xml:space="preserve">of the final-to-initial cluster-spread ratios is</w:t>
+      </w:r>
+      <w:r>
+        <w:t xml:space="preserve"> </w:t>
+      </w:r>
+      <m:oMath>
+        <m:r>
+          <m:t>1.324</m:t>
+        </m:r>
+      </m:oMath>
+      <w:r>
+        <w:t xml:space="preserve">. While the</w:t>
+      </w:r>
+      <w:r>
+        <w:t xml:space="preserve"> </w:t>
+      </w:r>
+      <w:r>
+        <w:t xml:space="preserve">agents are moving eleven times harder than in the bounded case, they</w:t>
+      </w:r>
+      <w:r>
+        <w:t xml:space="preserve"> </w:t>
+      </w:r>
+      <w:r>
+        <w:t xml:space="preserve">are not converging on a common Nash-like profile.</w:t>
+      </w:r>
+    </w:p>
+    <w:p>
+      <w:pPr>
         <w:pStyle w:val="CaptionedFigure"/>
       </w:pPr>
       <w:r>
@@ -14281,112 +14428,6 @@
         <w:pStyle w:val="BodyText"/>
       </w:pPr>
       <w:r>
-        <w:t xml:space="preserve">The explanation for why this occurs becomes apparent on examining</w:t>
-      </w:r>
-      <w:r>
-        <w:t xml:space="preserve"> </w:t>
-      </w:r>
-      <w:r>
-        <w:t xml:space="preserve">the dispersal in cluster-spread space. The averaged pairwise</w:t>
-      </w:r>
-      <w:r>
-        <w:t xml:space="preserve"> </w:t>
-      </w:r>
-      <m:oMath>
-        <m:sSub>
-          <m:e>
-            <m:r>
-              <m:t>L</m:t>
-            </m:r>
-          </m:e>
-          <m:sub>
-            <m:r>
-              <m:t>1</m:t>
-            </m:r>
-          </m:sub>
-        </m:sSub>
-      </m:oMath>
-      <w:r>
-        <w:t xml:space="preserve"> </w:t>
-      </w:r>
-      <w:r>
-        <w:t xml:space="preserve">distance between all eight agents in 36-dimensional parameter space</w:t>
-      </w:r>
-      <w:r>
-        <w:t xml:space="preserve"> </w:t>
-      </w:r>
-      <w:r>
-        <w:t xml:space="preserve">expands from an initial</w:t>
-      </w:r>
-      <w:r>
-        <w:t xml:space="preserve"> </w:t>
-      </w:r>
-      <m:oMath>
-        <m:r>
-          <m:t>5.82</m:t>
-        </m:r>
-      </m:oMath>
-      <w:r>
-        <w:t xml:space="preserve"> </w:t>
-      </w:r>
-      <w:r>
-        <w:t xml:space="preserve">to</w:t>
-      </w:r>
-      <w:r>
-        <w:t xml:space="preserve"> </w:t>
-      </w:r>
-      <m:oMath>
-        <m:r>
-          <m:rPr>
-            <m:sty m:val="p"/>
-          </m:rPr>
-          <m:t>≥</m:t>
-        </m:r>
-        <m:r>
-          <m:t>7.5</m:t>
-        </m:r>
-      </m:oMath>
-      <w:r>
-        <w:t xml:space="preserve"> </w:t>
-      </w:r>
-      <w:r>
-        <w:t xml:space="preserve">on every seed; the mean</w:t>
-      </w:r>
-      <w:r>
-        <w:t xml:space="preserve"> </w:t>
-      </w:r>
-      <w:r>
-        <w:t xml:space="preserve">of the final-to-initial cluster-spread ratios is</w:t>
-      </w:r>
-      <w:r>
-        <w:t xml:space="preserve"> </w:t>
-      </w:r>
-      <m:oMath>
-        <m:r>
-          <m:t>1.324</m:t>
-        </m:r>
-      </m:oMath>
-      <w:r>
-        <w:t xml:space="preserve">. While the</w:t>
-      </w:r>
-      <w:r>
-        <w:t xml:space="preserve"> </w:t>
-      </w:r>
-      <w:r>
-        <w:t xml:space="preserve">agents are moving eleven times harder than in the bounded case, they</w:t>
-      </w:r>
-      <w:r>
-        <w:t xml:space="preserve"> </w:t>
-      </w:r>
-      <w:r>
-        <w:t xml:space="preserve">are not converging on a common Nash-like profile.</w:t>
-      </w:r>
-    </w:p>
-    <w:p>
-      <w:pPr>
-        <w:pStyle w:val="BodyText"/>
-      </w:pPr>
-      <w:r>
         <w:drawing>
           <wp:inline>
             <wp:extent cx="5039999" cy="2357784"/>
@@ -19375,61 +19416,61 @@
         <w:pStyle w:val="BodyText"/>
       </w:pPr>
       <w:r>
-        <w:t xml:space="preserve">It is worth dwelling on why this trap is so stable. The loop is</w:t>
-      </w:r>
-      <w:r>
-        <w:t xml:space="preserve"> </w:t>
-      </w:r>
-      <w:r>
-        <w:t xml:space="preserve">self-reinforcing: every honest action an agent takes is an</w:t>
-      </w:r>
-      <w:r>
-        <w:t xml:space="preserve"> </w:t>
-      </w:r>
-      <w:r>
-        <w:t xml:space="preserve">informative sample that sharpens its opponents’ posterior, and a</w:t>
-      </w:r>
-      <w:r>
-        <w:t xml:space="preserve"> </w:t>
-      </w:r>
-      <w:r>
-        <w:t xml:space="preserve">sharper posterior makes the next exploitation more precise. Honesty</w:t>
-      </w:r>
-      <w:r>
-        <w:t xml:space="preserve"> </w:t>
-      </w:r>
-      <w:r>
-        <w:t xml:space="preserve">therefore does not merely cost the agent once—it pays for the very</w:t>
-      </w:r>
-      <w:r>
-        <w:t xml:space="preserve"> </w:t>
-      </w:r>
-      <w:r>
-        <w:t xml:space="preserve">classification that will later be turned against it. Viewed through</w:t>
-      </w:r>
-      <w:r>
-        <w:t xml:space="preserve"> </w:t>
-      </w:r>
-      <w:r>
-        <w:t xml:space="preserve">the lens of signalling theory, trust is a perfectly truthful signal,</w:t>
-      </w:r>
-      <w:r>
-        <w:t xml:space="preserve"> </w:t>
-      </w:r>
-      <w:r>
-        <w:t xml:space="preserve">and in a competitive zero-sum setting a perfectly truthful signal</w:t>
-      </w:r>
-      <w:r>
-        <w:t xml:space="preserve"> </w:t>
-      </w:r>
-      <w:r>
-        <w:t xml:space="preserve">about a cooperator is exactly the information an adversary needs to</w:t>
-      </w:r>
-      <w:r>
-        <w:t xml:space="preserve"> </w:t>
-      </w:r>
-      <w:r>
-        <w:t xml:space="preserve">fold out its value bets and to attack its checks.</w:t>
+        <w:t xml:space="preserve">We believe it worthwhile to dwell on why this trap is so stable. The</w:t>
+      </w:r>
+      <w:r>
+        <w:t xml:space="preserve"> </w:t>
+      </w:r>
+      <w:r>
+        <w:t xml:space="preserve">loop is self-reinforcing: every honest action an agent takes provides</w:t>
+      </w:r>
+      <w:r>
+        <w:t xml:space="preserve"> </w:t>
+      </w:r>
+      <w:r>
+        <w:t xml:space="preserve">an informative sample that sharpens its opponents’ posterior and thus</w:t>
+      </w:r>
+      <w:r>
+        <w:t xml:space="preserve"> </w:t>
+      </w:r>
+      <w:r>
+        <w:t xml:space="preserve">makes the next exploitation more precise. Honesty therefore not only</w:t>
+      </w:r>
+      <w:r>
+        <w:t xml:space="preserve"> </w:t>
+      </w:r>
+      <w:r>
+        <w:t xml:space="preserve">costs an agent once but pays for the very classification that will</w:t>
+      </w:r>
+      <w:r>
+        <w:t xml:space="preserve"> </w:t>
+      </w:r>
+      <w:r>
+        <w:t xml:space="preserve">later be turned against it. Viewed through the lens of signalling</w:t>
+      </w:r>
+      <w:r>
+        <w:t xml:space="preserve"> </w:t>
+      </w:r>
+      <w:r>
+        <w:t xml:space="preserve">theory, trust is a perfectly truthful signal, and in a competitive</w:t>
+      </w:r>
+      <w:r>
+        <w:t xml:space="preserve"> </w:t>
+      </w:r>
+      <w:r>
+        <w:t xml:space="preserve">zero-sum environment a perfectly truthful signal about cooperation</w:t>
+      </w:r>
+      <w:r>
+        <w:t xml:space="preserve"> </w:t>
+      </w:r>
+      <w:r>
+        <w:t xml:space="preserve">gives adversaries exactly what they need to fold out their value bets</w:t>
+      </w:r>
+      <w:r>
+        <w:t xml:space="preserve"> </w:t>
+      </w:r>
+      <w:r>
+        <w:t xml:space="preserve">and to exploit the checks of honest agents.</w:t>
       </w:r>
       <w:r>
         <w:t xml:space="preserve"> </w:t>
@@ -19448,31 +19489,47 @@
         <w:t xml:space="preserve"> </w:t>
       </w:r>
       <w:r>
-        <w:t xml:space="preserve">advantage is the mirror image of this: by acting almost independently</w:t>
-      </w:r>
-      <w:r>
-        <w:t xml:space="preserve"> </w:t>
-      </w:r>
-      <w:r>
-        <w:t xml:space="preserve">of its hand strength it emits an uninformative signal, and an</w:t>
-      </w:r>
-      <w:r>
-        <w:t xml:space="preserve"> </w:t>
-      </w:r>
-      <w:r>
-        <w:t xml:space="preserve">uninformative signal cannot be traded against. The trap is thus less</w:t>
-      </w:r>
-      <w:r>
-        <w:t xml:space="preserve"> </w:t>
-      </w:r>
-      <w:r>
-        <w:t xml:space="preserve">about honesty itself than about the predictability that accurate</w:t>
-      </w:r>
-      <w:r>
-        <w:t xml:space="preserve"> </w:t>
-      </w:r>
-      <w:r>
-        <w:t xml:space="preserve">honesty creates.</w:t>
+        <w:t xml:space="preserve">advantage is simply the opposite side of this coin: by acting almost</w:t>
+      </w:r>
+      <w:r>
+        <w:t xml:space="preserve"> </w:t>
+      </w:r>
+      <w:r>
+        <w:t xml:space="preserve">independently of its hand strength it sends an uninformative signal,</w:t>
+      </w:r>
+      <w:r>
+        <w:t xml:space="preserve"> </w:t>
+      </w:r>
+      <w:r>
+        <w:t xml:space="preserve">and since an uninformative signal cannot be used against it,</w:t>
+      </w:r>
+      <w:r>
+        <w:t xml:space="preserve"> </w:t>
+      </w:r>
+      <w:r>
+        <w:rPr>
+          <w:bCs/>
+          <w:b/>
+        </w:rPr>
+        <w:t xml:space="preserve">Firestorm</w:t>
+      </w:r>
+      <w:r>
+        <w:t xml:space="preserve"> </w:t>
+      </w:r>
+      <w:r>
+        <w:t xml:space="preserve">turns that uninformativeness to its own advantage.</w:t>
+      </w:r>
+      <w:r>
+        <w:t xml:space="preserve"> </w:t>
+      </w:r>
+      <w:r>
+        <w:t xml:space="preserve">The trap, we think, is therefore less about honesty itself than about</w:t>
+      </w:r>
+      <w:r>
+        <w:t xml:space="preserve"> </w:t>
+      </w:r>
+      <w:r>
+        <w:t xml:space="preserve">the predictability that honest signals create.</w:t>
       </w:r>
     </w:p>
     <w:bookmarkEnd w:id="84"/>
@@ -20432,638 +20489,7 @@
         <w:pStyle w:val="BodyText"/>
       </w:pPr>
       <w:r>
-        <w:t xml:space="preserve">Taken together, the two hill-climbing phases point to a single</w:t>
-      </w:r>
-      <w:r>
-        <w:t xml:space="preserve"> </w:t>
-      </w:r>
-      <w:r>
-        <w:t xml:space="preserve">conclusion: the trap is a property of the observation-and-exploitation</w:t>
-      </w:r>
-      <w:r>
-        <w:t xml:space="preserve"> </w:t>
-      </w:r>
-      <w:r>
-        <w:t xml:space="preserve">loop, not of any particular parameter setting. A local, reward-greedy</w:t>
-      </w:r>
-      <w:r>
-        <w:t xml:space="preserve"> </w:t>
-      </w:r>
-      <w:r>
-        <w:t xml:space="preserve">optimizer can only nudge an agent toward a neighbouring policy, which</w:t>
-      </w:r>
-      <w:r>
-        <w:t xml:space="preserve"> </w:t>
-      </w:r>
-      <w:r>
-        <w:t xml:space="preserve">the fixed and shared trust model promptly re-classifies and</w:t>
-      </w:r>
-      <w:r>
-        <w:t xml:space="preserve"> </w:t>
-      </w:r>
-      <w:r>
-        <w:t xml:space="preserve">re-exploits; there is no escape route in policy space that greedy</w:t>
-      </w:r>
-      <w:r>
-        <w:t xml:space="preserve"> </w:t>
-      </w:r>
-      <w:r>
-        <w:t xml:space="preserve">steps can reach, because the very gradient the agent climbs is defined</w:t>
-      </w:r>
-      <w:r>
-        <w:t xml:space="preserve"> </w:t>
-      </w:r>
-      <w:r>
-        <w:t xml:space="preserve">by opponents who are climbing at the same time. This is why larger</w:t>
-      </w:r>
-      <w:r>
-        <w:t xml:space="preserve"> </w:t>
-      </w:r>
-      <w:r>
-        <w:t xml:space="preserve">steps disperse the population rather than converging it—each agent</w:t>
-      </w:r>
-      <w:r>
-        <w:t xml:space="preserve"> </w:t>
-      </w:r>
-      <w:r>
-        <w:t xml:space="preserve">chases a target that the others’ simultaneous adaptation keeps moving.</w:t>
-      </w:r>
-      <w:r>
-        <w:t xml:space="preserve"> </w:t>
-      </w:r>
-      <w:r>
-        <w:t xml:space="preserve">Numerical optimization can polish a policy, but it cannot reason its</w:t>
-      </w:r>
-      <w:r>
-        <w:t xml:space="preserve"> </w:t>
-      </w:r>
-      <w:r>
-        <w:t xml:space="preserve">way out of being modelled, and being modelled is the whole problem.</w:t>
-      </w:r>
-    </w:p>
-    <w:bookmarkEnd w:id="85"/>
-    <w:bookmarkStart w:id="86" w:name="Xb960717fc3de66c66b8f59820377ad2ce658cf8"/>
-    <w:p>
-      <w:pPr>
-        <w:pStyle w:val="Heading2"/>
-      </w:pPr>
-      <w:r>
-        <w:rPr>
-          <w:rStyle w:val="SectionNumber"/>
-        </w:rPr>
-        <w:t xml:space="preserve">5.3</w:t>
-      </w:r>
-      <w:r>
-        <w:tab/>
-      </w:r>
-      <w:r>
-        <w:t xml:space="preserve">What reasoning adds, and what we can and cannot claim</w:t>
-      </w:r>
-      <w:r>
-        <w:t xml:space="preserve"> </w:t>
-      </w:r>
-      <w:r>
-        <w:t xml:space="preserve">outside poker</w:t>
-      </w:r>
-    </w:p>
-    <w:p>
-      <w:pPr>
-        <w:pStyle w:val="FirstParagraph"/>
-      </w:pPr>
-      <w:r>
-        <w:t xml:space="preserve">The Phase 3.1 result is consistent with an interpretation in</w:t>
-      </w:r>
-      <w:r>
-        <w:t xml:space="preserve"> </w:t>
-      </w:r>
-      <w:r>
-        <w:t xml:space="preserve">which agent reasoning about the reputation system itself</w:t>
-      </w:r>
-      <w:r>
-        <w:t xml:space="preserve"> </w:t>
-      </w:r>
-      <w:r>
-        <w:t xml:space="preserve">attenuates the trust–profit correlation. The chain-of-thought</w:t>
-      </w:r>
-      <w:r>
-        <w:t xml:space="preserve"> </w:t>
-      </w:r>
-      <w:r>
-        <w:t xml:space="preserve">prompt allows a one-step lookahead; the per-opponent memory</w:t>
-      </w:r>
-      <w:r>
-        <w:t xml:space="preserve"> </w:t>
-      </w:r>
-      <w:r>
-        <w:t xml:space="preserve">gives that reasoning concrete data to condition on; the</w:t>
-      </w:r>
-      <w:r>
-        <w:t xml:space="preserve"> </w:t>
-      </w:r>
-      <w:r>
-        <w:t xml:space="preserve">adaptive strategy notes let the agent update its prior on what</w:t>
-      </w:r>
-      <w:r>
-        <w:t xml:space="preserve"> </w:t>
-      </w:r>
-      <w:r>
-        <w:t xml:space="preserve">is working against which opponent. We claim that all three</w:t>
-      </w:r>
-      <w:r>
-        <w:t xml:space="preserve"> </w:t>
-      </w:r>
-      <w:r>
-        <w:t xml:space="preserve">scaffolds are required, but this claim rests on an ablation</w:t>
-      </w:r>
-      <w:r>
-        <w:t xml:space="preserve"> </w:t>
-      </w:r>
-      <w:r>
-        <w:t xml:space="preserve">reported in the supplementary validation suite rather than a</w:t>
-      </w:r>
-      <w:r>
-        <w:t xml:space="preserve"> </w:t>
-      </w:r>
-      <w:r>
-        <w:t xml:space="preserve">dedicated main-text figure—the ablation deserves promotion in</w:t>
-      </w:r>
-      <w:r>
-        <w:t xml:space="preserve"> </w:t>
-      </w:r>
-      <w:r>
-        <w:t xml:space="preserve">a future revision. The</w:t>
-      </w:r>
-      <w:r>
-        <w:t xml:space="preserve"> </w:t>
-      </w:r>
-      <w:r>
-        <w:rPr>
-          <w:bCs/>
-          <w:b/>
-        </w:rPr>
-        <w:t xml:space="preserve">Wall</w:t>
-      </w:r>
-      <w:r>
-        <w:t xml:space="preserve"> </w:t>
-      </w:r>
-      <w:r>
-        <w:t xml:space="preserve">hand reproduced in Box 2</w:t>
-      </w:r>
-      <w:r>
-        <w:t xml:space="preserve"> </w:t>
-      </w:r>
-      <w:r>
-        <w:t xml:space="preserve">illustrates the mechanism concretely in a single instance:</w:t>
-      </w:r>
-      <w:r>
-        <w:t xml:space="preserve"> </w:t>
-      </w:r>
-      <w:r>
-        <w:rPr>
-          <w:bCs/>
-          <w:b/>
-        </w:rPr>
-        <w:t xml:space="preserve">Wall</w:t>
-      </w:r>
-      <w:r>
-        <w:t xml:space="preserve"> </w:t>
-      </w:r>
-      <w:r>
-        <w:t xml:space="preserve">reads</w:t>
-      </w:r>
-      <w:r>
-        <w:t xml:space="preserve"> </w:t>
-      </w:r>
-      <w:r>
-        <w:rPr>
-          <w:bCs/>
-          <w:b/>
-        </w:rPr>
-        <w:t xml:space="preserve">Firestorm</w:t>
-      </w:r>
-      <w:r>
-        <w:t xml:space="preserve">’s river check as a tell,</w:t>
-      </w:r>
-      <w:r>
-        <w:t xml:space="preserve"> </w:t>
-      </w:r>
-      <w:r>
-        <w:t xml:space="preserve">recognizes that K-Q high beats</w:t>
-      </w:r>
-      <w:r>
-        <w:t xml:space="preserve"> </w:t>
-      </w:r>
-      <w:r>
-        <w:rPr>
-          <w:bCs/>
-          <w:b/>
-        </w:rPr>
-        <w:t xml:space="preserve">Firestorm</w:t>
-      </w:r>
-      <w:r>
-        <w:t xml:space="preserve">’s bluffing</w:t>
-      </w:r>
-      <w:r>
-        <w:t xml:space="preserve"> </w:t>
-      </w:r>
-      <w:r>
-        <w:t xml:space="preserve">range, and bets for value—a sequence that is impossible for</w:t>
-      </w:r>
-      <w:r>
-        <w:t xml:space="preserve"> </w:t>
-      </w:r>
-      <w:r>
-        <w:t xml:space="preserve">the Phase 1</w:t>
-      </w:r>
-      <w:r>
-        <w:t xml:space="preserve"> </w:t>
-      </w:r>
-      <w:r>
-        <w:rPr>
-          <w:bCs/>
-          <w:b/>
-        </w:rPr>
-        <w:t xml:space="preserve">Wall</w:t>
-      </w:r>
-      <w:r>
-        <w:t xml:space="preserve"> </w:t>
-      </w:r>
-      <w:r>
-        <w:t xml:space="preserve">and unreliable for the Phase 3</w:t>
-      </w:r>
-      <w:r>
-        <w:t xml:space="preserve"> </w:t>
-      </w:r>
-      <w:r>
-        <w:rPr>
-          <w:bCs/>
-          <w:b/>
-        </w:rPr>
-        <w:t xml:space="preserve">Wall</w:t>
-      </w:r>
-      <w:r>
-        <w:t xml:space="preserve">. A distributional analysis across all Phase 3.1</w:t>
-      </w:r>
-      <w:r>
-        <w:t xml:space="preserve"> </w:t>
-      </w:r>
-      <w:r>
-        <w:t xml:space="preserve">hands, rather than a single illustrative case, is the natural</w:t>
-      </w:r>
-      <w:r>
-        <w:t xml:space="preserve"> </w:t>
-      </w:r>
-      <w:r>
-        <w:t xml:space="preserve">follow-up.</w:t>
-      </w:r>
-    </w:p>
-    <w:p>
-      <w:pPr>
-        <w:pStyle w:val="BodyText"/>
-      </w:pPr>
-      <w:r>
-        <w:t xml:space="preserve">What changes in Phase 3.1 is not the amount of information</w:t>
-      </w:r>
-      <w:r>
-        <w:t xml:space="preserve"> </w:t>
-      </w:r>
-      <w:r>
-        <w:t xml:space="preserve">available to the agent but the use it makes of that information. A</w:t>
-      </w:r>
-      <w:r>
-        <w:t xml:space="preserve"> </w:t>
-      </w:r>
-      <w:r>
-        <w:t xml:space="preserve">hill-climber and a personality-only language model both play at the</w:t>
-      </w:r>
-      <w:r>
-        <w:t xml:space="preserve"> </w:t>
-      </w:r>
-      <w:r>
-        <w:t xml:space="preserve">first order: they optimize or role-play their own policy. The</w:t>
-      </w:r>
-      <w:r>
-        <w:t xml:space="preserve"> </w:t>
-      </w:r>
-      <w:r>
-        <w:t xml:space="preserve">reasoning-scaffolded agent plays at the second order—it represents</w:t>
-      </w:r>
-      <w:r>
-        <w:t xml:space="preserve"> </w:t>
-      </w:r>
-      <w:r>
-        <w:t xml:space="preserve">how it is being perceived and then acts to break the predictability</w:t>
-      </w:r>
-      <w:r>
-        <w:t xml:space="preserve"> </w:t>
-      </w:r>
-      <w:r>
-        <w:t xml:space="preserve">that its reputation rewards. The</w:t>
-      </w:r>
-      <w:r>
-        <w:t xml:space="preserve"> </w:t>
-      </w:r>
-      <w:r>
-        <w:rPr>
-          <w:bCs/>
-          <w:b/>
-        </w:rPr>
-        <w:t xml:space="preserve">Wall</w:t>
-      </w:r>
-      <w:r>
-        <w:t xml:space="preserve"> </w:t>
-      </w:r>
-      <w:r>
-        <w:t xml:space="preserve">hand in Box 2 is a</w:t>
-      </w:r>
-      <w:r>
-        <w:t xml:space="preserve"> </w:t>
-      </w:r>
-      <w:r>
-        <w:t xml:space="preserve">miniature of exactly this shift: the agent does not merely execute</w:t>
-      </w:r>
-      <w:r>
-        <w:t xml:space="preserve"> </w:t>
-      </w:r>
-      <w:r>
-        <w:t xml:space="preserve">“</w:t>
-      </w:r>
-      <w:r>
-        <w:t xml:space="preserve">calling station,</w:t>
-      </w:r>
-      <w:r>
-        <w:t xml:space="preserve">”</w:t>
-      </w:r>
-      <w:r>
-        <w:t xml:space="preserve"> </w:t>
-      </w:r>
-      <w:r>
-        <w:t xml:space="preserve">it infers from</w:t>
-      </w:r>
-      <w:r>
-        <w:t xml:space="preserve"> </w:t>
-      </w:r>
-      <w:r>
-        <w:rPr>
-          <w:bCs/>
-          <w:b/>
-        </w:rPr>
-        <w:t xml:space="preserve">Firestorm</w:t>
-      </w:r>
-      <w:r>
-        <w:t xml:space="preserve">’s out-of-character</w:t>
-      </w:r>
-      <w:r>
-        <w:t xml:space="preserve"> </w:t>
-      </w:r>
-      <w:r>
-        <w:t xml:space="preserve">river check that the board now favours it and departs from its script</w:t>
-      </w:r>
-      <w:r>
-        <w:t xml:space="preserve"> </w:t>
-      </w:r>
-      <w:r>
-        <w:t xml:space="preserve">to take value. The capability that attenuates the trap is therefore</w:t>
-      </w:r>
-      <w:r>
-        <w:t xml:space="preserve"> </w:t>
-      </w:r>
-      <w:r>
-        <w:t xml:space="preserve">meta-cognitive rather than informational—a meaningfully different</w:t>
-      </w:r>
-      <w:r>
-        <w:t xml:space="preserve"> </w:t>
-      </w:r>
-      <w:r>
-        <w:t xml:space="preserve">prescription from</w:t>
-      </w:r>
-      <w:r>
-        <w:t xml:space="preserve"> </w:t>
-      </w:r>
-      <w:r>
-        <w:t xml:space="preserve">“</w:t>
-      </w:r>
-      <w:r>
-        <w:t xml:space="preserve">give the cooperator more features about its</w:t>
-      </w:r>
-      <w:r>
-        <w:t xml:space="preserve"> </w:t>
-      </w:r>
-      <w:r>
-        <w:t xml:space="preserve">counterparties.</w:t>
-      </w:r>
-      <w:r>
-        <w:t xml:space="preserve">”</w:t>
-      </w:r>
-    </w:p>
-    <w:p>
-      <w:pPr>
-        <w:pStyle w:val="BodyText"/>
-      </w:pPr>
-      <w:r>
-        <w:t xml:space="preserve">These mechanisms suggest hypotheses for real-world reputation</w:t>
-      </w:r>
-      <w:r>
-        <w:t xml:space="preserve"> </w:t>
-      </w:r>
-      <w:r>
-        <w:t xml:space="preserve">systems, but we emphasize the limit of the analogy: our testbed</w:t>
-      </w:r>
-      <w:r>
-        <w:t xml:space="preserve"> </w:t>
-      </w:r>
-      <w:r>
-        <w:t xml:space="preserve">is a zero-sum game and the proposed exploitation mechanism</w:t>
-      </w:r>
-      <w:r>
-        <w:t xml:space="preserve"> </w:t>
-      </w:r>
-      <w:r>
-        <w:t xml:space="preserve">(predictable cooperation extracted via fold equity) does not</w:t>
-      </w:r>
-      <w:r>
-        <w:t xml:space="preserve"> </w:t>
-      </w:r>
-      <w:r>
-        <w:t xml:space="preserve">directly map to positive-sum marketplaces, where the buyer’s</w:t>
-      </w:r>
-      <w:r>
-        <w:t xml:space="preserve"> </w:t>
-      </w:r>
-      <w:r>
-        <w:t xml:space="preserve">payoff is from the good rather than from out-thinking the seller.</w:t>
-      </w:r>
-      <w:r>
-        <w:t xml:space="preserve"> </w:t>
-      </w:r>
-      <w:r>
-        <w:t xml:space="preserve">With that caveat, three implications follow as conjectures for</w:t>
-      </w:r>
-      <w:r>
-        <w:t xml:space="preserve"> </w:t>
-      </w:r>
-      <w:r>
-        <w:t xml:space="preserve">cross-domain follow-up.</w:t>
-      </w:r>
-      <w:r>
-        <w:t xml:space="preserve"> </w:t>
-      </w:r>
-      <w:r>
-        <w:rPr>
-          <w:iCs/>
-          <w:i/>
-        </w:rPr>
-        <w:t xml:space="preserve">Behavioral reputation alone may</w:t>
-      </w:r>
-      <w:r>
-        <w:rPr>
-          <w:iCs/>
-          <w:i/>
-        </w:rPr>
-        <w:t xml:space="preserve"> </w:t>
-      </w:r>
-      <w:r>
-        <w:rPr>
-          <w:iCs/>
-          <w:i/>
-        </w:rPr>
-        <w:t xml:space="preserve">be insufficient</w:t>
-      </w:r>
-      <w:r>
-        <w:t xml:space="preserve"> </w:t>
-      </w:r>
-      <w:r>
-        <w:t xml:space="preserve">without external enforcement, because</w:t>
-      </w:r>
-      <w:r>
-        <w:t xml:space="preserve"> </w:t>
-      </w:r>
-      <w:r>
-        <w:t xml:space="preserve">observation-based trust can create perverse incentives that</w:t>
-      </w:r>
-      <w:r>
-        <w:t xml:space="preserve"> </w:t>
-      </w:r>
-      <w:r>
-        <w:t xml:space="preserve">reward exploitative strategies.</w:t>
-      </w:r>
-      <w:r>
-        <w:t xml:space="preserve"> </w:t>
-      </w:r>
-      <w:r>
-        <w:rPr>
-          <w:iCs/>
-          <w:i/>
-        </w:rPr>
-        <w:t xml:space="preserve">Classification systems</w:t>
-      </w:r>
-      <w:r>
-        <w:rPr>
-          <w:iCs/>
-          <w:i/>
-        </w:rPr>
-        <w:t xml:space="preserve"> </w:t>
-      </w:r>
-      <w:r>
-        <w:rPr>
-          <w:iCs/>
-          <w:i/>
-        </w:rPr>
-        <w:t xml:space="preserve">may have blind spots</w:t>
-      </w:r>
-      <w:r>
-        <w:t xml:space="preserve"> </w:t>
-      </w:r>
-      <w:r>
-        <w:t xml:space="preserve">for moderately-behaved actors with</w:t>
-      </w:r>
-      <w:r>
-        <w:t xml:space="preserve"> </w:t>
-      </w:r>
-      <w:r>
-        <w:t xml:space="preserve">overlapping profiles, mirroring our identifiability sub-space.</w:t>
-      </w:r>
-      <w:r>
-        <w:t xml:space="preserve"> </w:t>
-      </w:r>
-      <w:r>
-        <w:t xml:space="preserve">And</w:t>
-      </w:r>
-      <w:r>
-        <w:t xml:space="preserve"> </w:t>
-      </w:r>
-      <w:r>
-        <w:rPr>
-          <w:iCs/>
-          <w:i/>
-        </w:rPr>
-        <w:t xml:space="preserve">transparency itself may be costly</w:t>
-      </w:r>
-      <w:r>
-        <w:t xml:space="preserve"> </w:t>
-      </w:r>
-      <w:r>
-        <w:t xml:space="preserve">when it makes</w:t>
-      </w:r>
-      <w:r>
-        <w:t xml:space="preserve"> </w:t>
-      </w:r>
-      <w:r>
-        <w:t xml:space="preserve">cooperative strategies too easy to model and exploit. Each of</w:t>
-      </w:r>
-      <w:r>
-        <w:t xml:space="preserve"> </w:t>
-      </w:r>
-      <w:r>
-        <w:t xml:space="preserve">these would require direct validation in a positive-sum domain</w:t>
-      </w:r>
-      <w:r>
-        <w:t xml:space="preserve"> </w:t>
-      </w:r>
-      <w:r>
-        <w:t xml:space="preserve">to claim more than analogical inference.</w:t>
-      </w:r>
-    </w:p>
-    <w:p>
-      <w:pPr>
-        <w:pStyle w:val="BodyText"/>
-      </w:pPr>
-      <w:r>
-        <w:t xml:space="preserve">Stepping back from the individual phases, the four-tier ladder</w:t>
-      </w:r>
-      <w:r>
-        <w:t xml:space="preserve"> </w:t>
-      </w:r>
-      <w:r>
-        <w:t xml:space="preserve">tells a single story about</w:t>
-      </w:r>
-      <w:r>
-        <w:t xml:space="preserve"> </w:t>
-      </w:r>
-      <w:r>
-        <w:rPr>
-          <w:iCs/>
-          <w:i/>
-        </w:rPr>
-        <w:t xml:space="preserve">where</w:t>
-      </w:r>
-      <w:r>
-        <w:t xml:space="preserve"> </w:t>
-      </w:r>
-      <w:r>
-        <w:t xml:space="preserve">the remedy for the trap</w:t>
-      </w:r>
-      <w:r>
-        <w:t xml:space="preserve"> </w:t>
-      </w:r>
-      <w:r>
-        <w:t xml:space="preserve">lives. Freezing the rules (Phase 1) makes the trap maximal; tuning</w:t>
-      </w:r>
-      <w:r>
-        <w:t xml:space="preserve"> </w:t>
-      </w:r>
-      <w:r>
-        <w:t xml:space="preserve">the rules numerically (Phases 2 and 2</w:t>
+        <w:t xml:space="preserve">Taken together, the results of Phases 2 and 2</w:t>
       </w:r>
       <m:oMath>
         <m:sSup>
@@ -21083,43 +20509,503 @@
         </m:sSup>
       </m:oMath>
       <w:r>
-        <w:t xml:space="preserve">) barely moves it;</w:t>
-      </w:r>
-      <w:r>
-        <w:t xml:space="preserve"> </w:t>
-      </w:r>
-      <w:r>
-        <w:t xml:space="preserve">replacing the rules with a fluent but non-reasoning language model</w:t>
-      </w:r>
-      <w:r>
-        <w:t xml:space="preserve"> </w:t>
-      </w:r>
-      <w:r>
-        <w:t xml:space="preserve">(Phase 3) softens it mostly through added output noise; and only when</w:t>
-      </w:r>
-      <w:r>
-        <w:t xml:space="preserve"> </w:t>
-      </w:r>
-      <w:r>
-        <w:t xml:space="preserve">the agent is given the machinery to reason about the reputation</w:t>
-      </w:r>
-      <w:r>
-        <w:t xml:space="preserve"> </w:t>
-      </w:r>
-      <w:r>
-        <w:t xml:space="preserve">system (Phase 3.1) does the correlation approach zero. The remedy, if</w:t>
-      </w:r>
-      <w:r>
-        <w:t xml:space="preserve"> </w:t>
-      </w:r>
-      <w:r>
-        <w:t xml:space="preserve">our reading is correct, is not a better policy or a richer feature set</w:t>
-      </w:r>
-      <w:r>
-        <w:t xml:space="preserve"> </w:t>
-      </w:r>
-      <w:r>
-        <w:t xml:space="preserve">but a higher</w:t>
+        <w:t xml:space="preserve"> </w:t>
+      </w:r>
+      <w:r>
+        <w:t xml:space="preserve">clearly indicate</w:t>
+      </w:r>
+      <w:r>
+        <w:t xml:space="preserve"> </w:t>
+      </w:r>
+      <w:r>
+        <w:t xml:space="preserve">that trap behaviour is a property of the observation-and-exploitation</w:t>
+      </w:r>
+      <w:r>
+        <w:t xml:space="preserve"> </w:t>
+      </w:r>
+      <w:r>
+        <w:t xml:space="preserve">loop, not of some particular choice of parameters. A local,</w:t>
+      </w:r>
+      <w:r>
+        <w:t xml:space="preserve"> </w:t>
+      </w:r>
+      <w:r>
+        <w:t xml:space="preserve">reward-greedy optimizer can only nudge an agent toward neighbouring</w:t>
+      </w:r>
+      <w:r>
+        <w:t xml:space="preserve"> </w:t>
+      </w:r>
+      <w:r>
+        <w:t xml:space="preserve">policies, which the fixed and shared trust model promptly re-classifies</w:t>
+      </w:r>
+      <w:r>
+        <w:t xml:space="preserve"> </w:t>
+      </w:r>
+      <w:r>
+        <w:t xml:space="preserve">and re-exploits; there is no escape route in policy space that greedy</w:t>
+      </w:r>
+      <w:r>
+        <w:t xml:space="preserve"> </w:t>
+      </w:r>
+      <w:r>
+        <w:t xml:space="preserve">steps can follow, because the very gradient the agent climbs is</w:t>
+      </w:r>
+      <w:r>
+        <w:t xml:space="preserve"> </w:t>
+      </w:r>
+      <w:r>
+        <w:t xml:space="preserve">simultaneously defined by the opposing agents. That is why increasing</w:t>
+      </w:r>
+      <w:r>
+        <w:t xml:space="preserve"> </w:t>
+      </w:r>
+      <w:r>
+        <w:t xml:space="preserve">the step size disperses the population rather than converging it—each</w:t>
+      </w:r>
+      <w:r>
+        <w:t xml:space="preserve"> </w:t>
+      </w:r>
+      <w:r>
+        <w:t xml:space="preserve">agent chases targets that the others’ simultaneous adaptation keeps</w:t>
+      </w:r>
+      <w:r>
+        <w:t xml:space="preserve"> </w:t>
+      </w:r>
+      <w:r>
+        <w:t xml:space="preserve">moving. Numerical optimization can refine a policy, but it cannot</w:t>
+      </w:r>
+      <w:r>
+        <w:t xml:space="preserve"> </w:t>
+      </w:r>
+      <w:r>
+        <w:t xml:space="preserve">reason its way past being modelled, and being modelled is precisely the</w:t>
+      </w:r>
+      <w:r>
+        <w:t xml:space="preserve"> </w:t>
+      </w:r>
+      <w:r>
+        <w:t xml:space="preserve">issue here.</w:t>
+      </w:r>
+    </w:p>
+    <w:bookmarkEnd w:id="85"/>
+    <w:bookmarkStart w:id="86" w:name="Xb960717fc3de66c66b8f59820377ad2ce658cf8"/>
+    <w:p>
+      <w:pPr>
+        <w:pStyle w:val="Heading2"/>
+      </w:pPr>
+      <w:r>
+        <w:rPr>
+          <w:rStyle w:val="SectionNumber"/>
+        </w:rPr>
+        <w:t xml:space="preserve">5.3</w:t>
+      </w:r>
+      <w:r>
+        <w:tab/>
+      </w:r>
+      <w:r>
+        <w:t xml:space="preserve">What reasoning adds, and what we can and cannot claim</w:t>
+      </w:r>
+      <w:r>
+        <w:t xml:space="preserve"> </w:t>
+      </w:r>
+      <w:r>
+        <w:t xml:space="preserve">outside poker</w:t>
+      </w:r>
+    </w:p>
+    <w:p>
+      <w:pPr>
+        <w:pStyle w:val="FirstParagraph"/>
+      </w:pPr>
+      <w:r>
+        <w:t xml:space="preserve">The Phase 3.1 result is consistent with an interpretation in</w:t>
+      </w:r>
+      <w:r>
+        <w:t xml:space="preserve"> </w:t>
+      </w:r>
+      <w:r>
+        <w:t xml:space="preserve">which agent reasoning about the reputation system itself</w:t>
+      </w:r>
+      <w:r>
+        <w:t xml:space="preserve"> </w:t>
+      </w:r>
+      <w:r>
+        <w:t xml:space="preserve">attenuates the trust–profit correlation. The chain-of-thought</w:t>
+      </w:r>
+      <w:r>
+        <w:t xml:space="preserve"> </w:t>
+      </w:r>
+      <w:r>
+        <w:t xml:space="preserve">prompt allows a one-step lookahead; the per-opponent memory</w:t>
+      </w:r>
+      <w:r>
+        <w:t xml:space="preserve"> </w:t>
+      </w:r>
+      <w:r>
+        <w:t xml:space="preserve">gives that reasoning concrete data to condition on; the</w:t>
+      </w:r>
+      <w:r>
+        <w:t xml:space="preserve"> </w:t>
+      </w:r>
+      <w:r>
+        <w:t xml:space="preserve">adaptive strategy notes let the agent update its prior on what</w:t>
+      </w:r>
+      <w:r>
+        <w:t xml:space="preserve"> </w:t>
+      </w:r>
+      <w:r>
+        <w:t xml:space="preserve">is working against which opponent. We claim that all three</w:t>
+      </w:r>
+      <w:r>
+        <w:t xml:space="preserve"> </w:t>
+      </w:r>
+      <w:r>
+        <w:t xml:space="preserve">scaffolds are required, but this claim rests on an ablation</w:t>
+      </w:r>
+      <w:r>
+        <w:t xml:space="preserve"> </w:t>
+      </w:r>
+      <w:r>
+        <w:t xml:space="preserve">reported in the supplementary validation suite rather than a</w:t>
+      </w:r>
+      <w:r>
+        <w:t xml:space="preserve"> </w:t>
+      </w:r>
+      <w:r>
+        <w:t xml:space="preserve">dedicated main-text figure—the ablation deserves promotion in</w:t>
+      </w:r>
+      <w:r>
+        <w:t xml:space="preserve"> </w:t>
+      </w:r>
+      <w:r>
+        <w:t xml:space="preserve">a future revision. The</w:t>
+      </w:r>
+      <w:r>
+        <w:t xml:space="preserve"> </w:t>
+      </w:r>
+      <w:r>
+        <w:rPr>
+          <w:bCs/>
+          <w:b/>
+        </w:rPr>
+        <w:t xml:space="preserve">Wall</w:t>
+      </w:r>
+      <w:r>
+        <w:t xml:space="preserve"> </w:t>
+      </w:r>
+      <w:r>
+        <w:t xml:space="preserve">hand reproduced in Box 2</w:t>
+      </w:r>
+      <w:r>
+        <w:t xml:space="preserve"> </w:t>
+      </w:r>
+      <w:r>
+        <w:t xml:space="preserve">illustrates the mechanism concretely in a single instance:</w:t>
+      </w:r>
+      <w:r>
+        <w:t xml:space="preserve"> </w:t>
+      </w:r>
+      <w:r>
+        <w:rPr>
+          <w:bCs/>
+          <w:b/>
+        </w:rPr>
+        <w:t xml:space="preserve">Wall</w:t>
+      </w:r>
+      <w:r>
+        <w:t xml:space="preserve"> </w:t>
+      </w:r>
+      <w:r>
+        <w:t xml:space="preserve">reads</w:t>
+      </w:r>
+      <w:r>
+        <w:t xml:space="preserve"> </w:t>
+      </w:r>
+      <w:r>
+        <w:rPr>
+          <w:bCs/>
+          <w:b/>
+        </w:rPr>
+        <w:t xml:space="preserve">Firestorm</w:t>
+      </w:r>
+      <w:r>
+        <w:t xml:space="preserve">’s river check as a tell,</w:t>
+      </w:r>
+      <w:r>
+        <w:t xml:space="preserve"> </w:t>
+      </w:r>
+      <w:r>
+        <w:t xml:space="preserve">recognizes that K-Q high beats</w:t>
+      </w:r>
+      <w:r>
+        <w:t xml:space="preserve"> </w:t>
+      </w:r>
+      <w:r>
+        <w:rPr>
+          <w:bCs/>
+          <w:b/>
+        </w:rPr>
+        <w:t xml:space="preserve">Firestorm</w:t>
+      </w:r>
+      <w:r>
+        <w:t xml:space="preserve">’s bluffing</w:t>
+      </w:r>
+      <w:r>
+        <w:t xml:space="preserve"> </w:t>
+      </w:r>
+      <w:r>
+        <w:t xml:space="preserve">range, and bets for value—a sequence that is impossible for</w:t>
+      </w:r>
+      <w:r>
+        <w:t xml:space="preserve"> </w:t>
+      </w:r>
+      <w:r>
+        <w:t xml:space="preserve">the Phase 1</w:t>
+      </w:r>
+      <w:r>
+        <w:t xml:space="preserve"> </w:t>
+      </w:r>
+      <w:r>
+        <w:rPr>
+          <w:bCs/>
+          <w:b/>
+        </w:rPr>
+        <w:t xml:space="preserve">Wall</w:t>
+      </w:r>
+      <w:r>
+        <w:t xml:space="preserve"> </w:t>
+      </w:r>
+      <w:r>
+        <w:t xml:space="preserve">and unreliable for the Phase 3</w:t>
+      </w:r>
+      <w:r>
+        <w:t xml:space="preserve"> </w:t>
+      </w:r>
+      <w:r>
+        <w:rPr>
+          <w:bCs/>
+          <w:b/>
+        </w:rPr>
+        <w:t xml:space="preserve">Wall</w:t>
+      </w:r>
+      <w:r>
+        <w:t xml:space="preserve">. A distributional analysis across all Phase 3.1</w:t>
+      </w:r>
+      <w:r>
+        <w:t xml:space="preserve"> </w:t>
+      </w:r>
+      <w:r>
+        <w:t xml:space="preserve">hands, rather than a single illustrative case, is the natural</w:t>
+      </w:r>
+      <w:r>
+        <w:t xml:space="preserve"> </w:t>
+      </w:r>
+      <w:r>
+        <w:t xml:space="preserve">follow-up.</w:t>
+      </w:r>
+    </w:p>
+    <w:p>
+      <w:pPr>
+        <w:pStyle w:val="BodyText"/>
+      </w:pPr>
+      <w:r>
+        <w:t xml:space="preserve">What changes in Phase 3.1 is not the amount of information an agent</w:t>
+      </w:r>
+      <w:r>
+        <w:t xml:space="preserve"> </w:t>
+      </w:r>
+      <w:r>
+        <w:t xml:space="preserve">has available but how that information is used. Both a hill-climber and</w:t>
+      </w:r>
+      <w:r>
+        <w:t xml:space="preserve"> </w:t>
+      </w:r>
+      <w:r>
+        <w:t xml:space="preserve">a personality-only language model operate at the first order: they</w:t>
+      </w:r>
+      <w:r>
+        <w:t xml:space="preserve"> </w:t>
+      </w:r>
+      <w:r>
+        <w:t xml:space="preserve">either optimize or role-play their own policy. An agent equipped with</w:t>
+      </w:r>
+      <w:r>
+        <w:t xml:space="preserve"> </w:t>
+      </w:r>
+      <w:r>
+        <w:t xml:space="preserve">reasoning scaffolding operates at the second order—it represents how</w:t>
+      </w:r>
+      <w:r>
+        <w:t xml:space="preserve"> </w:t>
+      </w:r>
+      <w:r>
+        <w:t xml:space="preserve">it is being perceived and acts to destroy the predictability that its</w:t>
+      </w:r>
+      <w:r>
+        <w:t xml:space="preserve"> </w:t>
+      </w:r>
+      <w:r>
+        <w:t xml:space="preserve">reputation generates.</w:t>
+      </w:r>
+    </w:p>
+    <w:p>
+      <w:pPr>
+        <w:pStyle w:val="BodyText"/>
+      </w:pPr>
+      <w:r>
+        <w:t xml:space="preserve">The</w:t>
+      </w:r>
+      <w:r>
+        <w:t xml:space="preserve"> </w:t>
+      </w:r>
+      <w:r>
+        <w:rPr>
+          <w:bCs/>
+          <w:b/>
+        </w:rPr>
+        <w:t xml:space="preserve">Wall</w:t>
+      </w:r>
+      <w:r>
+        <w:t xml:space="preserve"> </w:t>
+      </w:r>
+      <w:r>
+        <w:t xml:space="preserve">hand in Box 2 is a miniature example of exactly this</w:t>
+      </w:r>
+      <w:r>
+        <w:t xml:space="preserve"> </w:t>
+      </w:r>
+      <w:r>
+        <w:t xml:space="preserve">shift: the agent does not merely execute</w:t>
+      </w:r>
+      <w:r>
+        <w:t xml:space="preserve"> </w:t>
+      </w:r>
+      <w:r>
+        <w:t xml:space="preserve">“</w:t>
+      </w:r>
+      <w:r>
+        <w:t xml:space="preserve">calling station,</w:t>
+      </w:r>
+      <w:r>
+        <w:t xml:space="preserve">”</w:t>
+      </w:r>
+      <w:r>
+        <w:t xml:space="preserve"> </w:t>
+      </w:r>
+      <w:r>
+        <w:t xml:space="preserve">it infers</w:t>
+      </w:r>
+      <w:r>
+        <w:t xml:space="preserve"> </w:t>
+      </w:r>
+      <w:r>
+        <w:t xml:space="preserve">from</w:t>
+      </w:r>
+      <w:r>
+        <w:t xml:space="preserve"> </w:t>
+      </w:r>
+      <w:r>
+        <w:rPr>
+          <w:bCs/>
+          <w:b/>
+        </w:rPr>
+        <w:t xml:space="preserve">Firestorm</w:t>
+      </w:r>
+      <w:r>
+        <w:t xml:space="preserve">’s out-of-character river check that the board now</w:t>
+      </w:r>
+      <w:r>
+        <w:t xml:space="preserve"> </w:t>
+      </w:r>
+      <w:r>
+        <w:t xml:space="preserve">favours it, and departs from its script to take value.</w:t>
+      </w:r>
+    </w:p>
+    <w:p>
+      <w:pPr>
+        <w:pStyle w:val="BodyText"/>
+      </w:pPr>
+      <w:r>
+        <w:t xml:space="preserve">The capability that reduces the severity of the trap is therefore</w:t>
+      </w:r>
+      <w:r>
+        <w:t xml:space="preserve"> </w:t>
+      </w:r>
+      <w:r>
+        <w:t xml:space="preserve">meta-cognitive rather than informational—a meaningfully different</w:t>
+      </w:r>
+      <w:r>
+        <w:t xml:space="preserve"> </w:t>
+      </w:r>
+      <w:r>
+        <w:t xml:space="preserve">prescription from</w:t>
+      </w:r>
+      <w:r>
+        <w:t xml:space="preserve"> </w:t>
+      </w:r>
+      <w:r>
+        <w:t xml:space="preserve">“</w:t>
+      </w:r>
+      <w:r>
+        <w:t xml:space="preserve">give the cooperator more features about its</w:t>
+      </w:r>
+      <w:r>
+        <w:t xml:space="preserve"> </w:t>
+      </w:r>
+      <w:r>
+        <w:t xml:space="preserve">counterparties.</w:t>
+      </w:r>
+      <w:r>
+        <w:t xml:space="preserve">”</w:t>
+      </w:r>
+    </w:p>
+    <w:p>
+      <w:pPr>
+        <w:pStyle w:val="BodyText"/>
+      </w:pPr>
+      <w:r>
+        <w:t xml:space="preserve">These mechanisms suggest hypotheses for real-world reputation</w:t>
+      </w:r>
+      <w:r>
+        <w:t xml:space="preserve"> </w:t>
+      </w:r>
+      <w:r>
+        <w:t xml:space="preserve">systems, but we emphasize the limit of the analogy: our testbed</w:t>
+      </w:r>
+      <w:r>
+        <w:t xml:space="preserve"> </w:t>
+      </w:r>
+      <w:r>
+        <w:t xml:space="preserve">is a zero-sum game and the proposed exploitation mechanism</w:t>
+      </w:r>
+      <w:r>
+        <w:t xml:space="preserve"> </w:t>
+      </w:r>
+      <w:r>
+        <w:t xml:space="preserve">(predictable cooperation extracted via fold equity) does not</w:t>
+      </w:r>
+      <w:r>
+        <w:t xml:space="preserve"> </w:t>
+      </w:r>
+      <w:r>
+        <w:t xml:space="preserve">directly map to positive-sum marketplaces, where the buyer’s</w:t>
+      </w:r>
+      <w:r>
+        <w:t xml:space="preserve"> </w:t>
+      </w:r>
+      <w:r>
+        <w:t xml:space="preserve">payoff is from the good rather than from out-thinking the seller.</w:t>
+      </w:r>
+      <w:r>
+        <w:t xml:space="preserve"> </w:t>
+      </w:r>
+      <w:r>
+        <w:t xml:space="preserve">With that caveat, three implications follow as conjectures for</w:t>
+      </w:r>
+      <w:r>
+        <w:t xml:space="preserve"> </w:t>
+      </w:r>
+      <w:r>
+        <w:t xml:space="preserve">cross-domain follow-up.</w:t>
       </w:r>
       <w:r>
         <w:t xml:space="preserve"> </w:t>
@@ -21129,37 +21015,253 @@
           <w:iCs/>
           <w:i/>
         </w:rPr>
+        <w:t xml:space="preserve">Behavioral reputation alone may</w:t>
+      </w:r>
+      <w:r>
+        <w:rPr>
+          <w:iCs/>
+          <w:i/>
+        </w:rPr>
+        <w:t xml:space="preserve"> </w:t>
+      </w:r>
+      <w:r>
+        <w:rPr>
+          <w:iCs/>
+          <w:i/>
+        </w:rPr>
+        <w:t xml:space="preserve">be insufficient</w:t>
+      </w:r>
+      <w:r>
+        <w:t xml:space="preserve"> </w:t>
+      </w:r>
+      <w:r>
+        <w:t xml:space="preserve">without external enforcement, because</w:t>
+      </w:r>
+      <w:r>
+        <w:t xml:space="preserve"> </w:t>
+      </w:r>
+      <w:r>
+        <w:t xml:space="preserve">observation-based trust can create perverse incentives that</w:t>
+      </w:r>
+      <w:r>
+        <w:t xml:space="preserve"> </w:t>
+      </w:r>
+      <w:r>
+        <w:t xml:space="preserve">reward exploitative strategies.</w:t>
+      </w:r>
+      <w:r>
+        <w:t xml:space="preserve"> </w:t>
+      </w:r>
+      <w:r>
+        <w:rPr>
+          <w:iCs/>
+          <w:i/>
+        </w:rPr>
+        <w:t xml:space="preserve">Classification systems</w:t>
+      </w:r>
+      <w:r>
+        <w:rPr>
+          <w:iCs/>
+          <w:i/>
+        </w:rPr>
+        <w:t xml:space="preserve"> </w:t>
+      </w:r>
+      <w:r>
+        <w:rPr>
+          <w:iCs/>
+          <w:i/>
+        </w:rPr>
+        <w:t xml:space="preserve">may have blind spots</w:t>
+      </w:r>
+      <w:r>
+        <w:t xml:space="preserve"> </w:t>
+      </w:r>
+      <w:r>
+        <w:t xml:space="preserve">for moderately-behaved actors with</w:t>
+      </w:r>
+      <w:r>
+        <w:t xml:space="preserve"> </w:t>
+      </w:r>
+      <w:r>
+        <w:t xml:space="preserve">overlapping profiles, mirroring our identifiability sub-space.</w:t>
+      </w:r>
+      <w:r>
+        <w:t xml:space="preserve"> </w:t>
+      </w:r>
+      <w:r>
+        <w:t xml:space="preserve">And</w:t>
+      </w:r>
+      <w:r>
+        <w:t xml:space="preserve"> </w:t>
+      </w:r>
+      <w:r>
+        <w:rPr>
+          <w:iCs/>
+          <w:i/>
+        </w:rPr>
+        <w:t xml:space="preserve">transparency itself may be costly</w:t>
+      </w:r>
+      <w:r>
+        <w:t xml:space="preserve"> </w:t>
+      </w:r>
+      <w:r>
+        <w:t xml:space="preserve">when it makes</w:t>
+      </w:r>
+      <w:r>
+        <w:t xml:space="preserve"> </w:t>
+      </w:r>
+      <w:r>
+        <w:t xml:space="preserve">cooperative strategies too easy to model and exploit. Each of</w:t>
+      </w:r>
+      <w:r>
+        <w:t xml:space="preserve"> </w:t>
+      </w:r>
+      <w:r>
+        <w:t xml:space="preserve">these would require direct validation in a positive-sum domain</w:t>
+      </w:r>
+      <w:r>
+        <w:t xml:space="preserve"> </w:t>
+      </w:r>
+      <w:r>
+        <w:t xml:space="preserve">to claim more than analogical inference.</w:t>
+      </w:r>
+    </w:p>
+    <w:p>
+      <w:pPr>
+        <w:pStyle w:val="BodyText"/>
+      </w:pPr>
+      <w:r>
+        <w:t xml:space="preserve">Considering all four phases of experimentation, the four-tier ladder</w:t>
+      </w:r>
+      <w:r>
+        <w:t xml:space="preserve"> </w:t>
+      </w:r>
+      <w:r>
+        <w:t xml:space="preserve">presents a single picture of where the remedy for the trap lives. The</w:t>
+      </w:r>
+      <w:r>
+        <w:t xml:space="preserve"> </w:t>
+      </w:r>
+      <w:r>
+        <w:t xml:space="preserve">trap is maximal when the rules are frozen (Phase 1); tuning the rules</w:t>
+      </w:r>
+      <w:r>
+        <w:t xml:space="preserve"> </w:t>
+      </w:r>
+      <w:r>
+        <w:t xml:space="preserve">numerically (Phases 2 and 2</w:t>
+      </w:r>
+      <m:oMath>
+        <m:sSup>
+          <m:e>
+            <m:r>
+              <m:t>​</m:t>
+            </m:r>
+          </m:e>
+          <m:sup>
+            <m:r>
+              <m:rPr>
+                <m:sty m:val="p"/>
+              </m:rPr>
+              <m:t>*</m:t>
+            </m:r>
+          </m:sup>
+        </m:sSup>
+      </m:oMath>
+      <w:r>
+        <w:t xml:space="preserve">) reduces it only minimally; replacing</w:t>
+      </w:r>
+      <w:r>
+        <w:t xml:space="preserve"> </w:t>
+      </w:r>
+      <w:r>
+        <w:t xml:space="preserve">the rules with a fluent but non-reasoning language model (Phase 3)</w:t>
+      </w:r>
+      <w:r>
+        <w:t xml:space="preserve"> </w:t>
+      </w:r>
+      <w:r>
+        <w:t xml:space="preserve">reduces it substantially, primarily through increased output noise; and</w:t>
+      </w:r>
+      <w:r>
+        <w:t xml:space="preserve"> </w:t>
+      </w:r>
+      <w:r>
+        <w:t xml:space="preserve">only when the agent is given the machinery to reason about the</w:t>
+      </w:r>
+      <w:r>
+        <w:t xml:space="preserve"> </w:t>
+      </w:r>
+      <w:r>
+        <w:t xml:space="preserve">reputation system (Phase 3.1) does the correlation approach zero.</w:t>
+      </w:r>
+    </w:p>
+    <w:p>
+      <w:pPr>
+        <w:pStyle w:val="BodyText"/>
+      </w:pPr>
+      <w:r>
+        <w:t xml:space="preserve">The remedy, if our reading is correct, is therefore not a better</w:t>
+      </w:r>
+      <w:r>
+        <w:t xml:space="preserve"> </w:t>
+      </w:r>
+      <w:r>
+        <w:t xml:space="preserve">policy or a richer feature set but a higher</w:t>
+      </w:r>
+      <w:r>
+        <w:t xml:space="preserve"> </w:t>
+      </w:r>
+      <w:r>
+        <w:rPr>
+          <w:iCs/>
+          <w:i/>
+        </w:rPr>
         <w:t xml:space="preserve">order</w:t>
       </w:r>
       <w:r>
         <w:t xml:space="preserve"> </w:t>
       </w:r>
       <w:r>
-        <w:t xml:space="preserve">of reasoning—a conclusion that would have</w:t>
-      </w:r>
-      <w:r>
-        <w:t xml:space="preserve"> </w:t>
-      </w:r>
-      <w:r>
-        <w:t xml:space="preserve">been invisible without holding the game and the trust model fixed</w:t>
-      </w:r>
-      <w:r>
-        <w:t xml:space="preserve"> </w:t>
-      </w:r>
-      <w:r>
-        <w:t xml:space="preserve">while varying only the agent’s mind. We regard this monotone ladder as</w:t>
-      </w:r>
-      <w:r>
-        <w:t xml:space="preserve"> </w:t>
-      </w:r>
-      <w:r>
-        <w:t xml:space="preserve">the paper’s central qualitative result, and the precise magnitude of</w:t>
-      </w:r>
-      <w:r>
-        <w:t xml:space="preserve"> </w:t>
-      </w:r>
-      <w:r>
-        <w:t xml:space="preserve">each rung as the part most in need of replication.</w:t>
+        <w:t xml:space="preserve">of</w:t>
+      </w:r>
+      <w:r>
+        <w:t xml:space="preserve"> </w:t>
+      </w:r>
+      <w:r>
+        <w:t xml:space="preserve">reasoning—a conclusion that would have remained invisible without</w:t>
+      </w:r>
+      <w:r>
+        <w:t xml:space="preserve"> </w:t>
+      </w:r>
+      <w:r>
+        <w:t xml:space="preserve">holding the game and the trust model fixed while varying only the</w:t>
+      </w:r>
+      <w:r>
+        <w:t xml:space="preserve"> </w:t>
+      </w:r>
+      <w:r>
+        <w:t xml:space="preserve">agent’s mind.</w:t>
+      </w:r>
+    </w:p>
+    <w:p>
+      <w:pPr>
+        <w:pStyle w:val="BodyText"/>
+      </w:pPr>
+      <w:r>
+        <w:t xml:space="preserve">We regard this monotone ladder as the paper’s central qualitative</w:t>
+      </w:r>
+      <w:r>
+        <w:t xml:space="preserve"> </w:t>
+      </w:r>
+      <w:r>
+        <w:t xml:space="preserve">result, and the precise magnitude of each rung as the part most in need</w:t>
+      </w:r>
+      <w:r>
+        <w:t xml:space="preserve"> </w:t>
+      </w:r>
+      <w:r>
+        <w:t xml:space="preserve">of replication.</w:t>
       </w:r>
     </w:p>
     <w:bookmarkEnd w:id="86"/>
@@ -22512,36 +22614,13 @@
       </w:r>
     </w:p>
     <w:bookmarkEnd w:id="89"/>
-    <w:bookmarkStart w:id="110" w:name="sources-and-acknowledgments"/>
+    <w:bookmarkStart w:id="109" w:name="sources"/>
     <w:p>
       <w:pPr>
         <w:pStyle w:val="Heading1"/>
       </w:pPr>
       <w:r>
-        <w:t xml:space="preserve">Sources and Acknowledgments</w:t>
-      </w:r>
-    </w:p>
-    <w:bookmarkStart w:id="94" w:name="acknowledgments"/>
-    <w:p>
-      <w:pPr>
-        <w:pStyle w:val="Heading2"/>
-      </w:pPr>
-      <w:r>
-        <w:t xml:space="preserve">Acknowledgments</w:t>
-      </w:r>
-    </w:p>
-    <w:p>
-      <w:pPr>
-        <w:pStyle w:val="FirstParagraph"/>
-      </w:pPr>
-      <w:r>
-        <w:t xml:space="preserve">We thank Anthropic for the API access that made Phases 3 and 3.1</w:t>
-      </w:r>
-      <w:r>
-        <w:t xml:space="preserve"> </w:t>
-      </w:r>
-      <w:r>
-        <w:t xml:space="preserve">feasible.</w:t>
+        <w:t xml:space="preserve">Sources</w:t>
       </w:r>
     </w:p>
     <w:bookmarkStart w:id="90" w:name="author-contributions."/>
@@ -22636,8 +22715,7 @@
       </w:r>
     </w:p>
     <w:bookmarkEnd w:id="93"/>
-    <w:bookmarkEnd w:id="94"/>
-    <w:bookmarkStart w:id="95" w:name="references"/>
+    <w:bookmarkStart w:id="94" w:name="references"/>
     <w:p>
       <w:pPr>
         <w:pStyle w:val="Heading2"/>
@@ -22646,8 +22724,8 @@
         <w:t xml:space="preserve">References</w:t>
       </w:r>
     </w:p>
-    <w:bookmarkEnd w:id="95"/>
-    <w:bookmarkStart w:id="109" w:name="supplementary-materials"/>
+    <w:bookmarkEnd w:id="94"/>
+    <w:bookmarkStart w:id="108" w:name="supplementary-materials"/>
     <w:p>
       <w:pPr>
         <w:pStyle w:val="Heading2"/>
@@ -22801,8 +22879,8 @@
         <w:t xml:space="preserve">CI table.</w:t>
       </w:r>
     </w:p>
-    <w:bookmarkStart w:id="108" w:name="refs"/>
-    <w:bookmarkStart w:id="96" w:name="ref-resnick2002trust"/>
+    <w:bookmarkStart w:id="107" w:name="refs"/>
+    <w:bookmarkStart w:id="95" w:name="ref-resnick2002trust"/>
     <w:p>
       <w:pPr>
         <w:pStyle w:val="Bibliography"/>
@@ -22857,8 +22935,8 @@
         <w:t xml:space="preserve">, vol. 11, pp. 127–157, 2002.</w:t>
       </w:r>
     </w:p>
-    <w:bookmarkEnd w:id="96"/>
-    <w:bookmarkStart w:id="97" w:name="ref-bolton2004effective"/>
+    <w:bookmarkEnd w:id="95"/>
+    <w:bookmarkStart w:id="96" w:name="ref-bolton2004effective"/>
     <w:p>
       <w:pPr>
         <w:pStyle w:val="Bibliography"/>
@@ -22904,8 +22982,8 @@
         <w:t xml:space="preserve">, vol. 50, no. 11, pp. 1587–1602, 2004.</w:t>
       </w:r>
     </w:p>
-    <w:bookmarkEnd w:id="97"/>
-    <w:bookmarkStart w:id="98" w:name="ref-glosten1985bid"/>
+    <w:bookmarkEnd w:id="96"/>
+    <w:bookmarkStart w:id="97" w:name="ref-glosten1985bid"/>
     <w:p>
       <w:pPr>
         <w:pStyle w:val="Bibliography"/>
@@ -22942,8 +23020,8 @@
         <w:t xml:space="preserve">, vol. 14, no. 1, pp. 71–100, 1985.</w:t>
       </w:r>
     </w:p>
-    <w:bookmarkEnd w:id="98"/>
-    <w:bookmarkStart w:id="99" w:name="ref-axelrod1984evolution"/>
+    <w:bookmarkEnd w:id="97"/>
+    <w:bookmarkStart w:id="98" w:name="ref-axelrod1984evolution"/>
     <w:p>
       <w:pPr>
         <w:pStyle w:val="Bibliography"/>
@@ -22974,8 +23052,8 @@
         <w:t xml:space="preserve">. Basic Books, 1984.</w:t>
       </w:r>
     </w:p>
-    <w:bookmarkEnd w:id="99"/>
-    <w:bookmarkStart w:id="100" w:name="ref-nowak2006five"/>
+    <w:bookmarkEnd w:id="98"/>
+    <w:bookmarkStart w:id="99" w:name="ref-nowak2006five"/>
     <w:p>
       <w:pPr>
         <w:pStyle w:val="Bibliography"/>
@@ -23012,8 +23090,8 @@
         <w:t xml:space="preserve">, vol. 314, no. 5805, pp. 1560–1563, 2006.</w:t>
       </w:r>
     </w:p>
-    <w:bookmarkEnd w:id="100"/>
-    <w:bookmarkStart w:id="101" w:name="ref-billings1998opponent"/>
+    <w:bookmarkEnd w:id="99"/>
+    <w:bookmarkStart w:id="100" w:name="ref-billings1998opponent"/>
     <w:p>
       <w:pPr>
         <w:pStyle w:val="Bibliography"/>
@@ -23056,8 +23134,8 @@
         <w:t xml:space="preserve">, 1998, pp. 493–499.</w:t>
       </w:r>
     </w:p>
-    <w:bookmarkEnd w:id="101"/>
-    <w:bookmarkStart w:id="102" w:name="ref-southey2005bayes"/>
+    <w:bookmarkEnd w:id="100"/>
+    <w:bookmarkStart w:id="101" w:name="ref-southey2005bayes"/>
     <w:p>
       <w:pPr>
         <w:pStyle w:val="Bibliography"/>
@@ -23119,8 +23197,8 @@
         <w:t xml:space="preserve">, 2005, pp. 550–558.</w:t>
       </w:r>
     </w:p>
-    <w:bookmarkEnd w:id="102"/>
-    <w:bookmarkStart w:id="103" w:name="ref-ganzfried2015safe"/>
+    <w:bookmarkEnd w:id="101"/>
+    <w:bookmarkStart w:id="102" w:name="ref-ganzfried2015safe"/>
     <w:p>
       <w:pPr>
         <w:pStyle w:val="Bibliography"/>
@@ -23157,8 +23235,8 @@
         <w:t xml:space="preserve">, vol. 3, no. 2, pp. 8:1–8:28, 2015.</w:t>
       </w:r>
     </w:p>
-    <w:bookmarkEnd w:id="103"/>
-    <w:bookmarkStart w:id="104" w:name="ref-brown2018superhuman"/>
+    <w:bookmarkEnd w:id="102"/>
+    <w:bookmarkStart w:id="103" w:name="ref-brown2018superhuman"/>
     <w:p>
       <w:pPr>
         <w:pStyle w:val="Bibliography"/>
@@ -23216,8 +23294,8 @@
         <w:t xml:space="preserve">, vol. 359, no. 6374, pp. 418–424, 2018.</w:t>
       </w:r>
     </w:p>
-    <w:bookmarkEnd w:id="104"/>
-    <w:bookmarkStart w:id="105" w:name="ref-brown2019superhuman"/>
+    <w:bookmarkEnd w:id="103"/>
+    <w:bookmarkStart w:id="104" w:name="ref-brown2019superhuman"/>
     <w:p>
       <w:pPr>
         <w:pStyle w:val="Bibliography"/>
@@ -23266,8 +23344,8 @@
         <w:t xml:space="preserve">, vol. 365, no. 6456, pp. 885–890, 2019.</w:t>
       </w:r>
     </w:p>
-    <w:bookmarkEnd w:id="105"/>
-    <w:bookmarkStart w:id="106" w:name="ref-liu2024agentbench"/>
+    <w:bookmarkEnd w:id="104"/>
+    <w:bookmarkStart w:id="105" w:name="ref-liu2024agentbench"/>
     <w:p>
       <w:pPr>
         <w:pStyle w:val="Bibliography"/>
@@ -23344,8 +23422,8 @@
         <w:t xml:space="preserve">, 2024.</w:t>
       </w:r>
     </w:p>
-    <w:bookmarkEnd w:id="106"/>
-    <w:bookmarkStart w:id="107" w:name="ref-park2023generative"/>
+    <w:bookmarkEnd w:id="105"/>
+    <w:bookmarkStart w:id="106" w:name="ref-park2023generative"/>
     <w:p>
       <w:pPr>
         <w:pStyle w:val="Bibliography"/>
@@ -23416,10 +23494,10 @@
         <w:t xml:space="preserve">, 2023.</w:t>
       </w:r>
     </w:p>
+    <w:bookmarkEnd w:id="106"/>
     <w:bookmarkEnd w:id="107"/>
     <w:bookmarkEnd w:id="108"/>
     <w:bookmarkEnd w:id="109"/>
-    <w:bookmarkEnd w:id="110"/>
     <w:sectPr>
       <w:headerReference w:type="default" r:id="rId9"/>
       <w:footerReference w:type="default" r:id="rId10"/>
